--- a/自然语言处理期末大作业.docx
+++ b/自然语言处理期末大作业.docx
@@ -413,10 +413,22 @@
           <w:p>
             <w:pPr>
               <w:rPr>
-                <w:rFonts w:eastAsia="楷体"/>
+                <w:rFonts w:hint="default" w:eastAsia="楷体"/>
                 <w:szCs w:val="21"/>
-              </w:rPr>
-            </w:pPr>
+                <w:lang w:val="en-US" w:eastAsia="zh-CN"/>
+              </w:rPr>
+            </w:pPr>
+            <w:r>
+              <w:rPr>
+                <w:rFonts w:hint="eastAsia" w:eastAsia="宋体" w:ascii="Times New Roman" w:hAnsi="Times New Roman"/>
+                <w:b w:val="0"/>
+                <w:color w:val="000000"/>
+                <w:sz w:val="18"/>
+                <w:szCs w:val="21"/>
+                <w:lang w:val="en-US" w:eastAsia="zh-CN"/>
+              </w:rPr>
+              <w:t>2025150266</w:t>
+            </w:r>
           </w:p>
         </w:tc>
         <w:tc>
@@ -453,10 +465,19 @@
           <w:p>
             <w:pPr>
               <w:rPr>
-                <w:rFonts w:eastAsia="楷体"/>
+                <w:rFonts w:hint="eastAsia" w:eastAsia="楷体"/>
                 <w:szCs w:val="21"/>
-              </w:rPr>
-            </w:pPr>
+                <w:lang w:val="en-US" w:eastAsia="zh-CN"/>
+              </w:rPr>
+            </w:pPr>
+            <w:r>
+              <w:rPr>
+                <w:rFonts w:hint="eastAsia" w:eastAsia="楷体"/>
+                <w:szCs w:val="21"/>
+                <w:lang w:val="en-US" w:eastAsia="zh-CN"/>
+              </w:rPr>
+              <w:t>黄宇科</w:t>
+            </w:r>
           </w:p>
         </w:tc>
         <w:tc>
@@ -494,11 +515,17 @@
           </w:tcPr>
           <w:p>
             <w:pPr>
-              <w:rPr>
-                <w:rFonts w:eastAsia="楷体"/>
-                <w:szCs w:val="21"/>
-              </w:rPr>
-            </w:pPr>
+              <w:spacing w:after="40"/>
+            </w:pPr>
+            <w:r>
+              <w:rPr>
+                <w:rFonts w:ascii="Times New Roman" w:hAnsi="Times New Roman" w:eastAsia="宋体"/>
+                <w:b w:val="0"/>
+                <w:color w:val="000000"/>
+                <w:sz w:val="21"/>
+              </w:rPr>
+              <w:t>计算机科学与技术 2025级05班</w:t>
+            </w:r>
           </w:p>
         </w:tc>
       </w:tr>
@@ -559,7 +586,7 @@
           </w:tcPr>
           <w:p>
             <w:pPr>
-              <w:pStyle w:val="9"/>
+              <w:pStyle w:val="10"/>
               <w:spacing w:line="360" w:lineRule="auto"/>
               <w:rPr>
                 <w:rFonts w:hint="default" w:ascii="Times New Roman" w:hAnsi="Times New Roman" w:eastAsia="楷体" w:cs="Times New Roman"/>
@@ -1580,13 +1607,9 @@
     </w:tbl>
     <w:p>
       <w:pPr>
-        <w:pStyle w:val="9"/>
+        <w:pStyle w:val="Heading1"/>
         <w:keepNext/>
-        <w:numPr>
-          <w:ilvl w:val="0"/>
-          <w:numId w:val="1"/>
-        </w:numPr>
-        <w:spacing w:after="120"/>
+        <w:spacing w:after="100" w:line="312" w:lineRule="auto" w:before="200"/>
         <w:ind w:firstLine="0"/>
         <w:rPr>
           <w:rFonts w:hint="default" w:ascii="Times New Roman" w:hAnsi="Times New Roman" w:eastAsia="楷体" w:cs="Times New Roman"/>
@@ -1600,27 +1623,25 @@
       </w:pPr>
       <w:r>
         <w:rPr>
-          <w:rFonts w:hint="default" w:ascii="Times New Roman" w:hAnsi="Times New Roman" w:eastAsia="楷体" w:cs="Times New Roman"/>
+          <w:rFonts w:ascii="黑体" w:hAnsi="黑体" w:eastAsia="黑体"/>
           <w:b/>
-          <w:bCs/>
-          <w:color w:val="0000FF"/>
-          <w:sz w:val="24"/>
-          <w:szCs w:val="24"/>
-        </w:rPr>
-        <w:t>背景介绍包括</w:t>
+          <w:color w:val="000000"/>
+          <w:sz w:val="28"/>
+        </w:rPr>
+        <w:t>一 背景介绍与研究问题</w:t>
       </w:r>
     </w:p>
     <w:p>
       <w:pPr>
-        <w:pStyle w:val="9"/>
+        <w:pStyle w:val="Heading2"/>
         <w:keepNext/>
         <w:widowControl/>
-        <w:spacing w:before="100" w:after="60" w:line="360" w:lineRule="auto"/>
+        <w:spacing w:before="120" w:after="100" w:line="312" w:lineRule="auto"/>
         <w:ind w:firstLine="0"/>
       </w:pPr>
       <w:r>
         <w:rPr>
-          <w:rFonts w:ascii="Times New Roman" w:hAnsi="Times New Roman" w:eastAsia="楷体" w:cs="Times New Roman"/>
+          <w:rFonts w:ascii="黑体" w:hAnsi="黑体" w:eastAsia="黑体" w:cs="Times New Roman"/>
           <w:b/>
           <w:color w:val="000000"/>
           <w:sz w:val="24"/>
@@ -1630,66 +1651,66 @@
     </w:p>
     <w:p>
       <w:pPr>
-        <w:pStyle w:val="9"/>
+        <w:pStyle w:val="10"/>
         <w:widowControl/>
-        <w:spacing w:before="0" w:after="60" w:line="360" w:lineRule="auto"/>
+        <w:spacing w:before="0" w:after="100" w:line="312" w:lineRule="auto"/>
         <w:ind w:firstLine="480"/>
       </w:pPr>
       <w:r>
         <w:rPr>
-          <w:rFonts w:ascii="Times New Roman" w:hAnsi="Times New Roman" w:eastAsia="楷体" w:cs="Times New Roman"/>
+          <w:rFonts w:ascii="Times New Roman" w:hAnsi="Times New Roman" w:eastAsia="宋体" w:cs="Times New Roman"/>
           <w:b w:val="0"/>
           <w:color w:val="000000"/>
-          <w:sz w:val="24"/>
+          <w:sz w:val="21"/>
         </w:rPr>
         <w:t>本研究以政治访谈中的问题与回答为对象，研究回答是否清楚回应了目标问题，以及同一套文本对建模流程能否用于新的问答场景。实验以 QEvasion 的回答清晰度三分类为主任务，以 QNLI 的答案包含判断为迁移任务，并增加粗粒度与细粒度标签的层级分析。评价重点是各类回答能否被均衡识别，以及语义表示、标签定义和数据来源如何影响结果。</w:t>
       </w:r>
     </w:p>
     <w:p>
       <w:pPr>
-        <w:pStyle w:val="9"/>
+        <w:pStyle w:val="10"/>
         <w:widowControl/>
-        <w:spacing w:before="0" w:after="60" w:line="360" w:lineRule="auto"/>
+        <w:spacing w:before="0" w:after="100" w:line="312" w:lineRule="auto"/>
         <w:ind w:firstLine="480"/>
       </w:pPr>
       <w:r>
         <w:rPr>
-          <w:rFonts w:ascii="Times New Roman" w:hAnsi="Times New Roman" w:eastAsia="楷体" w:cs="Times New Roman"/>
+          <w:rFonts w:ascii="Times New Roman" w:hAnsi="Times New Roman" w:eastAsia="宋体" w:cs="Times New Roman"/>
           <w:b w:val="0"/>
           <w:color w:val="000000"/>
-          <w:sz w:val="24"/>
+          <w:sz w:val="21"/>
         </w:rPr>
         <w:t>在访谈中，回答可以与问题谈论同一主题，却不提供提问者要求的信息。例如，问题询问某项行动何时实施，回答却只强调行动的重要性。此时，主题相关和措辞流畅都不足以支持“已经回答”的判断。回答清晰度需要将问题的信息需求与回答内容相对照；回避策略则描述这种缺口如何形成，例如转移话题、只回应部分内容或以概括性表述代替具体说明。[1]</w:t>
       </w:r>
     </w:p>
     <w:p>
       <w:pPr>
-        <w:pStyle w:val="9"/>
+        <w:pStyle w:val="10"/>
         <w:widowControl/>
-        <w:spacing w:before="0" w:after="60" w:line="360" w:lineRule="auto"/>
+        <w:spacing w:before="0" w:after="100" w:line="312" w:lineRule="auto"/>
         <w:ind w:firstLine="480"/>
       </w:pPr>
       <w:r>
         <w:rPr>
-          <w:rFonts w:ascii="Times New Roman" w:hAnsi="Times New Roman" w:eastAsia="楷体" w:cs="Times New Roman"/>
+          <w:rFonts w:ascii="Times New Roman" w:hAnsi="Times New Roman" w:eastAsia="宋体" w:cs="Times New Roman"/>
           <w:b w:val="0"/>
           <w:color w:val="000000"/>
-          <w:sz w:val="24"/>
+          <w:sz w:val="21"/>
         </w:rPr>
         <w:t>这类判断也有助于分析客服和安全对话。客服可能解释规则，却没有回应具体诉求；安全助手可能明确拒绝某个请求。因此，明确不回答具有可识别的表达方式，但其行为是否合适仍依赖应用规则。本研究仅评价给定文本与标签的一致性，不根据回答清晰度推断说话人的真实意图，也不把拒绝回答直接等同于有害行为。</w:t>
       </w:r>
     </w:p>
     <w:p>
       <w:pPr>
-        <w:pStyle w:val="9"/>
+        <w:pStyle w:val="Heading2"/>
         <w:keepNext/>
         <w:widowControl/>
-        <w:spacing w:before="100" w:after="60" w:line="360" w:lineRule="auto"/>
+        <w:spacing w:before="120" w:after="100" w:line="312" w:lineRule="auto"/>
         <w:ind w:firstLine="0"/>
       </w:pPr>
       <w:r>
         <w:rPr>
-          <w:rFonts w:ascii="Times New Roman" w:hAnsi="Times New Roman" w:eastAsia="楷体" w:cs="Times New Roman"/>
+          <w:rFonts w:ascii="黑体" w:hAnsi="黑体" w:eastAsia="黑体" w:cs="Times New Roman"/>
           <w:b/>
           <w:color w:val="000000"/>
           <w:sz w:val="24"/>
@@ -1699,33 +1720,33 @@
     </w:p>
     <w:p>
       <w:pPr>
-        <w:pStyle w:val="9"/>
+        <w:pStyle w:val="10"/>
         <w:widowControl/>
-        <w:spacing w:before="0" w:after="60" w:line="360" w:lineRule="auto"/>
+        <w:spacing w:before="0" w:after="100" w:line="312" w:lineRule="auto"/>
         <w:ind w:firstLine="480"/>
       </w:pPr>
       <w:r>
         <w:rPr>
-          <w:rFonts w:ascii="Times New Roman" w:hAnsi="Times New Roman" w:eastAsia="楷体" w:cs="Times New Roman"/>
+          <w:rFonts w:ascii="Times New Roman" w:hAnsi="Times New Roman" w:eastAsia="宋体" w:cs="Times New Roman"/>
           <w:b w:val="0"/>
           <w:color w:val="000000"/>
-          <w:sz w:val="24"/>
+          <w:sz w:val="21"/>
         </w:rPr>
         <w:t>QEvasion 提供 question、interview_answer、clarity_label 和 evasion_label 等字段。[2] 本地快照包含 3,448 条训练样本和 308 条测试样本。三类原始清晰度标签为 Clear Reply、Ambivalent、Clear Non-Reply；本文展示时将 Ambivalent 写为 Ambivalent Reply，整数编码依次为 0、1、2。原始名称与展示名称的差异只发生在适配阶段，不改变监督目标。</w:t>
       </w:r>
     </w:p>
     <w:p>
       <w:pPr>
-        <w:pStyle w:val="9"/>
+        <w:pStyle w:val="Caption"/>
         <w:keepNext/>
         <w:widowControl/>
-        <w:spacing w:before="0" w:after="60" w:line="360" w:lineRule="auto"/>
+        <w:spacing w:before="0" w:after="80" w:line="312" w:lineRule="auto"/>
         <w:ind w:firstLine="0"/>
         <w:jc w:val="center"/>
       </w:pPr>
       <w:r>
         <w:rPr>
-          <w:rFonts w:ascii="Times New Roman" w:hAnsi="Times New Roman" w:eastAsia="楷体" w:cs="Times New Roman"/>
+          <w:rFonts w:ascii="Times New Roman" w:hAnsi="Times New Roman" w:eastAsia="宋体"/>
           <w:b w:val="0"/>
           <w:color w:val="000000"/>
           <w:sz w:val="21"/>
@@ -1793,10 +1814,10 @@
             </w:pPr>
             <w:r>
               <w:rPr>
-                <w:rFonts w:ascii="Times New Roman" w:hAnsi="Times New Roman" w:eastAsia="楷体" w:cs="Times New Roman"/>
+                <w:rFonts w:ascii="Times New Roman" w:hAnsi="Times New Roman" w:eastAsia="宋体" w:cs="Times New Roman"/>
                 <w:b/>
                 <w:color w:val="000000"/>
-                <w:sz w:val="21"/>
+                <w:sz w:val="19"/>
               </w:rPr>
               <w:t>项目</w:t>
             </w:r>
@@ -1814,10 +1835,10 @@
             </w:pPr>
             <w:r>
               <w:rPr>
-                <w:rFonts w:ascii="Times New Roman" w:hAnsi="Times New Roman" w:eastAsia="楷体" w:cs="Times New Roman"/>
+                <w:rFonts w:ascii="Times New Roman" w:hAnsi="Times New Roman" w:eastAsia="宋体" w:cs="Times New Roman"/>
                 <w:b/>
                 <w:color w:val="000000"/>
-                <w:sz w:val="21"/>
+                <w:sz w:val="19"/>
               </w:rPr>
               <w:t>QEvasion</w:t>
             </w:r>
@@ -1835,10 +1856,10 @@
             </w:pPr>
             <w:r>
               <w:rPr>
-                <w:rFonts w:ascii="Times New Roman" w:hAnsi="Times New Roman" w:eastAsia="楷体" w:cs="Times New Roman"/>
+                <w:rFonts w:ascii="Times New Roman" w:hAnsi="Times New Roman" w:eastAsia="宋体" w:cs="Times New Roman"/>
                 <w:b/>
                 <w:color w:val="000000"/>
-                <w:sz w:val="21"/>
+                <w:sz w:val="19"/>
               </w:rPr>
               <w:t>QNLI</w:t>
             </w:r>
@@ -1878,10 +1899,10 @@
             </w:pPr>
             <w:r>
               <w:rPr>
-                <w:rFonts w:ascii="Times New Roman" w:hAnsi="Times New Roman" w:eastAsia="楷体" w:cs="Times New Roman"/>
-                <w:b w:val="0"/>
-                <w:color w:val="000000"/>
-                <w:sz w:val="21"/>
+                <w:rFonts w:ascii="Times New Roman" w:hAnsi="Times New Roman" w:eastAsia="宋体" w:cs="Times New Roman"/>
+                <w:b w:val="0"/>
+                <w:color w:val="000000"/>
+                <w:sz w:val="19"/>
               </w:rPr>
               <w:t>第一段文本</w:t>
             </w:r>
@@ -1899,10 +1920,10 @@
             </w:pPr>
             <w:r>
               <w:rPr>
-                <w:rFonts w:ascii="Times New Roman" w:hAnsi="Times New Roman" w:eastAsia="楷体" w:cs="Times New Roman"/>
-                <w:b w:val="0"/>
-                <w:color w:val="000000"/>
-                <w:sz w:val="21"/>
+                <w:rFonts w:ascii="Times New Roman" w:hAnsi="Times New Roman" w:eastAsia="宋体" w:cs="Times New Roman"/>
+                <w:b w:val="0"/>
+                <w:color w:val="000000"/>
+                <w:sz w:val="19"/>
               </w:rPr>
               <w:t>目标子问题 question</w:t>
             </w:r>
@@ -1920,10 +1941,10 @@
             </w:pPr>
             <w:r>
               <w:rPr>
-                <w:rFonts w:ascii="Times New Roman" w:hAnsi="Times New Roman" w:eastAsia="楷体" w:cs="Times New Roman"/>
-                <w:b w:val="0"/>
-                <w:color w:val="000000"/>
-                <w:sz w:val="21"/>
+                <w:rFonts w:ascii="Times New Roman" w:hAnsi="Times New Roman" w:eastAsia="宋体" w:cs="Times New Roman"/>
+                <w:b w:val="0"/>
+                <w:color w:val="000000"/>
+                <w:sz w:val="19"/>
               </w:rPr>
               <w:t>问题 question</w:t>
             </w:r>
@@ -1963,10 +1984,10 @@
             </w:pPr>
             <w:r>
               <w:rPr>
-                <w:rFonts w:ascii="Times New Roman" w:hAnsi="Times New Roman" w:eastAsia="楷体" w:cs="Times New Roman"/>
-                <w:b w:val="0"/>
-                <w:color w:val="000000"/>
-                <w:sz w:val="21"/>
+                <w:rFonts w:ascii="Times New Roman" w:hAnsi="Times New Roman" w:eastAsia="宋体" w:cs="Times New Roman"/>
+                <w:b w:val="0"/>
+                <w:color w:val="000000"/>
+                <w:sz w:val="19"/>
               </w:rPr>
               <w:t>第二段文本</w:t>
             </w:r>
@@ -1984,10 +2005,10 @@
             </w:pPr>
             <w:r>
               <w:rPr>
-                <w:rFonts w:ascii="Times New Roman" w:hAnsi="Times New Roman" w:eastAsia="楷体" w:cs="Times New Roman"/>
-                <w:b w:val="0"/>
-                <w:color w:val="000000"/>
-                <w:sz w:val="21"/>
+                <w:rFonts w:ascii="Times New Roman" w:hAnsi="Times New Roman" w:eastAsia="宋体" w:cs="Times New Roman"/>
+                <w:b w:val="0"/>
+                <w:color w:val="000000"/>
+                <w:sz w:val="19"/>
               </w:rPr>
               <w:t>完整回答 interview_answer</w:t>
             </w:r>
@@ -2005,10 +2026,10 @@
             </w:pPr>
             <w:r>
               <w:rPr>
-                <w:rFonts w:ascii="Times New Roman" w:hAnsi="Times New Roman" w:eastAsia="楷体" w:cs="Times New Roman"/>
-                <w:b w:val="0"/>
-                <w:color w:val="000000"/>
-                <w:sz w:val="21"/>
+                <w:rFonts w:ascii="Times New Roman" w:hAnsi="Times New Roman" w:eastAsia="宋体" w:cs="Times New Roman"/>
+                <w:b w:val="0"/>
+                <w:color w:val="000000"/>
+                <w:sz w:val="19"/>
               </w:rPr>
               <w:t>候选句子 sentence</w:t>
             </w:r>
@@ -2048,10 +2069,10 @@
             </w:pPr>
             <w:r>
               <w:rPr>
-                <w:rFonts w:ascii="Times New Roman" w:hAnsi="Times New Roman" w:eastAsia="楷体" w:cs="Times New Roman"/>
-                <w:b w:val="0"/>
-                <w:color w:val="000000"/>
-                <w:sz w:val="21"/>
+                <w:rFonts w:ascii="Times New Roman" w:hAnsi="Times New Roman" w:eastAsia="宋体" w:cs="Times New Roman"/>
+                <w:b w:val="0"/>
+                <w:color w:val="000000"/>
+                <w:sz w:val="19"/>
               </w:rPr>
               <w:t>输出</w:t>
             </w:r>
@@ -2069,10 +2090,10 @@
             </w:pPr>
             <w:r>
               <w:rPr>
-                <w:rFonts w:ascii="Times New Roman" w:hAnsi="Times New Roman" w:eastAsia="楷体" w:cs="Times New Roman"/>
-                <w:b w:val="0"/>
-                <w:color w:val="000000"/>
-                <w:sz w:val="21"/>
+                <w:rFonts w:ascii="Times New Roman" w:hAnsi="Times New Roman" w:eastAsia="宋体" w:cs="Times New Roman"/>
+                <w:b w:val="0"/>
+                <w:color w:val="000000"/>
+                <w:sz w:val="19"/>
               </w:rPr>
               <w:t>明确回答／模糊回答／明确不回答</w:t>
             </w:r>
@@ -2090,10 +2111,10 @@
             </w:pPr>
             <w:r>
               <w:rPr>
-                <w:rFonts w:ascii="Times New Roman" w:hAnsi="Times New Roman" w:eastAsia="楷体" w:cs="Times New Roman"/>
-                <w:b w:val="0"/>
-                <w:color w:val="000000"/>
-                <w:sz w:val="21"/>
+                <w:rFonts w:ascii="Times New Roman" w:hAnsi="Times New Roman" w:eastAsia="宋体" w:cs="Times New Roman"/>
+                <w:b w:val="0"/>
+                <w:color w:val="000000"/>
+                <w:sz w:val="19"/>
               </w:rPr>
               <w:t>包含答案／不包含答案</w:t>
             </w:r>
@@ -2133,10 +2154,10 @@
             </w:pPr>
             <w:r>
               <w:rPr>
-                <w:rFonts w:ascii="Times New Roman" w:hAnsi="Times New Roman" w:eastAsia="楷体" w:cs="Times New Roman"/>
-                <w:b w:val="0"/>
-                <w:color w:val="000000"/>
-                <w:sz w:val="21"/>
+                <w:rFonts w:ascii="Times New Roman" w:hAnsi="Times New Roman" w:eastAsia="宋体" w:cs="Times New Roman"/>
+                <w:b w:val="0"/>
+                <w:color w:val="000000"/>
+                <w:sz w:val="19"/>
               </w:rPr>
               <w:t>主要判断</w:t>
             </w:r>
@@ -2154,10 +2175,10 @@
             </w:pPr>
             <w:r>
               <w:rPr>
-                <w:rFonts w:ascii="Times New Roman" w:hAnsi="Times New Roman" w:eastAsia="楷体" w:cs="Times New Roman"/>
-                <w:b w:val="0"/>
-                <w:color w:val="000000"/>
-                <w:sz w:val="21"/>
+                <w:rFonts w:ascii="Times New Roman" w:hAnsi="Times New Roman" w:eastAsia="宋体" w:cs="Times New Roman"/>
+                <w:b w:val="0"/>
+                <w:color w:val="000000"/>
+                <w:sz w:val="19"/>
               </w:rPr>
               <w:t>问题所需信息的回应清晰度</w:t>
             </w:r>
@@ -2175,10 +2196,10 @@
             </w:pPr>
             <w:r>
               <w:rPr>
-                <w:rFonts w:ascii="Times New Roman" w:hAnsi="Times New Roman" w:eastAsia="楷体" w:cs="Times New Roman"/>
-                <w:b w:val="0"/>
-                <w:color w:val="000000"/>
-                <w:sz w:val="21"/>
+                <w:rFonts w:ascii="Times New Roman" w:hAnsi="Times New Roman" w:eastAsia="宋体" w:cs="Times New Roman"/>
+                <w:b w:val="0"/>
+                <w:color w:val="000000"/>
+                <w:sz w:val="19"/>
               </w:rPr>
               <w:t>候选句是否提供问题答案</w:t>
             </w:r>
@@ -2188,32 +2209,32 @@
     </w:tbl>
     <w:p>
       <w:pPr>
-        <w:pStyle w:val="9"/>
+        <w:pStyle w:val="10"/>
         <w:widowControl/>
-        <w:spacing w:before="0" w:after="60" w:line="360" w:lineRule="auto"/>
+        <w:spacing w:before="0" w:after="80" w:line="312" w:lineRule="auto"/>
         <w:ind w:firstLine="480"/>
       </w:pPr>
       <w:r>
         <w:rPr>
-          <w:rFonts w:ascii="Times New Roman" w:hAnsi="Times New Roman" w:eastAsia="楷体" w:cs="Times New Roman"/>
+          <w:rFonts w:ascii="Times New Roman" w:hAnsi="Times New Roman" w:eastAsia="宋体"/>
           <w:b w:val="0"/>
           <w:color w:val="000000"/>
-          <w:sz w:val="24"/>
-        </w:rPr>
-        <w:t>QNLI 属于 GLUE 基准，采用问题与候选句的文本对形式。[5] 本实验沿用已完成的迁移设置：训练集中每类抽取 6,000 条，共 12,000 条；使用带标签的官方 dev 集 5,463 条作实验评估集。正文中的 QNLI 评估均指这个 dev 集，并非提交到官方隐藏测试集的排行榜成绩。</w:t>
+          <w:sz w:val="21"/>
+        </w:rPr>
+        <w:t>QNLI 属于 GLUE 基准，采用问题与候选句的文本对形式。[5][7] 本实验沿用已完成的迁移设置：训练集中每类抽取 6,000 条，共 12,000 条；使用带标签的官方 dev 集 5,463 条作实验评估集。正文中的 QNLI 评估均指这个 dev 集，并非提交到官方隐藏测试集的排行榜成绩。</w:t>
       </w:r>
     </w:p>
     <w:p>
       <w:pPr>
-        <w:pStyle w:val="9"/>
+        <w:pStyle w:val="Heading2"/>
         <w:keepNext/>
         <w:widowControl/>
-        <w:spacing w:before="100" w:after="60" w:line="360" w:lineRule="auto"/>
+        <w:spacing w:before="120" w:after="100" w:line="312" w:lineRule="auto"/>
         <w:ind w:firstLine="0"/>
       </w:pPr>
       <w:r>
         <w:rPr>
-          <w:rFonts w:ascii="Times New Roman" w:hAnsi="Times New Roman" w:eastAsia="楷体" w:cs="Times New Roman"/>
+          <w:rFonts w:ascii="黑体" w:hAnsi="黑体" w:eastAsia="黑体" w:cs="Times New Roman"/>
           <w:b/>
           <w:color w:val="000000"/>
           <w:sz w:val="24"/>
@@ -2223,66 +2244,66 @@
     </w:p>
     <w:p>
       <w:pPr>
-        <w:pStyle w:val="9"/>
+        <w:pStyle w:val="10"/>
         <w:widowControl/>
-        <w:spacing w:before="0" w:after="60" w:line="360" w:lineRule="auto"/>
+        <w:spacing w:before="0" w:after="100" w:line="312" w:lineRule="auto"/>
         <w:ind w:firstLine="480"/>
       </w:pPr>
       <w:r>
         <w:rPr>
-          <w:rFonts w:ascii="Times New Roman" w:hAnsi="Times New Roman" w:eastAsia="楷体" w:cs="Times New Roman"/>
+          <w:rFonts w:ascii="Times New Roman" w:hAnsi="Times New Roman" w:eastAsia="宋体" w:cs="Times New Roman"/>
           <w:b w:val="0"/>
           <w:color w:val="000000"/>
-          <w:sz w:val="24"/>
+          <w:sz w:val="21"/>
         </w:rPr>
         <w:t>研究问题一：在相同 QEvasion 测试集上，多数类策略、TF-IDF 加逻辑回归和预训练句向量加逻辑回归分别达到什么水平？预期语义表示能够减少仅凭表面词汇产生的错误，但不能据此预设所有类别都会提升。验证时同时报告总体指标和每类 Precision、Recall、F1，区分整体进步与类别间的性能交换。</w:t>
       </w:r>
     </w:p>
     <w:p>
       <w:pPr>
-        <w:pStyle w:val="9"/>
+        <w:pStyle w:val="10"/>
         <w:widowControl/>
-        <w:spacing w:before="0" w:after="60" w:line="360" w:lineRule="auto"/>
+        <w:spacing w:before="0" w:after="100" w:line="312" w:lineRule="auto"/>
         <w:ind w:firstLine="480"/>
       </w:pPr>
       <w:r>
         <w:rPr>
-          <w:rFonts w:ascii="Times New Roman" w:hAnsi="Times New Roman" w:eastAsia="楷体" w:cs="Times New Roman"/>
+          <w:rFonts w:ascii="Times New Roman" w:hAnsi="Times New Roman" w:eastAsia="宋体" w:cs="Times New Roman"/>
           <w:b w:val="0"/>
           <w:color w:val="000000"/>
-          <w:sz w:val="24"/>
+          <w:sz w:val="21"/>
         </w:rPr>
         <w:t>研究问题二：从政治访谈迁移到 QNLI 时，哪些组成部分可以复用，哪些必须重新学习？预期数据接口、训练程序与指标计算可复用，而原分类器的输出语义无法无条件照搬。实验固定一个粗标签到二标签的投影规则，测量源任务模型直接复用的表现，再与使用 QNLI 标注重新训练的模型比较，从而区分工程复用与跨任务预测能力。</w:t>
       </w:r>
     </w:p>
     <w:p>
       <w:pPr>
-        <w:pStyle w:val="9"/>
+        <w:pStyle w:val="10"/>
         <w:widowControl/>
-        <w:spacing w:before="0" w:after="60" w:line="360" w:lineRule="auto"/>
+        <w:spacing w:before="0" w:after="80" w:line="312" w:lineRule="auto"/>
         <w:ind w:firstLine="480"/>
       </w:pPr>
       <w:r>
         <w:rPr>
-          <w:rFonts w:ascii="Times New Roman" w:hAnsi="Times New Roman" w:eastAsia="楷体" w:cs="Times New Roman"/>
+          <w:rFonts w:ascii="Times New Roman" w:hAnsi="Times New Roman" w:eastAsia="宋体"/>
           <w:b w:val="0"/>
           <w:color w:val="000000"/>
-          <w:sz w:val="24"/>
-        </w:rPr>
-        <w:t>研究问题三：细粒度回避策略是否与粗标签一致，增加九分类监督后再汇总概率能否改善三分类？预期正确的映射应符合数据标注，但层级结构本身并不保证性能收益。为检验这一点，先统计真实标签的一致率，再在同一冻结语义表示上比较直接三分类与九分类概率汇总。若汇总后多数类占比上升、少数类召回下降，即构成对简单层级方案的反证。</w:t>
+          <w:sz w:val="21"/>
+        </w:rPr>
+        <w:t>研究问题三分为数据审计与模型对照：首先核查训练集九类策略到三类清晰度的映射；再比较固定表示下直接三分类与九分类汇总。映射一致只说明数据标注自洽，不能代替模型检验。层级收益由固定分组留出与官方测试的预测比较回答，不预设细粒度监督必然更优。</w:t>
       </w:r>
     </w:p>
     <w:p>
       <w:pPr>
-        <w:pStyle w:val="9"/>
+        <w:pStyle w:val="Heading2"/>
         <w:keepNext/>
         <w:widowControl/>
-        <w:spacing w:before="100" w:after="60" w:line="360" w:lineRule="auto"/>
+        <w:spacing w:before="120" w:after="100" w:line="312" w:lineRule="auto"/>
         <w:ind w:firstLine="0"/>
       </w:pPr>
       <w:r>
         <w:rPr>
-          <w:rFonts w:ascii="Times New Roman" w:hAnsi="Times New Roman" w:eastAsia="楷体" w:cs="Times New Roman"/>
+          <w:rFonts w:ascii="黑体" w:hAnsi="黑体" w:eastAsia="黑体" w:cs="Times New Roman"/>
           <w:b/>
           <w:color w:val="000000"/>
           <w:sz w:val="24"/>
@@ -2292,49 +2313,49 @@
     </w:p>
     <w:p>
       <w:pPr>
-        <w:pStyle w:val="9"/>
+        <w:pStyle w:val="10"/>
         <w:widowControl/>
-        <w:spacing w:before="0" w:after="60" w:line="360" w:lineRule="auto"/>
+        <w:spacing w:before="0" w:after="100" w:line="312" w:lineRule="auto"/>
         <w:ind w:firstLine="480"/>
       </w:pPr>
       <w:r>
         <w:rPr>
-          <w:rFonts w:ascii="Times New Roman" w:hAnsi="Times New Roman" w:eastAsia="楷体" w:cs="Times New Roman"/>
+          <w:rFonts w:ascii="Times New Roman" w:hAnsi="Times New Roman" w:eastAsia="宋体" w:cs="Times New Roman"/>
           <w:b w:val="0"/>
           <w:color w:val="000000"/>
-          <w:sz w:val="24"/>
+          <w:sz w:val="21"/>
         </w:rPr>
         <w:t>普通情感分类常以文本的正向、负向或中性态度为目标，而本研究的标签取决于回答相对于某个具体问题的信息充分性。带有积极措辞的回答可能回避问题，语气消极的回答也可能直接说明事实；同一句“已经做过了”对“是否执行过”可以构成明确回答，对“执行效果如何”则未必如此。因此，模型必须同时利用两段文本，并关注实体、时间、条件、否定与问题类型的对应关系。</w:t>
       </w:r>
     </w:p>
     <w:p>
       <w:pPr>
-        <w:pStyle w:val="9"/>
+        <w:pStyle w:val="10"/>
         <w:widowControl/>
-        <w:spacing w:before="0" w:after="60" w:line="360" w:lineRule="auto"/>
+        <w:spacing w:before="0" w:after="100" w:line="312" w:lineRule="auto"/>
         <w:ind w:firstLine="480"/>
       </w:pPr>
       <w:r>
         <w:rPr>
-          <w:rFonts w:ascii="Times New Roman" w:hAnsi="Times New Roman" w:eastAsia="楷体" w:cs="Times New Roman"/>
+          <w:rFonts w:ascii="Times New Roman" w:hAnsi="Times New Roman" w:eastAsia="宋体" w:cs="Times New Roman"/>
           <w:b w:val="0"/>
           <w:color w:val="000000"/>
-          <w:sz w:val="24"/>
+          <w:sz w:val="21"/>
         </w:rPr>
         <w:t>类别不均衡使 Accuracy 容易产生误导。训练集中 Ambivalent Reply 占 59.16%，测试集中占 66.88%；Clear Non-Reply 在测试集中仅有 23 条。若所有样本都预测为多数类，准确率仍为 0.6688，但另两类召回率为零。Macro-F1 对每类 F1 等权平均，可以使少数类错误进入主指标；同时保留准确率、类别级指标和混淆矩阵，避免只凭一个平均数解释模型行为。</w:t>
       </w:r>
     </w:p>
     <w:p>
       <w:pPr>
-        <w:pStyle w:val="9"/>
+        <w:pStyle w:val="Heading2"/>
         <w:keepNext/>
         <w:widowControl/>
-        <w:spacing w:before="100" w:after="60" w:line="360" w:lineRule="auto"/>
+        <w:spacing w:before="120" w:after="100" w:line="312" w:lineRule="auto"/>
         <w:ind w:firstLine="0"/>
       </w:pPr>
       <w:r>
         <w:rPr>
-          <w:rFonts w:ascii="Times New Roman" w:hAnsi="Times New Roman" w:eastAsia="楷体" w:cs="Times New Roman"/>
+          <w:rFonts w:ascii="黑体" w:hAnsi="黑体" w:eastAsia="黑体" w:cs="Times New Roman"/>
           <w:b/>
           <w:color w:val="000000"/>
           <w:sz w:val="24"/>
@@ -2344,47 +2365,43 @@
     </w:p>
     <w:p>
       <w:pPr>
-        <w:pStyle w:val="9"/>
+        <w:pStyle w:val="10"/>
         <w:widowControl/>
-        <w:spacing w:before="0" w:after="60" w:line="360" w:lineRule="auto"/>
+        <w:spacing w:before="0" w:after="80" w:line="312" w:lineRule="auto"/>
         <w:ind w:firstLine="480"/>
       </w:pPr>
       <w:r>
         <w:rPr>
-          <w:rFonts w:ascii="Times New Roman" w:hAnsi="Times New Roman" w:eastAsia="楷体" w:cs="Times New Roman"/>
+          <w:rFonts w:ascii="Times New Roman" w:hAnsi="Times New Roman" w:eastAsia="宋体"/>
           <w:b w:val="0"/>
           <w:color w:val="000000"/>
-          <w:sz w:val="24"/>
-        </w:rPr>
-        <w:t>同一场采访可以拆成多个子问题，并共享一段完整回答。随机按样本划分时，同源的措辞、人物或主题可能同时出现在拟合集和验证集中，模型选择结果因而偏乐观。本地训练集来自 175 个 title 分组，含 62 行重复问题文本；训练集与官方测试集有 1 个完全相同的问题文本，完整问答对重叠为 0，但完整回答文本仍有 2 个交集。没有重复问答对并不等于没有来源关联。</w:t>
+          <w:sz w:val="21"/>
+        </w:rPr>
+        <w:t>来源审计以原始 url 为单位：训练集有 287 个唯一网址、175 种标题文本，测试集有 56 个网址；39 个网址跨划分重合，涉及 118/308 条测试记录（38.31%）。因此 175 不能解释为独立采访数。完整问答对重合为 0，并不代表来源独立；官方成绩可用于该发布划分的模型比较，但不等同于完全未见来源的泛化成绩。 训练与测试精确问题、完整回答的交集分别为 1 和 2，训练集含 62 行重复问题。</w:t>
       </w:r>
     </w:p>
     <w:p>
       <w:pPr>
-        <w:pStyle w:val="9"/>
+        <w:pStyle w:val="10"/>
         <w:widowControl/>
-        <w:spacing w:before="0" w:after="60" w:line="360" w:lineRule="auto"/>
+        <w:spacing w:before="0" w:after="80" w:line="312" w:lineRule="auto"/>
         <w:ind w:firstLine="480"/>
       </w:pPr>
       <w:r>
         <w:rPr>
-          <w:rFonts w:ascii="Times New Roman" w:hAnsi="Times New Roman" w:eastAsia="楷体" w:cs="Times New Roman"/>
+          <w:rFonts w:ascii="Times New Roman" w:hAnsi="Times New Roman" w:eastAsia="宋体"/>
           <w:b w:val="0"/>
           <w:color w:val="000000"/>
-          <w:sz w:val="24"/>
-        </w:rPr>
-        <w:t>官方测试集的 title 和 president 字段为空，不能据此确认采访来源完全独立，也不能可靠计算逐总统测试表现。新增扩展使用训练集中的 title 做分组留出，拟合部分与留出部分的采访标题交集为零。该设计减少同标题泄漏，但仍不能排除跨采访的相似主题和复述。结果限定为当前数据版本、当前切分与固定随机种子下的观察，不将一次评估解释为对所有人物或对话场景的普遍结论。</w:t>
+          <w:sz w:val="21"/>
+        </w:rPr>
+        <w:t>测试集 president、title 和 evasion_label 全部缺失，但 url 完整。因此能够审计来源重合，却不能完整计算逐总统或细策略测试表现。本文保留官方划分，并另在训练集内部按 title 与 URL 分组检查敏感性。来源隔离只阻断相同网址或标题，不排除相似主题、人物和措辞；所有结论限定于当前快照、固定配置及单次训练种子。</w:t>
       </w:r>
     </w:p>
     <w:p>
       <w:pPr>
-        <w:pStyle w:val="9"/>
+        <w:pStyle w:val="Heading1"/>
         <w:keepNext/>
-        <w:numPr>
-          <w:ilvl w:val="0"/>
-          <w:numId w:val="1"/>
-        </w:numPr>
-        <w:spacing w:after="120"/>
+        <w:spacing w:after="100" w:line="312" w:lineRule="auto" w:before="200"/>
         <w:ind w:firstLine="0"/>
         <w:rPr>
           <w:rFonts w:hint="default" w:ascii="Times New Roman" w:hAnsi="Times New Roman" w:eastAsia="楷体" w:cs="Times New Roman"/>
@@ -2397,6 +2414,1107 @@
       </w:pPr>
       <w:r>
         <w:rPr>
+          <w:rFonts w:ascii="黑体" w:hAnsi="黑体" w:eastAsia="黑体"/>
+          <w:b/>
+          <w:color w:val="000000"/>
+          <w:sz w:val="28"/>
+        </w:rPr>
+        <w:t>二 相关工作的优缺点总结</w:t>
+      </w:r>
+    </w:p>
+    <w:p>
+      <w:pPr>
+        <w:pStyle w:val="Heading2"/>
+        <w:keepNext/>
+        <w:widowControl/>
+        <w:spacing w:before="120" w:after="100" w:line="312" w:lineRule="auto"/>
+        <w:ind w:firstLine="0"/>
+      </w:pPr>
+      <w:r>
+        <w:rPr>
+          <w:rFonts w:ascii="黑体" w:hAnsi="黑体" w:eastAsia="黑体" w:cs="Times New Roman"/>
+          <w:b/>
+          <w:color w:val="000000"/>
+          <w:sz w:val="24"/>
+        </w:rPr>
+        <w:t>2.1 回答清晰度与层级标注研究</w:t>
+      </w:r>
+    </w:p>
+    <w:p>
+      <w:pPr>
+        <w:pStyle w:val="10"/>
+        <w:widowControl/>
+        <w:spacing w:before="0" w:after="100" w:line="312" w:lineRule="auto"/>
+        <w:ind w:firstLine="480"/>
+      </w:pPr>
+      <w:r>
+        <w:rPr>
+          <w:rFonts w:ascii="Times New Roman" w:hAnsi="Times New Roman" w:eastAsia="宋体" w:cs="Times New Roman"/>
+          <w:b w:val="0"/>
+          <w:color w:val="000000"/>
+          <w:sz w:val="21"/>
+        </w:rPr>
+        <w:t>Thomas 等提出回答清晰度任务及其层级分类体系，将问题与回答之间的信息关系作为评价对象，并研究基于细粒度策略进行两阶段预测的方法。[1] 这项工作的价值是给出了可操作的标签定义，使“是否回应问题”成为可复现的监督学习问题。对本实验而言，它也提供了区别粗标签与细标签的依据：Implicit 属于 Ambivalent，而不是 Explicit 所属的 Clear Reply。</w:t>
+      </w:r>
+    </w:p>
+    <w:p>
+      <w:pPr>
+        <w:pStyle w:val="10"/>
+        <w:widowControl/>
+        <w:spacing w:before="0" w:after="100" w:line="312" w:lineRule="auto"/>
+        <w:ind w:firstLine="480"/>
+      </w:pPr>
+      <w:r>
+        <w:rPr>
+          <w:rFonts w:ascii="Times New Roman" w:hAnsi="Times New Roman" w:eastAsia="宋体" w:cs="Times New Roman"/>
+          <w:b w:val="0"/>
+          <w:color w:val="000000"/>
+          <w:sz w:val="21"/>
+        </w:rPr>
+        <w:t>这类数据的限制主要来自语境和标注边界。是否属于概括性回答、间接暗示或部分回答，需要理解目标问题究竟询问什么；多个子问题还可能共用同一回答。本文据此将标签映射审计列为扩展的第一步，并区分“标注层级一致”与“模型利用层级后受益”。前者属于数据检查，后者必须由留出与测试预测来证明。</w:t>
+      </w:r>
+    </w:p>
+    <w:p>
+      <w:pPr>
+        <w:pStyle w:val="Heading2"/>
+        <w:keepNext/>
+        <w:widowControl/>
+        <w:spacing w:before="120" w:after="100" w:line="312" w:lineRule="auto"/>
+        <w:ind w:firstLine="0"/>
+      </w:pPr>
+      <w:r>
+        <w:rPr>
+          <w:rFonts w:ascii="黑体" w:hAnsi="黑体" w:eastAsia="黑体" w:cs="Times New Roman"/>
+          <w:b/>
+          <w:color w:val="000000"/>
+          <w:sz w:val="24"/>
+        </w:rPr>
+        <w:t>2.2 传统特征与预训练句向量</w:t>
+      </w:r>
+    </w:p>
+    <w:p>
+      <w:pPr>
+        <w:pStyle w:val="10"/>
+        <w:widowControl/>
+        <w:spacing w:before="0" w:after="100" w:line="312" w:lineRule="auto"/>
+        <w:ind w:firstLine="480"/>
+      </w:pPr>
+      <w:r>
+        <w:rPr>
+          <w:rFonts w:ascii="Times New Roman" w:hAnsi="Times New Roman" w:eastAsia="宋体" w:cs="Times New Roman"/>
+          <w:b w:val="0"/>
+          <w:color w:val="000000"/>
+          <w:sz w:val="21"/>
+        </w:rPr>
+        <w:t>TF-IDF 加逻辑回归训练成本低，可利用拒答词、否定短语和问题词等表面线索。unigram 与 bigram 的比较还能检验局部词序是否有帮助。其不足是难以表达问题与回答之间的细致对应：两个文本包含同样的主题词，仍可能分别描述计划、背景和实际结论。本实验保留这一方法，作为判断语义表示收益的传统基线。</w:t>
+      </w:r>
+    </w:p>
+    <w:p>
+      <w:pPr>
+        <w:pStyle w:val="10"/>
+        <w:widowControl/>
+        <w:spacing w:before="0" w:after="100" w:line="312" w:lineRule="auto"/>
+        <w:ind w:firstLine="480"/>
+      </w:pPr>
+      <w:r>
+        <w:rPr>
+          <w:rFonts w:ascii="Times New Roman" w:hAnsi="Times New Roman" w:eastAsia="宋体" w:cs="Times New Roman"/>
+          <w:b w:val="0"/>
+          <w:color w:val="000000"/>
+          <w:sz w:val="21"/>
+        </w:rPr>
+        <w:t>Sentence-BERT 使用适合句向量学习的网络结构，使文本能够先独立编码，再用于语义比较和下游任务。[3] 本实验实际运行的是 all-MiniLM-L6-v2 冻结编码器加逻辑回归，不是复现论文全部模型。编码后可缓存特征，便于在相同表示上比较分类目标；但分别编码的两个向量没有在编码阶段进行逐词交互，长回答压缩也可能掩盖决定性线索。</w:t>
+      </w:r>
+    </w:p>
+    <w:p>
+      <w:pPr>
+        <w:pStyle w:val="Heading2"/>
+        <w:keepNext/>
+        <w:widowControl/>
+        <w:spacing w:before="120" w:after="100" w:line="312" w:lineRule="auto"/>
+        <w:ind w:firstLine="0"/>
+      </w:pPr>
+      <w:r>
+        <w:rPr>
+          <w:rFonts w:ascii="黑体" w:hAnsi="黑体" w:eastAsia="黑体" w:cs="Times New Roman"/>
+          <w:b/>
+          <w:color w:val="000000"/>
+          <w:sz w:val="24"/>
+        </w:rPr>
+        <w:t>2.3 近期方法与跨场景适用条件</w:t>
+      </w:r>
+    </w:p>
+    <w:p>
+      <w:pPr>
+        <w:pStyle w:val="10"/>
+        <w:widowControl/>
+        <w:spacing w:before="0" w:after="100" w:line="312" w:lineRule="auto"/>
+        <w:ind w:firstLine="480"/>
+      </w:pPr>
+      <w:r>
+        <w:rPr>
+          <w:rFonts w:ascii="Times New Roman" w:hAnsi="Times New Roman" w:eastAsia="宋体" w:cs="Times New Roman"/>
+          <w:b w:val="0"/>
+          <w:color w:val="000000"/>
+          <w:sz w:val="21"/>
+        </w:rPr>
+        <w:t>Wang 等在 ACL 2024 提出利用大语言模型生成多样化合成训练数据，并以对比学习训练文本嵌入模型。[4] 这为提升通用表示与任务覆盖提供了方向。其启示是表示学习的训练目标和数据多样性可能影响迁移效果；但嵌入基准上的优势不能直接证明能够识别政治问答中的回避。该方法仅用于相关工作比较，本实验没有运行其模型，也不引用其成绩作为本地结果。</w:t>
+      </w:r>
+    </w:p>
+    <w:p>
+      <w:pPr>
+        <w:pStyle w:val="10"/>
+        <w:widowControl/>
+        <w:spacing w:before="0" w:after="100" w:line="312" w:lineRule="auto"/>
+        <w:ind w:firstLine="480"/>
+      </w:pPr>
+      <w:r>
+        <w:rPr>
+          <w:rFonts w:ascii="Times New Roman" w:hAnsi="Times New Roman" w:eastAsia="宋体" w:cs="Times New Roman"/>
+          <w:b w:val="0"/>
+          <w:color w:val="000000"/>
+          <w:sz w:val="21"/>
+        </w:rPr>
+        <w:t>GLUE 提供多个语言理解任务，用于考察表示方法在不同监督问题中的能力。[5] 统一输入为文本对有利于工程复用，但标签含义仍可能不同。QNLI 判断候选句是否包含答案，QEvasion 则区分明确、模糊和明确不答。因此，“Clear Reply 对应包含答案”在本研究中只是一个显式设定的迁移近似，不能作为两个任务天然等价的证据。</w:t>
+      </w:r>
+    </w:p>
+    <w:p>
+      <w:pPr>
+        <w:pStyle w:val="Heading2"/>
+        <w:keepNext/>
+        <w:widowControl/>
+        <w:spacing w:before="120" w:after="100" w:line="312" w:lineRule="auto"/>
+        <w:ind w:firstLine="0"/>
+      </w:pPr>
+      <w:r>
+        <w:rPr>
+          <w:rFonts w:ascii="黑体" w:hAnsi="黑体" w:eastAsia="黑体" w:cs="Times New Roman"/>
+          <w:b/>
+          <w:color w:val="000000"/>
+          <w:sz w:val="24"/>
+        </w:rPr>
+        <w:t>2.4 本次扩展针对的不足</w:t>
+      </w:r>
+    </w:p>
+    <w:p>
+      <w:pPr>
+        <w:pStyle w:val="10"/>
+        <w:widowControl/>
+        <w:spacing w:before="0" w:after="100" w:line="312" w:lineRule="auto"/>
+        <w:ind w:firstLine="480"/>
+      </w:pPr>
+      <w:r>
+        <w:rPr>
+          <w:rFonts w:ascii="Times New Roman" w:hAnsi="Times New Roman" w:eastAsia="宋体" w:cs="Times New Roman"/>
+          <w:b w:val="0"/>
+          <w:color w:val="000000"/>
+          <w:sz w:val="21"/>
+        </w:rPr>
+        <w:t>本次选择标签层级扩展，针对粗分类掩盖不同回避策略、以及标签映射容易被自然语言直觉误读的问题。具体方案不增加编码器容量，仅改变监督类别并汇总输出概率。该对照把表示能力基本固定下来，用于观察层级目标及其决策方式的影响。若没有提升，仍可据类别分布与混淆方向解释失败条件，为后续概率校准或多任务学习提供检验依据。</w:t>
+      </w:r>
+    </w:p>
+    <w:p>
+      <w:pPr>
+        <w:pStyle w:val="Caption"/>
+        <w:keepNext/>
+        <w:spacing w:after="80" w:line="300" w:lineRule="auto"/>
+        <w:ind w:firstLine="0"/>
+        <w:jc w:val="center"/>
+      </w:pPr>
+      <w:r>
+        <w:rPr>
+          <w:rFonts w:ascii="Times New Roman" w:hAnsi="Times New Roman" w:eastAsia="宋体"/>
+          <w:b w:val="0"/>
+          <w:color w:val="000000"/>
+          <w:sz w:val="21"/>
+        </w:rPr>
+        <w:t>表2 相关方法的适用条件与不足</w:t>
+      </w:r>
+    </w:p>
+    <w:tbl>
+      <w:tblPr>
+        <w:tblW w:type="auto" w:w="0"/>
+        <w:tblLayout w:type="fixed"/>
+        <w:tblLook w:firstColumn="1" w:firstRow="1" w:lastColumn="0" w:lastRow="0" w:noHBand="0" w:noVBand="1" w:val="04A0"/>
+        <w:tblBorders>
+          <w:top w:val="single" w:sz="4" w:color="9AA5B1"/>
+          <w:left w:val="single" w:sz="4" w:color="9AA5B1"/>
+          <w:bottom w:val="single" w:sz="4" w:color="9AA5B1"/>
+          <w:right w:val="single" w:sz="4" w:color="9AA5B1"/>
+          <w:insideH w:val="single" w:sz="4" w:color="9AA5B1"/>
+          <w:insideV w:val="single" w:sz="4" w:color="9AA5B1"/>
+        </w:tblBorders>
+      </w:tblPr>
+      <w:tblGrid>
+        <w:gridCol w:w="1728"/>
+        <w:gridCol w:w="2592"/>
+        <w:gridCol w:w="2880"/>
+        <w:gridCol w:w="1440"/>
+      </w:tblGrid>
+      <w:tr>
+        <w:trPr>
+          <w:cantSplit/>
+          <w:tblHeader/>
+        </w:trPr>
+        <w:tc>
+          <w:tcPr>
+            <w:tcW w:type="dxa" w:w="1728"/>
+            <w:vAlign w:val="center"/>
+            <w:shd w:fill="F2F2F2"/>
+          </w:tcPr>
+          <w:p>
+            <w:pPr>
+              <w:spacing w:after="60" w:line="252" w:lineRule="auto" w:before="60"/>
+            </w:pPr>
+            <w:r>
+              <w:rPr>
+                <w:rFonts w:ascii="Times New Roman" w:hAnsi="Times New Roman" w:eastAsia="宋体"/>
+                <w:b/>
+                <w:color w:val="000000"/>
+                <w:sz w:val="19"/>
+              </w:rPr>
+              <w:t>方法</w:t>
+            </w:r>
+          </w:p>
+        </w:tc>
+        <w:tc>
+          <w:tcPr>
+            <w:tcW w:type="dxa" w:w="2592"/>
+            <w:vAlign w:val="center"/>
+            <w:shd w:fill="F2F2F2"/>
+          </w:tcPr>
+          <w:p>
+            <w:pPr>
+              <w:spacing w:after="60" w:line="252" w:lineRule="auto" w:before="60"/>
+            </w:pPr>
+            <w:r>
+              <w:rPr>
+                <w:rFonts w:ascii="Times New Roman" w:hAnsi="Times New Roman" w:eastAsia="宋体"/>
+                <w:b/>
+                <w:color w:val="000000"/>
+                <w:sz w:val="19"/>
+              </w:rPr>
+              <w:t>优点与适用条件</w:t>
+            </w:r>
+          </w:p>
+        </w:tc>
+        <w:tc>
+          <w:tcPr>
+            <w:tcW w:type="dxa" w:w="2880"/>
+            <w:vAlign w:val="center"/>
+            <w:shd w:fill="F2F2F2"/>
+          </w:tcPr>
+          <w:p>
+            <w:pPr>
+              <w:spacing w:after="60" w:line="252" w:lineRule="auto" w:before="60"/>
+            </w:pPr>
+            <w:r>
+              <w:rPr>
+                <w:rFonts w:ascii="Times New Roman" w:hAnsi="Times New Roman" w:eastAsia="宋体"/>
+                <w:b/>
+                <w:color w:val="000000"/>
+                <w:sz w:val="19"/>
+              </w:rPr>
+              <w:t>主要局限</w:t>
+            </w:r>
+          </w:p>
+        </w:tc>
+        <w:tc>
+          <w:tcPr>
+            <w:tcW w:type="dxa" w:w="1440"/>
+            <w:vAlign w:val="center"/>
+            <w:shd w:fill="F2F2F2"/>
+          </w:tcPr>
+          <w:p>
+            <w:pPr>
+              <w:spacing w:after="60" w:line="252" w:lineRule="auto" w:before="60"/>
+            </w:pPr>
+            <w:r>
+              <w:rPr>
+                <w:rFonts w:ascii="Times New Roman" w:hAnsi="Times New Roman" w:eastAsia="宋体"/>
+                <w:b/>
+                <w:color w:val="000000"/>
+                <w:sz w:val="19"/>
+              </w:rPr>
+              <w:t>本次运行</w:t>
+            </w:r>
+          </w:p>
+        </w:tc>
+      </w:tr>
+      <w:tr>
+        <w:trPr>
+          <w:cantSplit/>
+        </w:trPr>
+        <w:tc>
+          <w:tcPr>
+            <w:tcW w:type="dxa" w:w="1728"/>
+            <w:vAlign w:val="center"/>
+            <w:shd w:fill="FFFFFF"/>
+          </w:tcPr>
+          <w:p>
+            <w:pPr>
+              <w:spacing w:after="60" w:line="252" w:lineRule="auto" w:before="60"/>
+            </w:pPr>
+            <w:r>
+              <w:rPr>
+                <w:rFonts w:ascii="Times New Roman" w:hAnsi="Times New Roman" w:eastAsia="宋体"/>
+                <w:b w:val="0"/>
+                <w:color w:val="000000"/>
+                <w:sz w:val="19"/>
+              </w:rPr>
+              <w:t>QEvasion 原论文[1]</w:t>
+            </w:r>
+          </w:p>
+        </w:tc>
+        <w:tc>
+          <w:tcPr>
+            <w:tcW w:type="dxa" w:w="2592"/>
+            <w:vAlign w:val="center"/>
+            <w:shd w:fill="FFFFFF"/>
+          </w:tcPr>
+          <w:p>
+            <w:pPr>
+              <w:spacing w:after="60" w:line="252" w:lineRule="auto" w:before="60"/>
+            </w:pPr>
+            <w:r>
+              <w:rPr>
+                <w:rFonts w:ascii="Times New Roman" w:hAnsi="Times New Roman" w:eastAsia="宋体"/>
+                <w:b w:val="0"/>
+                <w:color w:val="000000"/>
+                <w:sz w:val="19"/>
+              </w:rPr>
+              <w:t>成对问答与层级标注；可比较直接/细类预测</w:t>
+            </w:r>
+          </w:p>
+        </w:tc>
+        <w:tc>
+          <w:tcPr>
+            <w:tcW w:type="dxa" w:w="2880"/>
+            <w:vAlign w:val="center"/>
+            <w:shd w:fill="FFFFFF"/>
+          </w:tcPr>
+          <w:p>
+            <w:pPr>
+              <w:spacing w:after="60" w:line="252" w:lineRule="auto" w:before="60"/>
+            </w:pPr>
+            <w:r>
+              <w:rPr>
+                <w:rFonts w:ascii="Times New Roman" w:hAnsi="Times New Roman" w:eastAsia="宋体"/>
+                <w:b w:val="0"/>
+                <w:color w:val="000000"/>
+                <w:sz w:val="19"/>
+              </w:rPr>
+              <w:t>语境及标注边界复杂；协议与本地不同</w:t>
+            </w:r>
+          </w:p>
+        </w:tc>
+        <w:tc>
+          <w:tcPr>
+            <w:tcW w:type="dxa" w:w="1440"/>
+            <w:vAlign w:val="center"/>
+            <w:shd w:fill="FFFFFF"/>
+          </w:tcPr>
+          <w:p>
+            <w:pPr>
+              <w:spacing w:after="60" w:line="252" w:lineRule="auto" w:before="60"/>
+            </w:pPr>
+            <w:r>
+              <w:rPr>
+                <w:rFonts w:ascii="Times New Roman" w:hAnsi="Times New Roman" w:eastAsia="宋体"/>
+                <w:b w:val="0"/>
+                <w:color w:val="000000"/>
+                <w:sz w:val="19"/>
+              </w:rPr>
+              <w:t>沿用任务，非原模型复现</w:t>
+            </w:r>
+          </w:p>
+        </w:tc>
+      </w:tr>
+      <w:tr>
+        <w:trPr>
+          <w:cantSplit/>
+        </w:trPr>
+        <w:tc>
+          <w:tcPr>
+            <w:tcW w:type="dxa" w:w="1728"/>
+            <w:vAlign w:val="center"/>
+            <w:shd w:fill="FFFFFF"/>
+          </w:tcPr>
+          <w:p>
+            <w:pPr>
+              <w:spacing w:after="60" w:line="252" w:lineRule="auto" w:before="60"/>
+            </w:pPr>
+            <w:r>
+              <w:rPr>
+                <w:rFonts w:ascii="Times New Roman" w:hAnsi="Times New Roman" w:eastAsia="宋体"/>
+                <w:b w:val="0"/>
+                <w:color w:val="000000"/>
+                <w:sz w:val="19"/>
+              </w:rPr>
+              <w:t>TF-IDF＋LR</w:t>
+            </w:r>
+          </w:p>
+        </w:tc>
+        <w:tc>
+          <w:tcPr>
+            <w:tcW w:type="dxa" w:w="2592"/>
+            <w:vAlign w:val="center"/>
+            <w:shd w:fill="FFFFFF"/>
+          </w:tcPr>
+          <w:p>
+            <w:pPr>
+              <w:spacing w:after="60" w:line="252" w:lineRule="auto" w:before="60"/>
+            </w:pPr>
+            <w:r>
+              <w:rPr>
+                <w:rFonts w:ascii="Times New Roman" w:hAnsi="Times New Roman" w:eastAsia="宋体"/>
+                <w:b w:val="0"/>
+                <w:color w:val="000000"/>
+                <w:sz w:val="19"/>
+              </w:rPr>
+              <w:t>低成本、可解释，可观察词组与权重作用</w:t>
+            </w:r>
+          </w:p>
+        </w:tc>
+        <w:tc>
+          <w:tcPr>
+            <w:tcW w:type="dxa" w:w="2880"/>
+            <w:vAlign w:val="center"/>
+            <w:shd w:fill="FFFFFF"/>
+          </w:tcPr>
+          <w:p>
+            <w:pPr>
+              <w:spacing w:after="60" w:line="252" w:lineRule="auto" w:before="60"/>
+            </w:pPr>
+            <w:r>
+              <w:rPr>
+                <w:rFonts w:ascii="Times New Roman" w:hAnsi="Times New Roman" w:eastAsia="宋体"/>
+                <w:b w:val="0"/>
+                <w:color w:val="000000"/>
+                <w:sz w:val="19"/>
+              </w:rPr>
+              <w:t>主题相似不等于回答充分；缺逐词对齐</w:t>
+            </w:r>
+          </w:p>
+        </w:tc>
+        <w:tc>
+          <w:tcPr>
+            <w:tcW w:type="dxa" w:w="1440"/>
+            <w:vAlign w:val="center"/>
+            <w:shd w:fill="FFFFFF"/>
+          </w:tcPr>
+          <w:p>
+            <w:pPr>
+              <w:spacing w:after="60" w:line="252" w:lineRule="auto" w:before="60"/>
+            </w:pPr>
+            <w:r>
+              <w:rPr>
+                <w:rFonts w:ascii="Times New Roman" w:hAnsi="Times New Roman" w:eastAsia="宋体"/>
+                <w:b w:val="0"/>
+                <w:color w:val="000000"/>
+                <w:sz w:val="19"/>
+              </w:rPr>
+              <w:t>是</w:t>
+            </w:r>
+          </w:p>
+        </w:tc>
+      </w:tr>
+      <w:tr>
+        <w:trPr>
+          <w:cantSplit/>
+        </w:trPr>
+        <w:tc>
+          <w:tcPr>
+            <w:tcW w:type="dxa" w:w="1728"/>
+            <w:vAlign w:val="center"/>
+            <w:shd w:fill="FFFFFF"/>
+          </w:tcPr>
+          <w:p>
+            <w:pPr>
+              <w:spacing w:after="60" w:line="252" w:lineRule="auto" w:before="60"/>
+            </w:pPr>
+            <w:r>
+              <w:rPr>
+                <w:rFonts w:ascii="Times New Roman" w:hAnsi="Times New Roman" w:eastAsia="宋体"/>
+                <w:b w:val="0"/>
+                <w:color w:val="000000"/>
+                <w:sz w:val="19"/>
+              </w:rPr>
+              <w:t>冻结 MiniLM＋LR[3,6]</w:t>
+            </w:r>
+          </w:p>
+        </w:tc>
+        <w:tc>
+          <w:tcPr>
+            <w:tcW w:type="dxa" w:w="2592"/>
+            <w:vAlign w:val="center"/>
+            <w:shd w:fill="FFFFFF"/>
+          </w:tcPr>
+          <w:p>
+            <w:pPr>
+              <w:spacing w:after="60" w:line="252" w:lineRule="auto" w:before="60"/>
+            </w:pPr>
+            <w:r>
+              <w:rPr>
+                <w:rFonts w:ascii="Times New Roman" w:hAnsi="Times New Roman" w:eastAsia="宋体"/>
+                <w:b w:val="0"/>
+                <w:color w:val="000000"/>
+                <w:sz w:val="19"/>
+              </w:rPr>
+              <w:t>语义特征可缓存；固定表示比较监督目标</w:t>
+            </w:r>
+          </w:p>
+        </w:tc>
+        <w:tc>
+          <w:tcPr>
+            <w:tcW w:type="dxa" w:w="2880"/>
+            <w:vAlign w:val="center"/>
+            <w:shd w:fill="FFFFFF"/>
+          </w:tcPr>
+          <w:p>
+            <w:pPr>
+              <w:spacing w:after="60" w:line="252" w:lineRule="auto" w:before="60"/>
+            </w:pPr>
+            <w:r>
+              <w:rPr>
+                <w:rFonts w:ascii="Times New Roman" w:hAnsi="Times New Roman" w:eastAsia="宋体"/>
+                <w:b w:val="0"/>
+                <w:color w:val="000000"/>
+                <w:sz w:val="19"/>
+              </w:rPr>
+              <w:t>独立编码，无联合token交互；长文本截断</w:t>
+            </w:r>
+          </w:p>
+        </w:tc>
+        <w:tc>
+          <w:tcPr>
+            <w:tcW w:type="dxa" w:w="1440"/>
+            <w:vAlign w:val="center"/>
+            <w:shd w:fill="FFFFFF"/>
+          </w:tcPr>
+          <w:p>
+            <w:pPr>
+              <w:spacing w:after="60" w:line="252" w:lineRule="auto" w:before="60"/>
+            </w:pPr>
+            <w:r>
+              <w:rPr>
+                <w:rFonts w:ascii="Times New Roman" w:hAnsi="Times New Roman" w:eastAsia="宋体"/>
+                <w:b w:val="0"/>
+                <w:color w:val="000000"/>
+                <w:sz w:val="19"/>
+              </w:rPr>
+              <w:t>是</w:t>
+            </w:r>
+          </w:p>
+        </w:tc>
+      </w:tr>
+      <w:tr>
+        <w:trPr>
+          <w:cantSplit/>
+        </w:trPr>
+        <w:tc>
+          <w:tcPr>
+            <w:tcW w:type="dxa" w:w="1728"/>
+            <w:vAlign w:val="center"/>
+            <w:shd w:fill="FFFFFF"/>
+          </w:tcPr>
+          <w:p>
+            <w:pPr>
+              <w:spacing w:after="60" w:line="252" w:lineRule="auto" w:before="60"/>
+            </w:pPr>
+            <w:r>
+              <w:rPr>
+                <w:rFonts w:ascii="Times New Roman" w:hAnsi="Times New Roman" w:eastAsia="宋体"/>
+                <w:b w:val="0"/>
+                <w:color w:val="000000"/>
+                <w:sz w:val="19"/>
+              </w:rPr>
+              <w:t>LLM 合成数据嵌入[4]</w:t>
+            </w:r>
+          </w:p>
+        </w:tc>
+        <w:tc>
+          <w:tcPr>
+            <w:tcW w:type="dxa" w:w="2592"/>
+            <w:vAlign w:val="center"/>
+            <w:shd w:fill="FFFFFF"/>
+          </w:tcPr>
+          <w:p>
+            <w:pPr>
+              <w:spacing w:after="60" w:line="252" w:lineRule="auto" w:before="60"/>
+            </w:pPr>
+            <w:r>
+              <w:rPr>
+                <w:rFonts w:ascii="Times New Roman" w:hAnsi="Times New Roman" w:eastAsia="宋体"/>
+                <w:b w:val="0"/>
+                <w:color w:val="000000"/>
+                <w:sz w:val="19"/>
+              </w:rPr>
+              <w:t>数据/任务覆盖更广，提供表示学习方向</w:t>
+            </w:r>
+          </w:p>
+        </w:tc>
+        <w:tc>
+          <w:tcPr>
+            <w:tcW w:type="dxa" w:w="2880"/>
+            <w:vAlign w:val="center"/>
+            <w:shd w:fill="FFFFFF"/>
+          </w:tcPr>
+          <w:p>
+            <w:pPr>
+              <w:spacing w:after="60" w:line="252" w:lineRule="auto" w:before="60"/>
+            </w:pPr>
+            <w:r>
+              <w:rPr>
+                <w:rFonts w:ascii="Times New Roman" w:hAnsi="Times New Roman" w:eastAsia="宋体"/>
+                <w:b w:val="0"/>
+                <w:color w:val="000000"/>
+                <w:sz w:val="19"/>
+              </w:rPr>
+              <w:t>需生成与训练成本；嵌入成绩不等于回避检测</w:t>
+            </w:r>
+          </w:p>
+        </w:tc>
+        <w:tc>
+          <w:tcPr>
+            <w:tcW w:type="dxa" w:w="1440"/>
+            <w:vAlign w:val="center"/>
+            <w:shd w:fill="FFFFFF"/>
+          </w:tcPr>
+          <w:p>
+            <w:pPr>
+              <w:spacing w:after="60" w:line="252" w:lineRule="auto" w:before="60"/>
+            </w:pPr>
+            <w:r>
+              <w:rPr>
+                <w:rFonts w:ascii="Times New Roman" w:hAnsi="Times New Roman" w:eastAsia="宋体"/>
+                <w:b w:val="0"/>
+                <w:color w:val="000000"/>
+                <w:sz w:val="19"/>
+              </w:rPr>
+              <w:t>否，仅讨论</w:t>
+            </w:r>
+          </w:p>
+        </w:tc>
+      </w:tr>
+    </w:tbl>
+    <w:p>
+      <w:pPr>
+        <w:pStyle w:val="Caption"/>
+        <w:keepNext/>
+        <w:spacing w:after="80" w:line="300" w:lineRule="auto"/>
+        <w:ind w:firstLine="0"/>
+        <w:jc w:val="center"/>
+      </w:pPr>
+      <w:r>
+        <w:rPr>
+          <w:rFonts w:ascii="Times New Roman" w:hAnsi="Times New Roman" w:eastAsia="宋体"/>
+          <w:b w:val="0"/>
+          <w:color w:val="000000"/>
+          <w:sz w:val="21"/>
+        </w:rPr>
+        <w:t>表3 原论文 Table 3 的 base 编码器背景成绩</w:t>
+      </w:r>
+    </w:p>
+    <w:tbl>
+      <w:tblPr>
+        <w:tblW w:type="auto" w:w="0"/>
+        <w:tblLayout w:type="fixed"/>
+        <w:tblLook w:firstColumn="1" w:firstRow="1" w:lastColumn="0" w:lastRow="0" w:noHBand="0" w:noVBand="1" w:val="04A0"/>
+        <w:tblBorders>
+          <w:top w:val="single" w:sz="4" w:color="9AA5B1"/>
+          <w:left w:val="single" w:sz="4" w:color="9AA5B1"/>
+          <w:bottom w:val="single" w:sz="4" w:color="9AA5B1"/>
+          <w:right w:val="single" w:sz="4" w:color="9AA5B1"/>
+          <w:insideH w:val="single" w:sz="4" w:color="9AA5B1"/>
+          <w:insideV w:val="single" w:sz="4" w:color="9AA5B1"/>
+        </w:tblBorders>
+      </w:tblPr>
+      <w:tblGrid>
+        <w:gridCol w:w="2304"/>
+        <w:gridCol w:w="2304"/>
+        <w:gridCol w:w="2448"/>
+        <w:gridCol w:w="1584"/>
+      </w:tblGrid>
+      <w:tr>
+        <w:trPr>
+          <w:cantSplit/>
+          <w:tblHeader/>
+        </w:trPr>
+        <w:tc>
+          <w:tcPr>
+            <w:tcW w:type="dxa" w:w="2304"/>
+            <w:vAlign w:val="center"/>
+            <w:shd w:fill="F2F2F2"/>
+          </w:tcPr>
+          <w:p>
+            <w:pPr>
+              <w:spacing w:after="60" w:line="252" w:lineRule="auto" w:before="60"/>
+            </w:pPr>
+            <w:r>
+              <w:rPr>
+                <w:rFonts w:ascii="Times New Roman" w:hAnsi="Times New Roman" w:eastAsia="宋体"/>
+                <w:b/>
+                <w:color w:val="000000"/>
+                <w:sz w:val="19"/>
+              </w:rPr>
+              <w:t>编码器</w:t>
+            </w:r>
+          </w:p>
+        </w:tc>
+        <w:tc>
+          <w:tcPr>
+            <w:tcW w:type="dxa" w:w="2304"/>
+            <w:vAlign w:val="center"/>
+            <w:shd w:fill="F2F2F2"/>
+          </w:tcPr>
+          <w:p>
+            <w:pPr>
+              <w:spacing w:after="60" w:line="252" w:lineRule="auto" w:before="60"/>
+            </w:pPr>
+            <w:r>
+              <w:rPr>
+                <w:rFonts w:ascii="Times New Roman" w:hAnsi="Times New Roman" w:eastAsia="宋体"/>
+                <w:b/>
+                <w:color w:val="000000"/>
+                <w:sz w:val="19"/>
+              </w:rPr>
+              <w:t>直接清晰度 F1</w:t>
+            </w:r>
+          </w:p>
+        </w:tc>
+        <w:tc>
+          <w:tcPr>
+            <w:tcW w:type="dxa" w:w="2448"/>
+            <w:vAlign w:val="center"/>
+            <w:shd w:fill="F2F2F2"/>
+          </w:tcPr>
+          <w:p>
+            <w:pPr>
+              <w:spacing w:after="60" w:line="252" w:lineRule="auto" w:before="60"/>
+            </w:pPr>
+            <w:r>
+              <w:rPr>
+                <w:rFonts w:ascii="Times New Roman" w:hAnsi="Times New Roman" w:eastAsia="宋体"/>
+                <w:b/>
+                <w:color w:val="000000"/>
+                <w:sz w:val="19"/>
+              </w:rPr>
+              <w:t>基于回避策略 F1</w:t>
+            </w:r>
+          </w:p>
+        </w:tc>
+        <w:tc>
+          <w:tcPr>
+            <w:tcW w:type="dxa" w:w="1584"/>
+            <w:vAlign w:val="center"/>
+            <w:shd w:fill="F2F2F2"/>
+          </w:tcPr>
+          <w:p>
+            <w:pPr>
+              <w:spacing w:after="60" w:line="252" w:lineRule="auto" w:before="60"/>
+            </w:pPr>
+            <w:r>
+              <w:rPr>
+                <w:rFonts w:ascii="Times New Roman" w:hAnsi="Times New Roman" w:eastAsia="宋体"/>
+                <w:b/>
+                <w:color w:val="000000"/>
+                <w:sz w:val="19"/>
+              </w:rPr>
+              <w:t>变化</w:t>
+            </w:r>
+          </w:p>
+        </w:tc>
+      </w:tr>
+      <w:tr>
+        <w:trPr>
+          <w:cantSplit/>
+        </w:trPr>
+        <w:tc>
+          <w:tcPr>
+            <w:tcW w:type="dxa" w:w="2304"/>
+            <w:vAlign w:val="center"/>
+            <w:shd w:fill="FFFFFF"/>
+          </w:tcPr>
+          <w:p>
+            <w:pPr>
+              <w:spacing w:after="60" w:line="252" w:lineRule="auto" w:before="60"/>
+            </w:pPr>
+            <w:r>
+              <w:rPr>
+                <w:rFonts w:ascii="Times New Roman" w:hAnsi="Times New Roman" w:eastAsia="宋体"/>
+                <w:b w:val="0"/>
+                <w:color w:val="000000"/>
+                <w:sz w:val="19"/>
+              </w:rPr>
+              <w:t>DeBERTa-base</w:t>
+            </w:r>
+          </w:p>
+        </w:tc>
+        <w:tc>
+          <w:tcPr>
+            <w:tcW w:type="dxa" w:w="2304"/>
+            <w:vAlign w:val="center"/>
+            <w:shd w:fill="FFFFFF"/>
+          </w:tcPr>
+          <w:p>
+            <w:pPr>
+              <w:spacing w:after="60" w:line="252" w:lineRule="auto" w:before="60"/>
+            </w:pPr>
+            <w:r>
+              <w:rPr>
+                <w:rFonts w:ascii="Times New Roman" w:hAnsi="Times New Roman" w:eastAsia="宋体"/>
+                <w:b w:val="0"/>
+                <w:color w:val="000000"/>
+                <w:sz w:val="19"/>
+              </w:rPr>
+              <w:t>0.441</w:t>
+            </w:r>
+          </w:p>
+        </w:tc>
+        <w:tc>
+          <w:tcPr>
+            <w:tcW w:type="dxa" w:w="2448"/>
+            <w:vAlign w:val="center"/>
+            <w:shd w:fill="FFFFFF"/>
+          </w:tcPr>
+          <w:p>
+            <w:pPr>
+              <w:spacing w:after="60" w:line="252" w:lineRule="auto" w:before="60"/>
+            </w:pPr>
+            <w:r>
+              <w:rPr>
+                <w:rFonts w:ascii="Times New Roman" w:hAnsi="Times New Roman" w:eastAsia="宋体"/>
+                <w:b w:val="0"/>
+                <w:color w:val="000000"/>
+                <w:sz w:val="19"/>
+              </w:rPr>
+              <w:t>0.537</w:t>
+            </w:r>
+          </w:p>
+        </w:tc>
+        <w:tc>
+          <w:tcPr>
+            <w:tcW w:type="dxa" w:w="1584"/>
+            <w:vAlign w:val="center"/>
+            <w:shd w:fill="FFFFFF"/>
+          </w:tcPr>
+          <w:p>
+            <w:pPr>
+              <w:spacing w:after="60" w:line="252" w:lineRule="auto" w:before="60"/>
+            </w:pPr>
+            <w:r>
+              <w:rPr>
+                <w:rFonts w:ascii="Times New Roman" w:hAnsi="Times New Roman" w:eastAsia="宋体"/>
+                <w:b w:val="0"/>
+                <w:color w:val="000000"/>
+                <w:sz w:val="19"/>
+              </w:rPr>
+              <w:t>+0.096</w:t>
+            </w:r>
+          </w:p>
+        </w:tc>
+      </w:tr>
+      <w:tr>
+        <w:trPr>
+          <w:cantSplit/>
+        </w:trPr>
+        <w:tc>
+          <w:tcPr>
+            <w:tcW w:type="dxa" w:w="2304"/>
+            <w:vAlign w:val="center"/>
+            <w:shd w:fill="FFFFFF"/>
+          </w:tcPr>
+          <w:p>
+            <w:pPr>
+              <w:spacing w:after="60" w:line="252" w:lineRule="auto" w:before="60"/>
+            </w:pPr>
+            <w:r>
+              <w:rPr>
+                <w:rFonts w:ascii="Times New Roman" w:hAnsi="Times New Roman" w:eastAsia="宋体"/>
+                <w:b w:val="0"/>
+                <w:color w:val="000000"/>
+                <w:sz w:val="19"/>
+              </w:rPr>
+              <w:t>RoBERTa-base</w:t>
+            </w:r>
+          </w:p>
+        </w:tc>
+        <w:tc>
+          <w:tcPr>
+            <w:tcW w:type="dxa" w:w="2304"/>
+            <w:vAlign w:val="center"/>
+            <w:shd w:fill="FFFFFF"/>
+          </w:tcPr>
+          <w:p>
+            <w:pPr>
+              <w:spacing w:after="60" w:line="252" w:lineRule="auto" w:before="60"/>
+            </w:pPr>
+            <w:r>
+              <w:rPr>
+                <w:rFonts w:ascii="Times New Roman" w:hAnsi="Times New Roman" w:eastAsia="宋体"/>
+                <w:b w:val="0"/>
+                <w:color w:val="000000"/>
+                <w:sz w:val="19"/>
+              </w:rPr>
+              <w:t>0.530</w:t>
+            </w:r>
+          </w:p>
+        </w:tc>
+        <w:tc>
+          <w:tcPr>
+            <w:tcW w:type="dxa" w:w="2448"/>
+            <w:vAlign w:val="center"/>
+            <w:shd w:fill="FFFFFF"/>
+          </w:tcPr>
+          <w:p>
+            <w:pPr>
+              <w:spacing w:after="60" w:line="252" w:lineRule="auto" w:before="60"/>
+            </w:pPr>
+            <w:r>
+              <w:rPr>
+                <w:rFonts w:ascii="Times New Roman" w:hAnsi="Times New Roman" w:eastAsia="宋体"/>
+                <w:b w:val="0"/>
+                <w:color w:val="000000"/>
+                <w:sz w:val="19"/>
+              </w:rPr>
+              <w:t>0.495</w:t>
+            </w:r>
+          </w:p>
+        </w:tc>
+        <w:tc>
+          <w:tcPr>
+            <w:tcW w:type="dxa" w:w="1584"/>
+            <w:vAlign w:val="center"/>
+            <w:shd w:fill="FFFFFF"/>
+          </w:tcPr>
+          <w:p>
+            <w:pPr>
+              <w:spacing w:after="60" w:line="252" w:lineRule="auto" w:before="60"/>
+            </w:pPr>
+            <w:r>
+              <w:rPr>
+                <w:rFonts w:ascii="Times New Roman" w:hAnsi="Times New Roman" w:eastAsia="宋体"/>
+                <w:b w:val="0"/>
+                <w:color w:val="000000"/>
+                <w:sz w:val="19"/>
+              </w:rPr>
+              <w:t>−0.035</w:t>
+            </w:r>
+          </w:p>
+        </w:tc>
+      </w:tr>
+      <w:tr>
+        <w:trPr>
+          <w:cantSplit/>
+        </w:trPr>
+        <w:tc>
+          <w:tcPr>
+            <w:tcW w:type="dxa" w:w="2304"/>
+            <w:vAlign w:val="center"/>
+            <w:shd w:fill="FFFFFF"/>
+          </w:tcPr>
+          <w:p>
+            <w:pPr>
+              <w:spacing w:after="60" w:line="252" w:lineRule="auto" w:before="60"/>
+            </w:pPr>
+            <w:r>
+              <w:rPr>
+                <w:rFonts w:ascii="Times New Roman" w:hAnsi="Times New Roman" w:eastAsia="宋体"/>
+                <w:b w:val="0"/>
+                <w:color w:val="000000"/>
+                <w:sz w:val="19"/>
+              </w:rPr>
+              <w:t>XLNet-base</w:t>
+            </w:r>
+          </w:p>
+        </w:tc>
+        <w:tc>
+          <w:tcPr>
+            <w:tcW w:type="dxa" w:w="2304"/>
+            <w:vAlign w:val="center"/>
+            <w:shd w:fill="FFFFFF"/>
+          </w:tcPr>
+          <w:p>
+            <w:pPr>
+              <w:spacing w:after="60" w:line="252" w:lineRule="auto" w:before="60"/>
+            </w:pPr>
+            <w:r>
+              <w:rPr>
+                <w:rFonts w:ascii="Times New Roman" w:hAnsi="Times New Roman" w:eastAsia="宋体"/>
+                <w:b w:val="0"/>
+                <w:color w:val="000000"/>
+                <w:sz w:val="19"/>
+              </w:rPr>
+              <w:t>0.518</w:t>
+            </w:r>
+          </w:p>
+        </w:tc>
+        <w:tc>
+          <w:tcPr>
+            <w:tcW w:type="dxa" w:w="2448"/>
+            <w:vAlign w:val="center"/>
+            <w:shd w:fill="FFFFFF"/>
+          </w:tcPr>
+          <w:p>
+            <w:pPr>
+              <w:spacing w:after="60" w:line="252" w:lineRule="auto" w:before="60"/>
+            </w:pPr>
+            <w:r>
+              <w:rPr>
+                <w:rFonts w:ascii="Times New Roman" w:hAnsi="Times New Roman" w:eastAsia="宋体"/>
+                <w:b w:val="0"/>
+                <w:color w:val="000000"/>
+                <w:sz w:val="19"/>
+              </w:rPr>
+              <w:t>0.546</w:t>
+            </w:r>
+          </w:p>
+        </w:tc>
+        <w:tc>
+          <w:tcPr>
+            <w:tcW w:type="dxa" w:w="1584"/>
+            <w:vAlign w:val="center"/>
+            <w:shd w:fill="FFFFFF"/>
+          </w:tcPr>
+          <w:p>
+            <w:pPr>
+              <w:spacing w:after="60" w:line="252" w:lineRule="auto" w:before="60"/>
+            </w:pPr>
+            <w:r>
+              <w:rPr>
+                <w:rFonts w:ascii="Times New Roman" w:hAnsi="Times New Roman" w:eastAsia="宋体"/>
+                <w:b w:val="0"/>
+                <w:color w:val="000000"/>
+                <w:sz w:val="19"/>
+              </w:rPr>
+              <w:t>+0.028</w:t>
+            </w:r>
+          </w:p>
+        </w:tc>
+      </w:tr>
+    </w:tbl>
+    <w:p>
+      <w:pPr>
+        <w:spacing w:after="80" w:line="300" w:lineRule="auto"/>
+      </w:pPr>
+      <w:r>
+        <w:rPr>
+          <w:rFonts w:ascii="Times New Roman" w:hAnsi="Times New Roman" w:eastAsia="宋体"/>
+          <w:b w:val="0"/>
+          <w:color w:val="000000"/>
+          <w:sz w:val="21"/>
+        </w:rPr>
+        <w:t>原论文[1] Table 3 中层级路径的变化方向并不统一。其评估报告为 317 条，编码器微调还筛选了较短训练样本；本地发布快照为 308 条测试、3,448 条训练，且编码器冻结，协议不可视为相同。因此这些数值仅作研究背景，不与本地模型排同一榜，也不宣称本方法超过某个论文编码器。</w:t>
+      </w:r>
+    </w:p>
+    <w:p>
+      <w:pPr>
+        <w:pStyle w:val="Heading1"/>
+        <w:keepNext/>
+        <w:spacing w:after="100" w:line="312" w:lineRule="auto" w:before="200"/>
+        <w:ind w:firstLine="0"/>
+        <w:rPr>
           <w:rFonts w:hint="default" w:ascii="Times New Roman" w:hAnsi="Times New Roman" w:eastAsia="楷体" w:cs="Times New Roman"/>
           <w:b/>
           <w:bCs/>
@@ -2404,242 +3522,28 @@
           <w:sz w:val="24"/>
           <w:szCs w:val="24"/>
         </w:rPr>
-        <w:t>相关工作的优缺点总结</w:t>
+      </w:pPr>
+      <w:r>
+        <w:rPr>
+          <w:rFonts w:ascii="黑体" w:hAnsi="黑体" w:eastAsia="黑体"/>
+          <w:b/>
+          <w:color w:val="000000"/>
+          <w:sz w:val="28"/>
+        </w:rPr>
+        <w:t>三 模型方法与扩展设计</w:t>
       </w:r>
     </w:p>
     <w:p>
       <w:pPr>
-        <w:pStyle w:val="9"/>
+        <w:pStyle w:val="Heading2"/>
         <w:keepNext/>
         <w:widowControl/>
-        <w:spacing w:before="100" w:after="60" w:line="360" w:lineRule="auto"/>
+        <w:spacing w:before="120" w:after="100" w:line="312" w:lineRule="auto"/>
         <w:ind w:firstLine="0"/>
       </w:pPr>
       <w:r>
         <w:rPr>
-          <w:rFonts w:ascii="Times New Roman" w:hAnsi="Times New Roman" w:eastAsia="楷体" w:cs="Times New Roman"/>
-          <w:b/>
-          <w:color w:val="000000"/>
-          <w:sz w:val="24"/>
-        </w:rPr>
-        <w:t>2.1 回答清晰度与层级标注研究</w:t>
-      </w:r>
-    </w:p>
-    <w:p>
-      <w:pPr>
-        <w:pStyle w:val="9"/>
-        <w:widowControl/>
-        <w:spacing w:before="0" w:after="60" w:line="360" w:lineRule="auto"/>
-        <w:ind w:firstLine="480"/>
-      </w:pPr>
-      <w:r>
-        <w:rPr>
-          <w:rFonts w:ascii="Times New Roman" w:hAnsi="Times New Roman" w:eastAsia="楷体" w:cs="Times New Roman"/>
-          <w:b w:val="0"/>
-          <w:color w:val="000000"/>
-          <w:sz w:val="24"/>
-        </w:rPr>
-        <w:t>Thomas 等提出回答清晰度任务及其层级分类体系，将问题与回答之间的信息关系作为评价对象，并研究基于细粒度策略进行两阶段预测的方法。[1] 这项工作的价值是给出了可操作的标签定义，使“是否回应问题”成为可复现的监督学习问题。对本实验而言，它也提供了区别粗标签与细标签的依据：Implicit 属于 Ambivalent，而不是 Explicit 所属的 Clear Reply。</w:t>
-      </w:r>
-    </w:p>
-    <w:p>
-      <w:pPr>
-        <w:pStyle w:val="9"/>
-        <w:widowControl/>
-        <w:spacing w:before="0" w:after="60" w:line="360" w:lineRule="auto"/>
-        <w:ind w:firstLine="480"/>
-      </w:pPr>
-      <w:r>
-        <w:rPr>
-          <w:rFonts w:ascii="Times New Roman" w:hAnsi="Times New Roman" w:eastAsia="楷体" w:cs="Times New Roman"/>
-          <w:b w:val="0"/>
-          <w:color w:val="000000"/>
-          <w:sz w:val="24"/>
-        </w:rPr>
-        <w:t>这类数据的限制主要来自语境和标注边界。是否属于概括性回答、间接暗示或部分回答，需要理解目标问题究竟询问什么；多个子问题还可能共用同一回答。本文据此将标签映射审计列为扩展的第一步，并区分“标注层级一致”与“模型利用层级后受益”。前者属于数据检查，后者必须由留出与测试预测来证明。</w:t>
-      </w:r>
-    </w:p>
-    <w:p>
-      <w:pPr>
-        <w:pStyle w:val="9"/>
-        <w:keepNext/>
-        <w:widowControl/>
-        <w:spacing w:before="100" w:after="60" w:line="360" w:lineRule="auto"/>
-        <w:ind w:firstLine="0"/>
-      </w:pPr>
-      <w:r>
-        <w:rPr>
-          <w:rFonts w:ascii="Times New Roman" w:hAnsi="Times New Roman" w:eastAsia="楷体" w:cs="Times New Roman"/>
-          <w:b/>
-          <w:color w:val="000000"/>
-          <w:sz w:val="24"/>
-        </w:rPr>
-        <w:t>2.2 传统特征与预训练句向量</w:t>
-      </w:r>
-    </w:p>
-    <w:p>
-      <w:pPr>
-        <w:pStyle w:val="9"/>
-        <w:widowControl/>
-        <w:spacing w:before="0" w:after="60" w:line="360" w:lineRule="auto"/>
-        <w:ind w:firstLine="480"/>
-      </w:pPr>
-      <w:r>
-        <w:rPr>
-          <w:rFonts w:ascii="Times New Roman" w:hAnsi="Times New Roman" w:eastAsia="楷体" w:cs="Times New Roman"/>
-          <w:b w:val="0"/>
-          <w:color w:val="000000"/>
-          <w:sz w:val="24"/>
-        </w:rPr>
-        <w:t>TF-IDF 加逻辑回归训练成本低，可利用拒答词、否定短语和问题词等表面线索。unigram 与 bigram 的比较还能检验局部词序是否有帮助。其不足是难以表达问题与回答之间的细致对应：两个文本包含同样的主题词，仍可能分别描述计划、背景和实际结论。本实验保留这一方法，作为判断语义表示收益的传统基线。</w:t>
-      </w:r>
-    </w:p>
-    <w:p>
-      <w:pPr>
-        <w:pStyle w:val="9"/>
-        <w:widowControl/>
-        <w:spacing w:before="0" w:after="60" w:line="360" w:lineRule="auto"/>
-        <w:ind w:firstLine="480"/>
-      </w:pPr>
-      <w:r>
-        <w:rPr>
-          <w:rFonts w:ascii="Times New Roman" w:hAnsi="Times New Roman" w:eastAsia="楷体" w:cs="Times New Roman"/>
-          <w:b w:val="0"/>
-          <w:color w:val="000000"/>
-          <w:sz w:val="24"/>
-        </w:rPr>
-        <w:t>Sentence-BERT 使用适合句向量学习的网络结构，使文本能够先独立编码，再用于语义比较和下游任务。[3] 本实验实际运行的是 all-MiniLM-L6-v2 冻结编码器加逻辑回归，不是复现论文全部模型。编码后可缓存特征，便于在相同表示上比较分类目标；但分别编码的两个向量没有在编码阶段进行逐词交互，长回答压缩也可能掩盖决定性线索。</w:t>
-      </w:r>
-    </w:p>
-    <w:p>
-      <w:pPr>
-        <w:pStyle w:val="9"/>
-        <w:keepNext/>
-        <w:widowControl/>
-        <w:spacing w:before="100" w:after="60" w:line="360" w:lineRule="auto"/>
-        <w:ind w:firstLine="0"/>
-      </w:pPr>
-      <w:r>
-        <w:rPr>
-          <w:rFonts w:ascii="Times New Roman" w:hAnsi="Times New Roman" w:eastAsia="楷体" w:cs="Times New Roman"/>
-          <w:b/>
-          <w:color w:val="000000"/>
-          <w:sz w:val="24"/>
-        </w:rPr>
-        <w:t>2.3 近期方法与跨场景适用条件</w:t>
-      </w:r>
-    </w:p>
-    <w:p>
-      <w:pPr>
-        <w:pStyle w:val="9"/>
-        <w:widowControl/>
-        <w:spacing w:before="0" w:after="60" w:line="360" w:lineRule="auto"/>
-        <w:ind w:firstLine="480"/>
-      </w:pPr>
-      <w:r>
-        <w:rPr>
-          <w:rFonts w:ascii="Times New Roman" w:hAnsi="Times New Roman" w:eastAsia="楷体" w:cs="Times New Roman"/>
-          <w:b w:val="0"/>
-          <w:color w:val="000000"/>
-          <w:sz w:val="24"/>
-        </w:rPr>
-        <w:t>Wang 等在 ACL 2024 提出利用大语言模型生成多样化合成训练数据，并以对比学习训练文本嵌入模型。[4] 这为提升通用表示与任务覆盖提供了方向。其启示是表示学习的训练目标和数据多样性可能影响迁移效果；但嵌入基准上的优势不能直接证明能够识别政治问答中的回避。该方法仅用于相关工作比较，本实验没有运行其模型，也不引用其成绩作为本地结果。</w:t>
-      </w:r>
-    </w:p>
-    <w:p>
-      <w:pPr>
-        <w:pStyle w:val="9"/>
-        <w:widowControl/>
-        <w:spacing w:before="0" w:after="60" w:line="360" w:lineRule="auto"/>
-        <w:ind w:firstLine="480"/>
-      </w:pPr>
-      <w:r>
-        <w:rPr>
-          <w:rFonts w:ascii="Times New Roman" w:hAnsi="Times New Roman" w:eastAsia="楷体" w:cs="Times New Roman"/>
-          <w:b w:val="0"/>
-          <w:color w:val="000000"/>
-          <w:sz w:val="24"/>
-        </w:rPr>
-        <w:t>GLUE 提供多个语言理解任务，用于考察表示方法在不同监督问题中的能力。[5] 统一输入为文本对有利于工程复用，但标签含义仍可能不同。QNLI 判断候选句是否包含答案，QEvasion 则区分明确、模糊和明确不答。因此，“Clear Reply 对应包含答案”在本研究中只是一个显式设定的迁移近似，不能作为两个任务天然等价的证据。</w:t>
-      </w:r>
-    </w:p>
-    <w:p>
-      <w:pPr>
-        <w:pStyle w:val="9"/>
-        <w:keepNext/>
-        <w:widowControl/>
-        <w:spacing w:before="100" w:after="60" w:line="360" w:lineRule="auto"/>
-        <w:ind w:firstLine="0"/>
-      </w:pPr>
-      <w:r>
-        <w:rPr>
-          <w:rFonts w:ascii="Times New Roman" w:hAnsi="Times New Roman" w:eastAsia="楷体" w:cs="Times New Roman"/>
-          <w:b/>
-          <w:color w:val="000000"/>
-          <w:sz w:val="24"/>
-        </w:rPr>
-        <w:t>2.4 本次扩展针对的不足</w:t>
-      </w:r>
-    </w:p>
-    <w:p>
-      <w:pPr>
-        <w:pStyle w:val="9"/>
-        <w:widowControl/>
-        <w:spacing w:before="0" w:after="60" w:line="360" w:lineRule="auto"/>
-        <w:ind w:firstLine="480"/>
-      </w:pPr>
-      <w:r>
-        <w:rPr>
-          <w:rFonts w:ascii="Times New Roman" w:hAnsi="Times New Roman" w:eastAsia="楷体" w:cs="Times New Roman"/>
-          <w:b w:val="0"/>
-          <w:color w:val="000000"/>
-          <w:sz w:val="24"/>
-        </w:rPr>
-        <w:t>本次选择标签层级扩展，针对粗分类掩盖不同回避策略、以及标签映射容易被自然语言直觉误读的问题。具体方案不增加编码器容量，仅改变监督类别并汇总输出概率。该对照把表示能力基本固定下来，用于观察层级目标及其决策方式的影响。若没有提升，仍可据类别分布与混淆方向解释失败条件，为后续概率校准或多任务学习提供检验依据。</w:t>
-      </w:r>
-    </w:p>
-    <w:p>
-      <w:pPr>
-        <w:pStyle w:val="9"/>
-        <w:keepNext/>
-        <w:numPr>
-          <w:ilvl w:val="0"/>
-          <w:numId w:val="1"/>
-        </w:numPr>
-        <w:spacing w:after="120"/>
-        <w:ind w:firstLine="0"/>
-        <w:rPr>
-          <w:rFonts w:hint="default" w:ascii="Times New Roman" w:hAnsi="Times New Roman" w:eastAsia="楷体" w:cs="Times New Roman"/>
-          <w:b/>
-          <w:bCs/>
-          <w:color w:val="0000FF"/>
-          <w:sz w:val="24"/>
-          <w:szCs w:val="24"/>
-        </w:rPr>
-      </w:pPr>
-      <w:r>
-        <w:rPr>
-          <w:rFonts w:hint="default" w:ascii="Times New Roman" w:hAnsi="Times New Roman" w:eastAsia="楷体" w:cs="Times New Roman"/>
-          <w:b/>
-          <w:bCs/>
-          <w:color w:val="0000FF"/>
-          <w:sz w:val="24"/>
-          <w:szCs w:val="24"/>
-        </w:rPr>
-        <w:t>提出的模型方法的解读</w:t>
-      </w:r>
-    </w:p>
-    <w:p>
-      <w:pPr>
-        <w:pStyle w:val="9"/>
-        <w:keepNext/>
-        <w:widowControl/>
-        <w:spacing w:before="100" w:after="60" w:line="360" w:lineRule="auto"/>
-        <w:ind w:firstLine="0"/>
-      </w:pPr>
-      <w:r>
-        <w:rPr>
-          <w:rFonts w:ascii="Times New Roman" w:hAnsi="Times New Roman" w:eastAsia="楷体" w:cs="Times New Roman"/>
+          <w:rFonts w:ascii="黑体" w:hAnsi="黑体" w:eastAsia="黑体" w:cs="Times New Roman"/>
           <w:b/>
           <w:color w:val="000000"/>
           <w:sz w:val="24"/>
@@ -2649,38 +3553,38 @@
     </w:p>
     <w:p>
       <w:pPr>
-        <w:pStyle w:val="9"/>
+        <w:pStyle w:val="10"/>
         <w:widowControl/>
-        <w:spacing w:before="0" w:after="60" w:line="360" w:lineRule="auto"/>
+        <w:spacing w:before="0" w:after="80" w:line="312" w:lineRule="auto"/>
         <w:ind w:firstLine="480"/>
       </w:pPr>
       <w:r>
         <w:rPr>
-          <w:rFonts w:ascii="Times New Roman" w:hAnsi="Times New Roman" w:eastAsia="楷体" w:cs="Times New Roman"/>
+          <w:rFonts w:ascii="Times New Roman" w:hAnsi="Times New Roman" w:eastAsia="宋体"/>
           <w:b w:val="0"/>
           <w:color w:val="000000"/>
-          <w:sz w:val="24"/>
-        </w:rPr>
-        <w:t>统一样本结构为 text_a、text_b、label、group、uid。text_a 和 text_b 表示同一条样本中的两段文本，不是把源数据集和迁移数据集各放入一个字段。不同场景通过更换字段来源、类别映射和分组方式进入同一训练与评估流程。group 仅用于划分或诊断，不作为文本特征输入。</w:t>
+          <w:sz w:val="21"/>
+        </w:rPr>
+        <w:t>统一样本结构为 text_a、text_b、label、group、uid。前两者是同一样本中的两段文本；group 用于划分或诊断，不作为特征。QEvasion 读取配置映射，QNLI 由 04 的专用 TSV 解析器映射到同一接口；复用的是字段、管线和评估逻辑，并非任意任务只换一个配置就能运行。来源审计另保留原始 url。</w:t>
       </w:r>
     </w:p>
     <w:p>
       <w:pPr>
-        <w:pStyle w:val="9"/>
+        <w:pStyle w:val="Caption"/>
         <w:keepNext/>
         <w:widowControl/>
-        <w:spacing w:before="0" w:after="60" w:line="360" w:lineRule="auto"/>
+        <w:spacing w:before="0" w:after="80" w:line="312" w:lineRule="auto"/>
         <w:ind w:firstLine="0"/>
         <w:jc w:val="center"/>
       </w:pPr>
       <w:r>
         <w:rPr>
-          <w:rFonts w:ascii="Times New Roman" w:hAnsi="Times New Roman" w:eastAsia="楷体" w:cs="Times New Roman"/>
+          <w:rFonts w:ascii="Times New Roman" w:hAnsi="Times New Roman" w:eastAsia="宋体"/>
           <w:b w:val="0"/>
           <w:color w:val="000000"/>
           <w:sz w:val="21"/>
         </w:rPr>
-        <w:t>表2 数据适配规则</w:t>
+        <w:t>表4 数据适配规则</w:t>
       </w:r>
     </w:p>
     <w:tbl>
@@ -2743,10 +3647,10 @@
             </w:pPr>
             <w:r>
               <w:rPr>
-                <w:rFonts w:ascii="Times New Roman" w:hAnsi="Times New Roman" w:eastAsia="楷体" w:cs="Times New Roman"/>
+                <w:rFonts w:ascii="Times New Roman" w:hAnsi="Times New Roman" w:eastAsia="宋体" w:cs="Times New Roman"/>
                 <w:b/>
                 <w:color w:val="000000"/>
-                <w:sz w:val="21"/>
+                <w:sz w:val="19"/>
               </w:rPr>
               <w:t>字段</w:t>
             </w:r>
@@ -2764,10 +3668,10 @@
             </w:pPr>
             <w:r>
               <w:rPr>
-                <w:rFonts w:ascii="Times New Roman" w:hAnsi="Times New Roman" w:eastAsia="楷体" w:cs="Times New Roman"/>
+                <w:rFonts w:ascii="Times New Roman" w:hAnsi="Times New Roman" w:eastAsia="宋体" w:cs="Times New Roman"/>
                 <w:b/>
                 <w:color w:val="000000"/>
-                <w:sz w:val="21"/>
+                <w:sz w:val="19"/>
               </w:rPr>
               <w:t>QEvasion 映射</w:t>
             </w:r>
@@ -2785,10 +3689,10 @@
             </w:pPr>
             <w:r>
               <w:rPr>
-                <w:rFonts w:ascii="Times New Roman" w:hAnsi="Times New Roman" w:eastAsia="楷体" w:cs="Times New Roman"/>
+                <w:rFonts w:ascii="Times New Roman" w:hAnsi="Times New Roman" w:eastAsia="宋体" w:cs="Times New Roman"/>
                 <w:b/>
                 <w:color w:val="000000"/>
-                <w:sz w:val="21"/>
+                <w:sz w:val="19"/>
               </w:rPr>
               <w:t>QNLI 映射</w:t>
             </w:r>
@@ -2828,10 +3732,10 @@
             </w:pPr>
             <w:r>
               <w:rPr>
-                <w:rFonts w:ascii="Times New Roman" w:hAnsi="Times New Roman" w:eastAsia="楷体" w:cs="Times New Roman"/>
-                <w:b w:val="0"/>
-                <w:color w:val="000000"/>
-                <w:sz w:val="21"/>
+                <w:rFonts w:ascii="Times New Roman" w:hAnsi="Times New Roman" w:eastAsia="宋体" w:cs="Times New Roman"/>
+                <w:b w:val="0"/>
+                <w:color w:val="000000"/>
+                <w:sz w:val="19"/>
               </w:rPr>
               <w:t>text_a</w:t>
             </w:r>
@@ -2849,10 +3753,10 @@
             </w:pPr>
             <w:r>
               <w:rPr>
-                <w:rFonts w:ascii="Times New Roman" w:hAnsi="Times New Roman" w:eastAsia="楷体" w:cs="Times New Roman"/>
-                <w:b w:val="0"/>
-                <w:color w:val="000000"/>
-                <w:sz w:val="21"/>
+                <w:rFonts w:ascii="Times New Roman" w:hAnsi="Times New Roman" w:eastAsia="宋体" w:cs="Times New Roman"/>
+                <w:b w:val="0"/>
+                <w:color w:val="000000"/>
+                <w:sz w:val="19"/>
               </w:rPr>
               <w:t>question</w:t>
             </w:r>
@@ -2870,10 +3774,10 @@
             </w:pPr>
             <w:r>
               <w:rPr>
-                <w:rFonts w:ascii="Times New Roman" w:hAnsi="Times New Roman" w:eastAsia="楷体" w:cs="Times New Roman"/>
-                <w:b w:val="0"/>
-                <w:color w:val="000000"/>
-                <w:sz w:val="21"/>
+                <w:rFonts w:ascii="Times New Roman" w:hAnsi="Times New Roman" w:eastAsia="宋体" w:cs="Times New Roman"/>
+                <w:b w:val="0"/>
+                <w:color w:val="000000"/>
+                <w:sz w:val="19"/>
               </w:rPr>
               <w:t>question</w:t>
             </w:r>
@@ -2913,10 +3817,10 @@
             </w:pPr>
             <w:r>
               <w:rPr>
-                <w:rFonts w:ascii="Times New Roman" w:hAnsi="Times New Roman" w:eastAsia="楷体" w:cs="Times New Roman"/>
-                <w:b w:val="0"/>
-                <w:color w:val="000000"/>
-                <w:sz w:val="21"/>
+                <w:rFonts w:ascii="Times New Roman" w:hAnsi="Times New Roman" w:eastAsia="宋体" w:cs="Times New Roman"/>
+                <w:b w:val="0"/>
+                <w:color w:val="000000"/>
+                <w:sz w:val="19"/>
               </w:rPr>
               <w:t>text_b</w:t>
             </w:r>
@@ -2934,10 +3838,10 @@
             </w:pPr>
             <w:r>
               <w:rPr>
-                <w:rFonts w:ascii="Times New Roman" w:hAnsi="Times New Roman" w:eastAsia="楷体" w:cs="Times New Roman"/>
-                <w:b w:val="0"/>
-                <w:color w:val="000000"/>
-                <w:sz w:val="21"/>
+                <w:rFonts w:ascii="Times New Roman" w:hAnsi="Times New Roman" w:eastAsia="宋体" w:cs="Times New Roman"/>
+                <w:b w:val="0"/>
+                <w:color w:val="000000"/>
+                <w:sz w:val="19"/>
               </w:rPr>
               <w:t>interview_answer</w:t>
             </w:r>
@@ -2955,10 +3859,10 @@
             </w:pPr>
             <w:r>
               <w:rPr>
-                <w:rFonts w:ascii="Times New Roman" w:hAnsi="Times New Roman" w:eastAsia="楷体" w:cs="Times New Roman"/>
-                <w:b w:val="0"/>
-                <w:color w:val="000000"/>
-                <w:sz w:val="21"/>
+                <w:rFonts w:ascii="Times New Roman" w:hAnsi="Times New Roman" w:eastAsia="宋体" w:cs="Times New Roman"/>
+                <w:b w:val="0"/>
+                <w:color w:val="000000"/>
+                <w:sz w:val="19"/>
               </w:rPr>
               <w:t>sentence</w:t>
             </w:r>
@@ -2998,10 +3902,10 @@
             </w:pPr>
             <w:r>
               <w:rPr>
-                <w:rFonts w:ascii="Times New Roman" w:hAnsi="Times New Roman" w:eastAsia="楷体" w:cs="Times New Roman"/>
-                <w:b w:val="0"/>
-                <w:color w:val="000000"/>
-                <w:sz w:val="21"/>
+                <w:rFonts w:ascii="Times New Roman" w:hAnsi="Times New Roman" w:eastAsia="宋体" w:cs="Times New Roman"/>
+                <w:b w:val="0"/>
+                <w:color w:val="000000"/>
+                <w:sz w:val="19"/>
               </w:rPr>
               <w:t>label</w:t>
             </w:r>
@@ -3019,10 +3923,10 @@
             </w:pPr>
             <w:r>
               <w:rPr>
-                <w:rFonts w:ascii="Times New Roman" w:hAnsi="Times New Roman" w:eastAsia="楷体" w:cs="Times New Roman"/>
-                <w:b w:val="0"/>
-                <w:color w:val="000000"/>
-                <w:sz w:val="21"/>
+                <w:rFonts w:ascii="Times New Roman" w:hAnsi="Times New Roman" w:eastAsia="宋体" w:cs="Times New Roman"/>
+                <w:b w:val="0"/>
+                <w:color w:val="000000"/>
+                <w:sz w:val="19"/>
               </w:rPr>
               <w:t>Clear Reply→0；Ambivalent→1；Clear Non-Reply→2</w:t>
             </w:r>
@@ -3040,10 +3944,10 @@
             </w:pPr>
             <w:r>
               <w:rPr>
-                <w:rFonts w:ascii="Times New Roman" w:hAnsi="Times New Roman" w:eastAsia="楷体" w:cs="Times New Roman"/>
-                <w:b w:val="0"/>
-                <w:color w:val="000000"/>
-                <w:sz w:val="21"/>
+                <w:rFonts w:ascii="Times New Roman" w:hAnsi="Times New Roman" w:eastAsia="宋体" w:cs="Times New Roman"/>
+                <w:b w:val="0"/>
+                <w:color w:val="000000"/>
+                <w:sz w:val="19"/>
               </w:rPr>
               <w:t>entailment→0；not_entailment→1</w:t>
             </w:r>
@@ -3083,10 +3987,10 @@
             </w:pPr>
             <w:r>
               <w:rPr>
-                <w:rFonts w:ascii="Times New Roman" w:hAnsi="Times New Roman" w:eastAsia="楷体" w:cs="Times New Roman"/>
-                <w:b w:val="0"/>
-                <w:color w:val="000000"/>
-                <w:sz w:val="21"/>
+                <w:rFonts w:ascii="Times New Roman" w:hAnsi="Times New Roman" w:eastAsia="宋体" w:cs="Times New Roman"/>
+                <w:b w:val="0"/>
+                <w:color w:val="000000"/>
+                <w:sz w:val="19"/>
               </w:rPr>
               <w:t>group / uid</w:t>
             </w:r>
@@ -3098,18 +4002,14 @@
             <w:vAlign w:val="center"/>
           </w:tcPr>
           <w:p>
-            <w:pPr>
-              <w:spacing w:before="0" w:after="0" w:line="276" w:lineRule="auto"/>
-              <w:jc w:val="center"/>
-            </w:pPr>
-            <w:r>
-              <w:rPr>
-                <w:rFonts w:ascii="Times New Roman" w:hAnsi="Times New Roman" w:eastAsia="楷体" w:cs="Times New Roman"/>
-                <w:b w:val="0"/>
-                <w:color w:val="000000"/>
-                <w:sz w:val="21"/>
-              </w:rPr>
-              <w:t>president（扩展分组用 title）／index</w:t>
+            <w:r>
+              <w:rPr>
+                <w:rFonts w:ascii="Times New Roman" w:hAnsi="Times New Roman" w:eastAsia="宋体"/>
+                <w:b w:val="0"/>
+                <w:color w:val="000000"/>
+                <w:sz w:val="19"/>
+              </w:rPr>
+              <w:t>president／index；来源审计用 url，分组用 title 或 url</w:t>
             </w:r>
           </w:p>
         </w:tc>
@@ -3125,10 +4025,10 @@
             </w:pPr>
             <w:r>
               <w:rPr>
-                <w:rFonts w:ascii="Times New Roman" w:hAnsi="Times New Roman" w:eastAsia="楷体" w:cs="Times New Roman"/>
-                <w:b w:val="0"/>
-                <w:color w:val="000000"/>
-                <w:sz w:val="21"/>
+                <w:rFonts w:ascii="Times New Roman" w:hAnsi="Times New Roman" w:eastAsia="宋体" w:cs="Times New Roman"/>
+                <w:b w:val="0"/>
+                <w:color w:val="000000"/>
+                <w:sz w:val="19"/>
               </w:rPr>
               <w:t>index／index；不代表真实来源群体</w:t>
             </w:r>
@@ -3138,32 +4038,32 @@
     </w:tbl>
     <w:p>
       <w:pPr>
-        <w:pStyle w:val="9"/>
+        <w:pStyle w:val="10"/>
         <w:widowControl/>
-        <w:spacing w:before="0" w:after="60" w:line="360" w:lineRule="auto"/>
+        <w:spacing w:before="0" w:after="100" w:line="312" w:lineRule="auto"/>
         <w:ind w:firstLine="480"/>
       </w:pPr>
       <w:r>
         <w:rPr>
-          <w:rFonts w:ascii="Times New Roman" w:hAnsi="Times New Roman" w:eastAsia="楷体" w:cs="Times New Roman"/>
+          <w:rFonts w:ascii="Times New Roman" w:hAnsi="Times New Roman" w:eastAsia="宋体" w:cs="Times New Roman"/>
           <w:b w:val="0"/>
           <w:color w:val="000000"/>
-          <w:sz w:val="24"/>
+          <w:sz w:val="21"/>
         </w:rPr>
         <w:t>例如，QEvasion 中“Would you campaign for Mike Fitzpatrick?”与“I already have.”构成一条文本对，粗标签为 Clear Reply。QNLI 的一条样本同样由问题和候选句构成，但 label 只表示答案包含关系。模型接口不变，输出类别数和监督语义随数据集重新配置。两个任务均保存真实标签、预测标签和类别概率。</w:t>
       </w:r>
     </w:p>
     <w:p>
       <w:pPr>
-        <w:pStyle w:val="9"/>
+        <w:pStyle w:val="Heading2"/>
         <w:keepNext/>
         <w:widowControl/>
-        <w:spacing w:before="100" w:after="60" w:line="360" w:lineRule="auto"/>
+        <w:spacing w:before="120" w:after="100" w:line="312" w:lineRule="auto"/>
         <w:ind w:firstLine="0"/>
       </w:pPr>
       <w:r>
         <w:rPr>
-          <w:rFonts w:ascii="Times New Roman" w:hAnsi="Times New Roman" w:eastAsia="楷体" w:cs="Times New Roman"/>
+          <w:rFonts w:ascii="黑体" w:hAnsi="黑体" w:eastAsia="黑体" w:cs="Times New Roman"/>
           <w:b/>
           <w:color w:val="000000"/>
           <w:sz w:val="24"/>
@@ -3173,55 +4073,55 @@
     </w:p>
     <w:p>
       <w:pPr>
-        <w:pStyle w:val="9"/>
+        <w:pStyle w:val="10"/>
         <w:widowControl/>
-        <w:spacing w:before="0" w:after="60" w:line="360" w:lineRule="auto"/>
+        <w:spacing w:before="0" w:after="100" w:line="312" w:lineRule="auto"/>
         <w:ind w:firstLine="480"/>
       </w:pPr>
       <w:r>
         <w:rPr>
-          <w:rFonts w:ascii="Times New Roman" w:hAnsi="Times New Roman" w:eastAsia="楷体" w:cs="Times New Roman"/>
+          <w:rFonts w:ascii="Times New Roman" w:hAnsi="Times New Roman" w:eastAsia="宋体" w:cs="Times New Roman"/>
           <w:b w:val="0"/>
           <w:color w:val="000000"/>
-          <w:sz w:val="24"/>
+          <w:sz w:val="21"/>
         </w:rPr>
         <w:t>TF-IDF 基线将两段文本用 [SEP] 连接，比较 unigram 与 unigram+bigram、无权重与 balanced 权重四种组合。词频采用 sublinear_tf，min_df=2，max_df=0.95。逻辑回归 C=1.0、max_iter=2000；在训练集的固定 10% 分层验证集上按 Macro-F1 选择配置，再用全部训练样本拟合并评估。</w:t>
       </w:r>
     </w:p>
     <w:p>
       <w:pPr>
-        <w:pStyle w:val="9"/>
+        <w:pStyle w:val="10"/>
         <w:widowControl/>
-        <w:spacing w:before="0" w:after="60" w:line="360" w:lineRule="auto"/>
+        <w:spacing w:before="0" w:after="100" w:line="312" w:lineRule="auto"/>
         <w:ind w:firstLine="480"/>
       </w:pPr>
       <w:r>
         <w:rPr>
-          <w:rFonts w:ascii="Times New Roman" w:hAnsi="Times New Roman" w:eastAsia="楷体" w:cs="Times New Roman"/>
+          <w:rFonts w:ascii="Times New Roman" w:hAnsi="Times New Roman" w:eastAsia="宋体" w:cs="Times New Roman"/>
           <w:b w:val="0"/>
           <w:color w:val="000000"/>
-          <w:sz w:val="24"/>
+          <w:sz w:val="21"/>
         </w:rPr>
         <w:t>预训练基线分别编码问题和回答，得到归一化的 384 维向量 e_q 和 e_a，并组成 [e_q; e_a; |e_q−e_a|; e_q⊙e_a] 共 1,536 维特征。编码批大小为 64，原脚本使用 CPU。编码器冻结，逻辑回归采用 balanced 权重，在 C∈{0.1,1,10} 中选择 C=0.1。模型卡说明默认超过 256 个 word pieces 会截断；这与按空格统计的英文词数不是同一计量单位。[6]</w:t>
       </w:r>
     </w:p>
     <w:p>
       <w:pPr>
-        <w:pStyle w:val="9"/>
+        <w:pStyle w:val="Caption"/>
         <w:keepNext/>
         <w:widowControl/>
-        <w:spacing w:before="0" w:after="60" w:line="360" w:lineRule="auto"/>
+        <w:spacing w:before="0" w:after="80" w:line="312" w:lineRule="auto"/>
         <w:ind w:firstLine="0"/>
         <w:jc w:val="center"/>
       </w:pPr>
       <w:r>
         <w:rPr>
-          <w:rFonts w:ascii="Times New Roman" w:hAnsi="Times New Roman" w:eastAsia="楷体" w:cs="Times New Roman"/>
+          <w:rFonts w:ascii="Times New Roman" w:hAnsi="Times New Roman" w:eastAsia="宋体"/>
           <w:b w:val="0"/>
           <w:color w:val="000000"/>
           <w:sz w:val="21"/>
         </w:rPr>
-        <w:t>表3 可复现训练参数</w:t>
+        <w:t>表5 可复现训练参数</w:t>
       </w:r>
     </w:p>
     <w:tbl>
@@ -3284,10 +4184,10 @@
             </w:pPr>
             <w:r>
               <w:rPr>
-                <w:rFonts w:ascii="Times New Roman" w:hAnsi="Times New Roman" w:eastAsia="楷体" w:cs="Times New Roman"/>
+                <w:rFonts w:ascii="Times New Roman" w:hAnsi="Times New Roman" w:eastAsia="宋体" w:cs="Times New Roman"/>
                 <w:b/>
                 <w:color w:val="000000"/>
-                <w:sz w:val="21"/>
+                <w:sz w:val="19"/>
               </w:rPr>
               <w:t>项目</w:t>
             </w:r>
@@ -3305,10 +4205,10 @@
             </w:pPr>
             <w:r>
               <w:rPr>
-                <w:rFonts w:ascii="Times New Roman" w:hAnsi="Times New Roman" w:eastAsia="楷体" w:cs="Times New Roman"/>
+                <w:rFonts w:ascii="Times New Roman" w:hAnsi="Times New Roman" w:eastAsia="宋体" w:cs="Times New Roman"/>
                 <w:b/>
                 <w:color w:val="000000"/>
-                <w:sz w:val="21"/>
+                <w:sz w:val="19"/>
               </w:rPr>
               <w:t>TF-IDF + LR</w:t>
             </w:r>
@@ -3326,10 +4226,10 @@
             </w:pPr>
             <w:r>
               <w:rPr>
-                <w:rFonts w:ascii="Times New Roman" w:hAnsi="Times New Roman" w:eastAsia="楷体" w:cs="Times New Roman"/>
+                <w:rFonts w:ascii="Times New Roman" w:hAnsi="Times New Roman" w:eastAsia="宋体" w:cs="Times New Roman"/>
                 <w:b/>
                 <w:color w:val="000000"/>
-                <w:sz w:val="21"/>
+                <w:sz w:val="19"/>
               </w:rPr>
               <w:t>MiniLM 表示 + LR</w:t>
             </w:r>
@@ -3369,10 +4269,10 @@
             </w:pPr>
             <w:r>
               <w:rPr>
-                <w:rFonts w:ascii="Times New Roman" w:hAnsi="Times New Roman" w:eastAsia="楷体" w:cs="Times New Roman"/>
-                <w:b w:val="0"/>
-                <w:color w:val="000000"/>
-                <w:sz w:val="21"/>
+                <w:rFonts w:ascii="Times New Roman" w:hAnsi="Times New Roman" w:eastAsia="宋体" w:cs="Times New Roman"/>
+                <w:b w:val="0"/>
+                <w:color w:val="000000"/>
+                <w:sz w:val="19"/>
               </w:rPr>
               <w:t>编码器训练</w:t>
             </w:r>
@@ -3390,10 +4290,10 @@
             </w:pPr>
             <w:r>
               <w:rPr>
-                <w:rFonts w:ascii="Times New Roman" w:hAnsi="Times New Roman" w:eastAsia="楷体" w:cs="Times New Roman"/>
-                <w:b w:val="0"/>
-                <w:color w:val="000000"/>
-                <w:sz w:val="21"/>
+                <w:rFonts w:ascii="Times New Roman" w:hAnsi="Times New Roman" w:eastAsia="宋体" w:cs="Times New Roman"/>
+                <w:b w:val="0"/>
+                <w:color w:val="000000"/>
+                <w:sz w:val="19"/>
               </w:rPr>
               <w:t>不适用</w:t>
             </w:r>
@@ -3411,10 +4311,10 @@
             </w:pPr>
             <w:r>
               <w:rPr>
-                <w:rFonts w:ascii="Times New Roman" w:hAnsi="Times New Roman" w:eastAsia="楷体" w:cs="Times New Roman"/>
-                <w:b w:val="0"/>
-                <w:color w:val="000000"/>
-                <w:sz w:val="21"/>
+                <w:rFonts w:ascii="Times New Roman" w:hAnsi="Times New Roman" w:eastAsia="宋体" w:cs="Times New Roman"/>
+                <w:b w:val="0"/>
+                <w:color w:val="000000"/>
+                <w:sz w:val="19"/>
               </w:rPr>
               <w:t>冻结，不更新参数</w:t>
             </w:r>
@@ -3454,10 +4354,10 @@
             </w:pPr>
             <w:r>
               <w:rPr>
-                <w:rFonts w:ascii="Times New Roman" w:hAnsi="Times New Roman" w:eastAsia="楷体" w:cs="Times New Roman"/>
-                <w:b w:val="0"/>
-                <w:color w:val="000000"/>
-                <w:sz w:val="21"/>
+                <w:rFonts w:ascii="Times New Roman" w:hAnsi="Times New Roman" w:eastAsia="宋体" w:cs="Times New Roman"/>
+                <w:b w:val="0"/>
+                <w:color w:val="000000"/>
+                <w:sz w:val="19"/>
               </w:rPr>
               <w:t>特征维度</w:t>
             </w:r>
@@ -3475,10 +4375,10 @@
             </w:pPr>
             <w:r>
               <w:rPr>
-                <w:rFonts w:ascii="Times New Roman" w:hAnsi="Times New Roman" w:eastAsia="楷体" w:cs="Times New Roman"/>
-                <w:b w:val="0"/>
-                <w:color w:val="000000"/>
-                <w:sz w:val="21"/>
+                <w:rFonts w:ascii="Times New Roman" w:hAnsi="Times New Roman" w:eastAsia="宋体" w:cs="Times New Roman"/>
+                <w:b w:val="0"/>
+                <w:color w:val="000000"/>
+                <w:sz w:val="19"/>
               </w:rPr>
               <w:t>121,340（原任务最终词表）</w:t>
             </w:r>
@@ -3496,10 +4396,10 @@
             </w:pPr>
             <w:r>
               <w:rPr>
-                <w:rFonts w:ascii="Times New Roman" w:hAnsi="Times New Roman" w:eastAsia="楷体" w:cs="Times New Roman"/>
-                <w:b w:val="0"/>
-                <w:color w:val="000000"/>
-                <w:sz w:val="21"/>
+                <w:rFonts w:ascii="Times New Roman" w:hAnsi="Times New Roman" w:eastAsia="宋体" w:cs="Times New Roman"/>
+                <w:b w:val="0"/>
+                <w:color w:val="000000"/>
+                <w:sz w:val="19"/>
               </w:rPr>
               <w:t>384×4=1,536</w:t>
             </w:r>
@@ -3539,10 +4439,10 @@
             </w:pPr>
             <w:r>
               <w:rPr>
-                <w:rFonts w:ascii="Times New Roman" w:hAnsi="Times New Roman" w:eastAsia="楷体" w:cs="Times New Roman"/>
-                <w:b w:val="0"/>
-                <w:color w:val="000000"/>
-                <w:sz w:val="21"/>
+                <w:rFonts w:ascii="Times New Roman" w:hAnsi="Times New Roman" w:eastAsia="宋体" w:cs="Times New Roman"/>
+                <w:b w:val="0"/>
+                <w:color w:val="000000"/>
+                <w:sz w:val="19"/>
               </w:rPr>
               <w:t>最大输入长度</w:t>
             </w:r>
@@ -3560,10 +4460,10 @@
             </w:pPr>
             <w:r>
               <w:rPr>
-                <w:rFonts w:ascii="Times New Roman" w:hAnsi="Times New Roman" w:eastAsia="楷体" w:cs="Times New Roman"/>
-                <w:b w:val="0"/>
-                <w:color w:val="000000"/>
-                <w:sz w:val="21"/>
+                <w:rFonts w:ascii="Times New Roman" w:hAnsi="Times New Roman" w:eastAsia="宋体" w:cs="Times New Roman"/>
+                <w:b w:val="0"/>
+                <w:color w:val="000000"/>
+                <w:sz w:val="19"/>
               </w:rPr>
               <w:t>脚本不截断</w:t>
             </w:r>
@@ -3581,10 +4481,10 @@
             </w:pPr>
             <w:r>
               <w:rPr>
-                <w:rFonts w:ascii="Times New Roman" w:hAnsi="Times New Roman" w:eastAsia="楷体" w:cs="Times New Roman"/>
-                <w:b w:val="0"/>
-                <w:color w:val="000000"/>
-                <w:sz w:val="21"/>
+                <w:rFonts w:ascii="Times New Roman" w:hAnsi="Times New Roman" w:eastAsia="宋体" w:cs="Times New Roman"/>
+                <w:b w:val="0"/>
+                <w:color w:val="000000"/>
+                <w:sz w:val="19"/>
               </w:rPr>
               <w:t>默认 256 word pieces／每段</w:t>
             </w:r>
@@ -3624,10 +4524,10 @@
             </w:pPr>
             <w:r>
               <w:rPr>
-                <w:rFonts w:ascii="Times New Roman" w:hAnsi="Times New Roman" w:eastAsia="楷体" w:cs="Times New Roman"/>
-                <w:b w:val="0"/>
-                <w:color w:val="000000"/>
-                <w:sz w:val="21"/>
+                <w:rFonts w:ascii="Times New Roman" w:hAnsi="Times New Roman" w:eastAsia="宋体" w:cs="Times New Roman"/>
+                <w:b w:val="0"/>
+                <w:color w:val="000000"/>
+                <w:sz w:val="19"/>
               </w:rPr>
               <w:t>C / class_weight</w:t>
             </w:r>
@@ -3645,10 +4545,10 @@
             </w:pPr>
             <w:r>
               <w:rPr>
-                <w:rFonts w:ascii="Times New Roman" w:hAnsi="Times New Roman" w:eastAsia="楷体" w:cs="Times New Roman"/>
-                <w:b w:val="0"/>
-                <w:color w:val="000000"/>
-                <w:sz w:val="21"/>
+                <w:rFonts w:ascii="Times New Roman" w:hAnsi="Times New Roman" w:eastAsia="宋体" w:cs="Times New Roman"/>
+                <w:b w:val="0"/>
+                <w:color w:val="000000"/>
+                <w:sz w:val="19"/>
               </w:rPr>
               <w:t>1.0 / balanced</w:t>
             </w:r>
@@ -3666,10 +4566,10 @@
             </w:pPr>
             <w:r>
               <w:rPr>
-                <w:rFonts w:ascii="Times New Roman" w:hAnsi="Times New Roman" w:eastAsia="楷体" w:cs="Times New Roman"/>
-                <w:b w:val="0"/>
-                <w:color w:val="000000"/>
-                <w:sz w:val="21"/>
+                <w:rFonts w:ascii="Times New Roman" w:hAnsi="Times New Roman" w:eastAsia="宋体" w:cs="Times New Roman"/>
+                <w:b w:val="0"/>
+                <w:color w:val="000000"/>
+                <w:sz w:val="19"/>
               </w:rPr>
               <w:t>0.1 / balanced</w:t>
             </w:r>
@@ -3709,10 +4609,10 @@
             </w:pPr>
             <w:r>
               <w:rPr>
-                <w:rFonts w:ascii="Times New Roman" w:hAnsi="Times New Roman" w:eastAsia="楷体" w:cs="Times New Roman"/>
-                <w:b w:val="0"/>
-                <w:color w:val="000000"/>
-                <w:sz w:val="21"/>
+                <w:rFonts w:ascii="Times New Roman" w:hAnsi="Times New Roman" w:eastAsia="宋体" w:cs="Times New Roman"/>
+                <w:b w:val="0"/>
+                <w:color w:val="000000"/>
+                <w:sz w:val="19"/>
               </w:rPr>
               <w:t>求解迭代上限 / seed</w:t>
             </w:r>
@@ -3730,10 +4630,10 @@
             </w:pPr>
             <w:r>
               <w:rPr>
-                <w:rFonts w:ascii="Times New Roman" w:hAnsi="Times New Roman" w:eastAsia="楷体" w:cs="Times New Roman"/>
-                <w:b w:val="0"/>
-                <w:color w:val="000000"/>
-                <w:sz w:val="21"/>
+                <w:rFonts w:ascii="Times New Roman" w:hAnsi="Times New Roman" w:eastAsia="宋体" w:cs="Times New Roman"/>
+                <w:b w:val="0"/>
+                <w:color w:val="000000"/>
+                <w:sz w:val="19"/>
               </w:rPr>
               <w:t>2,000 / 42</w:t>
             </w:r>
@@ -3751,10 +4651,10 @@
             </w:pPr>
             <w:r>
               <w:rPr>
-                <w:rFonts w:ascii="Times New Roman" w:hAnsi="Times New Roman" w:eastAsia="楷体" w:cs="Times New Roman"/>
-                <w:b w:val="0"/>
-                <w:color w:val="000000"/>
-                <w:sz w:val="21"/>
+                <w:rFonts w:ascii="Times New Roman" w:hAnsi="Times New Roman" w:eastAsia="宋体" w:cs="Times New Roman"/>
+                <w:b w:val="0"/>
+                <w:color w:val="000000"/>
+                <w:sz w:val="19"/>
               </w:rPr>
               <w:t>2,000 / 42</w:t>
             </w:r>
@@ -3794,10 +4694,10 @@
             </w:pPr>
             <w:r>
               <w:rPr>
-                <w:rFonts w:ascii="Times New Roman" w:hAnsi="Times New Roman" w:eastAsia="楷体" w:cs="Times New Roman"/>
-                <w:b w:val="0"/>
-                <w:color w:val="000000"/>
-                <w:sz w:val="21"/>
+                <w:rFonts w:ascii="Times New Roman" w:hAnsi="Times New Roman" w:eastAsia="宋体" w:cs="Times New Roman"/>
+                <w:b w:val="0"/>
+                <w:color w:val="000000"/>
+                <w:sz w:val="19"/>
               </w:rPr>
               <w:t>学习率 / epoch / 早停</w:t>
             </w:r>
@@ -3815,10 +4715,10 @@
             </w:pPr>
             <w:r>
               <w:rPr>
-                <w:rFonts w:ascii="Times New Roman" w:hAnsi="Times New Roman" w:eastAsia="楷体" w:cs="Times New Roman"/>
-                <w:b w:val="0"/>
-                <w:color w:val="000000"/>
-                <w:sz w:val="21"/>
+                <w:rFonts w:ascii="Times New Roman" w:hAnsi="Times New Roman" w:eastAsia="宋体" w:cs="Times New Roman"/>
+                <w:b w:val="0"/>
+                <w:color w:val="000000"/>
+                <w:sz w:val="19"/>
               </w:rPr>
               <w:t>LR 迭代求解；未设置神经训练学习率、epoch或早停</w:t>
             </w:r>
@@ -3836,10 +4736,10 @@
             </w:pPr>
             <w:r>
               <w:rPr>
-                <w:rFonts w:ascii="Times New Roman" w:hAnsi="Times New Roman" w:eastAsia="楷体" w:cs="Times New Roman"/>
-                <w:b w:val="0"/>
-                <w:color w:val="000000"/>
-                <w:sz w:val="21"/>
+                <w:rFonts w:ascii="Times New Roman" w:hAnsi="Times New Roman" w:eastAsia="宋体" w:cs="Times New Roman"/>
+                <w:b w:val="0"/>
+                <w:color w:val="000000"/>
+                <w:sz w:val="19"/>
               </w:rPr>
               <w:t>编码器不训练；LR 同左</w:t>
             </w:r>
@@ -3849,56 +4749,56 @@
     </w:tbl>
     <w:p>
       <w:pPr>
-        <w:pStyle w:val="9"/>
+        <w:pStyle w:val="Heading2"/>
         <w:keepNext/>
         <w:widowControl/>
-        <w:spacing w:before="100" w:after="60" w:line="360" w:lineRule="auto"/>
+        <w:spacing w:before="120" w:after="100" w:line="312" w:lineRule="auto"/>
         <w:ind w:firstLine="0"/>
       </w:pPr>
       <w:r>
         <w:rPr>
-          <w:rFonts w:ascii="Times New Roman" w:hAnsi="Times New Roman" w:eastAsia="楷体" w:cs="Times New Roman"/>
+          <w:rFonts w:ascii="黑体" w:hAnsi="黑体" w:eastAsia="黑体"/>
           <w:b/>
           <w:color w:val="000000"/>
           <w:sz w:val="24"/>
         </w:rPr>
-        <w:t>3.3 标签层级扩展的假设与实现</w:t>
+        <w:t>3.3 标签层级的数据审计与模型对照</w:t>
       </w:r>
     </w:p>
     <w:p>
       <w:pPr>
-        <w:pStyle w:val="9"/>
+        <w:pStyle w:val="10"/>
         <w:widowControl/>
-        <w:spacing w:before="0" w:after="60" w:line="360" w:lineRule="auto"/>
+        <w:spacing w:before="0" w:after="80" w:line="312" w:lineRule="auto"/>
         <w:ind w:firstLine="480"/>
       </w:pPr>
       <w:r>
         <w:rPr>
-          <w:rFonts w:ascii="Times New Roman" w:hAnsi="Times New Roman" w:eastAsia="楷体" w:cs="Times New Roman"/>
+          <w:rFonts w:ascii="Times New Roman" w:hAnsi="Times New Roman" w:eastAsia="宋体"/>
           <w:b w:val="0"/>
           <w:color w:val="000000"/>
-          <w:sz w:val="24"/>
-        </w:rPr>
-        <w:t>扩展检验两个假设。H1：细粒度标签通过固定映射可以与训练集粗标签一致。H2：在相同冻结表示下，九分类学习能够提供有用的策略信息，使汇总后的粗分类优于直接三分类。H1 通过标签统计检验，H2 通过模型对照检验；两者不能混为同一个结论。映射依据原论文和训练集，不根据测试结果调整。</w:t>
+          <w:sz w:val="21"/>
+        </w:rPr>
+        <w:t>扩展包含审计问题 A 与对照问题 B。A 检查训练集九个细标签能否无冲突地映射到三个粗标签，它描述标注体系的自洽性，不是独立的模型假设检验。B 比较相同冻结表示下九分类监督及其粗类决策是否优于直接三分类。固定映射依据原论文与训练标注，官方测试不用于修改映射。</w:t>
       </w:r>
     </w:p>
     <w:p>
       <w:pPr>
-        <w:pStyle w:val="9"/>
+        <w:pStyle w:val="Caption"/>
         <w:keepNext/>
         <w:widowControl/>
-        <w:spacing w:before="0" w:after="60" w:line="360" w:lineRule="auto"/>
+        <w:spacing w:before="0" w:after="80" w:line="312" w:lineRule="auto"/>
         <w:ind w:firstLine="0"/>
         <w:jc w:val="center"/>
       </w:pPr>
       <w:r>
         <w:rPr>
-          <w:rFonts w:ascii="Times New Roman" w:hAnsi="Times New Roman" w:eastAsia="楷体" w:cs="Times New Roman"/>
+          <w:rFonts w:ascii="Times New Roman" w:hAnsi="Times New Roman" w:eastAsia="宋体"/>
           <w:b w:val="0"/>
           <w:color w:val="000000"/>
           <w:sz w:val="21"/>
         </w:rPr>
-        <w:t>表4 九个细标签到三个粗标签的固定映射</w:t>
+        <w:t>表6 九个细标签到三个粗标签的固定映射</w:t>
       </w:r>
     </w:p>
     <w:tbl>
@@ -3960,10 +4860,10 @@
             </w:pPr>
             <w:r>
               <w:rPr>
-                <w:rFonts w:ascii="Times New Roman" w:hAnsi="Times New Roman" w:eastAsia="楷体" w:cs="Times New Roman"/>
+                <w:rFonts w:ascii="Times New Roman" w:hAnsi="Times New Roman" w:eastAsia="宋体" w:cs="Times New Roman"/>
                 <w:b/>
                 <w:color w:val="000000"/>
-                <w:sz w:val="21"/>
+                <w:sz w:val="19"/>
               </w:rPr>
               <w:t>粗标签</w:t>
             </w:r>
@@ -3981,10 +4881,10 @@
             </w:pPr>
             <w:r>
               <w:rPr>
-                <w:rFonts w:ascii="Times New Roman" w:hAnsi="Times New Roman" w:eastAsia="楷体" w:cs="Times New Roman"/>
+                <w:rFonts w:ascii="Times New Roman" w:hAnsi="Times New Roman" w:eastAsia="宋体" w:cs="Times New Roman"/>
                 <w:b/>
                 <w:color w:val="000000"/>
-                <w:sz w:val="21"/>
+                <w:sz w:val="19"/>
               </w:rPr>
               <w:t>细粒度标签</w:t>
             </w:r>
@@ -4024,10 +4924,10 @@
             </w:pPr>
             <w:r>
               <w:rPr>
-                <w:rFonts w:ascii="Times New Roman" w:hAnsi="Times New Roman" w:eastAsia="楷体" w:cs="Times New Roman"/>
-                <w:b w:val="0"/>
-                <w:color w:val="000000"/>
-                <w:sz w:val="21"/>
+                <w:rFonts w:ascii="Times New Roman" w:hAnsi="Times New Roman" w:eastAsia="宋体" w:cs="Times New Roman"/>
+                <w:b w:val="0"/>
+                <w:color w:val="000000"/>
+                <w:sz w:val="19"/>
               </w:rPr>
               <w:t>Clear Reply</w:t>
             </w:r>
@@ -4045,10 +4945,10 @@
             </w:pPr>
             <w:r>
               <w:rPr>
-                <w:rFonts w:ascii="Times New Roman" w:hAnsi="Times New Roman" w:eastAsia="楷体" w:cs="Times New Roman"/>
-                <w:b w:val="0"/>
-                <w:color w:val="000000"/>
-                <w:sz w:val="21"/>
+                <w:rFonts w:ascii="Times New Roman" w:hAnsi="Times New Roman" w:eastAsia="宋体" w:cs="Times New Roman"/>
+                <w:b w:val="0"/>
+                <w:color w:val="000000"/>
+                <w:sz w:val="19"/>
               </w:rPr>
               <w:t>Explicit</w:t>
             </w:r>
@@ -4088,10 +4988,10 @@
             </w:pPr>
             <w:r>
               <w:rPr>
-                <w:rFonts w:ascii="Times New Roman" w:hAnsi="Times New Roman" w:eastAsia="楷体" w:cs="Times New Roman"/>
-                <w:b w:val="0"/>
-                <w:color w:val="000000"/>
-                <w:sz w:val="21"/>
+                <w:rFonts w:ascii="Times New Roman" w:hAnsi="Times New Roman" w:eastAsia="宋体" w:cs="Times New Roman"/>
+                <w:b w:val="0"/>
+                <w:color w:val="000000"/>
+                <w:sz w:val="19"/>
               </w:rPr>
               <w:t>Ambivalent Reply</w:t>
             </w:r>
@@ -4109,10 +5009,10 @@
             </w:pPr>
             <w:r>
               <w:rPr>
-                <w:rFonts w:ascii="Times New Roman" w:hAnsi="Times New Roman" w:eastAsia="楷体" w:cs="Times New Roman"/>
-                <w:b w:val="0"/>
-                <w:color w:val="000000"/>
-                <w:sz w:val="21"/>
+                <w:rFonts w:ascii="Times New Roman" w:hAnsi="Times New Roman" w:eastAsia="宋体" w:cs="Times New Roman"/>
+                <w:b w:val="0"/>
+                <w:color w:val="000000"/>
+                <w:sz w:val="19"/>
               </w:rPr>
               <w:t>Implicit、Dodging、General、Deflection、Partial/half-answer</w:t>
             </w:r>
@@ -4152,10 +5052,10 @@
             </w:pPr>
             <w:r>
               <w:rPr>
-                <w:rFonts w:ascii="Times New Roman" w:hAnsi="Times New Roman" w:eastAsia="楷体" w:cs="Times New Roman"/>
-                <w:b w:val="0"/>
-                <w:color w:val="000000"/>
-                <w:sz w:val="21"/>
+                <w:rFonts w:ascii="Times New Roman" w:hAnsi="Times New Roman" w:eastAsia="宋体" w:cs="Times New Roman"/>
+                <w:b w:val="0"/>
+                <w:color w:val="000000"/>
+                <w:sz w:val="19"/>
               </w:rPr>
               <w:t>Clear Non-Reply</w:t>
             </w:r>
@@ -4173,10 +5073,10 @@
             </w:pPr>
             <w:r>
               <w:rPr>
-                <w:rFonts w:ascii="Times New Roman" w:hAnsi="Times New Roman" w:eastAsia="楷体" w:cs="Times New Roman"/>
-                <w:b w:val="0"/>
-                <w:color w:val="000000"/>
-                <w:sz w:val="21"/>
+                <w:rFonts w:ascii="Times New Roman" w:hAnsi="Times New Roman" w:eastAsia="宋体" w:cs="Times New Roman"/>
+                <w:b w:val="0"/>
+                <w:color w:val="000000"/>
+                <w:sz w:val="19"/>
               </w:rPr>
               <w:t>Declining to answer、Claims ignorance、Clarification</w:t>
             </w:r>
@@ -4186,83 +5086,83 @@
     </w:tbl>
     <w:p>
       <w:pPr>
-        <w:pStyle w:val="9"/>
+        <w:pStyle w:val="10"/>
         <w:widowControl/>
-        <w:spacing w:before="0" w:after="60" w:line="360" w:lineRule="auto"/>
+        <w:spacing w:before="0" w:after="80" w:line="312" w:lineRule="auto"/>
         <w:ind w:firstLine="480"/>
       </w:pPr>
       <w:r>
         <w:rPr>
-          <w:rFonts w:ascii="Times New Roman" w:hAnsi="Times New Roman" w:eastAsia="楷体" w:cs="Times New Roman"/>
+          <w:rFonts w:ascii="Times New Roman" w:hAnsi="Times New Roman" w:eastAsia="宋体"/>
           <w:b w:val="0"/>
           <w:color w:val="000000"/>
-          <w:sz w:val="24"/>
-        </w:rPr>
-        <w:t>首先对训练集 3,448 条样本检查 evasion_label 是否存在、是否属于已知九类，并比较映射结果与 clarity_label。其次按 title 使用 GroupShuffleSplit，以随机种子 42 留出 20% 的采访分组：拟合部分为 140 场采访、3,182 条样本，留出部分为 35 场采访、266 条样本。20% 指采访组的比例，因此样本量不必按 8∶2 分配。两部分 title 交集为零。</w:t>
+          <w:sz w:val="21"/>
+        </w:rPr>
+        <w:t>先检查 3,448 条训练记录的细标签合法性及粗细交叉关系。原分组对照按 title、seed=42 留出 35/175 个标题文本组：拟合 3,182 条、留出 266 条，分别为 140/35 个标题组；二者的来源 URL 也无交集。标题组比例不是样本比例，且标题文本数不等于独立采访数。后验补充的 URL 留出设置见实验分析。</w:t>
       </w:r>
     </w:p>
     <w:p>
       <w:pPr>
-        <w:pStyle w:val="9"/>
+        <w:pStyle w:val="10"/>
         <w:widowControl/>
-        <w:spacing w:before="0" w:after="60" w:line="360" w:lineRule="auto"/>
+        <w:spacing w:before="0" w:after="100" w:line="312" w:lineRule="auto"/>
         <w:ind w:firstLine="480"/>
       </w:pPr>
       <w:r>
         <w:rPr>
-          <w:rFonts w:ascii="Times New Roman" w:hAnsi="Times New Roman" w:eastAsia="楷体" w:cs="Times New Roman"/>
+          <w:rFonts w:ascii="Times New Roman" w:hAnsi="Times New Roman" w:eastAsia="宋体" w:cs="Times New Roman"/>
           <w:b w:val="0"/>
           <w:color w:val="000000"/>
-          <w:sz w:val="24"/>
+          <w:sz w:val="21"/>
         </w:rPr>
         <w:t>对照模型使用相同的 1,536 维缓存表示：一组直接学习三分类，另一组学习九分类。两者均固定 C=0.1、max_iter=2000、class_weight=balanced、random_state=42，不在本次分组留出集上再次搜索超参数。C 值沿用原实验，分组结果属于复用既有配置的探索性检查，并非完全独立的嵌套模型选择估计。</w:t>
       </w:r>
     </w:p>
     <w:p>
       <w:pPr>
-        <w:pStyle w:val="9"/>
+        <w:pStyle w:val="10"/>
         <w:widowControl/>
-        <w:spacing w:before="0" w:after="60" w:line="360" w:lineRule="auto"/>
+        <w:spacing w:before="0" w:after="100" w:line="312" w:lineRule="auto"/>
         <w:ind w:firstLine="480"/>
       </w:pPr>
       <w:r>
         <w:rPr>
-          <w:rFonts w:ascii="Times New Roman" w:hAnsi="Times New Roman" w:eastAsia="楷体" w:cs="Times New Roman"/>
+          <w:rFonts w:ascii="Times New Roman" w:hAnsi="Times New Roman" w:eastAsia="宋体" w:cs="Times New Roman"/>
           <w:b w:val="0"/>
           <w:color w:val="000000"/>
-          <w:sz w:val="24"/>
+          <w:sz w:val="21"/>
         </w:rPr>
         <w:t>九分类模型输出各细类概率。对某一粗类，将属于该粗类的全部细类概率相加，再选择概率最大的粗类：P(c|x)=Σ P(z|x)，求和范围为映射到 c 的细类 z。三类分别包含 1、5、3 个细类。按互斥子类求和本身是合理的，但 balanced 训练和概率校准不足可能使汇总偏向拥有较多子类的粗类；实验将检查这一现象。</w:t>
       </w:r>
     </w:p>
     <w:p>
       <w:pPr>
-        <w:pStyle w:val="9"/>
+        <w:pStyle w:val="10"/>
         <w:widowControl/>
-        <w:spacing w:before="0" w:after="60" w:line="360" w:lineRule="auto"/>
+        <w:spacing w:before="0" w:after="100" w:line="312" w:lineRule="auto"/>
         <w:ind w:firstLine="480"/>
       </w:pPr>
       <w:r>
         <w:rPr>
-          <w:rFonts w:ascii="Times New Roman" w:hAnsi="Times New Roman" w:eastAsia="楷体" w:cs="Times New Roman"/>
+          <w:rFonts w:ascii="Times New Roman" w:hAnsi="Times New Roman" w:eastAsia="宋体" w:cs="Times New Roman"/>
           <w:b w:val="0"/>
           <w:color w:val="000000"/>
-          <w:sz w:val="24"/>
+          <w:sz w:val="21"/>
         </w:rPr>
         <w:t>最后，两种模型分别在全部 3,448 条训练样本上重训，在 308 条官方测试样本上比较粗分类。官方测试集 evasion_label 全部为空，因而不计算该集合的细粒度准确率或九分类 F1；细粒度结果只来自 266 条分组留出样本。缓存特征的样本数、粗标签顺序与原数据逐项核对，并保存输入文件哈希，避免读取错位。</w:t>
       </w:r>
     </w:p>
     <w:p>
       <w:pPr>
-        <w:pStyle w:val="9"/>
+        <w:pStyle w:val="Heading2"/>
         <w:keepNext/>
         <w:widowControl/>
-        <w:spacing w:before="100" w:after="60" w:line="360" w:lineRule="auto"/>
+        <w:spacing w:before="120" w:after="100" w:line="312" w:lineRule="auto"/>
         <w:ind w:firstLine="0"/>
       </w:pPr>
       <w:r>
         <w:rPr>
-          <w:rFonts w:ascii="Times New Roman" w:hAnsi="Times New Roman" w:eastAsia="楷体" w:cs="Times New Roman"/>
+          <w:rFonts w:ascii="黑体" w:hAnsi="黑体" w:eastAsia="黑体" w:cs="Times New Roman"/>
           <w:b/>
           <w:color w:val="000000"/>
           <w:sz w:val="24"/>
@@ -4272,47 +5172,43 @@
     </w:p>
     <w:p>
       <w:pPr>
-        <w:pStyle w:val="9"/>
+        <w:pStyle w:val="10"/>
         <w:widowControl/>
-        <w:spacing w:before="0" w:after="60" w:line="360" w:lineRule="auto"/>
+        <w:spacing w:before="0" w:after="100" w:line="312" w:lineRule="auto"/>
         <w:ind w:firstLine="480"/>
       </w:pPr>
       <w:r>
         <w:rPr>
-          <w:rFonts w:ascii="Times New Roman" w:hAnsi="Times New Roman" w:eastAsia="楷体" w:cs="Times New Roman"/>
+          <w:rFonts w:ascii="Times New Roman" w:hAnsi="Times New Roman" w:eastAsia="宋体" w:cs="Times New Roman"/>
           <w:b w:val="0"/>
           <w:color w:val="000000"/>
-          <w:sz w:val="24"/>
+          <w:sz w:val="21"/>
         </w:rPr>
         <w:t>源域直接复用使用原任务最佳 TF-IDF + LR，仅在 QEvasion 上训练。固定令 QNLI 的“包含答案”概率等于 Clear Reply 概率，“不包含答案”概率等于另两类概率之和，以 0.5 为边界，不使用 QNLI 标签调阈值。该投影是近似的跨任务诊断，不宣称标签等价。适配模型则在 QNLI 的 12,000 条标注样本上重新学习词表和分类器，在同一 5,463 条 dev 样本上评价。</w:t>
       </w:r>
     </w:p>
     <w:p>
       <w:pPr>
-        <w:pStyle w:val="9"/>
+        <w:pStyle w:val="10"/>
         <w:widowControl/>
-        <w:spacing w:before="0" w:after="60" w:line="360" w:lineRule="auto"/>
+        <w:spacing w:before="0" w:after="80" w:line="312" w:lineRule="auto"/>
         <w:ind w:firstLine="480"/>
       </w:pPr>
       <w:r>
         <w:rPr>
-          <w:rFonts w:ascii="Times New Roman" w:hAnsi="Times New Roman" w:eastAsia="楷体" w:cs="Times New Roman"/>
+          <w:rFonts w:ascii="Times New Roman" w:hAnsi="Times New Roman" w:eastAsia="宋体"/>
           <w:b w:val="0"/>
           <w:color w:val="000000"/>
-          <w:sz w:val="24"/>
-        </w:rPr>
-        <w:t>所有本地结果固定 seed=42，报告单次运行值，不给出未经多次运行得到的均值或标准差。新增分析在 Anaconda 的 pytorch 环境运行，复用已保存的语义向量。输出包括 JSON 指标、细分类留出预测、粗分类测试概率和源域直接迁移预测，可定位每一项报告数字的来源。</w:t>
+          <w:sz w:val="21"/>
+        </w:rPr>
+        <w:t>所有模型保留 seed=42 的一次运行结果，不把 bootstrap 区间误称为跨种子均值方差。新增 title/URL 分组敏感性与配对重采样在既有测试结果可见后补做，用于诊断，不据官方测试重选方案。输入哈希、逐样本预测、全部指标及本次隔离复现日志一并保留。</w:t>
       </w:r>
     </w:p>
     <w:p>
       <w:pPr>
-        <w:pStyle w:val="9"/>
+        <w:pStyle w:val="Heading1"/>
         <w:keepNext/>
-        <w:numPr>
-          <w:ilvl w:val="0"/>
-          <w:numId w:val="1"/>
-        </w:numPr>
-        <w:spacing w:after="120"/>
+        <w:spacing w:after="100" w:line="312" w:lineRule="auto" w:before="200"/>
         <w:ind w:firstLine="0"/>
         <w:rPr>
           <w:rFonts w:hint="default" w:ascii="Times New Roman" w:hAnsi="Times New Roman" w:eastAsia="楷体" w:cs="Times New Roman"/>
@@ -4325,39 +5221,25 @@
       </w:pPr>
       <w:r>
         <w:rPr>
-          <w:rFonts w:hint="default" w:ascii="Times New Roman" w:hAnsi="Times New Roman" w:eastAsia="楷体" w:cs="Times New Roman"/>
+          <w:rFonts w:ascii="黑体" w:hAnsi="黑体" w:eastAsia="黑体"/>
           <w:b/>
-          <w:bCs/>
-          <w:color w:val="0000FF"/>
-          <w:sz w:val="24"/>
-          <w:szCs w:val="24"/>
-          <w:lang w:eastAsia="zh-CN"/>
-        </w:rPr>
-        <w:t>实</w:t>
-      </w:r>
-      <w:r>
-        <w:rPr>
-          <w:rFonts w:hint="default" w:ascii="Times New Roman" w:hAnsi="Times New Roman" w:eastAsia="楷体" w:cs="Times New Roman"/>
-          <w:b/>
-          <w:bCs/>
-          <w:color w:val="0000FF"/>
-          <w:sz w:val="24"/>
-          <w:szCs w:val="24"/>
-        </w:rPr>
-        <w:t>验结果展示</w:t>
+          <w:color w:val="000000"/>
+          <w:sz w:val="28"/>
+        </w:rPr>
+        <w:t>四 实验结果与综合分析</w:t>
       </w:r>
     </w:p>
     <w:p>
       <w:pPr>
-        <w:pStyle w:val="9"/>
+        <w:pStyle w:val="Heading2"/>
         <w:keepNext/>
         <w:widowControl/>
-        <w:spacing w:before="100" w:after="60" w:line="360" w:lineRule="auto"/>
+        <w:spacing w:before="120" w:after="100" w:line="312" w:lineRule="auto"/>
         <w:ind w:firstLine="0"/>
       </w:pPr>
       <w:r>
         <w:rPr>
-          <w:rFonts w:ascii="Times New Roman" w:hAnsi="Times New Roman" w:eastAsia="楷体" w:cs="Times New Roman"/>
+          <w:rFonts w:ascii="黑体" w:hAnsi="黑体" w:eastAsia="黑体" w:cs="Times New Roman"/>
           <w:b/>
           <w:color w:val="000000"/>
           <w:sz w:val="24"/>
@@ -4367,21 +5249,21 @@
     </w:p>
     <w:p>
       <w:pPr>
-        <w:pStyle w:val="9"/>
+        <w:pStyle w:val="Caption"/>
         <w:keepNext/>
         <w:widowControl/>
-        <w:spacing w:before="0" w:after="60" w:line="360" w:lineRule="auto"/>
+        <w:spacing w:before="0" w:after="80" w:line="312" w:lineRule="auto"/>
         <w:ind w:firstLine="0"/>
         <w:jc w:val="center"/>
       </w:pPr>
       <w:r>
         <w:rPr>
-          <w:rFonts w:ascii="Times New Roman" w:hAnsi="Times New Roman" w:eastAsia="楷体" w:cs="Times New Roman"/>
+          <w:rFonts w:ascii="Times New Roman" w:hAnsi="Times New Roman" w:eastAsia="宋体"/>
           <w:b w:val="0"/>
           <w:color w:val="000000"/>
           <w:sz w:val="21"/>
         </w:rPr>
-        <w:t>表5 数据统计</w:t>
+        <w:t>表7 数据统计</w:t>
       </w:r>
     </w:p>
     <w:tbl>
@@ -4446,10 +5328,10 @@
             </w:pPr>
             <w:r>
               <w:rPr>
-                <w:rFonts w:ascii="Times New Roman" w:hAnsi="Times New Roman" w:eastAsia="楷体" w:cs="Times New Roman"/>
+                <w:rFonts w:ascii="Times New Roman" w:hAnsi="Times New Roman" w:eastAsia="宋体" w:cs="Times New Roman"/>
                 <w:b/>
                 <w:color w:val="000000"/>
-                <w:sz w:val="21"/>
+                <w:sz w:val="19"/>
               </w:rPr>
               <w:t>划分</w:t>
             </w:r>
@@ -4467,10 +5349,10 @@
             </w:pPr>
             <w:r>
               <w:rPr>
-                <w:rFonts w:ascii="Times New Roman" w:hAnsi="Times New Roman" w:eastAsia="楷体" w:cs="Times New Roman"/>
+                <w:rFonts w:ascii="Times New Roman" w:hAnsi="Times New Roman" w:eastAsia="宋体" w:cs="Times New Roman"/>
                 <w:b/>
                 <w:color w:val="000000"/>
-                <w:sz w:val="21"/>
+                <w:sz w:val="19"/>
               </w:rPr>
               <w:t>样本数</w:t>
             </w:r>
@@ -4488,10 +5370,10 @@
             </w:pPr>
             <w:r>
               <w:rPr>
-                <w:rFonts w:ascii="Times New Roman" w:hAnsi="Times New Roman" w:eastAsia="楷体" w:cs="Times New Roman"/>
+                <w:rFonts w:ascii="Times New Roman" w:hAnsi="Times New Roman" w:eastAsia="宋体" w:cs="Times New Roman"/>
                 <w:b/>
                 <w:color w:val="000000"/>
-                <w:sz w:val="21"/>
+                <w:sz w:val="19"/>
               </w:rPr>
               <w:t>问题均长</w:t>
             </w:r>
@@ -4509,10 +5391,10 @@
             </w:pPr>
             <w:r>
               <w:rPr>
-                <w:rFonts w:ascii="Times New Roman" w:hAnsi="Times New Roman" w:eastAsia="楷体" w:cs="Times New Roman"/>
+                <w:rFonts w:ascii="Times New Roman" w:hAnsi="Times New Roman" w:eastAsia="宋体" w:cs="Times New Roman"/>
                 <w:b/>
                 <w:color w:val="000000"/>
-                <w:sz w:val="21"/>
+                <w:sz w:val="19"/>
               </w:rPr>
               <w:t>回答均长</w:t>
             </w:r>
@@ -4530,10 +5412,10 @@
             </w:pPr>
             <w:r>
               <w:rPr>
-                <w:rFonts w:ascii="Times New Roman" w:hAnsi="Times New Roman" w:eastAsia="楷体" w:cs="Times New Roman"/>
+                <w:rFonts w:ascii="Times New Roman" w:hAnsi="Times New Roman" w:eastAsia="宋体" w:cs="Times New Roman"/>
                 <w:b/>
                 <w:color w:val="000000"/>
-                <w:sz w:val="21"/>
+                <w:sz w:val="19"/>
               </w:rPr>
               <w:t>备注</w:t>
             </w:r>
@@ -4573,10 +5455,10 @@
             </w:pPr>
             <w:r>
               <w:rPr>
-                <w:rFonts w:ascii="Times New Roman" w:hAnsi="Times New Roman" w:eastAsia="楷体" w:cs="Times New Roman"/>
-                <w:b w:val="0"/>
-                <w:color w:val="000000"/>
-                <w:sz w:val="21"/>
+                <w:rFonts w:ascii="Times New Roman" w:hAnsi="Times New Roman" w:eastAsia="宋体" w:cs="Times New Roman"/>
+                <w:b w:val="0"/>
+                <w:color w:val="000000"/>
+                <w:sz w:val="19"/>
               </w:rPr>
               <w:t>QEvasion train</w:t>
             </w:r>
@@ -4594,10 +5476,10 @@
             </w:pPr>
             <w:r>
               <w:rPr>
-                <w:rFonts w:ascii="Times New Roman" w:hAnsi="Times New Roman" w:eastAsia="楷体" w:cs="Times New Roman"/>
-                <w:b w:val="0"/>
-                <w:color w:val="000000"/>
-                <w:sz w:val="21"/>
+                <w:rFonts w:ascii="Times New Roman" w:hAnsi="Times New Roman" w:eastAsia="宋体" w:cs="Times New Roman"/>
+                <w:b w:val="0"/>
+                <w:color w:val="000000"/>
+                <w:sz w:val="19"/>
               </w:rPr>
               <w:t>3,448</w:t>
             </w:r>
@@ -4615,10 +5497,10 @@
             </w:pPr>
             <w:r>
               <w:rPr>
-                <w:rFonts w:ascii="Times New Roman" w:hAnsi="Times New Roman" w:eastAsia="楷体" w:cs="Times New Roman"/>
-                <w:b w:val="0"/>
-                <w:color w:val="000000"/>
-                <w:sz w:val="21"/>
+                <w:rFonts w:ascii="Times New Roman" w:hAnsi="Times New Roman" w:eastAsia="宋体" w:cs="Times New Roman"/>
+                <w:b w:val="0"/>
+                <w:color w:val="000000"/>
+                <w:sz w:val="19"/>
               </w:rPr>
               <w:t>14.5</w:t>
             </w:r>
@@ -4636,10 +5518,10 @@
             </w:pPr>
             <w:r>
               <w:rPr>
-                <w:rFonts w:ascii="Times New Roman" w:hAnsi="Times New Roman" w:eastAsia="楷体" w:cs="Times New Roman"/>
-                <w:b w:val="0"/>
-                <w:color w:val="000000"/>
-                <w:sz w:val="21"/>
+                <w:rFonts w:ascii="Times New Roman" w:hAnsi="Times New Roman" w:eastAsia="宋体" w:cs="Times New Roman"/>
+                <w:b w:val="0"/>
+                <w:color w:val="000000"/>
+                <w:sz w:val="19"/>
               </w:rPr>
               <w:t>293.6</w:t>
             </w:r>
@@ -4657,10 +5539,10 @@
             </w:pPr>
             <w:r>
               <w:rPr>
-                <w:rFonts w:ascii="Times New Roman" w:hAnsi="Times New Roman" w:eastAsia="楷体" w:cs="Times New Roman"/>
-                <w:b w:val="0"/>
-                <w:color w:val="000000"/>
-                <w:sz w:val="21"/>
+                <w:rFonts w:ascii="Times New Roman" w:hAnsi="Times New Roman" w:eastAsia="宋体" w:cs="Times New Roman"/>
+                <w:b w:val="0"/>
+                <w:color w:val="000000"/>
+                <w:sz w:val="19"/>
               </w:rPr>
               <w:t>主文本与粗标签无缺失</w:t>
             </w:r>
@@ -4700,10 +5582,10 @@
             </w:pPr>
             <w:r>
               <w:rPr>
-                <w:rFonts w:ascii="Times New Roman" w:hAnsi="Times New Roman" w:eastAsia="楷体" w:cs="Times New Roman"/>
-                <w:b w:val="0"/>
-                <w:color w:val="000000"/>
-                <w:sz w:val="21"/>
+                <w:rFonts w:ascii="Times New Roman" w:hAnsi="Times New Roman" w:eastAsia="宋体" w:cs="Times New Roman"/>
+                <w:b w:val="0"/>
+                <w:color w:val="000000"/>
+                <w:sz w:val="19"/>
               </w:rPr>
               <w:t>QEvasion test</w:t>
             </w:r>
@@ -4721,10 +5603,10 @@
             </w:pPr>
             <w:r>
               <w:rPr>
-                <w:rFonts w:ascii="Times New Roman" w:hAnsi="Times New Roman" w:eastAsia="楷体" w:cs="Times New Roman"/>
-                <w:b w:val="0"/>
-                <w:color w:val="000000"/>
-                <w:sz w:val="21"/>
+                <w:rFonts w:ascii="Times New Roman" w:hAnsi="Times New Roman" w:eastAsia="宋体" w:cs="Times New Roman"/>
+                <w:b w:val="0"/>
+                <w:color w:val="000000"/>
+                <w:sz w:val="19"/>
               </w:rPr>
               <w:t>308</w:t>
             </w:r>
@@ -4742,10 +5624,10 @@
             </w:pPr>
             <w:r>
               <w:rPr>
-                <w:rFonts w:ascii="Times New Roman" w:hAnsi="Times New Roman" w:eastAsia="楷体" w:cs="Times New Roman"/>
-                <w:b w:val="0"/>
-                <w:color w:val="000000"/>
-                <w:sz w:val="21"/>
+                <w:rFonts w:ascii="Times New Roman" w:hAnsi="Times New Roman" w:eastAsia="宋体" w:cs="Times New Roman"/>
+                <w:b w:val="0"/>
+                <w:color w:val="000000"/>
+                <w:sz w:val="19"/>
               </w:rPr>
               <w:t>15.3</w:t>
             </w:r>
@@ -4763,10 +5645,10 @@
             </w:pPr>
             <w:r>
               <w:rPr>
-                <w:rFonts w:ascii="Times New Roman" w:hAnsi="Times New Roman" w:eastAsia="楷体" w:cs="Times New Roman"/>
-                <w:b w:val="0"/>
-                <w:color w:val="000000"/>
-                <w:sz w:val="21"/>
+                <w:rFonts w:ascii="Times New Roman" w:hAnsi="Times New Roman" w:eastAsia="宋体" w:cs="Times New Roman"/>
+                <w:b w:val="0"/>
+                <w:color w:val="000000"/>
+                <w:sz w:val="19"/>
               </w:rPr>
               <w:t>326.3</w:t>
             </w:r>
@@ -4778,18 +5660,14 @@
             <w:vAlign w:val="center"/>
           </w:tcPr>
           <w:p>
-            <w:pPr>
-              <w:spacing w:before="0" w:after="0" w:line="276" w:lineRule="auto"/>
-              <w:jc w:val="center"/>
-            </w:pPr>
-            <w:r>
-              <w:rPr>
-                <w:rFonts w:ascii="Times New Roman" w:hAnsi="Times New Roman" w:eastAsia="楷体" w:cs="Times New Roman"/>
-                <w:b w:val="0"/>
-                <w:color w:val="000000"/>
-                <w:sz w:val="21"/>
-              </w:rPr>
-              <w:t>细标签为空；来源元数据缺失</w:t>
+            <w:r>
+              <w:rPr>
+                <w:rFonts w:ascii="Times New Roman" w:hAnsi="Times New Roman" w:eastAsia="宋体"/>
+                <w:b w:val="0"/>
+                <w:color w:val="000000"/>
+                <w:sz w:val="19"/>
+              </w:rPr>
+              <w:t>细标签、title/president空；URL完整</w:t>
             </w:r>
           </w:p>
         </w:tc>
@@ -4827,10 +5705,10 @@
             </w:pPr>
             <w:r>
               <w:rPr>
-                <w:rFonts w:ascii="Times New Roman" w:hAnsi="Times New Roman" w:eastAsia="楷体" w:cs="Times New Roman"/>
-                <w:b w:val="0"/>
-                <w:color w:val="000000"/>
-                <w:sz w:val="21"/>
+                <w:rFonts w:ascii="Times New Roman" w:hAnsi="Times New Roman" w:eastAsia="宋体" w:cs="Times New Roman"/>
+                <w:b w:val="0"/>
+                <w:color w:val="000000"/>
+                <w:sz w:val="19"/>
               </w:rPr>
               <w:t>QNLI 抽样 train</w:t>
             </w:r>
@@ -4848,10 +5726,10 @@
             </w:pPr>
             <w:r>
               <w:rPr>
-                <w:rFonts w:ascii="Times New Roman" w:hAnsi="Times New Roman" w:eastAsia="楷体" w:cs="Times New Roman"/>
-                <w:b w:val="0"/>
-                <w:color w:val="000000"/>
-                <w:sz w:val="21"/>
+                <w:rFonts w:ascii="Times New Roman" w:hAnsi="Times New Roman" w:eastAsia="宋体" w:cs="Times New Roman"/>
+                <w:b w:val="0"/>
+                <w:color w:val="000000"/>
+                <w:sz w:val="19"/>
               </w:rPr>
               <w:t>12,000</w:t>
             </w:r>
@@ -4863,18 +5741,14 @@
             <w:vAlign w:val="center"/>
           </w:tcPr>
           <w:p>
-            <w:pPr>
-              <w:spacing w:before="0" w:after="0" w:line="276" w:lineRule="auto"/>
-              <w:jc w:val="center"/>
-            </w:pPr>
-            <w:r>
-              <w:rPr>
-                <w:rFonts w:ascii="Times New Roman" w:hAnsi="Times New Roman" w:eastAsia="楷体" w:cs="Times New Roman"/>
-                <w:b w:val="0"/>
-                <w:color w:val="000000"/>
-                <w:sz w:val="21"/>
-              </w:rPr>
-              <w:t>—</w:t>
+            <w:r>
+              <w:rPr>
+                <w:rFonts w:ascii="Times New Roman" w:hAnsi="Times New Roman" w:eastAsia="宋体"/>
+                <w:b w:val="0"/>
+                <w:color w:val="000000"/>
+                <w:sz w:val="19"/>
+              </w:rPr>
+              <w:t>9.8</w:t>
             </w:r>
           </w:p>
         </w:tc>
@@ -4884,18 +5758,14 @@
             <w:vAlign w:val="center"/>
           </w:tcPr>
           <w:p>
-            <w:pPr>
-              <w:spacing w:before="0" w:after="0" w:line="276" w:lineRule="auto"/>
-              <w:jc w:val="center"/>
-            </w:pPr>
-            <w:r>
-              <w:rPr>
-                <w:rFonts w:ascii="Times New Roman" w:hAnsi="Times New Roman" w:eastAsia="楷体" w:cs="Times New Roman"/>
-                <w:b w:val="0"/>
-                <w:color w:val="000000"/>
-                <w:sz w:val="21"/>
-              </w:rPr>
-              <w:t>—</w:t>
+            <w:r>
+              <w:rPr>
+                <w:rFonts w:ascii="Times New Roman" w:hAnsi="Times New Roman" w:eastAsia="宋体"/>
+                <w:b w:val="0"/>
+                <w:color w:val="000000"/>
+                <w:sz w:val="19"/>
+              </w:rPr>
+              <w:t>26.5</w:t>
             </w:r>
           </w:p>
         </w:tc>
@@ -4911,10 +5781,10 @@
             </w:pPr>
             <w:r>
               <w:rPr>
-                <w:rFonts w:ascii="Times New Roman" w:hAnsi="Times New Roman" w:eastAsia="楷体" w:cs="Times New Roman"/>
-                <w:b w:val="0"/>
-                <w:color w:val="000000"/>
-                <w:sz w:val="21"/>
+                <w:rFonts w:ascii="Times New Roman" w:hAnsi="Times New Roman" w:eastAsia="宋体" w:cs="Times New Roman"/>
+                <w:b w:val="0"/>
+                <w:color w:val="000000"/>
+                <w:sz w:val="19"/>
               </w:rPr>
               <w:t>两个类别各 6,000</w:t>
             </w:r>
@@ -4954,10 +5824,10 @@
             </w:pPr>
             <w:r>
               <w:rPr>
-                <w:rFonts w:ascii="Times New Roman" w:hAnsi="Times New Roman" w:eastAsia="楷体" w:cs="Times New Roman"/>
-                <w:b w:val="0"/>
-                <w:color w:val="000000"/>
-                <w:sz w:val="21"/>
+                <w:rFonts w:ascii="Times New Roman" w:hAnsi="Times New Roman" w:eastAsia="宋体" w:cs="Times New Roman"/>
+                <w:b w:val="0"/>
+                <w:color w:val="000000"/>
+                <w:sz w:val="19"/>
               </w:rPr>
               <w:t>QNLI dev</w:t>
             </w:r>
@@ -4975,10 +5845,10 @@
             </w:pPr>
             <w:r>
               <w:rPr>
-                <w:rFonts w:ascii="Times New Roman" w:hAnsi="Times New Roman" w:eastAsia="楷体" w:cs="Times New Roman"/>
-                <w:b w:val="0"/>
-                <w:color w:val="000000"/>
-                <w:sz w:val="21"/>
+                <w:rFonts w:ascii="Times New Roman" w:hAnsi="Times New Roman" w:eastAsia="宋体" w:cs="Times New Roman"/>
+                <w:b w:val="0"/>
+                <w:color w:val="000000"/>
+                <w:sz w:val="19"/>
               </w:rPr>
               <w:t>5,463</w:t>
             </w:r>
@@ -4990,18 +5860,14 @@
             <w:vAlign w:val="center"/>
           </w:tcPr>
           <w:p>
-            <w:pPr>
-              <w:spacing w:before="0" w:after="0" w:line="276" w:lineRule="auto"/>
-              <w:jc w:val="center"/>
-            </w:pPr>
-            <w:r>
-              <w:rPr>
-                <w:rFonts w:ascii="Times New Roman" w:hAnsi="Times New Roman" w:eastAsia="楷体" w:cs="Times New Roman"/>
-                <w:b w:val="0"/>
-                <w:color w:val="000000"/>
-                <w:sz w:val="21"/>
-              </w:rPr>
-              <w:t>—</w:t>
+            <w:r>
+              <w:rPr>
+                <w:rFonts w:ascii="Times New Roman" w:hAnsi="Times New Roman" w:eastAsia="宋体"/>
+                <w:b w:val="0"/>
+                <w:color w:val="000000"/>
+                <w:sz w:val="19"/>
+              </w:rPr>
+              <w:t>10.0</w:t>
             </w:r>
           </w:p>
         </w:tc>
@@ -5011,18 +5877,14 @@
             <w:vAlign w:val="center"/>
           </w:tcPr>
           <w:p>
-            <w:pPr>
-              <w:spacing w:before="0" w:after="0" w:line="276" w:lineRule="auto"/>
-              <w:jc w:val="center"/>
-            </w:pPr>
-            <w:r>
-              <w:rPr>
-                <w:rFonts w:ascii="Times New Roman" w:hAnsi="Times New Roman" w:eastAsia="楷体" w:cs="Times New Roman"/>
-                <w:b w:val="0"/>
-                <w:color w:val="000000"/>
-                <w:sz w:val="21"/>
-              </w:rPr>
-              <w:t>—</w:t>
+            <w:r>
+              <w:rPr>
+                <w:rFonts w:ascii="Times New Roman" w:hAnsi="Times New Roman" w:eastAsia="宋体"/>
+                <w:b w:val="0"/>
+                <w:color w:val="000000"/>
+                <w:sz w:val="19"/>
+              </w:rPr>
+              <w:t>27.6</w:t>
             </w:r>
           </w:p>
         </w:tc>
@@ -5038,10 +5900,10 @@
             </w:pPr>
             <w:r>
               <w:rPr>
-                <w:rFonts w:ascii="Times New Roman" w:hAnsi="Times New Roman" w:eastAsia="楷体" w:cs="Times New Roman"/>
-                <w:b w:val="0"/>
-                <w:color w:val="000000"/>
-                <w:sz w:val="21"/>
+                <w:rFonts w:ascii="Times New Roman" w:hAnsi="Times New Roman" w:eastAsia="宋体" w:cs="Times New Roman"/>
+                <w:b w:val="0"/>
+                <w:color w:val="000000"/>
+                <w:sz w:val="19"/>
               </w:rPr>
               <w:t>2,702 包含答案；2,761 不包含</w:t>
             </w:r>
@@ -5051,34 +5913,40 @@
     </w:tbl>
     <w:p>
       <w:pPr>
-        <w:pStyle w:val="9"/>
+        <w:pStyle w:val="10"/>
         <w:widowControl/>
-        <w:spacing w:before="0" w:after="60" w:line="360" w:lineRule="auto"/>
+        <w:spacing w:before="0" w:after="80" w:line="312" w:lineRule="auto"/>
         <w:ind w:firstLine="480"/>
       </w:pPr>
       <w:r>
         <w:rPr>
-          <w:rFonts w:ascii="Times New Roman" w:hAnsi="Times New Roman" w:eastAsia="楷体" w:cs="Times New Roman"/>
+          <w:rFonts w:ascii="Times New Roman" w:hAnsi="Times New Roman" w:eastAsia="宋体"/>
           <w:b w:val="0"/>
           <w:color w:val="000000"/>
-          <w:sz w:val="24"/>
-        </w:rPr>
-        <w:t>长度按空格分词后的词数统计。QEvasion 训练集问题平均为 14.5 词，回答平均为 293.6 词；测试集回答平均达到 326.3 词。训练集最长回答为 2,117 词，测试集为 1,309 词。输入的明显不对称意味着模型需要从较长回答中识别与目标子问题相关的信息，而不是把整段回答的主题当作结论。</w:t>
+          <w:sz w:val="21"/>
+        </w:rPr>
+        <w:t>长度按 Python str.split() 的空白分词口径统计。QEvasion 训练问题/回答均长为 14.5/293.6 词，测试为 15.3/326.3 词，最长回答分别为 2,117 与 1,309 词。QNLI 数值严格按 04 脚本先映射整数标签、每类抽 6,000 条再打乱后的子集计算：9.8400/26.4642，四舍五入为 9.8/26.5；dev 为 10.0/27.6。不能以全量训练集或按字符串类别顺序抽样所得统计替换。</w:t>
       </w:r>
     </w:p>
     <w:p>
       <w:pPr>
-        <w:pStyle w:val="9"/>
+        <w:pStyle w:val="10"/>
         <w:keepNext/>
         <w:widowControl/>
-        <w:spacing w:before="0" w:after="60" w:line="360" w:lineRule="auto"/>
+        <w:spacing w:before="0" w:after="100" w:line="312" w:lineRule="auto"/>
         <w:ind w:firstLine="0"/>
         <w:jc w:val="center"/>
       </w:pPr>
       <w:r>
+        <w:rPr>
+          <w:rFonts w:ascii="Times New Roman" w:hAnsi="Times New Roman" w:eastAsia="宋体"/>
+          <w:b w:val="0"/>
+          <w:color w:val="000000"/>
+          <w:sz w:val="21"/>
+        </w:rPr>
         <w:drawing>
           <wp:inline distT="0" distB="0" distL="114300" distR="114300">
-            <wp:extent cx="5687695" cy="2171700"/>
+            <wp:extent cx="5687695" cy="2227681"/>
             <wp:effectExtent l="0" t="0" r="0" b="0"/>
             <wp:docPr id="1" name="Picture 1"/>
             <wp:cNvGraphicFramePr>
@@ -5102,7 +5970,7 @@
                   <pic:spPr>
                     <a:xfrm>
                       <a:off x="0" y="0"/>
-                      <a:ext cx="5688000" cy="2171782"/>
+                      <a:ext cx="5688000" cy="2227800"/>
                     </a:xfrm>
                     <a:prstGeom prst="rect">
                       <a:avLst/>
@@ -5117,16 +5985,16 @@
     </w:p>
     <w:p>
       <w:pPr>
-        <w:pStyle w:val="9"/>
+        <w:pStyle w:val="10"/>
         <w:keepNext w:val="0"/>
         <w:widowControl/>
-        <w:spacing w:before="0" w:after="60" w:line="360" w:lineRule="auto"/>
+        <w:spacing w:before="0" w:after="100" w:line="312" w:lineRule="auto"/>
         <w:ind w:firstLine="0"/>
         <w:jc w:val="center"/>
       </w:pPr>
       <w:r>
         <w:rPr>
-          <w:rFonts w:ascii="Times New Roman" w:hAnsi="Times New Roman" w:eastAsia="楷体" w:cs="Times New Roman"/>
+          <w:rFonts w:ascii="Times New Roman" w:hAnsi="Times New Roman" w:eastAsia="宋体" w:cs="Times New Roman"/>
           <w:b w:val="0"/>
           <w:color w:val="000000"/>
           <w:sz w:val="21"/>
@@ -5136,32 +6004,32 @@
     </w:p>
     <w:p>
       <w:pPr>
-        <w:pStyle w:val="9"/>
+        <w:pStyle w:val="10"/>
         <w:widowControl/>
-        <w:spacing w:before="0" w:after="60" w:line="360" w:lineRule="auto"/>
+        <w:spacing w:before="0" w:after="100" w:line="312" w:lineRule="auto"/>
         <w:ind w:firstLine="480"/>
       </w:pPr>
       <w:r>
         <w:rPr>
-          <w:rFonts w:ascii="Times New Roman" w:hAnsi="Times New Roman" w:eastAsia="楷体" w:cs="Times New Roman"/>
+          <w:rFonts w:ascii="Times New Roman" w:hAnsi="Times New Roman" w:eastAsia="宋体" w:cs="Times New Roman"/>
           <w:b w:val="0"/>
           <w:color w:val="000000"/>
-          <w:sz w:val="24"/>
+          <w:sz w:val="21"/>
         </w:rPr>
         <w:t>图1显示，两个划分都以 Ambivalent Reply 为多数类；细粒度策略则只有训练集提供可用标签，不能将右侧分布解释为测试集分布。训练集 Explicit 为 1,052 条，Implicit 为 488 条，而 Partial/half-answer 仅 79 条。细标签进一步细分后，数据稀疏性比三分类更突出，这也是层级扩展必须同时检查分类误差和概率汇总的原因。</w:t>
       </w:r>
     </w:p>
     <w:p>
       <w:pPr>
-        <w:pStyle w:val="9"/>
+        <w:pStyle w:val="Heading2"/>
         <w:keepNext/>
         <w:widowControl/>
-        <w:spacing w:before="100" w:after="60" w:line="360" w:lineRule="auto"/>
+        <w:spacing w:before="120" w:after="100" w:line="312" w:lineRule="auto"/>
         <w:ind w:firstLine="0"/>
       </w:pPr>
       <w:r>
         <w:rPr>
-          <w:rFonts w:ascii="Times New Roman" w:hAnsi="Times New Roman" w:eastAsia="楷体" w:cs="Times New Roman"/>
+          <w:rFonts w:ascii="黑体" w:hAnsi="黑体" w:eastAsia="黑体" w:cs="Times New Roman"/>
           <w:b/>
           <w:color w:val="000000"/>
           <w:sz w:val="24"/>
@@ -5171,17 +6039,23 @@
     </w:p>
     <w:p>
       <w:pPr>
-        <w:pStyle w:val="9"/>
+        <w:pStyle w:val="10"/>
         <w:keepNext/>
         <w:widowControl/>
-        <w:spacing w:before="0" w:after="60" w:line="360" w:lineRule="auto"/>
+        <w:spacing w:before="0" w:after="100" w:line="312" w:lineRule="auto"/>
         <w:ind w:firstLine="0"/>
         <w:jc w:val="center"/>
       </w:pPr>
       <w:r>
+        <w:rPr>
+          <w:rFonts w:ascii="Times New Roman" w:hAnsi="Times New Roman" w:eastAsia="宋体"/>
+          <w:b w:val="0"/>
+          <w:color w:val="000000"/>
+          <w:sz w:val="21"/>
+        </w:rPr>
         <w:drawing>
           <wp:inline distT="0" distB="0" distL="114300" distR="114300">
-            <wp:extent cx="5687695" cy="2171700"/>
+            <wp:extent cx="5687695" cy="2275078"/>
             <wp:effectExtent l="0" t="0" r="0" b="0"/>
             <wp:docPr id="2" name="Picture 2"/>
             <wp:cNvGraphicFramePr>
@@ -5205,7 +6079,7 @@
                   <pic:spPr>
                     <a:xfrm>
                       <a:off x="0" y="0"/>
-                      <a:ext cx="5688000" cy="2171782"/>
+                      <a:ext cx="5688000" cy="2275200"/>
                     </a:xfrm>
                     <a:prstGeom prst="rect">
                       <a:avLst/>
@@ -5220,16 +6094,16 @@
     </w:p>
     <w:p>
       <w:pPr>
-        <w:pStyle w:val="9"/>
+        <w:pStyle w:val="10"/>
         <w:keepNext w:val="0"/>
         <w:widowControl/>
-        <w:spacing w:before="0" w:after="60" w:line="360" w:lineRule="auto"/>
+        <w:spacing w:before="0" w:after="100" w:line="312" w:lineRule="auto"/>
         <w:ind w:firstLine="0"/>
         <w:jc w:val="center"/>
       </w:pPr>
       <w:r>
         <w:rPr>
-          <w:rFonts w:ascii="Times New Roman" w:hAnsi="Times New Roman" w:eastAsia="楷体" w:cs="Times New Roman"/>
+          <w:rFonts w:ascii="Times New Roman" w:hAnsi="Times New Roman" w:eastAsia="宋体" w:cs="Times New Roman"/>
           <w:b w:val="0"/>
           <w:color w:val="000000"/>
           <w:sz w:val="21"/>
@@ -5239,38 +6113,38 @@
     </w:p>
     <w:p>
       <w:pPr>
-        <w:pStyle w:val="9"/>
+        <w:pStyle w:val="10"/>
         <w:widowControl/>
-        <w:spacing w:before="0" w:after="60" w:line="360" w:lineRule="auto"/>
+        <w:spacing w:before="0" w:after="80" w:line="312" w:lineRule="auto"/>
         <w:ind w:firstLine="480"/>
       </w:pPr>
       <w:r>
         <w:rPr>
-          <w:rFonts w:ascii="Times New Roman" w:hAnsi="Times New Roman" w:eastAsia="楷体" w:cs="Times New Roman"/>
+          <w:rFonts w:ascii="Times New Roman" w:hAnsi="Times New Roman" w:eastAsia="宋体"/>
           <w:b w:val="0"/>
           <w:color w:val="000000"/>
-          <w:sz w:val="24"/>
-        </w:rPr>
-        <w:t>图2说明回答长尾明显，不同类别的长度区间也有重叠。长回答可能包含直接答案，也可能只是重复背景；短回答可能是有效的“已经做过”，也可能只是没有回应内容的“好的”。因此，长度适合诊断模型行为，不宜直接作为标签规则。词数统计也不能精确替代编码器的 word-piece 截断位置。</w:t>
+          <w:sz w:val="21"/>
+        </w:rPr>
+        <w:t>图2完整展示训练集 3,448 条样本，回答横轴用对数刻度，所有类别采用共同分箱，问题使用全范围线性坐标；没有把长回答截断堆在 600 处。≥600 词回答共 498 条（14.44%），三类为 127/358/13，模糊回答占 71.89%，高于全体的 59.16%。这描述长度与标签的关联，不证明长回答造成错误；空白词数也不等同于模型 word pieces。</w:t>
       </w:r>
     </w:p>
     <w:p>
       <w:pPr>
-        <w:pStyle w:val="9"/>
+        <w:pStyle w:val="Caption"/>
         <w:keepNext/>
         <w:widowControl/>
-        <w:spacing w:before="0" w:after="60" w:line="360" w:lineRule="auto"/>
+        <w:spacing w:before="0" w:after="80" w:line="312" w:lineRule="auto"/>
         <w:ind w:firstLine="0"/>
         <w:jc w:val="center"/>
       </w:pPr>
       <w:r>
         <w:rPr>
-          <w:rFonts w:ascii="Times New Roman" w:hAnsi="Times New Roman" w:eastAsia="楷体" w:cs="Times New Roman"/>
+          <w:rFonts w:ascii="Times New Roman" w:hAnsi="Times New Roman" w:eastAsia="宋体"/>
           <w:b w:val="0"/>
           <w:color w:val="000000"/>
           <w:sz w:val="21"/>
         </w:rPr>
-        <w:t>表6 相同 QEvasion 测试集上的总体指标</w:t>
+        <w:t>表8 相同 QEvasion 测试集上的总体指标</w:t>
       </w:r>
     </w:p>
     <w:tbl>
@@ -5335,10 +6209,10 @@
             </w:pPr>
             <w:r>
               <w:rPr>
-                <w:rFonts w:ascii="Times New Roman" w:hAnsi="Times New Roman" w:eastAsia="楷体" w:cs="Times New Roman"/>
+                <w:rFonts w:ascii="Times New Roman" w:hAnsi="Times New Roman" w:eastAsia="宋体" w:cs="Times New Roman"/>
                 <w:b/>
                 <w:color w:val="000000"/>
-                <w:sz w:val="21"/>
+                <w:sz w:val="19"/>
               </w:rPr>
               <w:t>模型</w:t>
             </w:r>
@@ -5356,10 +6230,10 @@
             </w:pPr>
             <w:r>
               <w:rPr>
-                <w:rFonts w:ascii="Times New Roman" w:hAnsi="Times New Roman" w:eastAsia="楷体" w:cs="Times New Roman"/>
+                <w:rFonts w:ascii="Times New Roman" w:hAnsi="Times New Roman" w:eastAsia="宋体" w:cs="Times New Roman"/>
                 <w:b/>
                 <w:color w:val="000000"/>
-                <w:sz w:val="21"/>
+                <w:sz w:val="19"/>
               </w:rPr>
               <w:t>Accuracy</w:t>
             </w:r>
@@ -5377,10 +6251,10 @@
             </w:pPr>
             <w:r>
               <w:rPr>
-                <w:rFonts w:ascii="Times New Roman" w:hAnsi="Times New Roman" w:eastAsia="楷体" w:cs="Times New Roman"/>
+                <w:rFonts w:ascii="Times New Roman" w:hAnsi="Times New Roman" w:eastAsia="宋体" w:cs="Times New Roman"/>
                 <w:b/>
                 <w:color w:val="000000"/>
-                <w:sz w:val="21"/>
+                <w:sz w:val="19"/>
               </w:rPr>
               <w:t>Macro-P</w:t>
             </w:r>
@@ -5398,10 +6272,10 @@
             </w:pPr>
             <w:r>
               <w:rPr>
-                <w:rFonts w:ascii="Times New Roman" w:hAnsi="Times New Roman" w:eastAsia="楷体" w:cs="Times New Roman"/>
+                <w:rFonts w:ascii="Times New Roman" w:hAnsi="Times New Roman" w:eastAsia="宋体" w:cs="Times New Roman"/>
                 <w:b/>
                 <w:color w:val="000000"/>
-                <w:sz w:val="21"/>
+                <w:sz w:val="19"/>
               </w:rPr>
               <w:t>Macro-R</w:t>
             </w:r>
@@ -5419,10 +6293,10 @@
             </w:pPr>
             <w:r>
               <w:rPr>
-                <w:rFonts w:ascii="Times New Roman" w:hAnsi="Times New Roman" w:eastAsia="楷体" w:cs="Times New Roman"/>
+                <w:rFonts w:ascii="Times New Roman" w:hAnsi="Times New Roman" w:eastAsia="宋体" w:cs="Times New Roman"/>
                 <w:b/>
                 <w:color w:val="000000"/>
-                <w:sz w:val="21"/>
+                <w:sz w:val="19"/>
               </w:rPr>
               <w:t>Macro-F1</w:t>
             </w:r>
@@ -5462,10 +6336,10 @@
             </w:pPr>
             <w:r>
               <w:rPr>
-                <w:rFonts w:ascii="Times New Roman" w:hAnsi="Times New Roman" w:eastAsia="楷体" w:cs="Times New Roman"/>
-                <w:b w:val="0"/>
-                <w:color w:val="000000"/>
-                <w:sz w:val="21"/>
+                <w:rFonts w:ascii="Times New Roman" w:hAnsi="Times New Roman" w:eastAsia="宋体" w:cs="Times New Roman"/>
+                <w:b w:val="0"/>
+                <w:color w:val="000000"/>
+                <w:sz w:val="19"/>
               </w:rPr>
               <w:t>多数类</w:t>
             </w:r>
@@ -5483,10 +6357,10 @@
             </w:pPr>
             <w:r>
               <w:rPr>
-                <w:rFonts w:ascii="Times New Roman" w:hAnsi="Times New Roman" w:eastAsia="楷体" w:cs="Times New Roman"/>
-                <w:b w:val="0"/>
-                <w:color w:val="000000"/>
-                <w:sz w:val="21"/>
+                <w:rFonts w:ascii="Times New Roman" w:hAnsi="Times New Roman" w:eastAsia="宋体" w:cs="Times New Roman"/>
+                <w:b w:val="0"/>
+                <w:color w:val="000000"/>
+                <w:sz w:val="19"/>
               </w:rPr>
               <w:t>0.6688</w:t>
             </w:r>
@@ -5504,10 +6378,10 @@
             </w:pPr>
             <w:r>
               <w:rPr>
-                <w:rFonts w:ascii="Times New Roman" w:hAnsi="Times New Roman" w:eastAsia="楷体" w:cs="Times New Roman"/>
-                <w:b w:val="0"/>
-                <w:color w:val="000000"/>
-                <w:sz w:val="21"/>
+                <w:rFonts w:ascii="Times New Roman" w:hAnsi="Times New Roman" w:eastAsia="宋体" w:cs="Times New Roman"/>
+                <w:b w:val="0"/>
+                <w:color w:val="000000"/>
+                <w:sz w:val="19"/>
               </w:rPr>
               <w:t>0.2229</w:t>
             </w:r>
@@ -5525,10 +6399,10 @@
             </w:pPr>
             <w:r>
               <w:rPr>
-                <w:rFonts w:ascii="Times New Roman" w:hAnsi="Times New Roman" w:eastAsia="楷体" w:cs="Times New Roman"/>
-                <w:b w:val="0"/>
-                <w:color w:val="000000"/>
-                <w:sz w:val="21"/>
+                <w:rFonts w:ascii="Times New Roman" w:hAnsi="Times New Roman" w:eastAsia="宋体" w:cs="Times New Roman"/>
+                <w:b w:val="0"/>
+                <w:color w:val="000000"/>
+                <w:sz w:val="19"/>
               </w:rPr>
               <w:t>0.3333</w:t>
             </w:r>
@@ -5546,10 +6420,10 @@
             </w:pPr>
             <w:r>
               <w:rPr>
-                <w:rFonts w:ascii="Times New Roman" w:hAnsi="Times New Roman" w:eastAsia="楷体" w:cs="Times New Roman"/>
-                <w:b w:val="0"/>
-                <w:color w:val="000000"/>
-                <w:sz w:val="21"/>
+                <w:rFonts w:ascii="Times New Roman" w:hAnsi="Times New Roman" w:eastAsia="宋体" w:cs="Times New Roman"/>
+                <w:b w:val="0"/>
+                <w:color w:val="000000"/>
+                <w:sz w:val="19"/>
               </w:rPr>
               <w:t>0.2672</w:t>
             </w:r>
@@ -5589,10 +6463,10 @@
             </w:pPr>
             <w:r>
               <w:rPr>
-                <w:rFonts w:ascii="Times New Roman" w:hAnsi="Times New Roman" w:eastAsia="楷体" w:cs="Times New Roman"/>
-                <w:b w:val="0"/>
-                <w:color w:val="000000"/>
-                <w:sz w:val="21"/>
+                <w:rFonts w:ascii="Times New Roman" w:hAnsi="Times New Roman" w:eastAsia="宋体" w:cs="Times New Roman"/>
+                <w:b w:val="0"/>
+                <w:color w:val="000000"/>
+                <w:sz w:val="19"/>
               </w:rPr>
               <w:t>TF-IDF + LR</w:t>
             </w:r>
@@ -5610,10 +6484,10 @@
             </w:pPr>
             <w:r>
               <w:rPr>
-                <w:rFonts w:ascii="Times New Roman" w:hAnsi="Times New Roman" w:eastAsia="楷体" w:cs="Times New Roman"/>
-                <w:b w:val="0"/>
-                <w:color w:val="000000"/>
-                <w:sz w:val="21"/>
+                <w:rFonts w:ascii="Times New Roman" w:hAnsi="Times New Roman" w:eastAsia="宋体" w:cs="Times New Roman"/>
+                <w:b w:val="0"/>
+                <w:color w:val="000000"/>
+                <w:sz w:val="19"/>
               </w:rPr>
               <w:t>0.5390</w:t>
             </w:r>
@@ -5631,10 +6505,10 @@
             </w:pPr>
             <w:r>
               <w:rPr>
-                <w:rFonts w:ascii="Times New Roman" w:hAnsi="Times New Roman" w:eastAsia="楷体" w:cs="Times New Roman"/>
-                <w:b w:val="0"/>
-                <w:color w:val="000000"/>
-                <w:sz w:val="21"/>
+                <w:rFonts w:ascii="Times New Roman" w:hAnsi="Times New Roman" w:eastAsia="宋体" w:cs="Times New Roman"/>
+                <w:b w:val="0"/>
+                <w:color w:val="000000"/>
+                <w:sz w:val="19"/>
               </w:rPr>
               <w:t>0.4327</w:t>
             </w:r>
@@ -5652,10 +6526,10 @@
             </w:pPr>
             <w:r>
               <w:rPr>
-                <w:rFonts w:ascii="Times New Roman" w:hAnsi="Times New Roman" w:eastAsia="楷体" w:cs="Times New Roman"/>
-                <w:b w:val="0"/>
-                <w:color w:val="000000"/>
-                <w:sz w:val="21"/>
+                <w:rFonts w:ascii="Times New Roman" w:hAnsi="Times New Roman" w:eastAsia="宋体" w:cs="Times New Roman"/>
+                <w:b w:val="0"/>
+                <w:color w:val="000000"/>
+                <w:sz w:val="19"/>
               </w:rPr>
               <w:t>0.4391</w:t>
             </w:r>
@@ -5673,10 +6547,10 @@
             </w:pPr>
             <w:r>
               <w:rPr>
-                <w:rFonts w:ascii="Times New Roman" w:hAnsi="Times New Roman" w:eastAsia="楷体" w:cs="Times New Roman"/>
-                <w:b w:val="0"/>
-                <w:color w:val="000000"/>
-                <w:sz w:val="21"/>
+                <w:rFonts w:ascii="Times New Roman" w:hAnsi="Times New Roman" w:eastAsia="宋体" w:cs="Times New Roman"/>
+                <w:b w:val="0"/>
+                <w:color w:val="000000"/>
+                <w:sz w:val="19"/>
               </w:rPr>
               <w:t>0.4351</w:t>
             </w:r>
@@ -5716,10 +6590,10 @@
             </w:pPr>
             <w:r>
               <w:rPr>
-                <w:rFonts w:ascii="Times New Roman" w:hAnsi="Times New Roman" w:eastAsia="楷体" w:cs="Times New Roman"/>
-                <w:b w:val="0"/>
-                <w:color w:val="000000"/>
-                <w:sz w:val="21"/>
+                <w:rFonts w:ascii="Times New Roman" w:hAnsi="Times New Roman" w:eastAsia="宋体" w:cs="Times New Roman"/>
+                <w:b w:val="0"/>
+                <w:color w:val="000000"/>
+                <w:sz w:val="19"/>
               </w:rPr>
               <w:t>MiniLM + LR</w:t>
             </w:r>
@@ -5737,10 +6611,10 @@
             </w:pPr>
             <w:r>
               <w:rPr>
-                <w:rFonts w:ascii="Times New Roman" w:hAnsi="Times New Roman" w:eastAsia="楷体" w:cs="Times New Roman"/>
-                <w:b w:val="0"/>
-                <w:color w:val="000000"/>
-                <w:sz w:val="21"/>
+                <w:rFonts w:ascii="Times New Roman" w:hAnsi="Times New Roman" w:eastAsia="宋体" w:cs="Times New Roman"/>
+                <w:b w:val="0"/>
+                <w:color w:val="000000"/>
+                <w:sz w:val="19"/>
               </w:rPr>
               <w:t>0.5812</w:t>
             </w:r>
@@ -5758,10 +6632,10 @@
             </w:pPr>
             <w:r>
               <w:rPr>
-                <w:rFonts w:ascii="Times New Roman" w:hAnsi="Times New Roman" w:eastAsia="楷体" w:cs="Times New Roman"/>
-                <w:b w:val="0"/>
-                <w:color w:val="000000"/>
-                <w:sz w:val="21"/>
+                <w:rFonts w:ascii="Times New Roman" w:hAnsi="Times New Roman" w:eastAsia="宋体" w:cs="Times New Roman"/>
+                <w:b w:val="0"/>
+                <w:color w:val="000000"/>
+                <w:sz w:val="19"/>
               </w:rPr>
               <w:t>0.4755</w:t>
             </w:r>
@@ -5779,10 +6653,10 @@
             </w:pPr>
             <w:r>
               <w:rPr>
-                <w:rFonts w:ascii="Times New Roman" w:hAnsi="Times New Roman" w:eastAsia="楷体" w:cs="Times New Roman"/>
-                <w:b w:val="0"/>
-                <w:color w:val="000000"/>
-                <w:sz w:val="21"/>
+                <w:rFonts w:ascii="Times New Roman" w:hAnsi="Times New Roman" w:eastAsia="宋体" w:cs="Times New Roman"/>
+                <w:b w:val="0"/>
+                <w:color w:val="000000"/>
+                <w:sz w:val="19"/>
               </w:rPr>
               <w:t>0.5353</w:t>
             </w:r>
@@ -5800,12 +6674,94 @@
             </w:pPr>
             <w:r>
               <w:rPr>
-                <w:rFonts w:ascii="Times New Roman" w:hAnsi="Times New Roman" w:eastAsia="楷体" w:cs="Times New Roman"/>
-                <w:b w:val="0"/>
-                <w:color w:val="000000"/>
-                <w:sz w:val="21"/>
+                <w:rFonts w:ascii="Times New Roman" w:hAnsi="Times New Roman" w:eastAsia="宋体" w:cs="Times New Roman"/>
+                <w:b w:val="0"/>
+                <w:color w:val="000000"/>
+                <w:sz w:val="19"/>
               </w:rPr>
               <w:t>0.4855</w:t>
+            </w:r>
+          </w:p>
+        </w:tc>
+      </w:tr>
+      <w:tr>
+        <w:tc>
+          <w:tcPr>
+            <w:tcW w:type="dxa" w:w="3175"/>
+          </w:tcPr>
+          <w:p>
+            <w:r>
+              <w:rPr>
+                <w:rFonts w:ascii="Times New Roman" w:hAnsi="Times New Roman" w:eastAsia="宋体"/>
+                <w:b w:val="0"/>
+                <w:color w:val="000000"/>
+                <w:sz w:val="19"/>
+              </w:rPr>
+              <w:t>九细类求和</w:t>
+            </w:r>
+          </w:p>
+        </w:tc>
+        <w:tc>
+          <w:tcPr>
+            <w:tcW w:type="dxa" w:w="1474"/>
+          </w:tcPr>
+          <w:p>
+            <w:r>
+              <w:rPr>
+                <w:rFonts w:ascii="Times New Roman" w:hAnsi="Times New Roman" w:eastAsia="宋体"/>
+                <w:b w:val="0"/>
+                <w:color w:val="000000"/>
+                <w:sz w:val="19"/>
+              </w:rPr>
+              <w:t>0.6526</w:t>
+            </w:r>
+          </w:p>
+        </w:tc>
+        <w:tc>
+          <w:tcPr>
+            <w:tcW w:type="dxa" w:w="1474"/>
+          </w:tcPr>
+          <w:p>
+            <w:r>
+              <w:rPr>
+                <w:rFonts w:ascii="Times New Roman" w:hAnsi="Times New Roman" w:eastAsia="宋体"/>
+                <w:b w:val="0"/>
+                <w:color w:val="000000"/>
+                <w:sz w:val="19"/>
+              </w:rPr>
+              <w:t>0.3122</w:t>
+            </w:r>
+          </w:p>
+        </w:tc>
+        <w:tc>
+          <w:tcPr>
+            <w:tcW w:type="dxa" w:w="1474"/>
+          </w:tcPr>
+          <w:p>
+            <w:r>
+              <w:rPr>
+                <w:rFonts w:ascii="Times New Roman" w:hAnsi="Times New Roman" w:eastAsia="宋体"/>
+                <w:b w:val="0"/>
+                <w:color w:val="000000"/>
+                <w:sz w:val="19"/>
+              </w:rPr>
+              <w:t>0.4025</w:t>
+            </w:r>
+          </w:p>
+        </w:tc>
+        <w:tc>
+          <w:tcPr>
+            <w:tcW w:type="dxa" w:w="1474"/>
+          </w:tcPr>
+          <w:p>
+            <w:r>
+              <w:rPr>
+                <w:rFonts w:ascii="Times New Roman" w:hAnsi="Times New Roman" w:eastAsia="宋体"/>
+                <w:b w:val="0"/>
+                <w:color w:val="000000"/>
+                <w:sz w:val="19"/>
+              </w:rPr>
+              <w:t>0.3504</w:t>
             </w:r>
           </w:p>
         </w:tc>
@@ -5813,49 +6769,453 @@
     </w:tbl>
     <w:p>
       <w:pPr>
-        <w:pStyle w:val="9"/>
+        <w:pStyle w:val="10"/>
         <w:widowControl/>
-        <w:spacing w:before="0" w:after="60" w:line="360" w:lineRule="auto"/>
+        <w:spacing w:before="0" w:after="80" w:line="312" w:lineRule="auto"/>
         <w:ind w:firstLine="480"/>
       </w:pPr>
       <w:r>
         <w:rPr>
-          <w:rFonts w:ascii="Times New Roman" w:hAnsi="Times New Roman" w:eastAsia="楷体" w:cs="Times New Roman"/>
+          <w:rFonts w:ascii="Times New Roman" w:hAnsi="Times New Roman" w:eastAsia="宋体"/>
           <w:b w:val="0"/>
           <w:color w:val="000000"/>
-          <w:sz w:val="24"/>
-        </w:rPr>
-        <w:t>研究问题一的结果是，MiniLM 模型的 Macro-F1 为 0.4855，比 TF-IDF 的 0.4351 提高 0.0504；准确率从 0.5390 提高至 0.5812。多数类策略准确率最高，但 Macro-F1 最低，仅为 0.2672。这说明模型选择必须兼顾少数类别，不能将多数类准确率当作最有效的清晰度检测结果。</w:t>
+          <w:sz w:val="21"/>
+        </w:rPr>
+        <w:t>本次官方测试中 MiniLM 的 Macro-F1 为 0.4855，比 TF-IDF 高 0.0504，Accuracy 从 0.5390 升至 0.5812。配对区间跨越零，尚不能确认稳定优势。多数类策略准确率最高而 Macro-F1 最低；九细类汇总准确率较高却丢失 Clear Reply，说明判断模型不能仅看命中多数类的能力。</w:t>
       </w:r>
     </w:p>
     <w:p>
       <w:pPr>
-        <w:pStyle w:val="9"/>
+        <w:pStyle w:val="10"/>
         <w:widowControl/>
-        <w:spacing w:before="0" w:after="60" w:line="360" w:lineRule="auto"/>
+        <w:spacing w:before="0" w:after="80" w:line="312" w:lineRule="auto"/>
         <w:ind w:firstLine="480"/>
       </w:pPr>
       <w:r>
         <w:rPr>
-          <w:rFonts w:ascii="Times New Roman" w:hAnsi="Times New Roman" w:eastAsia="楷体" w:cs="Times New Roman"/>
+          <w:rFonts w:ascii="Times New Roman" w:hAnsi="Times New Roman" w:eastAsia="宋体"/>
           <w:b w:val="0"/>
           <w:color w:val="000000"/>
-          <w:sz w:val="24"/>
-        </w:rPr>
-        <w:t>原实验固定验证集上，TF-IDF 的 unigram 无权重、unigram balanced、unigram+bigram 无权重、unigram+bigram balanced 的 Macro-F1 分别为 0.5084、0.5646、0.5115、0.5912。加入权重带来的变化大于加入 bigram 的变化，但这些数字仅用于验证集选型，不能与官方测试结果混列为同一评估。</w:t>
+          <w:sz w:val="21"/>
+        </w:rPr>
+        <w:t>TF-IDF 的四种内部验证配置 Macro-F1 依次为 0.5084、0.5646、0.5115、0.5912，选中 unigram+bigram 与 balanced 权重；官方测试为 0.4351，下降 0.1561。实际整数标签分层划分产生 3,103 条拟合样本和 345 条验证样本，验证三类数量为 105/204/36；其中 343 条的来源 URL 已在拟合集出现，220 条（63.77%）共享完整回答，14 条共享完整问答对。这些相关样本使验证结果可能乐观；小样本波动与类别组成差异也可能有关，但不能据此确定全部落差的因果。官方测试未用于原始选参，仍作为主要模型比较依据。</w:t>
       </w:r>
     </w:p>
     <w:p>
       <w:pPr>
-        <w:pStyle w:val="9"/>
+        <w:pStyle w:val="Caption"/>
+        <w:keepNext/>
+        <w:spacing w:after="80" w:line="300" w:lineRule="auto"/>
+        <w:ind w:firstLine="0"/>
+        <w:jc w:val="center"/>
+      </w:pPr>
+      <w:r>
+        <w:rPr>
+          <w:rFonts w:ascii="Times New Roman" w:hAnsi="Times New Roman" w:eastAsia="宋体"/>
+          <w:b w:val="0"/>
+          <w:color w:val="000000"/>
+          <w:sz w:val="21"/>
+        </w:rPr>
+        <w:t>表9 固定模型 Macro-F1 差值的95%置信区间</w:t>
+      </w:r>
+    </w:p>
+    <w:tbl>
+      <w:tblPr>
+        <w:tblW w:type="auto" w:w="0"/>
+        <w:tblLayout w:type="fixed"/>
+        <w:tblLook w:firstColumn="1" w:firstRow="1" w:lastColumn="0" w:lastRow="0" w:noHBand="0" w:noVBand="1" w:val="04A0"/>
+        <w:tblBorders>
+          <w:top w:val="single" w:sz="4" w:color="9AA5B1"/>
+          <w:left w:val="single" w:sz="4" w:color="9AA5B1"/>
+          <w:bottom w:val="single" w:sz="4" w:color="9AA5B1"/>
+          <w:right w:val="single" w:sz="4" w:color="9AA5B1"/>
+          <w:insideH w:val="single" w:sz="4" w:color="9AA5B1"/>
+          <w:insideV w:val="single" w:sz="4" w:color="9AA5B1"/>
+        </w:tblBorders>
+      </w:tblPr>
+      <w:tblGrid>
+        <w:gridCol w:w="2448"/>
+        <w:gridCol w:w="864"/>
+        <w:gridCol w:w="2160"/>
+        <w:gridCol w:w="2160"/>
+      </w:tblGrid>
+      <w:tr>
+        <w:trPr>
+          <w:cantSplit/>
+          <w:tblHeader/>
+        </w:trPr>
+        <w:tc>
+          <w:tcPr>
+            <w:tcW w:type="dxa" w:w="2448"/>
+            <w:vAlign w:val="center"/>
+            <w:shd w:fill="F2F2F2"/>
+          </w:tcPr>
+          <w:p>
+            <w:pPr>
+              <w:spacing w:after="60" w:line="252" w:lineRule="auto" w:before="60"/>
+            </w:pPr>
+            <w:r>
+              <w:rPr>
+                <w:rFonts w:ascii="Times New Roman" w:hAnsi="Times New Roman" w:eastAsia="宋体"/>
+                <w:b/>
+                <w:color w:val="000000"/>
+                <w:sz w:val="19"/>
+              </w:rPr>
+              <w:t>比较</w:t>
+            </w:r>
+          </w:p>
+        </w:tc>
+        <w:tc>
+          <w:tcPr>
+            <w:tcW w:type="dxa" w:w="864"/>
+            <w:vAlign w:val="center"/>
+            <w:shd w:fill="F2F2F2"/>
+          </w:tcPr>
+          <w:p>
+            <w:pPr>
+              <w:spacing w:after="60" w:line="252" w:lineRule="auto" w:before="60"/>
+            </w:pPr>
+            <w:r>
+              <w:rPr>
+                <w:rFonts w:ascii="Times New Roman" w:hAnsi="Times New Roman" w:eastAsia="宋体"/>
+                <w:b/>
+                <w:color w:val="000000"/>
+                <w:sz w:val="19"/>
+              </w:rPr>
+              <w:t>差值</w:t>
+            </w:r>
+          </w:p>
+        </w:tc>
+        <w:tc>
+          <w:tcPr>
+            <w:tcW w:type="dxa" w:w="2160"/>
+            <w:vAlign w:val="center"/>
+            <w:shd w:fill="F2F2F2"/>
+          </w:tcPr>
+          <w:p>
+            <w:pPr>
+              <w:spacing w:after="60" w:line="252" w:lineRule="auto" w:before="60"/>
+            </w:pPr>
+            <w:r>
+              <w:rPr>
+                <w:rFonts w:ascii="Times New Roman" w:hAnsi="Times New Roman" w:eastAsia="宋体"/>
+                <w:b/>
+                <w:color w:val="000000"/>
+                <w:sz w:val="19"/>
+              </w:rPr>
+              <w:t>样本配对区间</w:t>
+            </w:r>
+          </w:p>
+        </w:tc>
+        <w:tc>
+          <w:tcPr>
+            <w:tcW w:type="dxa" w:w="2160"/>
+            <w:vAlign w:val="center"/>
+            <w:shd w:fill="F2F2F2"/>
+          </w:tcPr>
+          <w:p>
+            <w:pPr>
+              <w:spacing w:after="60" w:line="252" w:lineRule="auto" w:before="60"/>
+            </w:pPr>
+            <w:r>
+              <w:rPr>
+                <w:rFonts w:ascii="Times New Roman" w:hAnsi="Times New Roman" w:eastAsia="宋体"/>
+                <w:b/>
+                <w:color w:val="000000"/>
+                <w:sz w:val="19"/>
+              </w:rPr>
+              <w:t>URL簇配对区间</w:t>
+            </w:r>
+          </w:p>
+        </w:tc>
+      </w:tr>
+      <w:tr>
+        <w:trPr>
+          <w:cantSplit/>
+        </w:trPr>
+        <w:tc>
+          <w:tcPr>
+            <w:tcW w:type="dxa" w:w="2448"/>
+            <w:vAlign w:val="center"/>
+            <w:shd w:fill="FFFFFF"/>
+          </w:tcPr>
+          <w:p>
+            <w:pPr>
+              <w:spacing w:after="60" w:line="252" w:lineRule="auto" w:before="60"/>
+            </w:pPr>
+            <w:r>
+              <w:rPr>
+                <w:rFonts w:ascii="Times New Roman" w:hAnsi="Times New Roman" w:eastAsia="宋体"/>
+                <w:b w:val="0"/>
+                <w:color w:val="000000"/>
+                <w:sz w:val="19"/>
+              </w:rPr>
+              <w:t>MiniLM − TF-IDF</w:t>
+            </w:r>
+          </w:p>
+        </w:tc>
+        <w:tc>
+          <w:tcPr>
+            <w:tcW w:type="dxa" w:w="864"/>
+            <w:vAlign w:val="center"/>
+            <w:shd w:fill="FFFFFF"/>
+          </w:tcPr>
+          <w:p>
+            <w:pPr>
+              <w:spacing w:after="60" w:line="252" w:lineRule="auto" w:before="60"/>
+            </w:pPr>
+            <w:r>
+              <w:rPr>
+                <w:rFonts w:ascii="Times New Roman" w:hAnsi="Times New Roman" w:eastAsia="宋体"/>
+                <w:b w:val="0"/>
+                <w:color w:val="000000"/>
+                <w:sz w:val="19"/>
+              </w:rPr>
+              <w:t>+0.0504</w:t>
+            </w:r>
+          </w:p>
+        </w:tc>
+        <w:tc>
+          <w:tcPr>
+            <w:tcW w:type="dxa" w:w="2160"/>
+            <w:vAlign w:val="center"/>
+            <w:shd w:fill="FFFFFF"/>
+          </w:tcPr>
+          <w:p>
+            <w:pPr>
+              <w:spacing w:after="60" w:line="252" w:lineRule="auto" w:before="60"/>
+            </w:pPr>
+            <w:r>
+              <w:rPr>
+                <w:rFonts w:ascii="Times New Roman" w:hAnsi="Times New Roman" w:eastAsia="宋体"/>
+                <w:b w:val="0"/>
+                <w:color w:val="000000"/>
+                <w:sz w:val="19"/>
+              </w:rPr>
+              <w:t>[−0.0157, 0.1189]</w:t>
+            </w:r>
+          </w:p>
+        </w:tc>
+        <w:tc>
+          <w:tcPr>
+            <w:tcW w:type="dxa" w:w="2160"/>
+            <w:vAlign w:val="center"/>
+            <w:shd w:fill="FFFFFF"/>
+          </w:tcPr>
+          <w:p>
+            <w:pPr>
+              <w:spacing w:after="60" w:line="252" w:lineRule="auto" w:before="60"/>
+            </w:pPr>
+            <w:r>
+              <w:rPr>
+                <w:rFonts w:ascii="Times New Roman" w:hAnsi="Times New Roman" w:eastAsia="宋体"/>
+                <w:b w:val="0"/>
+                <w:color w:val="000000"/>
+                <w:sz w:val="19"/>
+              </w:rPr>
+              <w:t>[−0.0222, 0.1498]</w:t>
+            </w:r>
+          </w:p>
+        </w:tc>
+      </w:tr>
+      <w:tr>
+        <w:trPr>
+          <w:cantSplit/>
+        </w:trPr>
+        <w:tc>
+          <w:tcPr>
+            <w:tcW w:type="dxa" w:w="2448"/>
+            <w:vAlign w:val="center"/>
+            <w:shd w:fill="FFFFFF"/>
+          </w:tcPr>
+          <w:p>
+            <w:pPr>
+              <w:spacing w:after="60" w:line="252" w:lineRule="auto" w:before="60"/>
+            </w:pPr>
+            <w:r>
+              <w:rPr>
+                <w:rFonts w:ascii="Times New Roman" w:hAnsi="Times New Roman" w:eastAsia="宋体"/>
+                <w:b w:val="0"/>
+                <w:color w:val="000000"/>
+                <w:sz w:val="19"/>
+              </w:rPr>
+              <w:t>九细类求和 − MiniLM</w:t>
+            </w:r>
+          </w:p>
+        </w:tc>
+        <w:tc>
+          <w:tcPr>
+            <w:tcW w:type="dxa" w:w="864"/>
+            <w:vAlign w:val="center"/>
+            <w:shd w:fill="FFFFFF"/>
+          </w:tcPr>
+          <w:p>
+            <w:pPr>
+              <w:spacing w:after="60" w:line="252" w:lineRule="auto" w:before="60"/>
+            </w:pPr>
+            <w:r>
+              <w:rPr>
+                <w:rFonts w:ascii="Times New Roman" w:hAnsi="Times New Roman" w:eastAsia="宋体"/>
+                <w:b w:val="0"/>
+                <w:color w:val="000000"/>
+                <w:sz w:val="19"/>
+              </w:rPr>
+              <w:t>−0.1351</w:t>
+            </w:r>
+          </w:p>
+        </w:tc>
+        <w:tc>
+          <w:tcPr>
+            <w:tcW w:type="dxa" w:w="2160"/>
+            <w:vAlign w:val="center"/>
+            <w:shd w:fill="FFFFFF"/>
+          </w:tcPr>
+          <w:p>
+            <w:pPr>
+              <w:spacing w:after="60" w:line="252" w:lineRule="auto" w:before="60"/>
+            </w:pPr>
+            <w:r>
+              <w:rPr>
+                <w:rFonts w:ascii="Times New Roman" w:hAnsi="Times New Roman" w:eastAsia="宋体"/>
+                <w:b w:val="0"/>
+                <w:color w:val="000000"/>
+                <w:sz w:val="19"/>
+              </w:rPr>
+              <w:t>[−0.2062, −0.0649]</w:t>
+            </w:r>
+          </w:p>
+        </w:tc>
+        <w:tc>
+          <w:tcPr>
+            <w:tcW w:type="dxa" w:w="2160"/>
+            <w:vAlign w:val="center"/>
+            <w:shd w:fill="FFFFFF"/>
+          </w:tcPr>
+          <w:p>
+            <w:pPr>
+              <w:spacing w:after="60" w:line="252" w:lineRule="auto" w:before="60"/>
+            </w:pPr>
+            <w:r>
+              <w:rPr>
+                <w:rFonts w:ascii="Times New Roman" w:hAnsi="Times New Roman" w:eastAsia="宋体"/>
+                <w:b w:val="0"/>
+                <w:color w:val="000000"/>
+                <w:sz w:val="19"/>
+              </w:rPr>
+              <w:t>[−0.2268, −0.0637]</w:t>
+            </w:r>
+          </w:p>
+        </w:tc>
+      </w:tr>
+    </w:tbl>
+    <w:p>
+      <w:pPr>
+        <w:spacing w:after="80" w:line="300" w:lineRule="auto"/>
+      </w:pPr>
+      <w:r>
+        <w:rPr>
+          <w:rFonts w:ascii="Times New Roman" w:hAnsi="Times New Roman" w:eastAsia="宋体"/>
+          <w:b w:val="0"/>
+          <w:color w:val="000000"/>
+          <w:sz w:val="21"/>
+        </w:rPr>
+        <w:t>固定现有模型，在相同测试记录上做 10,000 次配对百分位 bootstrap（seed=42）。样本重采样沿用 08 的 Python RNG；来源簇使用 09 的 NumPy PCG64，按 56 个 URL 有放回抽簇并保留簇内全部记录。两种分析下 MiniLM 增量的区间均覆盖 0，尚不能确认稳定优势；原层级设置退化的区间均未覆盖 0。区间只描述当前测试样本的不确定性，不包括训练种子波动，也不能证明因果或跨数据集普遍优势。</w:t>
+      </w:r>
+    </w:p>
+    <w:p>
+      <w:pPr>
+        <w:keepNext/>
+        <w:spacing w:after="80" w:line="300" w:lineRule="auto"/>
+        <w:ind w:firstLine="0"/>
+        <w:jc w:val="center"/>
+      </w:pPr>
+      <w:r>
+        <w:rPr>
+          <w:rFonts w:ascii="Times New Roman" w:hAnsi="Times New Roman" w:eastAsia="宋体"/>
+          <w:b w:val="0"/>
+          <w:color w:val="000000"/>
+          <w:sz w:val="21"/>
+        </w:rPr>
+      </w:r>
+      <w:r>
+        <w:drawing>
+          <wp:inline xmlns:a="http://schemas.openxmlformats.org/drawingml/2006/main" xmlns:pic="http://schemas.openxmlformats.org/drawingml/2006/picture">
+            <wp:extent cx="5303520" cy="1958223"/>
+            <wp:docPr id="3" name="Picture 3"/>
+            <wp:cNvGraphicFramePr>
+              <a:graphicFrameLocks noChangeAspect="1"/>
+            </wp:cNvGraphicFramePr>
+            <a:graphic>
+              <a:graphicData uri="http://schemas.openxmlformats.org/drawingml/2006/picture">
+                <pic:pic>
+                  <pic:nvPicPr>
+                    <pic:cNvPr id="0" name="fig3_results.png"/>
+                    <pic:cNvPicPr/>
+                  </pic:nvPicPr>
+                  <pic:blipFill>
+                    <a:blip r:embed="rId10"/>
+                    <a:stretch>
+                      <a:fillRect/>
+                    </a:stretch>
+                  </pic:blipFill>
+                  <pic:spPr>
+                    <a:xfrm>
+                      <a:off x="0" y="0"/>
+                      <a:ext cx="5303520" cy="1958223"/>
+                    </a:xfrm>
+                    <a:prstGeom prst="rect"/>
+                  </pic:spPr>
+                </pic:pic>
+              </a:graphicData>
+            </a:graphic>
+          </wp:inline>
+        </w:drawing>
+      </w:r>
+    </w:p>
+    <w:p>
+      <w:pPr>
+        <w:pStyle w:val="Caption"/>
+        <w:keepNext/>
+        <w:spacing w:after="80" w:line="300" w:lineRule="auto"/>
+        <w:ind w:firstLine="0"/>
+        <w:jc w:val="center"/>
+      </w:pPr>
+      <w:r>
+        <w:rPr>
+          <w:rFonts w:ascii="Times New Roman" w:hAnsi="Times New Roman" w:eastAsia="宋体"/>
+          <w:b w:val="0"/>
+          <w:color w:val="000000"/>
+          <w:sz w:val="21"/>
+        </w:rPr>
+        <w:t>图3 同一 QEvasion 测试集上的总体指标及 MiniLM 混淆矩阵</w:t>
+      </w:r>
+    </w:p>
+    <w:p>
+      <w:pPr>
+        <w:keepLines/>
+        <w:spacing w:after="80" w:line="300" w:lineRule="auto"/>
+      </w:pPr>
+      <w:r>
+        <w:rPr>
+          <w:rFonts w:ascii="Times New Roman" w:hAnsi="Times New Roman" w:eastAsia="宋体"/>
+          <w:b w:val="0"/>
+          <w:color w:val="000000"/>
+          <w:sz w:val="21"/>
+        </w:rPr>
+        <w:t>图中四种设置均在 QEvasion 官方 308 条记录上评价，不混入 QNLI 二分类成绩。多数类与九细类求和方案虽有较高准确率，主指标却更低；右侧按真实与预测标签展示主模型错误方向。Clear Non-Reply 仅23条，其精确率与召回率需结合支持数理解。</w:t>
+      </w:r>
+    </w:p>
+    <w:p>
+      <w:pPr>
+        <w:pStyle w:val="Heading2"/>
         <w:keepNext/>
         <w:widowControl/>
-        <w:spacing w:before="100" w:after="60" w:line="360" w:lineRule="auto"/>
+        <w:spacing w:before="120" w:after="100" w:line="312" w:lineRule="auto"/>
         <w:ind w:firstLine="0"/>
       </w:pPr>
       <w:r>
         <w:rPr>
-          <w:rFonts w:ascii="Times New Roman" w:hAnsi="Times New Roman" w:eastAsia="楷体" w:cs="Times New Roman"/>
+          <w:rFonts w:ascii="黑体" w:hAnsi="黑体" w:eastAsia="黑体" w:cs="Times New Roman"/>
           <w:b/>
           <w:color w:val="000000"/>
           <w:sz w:val="24"/>
@@ -5865,21 +7225,21 @@
     </w:p>
     <w:p>
       <w:pPr>
-        <w:pStyle w:val="9"/>
+        <w:pStyle w:val="Caption"/>
         <w:keepNext/>
         <w:widowControl/>
-        <w:spacing w:before="0" w:after="60" w:line="360" w:lineRule="auto"/>
+        <w:spacing w:before="0" w:after="80" w:line="312" w:lineRule="auto"/>
         <w:ind w:firstLine="0"/>
         <w:jc w:val="center"/>
       </w:pPr>
       <w:r>
         <w:rPr>
-          <w:rFonts w:ascii="Times New Roman" w:hAnsi="Times New Roman" w:eastAsia="楷体" w:cs="Times New Roman"/>
+          <w:rFonts w:ascii="Times New Roman" w:hAnsi="Times New Roman" w:eastAsia="宋体"/>
           <w:b w:val="0"/>
           <w:color w:val="000000"/>
           <w:sz w:val="21"/>
         </w:rPr>
-        <w:t>表7 三种基线的类别级指标</w:t>
+        <w:t>表10 三种基线的类别级指标</w:t>
       </w:r>
     </w:p>
     <w:tbl>
@@ -5945,10 +7305,10 @@
             </w:pPr>
             <w:r>
               <w:rPr>
-                <w:rFonts w:ascii="Times New Roman" w:hAnsi="Times New Roman" w:eastAsia="楷体" w:cs="Times New Roman"/>
+                <w:rFonts w:ascii="Times New Roman" w:hAnsi="Times New Roman" w:eastAsia="宋体" w:cs="Times New Roman"/>
                 <w:b/>
                 <w:color w:val="000000"/>
-                <w:sz w:val="21"/>
+                <w:sz w:val="19"/>
               </w:rPr>
               <w:t>模型</w:t>
             </w:r>
@@ -5966,10 +7326,10 @@
             </w:pPr>
             <w:r>
               <w:rPr>
-                <w:rFonts w:ascii="Times New Roman" w:hAnsi="Times New Roman" w:eastAsia="楷体" w:cs="Times New Roman"/>
+                <w:rFonts w:ascii="Times New Roman" w:hAnsi="Times New Roman" w:eastAsia="宋体" w:cs="Times New Roman"/>
                 <w:b/>
                 <w:color w:val="000000"/>
-                <w:sz w:val="21"/>
+                <w:sz w:val="19"/>
               </w:rPr>
               <w:t>类别</w:t>
             </w:r>
@@ -5987,10 +7347,10 @@
             </w:pPr>
             <w:r>
               <w:rPr>
-                <w:rFonts w:ascii="Times New Roman" w:hAnsi="Times New Roman" w:eastAsia="楷体" w:cs="Times New Roman"/>
+                <w:rFonts w:ascii="Times New Roman" w:hAnsi="Times New Roman" w:eastAsia="宋体" w:cs="Times New Roman"/>
                 <w:b/>
                 <w:color w:val="000000"/>
-                <w:sz w:val="21"/>
+                <w:sz w:val="19"/>
               </w:rPr>
               <w:t>数量</w:t>
             </w:r>
@@ -6008,10 +7368,10 @@
             </w:pPr>
             <w:r>
               <w:rPr>
-                <w:rFonts w:ascii="Times New Roman" w:hAnsi="Times New Roman" w:eastAsia="楷体" w:cs="Times New Roman"/>
+                <w:rFonts w:ascii="Times New Roman" w:hAnsi="Times New Roman" w:eastAsia="宋体" w:cs="Times New Roman"/>
                 <w:b/>
                 <w:color w:val="000000"/>
-                <w:sz w:val="21"/>
+                <w:sz w:val="19"/>
               </w:rPr>
               <w:t>P</w:t>
             </w:r>
@@ -6029,10 +7389,10 @@
             </w:pPr>
             <w:r>
               <w:rPr>
-                <w:rFonts w:ascii="Times New Roman" w:hAnsi="Times New Roman" w:eastAsia="楷体" w:cs="Times New Roman"/>
+                <w:rFonts w:ascii="Times New Roman" w:hAnsi="Times New Roman" w:eastAsia="宋体" w:cs="Times New Roman"/>
                 <w:b/>
                 <w:color w:val="000000"/>
-                <w:sz w:val="21"/>
+                <w:sz w:val="19"/>
               </w:rPr>
               <w:t>R</w:t>
             </w:r>
@@ -6050,10 +7410,10 @@
             </w:pPr>
             <w:r>
               <w:rPr>
-                <w:rFonts w:ascii="Times New Roman" w:hAnsi="Times New Roman" w:eastAsia="楷体" w:cs="Times New Roman"/>
+                <w:rFonts w:ascii="Times New Roman" w:hAnsi="Times New Roman" w:eastAsia="宋体" w:cs="Times New Roman"/>
                 <w:b/>
                 <w:color w:val="000000"/>
-                <w:sz w:val="21"/>
+                <w:sz w:val="19"/>
               </w:rPr>
               <w:t>F1</w:t>
             </w:r>
@@ -6093,10 +7453,10 @@
             </w:pPr>
             <w:r>
               <w:rPr>
-                <w:rFonts w:ascii="Times New Roman" w:hAnsi="Times New Roman" w:eastAsia="楷体" w:cs="Times New Roman"/>
-                <w:b w:val="0"/>
-                <w:color w:val="000000"/>
-                <w:sz w:val="21"/>
+                <w:rFonts w:ascii="Times New Roman" w:hAnsi="Times New Roman" w:eastAsia="宋体" w:cs="Times New Roman"/>
+                <w:b w:val="0"/>
+                <w:color w:val="000000"/>
+                <w:sz w:val="19"/>
               </w:rPr>
               <w:t>多数类</w:t>
             </w:r>
@@ -6114,10 +7474,10 @@
             </w:pPr>
             <w:r>
               <w:rPr>
-                <w:rFonts w:ascii="Times New Roman" w:hAnsi="Times New Roman" w:eastAsia="楷体" w:cs="Times New Roman"/>
-                <w:b w:val="0"/>
-                <w:color w:val="000000"/>
-                <w:sz w:val="21"/>
+                <w:rFonts w:ascii="Times New Roman" w:hAnsi="Times New Roman" w:eastAsia="宋体" w:cs="Times New Roman"/>
+                <w:b w:val="0"/>
+                <w:color w:val="000000"/>
+                <w:sz w:val="19"/>
               </w:rPr>
               <w:t>Clear Reply</w:t>
             </w:r>
@@ -6135,10 +7495,10 @@
             </w:pPr>
             <w:r>
               <w:rPr>
-                <w:rFonts w:ascii="Times New Roman" w:hAnsi="Times New Roman" w:eastAsia="楷体" w:cs="Times New Roman"/>
-                <w:b w:val="0"/>
-                <w:color w:val="000000"/>
-                <w:sz w:val="21"/>
+                <w:rFonts w:ascii="Times New Roman" w:hAnsi="Times New Roman" w:eastAsia="宋体" w:cs="Times New Roman"/>
+                <w:b w:val="0"/>
+                <w:color w:val="000000"/>
+                <w:sz w:val="19"/>
               </w:rPr>
               <w:t>79</w:t>
             </w:r>
@@ -6156,10 +7516,10 @@
             </w:pPr>
             <w:r>
               <w:rPr>
-                <w:rFonts w:ascii="Times New Roman" w:hAnsi="Times New Roman" w:eastAsia="楷体" w:cs="Times New Roman"/>
-                <w:b w:val="0"/>
-                <w:color w:val="000000"/>
-                <w:sz w:val="21"/>
+                <w:rFonts w:ascii="Times New Roman" w:hAnsi="Times New Roman" w:eastAsia="宋体" w:cs="Times New Roman"/>
+                <w:b w:val="0"/>
+                <w:color w:val="000000"/>
+                <w:sz w:val="19"/>
               </w:rPr>
               <w:t>0.0000</w:t>
             </w:r>
@@ -6177,10 +7537,10 @@
             </w:pPr>
             <w:r>
               <w:rPr>
-                <w:rFonts w:ascii="Times New Roman" w:hAnsi="Times New Roman" w:eastAsia="楷体" w:cs="Times New Roman"/>
-                <w:b w:val="0"/>
-                <w:color w:val="000000"/>
-                <w:sz w:val="21"/>
+                <w:rFonts w:ascii="Times New Roman" w:hAnsi="Times New Roman" w:eastAsia="宋体" w:cs="Times New Roman"/>
+                <w:b w:val="0"/>
+                <w:color w:val="000000"/>
+                <w:sz w:val="19"/>
               </w:rPr>
               <w:t>0.0000</w:t>
             </w:r>
@@ -6198,10 +7558,10 @@
             </w:pPr>
             <w:r>
               <w:rPr>
-                <w:rFonts w:ascii="Times New Roman" w:hAnsi="Times New Roman" w:eastAsia="楷体" w:cs="Times New Roman"/>
-                <w:b w:val="0"/>
-                <w:color w:val="000000"/>
-                <w:sz w:val="21"/>
+                <w:rFonts w:ascii="Times New Roman" w:hAnsi="Times New Roman" w:eastAsia="宋体" w:cs="Times New Roman"/>
+                <w:b w:val="0"/>
+                <w:color w:val="000000"/>
+                <w:sz w:val="19"/>
               </w:rPr>
               <w:t>0.0000</w:t>
             </w:r>
@@ -6241,10 +7601,10 @@
             </w:pPr>
             <w:r>
               <w:rPr>
-                <w:rFonts w:ascii="Times New Roman" w:hAnsi="Times New Roman" w:eastAsia="楷体" w:cs="Times New Roman"/>
-                <w:b w:val="0"/>
-                <w:color w:val="000000"/>
-                <w:sz w:val="21"/>
+                <w:rFonts w:ascii="Times New Roman" w:hAnsi="Times New Roman" w:eastAsia="宋体" w:cs="Times New Roman"/>
+                <w:b w:val="0"/>
+                <w:color w:val="000000"/>
+                <w:sz w:val="19"/>
               </w:rPr>
               <w:t>多数类</w:t>
             </w:r>
@@ -6262,10 +7622,10 @@
             </w:pPr>
             <w:r>
               <w:rPr>
-                <w:rFonts w:ascii="Times New Roman" w:hAnsi="Times New Roman" w:eastAsia="楷体" w:cs="Times New Roman"/>
-                <w:b w:val="0"/>
-                <w:color w:val="000000"/>
-                <w:sz w:val="21"/>
+                <w:rFonts w:ascii="Times New Roman" w:hAnsi="Times New Roman" w:eastAsia="宋体" w:cs="Times New Roman"/>
+                <w:b w:val="0"/>
+                <w:color w:val="000000"/>
+                <w:sz w:val="19"/>
               </w:rPr>
               <w:t>Ambivalent Reply</w:t>
             </w:r>
@@ -6283,10 +7643,10 @@
             </w:pPr>
             <w:r>
               <w:rPr>
-                <w:rFonts w:ascii="Times New Roman" w:hAnsi="Times New Roman" w:eastAsia="楷体" w:cs="Times New Roman"/>
-                <w:b w:val="0"/>
-                <w:color w:val="000000"/>
-                <w:sz w:val="21"/>
+                <w:rFonts w:ascii="Times New Roman" w:hAnsi="Times New Roman" w:eastAsia="宋体" w:cs="Times New Roman"/>
+                <w:b w:val="0"/>
+                <w:color w:val="000000"/>
+                <w:sz w:val="19"/>
               </w:rPr>
               <w:t>206</w:t>
             </w:r>
@@ -6304,10 +7664,10 @@
             </w:pPr>
             <w:r>
               <w:rPr>
-                <w:rFonts w:ascii="Times New Roman" w:hAnsi="Times New Roman" w:eastAsia="楷体" w:cs="Times New Roman"/>
-                <w:b w:val="0"/>
-                <w:color w:val="000000"/>
-                <w:sz w:val="21"/>
+                <w:rFonts w:ascii="Times New Roman" w:hAnsi="Times New Roman" w:eastAsia="宋体" w:cs="Times New Roman"/>
+                <w:b w:val="0"/>
+                <w:color w:val="000000"/>
+                <w:sz w:val="19"/>
               </w:rPr>
               <w:t>0.6688</w:t>
             </w:r>
@@ -6325,10 +7685,10 @@
             </w:pPr>
             <w:r>
               <w:rPr>
-                <w:rFonts w:ascii="Times New Roman" w:hAnsi="Times New Roman" w:eastAsia="楷体" w:cs="Times New Roman"/>
-                <w:b w:val="0"/>
-                <w:color w:val="000000"/>
-                <w:sz w:val="21"/>
+                <w:rFonts w:ascii="Times New Roman" w:hAnsi="Times New Roman" w:eastAsia="宋体" w:cs="Times New Roman"/>
+                <w:b w:val="0"/>
+                <w:color w:val="000000"/>
+                <w:sz w:val="19"/>
               </w:rPr>
               <w:t>1.0000</w:t>
             </w:r>
@@ -6346,10 +7706,10 @@
             </w:pPr>
             <w:r>
               <w:rPr>
-                <w:rFonts w:ascii="Times New Roman" w:hAnsi="Times New Roman" w:eastAsia="楷体" w:cs="Times New Roman"/>
-                <w:b w:val="0"/>
-                <w:color w:val="000000"/>
-                <w:sz w:val="21"/>
+                <w:rFonts w:ascii="Times New Roman" w:hAnsi="Times New Roman" w:eastAsia="宋体" w:cs="Times New Roman"/>
+                <w:b w:val="0"/>
+                <w:color w:val="000000"/>
+                <w:sz w:val="19"/>
               </w:rPr>
               <w:t>0.8016</w:t>
             </w:r>
@@ -6389,10 +7749,10 @@
             </w:pPr>
             <w:r>
               <w:rPr>
-                <w:rFonts w:ascii="Times New Roman" w:hAnsi="Times New Roman" w:eastAsia="楷体" w:cs="Times New Roman"/>
-                <w:b w:val="0"/>
-                <w:color w:val="000000"/>
-                <w:sz w:val="21"/>
+                <w:rFonts w:ascii="Times New Roman" w:hAnsi="Times New Roman" w:eastAsia="宋体" w:cs="Times New Roman"/>
+                <w:b w:val="0"/>
+                <w:color w:val="000000"/>
+                <w:sz w:val="19"/>
               </w:rPr>
               <w:t>多数类</w:t>
             </w:r>
@@ -6410,10 +7770,10 @@
             </w:pPr>
             <w:r>
               <w:rPr>
-                <w:rFonts w:ascii="Times New Roman" w:hAnsi="Times New Roman" w:eastAsia="楷体" w:cs="Times New Roman"/>
-                <w:b w:val="0"/>
-                <w:color w:val="000000"/>
-                <w:sz w:val="21"/>
+                <w:rFonts w:ascii="Times New Roman" w:hAnsi="Times New Roman" w:eastAsia="宋体" w:cs="Times New Roman"/>
+                <w:b w:val="0"/>
+                <w:color w:val="000000"/>
+                <w:sz w:val="19"/>
               </w:rPr>
               <w:t>Clear Non-Reply</w:t>
             </w:r>
@@ -6431,10 +7791,10 @@
             </w:pPr>
             <w:r>
               <w:rPr>
-                <w:rFonts w:ascii="Times New Roman" w:hAnsi="Times New Roman" w:eastAsia="楷体" w:cs="Times New Roman"/>
-                <w:b w:val="0"/>
-                <w:color w:val="000000"/>
-                <w:sz w:val="21"/>
+                <w:rFonts w:ascii="Times New Roman" w:hAnsi="Times New Roman" w:eastAsia="宋体" w:cs="Times New Roman"/>
+                <w:b w:val="0"/>
+                <w:color w:val="000000"/>
+                <w:sz w:val="19"/>
               </w:rPr>
               <w:t>23</w:t>
             </w:r>
@@ -6452,10 +7812,10 @@
             </w:pPr>
             <w:r>
               <w:rPr>
-                <w:rFonts w:ascii="Times New Roman" w:hAnsi="Times New Roman" w:eastAsia="楷体" w:cs="Times New Roman"/>
-                <w:b w:val="0"/>
-                <w:color w:val="000000"/>
-                <w:sz w:val="21"/>
+                <w:rFonts w:ascii="Times New Roman" w:hAnsi="Times New Roman" w:eastAsia="宋体" w:cs="Times New Roman"/>
+                <w:b w:val="0"/>
+                <w:color w:val="000000"/>
+                <w:sz w:val="19"/>
               </w:rPr>
               <w:t>0.0000</w:t>
             </w:r>
@@ -6473,10 +7833,10 @@
             </w:pPr>
             <w:r>
               <w:rPr>
-                <w:rFonts w:ascii="Times New Roman" w:hAnsi="Times New Roman" w:eastAsia="楷体" w:cs="Times New Roman"/>
-                <w:b w:val="0"/>
-                <w:color w:val="000000"/>
-                <w:sz w:val="21"/>
+                <w:rFonts w:ascii="Times New Roman" w:hAnsi="Times New Roman" w:eastAsia="宋体" w:cs="Times New Roman"/>
+                <w:b w:val="0"/>
+                <w:color w:val="000000"/>
+                <w:sz w:val="19"/>
               </w:rPr>
               <w:t>0.0000</w:t>
             </w:r>
@@ -6494,10 +7854,10 @@
             </w:pPr>
             <w:r>
               <w:rPr>
-                <w:rFonts w:ascii="Times New Roman" w:hAnsi="Times New Roman" w:eastAsia="楷体" w:cs="Times New Roman"/>
-                <w:b w:val="0"/>
-                <w:color w:val="000000"/>
-                <w:sz w:val="21"/>
+                <w:rFonts w:ascii="Times New Roman" w:hAnsi="Times New Roman" w:eastAsia="宋体" w:cs="Times New Roman"/>
+                <w:b w:val="0"/>
+                <w:color w:val="000000"/>
+                <w:sz w:val="19"/>
               </w:rPr>
               <w:t>0.0000</w:t>
             </w:r>
@@ -6537,10 +7897,10 @@
             </w:pPr>
             <w:r>
               <w:rPr>
-                <w:rFonts w:ascii="Times New Roman" w:hAnsi="Times New Roman" w:eastAsia="楷体" w:cs="Times New Roman"/>
-                <w:b w:val="0"/>
-                <w:color w:val="000000"/>
-                <w:sz w:val="21"/>
+                <w:rFonts w:ascii="Times New Roman" w:hAnsi="Times New Roman" w:eastAsia="宋体" w:cs="Times New Roman"/>
+                <w:b w:val="0"/>
+                <w:color w:val="000000"/>
+                <w:sz w:val="19"/>
               </w:rPr>
               <w:t>TF-IDF</w:t>
             </w:r>
@@ -6558,10 +7918,10 @@
             </w:pPr>
             <w:r>
               <w:rPr>
-                <w:rFonts w:ascii="Times New Roman" w:hAnsi="Times New Roman" w:eastAsia="楷体" w:cs="Times New Roman"/>
-                <w:b w:val="0"/>
-                <w:color w:val="000000"/>
-                <w:sz w:val="21"/>
+                <w:rFonts w:ascii="Times New Roman" w:hAnsi="Times New Roman" w:eastAsia="宋体" w:cs="Times New Roman"/>
+                <w:b w:val="0"/>
+                <w:color w:val="000000"/>
+                <w:sz w:val="19"/>
               </w:rPr>
               <w:t>Clear Reply</w:t>
             </w:r>
@@ -6579,10 +7939,10 @@
             </w:pPr>
             <w:r>
               <w:rPr>
-                <w:rFonts w:ascii="Times New Roman" w:hAnsi="Times New Roman" w:eastAsia="楷体" w:cs="Times New Roman"/>
-                <w:b w:val="0"/>
-                <w:color w:val="000000"/>
-                <w:sz w:val="21"/>
+                <w:rFonts w:ascii="Times New Roman" w:hAnsi="Times New Roman" w:eastAsia="宋体" w:cs="Times New Roman"/>
+                <w:b w:val="0"/>
+                <w:color w:val="000000"/>
+                <w:sz w:val="19"/>
               </w:rPr>
               <w:t>79</w:t>
             </w:r>
@@ -6600,10 +7960,10 @@
             </w:pPr>
             <w:r>
               <w:rPr>
-                <w:rFonts w:ascii="Times New Roman" w:hAnsi="Times New Roman" w:eastAsia="楷体" w:cs="Times New Roman"/>
-                <w:b w:val="0"/>
-                <w:color w:val="000000"/>
-                <w:sz w:val="21"/>
+                <w:rFonts w:ascii="Times New Roman" w:hAnsi="Times New Roman" w:eastAsia="宋体" w:cs="Times New Roman"/>
+                <w:b w:val="0"/>
+                <w:color w:val="000000"/>
+                <w:sz w:val="19"/>
               </w:rPr>
               <w:t>0.2333</w:t>
             </w:r>
@@ -6621,10 +7981,10 @@
             </w:pPr>
             <w:r>
               <w:rPr>
-                <w:rFonts w:ascii="Times New Roman" w:hAnsi="Times New Roman" w:eastAsia="楷体" w:cs="Times New Roman"/>
-                <w:b w:val="0"/>
-                <w:color w:val="000000"/>
-                <w:sz w:val="21"/>
+                <w:rFonts w:ascii="Times New Roman" w:hAnsi="Times New Roman" w:eastAsia="宋体" w:cs="Times New Roman"/>
+                <w:b w:val="0"/>
+                <w:color w:val="000000"/>
+                <w:sz w:val="19"/>
               </w:rPr>
               <w:t>0.2658</w:t>
             </w:r>
@@ -6642,10 +8002,10 @@
             </w:pPr>
             <w:r>
               <w:rPr>
-                <w:rFonts w:ascii="Times New Roman" w:hAnsi="Times New Roman" w:eastAsia="楷体" w:cs="Times New Roman"/>
-                <w:b w:val="0"/>
-                <w:color w:val="000000"/>
-                <w:sz w:val="21"/>
+                <w:rFonts w:ascii="Times New Roman" w:hAnsi="Times New Roman" w:eastAsia="宋体" w:cs="Times New Roman"/>
+                <w:b w:val="0"/>
+                <w:color w:val="000000"/>
+                <w:sz w:val="19"/>
               </w:rPr>
               <w:t>0.2485</w:t>
             </w:r>
@@ -6685,10 +8045,10 @@
             </w:pPr>
             <w:r>
               <w:rPr>
-                <w:rFonts w:ascii="Times New Roman" w:hAnsi="Times New Roman" w:eastAsia="楷体" w:cs="Times New Roman"/>
-                <w:b w:val="0"/>
-                <w:color w:val="000000"/>
-                <w:sz w:val="21"/>
+                <w:rFonts w:ascii="Times New Roman" w:hAnsi="Times New Roman" w:eastAsia="宋体" w:cs="Times New Roman"/>
+                <w:b w:val="0"/>
+                <w:color w:val="000000"/>
+                <w:sz w:val="19"/>
               </w:rPr>
               <w:t>TF-IDF</w:t>
             </w:r>
@@ -6706,10 +8066,10 @@
             </w:pPr>
             <w:r>
               <w:rPr>
-                <w:rFonts w:ascii="Times New Roman" w:hAnsi="Times New Roman" w:eastAsia="楷体" w:cs="Times New Roman"/>
-                <w:b w:val="0"/>
-                <w:color w:val="000000"/>
-                <w:sz w:val="21"/>
+                <w:rFonts w:ascii="Times New Roman" w:hAnsi="Times New Roman" w:eastAsia="宋体" w:cs="Times New Roman"/>
+                <w:b w:val="0"/>
+                <w:color w:val="000000"/>
+                <w:sz w:val="19"/>
               </w:rPr>
               <w:t>Ambivalent Reply</w:t>
             </w:r>
@@ -6727,10 +8087,10 @@
             </w:pPr>
             <w:r>
               <w:rPr>
-                <w:rFonts w:ascii="Times New Roman" w:hAnsi="Times New Roman" w:eastAsia="楷体" w:cs="Times New Roman"/>
-                <w:b w:val="0"/>
-                <w:color w:val="000000"/>
-                <w:sz w:val="21"/>
+                <w:rFonts w:ascii="Times New Roman" w:hAnsi="Times New Roman" w:eastAsia="宋体" w:cs="Times New Roman"/>
+                <w:b w:val="0"/>
+                <w:color w:val="000000"/>
+                <w:sz w:val="19"/>
               </w:rPr>
               <w:t>206</w:t>
             </w:r>
@@ -6748,10 +8108,10 @@
             </w:pPr>
             <w:r>
               <w:rPr>
-                <w:rFonts w:ascii="Times New Roman" w:hAnsi="Times New Roman" w:eastAsia="楷体" w:cs="Times New Roman"/>
-                <w:b w:val="0"/>
-                <w:color w:val="000000"/>
-                <w:sz w:val="21"/>
+                <w:rFonts w:ascii="Times New Roman" w:hAnsi="Times New Roman" w:eastAsia="宋体" w:cs="Times New Roman"/>
+                <w:b w:val="0"/>
+                <w:color w:val="000000"/>
+                <w:sz w:val="19"/>
               </w:rPr>
               <w:t>0.7047</w:t>
             </w:r>
@@ -6769,10 +8129,10 @@
             </w:pPr>
             <w:r>
               <w:rPr>
-                <w:rFonts w:ascii="Times New Roman" w:hAnsi="Times New Roman" w:eastAsia="楷体" w:cs="Times New Roman"/>
-                <w:b w:val="0"/>
-                <w:color w:val="000000"/>
-                <w:sz w:val="21"/>
+                <w:rFonts w:ascii="Times New Roman" w:hAnsi="Times New Roman" w:eastAsia="宋体" w:cs="Times New Roman"/>
+                <w:b w:val="0"/>
+                <w:color w:val="000000"/>
+                <w:sz w:val="19"/>
               </w:rPr>
               <w:t>0.6602</w:t>
             </w:r>
@@ -6790,10 +8150,10 @@
             </w:pPr>
             <w:r>
               <w:rPr>
-                <w:rFonts w:ascii="Times New Roman" w:hAnsi="Times New Roman" w:eastAsia="楷体" w:cs="Times New Roman"/>
-                <w:b w:val="0"/>
-                <w:color w:val="000000"/>
-                <w:sz w:val="21"/>
+                <w:rFonts w:ascii="Times New Roman" w:hAnsi="Times New Roman" w:eastAsia="宋体" w:cs="Times New Roman"/>
+                <w:b w:val="0"/>
+                <w:color w:val="000000"/>
+                <w:sz w:val="19"/>
               </w:rPr>
               <w:t>0.6817</w:t>
             </w:r>
@@ -6833,10 +8193,10 @@
             </w:pPr>
             <w:r>
               <w:rPr>
-                <w:rFonts w:ascii="Times New Roman" w:hAnsi="Times New Roman" w:eastAsia="楷体" w:cs="Times New Roman"/>
-                <w:b w:val="0"/>
-                <w:color w:val="000000"/>
-                <w:sz w:val="21"/>
+                <w:rFonts w:ascii="Times New Roman" w:hAnsi="Times New Roman" w:eastAsia="宋体" w:cs="Times New Roman"/>
+                <w:b w:val="0"/>
+                <w:color w:val="000000"/>
+                <w:sz w:val="19"/>
               </w:rPr>
               <w:t>TF-IDF</w:t>
             </w:r>
@@ -6854,10 +8214,10 @@
             </w:pPr>
             <w:r>
               <w:rPr>
-                <w:rFonts w:ascii="Times New Roman" w:hAnsi="Times New Roman" w:eastAsia="楷体" w:cs="Times New Roman"/>
-                <w:b w:val="0"/>
-                <w:color w:val="000000"/>
-                <w:sz w:val="21"/>
+                <w:rFonts w:ascii="Times New Roman" w:hAnsi="Times New Roman" w:eastAsia="宋体" w:cs="Times New Roman"/>
+                <w:b w:val="0"/>
+                <w:color w:val="000000"/>
+                <w:sz w:val="19"/>
               </w:rPr>
               <w:t>Clear Non-Reply</w:t>
             </w:r>
@@ -6875,10 +8235,10 @@
             </w:pPr>
             <w:r>
               <w:rPr>
-                <w:rFonts w:ascii="Times New Roman" w:hAnsi="Times New Roman" w:eastAsia="楷体" w:cs="Times New Roman"/>
-                <w:b w:val="0"/>
-                <w:color w:val="000000"/>
-                <w:sz w:val="21"/>
+                <w:rFonts w:ascii="Times New Roman" w:hAnsi="Times New Roman" w:eastAsia="宋体" w:cs="Times New Roman"/>
+                <w:b w:val="0"/>
+                <w:color w:val="000000"/>
+                <w:sz w:val="19"/>
               </w:rPr>
               <w:t>23</w:t>
             </w:r>
@@ -6896,10 +8256,10 @@
             </w:pPr>
             <w:r>
               <w:rPr>
-                <w:rFonts w:ascii="Times New Roman" w:hAnsi="Times New Roman" w:eastAsia="楷体" w:cs="Times New Roman"/>
-                <w:b w:val="0"/>
-                <w:color w:val="000000"/>
-                <w:sz w:val="21"/>
+                <w:rFonts w:ascii="Times New Roman" w:hAnsi="Times New Roman" w:eastAsia="宋体" w:cs="Times New Roman"/>
+                <w:b w:val="0"/>
+                <w:color w:val="000000"/>
+                <w:sz w:val="19"/>
               </w:rPr>
               <w:t>0.3600</w:t>
             </w:r>
@@ -6917,10 +8277,10 @@
             </w:pPr>
             <w:r>
               <w:rPr>
-                <w:rFonts w:ascii="Times New Roman" w:hAnsi="Times New Roman" w:eastAsia="楷体" w:cs="Times New Roman"/>
-                <w:b w:val="0"/>
-                <w:color w:val="000000"/>
-                <w:sz w:val="21"/>
+                <w:rFonts w:ascii="Times New Roman" w:hAnsi="Times New Roman" w:eastAsia="宋体" w:cs="Times New Roman"/>
+                <w:b w:val="0"/>
+                <w:color w:val="000000"/>
+                <w:sz w:val="19"/>
               </w:rPr>
               <w:t>0.3913</w:t>
             </w:r>
@@ -6938,10 +8298,10 @@
             </w:pPr>
             <w:r>
               <w:rPr>
-                <w:rFonts w:ascii="Times New Roman" w:hAnsi="Times New Roman" w:eastAsia="楷体" w:cs="Times New Roman"/>
-                <w:b w:val="0"/>
-                <w:color w:val="000000"/>
-                <w:sz w:val="21"/>
+                <w:rFonts w:ascii="Times New Roman" w:hAnsi="Times New Roman" w:eastAsia="宋体" w:cs="Times New Roman"/>
+                <w:b w:val="0"/>
+                <w:color w:val="000000"/>
+                <w:sz w:val="19"/>
               </w:rPr>
               <w:t>0.3750</w:t>
             </w:r>
@@ -6981,10 +8341,10 @@
             </w:pPr>
             <w:r>
               <w:rPr>
-                <w:rFonts w:ascii="Times New Roman" w:hAnsi="Times New Roman" w:eastAsia="楷体" w:cs="Times New Roman"/>
-                <w:b w:val="0"/>
-                <w:color w:val="000000"/>
-                <w:sz w:val="21"/>
+                <w:rFonts w:ascii="Times New Roman" w:hAnsi="Times New Roman" w:eastAsia="宋体" w:cs="Times New Roman"/>
+                <w:b w:val="0"/>
+                <w:color w:val="000000"/>
+                <w:sz w:val="19"/>
               </w:rPr>
               <w:t>MiniLM</w:t>
             </w:r>
@@ -7002,10 +8362,10 @@
             </w:pPr>
             <w:r>
               <w:rPr>
-                <w:rFonts w:ascii="Times New Roman" w:hAnsi="Times New Roman" w:eastAsia="楷体" w:cs="Times New Roman"/>
-                <w:b w:val="0"/>
-                <w:color w:val="000000"/>
-                <w:sz w:val="21"/>
+                <w:rFonts w:ascii="Times New Roman" w:hAnsi="Times New Roman" w:eastAsia="宋体" w:cs="Times New Roman"/>
+                <w:b w:val="0"/>
+                <w:color w:val="000000"/>
+                <w:sz w:val="19"/>
               </w:rPr>
               <w:t>Clear Reply</w:t>
             </w:r>
@@ -7023,10 +8383,10 @@
             </w:pPr>
             <w:r>
               <w:rPr>
-                <w:rFonts w:ascii="Times New Roman" w:hAnsi="Times New Roman" w:eastAsia="楷体" w:cs="Times New Roman"/>
-                <w:b w:val="0"/>
-                <w:color w:val="000000"/>
-                <w:sz w:val="21"/>
+                <w:rFonts w:ascii="Times New Roman" w:hAnsi="Times New Roman" w:eastAsia="宋体" w:cs="Times New Roman"/>
+                <w:b w:val="0"/>
+                <w:color w:val="000000"/>
+                <w:sz w:val="19"/>
               </w:rPr>
               <w:t>79</w:t>
             </w:r>
@@ -7044,10 +8404,10 @@
             </w:pPr>
             <w:r>
               <w:rPr>
-                <w:rFonts w:ascii="Times New Roman" w:hAnsi="Times New Roman" w:eastAsia="楷体" w:cs="Times New Roman"/>
-                <w:b w:val="0"/>
-                <w:color w:val="000000"/>
-                <w:sz w:val="21"/>
+                <w:rFonts w:ascii="Times New Roman" w:hAnsi="Times New Roman" w:eastAsia="宋体" w:cs="Times New Roman"/>
+                <w:b w:val="0"/>
+                <w:color w:val="000000"/>
+                <w:sz w:val="19"/>
               </w:rPr>
               <w:t>0.4167</w:t>
             </w:r>
@@ -7065,10 +8425,10 @@
             </w:pPr>
             <w:r>
               <w:rPr>
-                <w:rFonts w:ascii="Times New Roman" w:hAnsi="Times New Roman" w:eastAsia="楷体" w:cs="Times New Roman"/>
-                <w:b w:val="0"/>
-                <w:color w:val="000000"/>
-                <w:sz w:val="21"/>
+                <w:rFonts w:ascii="Times New Roman" w:hAnsi="Times New Roman" w:eastAsia="宋体" w:cs="Times New Roman"/>
+                <w:b w:val="0"/>
+                <w:color w:val="000000"/>
+                <w:sz w:val="19"/>
               </w:rPr>
               <w:t>0.5063</w:t>
             </w:r>
@@ -7086,10 +8446,10 @@
             </w:pPr>
             <w:r>
               <w:rPr>
-                <w:rFonts w:ascii="Times New Roman" w:hAnsi="Times New Roman" w:eastAsia="楷体" w:cs="Times New Roman"/>
-                <w:b w:val="0"/>
-                <w:color w:val="000000"/>
-                <w:sz w:val="21"/>
+                <w:rFonts w:ascii="Times New Roman" w:hAnsi="Times New Roman" w:eastAsia="宋体" w:cs="Times New Roman"/>
+                <w:b w:val="0"/>
+                <w:color w:val="000000"/>
+                <w:sz w:val="19"/>
               </w:rPr>
               <w:t>0.4571</w:t>
             </w:r>
@@ -7129,10 +8489,10 @@
             </w:pPr>
             <w:r>
               <w:rPr>
-                <w:rFonts w:ascii="Times New Roman" w:hAnsi="Times New Roman" w:eastAsia="楷体" w:cs="Times New Roman"/>
-                <w:b w:val="0"/>
-                <w:color w:val="000000"/>
-                <w:sz w:val="21"/>
+                <w:rFonts w:ascii="Times New Roman" w:hAnsi="Times New Roman" w:eastAsia="宋体" w:cs="Times New Roman"/>
+                <w:b w:val="0"/>
+                <w:color w:val="000000"/>
+                <w:sz w:val="19"/>
               </w:rPr>
               <w:t>MiniLM</w:t>
             </w:r>
@@ -7150,10 +8510,10 @@
             </w:pPr>
             <w:r>
               <w:rPr>
-                <w:rFonts w:ascii="Times New Roman" w:hAnsi="Times New Roman" w:eastAsia="楷体" w:cs="Times New Roman"/>
-                <w:b w:val="0"/>
-                <w:color w:val="000000"/>
-                <w:sz w:val="21"/>
+                <w:rFonts w:ascii="Times New Roman" w:hAnsi="Times New Roman" w:eastAsia="宋体" w:cs="Times New Roman"/>
+                <w:b w:val="0"/>
+                <w:color w:val="000000"/>
+                <w:sz w:val="19"/>
               </w:rPr>
               <w:t>Ambivalent Reply</w:t>
             </w:r>
@@ -7171,10 +8531,10 @@
             </w:pPr>
             <w:r>
               <w:rPr>
-                <w:rFonts w:ascii="Times New Roman" w:hAnsi="Times New Roman" w:eastAsia="楷体" w:cs="Times New Roman"/>
-                <w:b w:val="0"/>
-                <w:color w:val="000000"/>
-                <w:sz w:val="21"/>
+                <w:rFonts w:ascii="Times New Roman" w:hAnsi="Times New Roman" w:eastAsia="宋体" w:cs="Times New Roman"/>
+                <w:b w:val="0"/>
+                <w:color w:val="000000"/>
+                <w:sz w:val="19"/>
               </w:rPr>
               <w:t>206</w:t>
             </w:r>
@@ -7192,10 +8552,10 @@
             </w:pPr>
             <w:r>
               <w:rPr>
-                <w:rFonts w:ascii="Times New Roman" w:hAnsi="Times New Roman" w:eastAsia="楷体" w:cs="Times New Roman"/>
-                <w:b w:val="0"/>
-                <w:color w:val="000000"/>
-                <w:sz w:val="21"/>
+                <w:rFonts w:ascii="Times New Roman" w:hAnsi="Times New Roman" w:eastAsia="宋体" w:cs="Times New Roman"/>
+                <w:b w:val="0"/>
+                <w:color w:val="000000"/>
+                <w:sz w:val="19"/>
               </w:rPr>
               <w:t>0.7853</w:t>
             </w:r>
@@ -7213,10 +8573,10 @@
             </w:pPr>
             <w:r>
               <w:rPr>
-                <w:rFonts w:ascii="Times New Roman" w:hAnsi="Times New Roman" w:eastAsia="楷体" w:cs="Times New Roman"/>
-                <w:b w:val="0"/>
-                <w:color w:val="000000"/>
-                <w:sz w:val="21"/>
+                <w:rFonts w:ascii="Times New Roman" w:hAnsi="Times New Roman" w:eastAsia="宋体" w:cs="Times New Roman"/>
+                <w:b w:val="0"/>
+                <w:color w:val="000000"/>
+                <w:sz w:val="19"/>
               </w:rPr>
               <w:t>0.6214</w:t>
             </w:r>
@@ -7234,10 +8594,10 @@
             </w:pPr>
             <w:r>
               <w:rPr>
-                <w:rFonts w:ascii="Times New Roman" w:hAnsi="Times New Roman" w:eastAsia="楷体" w:cs="Times New Roman"/>
-                <w:b w:val="0"/>
-                <w:color w:val="000000"/>
-                <w:sz w:val="21"/>
+                <w:rFonts w:ascii="Times New Roman" w:hAnsi="Times New Roman" w:eastAsia="宋体" w:cs="Times New Roman"/>
+                <w:b w:val="0"/>
+                <w:color w:val="000000"/>
+                <w:sz w:val="19"/>
               </w:rPr>
               <w:t>0.6938</w:t>
             </w:r>
@@ -7277,10 +8637,10 @@
             </w:pPr>
             <w:r>
               <w:rPr>
-                <w:rFonts w:ascii="Times New Roman" w:hAnsi="Times New Roman" w:eastAsia="楷体" w:cs="Times New Roman"/>
-                <w:b w:val="0"/>
-                <w:color w:val="000000"/>
-                <w:sz w:val="21"/>
+                <w:rFonts w:ascii="Times New Roman" w:hAnsi="Times New Roman" w:eastAsia="宋体" w:cs="Times New Roman"/>
+                <w:b w:val="0"/>
+                <w:color w:val="000000"/>
+                <w:sz w:val="19"/>
               </w:rPr>
               <w:t>MiniLM</w:t>
             </w:r>
@@ -7298,10 +8658,10 @@
             </w:pPr>
             <w:r>
               <w:rPr>
-                <w:rFonts w:ascii="Times New Roman" w:hAnsi="Times New Roman" w:eastAsia="楷体" w:cs="Times New Roman"/>
-                <w:b w:val="0"/>
-                <w:color w:val="000000"/>
-                <w:sz w:val="21"/>
+                <w:rFonts w:ascii="Times New Roman" w:hAnsi="Times New Roman" w:eastAsia="宋体" w:cs="Times New Roman"/>
+                <w:b w:val="0"/>
+                <w:color w:val="000000"/>
+                <w:sz w:val="19"/>
               </w:rPr>
               <w:t>Clear Non-Reply</w:t>
             </w:r>
@@ -7319,10 +8679,10 @@
             </w:pPr>
             <w:r>
               <w:rPr>
-                <w:rFonts w:ascii="Times New Roman" w:hAnsi="Times New Roman" w:eastAsia="楷体" w:cs="Times New Roman"/>
-                <w:b w:val="0"/>
-                <w:color w:val="000000"/>
-                <w:sz w:val="21"/>
+                <w:rFonts w:ascii="Times New Roman" w:hAnsi="Times New Roman" w:eastAsia="宋体" w:cs="Times New Roman"/>
+                <w:b w:val="0"/>
+                <w:color w:val="000000"/>
+                <w:sz w:val="19"/>
               </w:rPr>
               <w:t>23</w:t>
             </w:r>
@@ -7340,10 +8700,10 @@
             </w:pPr>
             <w:r>
               <w:rPr>
-                <w:rFonts w:ascii="Times New Roman" w:hAnsi="Times New Roman" w:eastAsia="楷体" w:cs="Times New Roman"/>
-                <w:b w:val="0"/>
-                <w:color w:val="000000"/>
-                <w:sz w:val="21"/>
+                <w:rFonts w:ascii="Times New Roman" w:hAnsi="Times New Roman" w:eastAsia="宋体" w:cs="Times New Roman"/>
+                <w:b w:val="0"/>
+                <w:color w:val="000000"/>
+                <w:sz w:val="19"/>
               </w:rPr>
               <w:t>0.2245</w:t>
             </w:r>
@@ -7361,10 +8721,10 @@
             </w:pPr>
             <w:r>
               <w:rPr>
-                <w:rFonts w:ascii="Times New Roman" w:hAnsi="Times New Roman" w:eastAsia="楷体" w:cs="Times New Roman"/>
-                <w:b w:val="0"/>
-                <w:color w:val="000000"/>
-                <w:sz w:val="21"/>
+                <w:rFonts w:ascii="Times New Roman" w:hAnsi="Times New Roman" w:eastAsia="宋体" w:cs="Times New Roman"/>
+                <w:b w:val="0"/>
+                <w:color w:val="000000"/>
+                <w:sz w:val="19"/>
               </w:rPr>
               <w:t>0.4783</w:t>
             </w:r>
@@ -7382,10 +8742,10 @@
             </w:pPr>
             <w:r>
               <w:rPr>
-                <w:rFonts w:ascii="Times New Roman" w:hAnsi="Times New Roman" w:eastAsia="楷体" w:cs="Times New Roman"/>
-                <w:b w:val="0"/>
-                <w:color w:val="000000"/>
-                <w:sz w:val="21"/>
+                <w:rFonts w:ascii="Times New Roman" w:hAnsi="Times New Roman" w:eastAsia="宋体" w:cs="Times New Roman"/>
+                <w:b w:val="0"/>
+                <w:color w:val="000000"/>
+                <w:sz w:val="19"/>
               </w:rPr>
               <w:t>0.3056</w:t>
             </w:r>
@@ -7395,38 +8755,38 @@
     </w:tbl>
     <w:p>
       <w:pPr>
-        <w:pStyle w:val="9"/>
+        <w:pStyle w:val="10"/>
         <w:widowControl/>
-        <w:spacing w:before="0" w:after="60" w:line="360" w:lineRule="auto"/>
+        <w:spacing w:before="0" w:after="80" w:line="312" w:lineRule="auto"/>
         <w:ind w:firstLine="480"/>
       </w:pPr>
       <w:r>
         <w:rPr>
-          <w:rFonts w:ascii="Times New Roman" w:hAnsi="Times New Roman" w:eastAsia="楷体" w:cs="Times New Roman"/>
+          <w:rFonts w:ascii="Times New Roman" w:hAnsi="Times New Roman" w:eastAsia="宋体"/>
           <w:b w:val="0"/>
           <w:color w:val="000000"/>
-          <w:sz w:val="24"/>
-        </w:rPr>
-        <w:t>语义表示的主要收益来自 Clear Reply，其 F1 从 0.2485 提高到 0.4571，增加 0.2086；Ambivalent Reply 仅从 0.6817 提高至 0.6938。Clear Non-Reply 的 F1 反而从 0.3750 降至 0.3056。因此，语义表示的优势是本次总体 Macro-F1 提高，而不是三个类别均得到改善。</w:t>
+          <w:sz w:val="21"/>
+        </w:rPr>
+        <w:t>本次 Clear Reply 的 F1 从 0.2485 到 0.4571，增加 0.2086；Ambivalent Reply 从 0.6817 到 0.6938；Clear Non-Reply 则从 0.3750 降至 0.3056。总体的观察增量主要伴随 Clear Reply 识别改善，不能表述为三个类别均受益，也不能从一次对照证明表示方式的因果作用。</w:t>
       </w:r>
     </w:p>
     <w:p>
       <w:pPr>
-        <w:pStyle w:val="9"/>
+        <w:pStyle w:val="Caption"/>
         <w:keepNext/>
         <w:widowControl/>
-        <w:spacing w:before="0" w:after="60" w:line="360" w:lineRule="auto"/>
+        <w:spacing w:before="0" w:after="80" w:line="312" w:lineRule="auto"/>
         <w:ind w:firstLine="0"/>
         <w:jc w:val="center"/>
       </w:pPr>
       <w:r>
         <w:rPr>
-          <w:rFonts w:ascii="Times New Roman" w:hAnsi="Times New Roman" w:eastAsia="楷体" w:cs="Times New Roman"/>
+          <w:rFonts w:ascii="Times New Roman" w:hAnsi="Times New Roman" w:eastAsia="宋体"/>
           <w:b w:val="0"/>
           <w:color w:val="000000"/>
           <w:sz w:val="21"/>
         </w:rPr>
-        <w:t>表8 MiniLM 混淆矩阵（行是真实标签，列是预测标签）</w:t>
+        <w:t>表11 MiniLM 混淆矩阵（行是真实标签，列是预测标签）</w:t>
       </w:r>
     </w:p>
     <w:tbl>
@@ -7490,10 +8850,10 @@
             </w:pPr>
             <w:r>
               <w:rPr>
-                <w:rFonts w:ascii="Times New Roman" w:hAnsi="Times New Roman" w:eastAsia="楷体" w:cs="Times New Roman"/>
+                <w:rFonts w:ascii="Times New Roman" w:hAnsi="Times New Roman" w:eastAsia="宋体" w:cs="Times New Roman"/>
                 <w:b/>
                 <w:color w:val="000000"/>
-                <w:sz w:val="21"/>
+                <w:sz w:val="19"/>
               </w:rPr>
               <w:t>真实／预测</w:t>
             </w:r>
@@ -7511,10 +8871,10 @@
             </w:pPr>
             <w:r>
               <w:rPr>
-                <w:rFonts w:ascii="Times New Roman" w:hAnsi="Times New Roman" w:eastAsia="楷体" w:cs="Times New Roman"/>
+                <w:rFonts w:ascii="Times New Roman" w:hAnsi="Times New Roman" w:eastAsia="宋体" w:cs="Times New Roman"/>
                 <w:b/>
                 <w:color w:val="000000"/>
-                <w:sz w:val="21"/>
+                <w:sz w:val="19"/>
               </w:rPr>
               <w:t>Clear Reply</w:t>
             </w:r>
@@ -7532,10 +8892,10 @@
             </w:pPr>
             <w:r>
               <w:rPr>
-                <w:rFonts w:ascii="Times New Roman" w:hAnsi="Times New Roman" w:eastAsia="楷体" w:cs="Times New Roman"/>
+                <w:rFonts w:ascii="Times New Roman" w:hAnsi="Times New Roman" w:eastAsia="宋体" w:cs="Times New Roman"/>
                 <w:b/>
                 <w:color w:val="000000"/>
-                <w:sz w:val="21"/>
+                <w:sz w:val="19"/>
               </w:rPr>
               <w:t>Ambivalent</w:t>
             </w:r>
@@ -7553,10 +8913,10 @@
             </w:pPr>
             <w:r>
               <w:rPr>
-                <w:rFonts w:ascii="Times New Roman" w:hAnsi="Times New Roman" w:eastAsia="楷体" w:cs="Times New Roman"/>
+                <w:rFonts w:ascii="Times New Roman" w:hAnsi="Times New Roman" w:eastAsia="宋体" w:cs="Times New Roman"/>
                 <w:b/>
                 <w:color w:val="000000"/>
-                <w:sz w:val="21"/>
+                <w:sz w:val="19"/>
               </w:rPr>
               <w:t>Non-Reply</w:t>
             </w:r>
@@ -7596,10 +8956,10 @@
             </w:pPr>
             <w:r>
               <w:rPr>
-                <w:rFonts w:ascii="Times New Roman" w:hAnsi="Times New Roman" w:eastAsia="楷体" w:cs="Times New Roman"/>
-                <w:b w:val="0"/>
-                <w:color w:val="000000"/>
-                <w:sz w:val="21"/>
+                <w:rFonts w:ascii="Times New Roman" w:hAnsi="Times New Roman" w:eastAsia="宋体" w:cs="Times New Roman"/>
+                <w:b w:val="0"/>
+                <w:color w:val="000000"/>
+                <w:sz w:val="19"/>
               </w:rPr>
               <w:t>Clear Reply</w:t>
             </w:r>
@@ -7617,10 +8977,10 @@
             </w:pPr>
             <w:r>
               <w:rPr>
-                <w:rFonts w:ascii="Times New Roman" w:hAnsi="Times New Roman" w:eastAsia="楷体" w:cs="Times New Roman"/>
-                <w:b w:val="0"/>
-                <w:color w:val="000000"/>
-                <w:sz w:val="21"/>
+                <w:rFonts w:ascii="Times New Roman" w:hAnsi="Times New Roman" w:eastAsia="宋体" w:cs="Times New Roman"/>
+                <w:b w:val="0"/>
+                <w:color w:val="000000"/>
+                <w:sz w:val="19"/>
               </w:rPr>
               <w:t>40</w:t>
             </w:r>
@@ -7638,10 +8998,10 @@
             </w:pPr>
             <w:r>
               <w:rPr>
-                <w:rFonts w:ascii="Times New Roman" w:hAnsi="Times New Roman" w:eastAsia="楷体" w:cs="Times New Roman"/>
-                <w:b w:val="0"/>
-                <w:color w:val="000000"/>
-                <w:sz w:val="21"/>
+                <w:rFonts w:ascii="Times New Roman" w:hAnsi="Times New Roman" w:eastAsia="宋体" w:cs="Times New Roman"/>
+                <w:b w:val="0"/>
+                <w:color w:val="000000"/>
+                <w:sz w:val="19"/>
               </w:rPr>
               <w:t>30</w:t>
             </w:r>
@@ -7659,10 +9019,10 @@
             </w:pPr>
             <w:r>
               <w:rPr>
-                <w:rFonts w:ascii="Times New Roman" w:hAnsi="Times New Roman" w:eastAsia="楷体" w:cs="Times New Roman"/>
-                <w:b w:val="0"/>
-                <w:color w:val="000000"/>
-                <w:sz w:val="21"/>
+                <w:rFonts w:ascii="Times New Roman" w:hAnsi="Times New Roman" w:eastAsia="宋体" w:cs="Times New Roman"/>
+                <w:b w:val="0"/>
+                <w:color w:val="000000"/>
+                <w:sz w:val="19"/>
               </w:rPr>
               <w:t>9</w:t>
             </w:r>
@@ -7702,10 +9062,10 @@
             </w:pPr>
             <w:r>
               <w:rPr>
-                <w:rFonts w:ascii="Times New Roman" w:hAnsi="Times New Roman" w:eastAsia="楷体" w:cs="Times New Roman"/>
-                <w:b w:val="0"/>
-                <w:color w:val="000000"/>
-                <w:sz w:val="21"/>
+                <w:rFonts w:ascii="Times New Roman" w:hAnsi="Times New Roman" w:eastAsia="宋体" w:cs="Times New Roman"/>
+                <w:b w:val="0"/>
+                <w:color w:val="000000"/>
+                <w:sz w:val="19"/>
               </w:rPr>
               <w:t>Ambivalent</w:t>
             </w:r>
@@ -7723,10 +9083,10 @@
             </w:pPr>
             <w:r>
               <w:rPr>
-                <w:rFonts w:ascii="Times New Roman" w:hAnsi="Times New Roman" w:eastAsia="楷体" w:cs="Times New Roman"/>
-                <w:b w:val="0"/>
-                <w:color w:val="000000"/>
-                <w:sz w:val="21"/>
+                <w:rFonts w:ascii="Times New Roman" w:hAnsi="Times New Roman" w:eastAsia="宋体" w:cs="Times New Roman"/>
+                <w:b w:val="0"/>
+                <w:color w:val="000000"/>
+                <w:sz w:val="19"/>
               </w:rPr>
               <w:t>49</w:t>
             </w:r>
@@ -7744,10 +9104,10 @@
             </w:pPr>
             <w:r>
               <w:rPr>
-                <w:rFonts w:ascii="Times New Roman" w:hAnsi="Times New Roman" w:eastAsia="楷体" w:cs="Times New Roman"/>
-                <w:b w:val="0"/>
-                <w:color w:val="000000"/>
-                <w:sz w:val="21"/>
+                <w:rFonts w:ascii="Times New Roman" w:hAnsi="Times New Roman" w:eastAsia="宋体" w:cs="Times New Roman"/>
+                <w:b w:val="0"/>
+                <w:color w:val="000000"/>
+                <w:sz w:val="19"/>
               </w:rPr>
               <w:t>128</w:t>
             </w:r>
@@ -7765,10 +9125,10 @@
             </w:pPr>
             <w:r>
               <w:rPr>
-                <w:rFonts w:ascii="Times New Roman" w:hAnsi="Times New Roman" w:eastAsia="楷体" w:cs="Times New Roman"/>
-                <w:b w:val="0"/>
-                <w:color w:val="000000"/>
-                <w:sz w:val="21"/>
+                <w:rFonts w:ascii="Times New Roman" w:hAnsi="Times New Roman" w:eastAsia="宋体" w:cs="Times New Roman"/>
+                <w:b w:val="0"/>
+                <w:color w:val="000000"/>
+                <w:sz w:val="19"/>
               </w:rPr>
               <w:t>29</w:t>
             </w:r>
@@ -7808,10 +9168,10 @@
             </w:pPr>
             <w:r>
               <w:rPr>
-                <w:rFonts w:ascii="Times New Roman" w:hAnsi="Times New Roman" w:eastAsia="楷体" w:cs="Times New Roman"/>
-                <w:b w:val="0"/>
-                <w:color w:val="000000"/>
-                <w:sz w:val="21"/>
+                <w:rFonts w:ascii="Times New Roman" w:hAnsi="Times New Roman" w:eastAsia="宋体" w:cs="Times New Roman"/>
+                <w:b w:val="0"/>
+                <w:color w:val="000000"/>
+                <w:sz w:val="19"/>
               </w:rPr>
               <w:t>Clear Non-Reply</w:t>
             </w:r>
@@ -7829,10 +9189,10 @@
             </w:pPr>
             <w:r>
               <w:rPr>
-                <w:rFonts w:ascii="Times New Roman" w:hAnsi="Times New Roman" w:eastAsia="楷体" w:cs="Times New Roman"/>
-                <w:b w:val="0"/>
-                <w:color w:val="000000"/>
-                <w:sz w:val="21"/>
+                <w:rFonts w:ascii="Times New Roman" w:hAnsi="Times New Roman" w:eastAsia="宋体" w:cs="Times New Roman"/>
+                <w:b w:val="0"/>
+                <w:color w:val="000000"/>
+                <w:sz w:val="19"/>
               </w:rPr>
               <w:t>7</w:t>
             </w:r>
@@ -7850,10 +9210,10 @@
             </w:pPr>
             <w:r>
               <w:rPr>
-                <w:rFonts w:ascii="Times New Roman" w:hAnsi="Times New Roman" w:eastAsia="楷体" w:cs="Times New Roman"/>
-                <w:b w:val="0"/>
-                <w:color w:val="000000"/>
-                <w:sz w:val="21"/>
+                <w:rFonts w:ascii="Times New Roman" w:hAnsi="Times New Roman" w:eastAsia="宋体" w:cs="Times New Roman"/>
+                <w:b w:val="0"/>
+                <w:color w:val="000000"/>
+                <w:sz w:val="19"/>
               </w:rPr>
               <w:t>5</w:t>
             </w:r>
@@ -7871,10 +9231,10 @@
             </w:pPr>
             <w:r>
               <w:rPr>
-                <w:rFonts w:ascii="Times New Roman" w:hAnsi="Times New Roman" w:eastAsia="楷体" w:cs="Times New Roman"/>
-                <w:b w:val="0"/>
-                <w:color w:val="000000"/>
-                <w:sz w:val="21"/>
+                <w:rFonts w:ascii="Times New Roman" w:hAnsi="Times New Roman" w:eastAsia="宋体" w:cs="Times New Roman"/>
+                <w:b w:val="0"/>
+                <w:color w:val="000000"/>
+                <w:sz w:val="19"/>
               </w:rPr>
               <w:t>11</w:t>
             </w:r>
@@ -7884,49 +9244,49 @@
     </w:tbl>
     <w:p>
       <w:pPr>
-        <w:pStyle w:val="9"/>
+        <w:pStyle w:val="10"/>
         <w:widowControl/>
-        <w:spacing w:before="0" w:after="60" w:line="360" w:lineRule="auto"/>
+        <w:spacing w:before="0" w:after="100" w:line="312" w:lineRule="auto"/>
         <w:ind w:firstLine="480"/>
       </w:pPr>
       <w:r>
         <w:rPr>
-          <w:rFonts w:ascii="Times New Roman" w:hAnsi="Times New Roman" w:eastAsia="楷体" w:cs="Times New Roman"/>
+          <w:rFonts w:ascii="Times New Roman" w:hAnsi="Times New Roman" w:eastAsia="宋体" w:cs="Times New Roman"/>
           <w:b w:val="0"/>
           <w:color w:val="000000"/>
-          <w:sz w:val="24"/>
+          <w:sz w:val="21"/>
         </w:rPr>
         <w:t>MiniLM 将 23 个真实 Non-Reply 中的 11 个识别正确，召回率为 0.4783，但共预测出 49 个 Non-Reply，精确率只有 0.2245。其余来自 9 个明确回答和 29 个模糊回答。balanced 权重有助于关注少数类，却不保证概率经过校准；部分回答、澄清和明确拒答的语义边界仍需细致判断。</w:t>
       </w:r>
     </w:p>
     <w:p>
       <w:pPr>
-        <w:pStyle w:val="9"/>
+        <w:pStyle w:val="10"/>
         <w:widowControl/>
-        <w:spacing w:before="0" w:after="60" w:line="360" w:lineRule="auto"/>
+        <w:spacing w:before="0" w:after="100" w:line="312" w:lineRule="auto"/>
         <w:ind w:firstLine="480"/>
       </w:pPr>
       <w:r>
         <w:rPr>
-          <w:rFonts w:ascii="Times New Roman" w:hAnsi="Times New Roman" w:eastAsia="楷体" w:cs="Times New Roman"/>
+          <w:rFonts w:ascii="Times New Roman" w:hAnsi="Times New Roman" w:eastAsia="宋体" w:cs="Times New Roman"/>
           <w:b w:val="0"/>
           <w:color w:val="000000"/>
-          <w:sz w:val="24"/>
+          <w:sz w:val="21"/>
         </w:rPr>
         <w:t>按回答词数作诊断，≤256 词组有 142 条样本，Accuracy 为 0.4859、Macro-F1 为 0.4523；&gt;256 词组有 166 条，分别为 0.6627、0.4193。长回答组准确率更高而 Macro-F1 更低，说明分组后的类别组成会影响评价。该观察不能证明长度造成错误，也不能用于估计 256 个 word pieces 截断的因果影响。</w:t>
       </w:r>
     </w:p>
     <w:p>
       <w:pPr>
-        <w:pStyle w:val="9"/>
+        <w:pStyle w:val="Heading2"/>
         <w:keepNext/>
         <w:widowControl/>
-        <w:spacing w:before="100" w:after="60" w:line="360" w:lineRule="auto"/>
+        <w:spacing w:before="120" w:after="100" w:line="312" w:lineRule="auto"/>
         <w:ind w:firstLine="0"/>
       </w:pPr>
       <w:r>
         <w:rPr>
-          <w:rFonts w:ascii="Times New Roman" w:hAnsi="Times New Roman" w:eastAsia="楷体" w:cs="Times New Roman"/>
+          <w:rFonts w:ascii="黑体" w:hAnsi="黑体" w:eastAsia="黑体" w:cs="Times New Roman"/>
           <w:b/>
           <w:color w:val="000000"/>
           <w:sz w:val="24"/>
@@ -7936,21 +9296,21 @@
     </w:p>
     <w:p>
       <w:pPr>
-        <w:pStyle w:val="9"/>
+        <w:pStyle w:val="Caption"/>
         <w:keepNext/>
         <w:widowControl/>
-        <w:spacing w:before="0" w:after="60" w:line="360" w:lineRule="auto"/>
+        <w:spacing w:before="0" w:after="80" w:line="312" w:lineRule="auto"/>
         <w:ind w:firstLine="0"/>
         <w:jc w:val="center"/>
       </w:pPr>
       <w:r>
         <w:rPr>
-          <w:rFonts w:ascii="Times New Roman" w:hAnsi="Times New Roman" w:eastAsia="楷体" w:cs="Times New Roman"/>
+          <w:rFonts w:ascii="Times New Roman" w:hAnsi="Times New Roman" w:eastAsia="宋体"/>
           <w:b w:val="0"/>
           <w:color w:val="000000"/>
           <w:sz w:val="21"/>
         </w:rPr>
-        <w:t>表9 同一 QNLI dev 集上的迁移比较</w:t>
+        <w:t>表12 同一 QNLI dev 集上的迁移比较</w:t>
       </w:r>
     </w:p>
     <w:tbl>
@@ -8014,10 +9374,10 @@
             </w:pPr>
             <w:r>
               <w:rPr>
-                <w:rFonts w:ascii="Times New Roman" w:hAnsi="Times New Roman" w:eastAsia="楷体" w:cs="Times New Roman"/>
+                <w:rFonts w:ascii="Times New Roman" w:hAnsi="Times New Roman" w:eastAsia="宋体" w:cs="Times New Roman"/>
                 <w:b/>
                 <w:color w:val="000000"/>
-                <w:sz w:val="21"/>
+                <w:sz w:val="19"/>
               </w:rPr>
               <w:t>模型设置</w:t>
             </w:r>
@@ -8035,10 +9395,10 @@
             </w:pPr>
             <w:r>
               <w:rPr>
-                <w:rFonts w:ascii="Times New Roman" w:hAnsi="Times New Roman" w:eastAsia="楷体" w:cs="Times New Roman"/>
+                <w:rFonts w:ascii="Times New Roman" w:hAnsi="Times New Roman" w:eastAsia="宋体" w:cs="Times New Roman"/>
                 <w:b/>
                 <w:color w:val="000000"/>
-                <w:sz w:val="21"/>
+                <w:sz w:val="19"/>
               </w:rPr>
               <w:t>Accuracy</w:t>
             </w:r>
@@ -8056,10 +9416,10 @@
             </w:pPr>
             <w:r>
               <w:rPr>
-                <w:rFonts w:ascii="Times New Roman" w:hAnsi="Times New Roman" w:eastAsia="楷体" w:cs="Times New Roman"/>
+                <w:rFonts w:ascii="Times New Roman" w:hAnsi="Times New Roman" w:eastAsia="宋体" w:cs="Times New Roman"/>
                 <w:b/>
                 <w:color w:val="000000"/>
-                <w:sz w:val="21"/>
+                <w:sz w:val="19"/>
               </w:rPr>
               <w:t>Macro-F1</w:t>
             </w:r>
@@ -8077,10 +9437,10 @@
             </w:pPr>
             <w:r>
               <w:rPr>
-                <w:rFonts w:ascii="Times New Roman" w:hAnsi="Times New Roman" w:eastAsia="楷体" w:cs="Times New Roman"/>
+                <w:rFonts w:ascii="Times New Roman" w:hAnsi="Times New Roman" w:eastAsia="宋体" w:cs="Times New Roman"/>
                 <w:b/>
                 <w:color w:val="000000"/>
-                <w:sz w:val="21"/>
+                <w:sz w:val="19"/>
               </w:rPr>
               <w:t>监督来源</w:t>
             </w:r>
@@ -8120,10 +9480,10 @@
             </w:pPr>
             <w:r>
               <w:rPr>
-                <w:rFonts w:ascii="Times New Roman" w:hAnsi="Times New Roman" w:eastAsia="楷体" w:cs="Times New Roman"/>
-                <w:b w:val="0"/>
-                <w:color w:val="000000"/>
-                <w:sz w:val="21"/>
+                <w:rFonts w:ascii="Times New Roman" w:hAnsi="Times New Roman" w:eastAsia="宋体" w:cs="Times New Roman"/>
+                <w:b w:val="0"/>
+                <w:color w:val="000000"/>
+                <w:sz w:val="19"/>
               </w:rPr>
               <w:t>常数标签基线</w:t>
             </w:r>
@@ -8141,10 +9501,10 @@
             </w:pPr>
             <w:r>
               <w:rPr>
-                <w:rFonts w:ascii="Times New Roman" w:hAnsi="Times New Roman" w:eastAsia="楷体" w:cs="Times New Roman"/>
-                <w:b w:val="0"/>
-                <w:color w:val="000000"/>
-                <w:sz w:val="21"/>
+                <w:rFonts w:ascii="Times New Roman" w:hAnsi="Times New Roman" w:eastAsia="宋体" w:cs="Times New Roman"/>
+                <w:b w:val="0"/>
+                <w:color w:val="000000"/>
+                <w:sz w:val="19"/>
               </w:rPr>
               <w:t>0.4946</w:t>
             </w:r>
@@ -8162,10 +9522,10 @@
             </w:pPr>
             <w:r>
               <w:rPr>
-                <w:rFonts w:ascii="Times New Roman" w:hAnsi="Times New Roman" w:eastAsia="楷体" w:cs="Times New Roman"/>
-                <w:b w:val="0"/>
-                <w:color w:val="000000"/>
-                <w:sz w:val="21"/>
+                <w:rFonts w:ascii="Times New Roman" w:hAnsi="Times New Roman" w:eastAsia="宋体" w:cs="Times New Roman"/>
+                <w:b w:val="0"/>
+                <w:color w:val="000000"/>
+                <w:sz w:val="19"/>
               </w:rPr>
               <w:t>0.3309</w:t>
             </w:r>
@@ -8183,10 +9543,10 @@
             </w:pPr>
             <w:r>
               <w:rPr>
-                <w:rFonts w:ascii="Times New Roman" w:hAnsi="Times New Roman" w:eastAsia="楷体" w:cs="Times New Roman"/>
-                <w:b w:val="0"/>
-                <w:color w:val="000000"/>
-                <w:sz w:val="21"/>
+                <w:rFonts w:ascii="Times New Roman" w:hAnsi="Times New Roman" w:eastAsia="宋体" w:cs="Times New Roman"/>
+                <w:b w:val="0"/>
+                <w:color w:val="000000"/>
+                <w:sz w:val="19"/>
               </w:rPr>
               <w:t>目标训练集类频并列，固定选标签0</w:t>
             </w:r>
@@ -8226,10 +9586,10 @@
             </w:pPr>
             <w:r>
               <w:rPr>
-                <w:rFonts w:ascii="Times New Roman" w:hAnsi="Times New Roman" w:eastAsia="楷体" w:cs="Times New Roman"/>
-                <w:b w:val="0"/>
-                <w:color w:val="000000"/>
-                <w:sz w:val="21"/>
+                <w:rFonts w:ascii="Times New Roman" w:hAnsi="Times New Roman" w:eastAsia="宋体" w:cs="Times New Roman"/>
+                <w:b w:val="0"/>
+                <w:color w:val="000000"/>
+                <w:sz w:val="19"/>
               </w:rPr>
               <w:t>源域模型＋固定标签投影</w:t>
             </w:r>
@@ -8247,10 +9607,10 @@
             </w:pPr>
             <w:r>
               <w:rPr>
-                <w:rFonts w:ascii="Times New Roman" w:hAnsi="Times New Roman" w:eastAsia="楷体" w:cs="Times New Roman"/>
-                <w:b w:val="0"/>
-                <w:color w:val="000000"/>
-                <w:sz w:val="21"/>
+                <w:rFonts w:ascii="Times New Roman" w:hAnsi="Times New Roman" w:eastAsia="宋体" w:cs="Times New Roman"/>
+                <w:b w:val="0"/>
+                <w:color w:val="000000"/>
+                <w:sz w:val="19"/>
               </w:rPr>
               <w:t>0.5047</w:t>
             </w:r>
@@ -8268,10 +9628,10 @@
             </w:pPr>
             <w:r>
               <w:rPr>
-                <w:rFonts w:ascii="Times New Roman" w:hAnsi="Times New Roman" w:eastAsia="楷体" w:cs="Times New Roman"/>
-                <w:b w:val="0"/>
-                <w:color w:val="000000"/>
-                <w:sz w:val="21"/>
+                <w:rFonts w:ascii="Times New Roman" w:hAnsi="Times New Roman" w:eastAsia="宋体" w:cs="Times New Roman"/>
+                <w:b w:val="0"/>
+                <w:color w:val="000000"/>
+                <w:sz w:val="19"/>
               </w:rPr>
               <w:t>0.3364</w:t>
             </w:r>
@@ -8289,10 +9649,10 @@
             </w:pPr>
             <w:r>
               <w:rPr>
-                <w:rFonts w:ascii="Times New Roman" w:hAnsi="Times New Roman" w:eastAsia="楷体" w:cs="Times New Roman"/>
-                <w:b w:val="0"/>
-                <w:color w:val="000000"/>
-                <w:sz w:val="21"/>
+                <w:rFonts w:ascii="Times New Roman" w:hAnsi="Times New Roman" w:eastAsia="宋体" w:cs="Times New Roman"/>
+                <w:b w:val="0"/>
+                <w:color w:val="000000"/>
+                <w:sz w:val="19"/>
               </w:rPr>
               <w:t>仅 QEvasion 标签</w:t>
             </w:r>
@@ -8332,10 +9692,10 @@
             </w:pPr>
             <w:r>
               <w:rPr>
-                <w:rFonts w:ascii="Times New Roman" w:hAnsi="Times New Roman" w:eastAsia="楷体" w:cs="Times New Roman"/>
-                <w:b w:val="0"/>
-                <w:color w:val="000000"/>
-                <w:sz w:val="21"/>
+                <w:rFonts w:ascii="Times New Roman" w:hAnsi="Times New Roman" w:eastAsia="宋体" w:cs="Times New Roman"/>
+                <w:b w:val="0"/>
+                <w:color w:val="000000"/>
+                <w:sz w:val="19"/>
               </w:rPr>
               <w:t>QNLI 适配后 TF-IDF + LR</w:t>
             </w:r>
@@ -8353,10 +9713,10 @@
             </w:pPr>
             <w:r>
               <w:rPr>
-                <w:rFonts w:ascii="Times New Roman" w:hAnsi="Times New Roman" w:eastAsia="楷体" w:cs="Times New Roman"/>
-                <w:b w:val="0"/>
-                <w:color w:val="000000"/>
-                <w:sz w:val="21"/>
+                <w:rFonts w:ascii="Times New Roman" w:hAnsi="Times New Roman" w:eastAsia="宋体" w:cs="Times New Roman"/>
+                <w:b w:val="0"/>
+                <w:color w:val="000000"/>
+                <w:sz w:val="19"/>
               </w:rPr>
               <w:t>0.5764</w:t>
             </w:r>
@@ -8374,10 +9734,10 @@
             </w:pPr>
             <w:r>
               <w:rPr>
-                <w:rFonts w:ascii="Times New Roman" w:hAnsi="Times New Roman" w:eastAsia="楷体" w:cs="Times New Roman"/>
-                <w:b w:val="0"/>
-                <w:color w:val="000000"/>
-                <w:sz w:val="21"/>
+                <w:rFonts w:ascii="Times New Roman" w:hAnsi="Times New Roman" w:eastAsia="宋体" w:cs="Times New Roman"/>
+                <w:b w:val="0"/>
+                <w:color w:val="000000"/>
+                <w:sz w:val="19"/>
               </w:rPr>
               <w:t>0.5741</w:t>
             </w:r>
@@ -8395,10 +9755,10 @@
             </w:pPr>
             <w:r>
               <w:rPr>
-                <w:rFonts w:ascii="Times New Roman" w:hAnsi="Times New Roman" w:eastAsia="楷体" w:cs="Times New Roman"/>
-                <w:b w:val="0"/>
-                <w:color w:val="000000"/>
-                <w:sz w:val="21"/>
+                <w:rFonts w:ascii="Times New Roman" w:hAnsi="Times New Roman" w:eastAsia="宋体" w:cs="Times New Roman"/>
+                <w:b w:val="0"/>
+                <w:color w:val="000000"/>
+                <w:sz w:val="19"/>
               </w:rPr>
               <w:t>QNLI 12,000 条训练标签</w:t>
             </w:r>
@@ -8408,55 +9768,55 @@
     </w:tbl>
     <w:p>
       <w:pPr>
-        <w:pStyle w:val="9"/>
+        <w:pStyle w:val="10"/>
         <w:widowControl/>
-        <w:spacing w:before="0" w:after="60" w:line="360" w:lineRule="auto"/>
+        <w:spacing w:before="0" w:after="100" w:line="312" w:lineRule="auto"/>
         <w:ind w:firstLine="480"/>
       </w:pPr>
       <w:r>
         <w:rPr>
-          <w:rFonts w:ascii="Times New Roman" w:hAnsi="Times New Roman" w:eastAsia="楷体" w:cs="Times New Roman"/>
+          <w:rFonts w:ascii="Times New Roman" w:hAnsi="Times New Roman" w:eastAsia="宋体" w:cs="Times New Roman"/>
           <w:b w:val="0"/>
           <w:color w:val="000000"/>
-          <w:sz w:val="24"/>
+          <w:sz w:val="21"/>
         </w:rPr>
         <w:t>直接复用模型仅把 10 条 QNLI 样本预测为“包含答案”，其中只有 3 条正确；该类召回率为 3/2,702≈0.0011，说明固定投影后模型几乎退化为“不包含答案”策略。这一失败既包含文本分布差异，也包含标签语义近似和阈值不匹配，不能只归因于其中某一个因素。</w:t>
       </w:r>
     </w:p>
     <w:p>
       <w:pPr>
-        <w:pStyle w:val="9"/>
+        <w:pStyle w:val="10"/>
         <w:widowControl/>
-        <w:spacing w:before="0" w:after="60" w:line="360" w:lineRule="auto"/>
+        <w:spacing w:before="0" w:after="100" w:line="312" w:lineRule="auto"/>
         <w:ind w:firstLine="480"/>
       </w:pPr>
       <w:r>
         <w:rPr>
-          <w:rFonts w:ascii="Times New Roman" w:hAnsi="Times New Roman" w:eastAsia="楷体" w:cs="Times New Roman"/>
+          <w:rFonts w:ascii="Times New Roman" w:hAnsi="Times New Roman" w:eastAsia="宋体" w:cs="Times New Roman"/>
           <w:b w:val="0"/>
           <w:color w:val="000000"/>
-          <w:sz w:val="24"/>
+          <w:sz w:val="21"/>
         </w:rPr>
         <w:t>适配模型在 QNLI 数据上重新拟合 TF-IDF 词表和逻辑回归，验证集选择 unigram+bigram、无类别权重。目标训练样本恰好每类 6,000 条，balanced 权重相同，因此其与无权重配置得到相同验证结果并不意外。最终 Macro-F1 为 0.5741，比固定标签投影提高 0.2377，表明目标场景监督与词表重建对本设置有明显作用。</w:t>
       </w:r>
     </w:p>
     <w:p>
       <w:pPr>
-        <w:pStyle w:val="9"/>
+        <w:pStyle w:val="Caption"/>
         <w:keepNext/>
         <w:widowControl/>
-        <w:spacing w:before="0" w:after="60" w:line="360" w:lineRule="auto"/>
+        <w:spacing w:before="0" w:after="80" w:line="312" w:lineRule="auto"/>
         <w:ind w:firstLine="0"/>
         <w:jc w:val="center"/>
       </w:pPr>
       <w:r>
         <w:rPr>
-          <w:rFonts w:ascii="Times New Roman" w:hAnsi="Times New Roman" w:eastAsia="楷体" w:cs="Times New Roman"/>
+          <w:rFonts w:ascii="Times New Roman" w:hAnsi="Times New Roman" w:eastAsia="宋体"/>
           <w:b w:val="0"/>
           <w:color w:val="000000"/>
           <w:sz w:val="21"/>
         </w:rPr>
-        <w:t>表10 QNLI 适配模型类别级结果</w:t>
+        <w:t>表13 QNLI 适配模型类别级结果</w:t>
       </w:r>
     </w:p>
     <w:tbl>
@@ -8521,10 +9881,10 @@
             </w:pPr>
             <w:r>
               <w:rPr>
-                <w:rFonts w:ascii="Times New Roman" w:hAnsi="Times New Roman" w:eastAsia="楷体" w:cs="Times New Roman"/>
+                <w:rFonts w:ascii="Times New Roman" w:hAnsi="Times New Roman" w:eastAsia="宋体" w:cs="Times New Roman"/>
                 <w:b/>
                 <w:color w:val="000000"/>
-                <w:sz w:val="21"/>
+                <w:sz w:val="19"/>
               </w:rPr>
               <w:t>类别</w:t>
             </w:r>
@@ -8542,10 +9902,10 @@
             </w:pPr>
             <w:r>
               <w:rPr>
-                <w:rFonts w:ascii="Times New Roman" w:hAnsi="Times New Roman" w:eastAsia="楷体" w:cs="Times New Roman"/>
+                <w:rFonts w:ascii="Times New Roman" w:hAnsi="Times New Roman" w:eastAsia="宋体" w:cs="Times New Roman"/>
                 <w:b/>
                 <w:color w:val="000000"/>
-                <w:sz w:val="21"/>
+                <w:sz w:val="19"/>
               </w:rPr>
               <w:t>样本数</w:t>
             </w:r>
@@ -8563,10 +9923,10 @@
             </w:pPr>
             <w:r>
               <w:rPr>
-                <w:rFonts w:ascii="Times New Roman" w:hAnsi="Times New Roman" w:eastAsia="楷体" w:cs="Times New Roman"/>
+                <w:rFonts w:ascii="Times New Roman" w:hAnsi="Times New Roman" w:eastAsia="宋体" w:cs="Times New Roman"/>
                 <w:b/>
                 <w:color w:val="000000"/>
-                <w:sz w:val="21"/>
+                <w:sz w:val="19"/>
               </w:rPr>
               <w:t>Precision</w:t>
             </w:r>
@@ -8584,10 +9944,10 @@
             </w:pPr>
             <w:r>
               <w:rPr>
-                <w:rFonts w:ascii="Times New Roman" w:hAnsi="Times New Roman" w:eastAsia="楷体" w:cs="Times New Roman"/>
+                <w:rFonts w:ascii="Times New Roman" w:hAnsi="Times New Roman" w:eastAsia="宋体" w:cs="Times New Roman"/>
                 <w:b/>
                 <w:color w:val="000000"/>
-                <w:sz w:val="21"/>
+                <w:sz w:val="19"/>
               </w:rPr>
               <w:t>Recall</w:t>
             </w:r>
@@ -8605,10 +9965,10 @@
             </w:pPr>
             <w:r>
               <w:rPr>
-                <w:rFonts w:ascii="Times New Roman" w:hAnsi="Times New Roman" w:eastAsia="楷体" w:cs="Times New Roman"/>
+                <w:rFonts w:ascii="Times New Roman" w:hAnsi="Times New Roman" w:eastAsia="宋体" w:cs="Times New Roman"/>
                 <w:b/>
                 <w:color w:val="000000"/>
-                <w:sz w:val="21"/>
+                <w:sz w:val="19"/>
               </w:rPr>
               <w:t>F1</w:t>
             </w:r>
@@ -8648,10 +10008,10 @@
             </w:pPr>
             <w:r>
               <w:rPr>
-                <w:rFonts w:ascii="Times New Roman" w:hAnsi="Times New Roman" w:eastAsia="楷体" w:cs="Times New Roman"/>
-                <w:b w:val="0"/>
-                <w:color w:val="000000"/>
-                <w:sz w:val="21"/>
+                <w:rFonts w:ascii="Times New Roman" w:hAnsi="Times New Roman" w:eastAsia="宋体" w:cs="Times New Roman"/>
+                <w:b w:val="0"/>
+                <w:color w:val="000000"/>
+                <w:sz w:val="19"/>
               </w:rPr>
               <w:t>Entailment (contains answer)</w:t>
             </w:r>
@@ -8669,10 +10029,10 @@
             </w:pPr>
             <w:r>
               <w:rPr>
-                <w:rFonts w:ascii="Times New Roman" w:hAnsi="Times New Roman" w:eastAsia="楷体" w:cs="Times New Roman"/>
-                <w:b w:val="0"/>
-                <w:color w:val="000000"/>
-                <w:sz w:val="21"/>
+                <w:rFonts w:ascii="Times New Roman" w:hAnsi="Times New Roman" w:eastAsia="宋体" w:cs="Times New Roman"/>
+                <w:b w:val="0"/>
+                <w:color w:val="000000"/>
+                <w:sz w:val="19"/>
               </w:rPr>
               <w:t>2702</w:t>
             </w:r>
@@ -8690,10 +10050,10 @@
             </w:pPr>
             <w:r>
               <w:rPr>
-                <w:rFonts w:ascii="Times New Roman" w:hAnsi="Times New Roman" w:eastAsia="楷体" w:cs="Times New Roman"/>
-                <w:b w:val="0"/>
-                <w:color w:val="000000"/>
-                <w:sz w:val="21"/>
+                <w:rFonts w:ascii="Times New Roman" w:hAnsi="Times New Roman" w:eastAsia="宋体" w:cs="Times New Roman"/>
+                <w:b w:val="0"/>
+                <w:color w:val="000000"/>
+                <w:sz w:val="19"/>
               </w:rPr>
               <w:t>0.5824</w:t>
             </w:r>
@@ -8711,10 +10071,10 @@
             </w:pPr>
             <w:r>
               <w:rPr>
-                <w:rFonts w:ascii="Times New Roman" w:hAnsi="Times New Roman" w:eastAsia="楷体" w:cs="Times New Roman"/>
-                <w:b w:val="0"/>
-                <w:color w:val="000000"/>
-                <w:sz w:val="21"/>
+                <w:rFonts w:ascii="Times New Roman" w:hAnsi="Times New Roman" w:eastAsia="宋体" w:cs="Times New Roman"/>
+                <w:b w:val="0"/>
+                <w:color w:val="000000"/>
+                <w:sz w:val="19"/>
               </w:rPr>
               <w:t>0.5074</w:t>
             </w:r>
@@ -8732,10 +10092,10 @@
             </w:pPr>
             <w:r>
               <w:rPr>
-                <w:rFonts w:ascii="Times New Roman" w:hAnsi="Times New Roman" w:eastAsia="楷体" w:cs="Times New Roman"/>
-                <w:b w:val="0"/>
-                <w:color w:val="000000"/>
-                <w:sz w:val="21"/>
+                <w:rFonts w:ascii="Times New Roman" w:hAnsi="Times New Roman" w:eastAsia="宋体" w:cs="Times New Roman"/>
+                <w:b w:val="0"/>
+                <w:color w:val="000000"/>
+                <w:sz w:val="19"/>
               </w:rPr>
               <w:t>0.5423</w:t>
             </w:r>
@@ -8775,10 +10135,10 @@
             </w:pPr>
             <w:r>
               <w:rPr>
-                <w:rFonts w:ascii="Times New Roman" w:hAnsi="Times New Roman" w:eastAsia="楷体" w:cs="Times New Roman"/>
-                <w:b w:val="0"/>
-                <w:color w:val="000000"/>
-                <w:sz w:val="21"/>
+                <w:rFonts w:ascii="Times New Roman" w:hAnsi="Times New Roman" w:eastAsia="宋体" w:cs="Times New Roman"/>
+                <w:b w:val="0"/>
+                <w:color w:val="000000"/>
+                <w:sz w:val="19"/>
               </w:rPr>
               <w:t>Not Entailment</w:t>
             </w:r>
@@ -8796,10 +10156,10 @@
             </w:pPr>
             <w:r>
               <w:rPr>
-                <w:rFonts w:ascii="Times New Roman" w:hAnsi="Times New Roman" w:eastAsia="楷体" w:cs="Times New Roman"/>
-                <w:b w:val="0"/>
-                <w:color w:val="000000"/>
-                <w:sz w:val="21"/>
+                <w:rFonts w:ascii="Times New Roman" w:hAnsi="Times New Roman" w:eastAsia="宋体" w:cs="Times New Roman"/>
+                <w:b w:val="0"/>
+                <w:color w:val="000000"/>
+                <w:sz w:val="19"/>
               </w:rPr>
               <w:t>2761</w:t>
             </w:r>
@@ -8817,10 +10177,10 @@
             </w:pPr>
             <w:r>
               <w:rPr>
-                <w:rFonts w:ascii="Times New Roman" w:hAnsi="Times New Roman" w:eastAsia="楷体" w:cs="Times New Roman"/>
-                <w:b w:val="0"/>
-                <w:color w:val="000000"/>
-                <w:sz w:val="21"/>
+                <w:rFonts w:ascii="Times New Roman" w:hAnsi="Times New Roman" w:eastAsia="宋体" w:cs="Times New Roman"/>
+                <w:b w:val="0"/>
+                <w:color w:val="000000"/>
+                <w:sz w:val="19"/>
               </w:rPr>
               <w:t>0.5719</w:t>
             </w:r>
@@ -8838,10 +10198,10 @@
             </w:pPr>
             <w:r>
               <w:rPr>
-                <w:rFonts w:ascii="Times New Roman" w:hAnsi="Times New Roman" w:eastAsia="楷体" w:cs="Times New Roman"/>
-                <w:b w:val="0"/>
-                <w:color w:val="000000"/>
-                <w:sz w:val="21"/>
+                <w:rFonts w:ascii="Times New Roman" w:hAnsi="Times New Roman" w:eastAsia="宋体" w:cs="Times New Roman"/>
+                <w:b w:val="0"/>
+                <w:color w:val="000000"/>
+                <w:sz w:val="19"/>
               </w:rPr>
               <w:t>0.6440</w:t>
             </w:r>
@@ -8859,10 +10219,10 @@
             </w:pPr>
             <w:r>
               <w:rPr>
-                <w:rFonts w:ascii="Times New Roman" w:hAnsi="Times New Roman" w:eastAsia="楷体" w:cs="Times New Roman"/>
-                <w:b w:val="0"/>
-                <w:color w:val="000000"/>
-                <w:sz w:val="21"/>
+                <w:rFonts w:ascii="Times New Roman" w:hAnsi="Times New Roman" w:eastAsia="宋体" w:cs="Times New Roman"/>
+                <w:b w:val="0"/>
+                <w:color w:val="000000"/>
+                <w:sz w:val="19"/>
               </w:rPr>
               <w:t>0.6058</w:t>
             </w:r>
@@ -8872,32 +10232,32 @@
     </w:tbl>
     <w:p>
       <w:pPr>
-        <w:pStyle w:val="9"/>
+        <w:pStyle w:val="10"/>
         <w:widowControl/>
-        <w:spacing w:before="0" w:after="60" w:line="360" w:lineRule="auto"/>
+        <w:spacing w:before="0" w:after="100" w:line="312" w:lineRule="auto"/>
         <w:ind w:firstLine="480"/>
       </w:pPr>
       <w:r>
         <w:rPr>
-          <w:rFonts w:ascii="Times New Roman" w:hAnsi="Times New Roman" w:eastAsia="楷体" w:cs="Times New Roman"/>
+          <w:rFonts w:ascii="Times New Roman" w:hAnsi="Times New Roman" w:eastAsia="宋体" w:cs="Times New Roman"/>
           <w:b w:val="0"/>
           <w:color w:val="000000"/>
-          <w:sz w:val="24"/>
+          <w:sz w:val="21"/>
         </w:rPr>
         <w:t>适配模型仍有较多错误：2,702 个包含答案样本中，1,331 个被判为不包含；2,761 个不包含答案样本中，983 个被判为包含。TF-IDF 拼接没有显式构造问题词与候选句之间的对齐关系，仍可能依赖主题词或局部短语，不能视为充分解决了答案包含判断。</w:t>
       </w:r>
     </w:p>
     <w:p>
       <w:pPr>
-        <w:pStyle w:val="9"/>
+        <w:pStyle w:val="Heading2"/>
         <w:keepNext/>
         <w:widowControl/>
-        <w:spacing w:before="100" w:after="60" w:line="360" w:lineRule="auto"/>
+        <w:spacing w:before="120" w:after="100" w:line="312" w:lineRule="auto"/>
         <w:ind w:firstLine="0"/>
       </w:pPr>
       <w:r>
         <w:rPr>
-          <w:rFonts w:ascii="Times New Roman" w:hAnsi="Times New Roman" w:eastAsia="楷体" w:cs="Times New Roman"/>
+          <w:rFonts w:ascii="黑体" w:hAnsi="黑体" w:eastAsia="黑体" w:cs="Times New Roman"/>
           <w:b/>
           <w:color w:val="000000"/>
           <w:sz w:val="24"/>
@@ -8907,49 +10267,49 @@
     </w:p>
     <w:p>
       <w:pPr>
-        <w:pStyle w:val="9"/>
+        <w:pStyle w:val="10"/>
         <w:widowControl/>
-        <w:spacing w:before="0" w:after="60" w:line="360" w:lineRule="auto"/>
+        <w:spacing w:before="0" w:after="100" w:line="312" w:lineRule="auto"/>
         <w:ind w:firstLine="480"/>
       </w:pPr>
       <w:r>
         <w:rPr>
-          <w:rFonts w:ascii="Times New Roman" w:hAnsi="Times New Roman" w:eastAsia="楷体" w:cs="Times New Roman"/>
+          <w:rFonts w:ascii="Times New Roman" w:hAnsi="Times New Roman" w:eastAsia="宋体" w:cs="Times New Roman"/>
           <w:b w:val="0"/>
           <w:color w:val="000000"/>
-          <w:sz w:val="24"/>
+          <w:sz w:val="21"/>
         </w:rPr>
         <w:t>研究问题二可以分成三个层次回答。字段适配、文本拼接、训练管线和预测输出实现了复用；分类器参数经过固定标签投影虽可运行，但本次表现接近常数策略；使用目标任务标注重新训练后，结果才明显改善。统一接口降低了迁移的实现成本，却没有消除领域分布与监督语义之间的差异。</w:t>
       </w:r>
     </w:p>
     <w:p>
       <w:pPr>
-        <w:pStyle w:val="9"/>
+        <w:pStyle w:val="10"/>
         <w:widowControl/>
-        <w:spacing w:before="0" w:after="60" w:line="360" w:lineRule="auto"/>
+        <w:spacing w:before="0" w:after="100" w:line="312" w:lineRule="auto"/>
         <w:ind w:firstLine="480"/>
       </w:pPr>
       <w:r>
         <w:rPr>
-          <w:rFonts w:ascii="Times New Roman" w:hAnsi="Times New Roman" w:eastAsia="楷体" w:cs="Times New Roman"/>
+          <w:rFonts w:ascii="Times New Roman" w:hAnsi="Times New Roman" w:eastAsia="宋体" w:cs="Times New Roman"/>
           <w:b w:val="0"/>
           <w:color w:val="000000"/>
-          <w:sz w:val="24"/>
-        </w:rPr>
-        <w:t>本实验未进行目标领域预训练，也没有通过目标评估集选择投影阈值。12,000 条是本次目标训练子集，不是 QNLI 完整训练集。QEvasion 的三分类 Macro-F1 与 QNLI 的二分类 Macro-F1 不应直接相减来说明任务难度，真正具有对照意义的是表9中同一目标评估集上的比较。</w:t>
+          <w:sz w:val="21"/>
+        </w:rPr>
+        <w:t>本实验未进行目标领域预训练，也没有通过目标评估集选择投影阈值。12,000 条是本次目标训练子集，不是 QNLI 完整训练集。QEvasion 的三分类 Macro-F1 与 QNLI 的二分类 Macro-F1 不应直接相减来说明任务难度，真正具有对照意义的是表12中同一目标评估集上的比较。</w:t>
       </w:r>
     </w:p>
     <w:p>
       <w:pPr>
-        <w:pStyle w:val="9"/>
+        <w:pStyle w:val="Heading2"/>
         <w:keepNext/>
         <w:widowControl/>
-        <w:spacing w:before="100" w:after="60" w:line="360" w:lineRule="auto"/>
+        <w:spacing w:before="120" w:after="100" w:line="312" w:lineRule="auto"/>
         <w:ind w:firstLine="0"/>
       </w:pPr>
       <w:r>
         <w:rPr>
-          <w:rFonts w:ascii="Times New Roman" w:hAnsi="Times New Roman" w:eastAsia="楷体" w:cs="Times New Roman"/>
+          <w:rFonts w:ascii="黑体" w:hAnsi="黑体" w:eastAsia="黑体" w:cs="Times New Roman"/>
           <w:b/>
           <w:color w:val="000000"/>
           <w:sz w:val="24"/>
@@ -8959,21 +10319,21 @@
     </w:p>
     <w:p>
       <w:pPr>
-        <w:pStyle w:val="9"/>
+        <w:pStyle w:val="Caption"/>
         <w:keepNext/>
         <w:widowControl/>
-        <w:spacing w:before="0" w:after="60" w:line="360" w:lineRule="auto"/>
+        <w:spacing w:before="0" w:after="80" w:line="312" w:lineRule="auto"/>
         <w:ind w:firstLine="0"/>
         <w:jc w:val="center"/>
       </w:pPr>
       <w:r>
         <w:rPr>
-          <w:rFonts w:ascii="Times New Roman" w:hAnsi="Times New Roman" w:eastAsia="楷体" w:cs="Times New Roman"/>
+          <w:rFonts w:ascii="Times New Roman" w:hAnsi="Times New Roman" w:eastAsia="宋体"/>
           <w:b w:val="0"/>
           <w:color w:val="000000"/>
           <w:sz w:val="21"/>
         </w:rPr>
-        <w:t>表11 训练集层级映射审计</w:t>
+        <w:t>表14 训练集层级映射审计</w:t>
       </w:r>
     </w:p>
     <w:tbl>
@@ -9035,10 +10395,10 @@
             </w:pPr>
             <w:r>
               <w:rPr>
-                <w:rFonts w:ascii="Times New Roman" w:hAnsi="Times New Roman" w:eastAsia="楷体" w:cs="Times New Roman"/>
+                <w:rFonts w:ascii="Times New Roman" w:hAnsi="Times New Roman" w:eastAsia="宋体" w:cs="Times New Roman"/>
                 <w:b/>
                 <w:color w:val="000000"/>
-                <w:sz w:val="21"/>
+                <w:sz w:val="19"/>
               </w:rPr>
               <w:t>项目</w:t>
             </w:r>
@@ -9056,10 +10416,10 @@
             </w:pPr>
             <w:r>
               <w:rPr>
-                <w:rFonts w:ascii="Times New Roman" w:hAnsi="Times New Roman" w:eastAsia="楷体" w:cs="Times New Roman"/>
+                <w:rFonts w:ascii="Times New Roman" w:hAnsi="Times New Roman" w:eastAsia="宋体" w:cs="Times New Roman"/>
                 <w:b/>
                 <w:color w:val="000000"/>
-                <w:sz w:val="21"/>
+                <w:sz w:val="19"/>
               </w:rPr>
               <w:t>数量或结果</w:t>
             </w:r>
@@ -9099,10 +10459,10 @@
             </w:pPr>
             <w:r>
               <w:rPr>
-                <w:rFonts w:ascii="Times New Roman" w:hAnsi="Times New Roman" w:eastAsia="楷体" w:cs="Times New Roman"/>
-                <w:b w:val="0"/>
-                <w:color w:val="000000"/>
-                <w:sz w:val="21"/>
+                <w:rFonts w:ascii="Times New Roman" w:hAnsi="Times New Roman" w:eastAsia="宋体" w:cs="Times New Roman"/>
+                <w:b w:val="0"/>
+                <w:color w:val="000000"/>
+                <w:sz w:val="19"/>
               </w:rPr>
               <w:t>非空且合法的细粒度标签</w:t>
             </w:r>
@@ -9120,10 +10480,10 @@
             </w:pPr>
             <w:r>
               <w:rPr>
-                <w:rFonts w:ascii="Times New Roman" w:hAnsi="Times New Roman" w:eastAsia="楷体" w:cs="Times New Roman"/>
-                <w:b w:val="0"/>
-                <w:color w:val="000000"/>
-                <w:sz w:val="21"/>
+                <w:rFonts w:ascii="Times New Roman" w:hAnsi="Times New Roman" w:eastAsia="宋体" w:cs="Times New Roman"/>
+                <w:b w:val="0"/>
+                <w:color w:val="000000"/>
+                <w:sz w:val="19"/>
               </w:rPr>
               <w:t>3,448 / 3,448</w:t>
             </w:r>
@@ -9163,10 +10523,10 @@
             </w:pPr>
             <w:r>
               <w:rPr>
-                <w:rFonts w:ascii="Times New Roman" w:hAnsi="Times New Roman" w:eastAsia="楷体" w:cs="Times New Roman"/>
-                <w:b w:val="0"/>
-                <w:color w:val="000000"/>
-                <w:sz w:val="21"/>
+                <w:rFonts w:ascii="Times New Roman" w:hAnsi="Times New Roman" w:eastAsia="宋体" w:cs="Times New Roman"/>
+                <w:b w:val="0"/>
+                <w:color w:val="000000"/>
+                <w:sz w:val="19"/>
               </w:rPr>
               <w:t>正确映射后的粗细一致率</w:t>
             </w:r>
@@ -9184,10 +10544,10 @@
             </w:pPr>
             <w:r>
               <w:rPr>
-                <w:rFonts w:ascii="Times New Roman" w:hAnsi="Times New Roman" w:eastAsia="楷体" w:cs="Times New Roman"/>
-                <w:b w:val="0"/>
-                <w:color w:val="000000"/>
-                <w:sz w:val="21"/>
+                <w:rFonts w:ascii="Times New Roman" w:hAnsi="Times New Roman" w:eastAsia="宋体" w:cs="Times New Roman"/>
+                <w:b w:val="0"/>
+                <w:color w:val="000000"/>
+                <w:sz w:val="19"/>
               </w:rPr>
               <w:t>100.00%</w:t>
             </w:r>
@@ -9227,10 +10587,10 @@
             </w:pPr>
             <w:r>
               <w:rPr>
-                <w:rFonts w:ascii="Times New Roman" w:hAnsi="Times New Roman" w:eastAsia="楷体" w:cs="Times New Roman"/>
-                <w:b w:val="0"/>
-                <w:color w:val="000000"/>
-                <w:sz w:val="21"/>
+                <w:rFonts w:ascii="Times New Roman" w:hAnsi="Times New Roman" w:eastAsia="宋体" w:cs="Times New Roman"/>
+                <w:b w:val="0"/>
+                <w:color w:val="000000"/>
+                <w:sz w:val="19"/>
               </w:rPr>
               <w:t>误把 Implicit 映射到 Clear Reply 时的一致率</w:t>
             </w:r>
@@ -9248,10 +10608,10 @@
             </w:pPr>
             <w:r>
               <w:rPr>
-                <w:rFonts w:ascii="Times New Roman" w:hAnsi="Times New Roman" w:eastAsia="楷体" w:cs="Times New Roman"/>
-                <w:b w:val="0"/>
-                <w:color w:val="000000"/>
-                <w:sz w:val="21"/>
+                <w:rFonts w:ascii="Times New Roman" w:hAnsi="Times New Roman" w:eastAsia="宋体" w:cs="Times New Roman"/>
+                <w:b w:val="0"/>
+                <w:color w:val="000000"/>
+                <w:sz w:val="19"/>
               </w:rPr>
               <w:t>85.85%</w:t>
             </w:r>
@@ -9291,10 +10651,10 @@
             </w:pPr>
             <w:r>
               <w:rPr>
-                <w:rFonts w:ascii="Times New Roman" w:hAnsi="Times New Roman" w:eastAsia="楷体" w:cs="Times New Roman"/>
-                <w:b w:val="0"/>
-                <w:color w:val="000000"/>
-                <w:sz w:val="21"/>
+                <w:rFonts w:ascii="Times New Roman" w:hAnsi="Times New Roman" w:eastAsia="宋体" w:cs="Times New Roman"/>
+                <w:b w:val="0"/>
+                <w:color w:val="000000"/>
+                <w:sz w:val="19"/>
               </w:rPr>
               <w:t>该错误映射涉及的 Implicit 样本</w:t>
             </w:r>
@@ -9312,10 +10672,10 @@
             </w:pPr>
             <w:r>
               <w:rPr>
-                <w:rFonts w:ascii="Times New Roman" w:hAnsi="Times New Roman" w:eastAsia="楷体" w:cs="Times New Roman"/>
-                <w:b w:val="0"/>
-                <w:color w:val="000000"/>
-                <w:sz w:val="21"/>
+                <w:rFonts w:ascii="Times New Roman" w:hAnsi="Times New Roman" w:eastAsia="宋体" w:cs="Times New Roman"/>
+                <w:b w:val="0"/>
+                <w:color w:val="000000"/>
+                <w:sz w:val="19"/>
               </w:rPr>
               <w:t>488 条</w:t>
             </w:r>
@@ -9355,10 +10715,10 @@
             </w:pPr>
             <w:r>
               <w:rPr>
-                <w:rFonts w:ascii="Times New Roman" w:hAnsi="Times New Roman" w:eastAsia="楷体" w:cs="Times New Roman"/>
-                <w:b w:val="0"/>
-                <w:color w:val="000000"/>
-                <w:sz w:val="21"/>
+                <w:rFonts w:ascii="Times New Roman" w:hAnsi="Times New Roman" w:eastAsia="宋体" w:cs="Times New Roman"/>
+                <w:b w:val="0"/>
+                <w:color w:val="000000"/>
+                <w:sz w:val="19"/>
               </w:rPr>
               <w:t>官方测试集可用细标签数量</w:t>
             </w:r>
@@ -9376,10 +10736,10 @@
             </w:pPr>
             <w:r>
               <w:rPr>
-                <w:rFonts w:ascii="Times New Roman" w:hAnsi="Times New Roman" w:eastAsia="楷体" w:cs="Times New Roman"/>
-                <w:b w:val="0"/>
-                <w:color w:val="000000"/>
-                <w:sz w:val="21"/>
+                <w:rFonts w:ascii="Times New Roman" w:hAnsi="Times New Roman" w:eastAsia="宋体" w:cs="Times New Roman"/>
+                <w:b w:val="0"/>
+                <w:color w:val="000000"/>
+                <w:sz w:val="19"/>
               </w:rPr>
               <w:t>0 / 308</w:t>
             </w:r>
@@ -9389,38 +10749,38 @@
     </w:tbl>
     <w:p>
       <w:pPr>
-        <w:pStyle w:val="9"/>
+        <w:pStyle w:val="10"/>
         <w:widowControl/>
-        <w:spacing w:before="0" w:after="60" w:line="360" w:lineRule="auto"/>
+        <w:spacing w:before="0" w:after="80" w:line="312" w:lineRule="auto"/>
         <w:ind w:firstLine="480"/>
       </w:pPr>
       <w:r>
         <w:rPr>
-          <w:rFonts w:ascii="Times New Roman" w:hAnsi="Times New Roman" w:eastAsia="楷体" w:cs="Times New Roman"/>
+          <w:rFonts w:ascii="Times New Roman" w:hAnsi="Times New Roman" w:eastAsia="宋体"/>
           <w:b w:val="0"/>
           <w:color w:val="000000"/>
-          <w:sz w:val="24"/>
-        </w:rPr>
-        <w:t>H1 得到支持：本地训练集九类策略均唯一归入一个粗类。特别是 Implicit 的 488 条记录全部归入 Ambivalent，不能仅凭“间接也能表达意思”的日常理解改写规则。100% 是对已有标注关系的描述，不是模型预测准确率，也不能证明人工标签不存在争议。</w:t>
+          <w:sz w:val="21"/>
+        </w:rPr>
+        <w:t>数据审计结果：3,448 条训练样本均有合法细标签，固定映射与粗标签一致率为 100.00%，只描述已有标注关系的自洽性。Implicit 的 488 条均属 Ambivalent；若误归 Clear Reply，一致率降至 85.85%（2,960/3,448）。该检查能发现实现中的映射错误，但不能证明人工标注没有歧义，也不是模型预测准确率。</w:t>
       </w:r>
     </w:p>
     <w:p>
       <w:pPr>
-        <w:pStyle w:val="9"/>
+        <w:pStyle w:val="Caption"/>
         <w:keepNext/>
         <w:widowControl/>
-        <w:spacing w:before="0" w:after="60" w:line="360" w:lineRule="auto"/>
+        <w:spacing w:before="0" w:after="80" w:line="312" w:lineRule="auto"/>
         <w:ind w:firstLine="0"/>
         <w:jc w:val="center"/>
       </w:pPr>
       <w:r>
         <w:rPr>
-          <w:rFonts w:ascii="Times New Roman" w:hAnsi="Times New Roman" w:eastAsia="楷体" w:cs="Times New Roman"/>
+          <w:rFonts w:ascii="Times New Roman" w:hAnsi="Times New Roman" w:eastAsia="宋体"/>
           <w:b w:val="0"/>
           <w:color w:val="000000"/>
           <w:sz w:val="21"/>
         </w:rPr>
-        <w:t>表12 相同冻结表示下的层级对照</w:t>
+        <w:t>表15 相同冻结表示下的层级对照</w:t>
       </w:r>
     </w:p>
     <w:tbl>
@@ -9484,10 +10844,10 @@
             </w:pPr>
             <w:r>
               <w:rPr>
-                <w:rFonts w:ascii="Times New Roman" w:hAnsi="Times New Roman" w:eastAsia="楷体" w:cs="Times New Roman"/>
+                <w:rFonts w:ascii="Times New Roman" w:hAnsi="Times New Roman" w:eastAsia="宋体" w:cs="Times New Roman"/>
                 <w:b/>
                 <w:color w:val="000000"/>
-                <w:sz w:val="21"/>
+                <w:sz w:val="19"/>
               </w:rPr>
               <w:t>评估集</w:t>
             </w:r>
@@ -9505,10 +10865,10 @@
             </w:pPr>
             <w:r>
               <w:rPr>
-                <w:rFonts w:ascii="Times New Roman" w:hAnsi="Times New Roman" w:eastAsia="楷体" w:cs="Times New Roman"/>
+                <w:rFonts w:ascii="Times New Roman" w:hAnsi="Times New Roman" w:eastAsia="宋体" w:cs="Times New Roman"/>
                 <w:b/>
                 <w:color w:val="000000"/>
-                <w:sz w:val="21"/>
+                <w:sz w:val="19"/>
               </w:rPr>
               <w:t>学习目标与决策</w:t>
             </w:r>
@@ -9526,10 +10886,10 @@
             </w:pPr>
             <w:r>
               <w:rPr>
-                <w:rFonts w:ascii="Times New Roman" w:hAnsi="Times New Roman" w:eastAsia="楷体" w:cs="Times New Roman"/>
+                <w:rFonts w:ascii="Times New Roman" w:hAnsi="Times New Roman" w:eastAsia="宋体" w:cs="Times New Roman"/>
                 <w:b/>
                 <w:color w:val="000000"/>
-                <w:sz w:val="21"/>
+                <w:sz w:val="19"/>
               </w:rPr>
               <w:t>Accuracy</w:t>
             </w:r>
@@ -9547,10 +10907,10 @@
             </w:pPr>
             <w:r>
               <w:rPr>
-                <w:rFonts w:ascii="Times New Roman" w:hAnsi="Times New Roman" w:eastAsia="楷体" w:cs="Times New Roman"/>
+                <w:rFonts w:ascii="Times New Roman" w:hAnsi="Times New Roman" w:eastAsia="宋体" w:cs="Times New Roman"/>
                 <w:b/>
                 <w:color w:val="000000"/>
-                <w:sz w:val="21"/>
+                <w:sz w:val="19"/>
               </w:rPr>
               <w:t>Macro-F1</w:t>
             </w:r>
@@ -9590,10 +10950,10 @@
             </w:pPr>
             <w:r>
               <w:rPr>
-                <w:rFonts w:ascii="Times New Roman" w:hAnsi="Times New Roman" w:eastAsia="楷体" w:cs="Times New Roman"/>
-                <w:b w:val="0"/>
-                <w:color w:val="000000"/>
-                <w:sz w:val="21"/>
+                <w:rFonts w:ascii="Times New Roman" w:hAnsi="Times New Roman" w:eastAsia="宋体" w:cs="Times New Roman"/>
+                <w:b w:val="0"/>
+                <w:color w:val="000000"/>
+                <w:sz w:val="19"/>
               </w:rPr>
               <w:t>分组留出 266 条</w:t>
             </w:r>
@@ -9611,10 +10971,10 @@
             </w:pPr>
             <w:r>
               <w:rPr>
-                <w:rFonts w:ascii="Times New Roman" w:hAnsi="Times New Roman" w:eastAsia="楷体" w:cs="Times New Roman"/>
-                <w:b w:val="0"/>
-                <w:color w:val="000000"/>
-                <w:sz w:val="21"/>
+                <w:rFonts w:ascii="Times New Roman" w:hAnsi="Times New Roman" w:eastAsia="宋体" w:cs="Times New Roman"/>
+                <w:b w:val="0"/>
+                <w:color w:val="000000"/>
+                <w:sz w:val="19"/>
               </w:rPr>
               <w:t>直接三分类</w:t>
             </w:r>
@@ -9632,10 +10992,10 @@
             </w:pPr>
             <w:r>
               <w:rPr>
-                <w:rFonts w:ascii="Times New Roman" w:hAnsi="Times New Roman" w:eastAsia="楷体" w:cs="Times New Roman"/>
-                <w:b w:val="0"/>
-                <w:color w:val="000000"/>
-                <w:sz w:val="21"/>
+                <w:rFonts w:ascii="Times New Roman" w:hAnsi="Times New Roman" w:eastAsia="宋体" w:cs="Times New Roman"/>
+                <w:b w:val="0"/>
+                <w:color w:val="000000"/>
+                <w:sz w:val="19"/>
               </w:rPr>
               <w:t>0.5602</w:t>
             </w:r>
@@ -9653,10 +11013,10 @@
             </w:pPr>
             <w:r>
               <w:rPr>
-                <w:rFonts w:ascii="Times New Roman" w:hAnsi="Times New Roman" w:eastAsia="楷体" w:cs="Times New Roman"/>
-                <w:b w:val="0"/>
-                <w:color w:val="000000"/>
-                <w:sz w:val="21"/>
+                <w:rFonts w:ascii="Times New Roman" w:hAnsi="Times New Roman" w:eastAsia="宋体" w:cs="Times New Roman"/>
+                <w:b w:val="0"/>
+                <w:color w:val="000000"/>
+                <w:sz w:val="19"/>
               </w:rPr>
               <w:t>0.4814</w:t>
             </w:r>
@@ -9696,10 +11056,10 @@
             </w:pPr>
             <w:r>
               <w:rPr>
-                <w:rFonts w:ascii="Times New Roman" w:hAnsi="Times New Roman" w:eastAsia="楷体" w:cs="Times New Roman"/>
-                <w:b w:val="0"/>
-                <w:color w:val="000000"/>
-                <w:sz w:val="21"/>
+                <w:rFonts w:ascii="Times New Roman" w:hAnsi="Times New Roman" w:eastAsia="宋体" w:cs="Times New Roman"/>
+                <w:b w:val="0"/>
+                <w:color w:val="000000"/>
+                <w:sz w:val="19"/>
               </w:rPr>
               <w:t>分组留出 266 条</w:t>
             </w:r>
@@ -9717,10 +11077,10 @@
             </w:pPr>
             <w:r>
               <w:rPr>
-                <w:rFonts w:ascii="Times New Roman" w:hAnsi="Times New Roman" w:eastAsia="楷体" w:cs="Times New Roman"/>
-                <w:b w:val="0"/>
-                <w:color w:val="000000"/>
-                <w:sz w:val="21"/>
+                <w:rFonts w:ascii="Times New Roman" w:hAnsi="Times New Roman" w:eastAsia="宋体" w:cs="Times New Roman"/>
+                <w:b w:val="0"/>
+                <w:color w:val="000000"/>
+                <w:sz w:val="19"/>
               </w:rPr>
               <w:t>九分类概率汇总为三分类</w:t>
             </w:r>
@@ -9738,10 +11098,10 @@
             </w:pPr>
             <w:r>
               <w:rPr>
-                <w:rFonts w:ascii="Times New Roman" w:hAnsi="Times New Roman" w:eastAsia="楷体" w:cs="Times New Roman"/>
-                <w:b w:val="0"/>
-                <w:color w:val="000000"/>
-                <w:sz w:val="21"/>
+                <w:rFonts w:ascii="Times New Roman" w:hAnsi="Times New Roman" w:eastAsia="宋体" w:cs="Times New Roman"/>
+                <w:b w:val="0"/>
+                <w:color w:val="000000"/>
+                <w:sz w:val="19"/>
               </w:rPr>
               <w:t>0.6015</w:t>
             </w:r>
@@ -9759,10 +11119,10 @@
             </w:pPr>
             <w:r>
               <w:rPr>
-                <w:rFonts w:ascii="Times New Roman" w:hAnsi="Times New Roman" w:eastAsia="楷体" w:cs="Times New Roman"/>
-                <w:b w:val="0"/>
-                <w:color w:val="000000"/>
-                <w:sz w:val="21"/>
+                <w:rFonts w:ascii="Times New Roman" w:hAnsi="Times New Roman" w:eastAsia="宋体" w:cs="Times New Roman"/>
+                <w:b w:val="0"/>
+                <w:color w:val="000000"/>
+                <w:sz w:val="19"/>
               </w:rPr>
               <w:t>0.3167</w:t>
             </w:r>
@@ -9802,10 +11162,10 @@
             </w:pPr>
             <w:r>
               <w:rPr>
-                <w:rFonts w:ascii="Times New Roman" w:hAnsi="Times New Roman" w:eastAsia="楷体" w:cs="Times New Roman"/>
-                <w:b w:val="0"/>
-                <w:color w:val="000000"/>
-                <w:sz w:val="21"/>
+                <w:rFonts w:ascii="Times New Roman" w:hAnsi="Times New Roman" w:eastAsia="宋体" w:cs="Times New Roman"/>
+                <w:b w:val="0"/>
+                <w:color w:val="000000"/>
+                <w:sz w:val="19"/>
               </w:rPr>
               <w:t>官方测试 308 条</w:t>
             </w:r>
@@ -9823,10 +11183,10 @@
             </w:pPr>
             <w:r>
               <w:rPr>
-                <w:rFonts w:ascii="Times New Roman" w:hAnsi="Times New Roman" w:eastAsia="楷体" w:cs="Times New Roman"/>
-                <w:b w:val="0"/>
-                <w:color w:val="000000"/>
-                <w:sz w:val="21"/>
+                <w:rFonts w:ascii="Times New Roman" w:hAnsi="Times New Roman" w:eastAsia="宋体" w:cs="Times New Roman"/>
+                <w:b w:val="0"/>
+                <w:color w:val="000000"/>
+                <w:sz w:val="19"/>
               </w:rPr>
               <w:t>直接三分类（全量重训）</w:t>
             </w:r>
@@ -9844,10 +11204,10 @@
             </w:pPr>
             <w:r>
               <w:rPr>
-                <w:rFonts w:ascii="Times New Roman" w:hAnsi="Times New Roman" w:eastAsia="楷体" w:cs="Times New Roman"/>
-                <w:b w:val="0"/>
-                <w:color w:val="000000"/>
-                <w:sz w:val="21"/>
+                <w:rFonts w:ascii="Times New Roman" w:hAnsi="Times New Roman" w:eastAsia="宋体" w:cs="Times New Roman"/>
+                <w:b w:val="0"/>
+                <w:color w:val="000000"/>
+                <w:sz w:val="19"/>
               </w:rPr>
               <w:t>0.5812</w:t>
             </w:r>
@@ -9865,10 +11225,10 @@
             </w:pPr>
             <w:r>
               <w:rPr>
-                <w:rFonts w:ascii="Times New Roman" w:hAnsi="Times New Roman" w:eastAsia="楷体" w:cs="Times New Roman"/>
-                <w:b w:val="0"/>
-                <w:color w:val="000000"/>
-                <w:sz w:val="21"/>
+                <w:rFonts w:ascii="Times New Roman" w:hAnsi="Times New Roman" w:eastAsia="宋体" w:cs="Times New Roman"/>
+                <w:b w:val="0"/>
+                <w:color w:val="000000"/>
+                <w:sz w:val="19"/>
               </w:rPr>
               <w:t>0.4855</w:t>
             </w:r>
@@ -9908,10 +11268,10 @@
             </w:pPr>
             <w:r>
               <w:rPr>
-                <w:rFonts w:ascii="Times New Roman" w:hAnsi="Times New Roman" w:eastAsia="楷体" w:cs="Times New Roman"/>
-                <w:b w:val="0"/>
-                <w:color w:val="000000"/>
-                <w:sz w:val="21"/>
+                <w:rFonts w:ascii="Times New Roman" w:hAnsi="Times New Roman" w:eastAsia="宋体" w:cs="Times New Roman"/>
+                <w:b w:val="0"/>
+                <w:color w:val="000000"/>
+                <w:sz w:val="19"/>
               </w:rPr>
               <w:t>官方测试 308 条</w:t>
             </w:r>
@@ -9929,10 +11289,10 @@
             </w:pPr>
             <w:r>
               <w:rPr>
-                <w:rFonts w:ascii="Times New Roman" w:hAnsi="Times New Roman" w:eastAsia="楷体" w:cs="Times New Roman"/>
-                <w:b w:val="0"/>
-                <w:color w:val="000000"/>
-                <w:sz w:val="21"/>
+                <w:rFonts w:ascii="Times New Roman" w:hAnsi="Times New Roman" w:eastAsia="宋体" w:cs="Times New Roman"/>
+                <w:b w:val="0"/>
+                <w:color w:val="000000"/>
+                <w:sz w:val="19"/>
               </w:rPr>
               <w:t>九分类概率汇总（全量重训）</w:t>
             </w:r>
@@ -9950,10 +11310,10 @@
             </w:pPr>
             <w:r>
               <w:rPr>
-                <w:rFonts w:ascii="Times New Roman" w:hAnsi="Times New Roman" w:eastAsia="楷体" w:cs="Times New Roman"/>
-                <w:b w:val="0"/>
-                <w:color w:val="000000"/>
-                <w:sz w:val="21"/>
+                <w:rFonts w:ascii="Times New Roman" w:hAnsi="Times New Roman" w:eastAsia="宋体" w:cs="Times New Roman"/>
+                <w:b w:val="0"/>
+                <w:color w:val="000000"/>
+                <w:sz w:val="19"/>
               </w:rPr>
               <w:t>0.6526</w:t>
             </w:r>
@@ -9971,10 +11331,10 @@
             </w:pPr>
             <w:r>
               <w:rPr>
-                <w:rFonts w:ascii="Times New Roman" w:hAnsi="Times New Roman" w:eastAsia="楷体" w:cs="Times New Roman"/>
-                <w:b w:val="0"/>
-                <w:color w:val="000000"/>
-                <w:sz w:val="21"/>
+                <w:rFonts w:ascii="Times New Roman" w:hAnsi="Times New Roman" w:eastAsia="宋体" w:cs="Times New Roman"/>
+                <w:b w:val="0"/>
+                <w:color w:val="000000"/>
+                <w:sz w:val="19"/>
               </w:rPr>
               <w:t>0.3504</w:t>
             </w:r>
@@ -9984,66 +11344,459 @@
     </w:tbl>
     <w:p>
       <w:pPr>
-        <w:pStyle w:val="9"/>
+        <w:pStyle w:val="10"/>
         <w:widowControl/>
-        <w:spacing w:before="0" w:after="60" w:line="360" w:lineRule="auto"/>
+        <w:spacing w:before="0" w:after="80" w:line="312" w:lineRule="auto"/>
         <w:ind w:firstLine="480"/>
       </w:pPr>
       <w:r>
         <w:rPr>
-          <w:rFonts w:ascii="Times New Roman" w:hAnsi="Times New Roman" w:eastAsia="楷体" w:cs="Times New Roman"/>
+          <w:rFonts w:ascii="Times New Roman" w:hAnsi="Times New Roman" w:eastAsia="宋体"/>
           <w:b w:val="0"/>
           <w:color w:val="000000"/>
-          <w:sz w:val="24"/>
-        </w:rPr>
-        <w:t>H2 在当前方案中未得到支持。九分类汇总使官方测试 Accuracy 提高 0.0714，但 Macro-F1 下降 0.1351。模型没有预测出任何 Clear Reply，284 条被判为 Ambivalent，24 条被判为 Non-Reply；三类 F1 分别为 0、0.7959、0.2553。分组留出也出现同向退化，说明该现象并非只发生在官方测试集。</w:t>
+          <w:sz w:val="21"/>
+        </w:rPr>
+        <w:t>原 balanced 九分类求和设置没有优于直接三分类：官方测试 Accuracy 增加 0.0714，Macro-F1 下降 0.1351。308 条中有 284 条被判为 Ambivalent、24 条为 Non-Reply，Clear Reply 预测数为 0；三类 F1 为 0/0.7959/0.2553。因此更高准确率来自偏重多数类，不能视作检测能力全面改善。</w:t>
       </w:r>
     </w:p>
     <w:p>
       <w:pPr>
-        <w:pStyle w:val="9"/>
+        <w:pStyle w:val="10"/>
         <w:widowControl/>
-        <w:spacing w:before="0" w:after="60" w:line="360" w:lineRule="auto"/>
+        <w:spacing w:before="0" w:after="80" w:line="312" w:lineRule="auto"/>
         <w:ind w:firstLine="480"/>
       </w:pPr>
       <w:r>
         <w:rPr>
-          <w:rFonts w:ascii="Times New Roman" w:hAnsi="Times New Roman" w:eastAsia="楷体" w:cs="Times New Roman"/>
+          <w:rFonts w:ascii="Times New Roman" w:hAnsi="Times New Roman" w:eastAsia="宋体"/>
           <w:b w:val="0"/>
           <w:color w:val="000000"/>
-          <w:sz w:val="24"/>
-        </w:rPr>
-        <w:t>直接九分类在分组留出集上的 Accuracy 为 0.2180，Macro-F1 为 0.2053。部分细类样本很少，例如 Claims ignorance 只有 3 条、Clarification 只有 4 条，单类指标波动可能很大。九分类学习本身并不充分，加之 balanced 权重改变训练时的有效类别分布，未校准的细类概率汇总可能偏向拥有五个子类的 Ambivalent。这一解释与预测分布相符，但尚需额外消融确认因果。</w:t>
+          <w:sz w:val="21"/>
+        </w:rPr>
+        <w:t>原九分类在 title 留出上的 Accuracy/Macro-F1 为 0.2180/0.2053，Claims ignorance 与 Clarification 分别只有 3/4 条支持数，细类估计较不稳定。新增权重与汇总对照见下表，用于分离具体训练/决策设置的影响；其结果不能直接证明某个单一因素的因果。</w:t>
       </w:r>
     </w:p>
     <w:p>
       <w:pPr>
-        <w:pStyle w:val="9"/>
-        <w:widowControl/>
-        <w:spacing w:before="0" w:after="60" w:line="360" w:lineRule="auto"/>
-        <w:ind w:firstLine="480"/>
+        <w:pStyle w:val="Caption"/>
+        <w:keepNext/>
+        <w:spacing w:after="80" w:line="300" w:lineRule="auto"/>
+        <w:ind w:firstLine="0"/>
+        <w:jc w:val="center"/>
       </w:pPr>
       <w:r>
         <w:rPr>
-          <w:rFonts w:ascii="Times New Roman" w:hAnsi="Times New Roman" w:eastAsia="楷体" w:cs="Times New Roman"/>
+          <w:rFonts w:ascii="Times New Roman" w:hAnsi="Times New Roman" w:eastAsia="宋体"/>
           <w:b w:val="0"/>
           <w:color w:val="000000"/>
-          <w:sz w:val="24"/>
-        </w:rPr>
-        <w:t>研究问题三的结论是：标签层级可以用于审计映射错误和解释任务，但简单地先做细分类再加总概率并未带来性能收益。后续可用独立验证集校准概率，或使用粗细目标联合训练并检查 Clear Reply 的召回。当前负结果不否定原论文的其他层级方法，只限定了本次冻结 MiniLM 加 balanced LR 汇总方案的效果。</w:t>
+          <w:sz w:val="21"/>
+        </w:rPr>
+        <w:t>表16 固定表示与配置下的后验敏感性对照</w:t>
+      </w:r>
+    </w:p>
+    <w:tbl>
+      <w:tblPr>
+        <w:tblW w:type="auto" w:w="0"/>
+        <w:tblLayout w:type="fixed"/>
+        <w:tblLook w:firstColumn="1" w:firstRow="1" w:lastColumn="0" w:lastRow="0" w:noHBand="0" w:noVBand="1" w:val="04A0"/>
+        <w:tblBorders>
+          <w:top w:val="single" w:sz="4" w:color="9AA5B1"/>
+          <w:left w:val="single" w:sz="4" w:color="9AA5B1"/>
+          <w:bottom w:val="single" w:sz="4" w:color="9AA5B1"/>
+          <w:right w:val="single" w:sz="4" w:color="9AA5B1"/>
+          <w:insideH w:val="single" w:sz="4" w:color="9AA5B1"/>
+          <w:insideV w:val="single" w:sz="4" w:color="9AA5B1"/>
+        </w:tblBorders>
+      </w:tblPr>
+      <w:tblGrid>
+        <w:gridCol w:w="4176"/>
+        <w:gridCol w:w="1728"/>
+        <w:gridCol w:w="1728"/>
+      </w:tblGrid>
+      <w:tr>
+        <w:trPr>
+          <w:cantSplit/>
+          <w:tblHeader/>
+        </w:trPr>
+        <w:tc>
+          <w:tcPr>
+            <w:tcW w:type="dxa" w:w="4176"/>
+            <w:vAlign w:val="center"/>
+            <w:shd w:fill="F2F2F2"/>
+          </w:tcPr>
+          <w:p>
+            <w:pPr>
+              <w:spacing w:after="60" w:line="252" w:lineRule="auto" w:before="60"/>
+            </w:pPr>
+            <w:r>
+              <w:rPr>
+                <w:rFonts w:ascii="Times New Roman" w:hAnsi="Times New Roman" w:eastAsia="宋体"/>
+                <w:b/>
+                <w:color w:val="000000"/>
+                <w:sz w:val="19"/>
+              </w:rPr>
+              <w:t>训练与决策设置</w:t>
+            </w:r>
+          </w:p>
+        </w:tc>
+        <w:tc>
+          <w:tcPr>
+            <w:tcW w:type="dxa" w:w="1728"/>
+            <w:vAlign w:val="center"/>
+            <w:shd w:fill="F2F2F2"/>
+          </w:tcPr>
+          <w:p>
+            <w:pPr>
+              <w:spacing w:after="60" w:line="252" w:lineRule="auto" w:before="60"/>
+            </w:pPr>
+            <w:r>
+              <w:rPr>
+                <w:rFonts w:ascii="Times New Roman" w:hAnsi="Times New Roman" w:eastAsia="宋体"/>
+                <w:b/>
+                <w:color w:val="000000"/>
+                <w:sz w:val="19"/>
+              </w:rPr>
+              <w:t>title留出 F1</w:t>
+            </w:r>
+          </w:p>
+        </w:tc>
+        <w:tc>
+          <w:tcPr>
+            <w:tcW w:type="dxa" w:w="1728"/>
+            <w:vAlign w:val="center"/>
+            <w:shd w:fill="F2F2F2"/>
+          </w:tcPr>
+          <w:p>
+            <w:pPr>
+              <w:spacing w:after="60" w:line="252" w:lineRule="auto" w:before="60"/>
+            </w:pPr>
+            <w:r>
+              <w:rPr>
+                <w:rFonts w:ascii="Times New Roman" w:hAnsi="Times New Roman" w:eastAsia="宋体"/>
+                <w:b/>
+                <w:color w:val="000000"/>
+                <w:sz w:val="19"/>
+              </w:rPr>
+              <w:t>URL留出 F1</w:t>
+            </w:r>
+          </w:p>
+        </w:tc>
+      </w:tr>
+      <w:tr>
+        <w:trPr>
+          <w:cantSplit/>
+        </w:trPr>
+        <w:tc>
+          <w:tcPr>
+            <w:tcW w:type="dxa" w:w="4176"/>
+            <w:vAlign w:val="center"/>
+            <w:shd w:fill="FFFFFF"/>
+          </w:tcPr>
+          <w:p>
+            <w:pPr>
+              <w:spacing w:after="60" w:line="252" w:lineRule="auto" w:before="60"/>
+            </w:pPr>
+            <w:r>
+              <w:rPr>
+                <w:rFonts w:ascii="Times New Roman" w:hAnsi="Times New Roman" w:eastAsia="宋体"/>
+                <w:b w:val="0"/>
+                <w:color w:val="000000"/>
+                <w:sz w:val="19"/>
+              </w:rPr>
+              <w:t>直接三分类 balanced</w:t>
+            </w:r>
+          </w:p>
+        </w:tc>
+        <w:tc>
+          <w:tcPr>
+            <w:tcW w:type="dxa" w:w="1728"/>
+            <w:vAlign w:val="center"/>
+            <w:shd w:fill="FFFFFF"/>
+          </w:tcPr>
+          <w:p>
+            <w:pPr>
+              <w:spacing w:after="60" w:line="252" w:lineRule="auto" w:before="60"/>
+            </w:pPr>
+            <w:r>
+              <w:rPr>
+                <w:rFonts w:ascii="Times New Roman" w:hAnsi="Times New Roman" w:eastAsia="宋体"/>
+                <w:b w:val="0"/>
+                <w:color w:val="000000"/>
+                <w:sz w:val="19"/>
+              </w:rPr>
+              <w:t>0.4814</w:t>
+            </w:r>
+          </w:p>
+        </w:tc>
+        <w:tc>
+          <w:tcPr>
+            <w:tcW w:type="dxa" w:w="1728"/>
+            <w:vAlign w:val="center"/>
+            <w:shd w:fill="FFFFFF"/>
+          </w:tcPr>
+          <w:p>
+            <w:pPr>
+              <w:spacing w:after="60" w:line="252" w:lineRule="auto" w:before="60"/>
+            </w:pPr>
+            <w:r>
+              <w:rPr>
+                <w:rFonts w:ascii="Times New Roman" w:hAnsi="Times New Roman" w:eastAsia="宋体"/>
+                <w:b w:val="0"/>
+                <w:color w:val="000000"/>
+                <w:sz w:val="19"/>
+              </w:rPr>
+              <w:t>0.4792</w:t>
+            </w:r>
+          </w:p>
+        </w:tc>
+      </w:tr>
+      <w:tr>
+        <w:trPr>
+          <w:cantSplit/>
+        </w:trPr>
+        <w:tc>
+          <w:tcPr>
+            <w:tcW w:type="dxa" w:w="4176"/>
+            <w:vAlign w:val="center"/>
+            <w:shd w:fill="FFFFFF"/>
+          </w:tcPr>
+          <w:p>
+            <w:pPr>
+              <w:spacing w:after="60" w:line="252" w:lineRule="auto" w:before="60"/>
+            </w:pPr>
+            <w:r>
+              <w:rPr>
+                <w:rFonts w:ascii="Times New Roman" w:hAnsi="Times New Roman" w:eastAsia="宋体"/>
+                <w:b w:val="0"/>
+                <w:color w:val="000000"/>
+                <w:sz w:val="19"/>
+              </w:rPr>
+              <w:t>九分类 balanced＋求和</w:t>
+            </w:r>
+          </w:p>
+        </w:tc>
+        <w:tc>
+          <w:tcPr>
+            <w:tcW w:type="dxa" w:w="1728"/>
+            <w:vAlign w:val="center"/>
+            <w:shd w:fill="FFFFFF"/>
+          </w:tcPr>
+          <w:p>
+            <w:pPr>
+              <w:spacing w:after="60" w:line="252" w:lineRule="auto" w:before="60"/>
+            </w:pPr>
+            <w:r>
+              <w:rPr>
+                <w:rFonts w:ascii="Times New Roman" w:hAnsi="Times New Roman" w:eastAsia="宋体"/>
+                <w:b w:val="0"/>
+                <w:color w:val="000000"/>
+                <w:sz w:val="19"/>
+              </w:rPr>
+              <w:t>0.3167</w:t>
+            </w:r>
+          </w:p>
+        </w:tc>
+        <w:tc>
+          <w:tcPr>
+            <w:tcW w:type="dxa" w:w="1728"/>
+            <w:vAlign w:val="center"/>
+            <w:shd w:fill="FFFFFF"/>
+          </w:tcPr>
+          <w:p>
+            <w:pPr>
+              <w:spacing w:after="60" w:line="252" w:lineRule="auto" w:before="60"/>
+            </w:pPr>
+            <w:r>
+              <w:rPr>
+                <w:rFonts w:ascii="Times New Roman" w:hAnsi="Times New Roman" w:eastAsia="宋体"/>
+                <w:b w:val="0"/>
+                <w:color w:val="000000"/>
+                <w:sz w:val="19"/>
+              </w:rPr>
+              <w:t>0.3396</w:t>
+            </w:r>
+          </w:p>
+        </w:tc>
+      </w:tr>
+      <w:tr>
+        <w:trPr>
+          <w:cantSplit/>
+        </w:trPr>
+        <w:tc>
+          <w:tcPr>
+            <w:tcW w:type="dxa" w:w="4176"/>
+            <w:vAlign w:val="center"/>
+            <w:shd w:fill="FFFFFF"/>
+          </w:tcPr>
+          <w:p>
+            <w:pPr>
+              <w:spacing w:after="60" w:line="252" w:lineRule="auto" w:before="60"/>
+            </w:pPr>
+            <w:r>
+              <w:rPr>
+                <w:rFonts w:ascii="Times New Roman" w:hAnsi="Times New Roman" w:eastAsia="宋体"/>
+                <w:b w:val="0"/>
+                <w:color w:val="000000"/>
+                <w:sz w:val="19"/>
+              </w:rPr>
+              <w:t>九分类 balanced＋子类均值</w:t>
+            </w:r>
+          </w:p>
+        </w:tc>
+        <w:tc>
+          <w:tcPr>
+            <w:tcW w:type="dxa" w:w="1728"/>
+            <w:vAlign w:val="center"/>
+            <w:shd w:fill="FFFFFF"/>
+          </w:tcPr>
+          <w:p>
+            <w:pPr>
+              <w:spacing w:after="60" w:line="252" w:lineRule="auto" w:before="60"/>
+            </w:pPr>
+            <w:r>
+              <w:rPr>
+                <w:rFonts w:ascii="Times New Roman" w:hAnsi="Times New Roman" w:eastAsia="宋体"/>
+                <w:b w:val="0"/>
+                <w:color w:val="000000"/>
+                <w:sz w:val="19"/>
+              </w:rPr>
+              <w:t>0.4394</w:t>
+            </w:r>
+          </w:p>
+        </w:tc>
+        <w:tc>
+          <w:tcPr>
+            <w:tcW w:type="dxa" w:w="1728"/>
+            <w:vAlign w:val="center"/>
+            <w:shd w:fill="FFFFFF"/>
+          </w:tcPr>
+          <w:p>
+            <w:pPr>
+              <w:spacing w:after="60" w:line="252" w:lineRule="auto" w:before="60"/>
+            </w:pPr>
+            <w:r>
+              <w:rPr>
+                <w:rFonts w:ascii="Times New Roman" w:hAnsi="Times New Roman" w:eastAsia="宋体"/>
+                <w:b w:val="0"/>
+                <w:color w:val="000000"/>
+                <w:sz w:val="19"/>
+              </w:rPr>
+              <w:t>0.4713</w:t>
+            </w:r>
+          </w:p>
+        </w:tc>
+      </w:tr>
+      <w:tr>
+        <w:trPr>
+          <w:cantSplit/>
+        </w:trPr>
+        <w:tc>
+          <w:tcPr>
+            <w:tcW w:type="dxa" w:w="4176"/>
+            <w:vAlign w:val="center"/>
+            <w:shd w:fill="FFFFFF"/>
+          </w:tcPr>
+          <w:p>
+            <w:pPr>
+              <w:spacing w:after="60" w:line="252" w:lineRule="auto" w:before="60"/>
+            </w:pPr>
+            <w:r>
+              <w:rPr>
+                <w:rFonts w:ascii="Times New Roman" w:hAnsi="Times New Roman" w:eastAsia="宋体"/>
+                <w:b w:val="0"/>
+                <w:color w:val="000000"/>
+                <w:sz w:val="19"/>
+              </w:rPr>
+              <w:t>九分类无权重＋求和</w:t>
+            </w:r>
+          </w:p>
+        </w:tc>
+        <w:tc>
+          <w:tcPr>
+            <w:tcW w:type="dxa" w:w="1728"/>
+            <w:vAlign w:val="center"/>
+            <w:shd w:fill="FFFFFF"/>
+          </w:tcPr>
+          <w:p>
+            <w:pPr>
+              <w:spacing w:after="60" w:line="252" w:lineRule="auto" w:before="60"/>
+            </w:pPr>
+            <w:r>
+              <w:rPr>
+                <w:rFonts w:ascii="Times New Roman" w:hAnsi="Times New Roman" w:eastAsia="宋体"/>
+                <w:b w:val="0"/>
+                <w:color w:val="000000"/>
+                <w:sz w:val="19"/>
+              </w:rPr>
+              <w:t>0.3349</w:t>
+            </w:r>
+          </w:p>
+        </w:tc>
+        <w:tc>
+          <w:tcPr>
+            <w:tcW w:type="dxa" w:w="1728"/>
+            <w:vAlign w:val="center"/>
+            <w:shd w:fill="FFFFFF"/>
+          </w:tcPr>
+          <w:p>
+            <w:pPr>
+              <w:spacing w:after="60" w:line="252" w:lineRule="auto" w:before="60"/>
+            </w:pPr>
+            <w:r>
+              <w:rPr>
+                <w:rFonts w:ascii="Times New Roman" w:hAnsi="Times New Roman" w:eastAsia="宋体"/>
+                <w:b w:val="0"/>
+                <w:color w:val="000000"/>
+                <w:sz w:val="19"/>
+              </w:rPr>
+              <w:t>0.3475</w:t>
+            </w:r>
+          </w:p>
+        </w:tc>
+      </w:tr>
+    </w:tbl>
+    <w:p>
+      <w:pPr>
+        <w:spacing w:after="80" w:line="300" w:lineRule="auto"/>
+      </w:pPr>
+      <w:r>
+        <w:rPr>
+          <w:rFonts w:ascii="Times New Roman" w:hAnsi="Times New Roman" w:eastAsia="宋体"/>
+          <w:b w:val="0"/>
+          <w:color w:val="000000"/>
+          <w:sz w:val="21"/>
+        </w:rPr>
+        <w:t>后验敏感性对照固定缓存表示、C=0.1 和种子 42。原 title 留出为 3,182/266 条（140/35 个标题组），两侧 URL 也无交集；新增 URL 留出为 2,785/663 条（229/58 个来源），URL 交集为 0。按子类数 1/5/3 求均值缓解了原偏向，但两种留出上的 Macro-F1 仍低于直接三分类。细类互斥概率求和是合法边缘化；子类均值只是启发式决策分数，不能称为已校准概率。这些分析在既有测试结果可见后补做，用于解释敏感性，不用于重新选择主模型。</w:t>
       </w:r>
     </w:p>
     <w:p>
       <w:pPr>
-        <w:pStyle w:val="9"/>
+        <w:pStyle w:val="10"/>
+        <w:widowControl/>
+        <w:spacing w:before="0" w:after="80" w:line="312" w:lineRule="auto"/>
+        <w:ind w:firstLine="480"/>
+      </w:pPr>
+      <w:r>
+        <w:rPr>
+          <w:rFonts w:ascii="Times New Roman" w:hAnsi="Times New Roman" w:eastAsia="宋体"/>
+          <w:b w:val="0"/>
+          <w:color w:val="000000"/>
+          <w:sz w:val="21"/>
+        </w:rPr>
+        <w:t>研究问题三的答案是：标签层级可用于数据审计，但原冻结 MiniLM＋balanced LR＋概率求和组合没有带来主指标收益。启发式子类均值在两种分组留出上均明显缓解退化，仍未超过直接三分类；结论限于这些固定设置，不否定其他层级、多任务或联合编码方法。</w:t>
+      </w:r>
+    </w:p>
+    <w:p>
+      <w:pPr>
+        <w:pStyle w:val="Heading2"/>
         <w:keepNext/>
         <w:widowControl/>
-        <w:spacing w:before="100" w:after="60" w:line="360" w:lineRule="auto"/>
+        <w:spacing w:before="120" w:after="100" w:line="312" w:lineRule="auto"/>
         <w:ind w:firstLine="0"/>
       </w:pPr>
       <w:r>
         <w:rPr>
-          <w:rFonts w:ascii="Times New Roman" w:hAnsi="Times New Roman" w:eastAsia="楷体" w:cs="Times New Roman"/>
+          <w:rFonts w:ascii="黑体" w:hAnsi="黑体" w:eastAsia="黑体" w:cs="Times New Roman"/>
           <w:b/>
           <w:color w:val="000000"/>
           <w:sz w:val="24"/>
@@ -10053,207 +11806,207 @@
     </w:p>
     <w:p>
       <w:pPr>
-        <w:pStyle w:val="9"/>
+        <w:pStyle w:val="10"/>
         <w:widowControl/>
-        <w:spacing w:before="0" w:after="60" w:line="360" w:lineRule="auto"/>
+        <w:spacing w:before="0" w:after="100" w:line="312" w:lineRule="auto"/>
         <w:ind w:firstLine="480"/>
       </w:pPr>
       <w:r>
         <w:rPr>
-          <w:rFonts w:ascii="Times New Roman" w:hAnsi="Times New Roman" w:eastAsia="楷体" w:cs="Times New Roman"/>
+          <w:rFonts w:ascii="Times New Roman" w:hAnsi="Times New Roman" w:eastAsia="宋体" w:cs="Times New Roman"/>
           <w:b w:val="0"/>
           <w:color w:val="000000"/>
-          <w:sz w:val="24"/>
+          <w:sz w:val="21"/>
         </w:rPr>
         <w:t>以下案例均来自原 MiniLM 三分类模型的 predictions_st_lr.csv，保留可定位的 id。引号内是原文片段，其余为中文概述；分析解释可见问题与回答之间的关系，不把人工观察当作新的细粒度金标准。</w:t>
       </w:r>
     </w:p>
     <w:p>
       <w:pPr>
-        <w:pStyle w:val="9"/>
+        <w:pStyle w:val="10"/>
         <w:keepNext/>
         <w:widowControl/>
-        <w:spacing w:before="100" w:after="60" w:line="360" w:lineRule="auto"/>
+        <w:spacing w:before="100" w:after="100" w:line="312" w:lineRule="auto"/>
         <w:ind w:firstLine="0"/>
       </w:pPr>
       <w:r>
         <w:rPr>
-          <w:rFonts w:ascii="Times New Roman" w:hAnsi="Times New Roman" w:eastAsia="楷体" w:cs="Times New Roman"/>
-          <w:b/>
+          <w:rFonts w:ascii="Times New Roman" w:hAnsi="Times New Roman" w:eastAsia="宋体" w:cs="Times New Roman"/>
+          <w:b w:val="0"/>
           <w:color w:val="000000"/>
-          <w:sz w:val="24"/>
+          <w:sz w:val="21"/>
         </w:rPr>
         <w:t>案例1  id=154  Clear Reply → Clear Non-Reply</w:t>
       </w:r>
     </w:p>
     <w:p>
       <w:pPr>
-        <w:pStyle w:val="9"/>
+        <w:pStyle w:val="10"/>
         <w:widowControl/>
-        <w:spacing w:before="0" w:after="60" w:line="360" w:lineRule="auto"/>
+        <w:spacing w:before="0" w:after="100" w:line="312" w:lineRule="auto"/>
         <w:ind w:firstLine="480"/>
       </w:pPr>
       <w:r>
         <w:rPr>
-          <w:rFonts w:ascii="Times New Roman" w:hAnsi="Times New Roman" w:eastAsia="楷体" w:cs="Times New Roman"/>
+          <w:rFonts w:ascii="Times New Roman" w:hAnsi="Times New Roman" w:eastAsia="宋体" w:cs="Times New Roman"/>
           <w:b w:val="0"/>
           <w:color w:val="000000"/>
-          <w:sz w:val="24"/>
+          <w:sz w:val="21"/>
         </w:rPr>
         <w:t>问题为“Can we go back to North Korea, Mr. President?”，回答为“Please.”。提问是在请求转换话题，回答已表示允许，模型却预测为明确不答。短回答的有效性取决于问题的言语功能，不能用词数少或缺少事实陈述判断其没有回应。</w:t>
       </w:r>
     </w:p>
     <w:p>
       <w:pPr>
-        <w:pStyle w:val="9"/>
+        <w:pStyle w:val="10"/>
         <w:keepNext/>
         <w:widowControl/>
-        <w:spacing w:before="100" w:after="60" w:line="360" w:lineRule="auto"/>
+        <w:spacing w:before="100" w:after="100" w:line="312" w:lineRule="auto"/>
         <w:ind w:firstLine="0"/>
       </w:pPr>
       <w:r>
         <w:rPr>
-          <w:rFonts w:ascii="Times New Roman" w:hAnsi="Times New Roman" w:eastAsia="楷体" w:cs="Times New Roman"/>
-          <w:b/>
+          <w:rFonts w:ascii="Times New Roman" w:hAnsi="Times New Roman" w:eastAsia="宋体" w:cs="Times New Roman"/>
+          <w:b w:val="0"/>
           <w:color w:val="000000"/>
-          <w:sz w:val="24"/>
+          <w:sz w:val="21"/>
         </w:rPr>
         <w:t>案例2  id=307  Clear Reply → Ambivalent Reply</w:t>
       </w:r>
     </w:p>
     <w:p>
       <w:pPr>
-        <w:pStyle w:val="9"/>
+        <w:pStyle w:val="10"/>
         <w:widowControl/>
-        <w:spacing w:before="0" w:after="60" w:line="360" w:lineRule="auto"/>
+        <w:spacing w:before="0" w:after="100" w:line="312" w:lineRule="auto"/>
         <w:ind w:firstLine="480"/>
       </w:pPr>
       <w:r>
         <w:rPr>
-          <w:rFonts w:ascii="Times New Roman" w:hAnsi="Times New Roman" w:eastAsia="楷体" w:cs="Times New Roman"/>
+          <w:rFonts w:ascii="Times New Roman" w:hAnsi="Times New Roman" w:eastAsia="宋体" w:cs="Times New Roman"/>
           <w:b w:val="0"/>
           <w:color w:val="000000"/>
-          <w:sz w:val="24"/>
+          <w:sz w:val="21"/>
         </w:rPr>
         <w:t>问题询问为什么不应把美国对朝政策视为失败，回答为“Because it takes time to get things done.”。人工粗标签为明确回答，因为它提供了理由；模型将概括性的理由判为模糊回答。该错误体现出理由是否充分与是否给出回应之间的边界，不能把“不令人信服”直接等同于“没有回答”。</w:t>
       </w:r>
     </w:p>
     <w:p>
       <w:pPr>
-        <w:pStyle w:val="9"/>
+        <w:pStyle w:val="10"/>
         <w:keepNext/>
         <w:widowControl/>
-        <w:spacing w:before="100" w:after="60" w:line="360" w:lineRule="auto"/>
+        <w:spacing w:before="100" w:after="100" w:line="312" w:lineRule="auto"/>
         <w:ind w:firstLine="0"/>
       </w:pPr>
       <w:r>
         <w:rPr>
-          <w:rFonts w:ascii="Times New Roman" w:hAnsi="Times New Roman" w:eastAsia="楷体" w:cs="Times New Roman"/>
-          <w:b/>
+          <w:rFonts w:ascii="Times New Roman" w:hAnsi="Times New Roman" w:eastAsia="宋体" w:cs="Times New Roman"/>
+          <w:b w:val="0"/>
           <w:color w:val="000000"/>
-          <w:sz w:val="24"/>
+          <w:sz w:val="21"/>
         </w:rPr>
         <w:t>案例3  id=132  Ambivalent Reply → Clear Reply</w:t>
       </w:r>
     </w:p>
     <w:p>
       <w:pPr>
-        <w:pStyle w:val="9"/>
+        <w:pStyle w:val="10"/>
         <w:widowControl/>
-        <w:spacing w:before="0" w:after="60" w:line="360" w:lineRule="auto"/>
+        <w:spacing w:before="0" w:after="100" w:line="312" w:lineRule="auto"/>
         <w:ind w:firstLine="480"/>
       </w:pPr>
       <w:r>
         <w:rPr>
-          <w:rFonts w:ascii="Times New Roman" w:hAnsi="Times New Roman" w:eastAsia="楷体" w:cs="Times New Roman"/>
+          <w:rFonts w:ascii="Times New Roman" w:hAnsi="Times New Roman" w:eastAsia="宋体" w:cs="Times New Roman"/>
           <w:b w:val="0"/>
           <w:color w:val="000000"/>
-          <w:sz w:val="24"/>
+          <w:sz w:val="21"/>
         </w:rPr>
         <w:t>问题询问外交手段和期限用尽后的军事选择，回答强调“Well, diplomacy hasn’t run its course”，随后继续谈外交机会。回答高度相关，却没有说明假设条件成立后的军事方案。模型可能把主题相关和肯定措辞当成了回应；关键缺口是条件情景与回答内容没有对齐。</w:t>
       </w:r>
     </w:p>
     <w:p>
       <w:pPr>
-        <w:pStyle w:val="9"/>
+        <w:pStyle w:val="10"/>
         <w:keepNext/>
         <w:widowControl/>
-        <w:spacing w:before="100" w:after="60" w:line="360" w:lineRule="auto"/>
+        <w:spacing w:before="100" w:after="100" w:line="312" w:lineRule="auto"/>
         <w:ind w:firstLine="0"/>
       </w:pPr>
       <w:r>
         <w:rPr>
-          <w:rFonts w:ascii="Times New Roman" w:hAnsi="Times New Roman" w:eastAsia="楷体" w:cs="Times New Roman"/>
-          <w:b/>
+          <w:rFonts w:ascii="Times New Roman" w:hAnsi="Times New Roman" w:eastAsia="宋体" w:cs="Times New Roman"/>
+          <w:b w:val="0"/>
           <w:color w:val="000000"/>
-          <w:sz w:val="24"/>
+          <w:sz w:val="21"/>
         </w:rPr>
         <w:t>案例4  id=237  Clear Non-Reply → Ambivalent Reply</w:t>
       </w:r>
     </w:p>
     <w:p>
       <w:pPr>
-        <w:pStyle w:val="9"/>
+        <w:pStyle w:val="10"/>
         <w:widowControl/>
-        <w:spacing w:before="0" w:after="60" w:line="360" w:lineRule="auto"/>
+        <w:spacing w:before="0" w:after="80" w:line="312" w:lineRule="auto"/>
         <w:ind w:firstLine="480"/>
       </w:pPr>
       <w:r>
         <w:rPr>
-          <w:rFonts w:ascii="Times New Roman" w:hAnsi="Times New Roman" w:eastAsia="楷体" w:cs="Times New Roman"/>
+          <w:rFonts w:ascii="Times New Roman" w:hAnsi="Times New Roman" w:eastAsia="宋体"/>
           <w:b w:val="0"/>
           <w:color w:val="000000"/>
-          <w:sz w:val="24"/>
-        </w:rPr>
-        <w:t>问题询问伊拉克与当前话题的联系，回答“What did have to do with what?”是在要求澄清。本数据把这种明确没有提供所需信息的行为归入 Clear Non-Reply。模型预测为模糊回答，说明澄清式反问与含糊回应之间的边界难以仅凭句向量相似度区分。</w:t>
+          <w:sz w:val="21"/>
+        </w:rPr>
+        <w:t>问题询问伊拉克与当前话题的联系，原答为“What did have to do with what?”，粗标签为 Clear Non-Reply，模型判为 Ambivalent。该短句可能是澄清式回应，也可能含转写或上下文缺失，不能据此断言一个测试集未提供的细标签。可确认的是它没有提供所需信息，模型混淆了两类边界。</w:t>
       </w:r>
     </w:p>
     <w:p>
       <w:pPr>
-        <w:pStyle w:val="9"/>
+        <w:pStyle w:val="10"/>
         <w:keepNext/>
         <w:widowControl/>
-        <w:spacing w:before="100" w:after="60" w:line="360" w:lineRule="auto"/>
+        <w:spacing w:before="100" w:after="100" w:line="312" w:lineRule="auto"/>
         <w:ind w:firstLine="0"/>
       </w:pPr>
       <w:r>
         <w:rPr>
-          <w:rFonts w:ascii="Times New Roman" w:hAnsi="Times New Roman" w:eastAsia="楷体" w:cs="Times New Roman"/>
-          <w:b/>
+          <w:rFonts w:ascii="Times New Roman" w:hAnsi="Times New Roman" w:eastAsia="宋体" w:cs="Times New Roman"/>
+          <w:b w:val="0"/>
           <w:color w:val="000000"/>
-          <w:sz w:val="24"/>
+          <w:sz w:val="21"/>
         </w:rPr>
         <w:t>案例5  id=240  Clear Non-Reply → Ambivalent Reply</w:t>
       </w:r>
     </w:p>
     <w:p>
       <w:pPr>
-        <w:pStyle w:val="9"/>
+        <w:pStyle w:val="10"/>
         <w:widowControl/>
-        <w:spacing w:before="0" w:after="60" w:line="360" w:lineRule="auto"/>
+        <w:spacing w:before="0" w:after="100" w:line="312" w:lineRule="auto"/>
         <w:ind w:firstLine="480"/>
       </w:pPr>
       <w:r>
         <w:rPr>
-          <w:rFonts w:ascii="Times New Roman" w:hAnsi="Times New Roman" w:eastAsia="楷体" w:cs="Times New Roman"/>
+          <w:rFonts w:ascii="Times New Roman" w:hAnsi="Times New Roman" w:eastAsia="宋体" w:cs="Times New Roman"/>
           <w:b w:val="0"/>
           <w:color w:val="000000"/>
-          <w:sz w:val="24"/>
+          <w:sz w:val="21"/>
         </w:rPr>
         <w:t>问题涉及美联储降息是否足以避免衰退，回答开头为“I do not comment on the decisions made by the Fed”，随后转向主席评价、财政政策和税收。显式拒绝评论是判断核心，后续背景没有改变这一点。模型可能被政策内容稀释了拒答线索，提示可进一步检验分句级定位或问题相关证据抽取。</w:t>
       </w:r>
     </w:p>
     <w:p>
       <w:pPr>
-        <w:pStyle w:val="9"/>
+        <w:pStyle w:val="Heading2"/>
         <w:keepNext/>
         <w:widowControl/>
-        <w:spacing w:before="100" w:after="60" w:line="360" w:lineRule="auto"/>
+        <w:spacing w:before="120" w:after="100" w:line="312" w:lineRule="auto"/>
         <w:ind w:firstLine="0"/>
       </w:pPr>
       <w:r>
         <w:rPr>
-          <w:rFonts w:ascii="Times New Roman" w:hAnsi="Times New Roman" w:eastAsia="楷体" w:cs="Times New Roman"/>
+          <w:rFonts w:ascii="黑体" w:hAnsi="黑体" w:eastAsia="黑体" w:cs="Times New Roman"/>
           <w:b/>
           <w:color w:val="000000"/>
           <w:sz w:val="24"/>
@@ -10263,30 +12016,26 @@
     </w:p>
     <w:p>
       <w:pPr>
-        <w:pStyle w:val="9"/>
+        <w:pStyle w:val="10"/>
         <w:widowControl/>
-        <w:spacing w:before="0" w:after="60" w:line="360" w:lineRule="auto"/>
+        <w:spacing w:before="0" w:after="80" w:line="312" w:lineRule="auto"/>
         <w:ind w:firstLine="480"/>
       </w:pPr>
       <w:r>
         <w:rPr>
-          <w:rFonts w:ascii="Times New Roman" w:hAnsi="Times New Roman" w:eastAsia="楷体" w:cs="Times New Roman"/>
+          <w:rFonts w:ascii="Times New Roman" w:hAnsi="Times New Roman" w:eastAsia="宋体"/>
           <w:b w:val="0"/>
           <w:color w:val="000000"/>
-          <w:sz w:val="24"/>
-        </w:rPr>
-        <w:t>三个研究问题共同说明，回答清晰度需要同时处理文本语义和监督定义。冻结语义表示提高了总体 Macro-F1，但少数类没有同步受益；统一接口支持 QNLI 实验复用，但源分类器的固定标签投影几乎失效；正确的标签层级有助于发现映射错误，却不保证简单九分类汇总能够改善结果。训练来源分组、测试元数据缺失、长回答截断和单次运行均限制了外推范围。后续改进应分别检验分句交互、独立概率校准和按来源多次划分，而不只增加模型规模。</w:t>
+          <w:sz w:val="21"/>
+        </w:rPr>
+        <w:t>三个问题共同表明，当前数据上冻结表示带来可观察但未确认稳定的总体增量，少数类未同步改善；统一接口可复用于 QNLI，而源分类器的固定语义投影接近常数基线。标签层级审计与模型收益必须分开，具体聚合设置的负结果不能外推为普遍结论。官方划分存在 URL 来源重合，行级内部验证也存在共享回答；新增 URL 隔离检查有助于界定结果，但单次划分仍非跨来源充分验证。后续应优先采用按来源的多次训练/验证、联合句对建模及独立校准。</w:t>
       </w:r>
     </w:p>
     <w:p>
       <w:pPr>
-        <w:pStyle w:val="9"/>
+        <w:pStyle w:val="Heading1"/>
         <w:keepNext/>
-        <w:numPr>
-          <w:ilvl w:val="0"/>
-          <w:numId w:val="1"/>
-        </w:numPr>
-        <w:spacing w:after="120"/>
+        <w:spacing w:after="100" w:line="312" w:lineRule="auto" w:before="200"/>
         <w:ind w:firstLine="0"/>
         <w:rPr>
           <w:rFonts w:hint="default" w:ascii="Times New Roman" w:hAnsi="Times New Roman" w:eastAsia="楷体" w:cs="Times New Roman"/>
@@ -10299,88 +12048,79 @@
       </w:pPr>
       <w:r>
         <w:rPr>
-          <w:rFonts w:hint="default" w:ascii="Times New Roman" w:hAnsi="Times New Roman" w:eastAsia="楷体" w:cs="Times New Roman"/>
+          <w:rFonts w:ascii="黑体" w:hAnsi="黑体" w:eastAsia="黑体"/>
           <w:b/>
-          <w:bCs/>
-          <w:color w:val="0000FF"/>
-          <w:sz w:val="24"/>
-          <w:szCs w:val="24"/>
-          <w:lang w:eastAsia="zh-CN"/>
-        </w:rPr>
-        <w:t>将实现的代码和结果上传到Github</w:t>
+          <w:color w:val="000000"/>
+          <w:sz w:val="28"/>
+        </w:rPr>
+        <w:t>五 代码与结果（GitHub）</w:t>
       </w:r>
     </w:p>
     <w:p>
       <w:pPr>
-        <w:pStyle w:val="9"/>
+        <w:pStyle w:val="10"/>
         <w:widowControl/>
-        <w:spacing w:before="0" w:after="60" w:line="360" w:lineRule="auto"/>
+        <w:spacing w:before="0" w:after="100" w:line="312" w:lineRule="auto"/>
         <w:ind w:firstLine="480"/>
-      </w:pPr>
-      <w:r>
-        <w:rPr>
-          <w:rFonts w:ascii="Times New Roman" w:hAnsi="Times New Roman" w:eastAsia="楷体" w:cs="Times New Roman"/>
-          <w:b w:val="0"/>
-          <w:color w:val="000000"/>
-          <w:sz w:val="24"/>
-        </w:rPr>
-        <w:t>GitHub 仓库链接：</w:t>
-      </w:r>
-      <w:r>
         <w:rPr>
           <w:rFonts w:hint="eastAsia" w:ascii="Times New Roman" w:hAnsi="Times New Roman" w:eastAsia="楷体" w:cs="Times New Roman"/>
           <w:b w:val="0"/>
           <w:color w:val="000000"/>
           <w:sz w:val="24"/>
         </w:rPr>
-        <w:t>https://github.com/huangyuke914235/NLP-</w:t>
+      </w:pPr>
+      <w:r>
+        <w:rPr>
+          <w:rFonts w:ascii="Times New Roman" w:hAnsi="Times New Roman" w:eastAsia="宋体"/>
+          <w:b w:val="0"/>
+          <w:color w:val="000000"/>
+          <w:sz w:val="21"/>
+        </w:rPr>
+        <w:t>GitHub 仓库：</w:t>
+      </w:r>
+      <w:hyperlink r:id="rId9">
+        <w:r>
+          <w:rPr>
+            <w:color w:val="0563C1"/>
+          </w:rPr>
+          <w:t>https://github.com/huangyuke914235/NLP-</w:t>
+        </w:r>
+      </w:hyperlink>
+    </w:p>
+    <w:p>
+      <w:pPr>
+        <w:pStyle w:val="10"/>
+        <w:widowControl/>
+        <w:spacing w:before="0" w:after="80" w:line="312" w:lineRule="auto"/>
+        <w:ind w:firstLine="480"/>
+      </w:pPr>
+      <w:r>
+        <w:rPr>
+          <w:rFonts w:ascii="Times New Roman" w:hAnsi="Times New Roman" w:eastAsia="宋体"/>
+          <w:b w:val="0"/>
+          <w:color w:val="000000"/>
+          <w:sz w:val="21"/>
+        </w:rPr>
+        <w:t>仓库包含原始数据、本地第三方依赖与安装清单、01—09 实验/复核入口、配置、图表、指标及预测。表17定位各项结果，正文保留四位小数，原输出保留完整精度。新增审计不覆盖历史模型指标，复现日志明确区分主要结果一致与概率/未选参数的小数差异。</w:t>
       </w:r>
     </w:p>
     <w:p>
       <w:pPr>
-        <w:pStyle w:val="9"/>
-        <w:widowControl/>
-        <w:spacing w:before="0" w:after="60" w:line="360" w:lineRule="auto"/>
-        <w:ind w:firstLine="480"/>
-      </w:pPr>
-      <w:r>
-        <w:rPr>
-          <w:rFonts w:ascii="Times New Roman" w:hAnsi="Times New Roman" w:eastAsia="楷体" w:cs="Times New Roman"/>
-          <w:b w:val="0"/>
-          <w:color w:val="000000"/>
-          <w:sz w:val="24"/>
-        </w:rPr>
-        <w:t>实现代码与结果按数据准备、传统基线、冻结语义</w:t>
-      </w:r>
-      <w:bookmarkStart w:id="0" w:name="_GoBack"/>
-      <w:bookmarkEnd w:id="0"/>
-      <w:r>
-        <w:rPr>
-          <w:rFonts w:ascii="Times New Roman" w:hAnsi="Times New Roman" w:eastAsia="楷体" w:cs="Times New Roman"/>
-          <w:b w:val="0"/>
-          <w:color w:val="000000"/>
-          <w:sz w:val="24"/>
-        </w:rPr>
-        <w:t>表示、QNLI 适配、层级扩展和源域直接复用划分。表13给出代码入口与可核查输出；指标文件保存完整精度，正文表格统一保留四位小数。仓库附有原始数据快照及部分第三方依赖；MiniLM 模型权重需按 README 中的说明另行下载。</w:t>
-      </w:r>
-    </w:p>
-    <w:p>
-      <w:pPr>
-        <w:pStyle w:val="9"/>
+        <w:pStyle w:val="Caption"/>
         <w:keepNext/>
         <w:widowControl/>
-        <w:spacing w:before="0" w:after="60" w:line="360" w:lineRule="auto"/>
+        <w:spacing w:before="0" w:after="80" w:line="312" w:lineRule="auto"/>
         <w:ind w:firstLine="0"/>
         <w:jc w:val="center"/>
       </w:pPr>
       <w:r>
         <w:rPr>
-          <w:rFonts w:ascii="Times New Roman" w:hAnsi="Times New Roman" w:eastAsia="楷体" w:cs="Times New Roman"/>
+          <w:rFonts w:ascii="Times New Roman" w:hAnsi="Times New Roman" w:eastAsia="宋体"/>
           <w:b w:val="0"/>
           <w:color w:val="000000"/>
           <w:sz w:val="21"/>
         </w:rPr>
-        <w:t>表13 代码与结果对应关系</w:t>
+        <w:t>表17 代码与结果对应关系</w:t>
       </w:r>
     </w:p>
     <w:tbl>
@@ -10442,10 +12182,10 @@
             </w:pPr>
             <w:r>
               <w:rPr>
-                <w:rFonts w:ascii="Times New Roman" w:hAnsi="Times New Roman" w:eastAsia="楷体" w:cs="Times New Roman"/>
+                <w:rFonts w:ascii="Times New Roman" w:hAnsi="Times New Roman" w:eastAsia="宋体" w:cs="Times New Roman"/>
                 <w:b/>
                 <w:color w:val="000000"/>
-                <w:sz w:val="21"/>
+                <w:sz w:val="19"/>
               </w:rPr>
               <w:t>代码入口</w:t>
             </w:r>
@@ -10463,10 +12203,10 @@
             </w:pPr>
             <w:r>
               <w:rPr>
-                <w:rFonts w:ascii="Times New Roman" w:hAnsi="Times New Roman" w:eastAsia="楷体" w:cs="Times New Roman"/>
+                <w:rFonts w:ascii="Times New Roman" w:hAnsi="Times New Roman" w:eastAsia="宋体" w:cs="Times New Roman"/>
                 <w:b/>
                 <w:color w:val="000000"/>
-                <w:sz w:val="21"/>
+                <w:sz w:val="19"/>
               </w:rPr>
               <w:t>主要结果文件或作用</w:t>
             </w:r>
@@ -10506,10 +12246,10 @@
             </w:pPr>
             <w:r>
               <w:rPr>
-                <w:rFonts w:ascii="Times New Roman" w:hAnsi="Times New Roman" w:eastAsia="楷体" w:cs="Times New Roman"/>
-                <w:b w:val="0"/>
-                <w:color w:val="000000"/>
-                <w:sz w:val="21"/>
+                <w:rFonts w:ascii="Times New Roman" w:hAnsi="Times New Roman" w:eastAsia="宋体" w:cs="Times New Roman"/>
+                <w:b w:val="0"/>
+                <w:color w:val="000000"/>
+                <w:sz w:val="19"/>
               </w:rPr>
               <w:t>01_eda.py</w:t>
             </w:r>
@@ -10527,10 +12267,10 @@
             </w:pPr>
             <w:r>
               <w:rPr>
-                <w:rFonts w:ascii="Times New Roman" w:hAnsi="Times New Roman" w:eastAsia="楷体" w:cs="Times New Roman"/>
-                <w:b w:val="0"/>
-                <w:color w:val="000000"/>
-                <w:sz w:val="21"/>
+                <w:rFonts w:ascii="Times New Roman" w:hAnsi="Times New Roman" w:eastAsia="宋体" w:cs="Times New Roman"/>
+                <w:b w:val="0"/>
+                <w:color w:val="000000"/>
+                <w:sz w:val="19"/>
               </w:rPr>
               <w:t>outputs/eda_stats.json；标签与长度图</w:t>
             </w:r>
@@ -10570,10 +12310,10 @@
             </w:pPr>
             <w:r>
               <w:rPr>
-                <w:rFonts w:ascii="Times New Roman" w:hAnsi="Times New Roman" w:eastAsia="楷体" w:cs="Times New Roman"/>
-                <w:b w:val="0"/>
-                <w:color w:val="000000"/>
-                <w:sz w:val="21"/>
+                <w:rFonts w:ascii="Times New Roman" w:hAnsi="Times New Roman" w:eastAsia="宋体" w:cs="Times New Roman"/>
+                <w:b w:val="0"/>
+                <w:color w:val="000000"/>
+                <w:sz w:val="19"/>
               </w:rPr>
               <w:t>02_baselines.py</w:t>
             </w:r>
@@ -10591,10 +12331,10 @@
             </w:pPr>
             <w:r>
               <w:rPr>
-                <w:rFonts w:ascii="Times New Roman" w:hAnsi="Times New Roman" w:eastAsia="楷体" w:cs="Times New Roman"/>
-                <w:b w:val="0"/>
-                <w:color w:val="000000"/>
-                <w:sz w:val="21"/>
+                <w:rFonts w:ascii="Times New Roman" w:hAnsi="Times New Roman" w:eastAsia="宋体" w:cs="Times New Roman"/>
+                <w:b w:val="0"/>
+                <w:color w:val="000000"/>
+                <w:sz w:val="19"/>
               </w:rPr>
               <w:t>outputs/metrics_baselines.json；TF-IDF 预测</w:t>
             </w:r>
@@ -10634,10 +12374,10 @@
             </w:pPr>
             <w:r>
               <w:rPr>
-                <w:rFonts w:ascii="Times New Roman" w:hAnsi="Times New Roman" w:eastAsia="楷体" w:cs="Times New Roman"/>
-                <w:b w:val="0"/>
-                <w:color w:val="000000"/>
-                <w:sz w:val="21"/>
+                <w:rFonts w:ascii="Times New Roman" w:hAnsi="Times New Roman" w:eastAsia="宋体" w:cs="Times New Roman"/>
+                <w:b w:val="0"/>
+                <w:color w:val="000000"/>
+                <w:sz w:val="19"/>
               </w:rPr>
               <w:t>03_plm_lr.py</w:t>
             </w:r>
@@ -10655,10 +12395,10 @@
             </w:pPr>
             <w:r>
               <w:rPr>
-                <w:rFonts w:ascii="Times New Roman" w:hAnsi="Times New Roman" w:eastAsia="楷体" w:cs="Times New Roman"/>
-                <w:b w:val="0"/>
-                <w:color w:val="000000"/>
-                <w:sz w:val="21"/>
+                <w:rFonts w:ascii="Times New Roman" w:hAnsi="Times New Roman" w:eastAsia="宋体" w:cs="Times New Roman"/>
+                <w:b w:val="0"/>
+                <w:color w:val="000000"/>
+                <w:sz w:val="19"/>
               </w:rPr>
               <w:t>outputs/metrics_st_lr.json；st_embeddings.npz</w:t>
             </w:r>
@@ -10698,10 +12438,10 @@
             </w:pPr>
             <w:r>
               <w:rPr>
-                <w:rFonts w:ascii="Times New Roman" w:hAnsi="Times New Roman" w:eastAsia="楷体" w:cs="Times New Roman"/>
-                <w:b w:val="0"/>
-                <w:color w:val="000000"/>
-                <w:sz w:val="21"/>
+                <w:rFonts w:ascii="Times New Roman" w:hAnsi="Times New Roman" w:eastAsia="宋体" w:cs="Times New Roman"/>
+                <w:b w:val="0"/>
+                <w:color w:val="000000"/>
+                <w:sz w:val="19"/>
               </w:rPr>
               <w:t>04_transfer_qnli.py</w:t>
             </w:r>
@@ -10719,10 +12459,10 @@
             </w:pPr>
             <w:r>
               <w:rPr>
-                <w:rFonts w:ascii="Times New Roman" w:hAnsi="Times New Roman" w:eastAsia="楷体" w:cs="Times New Roman"/>
-                <w:b w:val="0"/>
-                <w:color w:val="000000"/>
-                <w:sz w:val="21"/>
+                <w:rFonts w:ascii="Times New Roman" w:hAnsi="Times New Roman" w:eastAsia="宋体" w:cs="Times New Roman"/>
+                <w:b w:val="0"/>
+                <w:color w:val="000000"/>
+                <w:sz w:val="19"/>
               </w:rPr>
               <w:t>outputs/metrics_qnli_tfidf_lr.json；QNLI 预测</w:t>
             </w:r>
@@ -10762,10 +12502,10 @@
             </w:pPr>
             <w:r>
               <w:rPr>
-                <w:rFonts w:ascii="Times New Roman" w:hAnsi="Times New Roman" w:eastAsia="楷体" w:cs="Times New Roman"/>
-                <w:b w:val="0"/>
-                <w:color w:val="000000"/>
-                <w:sz w:val="21"/>
+                <w:rFonts w:ascii="Times New Roman" w:hAnsi="Times New Roman" w:eastAsia="宋体" w:cs="Times New Roman"/>
+                <w:b w:val="0"/>
+                <w:color w:val="000000"/>
+                <w:sz w:val="19"/>
               </w:rPr>
               <w:t>05_hierarchy.py</w:t>
             </w:r>
@@ -10783,10 +12523,10 @@
             </w:pPr>
             <w:r>
               <w:rPr>
-                <w:rFonts w:ascii="Times New Roman" w:hAnsi="Times New Roman" w:eastAsia="楷体" w:cs="Times New Roman"/>
-                <w:b w:val="0"/>
-                <w:color w:val="000000"/>
-                <w:sz w:val="21"/>
+                <w:rFonts w:ascii="Times New Roman" w:hAnsi="Times New Roman" w:eastAsia="宋体" w:cs="Times New Roman"/>
+                <w:b w:val="0"/>
+                <w:color w:val="000000"/>
+                <w:sz w:val="19"/>
               </w:rPr>
               <w:t>outputs/hierarchy/metrics_hierarchy.json；留出与测试预测</w:t>
             </w:r>
@@ -10826,10 +12566,10 @@
             </w:pPr>
             <w:r>
               <w:rPr>
-                <w:rFonts w:ascii="Times New Roman" w:hAnsi="Times New Roman" w:eastAsia="楷体" w:cs="Times New Roman"/>
-                <w:b w:val="0"/>
-                <w:color w:val="000000"/>
-                <w:sz w:val="21"/>
+                <w:rFonts w:ascii="Times New Roman" w:hAnsi="Times New Roman" w:eastAsia="宋体" w:cs="Times New Roman"/>
+                <w:b w:val="0"/>
+                <w:color w:val="000000"/>
+                <w:sz w:val="19"/>
               </w:rPr>
               <w:t>06_direct_transfer.py</w:t>
             </w:r>
@@ -10847,12 +12587,148 @@
             </w:pPr>
             <w:r>
               <w:rPr>
-                <w:rFonts w:ascii="Times New Roman" w:hAnsi="Times New Roman" w:eastAsia="楷体" w:cs="Times New Roman"/>
-                <w:b w:val="0"/>
-                <w:color w:val="000000"/>
-                <w:sz w:val="21"/>
+                <w:rFonts w:ascii="Times New Roman" w:hAnsi="Times New Roman" w:eastAsia="宋体" w:cs="Times New Roman"/>
+                <w:b w:val="0"/>
+                <w:color w:val="000000"/>
+                <w:sz w:val="19"/>
               </w:rPr>
               <w:t>outputs/hierarchy/metrics_direct_transfer.json；源域直接迁移预测</w:t>
+            </w:r>
+          </w:p>
+        </w:tc>
+      </w:tr>
+      <w:tr>
+        <w:tc>
+          <w:tcPr>
+            <w:tcW w:type="dxa" w:w="3061"/>
+          </w:tcPr>
+          <w:p>
+            <w:r>
+              <w:rPr>
+                <w:rFonts w:ascii="Times New Roman" w:hAnsi="Times New Roman" w:eastAsia="宋体"/>
+                <w:b w:val="0"/>
+                <w:color w:val="000000"/>
+                <w:sz w:val="19"/>
+              </w:rPr>
+              <w:t>07_hierarchy_sensitivity.py</w:t>
+            </w:r>
+          </w:p>
+        </w:tc>
+        <w:tc>
+          <w:tcPr>
+            <w:tcW w:type="dxa" w:w="6009"/>
+          </w:tcPr>
+          <w:p>
+            <w:r>
+              <w:rPr>
+                <w:rFonts w:ascii="Times New Roman" w:hAnsi="Times New Roman" w:eastAsia="宋体"/>
+                <w:b w:val="0"/>
+                <w:color w:val="000000"/>
+                <w:sz w:val="19"/>
+              </w:rPr>
+              <w:t>outputs/hierarchy/metrics_sensitivity.json；title留出决策敏感性</w:t>
+            </w:r>
+          </w:p>
+        </w:tc>
+      </w:tr>
+      <w:tr>
+        <w:tc>
+          <w:tcPr>
+            <w:tcW w:type="dxa" w:w="3061"/>
+          </w:tcPr>
+          <w:p>
+            <w:r>
+              <w:rPr>
+                <w:rFonts w:ascii="Times New Roman" w:hAnsi="Times New Roman" w:eastAsia="宋体"/>
+                <w:b w:val="0"/>
+                <w:color w:val="000000"/>
+                <w:sz w:val="19"/>
+              </w:rPr>
+              <w:t>08_bootstrap_uncertainty.py</w:t>
+            </w:r>
+          </w:p>
+        </w:tc>
+        <w:tc>
+          <w:tcPr>
+            <w:tcW w:type="dxa" w:w="6009"/>
+          </w:tcPr>
+          <w:p>
+            <w:r>
+              <w:rPr>
+                <w:rFonts w:ascii="Times New Roman" w:hAnsi="Times New Roman" w:eastAsia="宋体"/>
+                <w:b w:val="0"/>
+                <w:color w:val="000000"/>
+                <w:sz w:val="19"/>
+              </w:rPr>
+              <w:t>outputs/metrics_uncertainty.json；样本/回答簇配对区间</w:t>
+            </w:r>
+          </w:p>
+        </w:tc>
+      </w:tr>
+      <w:tr>
+        <w:tc>
+          <w:tcPr>
+            <w:tcW w:type="dxa" w:w="3061"/>
+          </w:tcPr>
+          <w:p>
+            <w:r>
+              <w:rPr>
+                <w:rFonts w:ascii="Times New Roman" w:hAnsi="Times New Roman" w:eastAsia="宋体"/>
+                <w:b w:val="0"/>
+                <w:color w:val="000000"/>
+                <w:sz w:val="19"/>
+              </w:rPr>
+              <w:t>09_review_validation.py</w:t>
+            </w:r>
+          </w:p>
+        </w:tc>
+        <w:tc>
+          <w:tcPr>
+            <w:tcW w:type="dxa" w:w="6009"/>
+          </w:tcPr>
+          <w:p>
+            <w:r>
+              <w:rPr>
+                <w:rFonts w:ascii="Times New Roman" w:hAnsi="Times New Roman" w:eastAsia="宋体"/>
+                <w:b w:val="0"/>
+                <w:color w:val="000000"/>
+                <w:sz w:val="19"/>
+              </w:rPr>
+              <w:t>outputs/review/review_validation.json；来源审计、URL留出与URL簇区间</w:t>
+            </w:r>
+          </w:p>
+        </w:tc>
+      </w:tr>
+      <w:tr>
+        <w:tc>
+          <w:tcPr>
+            <w:tcW w:type="dxa" w:w="3061"/>
+          </w:tcPr>
+          <w:p>
+            <w:r>
+              <w:rPr>
+                <w:rFonts w:ascii="Times New Roman" w:hAnsi="Times New Roman" w:eastAsia="宋体"/>
+                <w:b w:val="0"/>
+                <w:color w:val="000000"/>
+                <w:sz w:val="19"/>
+              </w:rPr>
+              <w:t>10_check_environment.py</w:t>
+            </w:r>
+          </w:p>
+        </w:tc>
+        <w:tc>
+          <w:tcPr>
+            <w:tcW w:type="dxa" w:w="6009"/>
+          </w:tcPr>
+          <w:p>
+            <w:r>
+              <w:rPr>
+                <w:rFonts w:ascii="Times New Roman" w:hAnsi="Times New Roman" w:eastAsia="宋体"/>
+                <w:b w:val="0"/>
+                <w:color w:val="000000"/>
+                <w:sz w:val="19"/>
+              </w:rPr>
+              <w:t>outputs/environment_verified.json；离线模型/依赖预检</w:t>
             </w:r>
           </w:p>
         </w:tc>
@@ -10860,31 +12736,28 @@
     </w:tbl>
     <w:p>
       <w:pPr>
-        <w:pStyle w:val="9"/>
+        <w:pStyle w:val="10"/>
         <w:widowControl/>
-        <w:spacing w:before="0" w:after="60" w:line="360" w:lineRule="auto"/>
+        <w:spacing w:before="0" w:after="80" w:line="312" w:lineRule="auto"/>
         <w:ind w:firstLine="480"/>
+        <w:jc w:val="left"/>
       </w:pPr>
       <w:r>
         <w:rPr>
-          <w:rFonts w:ascii="Times New Roman" w:hAnsi="Times New Roman" w:eastAsia="楷体" w:cs="Times New Roman"/>
+          <w:rFonts w:ascii="Times New Roman" w:hAnsi="Times New Roman" w:eastAsia="宋体"/>
           <w:b w:val="0"/>
           <w:color w:val="000000"/>
-          <w:sz w:val="24"/>
-        </w:rPr>
-        <w:t>新增扩展的复现顺序是在 code 目录运行 python 05_hierarchy.py，再运行 python 06_direct_transfer.py。前者要求已有本地 QEvasion 数据和 st_embeddings.npz，后者读取已有 QNLI 预测文件中的评估文本与真实标签。脚本默认写入 outputs/hierarchy，不覆盖原实验指标。使用其他解释器时，应确保已安装 datasets、NumPy、pandas 和 scikit-learn。</w:t>
+          <w:sz w:val="21"/>
+        </w:rPr>
+        <w:t>2026年10月18日，在隔离目录中新开 Python 进程，顺序运行 01—06，均正常结束；各进程实测总耗时为 3.84、17.02、44.04、9.79、5.15、7.19 秒（含启动与导入）。03 在 CPU 上重新编码 7,512 段文本，编码日志为 28.9 秒；四个缓存数组与原数组逐元素相同。全部最终硬预测、主要评估指标和混淆矩阵复现一致；未选中的 C=10 验证 Macro-F1 从 0.5468 变为 0.5407，部分概率小数也有差异，因此一致性结论以最终预测和主指标为准。 复现使用 Windows、Python 3.13.15 与 Anaconda pytorch，模型在 CPU 上运行。本次验证的模型包为 sentence-transformers 5.1.1、transformers 4.57.1、tokenizers 0.22.1；模型修订号、包版本和来源均保存在环境记录中。这是本次复现环境，而非原运行的完整版本锁定记录。日志、进程编号和逐文件比较见 outputs/review/replay_evidence；CPU 环境即可执行本实验。</w:t>
       </w:r>
     </w:p>
     <w:p>
       <w:pPr>
-        <w:pStyle w:val="9"/>
+        <w:pStyle w:val="Heading1"/>
         <w:keepNext/>
-        <w:pageBreakBefore/>
-        <w:numPr>
-          <w:ilvl w:val="0"/>
-          <w:numId w:val="1"/>
-        </w:numPr>
-        <w:spacing w:after="120"/>
+        <w:pageBreakBefore w:val="0"/>
+        <w:spacing w:after="100" w:line="312" w:lineRule="auto" w:before="200"/>
         <w:ind w:firstLine="0"/>
         <w:rPr>
           <w:rFonts w:hint="default" w:ascii="Times New Roman" w:hAnsi="Times New Roman" w:eastAsia="楷体" w:cs="Times New Roman"/>
@@ -10897,176 +12770,131 @@
       </w:pPr>
       <w:r>
         <w:rPr>
-          <w:rFonts w:hint="default" w:ascii="Times New Roman" w:hAnsi="Times New Roman" w:eastAsia="楷体" w:cs="Times New Roman"/>
+          <w:rFonts w:ascii="黑体" w:hAnsi="黑体" w:eastAsia="黑体"/>
           <w:b/>
-          <w:bCs/>
-          <w:color w:val="0000FF"/>
-          <w:sz w:val="24"/>
-          <w:szCs w:val="24"/>
-        </w:rPr>
-        <w:t>参考文献</w:t>
+          <w:color w:val="000000"/>
+          <w:sz w:val="28"/>
+        </w:rPr>
+        <w:t>六 参考文献</w:t>
       </w:r>
     </w:p>
-    <w:tbl>
-      <w:tblPr>
-        <w:tblStyle w:val="5"/>
-        <w:tblW w:w="9286" w:type="dxa"/>
-        <w:tblInd w:w="108" w:type="dxa"/>
-        <w:tblBorders>
-          <w:top w:val="single" w:color="FFFFFF" w:sz="8" w:space="0"/>
-          <w:left w:val="single" w:color="FFFFFF" w:sz="8" w:space="0"/>
-          <w:bottom w:val="single" w:color="FFFFFF" w:sz="8" w:space="0"/>
-          <w:right w:val="single" w:color="FFFFFF" w:sz="8" w:space="0"/>
-          <w:insideH w:val="single" w:color="FFFFFF" w:sz="8" w:space="0"/>
-          <w:insideV w:val="single" w:color="FFFFFF" w:sz="8" w:space="0"/>
-        </w:tblBorders>
-        <w:shd w:val="clear" w:color="auto" w:fill="CED7E7"/>
-        <w:tblLayout w:type="fixed"/>
-        <w:tblCellMar>
-          <w:top w:w="0" w:type="dxa"/>
-          <w:left w:w="10" w:type="dxa"/>
-          <w:bottom w:w="0" w:type="dxa"/>
-          <w:right w:w="10" w:type="dxa"/>
-        </w:tblCellMar>
-      </w:tblPr>
-      <w:tblGrid>
-        <w:gridCol w:w="9286"/>
-      </w:tblGrid>
-      <w:tr>
-        <w:tblPrEx>
-          <w:tblBorders>
-            <w:top w:val="single" w:color="FFFFFF" w:sz="8" w:space="0"/>
-            <w:left w:val="single" w:color="FFFFFF" w:sz="8" w:space="0"/>
-            <w:bottom w:val="single" w:color="FFFFFF" w:sz="8" w:space="0"/>
-            <w:right w:val="single" w:color="FFFFFF" w:sz="8" w:space="0"/>
-            <w:insideH w:val="single" w:color="FFFFFF" w:sz="8" w:space="0"/>
-            <w:insideV w:val="single" w:color="FFFFFF" w:sz="8" w:space="0"/>
-          </w:tblBorders>
-          <w:shd w:val="clear" w:color="auto" w:fill="CED7E7"/>
-          <w:tblCellMar>
-            <w:top w:w="0" w:type="dxa"/>
-            <w:left w:w="10" w:type="dxa"/>
-            <w:bottom w:w="0" w:type="dxa"/>
-            <w:right w:w="10" w:type="dxa"/>
-          </w:tblCellMar>
-        </w:tblPrEx>
-        <w:tc>
-          <w:tcPr>
-            <w:tcW w:w="9286" w:type="dxa"/>
-            <w:tcBorders>
-              <w:top w:val="single" w:color="000000" w:sz="4" w:space="0"/>
-              <w:left w:val="single" w:color="000000" w:sz="4" w:space="0"/>
-              <w:bottom w:val="single" w:color="000000" w:sz="4" w:space="0"/>
-              <w:right w:val="single" w:color="000000" w:sz="4" w:space="0"/>
-            </w:tcBorders>
-            <w:shd w:val="clear" w:color="auto" w:fill="CED7E7"/>
-            <w:tcMar>
-              <w:top w:w="80" w:type="dxa"/>
-              <w:left w:w="80" w:type="dxa"/>
-              <w:bottom w:w="80" w:type="dxa"/>
-              <w:right w:w="80" w:type="dxa"/>
-            </w:tcMar>
-          </w:tcPr>
-          <w:p>
-            <w:pPr>
-              <w:spacing w:after="160" w:line="276" w:lineRule="auto"/>
-              <w:ind w:left="400" w:hanging="400"/>
-              <w:jc w:val="left"/>
-            </w:pPr>
-            <w:r>
-              <w:rPr>
-                <w:rFonts w:ascii="Times New Roman" w:hAnsi="Times New Roman" w:eastAsia="楷体" w:cs="Times New Roman"/>
-                <w:b w:val="0"/>
-                <w:color w:val="000000"/>
-                <w:sz w:val="21"/>
-              </w:rPr>
-              <w:t>[1] THOMAS K, FILANDRIANOS G, LYMPERAIOU M, et al. “I Never Said That”: A dataset, taxonomy and baselines on response clarity classification[C]//Findings of EMNLP 2024. 2024: 5204-5233. https://aclanthology.org/2024.findings-emnlp.300/.</w:t>
-            </w:r>
-          </w:p>
-          <w:p>
-            <w:pPr>
-              <w:spacing w:after="160" w:line="276" w:lineRule="auto"/>
-              <w:ind w:left="400" w:hanging="400"/>
-              <w:jc w:val="left"/>
-            </w:pPr>
-            <w:r>
-              <w:rPr>
-                <w:rFonts w:ascii="Times New Roman" w:hAnsi="Times New Roman" w:eastAsia="楷体" w:cs="Times New Roman"/>
-                <w:b w:val="0"/>
-                <w:color w:val="000000"/>
-                <w:sz w:val="21"/>
-              </w:rPr>
-              <w:t>[2] AILSNTUA. QEvasion dataset[DB/OL]. Hugging Face. [2026-09-19]. https://huggingface.co/datasets/ailsntua/QEvasion.</w:t>
-            </w:r>
-          </w:p>
-          <w:p>
-            <w:pPr>
-              <w:spacing w:after="160" w:line="276" w:lineRule="auto"/>
-              <w:ind w:left="400" w:hanging="400"/>
-              <w:jc w:val="left"/>
-            </w:pPr>
-            <w:r>
-              <w:rPr>
-                <w:rFonts w:ascii="Times New Roman" w:hAnsi="Times New Roman" w:eastAsia="楷体" w:cs="Times New Roman"/>
-                <w:b w:val="0"/>
-                <w:color w:val="000000"/>
-                <w:sz w:val="21"/>
-              </w:rPr>
-              <w:t>[3] REIMERS N, GUREVYCH I. Sentence-BERT: Sentence Embeddings using Siamese BERT-Networks[C]//EMNLP-IJCNLP 2019. 2019: 3982-3992. https://aclanthology.org/D19-1410/.</w:t>
-            </w:r>
-          </w:p>
-          <w:p>
-            <w:pPr>
-              <w:spacing w:after="160" w:line="276" w:lineRule="auto"/>
-              <w:ind w:left="400" w:hanging="400"/>
-              <w:jc w:val="left"/>
-            </w:pPr>
-            <w:r>
-              <w:rPr>
-                <w:rFonts w:ascii="Times New Roman" w:hAnsi="Times New Roman" w:eastAsia="楷体" w:cs="Times New Roman"/>
-                <w:b w:val="0"/>
-                <w:color w:val="000000"/>
-                <w:sz w:val="21"/>
-              </w:rPr>
-              <w:t>[4] WANG L, YANG N, HUANG X, et al. Improving Text Embeddings with Large Language Models[C]//ACL 2024, Volume 1: Long Papers. 2024: 11897-11916. https://aclanthology.org/2024.acl-long.642/.</w:t>
-            </w:r>
-          </w:p>
-          <w:p>
-            <w:pPr>
-              <w:spacing w:after="160" w:line="276" w:lineRule="auto"/>
-              <w:ind w:left="400" w:hanging="400"/>
-              <w:jc w:val="left"/>
-            </w:pPr>
-            <w:r>
-              <w:rPr>
-                <w:rFonts w:ascii="Times New Roman" w:hAnsi="Times New Roman" w:eastAsia="楷体" w:cs="Times New Roman"/>
-                <w:b w:val="0"/>
-                <w:color w:val="000000"/>
-                <w:sz w:val="21"/>
-              </w:rPr>
-              <w:t>[5] WANG A, SINGH A, MICHAEL J, et al. GLUE: A Multi-Task Benchmark and Analysis Platform for Natural Language Understanding[C]//BlackboxNLP 2018. 2018: 353-355. https://aclanthology.org/W18-5446/.</w:t>
-            </w:r>
-          </w:p>
-          <w:p>
-            <w:pPr>
-              <w:spacing w:after="160" w:line="276" w:lineRule="auto"/>
-              <w:ind w:left="400" w:hanging="400"/>
-              <w:jc w:val="left"/>
-            </w:pPr>
-            <w:r>
-              <w:rPr>
-                <w:rFonts w:ascii="Times New Roman" w:hAnsi="Times New Roman" w:eastAsia="楷体" w:cs="Times New Roman"/>
-                <w:b w:val="0"/>
-                <w:color w:val="000000"/>
-                <w:sz w:val="21"/>
-              </w:rPr>
-              <w:t>[6] SENTENCE-TRANSFORMERS. all-MiniLM-L6-v2 model card[EB/OL]. Hugging Face. [2026-09-19]. https://huggingface.co/sentence-transformers/all-MiniLM-L6-v2.</w:t>
-            </w:r>
-          </w:p>
-        </w:tc>
-      </w:tr>
-    </w:tbl>
-    <w:p/>
+    <w:p>
+      <w:pPr>
+        <w:spacing w:after="80" w:line="300" w:lineRule="auto"/>
+        <w:ind w:left="300" w:hanging="300"/>
+        <w:jc w:val="left"/>
+      </w:pPr>
+      <w:r>
+        <w:rPr>
+          <w:rFonts w:ascii="Times New Roman" w:hAnsi="Times New Roman" w:eastAsia="宋体"/>
+          <w:b w:val="0"/>
+          <w:color w:val="000000"/>
+          <w:sz w:val="19"/>
+        </w:rPr>
+        <w:t>[1] THOMAS K, FILANDRIANOS G, LYMPERAIOU M, et al. “I Never Said That”: A dataset, taxonomy and baselines on response clarity classification[C]//Findings of ACL: EMNLP 2024. 2024: 5204–5233. https://aclanthology.org/2024.findings-emnlp.300/.</w:t>
+      </w:r>
+    </w:p>
+    <w:p>
+      <w:pPr>
+        <w:spacing w:after="80" w:line="300" w:lineRule="auto"/>
+        <w:ind w:left="300" w:hanging="300"/>
+        <w:jc w:val="left"/>
+      </w:pPr>
+      <w:r>
+        <w:rPr>
+          <w:rFonts w:ascii="Times New Roman" w:hAnsi="Times New Roman" w:eastAsia="宋体"/>
+          <w:b w:val="0"/>
+          <w:color w:val="000000"/>
+          <w:sz w:val="19"/>
+        </w:rPr>
+        <w:t>[2] AILSNTUA. QEvasion dataset[DB/OL]. Hugging Face. [2026-10-18]. https://huggingface.co/datasets/ailsntua/QEvasion.</w:t>
+      </w:r>
+    </w:p>
+    <w:p>
+      <w:pPr>
+        <w:spacing w:after="80" w:line="300" w:lineRule="auto"/>
+        <w:ind w:left="300" w:hanging="300"/>
+        <w:jc w:val="left"/>
+      </w:pPr>
+      <w:r>
+        <w:rPr>
+          <w:rFonts w:ascii="Times New Roman" w:hAnsi="Times New Roman" w:eastAsia="宋体"/>
+          <w:b w:val="0"/>
+          <w:color w:val="000000"/>
+          <w:sz w:val="19"/>
+        </w:rPr>
+        <w:t>[3] REIMERS N, GUREVYCH I. Sentence-BERT: Sentence Embeddings using Siamese BERT-Networks[C]//EMNLP-IJCNLP 2019. 2019: 3982–3992. https://aclanthology.org/D19-1410/.</w:t>
+      </w:r>
+    </w:p>
+    <w:p>
+      <w:pPr>
+        <w:spacing w:after="80" w:line="300" w:lineRule="auto"/>
+        <w:ind w:left="300" w:hanging="300"/>
+        <w:jc w:val="left"/>
+      </w:pPr>
+      <w:r>
+        <w:rPr>
+          <w:rFonts w:ascii="Times New Roman" w:hAnsi="Times New Roman" w:eastAsia="宋体"/>
+          <w:b w:val="0"/>
+          <w:color w:val="000000"/>
+          <w:sz w:val="19"/>
+        </w:rPr>
+        <w:t>[4] WANG L, YANG N, HUANG X, et al. Improving Text Embeddings with Large Language Models[C]//ACL 2024, Volume 1: Long Papers. 2024: 11897–11916. https://aclanthology.org/2024.acl-long.642/.</w:t>
+      </w:r>
+    </w:p>
+    <w:p>
+      <w:pPr>
+        <w:spacing w:after="80" w:line="300" w:lineRule="auto"/>
+        <w:ind w:left="300" w:hanging="300"/>
+        <w:jc w:val="left"/>
+      </w:pPr>
+      <w:r>
+        <w:rPr>
+          <w:rFonts w:ascii="Times New Roman" w:hAnsi="Times New Roman" w:eastAsia="宋体"/>
+          <w:b w:val="0"/>
+          <w:color w:val="000000"/>
+          <w:sz w:val="19"/>
+        </w:rPr>
+        <w:t>[5] WANG A, SINGH A, MICHAEL J, et al. GLUE: A Multi-Task Benchmark and Analysis Platform for Natural Language Understanding[C]//BlackboxNLP 2018. 2018: 353–355. https://aclanthology.org/W18-5446/.</w:t>
+      </w:r>
+    </w:p>
+    <w:p>
+      <w:pPr>
+        <w:spacing w:after="80" w:line="300" w:lineRule="auto"/>
+        <w:ind w:left="300" w:hanging="300"/>
+        <w:jc w:val="left"/>
+      </w:pPr>
+      <w:r>
+        <w:rPr>
+          <w:rFonts w:ascii="Times New Roman" w:hAnsi="Times New Roman" w:eastAsia="宋体"/>
+          <w:b w:val="0"/>
+          <w:color w:val="000000"/>
+          <w:sz w:val="19"/>
+        </w:rPr>
+        <w:t>[6] SENTENCE-TRANSFORMERS. all-MiniLM-L6-v2 model card[EB/OL]. Hugging Face. [2026-10-18]. https://huggingface.co/sentence-transformers/all-MiniLM-L6-v2.</w:t>
+      </w:r>
+    </w:p>
+    <w:p>
+      <w:pPr>
+        <w:spacing w:after="80" w:line="300" w:lineRule="auto"/>
+        <w:ind w:left="300" w:hanging="300"/>
+        <w:jc w:val="left"/>
+      </w:pPr>
+      <w:r>
+        <w:rPr>
+          <w:rFonts w:ascii="Times New Roman" w:hAnsi="Times New Roman" w:eastAsia="宋体"/>
+          <w:b w:val="0"/>
+          <w:color w:val="000000"/>
+          <w:sz w:val="19"/>
+        </w:rPr>
+        <w:t>[7] GLUE. QNLI official data files[DB/OL]. [2026-10-18]. https://dl.fbaipublicfiles.com/glue/data/QNLI.zip.</w:t>
+      </w:r>
+    </w:p>
+    <w:p>
+      <w:pPr>
+        <w:spacing w:line="312" w:lineRule="auto" w:after="100"/>
+      </w:pPr>
+    </w:p>
     <w:sectPr>
       <w:footerReference r:id="rId3" w:type="default"/>
       <w:pgSz w:w="11906" w:h="16838"/>
@@ -11269,7 +13097,7 @@
     <w:lsdException w:unhideWhenUsed="0" w:uiPriority="0" w:semiHidden="0" w:name="footnote text"/>
     <w:lsdException w:unhideWhenUsed="0" w:uiPriority="0" w:semiHidden="0" w:name="annotation text"/>
     <w:lsdException w:unhideWhenUsed="0" w:uiPriority="0" w:semiHidden="0" w:name="header"/>
-    <w:lsdException w:unhideWhenUsed="0" w:uiPriority="0" w:semiHidden="0" w:name="footer"/>
+    <w:lsdException w:qFormat="1" w:unhideWhenUsed="0" w:uiPriority="0" w:semiHidden="0" w:name="footer"/>
     <w:lsdException w:unhideWhenUsed="0" w:uiPriority="0" w:semiHidden="0" w:name="index heading"/>
     <w:lsdException w:qFormat="1" w:uiPriority="0" w:name="caption"/>
     <w:lsdException w:unhideWhenUsed="0" w:uiPriority="0" w:semiHidden="0" w:name="table of figures"/>
@@ -11302,7 +13130,7 @@
     <w:lsdException w:qFormat="1" w:unhideWhenUsed="0" w:uiPriority="0" w:semiHidden="0" w:name="Title"/>
     <w:lsdException w:unhideWhenUsed="0" w:uiPriority="0" w:semiHidden="0" w:name="Closing"/>
     <w:lsdException w:unhideWhenUsed="0" w:uiPriority="0" w:semiHidden="0" w:name="Signature"/>
-    <w:lsdException w:unhideWhenUsed="0" w:uiPriority="0" w:name="Default Paragraph Font"/>
+    <w:lsdException w:qFormat="1" w:unhideWhenUsed="0" w:uiPriority="0" w:name="Default Paragraph Font"/>
     <w:lsdException w:unhideWhenUsed="0" w:uiPriority="0" w:semiHidden="0" w:name="Body Text"/>
     <w:lsdException w:unhideWhenUsed="0" w:uiPriority="0" w:semiHidden="0" w:name="Body Text Indent"/>
     <w:lsdException w:unhideWhenUsed="0" w:uiPriority="0" w:semiHidden="0" w:name="List Continue"/>
@@ -11340,7 +13168,7 @@
     <w:lsdException w:unhideWhenUsed="0" w:uiPriority="0" w:semiHidden="0" w:name="HTML Sample"/>
     <w:lsdException w:unhideWhenUsed="0" w:uiPriority="0" w:semiHidden="0" w:name="HTML Typewriter"/>
     <w:lsdException w:unhideWhenUsed="0" w:uiPriority="0" w:semiHidden="0" w:name="HTML Variable"/>
-    <w:lsdException w:unhideWhenUsed="0" w:uiPriority="0" w:name="Normal Table"/>
+    <w:lsdException w:qFormat="1" w:unhideWhenUsed="0" w:uiPriority="0" w:name="Normal Table"/>
     <w:lsdException w:unhideWhenUsed="0" w:uiPriority="0" w:semiHidden="0" w:name="annotation subject"/>
     <w:lsdException w:unhideWhenUsed="0" w:uiPriority="0" w:semiHidden="0" w:name="Table Simple 1"/>
     <w:lsdException w:unhideWhenUsed="0" w:uiPriority="0" w:semiHidden="0" w:name="Table Simple 2"/>
@@ -11384,8 +13212,8 @@
     <w:lsdException w:unhideWhenUsed="0" w:uiPriority="0" w:semiHidden="0" w:name="Table Web 1"/>
     <w:lsdException w:unhideWhenUsed="0" w:uiPriority="0" w:semiHidden="0" w:name="Table Web 2"/>
     <w:lsdException w:unhideWhenUsed="0" w:uiPriority="0" w:semiHidden="0" w:name="Table Web 3"/>
-    <w:lsdException w:unhideWhenUsed="0" w:uiPriority="0" w:name="Balloon Text"/>
-    <w:lsdException w:unhideWhenUsed="0" w:uiPriority="0" w:semiHidden="0" w:name="Table Grid"/>
+    <w:lsdException w:qFormat="1" w:unhideWhenUsed="0" w:uiPriority="0" w:name="Balloon Text"/>
+    <w:lsdException w:qFormat="1" w:unhideWhenUsed="0" w:uiPriority="0" w:semiHidden="0" w:name="Table Grid"/>
     <w:lsdException w:unhideWhenUsed="0" w:uiPriority="0" w:semiHidden="0" w:name="Table Theme"/>
     <w:lsdException w:unhideWhenUsed="0" w:uiPriority="60" w:semiHidden="0" w:name="Light Shading"/>
     <w:lsdException w:unhideWhenUsed="0" w:uiPriority="61" w:semiHidden="0" w:name="Light List"/>
@@ -11505,11 +13333,13 @@
   <w:style w:type="character" w:default="1" w:styleId="7">
     <w:name w:val="Default Paragraph Font"/>
     <w:semiHidden/>
+    <w:qFormat/>
     <w:uiPriority w:val="0"/>
   </w:style>
   <w:style w:type="table" w:default="1" w:styleId="5">
     <w:name w:val="Normal Table"/>
     <w:semiHidden/>
+    <w:qFormat/>
     <w:uiPriority w:val="0"/>
     <w:tblPr>
       <w:tblCellMar>
@@ -11524,6 +13354,7 @@
     <w:name w:val="Balloon Text"/>
     <w:basedOn w:val="1"/>
     <w:semiHidden/>
+    <w:qFormat/>
     <w:uiPriority w:val="0"/>
     <w:rPr>
       <w:sz w:val="18"/>
@@ -11533,6 +13364,7 @@
   <w:style w:type="paragraph" w:styleId="3">
     <w:name w:val="footer"/>
     <w:basedOn w:val="1"/>
+    <w:qFormat/>
     <w:uiPriority w:val="0"/>
     <w:pPr>
       <w:tabs>
@@ -11570,6 +13402,7 @@
   <w:style w:type="table" w:styleId="6">
     <w:name w:val="Table Grid"/>
     <w:basedOn w:val="5"/>
+    <w:qFormat/>
     <w:uiPriority w:val="0"/>
     <w:pPr>
       <w:widowControl w:val="0"/>
@@ -11592,7 +13425,16 @@
     <w:qFormat/>
     <w:uiPriority w:val="0"/>
   </w:style>
-  <w:style w:type="paragraph" w:customStyle="1" w:styleId="9">
+  <w:style w:type="character" w:styleId="9">
+    <w:name w:val="Hyperlink"/>
+    <w:basedOn w:val="7"/>
+    <w:uiPriority w:val="0"/>
+    <w:rPr>
+      <w:color w:val="0000FF"/>
+      <w:u w:val="single"/>
+    </w:rPr>
+  </w:style>
+  <w:style w:type="paragraph" w:customStyle="1" w:styleId="10">
     <w:name w:val="正文 A"/>
     <w:qFormat/>
     <w:uiPriority w:val="0"/>
@@ -11609,7 +13451,7 @@
       <w:lang w:val="en-US" w:eastAsia="en-US" w:bidi="ar-SA"/>
     </w:rPr>
   </w:style>
-  <w:style w:type="paragraph" w:customStyle="1" w:styleId="10">
+  <w:style w:type="paragraph" w:customStyle="1" w:styleId="11">
     <w:name w:val="页脚1"/>
     <w:qFormat/>
     <w:uiPriority w:val="0"/>
@@ -11628,6 +13470,24 @@
       <w:szCs w:val="18"/>
       <w:lang w:val="en-US" w:eastAsia="zh-CN" w:bidi="ar-SA"/>
     </w:rPr>
+  </w:style>
+  <w:style w:type="paragraph" w:customStyle="1" w:styleId="Heading1">
+    <w:name w:val="heading 1"/>
+    <w:basedOn w:val="1"/>
+    <w:pPr>
+      <w:outlineLvl w:val="0"/>
+    </w:pPr>
+  </w:style>
+  <w:style w:type="paragraph" w:customStyle="1" w:styleId="Heading2">
+    <w:name w:val="heading 2"/>
+    <w:basedOn w:val="1"/>
+    <w:pPr>
+      <w:outlineLvl w:val="1"/>
+    </w:pPr>
+  </w:style>
+  <w:style w:type="paragraph" w:customStyle="1" w:styleId="Caption">
+    <w:name w:val="caption"/>
+    <w:basedOn w:val="1"/>
   </w:style>
 </w:styles>
 </file>

--- a/自然语言处理期末大作业.docx
+++ b/自然语言处理期末大作业.docx
@@ -1798,9 +1798,100 @@
           </w:tblCellMar>
         </w:tblPrEx>
         <w:trPr>
+          <w:jc w:val="center"/>
+          <w:tblHeader/>
           <w:cantSplit/>
-          <w:tblHeader/>
+        </w:trPr>
+        <w:tc>
+          <w:tcPr>
+            <w:tcW w:w="1701" w:type="dxa"/>
+            <w:vAlign w:val="center"/>
+          </w:tcPr>
+          <w:p>
+            <w:pPr>
+              <w:spacing w:before="0" w:after="0" w:line="276" w:lineRule="auto"/>
+              <w:jc w:val="center"/>
+              <w:keepNext w:val="1"/>
+              <w:keepLines w:val="1"/>
+            </w:pPr>
+            <w:r>
+              <w:rPr>
+                <w:rFonts w:ascii="Times New Roman" w:hAnsi="Times New Roman" w:eastAsia="宋体" w:cs="Times New Roman"/>
+                <w:b/>
+                <w:color w:val="000000"/>
+                <w:sz w:val="19"/>
+              </w:rPr>
+              <w:t>项目</w:t>
+            </w:r>
+          </w:p>
+        </w:tc>
+        <w:tc>
+          <w:tcPr>
+            <w:tcW w:w="3685" w:type="dxa"/>
+            <w:vAlign w:val="center"/>
+          </w:tcPr>
+          <w:p>
+            <w:pPr>
+              <w:spacing w:before="0" w:after="0" w:line="276" w:lineRule="auto"/>
+              <w:jc w:val="center"/>
+              <w:keepNext w:val="1"/>
+              <w:keepLines w:val="1"/>
+            </w:pPr>
+            <w:r>
+              <w:rPr>
+                <w:rFonts w:ascii="Times New Roman" w:hAnsi="Times New Roman" w:eastAsia="宋体" w:cs="Times New Roman"/>
+                <w:b/>
+                <w:color w:val="000000"/>
+                <w:sz w:val="19"/>
+              </w:rPr>
+              <w:t>QEvasion</w:t>
+            </w:r>
+          </w:p>
+        </w:tc>
+        <w:tc>
+          <w:tcPr>
+            <w:tcW w:w="3685" w:type="dxa"/>
+            <w:vAlign w:val="center"/>
+          </w:tcPr>
+          <w:p>
+            <w:pPr>
+              <w:spacing w:before="0" w:after="0" w:line="276" w:lineRule="auto"/>
+              <w:jc w:val="center"/>
+              <w:keepNext w:val="1"/>
+              <w:keepLines w:val="1"/>
+            </w:pPr>
+            <w:r>
+              <w:rPr>
+                <w:rFonts w:ascii="Times New Roman" w:hAnsi="Times New Roman" w:eastAsia="宋体" w:cs="Times New Roman"/>
+                <w:b/>
+                <w:color w:val="000000"/>
+                <w:sz w:val="19"/>
+              </w:rPr>
+              <w:t>QNLI</w:t>
+            </w:r>
+          </w:p>
+        </w:tc>
+      </w:tr>
+      <w:tr>
+        <w:tblPrEx>
+          <w:tblBorders>
+            <w:top w:val="single" w:color="000000" w:sz="4" w:space="0"/>
+            <w:left w:val="single" w:color="000000" w:sz="4" w:space="0"/>
+            <w:bottom w:val="single" w:color="000000" w:sz="4" w:space="0"/>
+            <w:right w:val="single" w:color="000000" w:sz="4" w:space="0"/>
+            <w:insideH w:val="single" w:color="000000" w:sz="4" w:space="0"/>
+            <w:insideV w:val="single" w:color="000000" w:sz="4" w:space="0"/>
+          </w:tblBorders>
+          <w:tblCellMar>
+            <w:top w:w="60" w:type="dxa"/>
+            <w:left w:w="75" w:type="dxa"/>
+            <w:bottom w:w="60" w:type="dxa"/>
+            <w:right w:w="75" w:type="dxa"/>
+          </w:tblCellMar>
+        </w:tblPrEx>
+        <w:trPr>
           <w:jc w:val="center"/>
+          <w:cantSplit/>
         </w:trPr>
         <w:tc>
           <w:tcPr>
@@ -1810,16 +1901,17 @@
           <w:p>
             <w:pPr>
               <w:spacing w:before="0" w:after="0" w:line="276" w:lineRule="auto"/>
-              <w:jc w:val="center"/>
-            </w:pPr>
-            <w:r>
-              <w:rPr>
-                <w:rFonts w:ascii="Times New Roman" w:hAnsi="Times New Roman" w:eastAsia="宋体" w:cs="Times New Roman"/>
-                <w:b/>
-                <w:color w:val="000000"/>
-                <w:sz w:val="19"/>
-              </w:rPr>
-              <w:t>项目</w:t>
+              <w:jc w:val="left"/>
+              <w:keepNext w:val="0"/>
+            </w:pPr>
+            <w:r>
+              <w:rPr>
+                <w:rFonts w:ascii="Times New Roman" w:hAnsi="Times New Roman" w:eastAsia="宋体" w:cs="Times New Roman"/>
+                <w:b w:val="0"/>
+                <w:color w:val="000000"/>
+                <w:sz w:val="19"/>
+              </w:rPr>
+              <w:t>第一段文本</w:t>
             </w:r>
           </w:p>
         </w:tc>
@@ -1832,15 +1924,16 @@
             <w:pPr>
               <w:spacing w:before="0" w:after="0" w:line="276" w:lineRule="auto"/>
               <w:jc w:val="center"/>
-            </w:pPr>
-            <w:r>
-              <w:rPr>
-                <w:rFonts w:ascii="Times New Roman" w:hAnsi="Times New Roman" w:eastAsia="宋体" w:cs="Times New Roman"/>
-                <w:b/>
-                <w:color w:val="000000"/>
-                <w:sz w:val="19"/>
-              </w:rPr>
-              <w:t>QEvasion</w:t>
+              <w:keepNext w:val="0"/>
+            </w:pPr>
+            <w:r>
+              <w:rPr>
+                <w:rFonts w:ascii="Times New Roman" w:hAnsi="Times New Roman" w:eastAsia="宋体" w:cs="Times New Roman"/>
+                <w:b w:val="0"/>
+                <w:color w:val="000000"/>
+                <w:sz w:val="19"/>
+              </w:rPr>
+              <w:t>目标子问题 question</w:t>
             </w:r>
           </w:p>
         </w:tc>
@@ -1853,15 +1946,16 @@
             <w:pPr>
               <w:spacing w:before="0" w:after="0" w:line="276" w:lineRule="auto"/>
               <w:jc w:val="center"/>
-            </w:pPr>
-            <w:r>
-              <w:rPr>
-                <w:rFonts w:ascii="Times New Roman" w:hAnsi="Times New Roman" w:eastAsia="宋体" w:cs="Times New Roman"/>
-                <w:b/>
-                <w:color w:val="000000"/>
-                <w:sz w:val="19"/>
-              </w:rPr>
-              <w:t>QNLI</w:t>
+              <w:keepNext w:val="0"/>
+            </w:pPr>
+            <w:r>
+              <w:rPr>
+                <w:rFonts w:ascii="Times New Roman" w:hAnsi="Times New Roman" w:eastAsia="宋体" w:cs="Times New Roman"/>
+                <w:b w:val="0"/>
+                <w:color w:val="000000"/>
+                <w:sz w:val="19"/>
+              </w:rPr>
+              <w:t>问题 question</w:t>
             </w:r>
           </w:p>
         </w:tc>
@@ -1904,7 +1998,7 @@
                 <w:color w:val="000000"/>
                 <w:sz w:val="19"/>
               </w:rPr>
-              <w:t>第一段文本</w:t>
+              <w:t>第二段文本</w:t>
             </w:r>
           </w:p>
         </w:tc>
@@ -1925,7 +2019,7 @@
                 <w:color w:val="000000"/>
                 <w:sz w:val="19"/>
               </w:rPr>
-              <w:t>目标子问题 question</w:t>
+              <w:t>完整回答 interview_answer</w:t>
             </w:r>
           </w:p>
         </w:tc>
@@ -1946,7 +2040,7 @@
                 <w:color w:val="000000"/>
                 <w:sz w:val="19"/>
               </w:rPr>
-              <w:t>问题 question</w:t>
+              <w:t>候选句子 sentence</w:t>
             </w:r>
           </w:p>
         </w:tc>
@@ -1989,7 +2083,7 @@
                 <w:color w:val="000000"/>
                 <w:sz w:val="19"/>
               </w:rPr>
-              <w:t>第二段文本</w:t>
+              <w:t>输出</w:t>
             </w:r>
           </w:p>
         </w:tc>
@@ -2010,7 +2104,7 @@
                 <w:color w:val="000000"/>
                 <w:sz w:val="19"/>
               </w:rPr>
-              <w:t>完整回答 interview_answer</w:t>
+              <w:t>明确回答／模糊回答／明确不回答</w:t>
             </w:r>
           </w:p>
         </w:tc>
@@ -2031,7 +2125,7 @@
                 <w:color w:val="000000"/>
                 <w:sz w:val="19"/>
               </w:rPr>
-              <w:t>候选句子 sentence</w:t>
+              <w:t>包含答案／不包含答案</w:t>
             </w:r>
           </w:p>
         </w:tc>
@@ -2074,91 +2168,6 @@
                 <w:color w:val="000000"/>
                 <w:sz w:val="19"/>
               </w:rPr>
-              <w:t>输出</w:t>
-            </w:r>
-          </w:p>
-        </w:tc>
-        <w:tc>
-          <w:tcPr>
-            <w:tcW w:w="3685" w:type="dxa"/>
-            <w:vAlign w:val="center"/>
-          </w:tcPr>
-          <w:p>
-            <w:pPr>
-              <w:spacing w:before="0" w:after="0" w:line="276" w:lineRule="auto"/>
-              <w:jc w:val="center"/>
-            </w:pPr>
-            <w:r>
-              <w:rPr>
-                <w:rFonts w:ascii="Times New Roman" w:hAnsi="Times New Roman" w:eastAsia="宋体" w:cs="Times New Roman"/>
-                <w:b w:val="0"/>
-                <w:color w:val="000000"/>
-                <w:sz w:val="19"/>
-              </w:rPr>
-              <w:t>明确回答／模糊回答／明确不回答</w:t>
-            </w:r>
-          </w:p>
-        </w:tc>
-        <w:tc>
-          <w:tcPr>
-            <w:tcW w:w="3685" w:type="dxa"/>
-            <w:vAlign w:val="center"/>
-          </w:tcPr>
-          <w:p>
-            <w:pPr>
-              <w:spacing w:before="0" w:after="0" w:line="276" w:lineRule="auto"/>
-              <w:jc w:val="center"/>
-            </w:pPr>
-            <w:r>
-              <w:rPr>
-                <w:rFonts w:ascii="Times New Roman" w:hAnsi="Times New Roman" w:eastAsia="宋体" w:cs="Times New Roman"/>
-                <w:b w:val="0"/>
-                <w:color w:val="000000"/>
-                <w:sz w:val="19"/>
-              </w:rPr>
-              <w:t>包含答案／不包含答案</w:t>
-            </w:r>
-          </w:p>
-        </w:tc>
-      </w:tr>
-      <w:tr>
-        <w:tblPrEx>
-          <w:tblBorders>
-            <w:top w:val="single" w:color="000000" w:sz="4" w:space="0"/>
-            <w:left w:val="single" w:color="000000" w:sz="4" w:space="0"/>
-            <w:bottom w:val="single" w:color="000000" w:sz="4" w:space="0"/>
-            <w:right w:val="single" w:color="000000" w:sz="4" w:space="0"/>
-            <w:insideH w:val="single" w:color="000000" w:sz="4" w:space="0"/>
-            <w:insideV w:val="single" w:color="000000" w:sz="4" w:space="0"/>
-          </w:tblBorders>
-          <w:tblCellMar>
-            <w:top w:w="60" w:type="dxa"/>
-            <w:left w:w="75" w:type="dxa"/>
-            <w:bottom w:w="60" w:type="dxa"/>
-            <w:right w:w="75" w:type="dxa"/>
-          </w:tblCellMar>
-        </w:tblPrEx>
-        <w:trPr>
-          <w:cantSplit/>
-          <w:jc w:val="center"/>
-        </w:trPr>
-        <w:tc>
-          <w:tcPr>
-            <w:tcW w:w="1701" w:type="dxa"/>
-            <w:vAlign w:val="center"/>
-          </w:tcPr>
-          <w:p>
-            <w:pPr>
-              <w:spacing w:before="0" w:after="0" w:line="276" w:lineRule="auto"/>
-              <w:jc w:val="left"/>
-            </w:pPr>
-            <w:r>
-              <w:rPr>
-                <w:rFonts w:ascii="Times New Roman" w:hAnsi="Times New Roman" w:eastAsia="宋体" w:cs="Times New Roman"/>
-                <w:b w:val="0"/>
-                <w:color w:val="000000"/>
-                <w:sz w:val="19"/>
-              </w:rPr>
               <w:t>主要判断</w:t>
             </w:r>
           </w:p>
@@ -2291,6 +2300,23 @@
           <w:sz w:val="21"/>
         </w:rPr>
         <w:t>研究问题三分为数据审计与模型对照：首先核查训练集九类策略到三类清晰度的映射；再比较固定表示下直接三分类与九分类汇总。映射一致只说明数据标注自洽，不能代替模型检验。层级收益由固定分组留出与官方测试的预测比较回答，不预设细粒度监督必然更优。</w:t>
+      </w:r>
+    </w:p>
+    <w:p>
+      <w:pPr>
+        <w:pStyle w:val="10"/>
+        <w:widowControl/>
+        <w:spacing w:before="0" w:after="80" w:line="312" w:lineRule="auto"/>
+        <w:ind w:firstLine="480"/>
+      </w:pPr>
+      <w:r>
+        <w:rPr>
+          <w:rFonts w:ascii="Times New Roman" w:hAnsi="Times New Roman" w:eastAsia="宋体"/>
+          <w:b w:val="0"/>
+          <w:color w:val="000000"/>
+          <w:sz w:val="21"/>
+        </w:rPr>
+        <w:t>标签审计与模型收益回答不同问题。以明确拒答为例，细标签归入明确不回答，只能说明映射符合标注定义；若细分类器把拒答误判为部分回答，向上汇总仍会把它归入模糊类，映射本身正确也无法挽回预测错误。细粒度监督还会把原本同属粗类的样本分散到不同子类，使分类器需要学习更细的边界。当某些策略的表达相近、样本有限或概率缺少校准时，增加监督类别未必带来更可靠的粗分类。因此，审计应核对标签取值、映射覆盖与逐条一致性；收益检验则应固定表示和划分，比较最终预测及各类错误。前者通过是解释实验的基础条件，不是模型改进的证据。反过来，某种训练与汇总设置未获益，也只能约束该实现的结论，不能否定层级标签作为分析工具的价值。</w:t>
       </w:r>
     </w:p>
     <w:p>
@@ -2653,8 +2679,8 @@
       </w:tblGrid>
       <w:tr>
         <w:trPr>
+          <w:tblHeader/>
           <w:cantSplit/>
-          <w:tblHeader/>
         </w:trPr>
         <w:tc>
           <w:tcPr>
@@ -2665,6 +2691,8 @@
           <w:p>
             <w:pPr>
               <w:spacing w:after="60" w:line="252" w:lineRule="auto" w:before="60"/>
+              <w:keepNext w:val="1"/>
+              <w:keepLines w:val="1"/>
             </w:pPr>
             <w:r>
               <w:rPr>
@@ -2686,6 +2714,8 @@
           <w:p>
             <w:pPr>
               <w:spacing w:after="60" w:line="252" w:lineRule="auto" w:before="60"/>
+              <w:keepNext w:val="1"/>
+              <w:keepLines w:val="1"/>
             </w:pPr>
             <w:r>
               <w:rPr>
@@ -2707,6 +2737,8 @@
           <w:p>
             <w:pPr>
               <w:spacing w:after="60" w:line="252" w:lineRule="auto" w:before="60"/>
+              <w:keepNext w:val="1"/>
+              <w:keepLines w:val="1"/>
             </w:pPr>
             <w:r>
               <w:rPr>
@@ -2728,6 +2760,8 @@
           <w:p>
             <w:pPr>
               <w:spacing w:after="60" w:line="252" w:lineRule="auto" w:before="60"/>
+              <w:keepNext w:val="1"/>
+              <w:keepLines w:val="1"/>
             </w:pPr>
             <w:r>
               <w:rPr>
@@ -2754,6 +2788,7 @@
           <w:p>
             <w:pPr>
               <w:spacing w:after="60" w:line="252" w:lineRule="auto" w:before="60"/>
+              <w:keepNext w:val="0"/>
             </w:pPr>
             <w:r>
               <w:rPr>
@@ -2775,6 +2810,7 @@
           <w:p>
             <w:pPr>
               <w:spacing w:after="60" w:line="252" w:lineRule="auto" w:before="60"/>
+              <w:keepNext w:val="0"/>
             </w:pPr>
             <w:r>
               <w:rPr>
@@ -2796,6 +2832,7 @@
           <w:p>
             <w:pPr>
               <w:spacing w:after="60" w:line="252" w:lineRule="auto" w:before="60"/>
+              <w:keepNext w:val="0"/>
             </w:pPr>
             <w:r>
               <w:rPr>
@@ -2817,6 +2854,7 @@
           <w:p>
             <w:pPr>
               <w:spacing w:after="60" w:line="252" w:lineRule="auto" w:before="60"/>
+              <w:keepNext w:val="0"/>
             </w:pPr>
             <w:r>
               <w:rPr>
@@ -3138,8 +3176,8 @@
       </w:tblGrid>
       <w:tr>
         <w:trPr>
+          <w:tblHeader/>
           <w:cantSplit/>
-          <w:tblHeader/>
         </w:trPr>
         <w:tc>
           <w:tcPr>
@@ -3150,6 +3188,8 @@
           <w:p>
             <w:pPr>
               <w:spacing w:after="60" w:line="252" w:lineRule="auto" w:before="60"/>
+              <w:keepNext w:val="1"/>
+              <w:keepLines w:val="1"/>
             </w:pPr>
             <w:r>
               <w:rPr>
@@ -3171,6 +3211,8 @@
           <w:p>
             <w:pPr>
               <w:spacing w:after="60" w:line="252" w:lineRule="auto" w:before="60"/>
+              <w:keepNext w:val="1"/>
+              <w:keepLines w:val="1"/>
             </w:pPr>
             <w:r>
               <w:rPr>
@@ -3192,6 +3234,8 @@
           <w:p>
             <w:pPr>
               <w:spacing w:after="60" w:line="252" w:lineRule="auto" w:before="60"/>
+              <w:keepNext w:val="1"/>
+              <w:keepLines w:val="1"/>
             </w:pPr>
             <w:r>
               <w:rPr>
@@ -3213,6 +3257,8 @@
           <w:p>
             <w:pPr>
               <w:spacing w:after="60" w:line="252" w:lineRule="auto" w:before="60"/>
+              <w:keepNext w:val="1"/>
+              <w:keepLines w:val="1"/>
             </w:pPr>
             <w:r>
               <w:rPr>
@@ -3239,6 +3285,7 @@
           <w:p>
             <w:pPr>
               <w:spacing w:after="60" w:line="252" w:lineRule="auto" w:before="60"/>
+              <w:keepNext w:val="0"/>
             </w:pPr>
             <w:r>
               <w:rPr>
@@ -3260,6 +3307,7 @@
           <w:p>
             <w:pPr>
               <w:spacing w:after="60" w:line="252" w:lineRule="auto" w:before="60"/>
+              <w:keepNext w:val="0"/>
             </w:pPr>
             <w:r>
               <w:rPr>
@@ -3281,6 +3329,7 @@
           <w:p>
             <w:pPr>
               <w:spacing w:after="60" w:line="252" w:lineRule="auto" w:before="60"/>
+              <w:keepNext w:val="0"/>
             </w:pPr>
             <w:r>
               <w:rPr>
@@ -3302,6 +3351,7 @@
           <w:p>
             <w:pPr>
               <w:spacing w:after="60" w:line="252" w:lineRule="auto" w:before="60"/>
+              <w:keepNext w:val="0"/>
             </w:pPr>
             <w:r>
               <w:rPr>
@@ -3631,9 +3681,9 @@
           </w:tblCellMar>
         </w:tblPrEx>
         <w:trPr>
+          <w:jc w:val="center"/>
+          <w:tblHeader/>
           <w:cantSplit/>
-          <w:tblHeader/>
-          <w:jc w:val="center"/>
         </w:trPr>
         <w:tc>
           <w:tcPr>
@@ -3644,6 +3694,8 @@
             <w:pPr>
               <w:spacing w:before="0" w:after="0" w:line="276" w:lineRule="auto"/>
               <w:jc w:val="center"/>
+              <w:keepNext w:val="1"/>
+              <w:keepLines w:val="1"/>
             </w:pPr>
             <w:r>
               <w:rPr>
@@ -3665,6 +3717,8 @@
             <w:pPr>
               <w:spacing w:before="0" w:after="0" w:line="276" w:lineRule="auto"/>
               <w:jc w:val="center"/>
+              <w:keepNext w:val="1"/>
+              <w:keepLines w:val="1"/>
             </w:pPr>
             <w:r>
               <w:rPr>
@@ -3686,6 +3740,8 @@
             <w:pPr>
               <w:spacing w:before="0" w:after="0" w:line="276" w:lineRule="auto"/>
               <w:jc w:val="center"/>
+              <w:keepNext w:val="1"/>
+              <w:keepLines w:val="1"/>
             </w:pPr>
             <w:r>
               <w:rPr>
@@ -3717,8 +3773,8 @@
           </w:tblCellMar>
         </w:tblPrEx>
         <w:trPr>
+          <w:jc w:val="center"/>
           <w:cantSplit/>
-          <w:jc w:val="center"/>
         </w:trPr>
         <w:tc>
           <w:tcPr>
@@ -3729,6 +3785,7 @@
             <w:pPr>
               <w:spacing w:before="0" w:after="0" w:line="276" w:lineRule="auto"/>
               <w:jc w:val="left"/>
+              <w:keepNext w:val="0"/>
             </w:pPr>
             <w:r>
               <w:rPr>
@@ -3750,6 +3807,7 @@
             <w:pPr>
               <w:spacing w:before="0" w:after="0" w:line="276" w:lineRule="auto"/>
               <w:jc w:val="center"/>
+              <w:keepNext w:val="0"/>
             </w:pPr>
             <w:r>
               <w:rPr>
@@ -3771,6 +3829,7 @@
             <w:pPr>
               <w:spacing w:before="0" w:after="0" w:line="276" w:lineRule="auto"/>
               <w:jc w:val="center"/>
+              <w:keepNext w:val="0"/>
             </w:pPr>
             <w:r>
               <w:rPr>
@@ -4168,9 +4227,9 @@
           </w:tblCellMar>
         </w:tblPrEx>
         <w:trPr>
+          <w:jc w:val="center"/>
+          <w:tblHeader/>
           <w:cantSplit/>
-          <w:tblHeader/>
-          <w:jc w:val="center"/>
         </w:trPr>
         <w:tc>
           <w:tcPr>
@@ -4181,6 +4240,8 @@
             <w:pPr>
               <w:spacing w:before="0" w:after="0" w:line="276" w:lineRule="auto"/>
               <w:jc w:val="center"/>
+              <w:keepNext w:val="1"/>
+              <w:keepLines w:val="1"/>
             </w:pPr>
             <w:r>
               <w:rPr>
@@ -4202,6 +4263,8 @@
             <w:pPr>
               <w:spacing w:before="0" w:after="0" w:line="276" w:lineRule="auto"/>
               <w:jc w:val="center"/>
+              <w:keepNext w:val="1"/>
+              <w:keepLines w:val="1"/>
             </w:pPr>
             <w:r>
               <w:rPr>
@@ -4223,6 +4286,8 @@
             <w:pPr>
               <w:spacing w:before="0" w:after="0" w:line="276" w:lineRule="auto"/>
               <w:jc w:val="center"/>
+              <w:keepNext w:val="1"/>
+              <w:keepLines w:val="1"/>
             </w:pPr>
             <w:r>
               <w:rPr>
@@ -4254,8 +4319,8 @@
           </w:tblCellMar>
         </w:tblPrEx>
         <w:trPr>
+          <w:jc w:val="center"/>
           <w:cantSplit/>
-          <w:jc w:val="center"/>
         </w:trPr>
         <w:tc>
           <w:tcPr>
@@ -4266,6 +4331,7 @@
             <w:pPr>
               <w:spacing w:before="0" w:after="0" w:line="276" w:lineRule="auto"/>
               <w:jc w:val="left"/>
+              <w:keepNext w:val="0"/>
             </w:pPr>
             <w:r>
               <w:rPr>
@@ -4287,6 +4353,7 @@
             <w:pPr>
               <w:spacing w:before="0" w:after="0" w:line="276" w:lineRule="auto"/>
               <w:jc w:val="center"/>
+              <w:keepNext w:val="0"/>
             </w:pPr>
             <w:r>
               <w:rPr>
@@ -4308,6 +4375,7 @@
             <w:pPr>
               <w:spacing w:before="0" w:after="0" w:line="276" w:lineRule="auto"/>
               <w:jc w:val="center"/>
+              <w:keepNext w:val="0"/>
             </w:pPr>
             <w:r>
               <w:rPr>
@@ -4844,9 +4912,9 @@
           </w:tblCellMar>
         </w:tblPrEx>
         <w:trPr>
+          <w:jc w:val="center"/>
+          <w:tblHeader/>
           <w:cantSplit/>
-          <w:tblHeader/>
-          <w:jc w:val="center"/>
         </w:trPr>
         <w:tc>
           <w:tcPr>
@@ -4857,6 +4925,8 @@
             <w:pPr>
               <w:spacing w:before="0" w:after="0" w:line="276" w:lineRule="auto"/>
               <w:jc w:val="center"/>
+              <w:keepNext w:val="1"/>
+              <w:keepLines w:val="1"/>
             </w:pPr>
             <w:r>
               <w:rPr>
@@ -4878,6 +4948,8 @@
             <w:pPr>
               <w:spacing w:before="0" w:after="0" w:line="276" w:lineRule="auto"/>
               <w:jc w:val="center"/>
+              <w:keepNext w:val="1"/>
+              <w:keepLines w:val="1"/>
             </w:pPr>
             <w:r>
               <w:rPr>
@@ -4909,8 +4981,8 @@
           </w:tblCellMar>
         </w:tblPrEx>
         <w:trPr>
+          <w:jc w:val="center"/>
           <w:cantSplit/>
-          <w:jc w:val="center"/>
         </w:trPr>
         <w:tc>
           <w:tcPr>
@@ -4921,6 +4993,7 @@
             <w:pPr>
               <w:spacing w:before="0" w:after="0" w:line="276" w:lineRule="auto"/>
               <w:jc w:val="left"/>
+              <w:keepNext w:val="0"/>
             </w:pPr>
             <w:r>
               <w:rPr>
@@ -4942,6 +5015,7 @@
             <w:pPr>
               <w:spacing w:before="0" w:after="0" w:line="276" w:lineRule="auto"/>
               <w:jc w:val="center"/>
+              <w:keepNext w:val="0"/>
             </w:pPr>
             <w:r>
               <w:rPr>
@@ -5312,9 +5386,9 @@
           </w:tblCellMar>
         </w:tblPrEx>
         <w:trPr>
+          <w:jc w:val="center"/>
+          <w:tblHeader/>
           <w:cantSplit/>
-          <w:tblHeader/>
-          <w:jc w:val="center"/>
         </w:trPr>
         <w:tc>
           <w:tcPr>
@@ -5325,6 +5399,8 @@
             <w:pPr>
               <w:spacing w:before="0" w:after="0" w:line="276" w:lineRule="auto"/>
               <w:jc w:val="center"/>
+              <w:keepNext w:val="1"/>
+              <w:keepLines w:val="1"/>
             </w:pPr>
             <w:r>
               <w:rPr>
@@ -5346,6 +5422,8 @@
             <w:pPr>
               <w:spacing w:before="0" w:after="0" w:line="276" w:lineRule="auto"/>
               <w:jc w:val="center"/>
+              <w:keepNext w:val="1"/>
+              <w:keepLines w:val="1"/>
             </w:pPr>
             <w:r>
               <w:rPr>
@@ -5367,6 +5445,8 @@
             <w:pPr>
               <w:spacing w:before="0" w:after="0" w:line="276" w:lineRule="auto"/>
               <w:jc w:val="center"/>
+              <w:keepNext w:val="1"/>
+              <w:keepLines w:val="1"/>
             </w:pPr>
             <w:r>
               <w:rPr>
@@ -5388,6 +5468,8 @@
             <w:pPr>
               <w:spacing w:before="0" w:after="0" w:line="276" w:lineRule="auto"/>
               <w:jc w:val="center"/>
+              <w:keepNext w:val="1"/>
+              <w:keepLines w:val="1"/>
             </w:pPr>
             <w:r>
               <w:rPr>
@@ -5409,6 +5491,8 @@
             <w:pPr>
               <w:spacing w:before="0" w:after="0" w:line="276" w:lineRule="auto"/>
               <w:jc w:val="center"/>
+              <w:keepNext w:val="1"/>
+              <w:keepLines w:val="1"/>
             </w:pPr>
             <w:r>
               <w:rPr>
@@ -5440,8 +5524,8 @@
           </w:tblCellMar>
         </w:tblPrEx>
         <w:trPr>
+          <w:jc w:val="center"/>
           <w:cantSplit/>
-          <w:jc w:val="center"/>
         </w:trPr>
         <w:tc>
           <w:tcPr>
@@ -5452,6 +5536,7 @@
             <w:pPr>
               <w:spacing w:before="0" w:after="0" w:line="276" w:lineRule="auto"/>
               <w:jc w:val="left"/>
+              <w:keepNext w:val="0"/>
             </w:pPr>
             <w:r>
               <w:rPr>
@@ -5473,6 +5558,7 @@
             <w:pPr>
               <w:spacing w:before="0" w:after="0" w:line="276" w:lineRule="auto"/>
               <w:jc w:val="center"/>
+              <w:keepNext w:val="0"/>
             </w:pPr>
             <w:r>
               <w:rPr>
@@ -5494,6 +5580,7 @@
             <w:pPr>
               <w:spacing w:before="0" w:after="0" w:line="276" w:lineRule="auto"/>
               <w:jc w:val="center"/>
+              <w:keepNext w:val="0"/>
             </w:pPr>
             <w:r>
               <w:rPr>
@@ -5515,6 +5602,7 @@
             <w:pPr>
               <w:spacing w:before="0" w:after="0" w:line="276" w:lineRule="auto"/>
               <w:jc w:val="center"/>
+              <w:keepNext w:val="0"/>
             </w:pPr>
             <w:r>
               <w:rPr>
@@ -5536,6 +5624,7 @@
             <w:pPr>
               <w:spacing w:before="0" w:after="0" w:line="276" w:lineRule="auto"/>
               <w:jc w:val="center"/>
+              <w:keepNext w:val="0"/>
             </w:pPr>
             <w:r>
               <w:rPr>
@@ -6193,9 +6282,9 @@
           </w:tblCellMar>
         </w:tblPrEx>
         <w:trPr>
+          <w:jc w:val="center"/>
+          <w:tblHeader/>
           <w:cantSplit/>
-          <w:tblHeader/>
-          <w:jc w:val="center"/>
         </w:trPr>
         <w:tc>
           <w:tcPr>
@@ -6206,6 +6295,8 @@
             <w:pPr>
               <w:spacing w:before="0" w:after="0" w:line="276" w:lineRule="auto"/>
               <w:jc w:val="center"/>
+              <w:keepNext w:val="1"/>
+              <w:keepLines w:val="1"/>
             </w:pPr>
             <w:r>
               <w:rPr>
@@ -6227,6 +6318,8 @@
             <w:pPr>
               <w:spacing w:before="0" w:after="0" w:line="276" w:lineRule="auto"/>
               <w:jc w:val="center"/>
+              <w:keepNext w:val="1"/>
+              <w:keepLines w:val="1"/>
             </w:pPr>
             <w:r>
               <w:rPr>
@@ -6248,6 +6341,8 @@
             <w:pPr>
               <w:spacing w:before="0" w:after="0" w:line="276" w:lineRule="auto"/>
               <w:jc w:val="center"/>
+              <w:keepNext w:val="1"/>
+              <w:keepLines w:val="1"/>
             </w:pPr>
             <w:r>
               <w:rPr>
@@ -6269,6 +6364,8 @@
             <w:pPr>
               <w:spacing w:before="0" w:after="0" w:line="276" w:lineRule="auto"/>
               <w:jc w:val="center"/>
+              <w:keepNext w:val="1"/>
+              <w:keepLines w:val="1"/>
             </w:pPr>
             <w:r>
               <w:rPr>
@@ -6290,6 +6387,8 @@
             <w:pPr>
               <w:spacing w:before="0" w:after="0" w:line="276" w:lineRule="auto"/>
               <w:jc w:val="center"/>
+              <w:keepNext w:val="1"/>
+              <w:keepLines w:val="1"/>
             </w:pPr>
             <w:r>
               <w:rPr>
@@ -6321,8 +6420,8 @@
           </w:tblCellMar>
         </w:tblPrEx>
         <w:trPr>
+          <w:jc w:val="center"/>
           <w:cantSplit/>
-          <w:jc w:val="center"/>
         </w:trPr>
         <w:tc>
           <w:tcPr>
@@ -6333,6 +6432,7 @@
             <w:pPr>
               <w:spacing w:before="0" w:after="0" w:line="276" w:lineRule="auto"/>
               <w:jc w:val="left"/>
+              <w:keepNext w:val="0"/>
             </w:pPr>
             <w:r>
               <w:rPr>
@@ -6354,6 +6454,7 @@
             <w:pPr>
               <w:spacing w:before="0" w:after="0" w:line="276" w:lineRule="auto"/>
               <w:jc w:val="center"/>
+              <w:keepNext w:val="0"/>
             </w:pPr>
             <w:r>
               <w:rPr>
@@ -6375,6 +6476,7 @@
             <w:pPr>
               <w:spacing w:before="0" w:after="0" w:line="276" w:lineRule="auto"/>
               <w:jc w:val="center"/>
+              <w:keepNext w:val="0"/>
             </w:pPr>
             <w:r>
               <w:rPr>
@@ -6396,6 +6498,7 @@
             <w:pPr>
               <w:spacing w:before="0" w:after="0" w:line="276" w:lineRule="auto"/>
               <w:jc w:val="center"/>
+              <w:keepNext w:val="0"/>
             </w:pPr>
             <w:r>
               <w:rPr>
@@ -6417,6 +6520,7 @@
             <w:pPr>
               <w:spacing w:before="0" w:after="0" w:line="276" w:lineRule="auto"/>
               <w:jc w:val="center"/>
+              <w:keepNext w:val="0"/>
             </w:pPr>
             <w:r>
               <w:rPr>
@@ -6841,8 +6945,8 @@
       </w:tblGrid>
       <w:tr>
         <w:trPr>
+          <w:tblHeader/>
           <w:cantSplit/>
-          <w:tblHeader/>
         </w:trPr>
         <w:tc>
           <w:tcPr>
@@ -6853,6 +6957,8 @@
           <w:p>
             <w:pPr>
               <w:spacing w:after="60" w:line="252" w:lineRule="auto" w:before="60"/>
+              <w:keepNext w:val="1"/>
+              <w:keepLines w:val="1"/>
             </w:pPr>
             <w:r>
               <w:rPr>
@@ -6874,6 +6980,8 @@
           <w:p>
             <w:pPr>
               <w:spacing w:after="60" w:line="252" w:lineRule="auto" w:before="60"/>
+              <w:keepNext w:val="1"/>
+              <w:keepLines w:val="1"/>
             </w:pPr>
             <w:r>
               <w:rPr>
@@ -6895,6 +7003,8 @@
           <w:p>
             <w:pPr>
               <w:spacing w:after="60" w:line="252" w:lineRule="auto" w:before="60"/>
+              <w:keepNext w:val="1"/>
+              <w:keepLines w:val="1"/>
             </w:pPr>
             <w:r>
               <w:rPr>
@@ -6916,6 +7026,8 @@
           <w:p>
             <w:pPr>
               <w:spacing w:after="60" w:line="252" w:lineRule="auto" w:before="60"/>
+              <w:keepNext w:val="1"/>
+              <w:keepLines w:val="1"/>
             </w:pPr>
             <w:r>
               <w:rPr>
@@ -6942,6 +7054,7 @@
           <w:p>
             <w:pPr>
               <w:spacing w:after="60" w:line="252" w:lineRule="auto" w:before="60"/>
+              <w:keepNext w:val="0"/>
             </w:pPr>
             <w:r>
               <w:rPr>
@@ -6963,6 +7076,7 @@
           <w:p>
             <w:pPr>
               <w:spacing w:after="60" w:line="252" w:lineRule="auto" w:before="60"/>
+              <w:keepNext w:val="0"/>
             </w:pPr>
             <w:r>
               <w:rPr>
@@ -6984,6 +7098,7 @@
           <w:p>
             <w:pPr>
               <w:spacing w:after="60" w:line="252" w:lineRule="auto" w:before="60"/>
+              <w:keepNext w:val="0"/>
             </w:pPr>
             <w:r>
               <w:rPr>
@@ -7005,6 +7120,7 @@
           <w:p>
             <w:pPr>
               <w:spacing w:after="60" w:line="252" w:lineRule="auto" w:before="60"/>
+              <w:keepNext w:val="0"/>
             </w:pPr>
             <w:r>
               <w:rPr>
@@ -7289,9 +7405,9 @@
           </w:tblCellMar>
         </w:tblPrEx>
         <w:trPr>
+          <w:jc w:val="center"/>
+          <w:tblHeader/>
           <w:cantSplit/>
-          <w:tblHeader/>
-          <w:jc w:val="center"/>
         </w:trPr>
         <w:tc>
           <w:tcPr>
@@ -7302,6 +7418,8 @@
             <w:pPr>
               <w:spacing w:before="0" w:after="0" w:line="276" w:lineRule="auto"/>
               <w:jc w:val="center"/>
+              <w:keepNext w:val="1"/>
+              <w:keepLines w:val="1"/>
             </w:pPr>
             <w:r>
               <w:rPr>
@@ -7323,6 +7441,8 @@
             <w:pPr>
               <w:spacing w:before="0" w:after="0" w:line="276" w:lineRule="auto"/>
               <w:jc w:val="center"/>
+              <w:keepNext w:val="1"/>
+              <w:keepLines w:val="1"/>
             </w:pPr>
             <w:r>
               <w:rPr>
@@ -7344,6 +7464,8 @@
             <w:pPr>
               <w:spacing w:before="0" w:after="0" w:line="276" w:lineRule="auto"/>
               <w:jc w:val="center"/>
+              <w:keepNext w:val="1"/>
+              <w:keepLines w:val="1"/>
             </w:pPr>
             <w:r>
               <w:rPr>
@@ -7365,6 +7487,8 @@
             <w:pPr>
               <w:spacing w:before="0" w:after="0" w:line="276" w:lineRule="auto"/>
               <w:jc w:val="center"/>
+              <w:keepNext w:val="1"/>
+              <w:keepLines w:val="1"/>
             </w:pPr>
             <w:r>
               <w:rPr>
@@ -7386,6 +7510,8 @@
             <w:pPr>
               <w:spacing w:before="0" w:after="0" w:line="276" w:lineRule="auto"/>
               <w:jc w:val="center"/>
+              <w:keepNext w:val="1"/>
+              <w:keepLines w:val="1"/>
             </w:pPr>
             <w:r>
               <w:rPr>
@@ -7407,6 +7533,8 @@
             <w:pPr>
               <w:spacing w:before="0" w:after="0" w:line="276" w:lineRule="auto"/>
               <w:jc w:val="center"/>
+              <w:keepNext w:val="1"/>
+              <w:keepLines w:val="1"/>
             </w:pPr>
             <w:r>
               <w:rPr>
@@ -7438,8 +7566,8 @@
           </w:tblCellMar>
         </w:tblPrEx>
         <w:trPr>
+          <w:jc w:val="center"/>
           <w:cantSplit/>
-          <w:jc w:val="center"/>
         </w:trPr>
         <w:tc>
           <w:tcPr>
@@ -7450,6 +7578,7 @@
             <w:pPr>
               <w:spacing w:before="0" w:after="0" w:line="276" w:lineRule="auto"/>
               <w:jc w:val="left"/>
+              <w:keepNext w:val="0"/>
             </w:pPr>
             <w:r>
               <w:rPr>
@@ -7471,6 +7600,7 @@
             <w:pPr>
               <w:spacing w:before="0" w:after="0" w:line="276" w:lineRule="auto"/>
               <w:jc w:val="center"/>
+              <w:keepNext w:val="0"/>
             </w:pPr>
             <w:r>
               <w:rPr>
@@ -7492,6 +7622,7 @@
             <w:pPr>
               <w:spacing w:before="0" w:after="0" w:line="276" w:lineRule="auto"/>
               <w:jc w:val="center"/>
+              <w:keepNext w:val="0"/>
             </w:pPr>
             <w:r>
               <w:rPr>
@@ -7513,6 +7644,7 @@
             <w:pPr>
               <w:spacing w:before="0" w:after="0" w:line="276" w:lineRule="auto"/>
               <w:jc w:val="center"/>
+              <w:keepNext w:val="0"/>
             </w:pPr>
             <w:r>
               <w:rPr>
@@ -7534,6 +7666,7 @@
             <w:pPr>
               <w:spacing w:before="0" w:after="0" w:line="276" w:lineRule="auto"/>
               <w:jc w:val="center"/>
+              <w:keepNext w:val="0"/>
             </w:pPr>
             <w:r>
               <w:rPr>
@@ -7555,6 +7688,7 @@
             <w:pPr>
               <w:spacing w:before="0" w:after="0" w:line="276" w:lineRule="auto"/>
               <w:jc w:val="center"/>
+              <w:keepNext w:val="0"/>
             </w:pPr>
             <w:r>
               <w:rPr>
@@ -8834,9 +8968,9 @@
           </w:tblCellMar>
         </w:tblPrEx>
         <w:trPr>
+          <w:jc w:val="center"/>
+          <w:tblHeader/>
           <w:cantSplit/>
-          <w:tblHeader/>
-          <w:jc w:val="center"/>
         </w:trPr>
         <w:tc>
           <w:tcPr>
@@ -8847,6 +8981,8 @@
             <w:pPr>
               <w:spacing w:before="0" w:after="0" w:line="276" w:lineRule="auto"/>
               <w:jc w:val="center"/>
+              <w:keepNext w:val="1"/>
+              <w:keepLines w:val="1"/>
             </w:pPr>
             <w:r>
               <w:rPr>
@@ -8868,6 +9004,8 @@
             <w:pPr>
               <w:spacing w:before="0" w:after="0" w:line="276" w:lineRule="auto"/>
               <w:jc w:val="center"/>
+              <w:keepNext w:val="1"/>
+              <w:keepLines w:val="1"/>
             </w:pPr>
             <w:r>
               <w:rPr>
@@ -8889,6 +9027,8 @@
             <w:pPr>
               <w:spacing w:before="0" w:after="0" w:line="276" w:lineRule="auto"/>
               <w:jc w:val="center"/>
+              <w:keepNext w:val="1"/>
+              <w:keepLines w:val="1"/>
             </w:pPr>
             <w:r>
               <w:rPr>
@@ -8910,6 +9050,8 @@
             <w:pPr>
               <w:spacing w:before="0" w:after="0" w:line="276" w:lineRule="auto"/>
               <w:jc w:val="center"/>
+              <w:keepNext w:val="1"/>
+              <w:keepLines w:val="1"/>
             </w:pPr>
             <w:r>
               <w:rPr>
@@ -8941,8 +9083,8 @@
           </w:tblCellMar>
         </w:tblPrEx>
         <w:trPr>
+          <w:jc w:val="center"/>
           <w:cantSplit/>
-          <w:jc w:val="center"/>
         </w:trPr>
         <w:tc>
           <w:tcPr>
@@ -8953,6 +9095,7 @@
             <w:pPr>
               <w:spacing w:before="0" w:after="0" w:line="276" w:lineRule="auto"/>
               <w:jc w:val="left"/>
+              <w:keepNext w:val="0"/>
             </w:pPr>
             <w:r>
               <w:rPr>
@@ -8974,6 +9117,7 @@
             <w:pPr>
               <w:spacing w:before="0" w:after="0" w:line="276" w:lineRule="auto"/>
               <w:jc w:val="center"/>
+              <w:keepNext w:val="0"/>
             </w:pPr>
             <w:r>
               <w:rPr>
@@ -8995,6 +9139,7 @@
             <w:pPr>
               <w:spacing w:before="0" w:after="0" w:line="276" w:lineRule="auto"/>
               <w:jc w:val="center"/>
+              <w:keepNext w:val="0"/>
             </w:pPr>
             <w:r>
               <w:rPr>
@@ -9016,6 +9161,7 @@
             <w:pPr>
               <w:spacing w:before="0" w:after="0" w:line="276" w:lineRule="auto"/>
               <w:jc w:val="center"/>
+              <w:keepNext w:val="0"/>
             </w:pPr>
             <w:r>
               <w:rPr>
@@ -9358,9 +9504,9 @@
           </w:tblCellMar>
         </w:tblPrEx>
         <w:trPr>
+          <w:jc w:val="center"/>
+          <w:tblHeader/>
           <w:cantSplit/>
-          <w:tblHeader/>
-          <w:jc w:val="center"/>
         </w:trPr>
         <w:tc>
           <w:tcPr>
@@ -9371,6 +9517,8 @@
             <w:pPr>
               <w:spacing w:before="0" w:after="0" w:line="276" w:lineRule="auto"/>
               <w:jc w:val="center"/>
+              <w:keepNext w:val="1"/>
+              <w:keepLines w:val="1"/>
             </w:pPr>
             <w:r>
               <w:rPr>
@@ -9392,6 +9540,8 @@
             <w:pPr>
               <w:spacing w:before="0" w:after="0" w:line="276" w:lineRule="auto"/>
               <w:jc w:val="center"/>
+              <w:keepNext w:val="1"/>
+              <w:keepLines w:val="1"/>
             </w:pPr>
             <w:r>
               <w:rPr>
@@ -9413,6 +9563,8 @@
             <w:pPr>
               <w:spacing w:before="0" w:after="0" w:line="276" w:lineRule="auto"/>
               <w:jc w:val="center"/>
+              <w:keepNext w:val="1"/>
+              <w:keepLines w:val="1"/>
             </w:pPr>
             <w:r>
               <w:rPr>
@@ -9434,6 +9586,8 @@
             <w:pPr>
               <w:spacing w:before="0" w:after="0" w:line="276" w:lineRule="auto"/>
               <w:jc w:val="center"/>
+              <w:keepNext w:val="1"/>
+              <w:keepLines w:val="1"/>
             </w:pPr>
             <w:r>
               <w:rPr>
@@ -9465,8 +9619,8 @@
           </w:tblCellMar>
         </w:tblPrEx>
         <w:trPr>
+          <w:jc w:val="center"/>
           <w:cantSplit/>
-          <w:jc w:val="center"/>
         </w:trPr>
         <w:tc>
           <w:tcPr>
@@ -9477,6 +9631,7 @@
             <w:pPr>
               <w:spacing w:before="0" w:after="0" w:line="276" w:lineRule="auto"/>
               <w:jc w:val="left"/>
+              <w:keepNext w:val="0"/>
             </w:pPr>
             <w:r>
               <w:rPr>
@@ -9498,6 +9653,7 @@
             <w:pPr>
               <w:spacing w:before="0" w:after="0" w:line="276" w:lineRule="auto"/>
               <w:jc w:val="center"/>
+              <w:keepNext w:val="0"/>
             </w:pPr>
             <w:r>
               <w:rPr>
@@ -9519,6 +9675,7 @@
             <w:pPr>
               <w:spacing w:before="0" w:after="0" w:line="276" w:lineRule="auto"/>
               <w:jc w:val="center"/>
+              <w:keepNext w:val="0"/>
             </w:pPr>
             <w:r>
               <w:rPr>
@@ -9540,6 +9697,7 @@
             <w:pPr>
               <w:spacing w:before="0" w:after="0" w:line="276" w:lineRule="auto"/>
               <w:jc w:val="center"/>
+              <w:keepNext w:val="0"/>
             </w:pPr>
             <w:r>
               <w:rPr>
@@ -9865,9 +10023,9 @@
           </w:tblCellMar>
         </w:tblPrEx>
         <w:trPr>
+          <w:jc w:val="center"/>
+          <w:tblHeader/>
           <w:cantSplit/>
-          <w:tblHeader/>
-          <w:jc w:val="center"/>
         </w:trPr>
         <w:tc>
           <w:tcPr>
@@ -9878,6 +10036,8 @@
             <w:pPr>
               <w:spacing w:before="0" w:after="0" w:line="276" w:lineRule="auto"/>
               <w:jc w:val="center"/>
+              <w:keepNext w:val="1"/>
+              <w:keepLines w:val="1"/>
             </w:pPr>
             <w:r>
               <w:rPr>
@@ -9899,6 +10059,8 @@
             <w:pPr>
               <w:spacing w:before="0" w:after="0" w:line="276" w:lineRule="auto"/>
               <w:jc w:val="center"/>
+              <w:keepNext w:val="1"/>
+              <w:keepLines w:val="1"/>
             </w:pPr>
             <w:r>
               <w:rPr>
@@ -9920,6 +10082,8 @@
             <w:pPr>
               <w:spacing w:before="0" w:after="0" w:line="276" w:lineRule="auto"/>
               <w:jc w:val="center"/>
+              <w:keepNext w:val="1"/>
+              <w:keepLines w:val="1"/>
             </w:pPr>
             <w:r>
               <w:rPr>
@@ -9941,6 +10105,8 @@
             <w:pPr>
               <w:spacing w:before="0" w:after="0" w:line="276" w:lineRule="auto"/>
               <w:jc w:val="center"/>
+              <w:keepNext w:val="1"/>
+              <w:keepLines w:val="1"/>
             </w:pPr>
             <w:r>
               <w:rPr>
@@ -9962,6 +10128,8 @@
             <w:pPr>
               <w:spacing w:before="0" w:after="0" w:line="276" w:lineRule="auto"/>
               <w:jc w:val="center"/>
+              <w:keepNext w:val="1"/>
+              <w:keepLines w:val="1"/>
             </w:pPr>
             <w:r>
               <w:rPr>
@@ -9993,8 +10161,8 @@
           </w:tblCellMar>
         </w:tblPrEx>
         <w:trPr>
+          <w:jc w:val="center"/>
           <w:cantSplit/>
-          <w:jc w:val="center"/>
         </w:trPr>
         <w:tc>
           <w:tcPr>
@@ -10005,6 +10173,7 @@
             <w:pPr>
               <w:spacing w:before="0" w:after="0" w:line="276" w:lineRule="auto"/>
               <w:jc w:val="left"/>
+              <w:keepNext w:val="0"/>
             </w:pPr>
             <w:r>
               <w:rPr>
@@ -10026,6 +10195,7 @@
             <w:pPr>
               <w:spacing w:before="0" w:after="0" w:line="276" w:lineRule="auto"/>
               <w:jc w:val="center"/>
+              <w:keepNext w:val="0"/>
             </w:pPr>
             <w:r>
               <w:rPr>
@@ -10047,6 +10217,7 @@
             <w:pPr>
               <w:spacing w:before="0" w:after="0" w:line="276" w:lineRule="auto"/>
               <w:jc w:val="center"/>
+              <w:keepNext w:val="0"/>
             </w:pPr>
             <w:r>
               <w:rPr>
@@ -10068,6 +10239,7 @@
             <w:pPr>
               <w:spacing w:before="0" w:after="0" w:line="276" w:lineRule="auto"/>
               <w:jc w:val="center"/>
+              <w:keepNext w:val="0"/>
             </w:pPr>
             <w:r>
               <w:rPr>
@@ -10089,6 +10261,7 @@
             <w:pPr>
               <w:spacing w:before="0" w:after="0" w:line="276" w:lineRule="auto"/>
               <w:jc w:val="center"/>
+              <w:keepNext w:val="0"/>
             </w:pPr>
             <w:r>
               <w:rPr>
@@ -10379,9 +10552,9 @@
           </w:tblCellMar>
         </w:tblPrEx>
         <w:trPr>
+          <w:jc w:val="center"/>
+          <w:tblHeader/>
           <w:cantSplit/>
-          <w:tblHeader/>
-          <w:jc w:val="center"/>
         </w:trPr>
         <w:tc>
           <w:tcPr>
@@ -10392,6 +10565,8 @@
             <w:pPr>
               <w:spacing w:before="0" w:after="0" w:line="276" w:lineRule="auto"/>
               <w:jc w:val="center"/>
+              <w:keepNext w:val="1"/>
+              <w:keepLines w:val="1"/>
             </w:pPr>
             <w:r>
               <w:rPr>
@@ -10413,6 +10588,8 @@
             <w:pPr>
               <w:spacing w:before="0" w:after="0" w:line="276" w:lineRule="auto"/>
               <w:jc w:val="center"/>
+              <w:keepNext w:val="1"/>
+              <w:keepLines w:val="1"/>
             </w:pPr>
             <w:r>
               <w:rPr>
@@ -10444,8 +10621,8 @@
           </w:tblCellMar>
         </w:tblPrEx>
         <w:trPr>
+          <w:jc w:val="center"/>
           <w:cantSplit/>
-          <w:jc w:val="center"/>
         </w:trPr>
         <w:tc>
           <w:tcPr>
@@ -10456,6 +10633,7 @@
             <w:pPr>
               <w:spacing w:before="0" w:after="0" w:line="276" w:lineRule="auto"/>
               <w:jc w:val="left"/>
+              <w:keepNext w:val="0"/>
             </w:pPr>
             <w:r>
               <w:rPr>
@@ -10477,6 +10655,7 @@
             <w:pPr>
               <w:spacing w:before="0" w:after="0" w:line="276" w:lineRule="auto"/>
               <w:jc w:val="center"/>
+              <w:keepNext w:val="0"/>
             </w:pPr>
             <w:r>
               <w:rPr>
@@ -10828,9 +11007,123 @@
           </w:tblCellMar>
         </w:tblPrEx>
         <w:trPr>
+          <w:jc w:val="center"/>
+          <w:tblHeader/>
           <w:cantSplit/>
-          <w:tblHeader/>
+        </w:trPr>
+        <w:tc>
+          <w:tcPr>
+            <w:tcW w:w="2551" w:type="dxa"/>
+            <w:vAlign w:val="center"/>
+          </w:tcPr>
+          <w:p>
+            <w:pPr>
+              <w:spacing w:before="0" w:after="0" w:line="276" w:lineRule="auto"/>
+              <w:jc w:val="center"/>
+              <w:keepNext w:val="1"/>
+              <w:keepLines w:val="1"/>
+            </w:pPr>
+            <w:r>
+              <w:rPr>
+                <w:rFonts w:ascii="Times New Roman" w:hAnsi="Times New Roman" w:eastAsia="宋体" w:cs="Times New Roman"/>
+                <w:b/>
+                <w:color w:val="000000"/>
+                <w:sz w:val="19"/>
+              </w:rPr>
+              <w:t>评估集</w:t>
+            </w:r>
+          </w:p>
+        </w:tc>
+        <w:tc>
+          <w:tcPr>
+            <w:tcW w:w="3912" w:type="dxa"/>
+            <w:vAlign w:val="center"/>
+          </w:tcPr>
+          <w:p>
+            <w:pPr>
+              <w:spacing w:before="0" w:after="0" w:line="276" w:lineRule="auto"/>
+              <w:jc w:val="center"/>
+              <w:keepNext w:val="1"/>
+              <w:keepLines w:val="1"/>
+            </w:pPr>
+            <w:r>
+              <w:rPr>
+                <w:rFonts w:ascii="Times New Roman" w:hAnsi="Times New Roman" w:eastAsia="宋体" w:cs="Times New Roman"/>
+                <w:b/>
+                <w:color w:val="000000"/>
+                <w:sz w:val="19"/>
+              </w:rPr>
+              <w:t>学习目标与决策</w:t>
+            </w:r>
+          </w:p>
+        </w:tc>
+        <w:tc>
+          <w:tcPr>
+            <w:tcW w:w="1304" w:type="dxa"/>
+            <w:vAlign w:val="center"/>
+          </w:tcPr>
+          <w:p>
+            <w:pPr>
+              <w:spacing w:before="0" w:after="0" w:line="276" w:lineRule="auto"/>
+              <w:jc w:val="center"/>
+              <w:keepNext w:val="1"/>
+              <w:keepLines w:val="1"/>
+            </w:pPr>
+            <w:r>
+              <w:rPr>
+                <w:rFonts w:ascii="Times New Roman" w:hAnsi="Times New Roman" w:eastAsia="宋体" w:cs="Times New Roman"/>
+                <w:b/>
+                <w:color w:val="000000"/>
+                <w:sz w:val="19"/>
+              </w:rPr>
+              <w:t>Accuracy</w:t>
+            </w:r>
+          </w:p>
+        </w:tc>
+        <w:tc>
+          <w:tcPr>
+            <w:tcW w:w="1304" w:type="dxa"/>
+            <w:vAlign w:val="center"/>
+          </w:tcPr>
+          <w:p>
+            <w:pPr>
+              <w:spacing w:before="0" w:after="0" w:line="276" w:lineRule="auto"/>
+              <w:jc w:val="center"/>
+              <w:keepNext w:val="1"/>
+              <w:keepLines w:val="1"/>
+            </w:pPr>
+            <w:r>
+              <w:rPr>
+                <w:rFonts w:ascii="Times New Roman" w:hAnsi="Times New Roman" w:eastAsia="宋体" w:cs="Times New Roman"/>
+                <w:b/>
+                <w:color w:val="000000"/>
+                <w:sz w:val="19"/>
+              </w:rPr>
+              <w:t>Macro-F1</w:t>
+            </w:r>
+          </w:p>
+        </w:tc>
+      </w:tr>
+      <w:tr>
+        <w:tblPrEx>
+          <w:tblBorders>
+            <w:top w:val="single" w:color="000000" w:sz="4" w:space="0"/>
+            <w:left w:val="single" w:color="000000" w:sz="4" w:space="0"/>
+            <w:bottom w:val="single" w:color="000000" w:sz="4" w:space="0"/>
+            <w:right w:val="single" w:color="000000" w:sz="4" w:space="0"/>
+            <w:insideH w:val="single" w:color="000000" w:sz="4" w:space="0"/>
+            <w:insideV w:val="single" w:color="000000" w:sz="4" w:space="0"/>
+          </w:tblBorders>
+          <w:tblCellMar>
+            <w:top w:w="60" w:type="dxa"/>
+            <w:left w:w="75" w:type="dxa"/>
+            <w:bottom w:w="60" w:type="dxa"/>
+            <w:right w:w="75" w:type="dxa"/>
+          </w:tblCellMar>
+        </w:tblPrEx>
+        <w:trPr>
           <w:jc w:val="center"/>
+          <w:cantSplit/>
         </w:trPr>
         <w:tc>
           <w:tcPr>
@@ -10840,16 +11133,17 @@
           <w:p>
             <w:pPr>
               <w:spacing w:before="0" w:after="0" w:line="276" w:lineRule="auto"/>
-              <w:jc w:val="center"/>
-            </w:pPr>
-            <w:r>
-              <w:rPr>
-                <w:rFonts w:ascii="Times New Roman" w:hAnsi="Times New Roman" w:eastAsia="宋体" w:cs="Times New Roman"/>
-                <w:b/>
-                <w:color w:val="000000"/>
-                <w:sz w:val="19"/>
-              </w:rPr>
-              <w:t>评估集</w:t>
+              <w:jc w:val="left"/>
+              <w:keepNext w:val="0"/>
+            </w:pPr>
+            <w:r>
+              <w:rPr>
+                <w:rFonts w:ascii="Times New Roman" w:hAnsi="Times New Roman" w:eastAsia="宋体" w:cs="Times New Roman"/>
+                <w:b w:val="0"/>
+                <w:color w:val="000000"/>
+                <w:sz w:val="19"/>
+              </w:rPr>
+              <w:t>分组留出 266 条</w:t>
             </w:r>
           </w:p>
         </w:tc>
@@ -10862,15 +11156,16 @@
             <w:pPr>
               <w:spacing w:before="0" w:after="0" w:line="276" w:lineRule="auto"/>
               <w:jc w:val="center"/>
-            </w:pPr>
-            <w:r>
-              <w:rPr>
-                <w:rFonts w:ascii="Times New Roman" w:hAnsi="Times New Roman" w:eastAsia="宋体" w:cs="Times New Roman"/>
-                <w:b/>
-                <w:color w:val="000000"/>
-                <w:sz w:val="19"/>
-              </w:rPr>
-              <w:t>学习目标与决策</w:t>
+              <w:keepNext w:val="0"/>
+            </w:pPr>
+            <w:r>
+              <w:rPr>
+                <w:rFonts w:ascii="Times New Roman" w:hAnsi="Times New Roman" w:eastAsia="宋体" w:cs="Times New Roman"/>
+                <w:b w:val="0"/>
+                <w:color w:val="000000"/>
+                <w:sz w:val="19"/>
+              </w:rPr>
+              <w:t>直接三分类</w:t>
             </w:r>
           </w:p>
         </w:tc>
@@ -10883,15 +11178,16 @@
             <w:pPr>
               <w:spacing w:before="0" w:after="0" w:line="276" w:lineRule="auto"/>
               <w:jc w:val="center"/>
-            </w:pPr>
-            <w:r>
-              <w:rPr>
-                <w:rFonts w:ascii="Times New Roman" w:hAnsi="Times New Roman" w:eastAsia="宋体" w:cs="Times New Roman"/>
-                <w:b/>
-                <w:color w:val="000000"/>
-                <w:sz w:val="19"/>
-              </w:rPr>
-              <w:t>Accuracy</w:t>
+              <w:keepNext w:val="0"/>
+            </w:pPr>
+            <w:r>
+              <w:rPr>
+                <w:rFonts w:ascii="Times New Roman" w:hAnsi="Times New Roman" w:eastAsia="宋体" w:cs="Times New Roman"/>
+                <w:b w:val="0"/>
+                <w:color w:val="000000"/>
+                <w:sz w:val="19"/>
+              </w:rPr>
+              <w:t>0.5602</w:t>
             </w:r>
           </w:p>
         </w:tc>
@@ -10904,15 +11200,16 @@
             <w:pPr>
               <w:spacing w:before="0" w:after="0" w:line="276" w:lineRule="auto"/>
               <w:jc w:val="center"/>
-            </w:pPr>
-            <w:r>
-              <w:rPr>
-                <w:rFonts w:ascii="Times New Roman" w:hAnsi="Times New Roman" w:eastAsia="宋体" w:cs="Times New Roman"/>
-                <w:b/>
-                <w:color w:val="000000"/>
-                <w:sz w:val="19"/>
-              </w:rPr>
-              <w:t>Macro-F1</w:t>
+              <w:keepNext w:val="0"/>
+            </w:pPr>
+            <w:r>
+              <w:rPr>
+                <w:rFonts w:ascii="Times New Roman" w:hAnsi="Times New Roman" w:eastAsia="宋体" w:cs="Times New Roman"/>
+                <w:b w:val="0"/>
+                <w:color w:val="000000"/>
+                <w:sz w:val="19"/>
+              </w:rPr>
+              <w:t>0.4814</w:t>
             </w:r>
           </w:p>
         </w:tc>
@@ -10976,7 +11273,7 @@
                 <w:color w:val="000000"/>
                 <w:sz w:val="19"/>
               </w:rPr>
-              <w:t>直接三分类</w:t>
+              <w:t>九分类概率汇总为三分类</w:t>
             </w:r>
           </w:p>
         </w:tc>
@@ -10997,7 +11294,7 @@
                 <w:color w:val="000000"/>
                 <w:sz w:val="19"/>
               </w:rPr>
-              <w:t>0.5602</w:t>
+              <w:t>0.6015</w:t>
             </w:r>
           </w:p>
         </w:tc>
@@ -11018,7 +11315,7 @@
                 <w:color w:val="000000"/>
                 <w:sz w:val="19"/>
               </w:rPr>
-              <w:t>0.4814</w:t>
+              <w:t>0.3167</w:t>
             </w:r>
           </w:p>
         </w:tc>
@@ -11061,7 +11358,7 @@
                 <w:color w:val="000000"/>
                 <w:sz w:val="19"/>
               </w:rPr>
-              <w:t>分组留出 266 条</w:t>
+              <w:t>官方测试 308 条</w:t>
             </w:r>
           </w:p>
         </w:tc>
@@ -11082,7 +11379,7 @@
                 <w:color w:val="000000"/>
                 <w:sz w:val="19"/>
               </w:rPr>
-              <w:t>九分类概率汇总为三分类</w:t>
+              <w:t>直接三分类（全量重训）</w:t>
             </w:r>
           </w:p>
         </w:tc>
@@ -11103,7 +11400,7 @@
                 <w:color w:val="000000"/>
                 <w:sz w:val="19"/>
               </w:rPr>
-              <w:t>0.6015</w:t>
+              <w:t>0.5812</w:t>
             </w:r>
           </w:p>
         </w:tc>
@@ -11124,7 +11421,7 @@
                 <w:color w:val="000000"/>
                 <w:sz w:val="19"/>
               </w:rPr>
-              <w:t>0.3167</w:t>
+              <w:t>0.4855</w:t>
             </w:r>
           </w:p>
         </w:tc>
@@ -11188,112 +11485,6 @@
                 <w:color w:val="000000"/>
                 <w:sz w:val="19"/>
               </w:rPr>
-              <w:t>直接三分类（全量重训）</w:t>
-            </w:r>
-          </w:p>
-        </w:tc>
-        <w:tc>
-          <w:tcPr>
-            <w:tcW w:w="1304" w:type="dxa"/>
-            <w:vAlign w:val="center"/>
-          </w:tcPr>
-          <w:p>
-            <w:pPr>
-              <w:spacing w:before="0" w:after="0" w:line="276" w:lineRule="auto"/>
-              <w:jc w:val="center"/>
-            </w:pPr>
-            <w:r>
-              <w:rPr>
-                <w:rFonts w:ascii="Times New Roman" w:hAnsi="Times New Roman" w:eastAsia="宋体" w:cs="Times New Roman"/>
-                <w:b w:val="0"/>
-                <w:color w:val="000000"/>
-                <w:sz w:val="19"/>
-              </w:rPr>
-              <w:t>0.5812</w:t>
-            </w:r>
-          </w:p>
-        </w:tc>
-        <w:tc>
-          <w:tcPr>
-            <w:tcW w:w="1304" w:type="dxa"/>
-            <w:vAlign w:val="center"/>
-          </w:tcPr>
-          <w:p>
-            <w:pPr>
-              <w:spacing w:before="0" w:after="0" w:line="276" w:lineRule="auto"/>
-              <w:jc w:val="center"/>
-            </w:pPr>
-            <w:r>
-              <w:rPr>
-                <w:rFonts w:ascii="Times New Roman" w:hAnsi="Times New Roman" w:eastAsia="宋体" w:cs="Times New Roman"/>
-                <w:b w:val="0"/>
-                <w:color w:val="000000"/>
-                <w:sz w:val="19"/>
-              </w:rPr>
-              <w:t>0.4855</w:t>
-            </w:r>
-          </w:p>
-        </w:tc>
-      </w:tr>
-      <w:tr>
-        <w:tblPrEx>
-          <w:tblBorders>
-            <w:top w:val="single" w:color="000000" w:sz="4" w:space="0"/>
-            <w:left w:val="single" w:color="000000" w:sz="4" w:space="0"/>
-            <w:bottom w:val="single" w:color="000000" w:sz="4" w:space="0"/>
-            <w:right w:val="single" w:color="000000" w:sz="4" w:space="0"/>
-            <w:insideH w:val="single" w:color="000000" w:sz="4" w:space="0"/>
-            <w:insideV w:val="single" w:color="000000" w:sz="4" w:space="0"/>
-          </w:tblBorders>
-          <w:tblCellMar>
-            <w:top w:w="60" w:type="dxa"/>
-            <w:left w:w="75" w:type="dxa"/>
-            <w:bottom w:w="60" w:type="dxa"/>
-            <w:right w:w="75" w:type="dxa"/>
-          </w:tblCellMar>
-        </w:tblPrEx>
-        <w:trPr>
-          <w:cantSplit/>
-          <w:jc w:val="center"/>
-        </w:trPr>
-        <w:tc>
-          <w:tcPr>
-            <w:tcW w:w="2551" w:type="dxa"/>
-            <w:vAlign w:val="center"/>
-          </w:tcPr>
-          <w:p>
-            <w:pPr>
-              <w:spacing w:before="0" w:after="0" w:line="276" w:lineRule="auto"/>
-              <w:jc w:val="left"/>
-            </w:pPr>
-            <w:r>
-              <w:rPr>
-                <w:rFonts w:ascii="Times New Roman" w:hAnsi="Times New Roman" w:eastAsia="宋体" w:cs="Times New Roman"/>
-                <w:b w:val="0"/>
-                <w:color w:val="000000"/>
-                <w:sz w:val="19"/>
-              </w:rPr>
-              <w:t>官方测试 308 条</w:t>
-            </w:r>
-          </w:p>
-        </w:tc>
-        <w:tc>
-          <w:tcPr>
-            <w:tcW w:w="3912" w:type="dxa"/>
-            <w:vAlign w:val="center"/>
-          </w:tcPr>
-          <w:p>
-            <w:pPr>
-              <w:spacing w:before="0" w:after="0" w:line="276" w:lineRule="auto"/>
-              <w:jc w:val="center"/>
-            </w:pPr>
-            <w:r>
-              <w:rPr>
-                <w:rFonts w:ascii="Times New Roman" w:hAnsi="Times New Roman" w:eastAsia="宋体" w:cs="Times New Roman"/>
-                <w:b w:val="0"/>
-                <w:color w:val="000000"/>
-                <w:sz w:val="19"/>
-              </w:rPr>
               <w:t>九分类概率汇总（全量重训）</w:t>
             </w:r>
           </w:p>
@@ -11379,7 +11570,7 @@
     <w:p>
       <w:pPr>
         <w:pStyle w:val="Caption"/>
-        <w:keepNext/>
+        <w:keepNext w:val="1"/>
         <w:spacing w:after="80" w:line="300" w:lineRule="auto"/>
         <w:ind w:firstLine="0"/>
         <w:jc w:val="center"/>
@@ -11415,8 +11606,8 @@
       </w:tblGrid>
       <w:tr>
         <w:trPr>
+          <w:tblHeader/>
           <w:cantSplit/>
-          <w:tblHeader/>
         </w:trPr>
         <w:tc>
           <w:tcPr>
@@ -11427,6 +11618,8 @@
           <w:p>
             <w:pPr>
               <w:spacing w:after="60" w:line="252" w:lineRule="auto" w:before="60"/>
+              <w:keepNext w:val="1"/>
+              <w:keepLines w:val="1"/>
             </w:pPr>
             <w:r>
               <w:rPr>
@@ -11448,6 +11641,8 @@
           <w:p>
             <w:pPr>
               <w:spacing w:after="60" w:line="252" w:lineRule="auto" w:before="60"/>
+              <w:keepNext w:val="1"/>
+              <w:keepLines w:val="1"/>
             </w:pPr>
             <w:r>
               <w:rPr>
@@ -11469,6 +11664,8 @@
           <w:p>
             <w:pPr>
               <w:spacing w:after="60" w:line="252" w:lineRule="auto" w:before="60"/>
+              <w:keepNext w:val="1"/>
+              <w:keepLines w:val="1"/>
             </w:pPr>
             <w:r>
               <w:rPr>
@@ -11495,6 +11692,8 @@
           <w:p>
             <w:pPr>
               <w:spacing w:after="60" w:line="252" w:lineRule="auto" w:before="60"/>
+              <w:keepNext w:val="1"/>
+              <w:keepLines w:val="1"/>
             </w:pPr>
             <w:r>
               <w:rPr>
@@ -11516,6 +11715,8 @@
           <w:p>
             <w:pPr>
               <w:spacing w:after="60" w:line="252" w:lineRule="auto" w:before="60"/>
+              <w:keepNext w:val="1"/>
+              <w:keepLines w:val="1"/>
             </w:pPr>
             <w:r>
               <w:rPr>
@@ -11537,6 +11738,8 @@
           <w:p>
             <w:pPr>
               <w:spacing w:after="60" w:line="252" w:lineRule="auto" w:before="60"/>
+              <w:keepNext w:val="1"/>
+              <w:keepLines w:val="1"/>
             </w:pPr>
             <w:r>
               <w:rPr>
@@ -11563,6 +11766,8 @@
           <w:p>
             <w:pPr>
               <w:spacing w:after="60" w:line="252" w:lineRule="auto" w:before="60"/>
+              <w:keepNext w:val="1"/>
+              <w:keepLines w:val="1"/>
             </w:pPr>
             <w:r>
               <w:rPr>
@@ -11584,6 +11789,8 @@
           <w:p>
             <w:pPr>
               <w:spacing w:after="60" w:line="252" w:lineRule="auto" w:before="60"/>
+              <w:keepNext w:val="1"/>
+              <w:keepLines w:val="1"/>
             </w:pPr>
             <w:r>
               <w:rPr>
@@ -11605,6 +11812,8 @@
           <w:p>
             <w:pPr>
               <w:spacing w:after="60" w:line="252" w:lineRule="auto" w:before="60"/>
+              <w:keepNext w:val="1"/>
+              <w:keepLines w:val="1"/>
             </w:pPr>
             <w:r>
               <w:rPr>
@@ -11631,6 +11840,8 @@
           <w:p>
             <w:pPr>
               <w:spacing w:after="60" w:line="252" w:lineRule="auto" w:before="60"/>
+              <w:keepNext w:val="1"/>
+              <w:keepLines w:val="1"/>
             </w:pPr>
             <w:r>
               <w:rPr>
@@ -11652,6 +11863,8 @@
           <w:p>
             <w:pPr>
               <w:spacing w:after="60" w:line="252" w:lineRule="auto" w:before="60"/>
+              <w:keepNext w:val="1"/>
+              <w:keepLines w:val="1"/>
             </w:pPr>
             <w:r>
               <w:rPr>
@@ -11673,6 +11886,8 @@
           <w:p>
             <w:pPr>
               <w:spacing w:after="60" w:line="252" w:lineRule="auto" w:before="60"/>
+              <w:keepNext w:val="1"/>
+              <w:keepLines w:val="1"/>
             </w:pPr>
             <w:r>
               <w:rPr>
@@ -11699,6 +11914,8 @@
           <w:p>
             <w:pPr>
               <w:spacing w:after="60" w:line="252" w:lineRule="auto" w:before="60"/>
+              <w:keepNext w:val="0"/>
+              <w:keepLines w:val="1"/>
             </w:pPr>
             <w:r>
               <w:rPr>
@@ -11720,6 +11937,8 @@
           <w:p>
             <w:pPr>
               <w:spacing w:after="60" w:line="252" w:lineRule="auto" w:before="60"/>
+              <w:keepNext w:val="0"/>
+              <w:keepLines w:val="1"/>
             </w:pPr>
             <w:r>
               <w:rPr>
@@ -11741,6 +11960,8 @@
           <w:p>
             <w:pPr>
               <w:spacing w:after="60" w:line="252" w:lineRule="auto" w:before="60"/>
+              <w:keepNext w:val="0"/>
+              <w:keepLines w:val="1"/>
             </w:pPr>
             <w:r>
               <w:rPr>
@@ -12166,9 +12387,9 @@
           </w:tblCellMar>
         </w:tblPrEx>
         <w:trPr>
+          <w:jc w:val="center"/>
+          <w:tblHeader/>
           <w:cantSplit/>
-          <w:tblHeader/>
-          <w:jc w:val="center"/>
         </w:trPr>
         <w:tc>
           <w:tcPr>
@@ -12179,6 +12400,8 @@
             <w:pPr>
               <w:spacing w:before="0" w:after="0" w:line="276" w:lineRule="auto"/>
               <w:jc w:val="center"/>
+              <w:keepNext w:val="1"/>
+              <w:keepLines w:val="1"/>
             </w:pPr>
             <w:r>
               <w:rPr>
@@ -12200,6 +12423,8 @@
             <w:pPr>
               <w:spacing w:before="0" w:after="0" w:line="276" w:lineRule="auto"/>
               <w:jc w:val="center"/>
+              <w:keepNext w:val="1"/>
+              <w:keepLines w:val="1"/>
             </w:pPr>
             <w:r>
               <w:rPr>
@@ -12231,8 +12456,8 @@
           </w:tblCellMar>
         </w:tblPrEx>
         <w:trPr>
+          <w:jc w:val="center"/>
           <w:cantSplit/>
-          <w:jc w:val="center"/>
         </w:trPr>
         <w:tc>
           <w:tcPr>
@@ -12243,6 +12468,7 @@
             <w:pPr>
               <w:spacing w:before="0" w:after="0" w:line="276" w:lineRule="auto"/>
               <w:jc w:val="left"/>
+              <w:keepNext w:val="0"/>
             </w:pPr>
             <w:r>
               <w:rPr>
@@ -12264,6 +12490,7 @@
             <w:pPr>
               <w:spacing w:before="0" w:after="0" w:line="276" w:lineRule="auto"/>
               <w:jc w:val="center"/>
+              <w:keepNext w:val="0"/>
             </w:pPr>
             <w:r>
               <w:rPr>

--- a/自然语言处理期末大作业.docx
+++ b/自然语言处理期末大作业.docx
@@ -322,7 +322,7 @@
             <w:r>
               <w:rPr>
                 <w:rFonts w:eastAsia="楷体"/>
-                <w:szCs w:val="21"/>
+                <w:sz w:val="24"/>
               </w:rPr>
               <w:t>陈俊扬</w:t>
             </w:r>
@@ -420,7 +420,7 @@
             </w:pPr>
             <w:r>
               <w:rPr>
-                <w:rFonts w:hint="eastAsia" w:eastAsia="宋体" w:ascii="Times New Roman" w:hAnsi="Times New Roman"/>
+                <w:rFonts w:hint="eastAsia" w:ascii="Times New Roman" w:hAnsi="Times New Roman" w:eastAsia="宋体"/>
                 <w:b w:val="0"/>
                 <w:color w:val="000000"/>
                 <w:sz w:val="18"/>
@@ -519,10 +519,8 @@
             </w:pPr>
             <w:r>
               <w:rPr>
-                <w:rFonts w:ascii="Times New Roman" w:hAnsi="Times New Roman" w:eastAsia="宋体"/>
-                <w:b w:val="0"/>
-                <w:color w:val="000000"/>
-                <w:sz w:val="21"/>
+                <w:rFonts w:eastAsia="楷体"/>
+                <w:szCs w:val="21"/>
               </w:rPr>
               <w:t>计算机科学与技术 2025级05班</w:t>
             </w:r>
@@ -689,7 +687,18 @@
                 <w:sz w:val="22"/>
                 <w:szCs w:val="22"/>
               </w:rPr>
-              <w:t>标签层级：结合 clarity_label 与 evasion_label，完成粗粒度—细粒度一致性或辅助分类分析。</w:t>
+              <w:t>标签层级：结合 clarity_label 与 evasion_label，完成粗粒度—细粒度一致性或</w:t>
+            </w:r>
+            <w:bookmarkStart w:id="0" w:name="_GoBack"/>
+            <w:bookmarkEnd w:id="0"/>
+            <w:r>
+              <w:rPr>
+                <w:rFonts w:eastAsia="楷体"/>
+                <w:color w:val="000000"/>
+                <w:sz w:val="22"/>
+                <w:szCs w:val="22"/>
+              </w:rPr>
+              <w:t>辅助分类分析。</w:t>
             </w:r>
           </w:p>
           <w:p>
@@ -1607,9 +1616,9 @@
     </w:tbl>
     <w:p>
       <w:pPr>
-        <w:pStyle w:val="Heading1"/>
+        <w:pStyle w:val="12"/>
         <w:keepNext/>
-        <w:spacing w:after="100" w:line="312" w:lineRule="auto" w:before="200"/>
+        <w:spacing w:before="200" w:after="100" w:line="312" w:lineRule="auto"/>
         <w:ind w:firstLine="0"/>
         <w:rPr>
           <w:rFonts w:hint="default" w:ascii="Times New Roman" w:hAnsi="Times New Roman" w:eastAsia="楷体" w:cs="Times New Roman"/>
@@ -1633,7 +1642,7 @@
     </w:p>
     <w:p>
       <w:pPr>
-        <w:pStyle w:val="Heading2"/>
+        <w:pStyle w:val="13"/>
         <w:keepNext/>
         <w:widowControl/>
         <w:spacing w:before="120" w:after="100" w:line="312" w:lineRule="auto"/>
@@ -1702,7 +1711,7 @@
     </w:p>
     <w:p>
       <w:pPr>
-        <w:pStyle w:val="Heading2"/>
+        <w:pStyle w:val="13"/>
         <w:keepNext/>
         <w:widowControl/>
         <w:spacing w:before="120" w:after="100" w:line="312" w:lineRule="auto"/>
@@ -1737,7 +1746,7 @@
     </w:p>
     <w:p>
       <w:pPr>
-        <w:pStyle w:val="Caption"/>
+        <w:pStyle w:val="14"/>
         <w:keepNext/>
         <w:widowControl/>
         <w:spacing w:before="0" w:after="80" w:line="312" w:lineRule="auto"/>
@@ -1798,9 +1807,9 @@
           </w:tblCellMar>
         </w:tblPrEx>
         <w:trPr>
+          <w:cantSplit/>
+          <w:tblHeader/>
           <w:jc w:val="center"/>
-          <w:tblHeader/>
-          <w:cantSplit/>
         </w:trPr>
         <w:tc>
           <w:tcPr>
@@ -1809,10 +1818,10 @@
           </w:tcPr>
           <w:p>
             <w:pPr>
-              <w:spacing w:before="0" w:after="0" w:line="276" w:lineRule="auto"/>
-              <w:jc w:val="center"/>
-              <w:keepNext w:val="1"/>
-              <w:keepLines w:val="1"/>
+              <w:keepNext/>
+              <w:keepLines/>
+              <w:spacing w:before="0" w:after="0" w:line="276" w:lineRule="auto"/>
+              <w:jc w:val="center"/>
             </w:pPr>
             <w:r>
               <w:rPr>
@@ -1832,10 +1841,10 @@
           </w:tcPr>
           <w:p>
             <w:pPr>
-              <w:spacing w:before="0" w:after="0" w:line="276" w:lineRule="auto"/>
-              <w:jc w:val="center"/>
-              <w:keepNext w:val="1"/>
-              <w:keepLines w:val="1"/>
+              <w:keepNext/>
+              <w:keepLines/>
+              <w:spacing w:before="0" w:after="0" w:line="276" w:lineRule="auto"/>
+              <w:jc w:val="center"/>
             </w:pPr>
             <w:r>
               <w:rPr>
@@ -1855,10 +1864,10 @@
           </w:tcPr>
           <w:p>
             <w:pPr>
-              <w:spacing w:before="0" w:after="0" w:line="276" w:lineRule="auto"/>
-              <w:jc w:val="center"/>
-              <w:keepNext w:val="1"/>
-              <w:keepLines w:val="1"/>
+              <w:keepNext/>
+              <w:keepLines/>
+              <w:spacing w:before="0" w:after="0" w:line="276" w:lineRule="auto"/>
+              <w:jc w:val="center"/>
             </w:pPr>
             <w:r>
               <w:rPr>
@@ -1868,94 +1877,6 @@
                 <w:sz w:val="19"/>
               </w:rPr>
               <w:t>QNLI</w:t>
-            </w:r>
-          </w:p>
-        </w:tc>
-      </w:tr>
-      <w:tr>
-        <w:tblPrEx>
-          <w:tblBorders>
-            <w:top w:val="single" w:color="000000" w:sz="4" w:space="0"/>
-            <w:left w:val="single" w:color="000000" w:sz="4" w:space="0"/>
-            <w:bottom w:val="single" w:color="000000" w:sz="4" w:space="0"/>
-            <w:right w:val="single" w:color="000000" w:sz="4" w:space="0"/>
-            <w:insideH w:val="single" w:color="000000" w:sz="4" w:space="0"/>
-            <w:insideV w:val="single" w:color="000000" w:sz="4" w:space="0"/>
-          </w:tblBorders>
-          <w:tblCellMar>
-            <w:top w:w="60" w:type="dxa"/>
-            <w:left w:w="75" w:type="dxa"/>
-            <w:bottom w:w="60" w:type="dxa"/>
-            <w:right w:w="75" w:type="dxa"/>
-          </w:tblCellMar>
-        </w:tblPrEx>
-        <w:trPr>
-          <w:jc w:val="center"/>
-          <w:cantSplit/>
-        </w:trPr>
-        <w:tc>
-          <w:tcPr>
-            <w:tcW w:w="1701" w:type="dxa"/>
-            <w:vAlign w:val="center"/>
-          </w:tcPr>
-          <w:p>
-            <w:pPr>
-              <w:spacing w:before="0" w:after="0" w:line="276" w:lineRule="auto"/>
-              <w:jc w:val="left"/>
-              <w:keepNext w:val="0"/>
-            </w:pPr>
-            <w:r>
-              <w:rPr>
-                <w:rFonts w:ascii="Times New Roman" w:hAnsi="Times New Roman" w:eastAsia="宋体" w:cs="Times New Roman"/>
-                <w:b w:val="0"/>
-                <w:color w:val="000000"/>
-                <w:sz w:val="19"/>
-              </w:rPr>
-              <w:t>第一段文本</w:t>
-            </w:r>
-          </w:p>
-        </w:tc>
-        <w:tc>
-          <w:tcPr>
-            <w:tcW w:w="3685" w:type="dxa"/>
-            <w:vAlign w:val="center"/>
-          </w:tcPr>
-          <w:p>
-            <w:pPr>
-              <w:spacing w:before="0" w:after="0" w:line="276" w:lineRule="auto"/>
-              <w:jc w:val="center"/>
-              <w:keepNext w:val="0"/>
-            </w:pPr>
-            <w:r>
-              <w:rPr>
-                <w:rFonts w:ascii="Times New Roman" w:hAnsi="Times New Roman" w:eastAsia="宋体" w:cs="Times New Roman"/>
-                <w:b w:val="0"/>
-                <w:color w:val="000000"/>
-                <w:sz w:val="19"/>
-              </w:rPr>
-              <w:t>目标子问题 question</w:t>
-            </w:r>
-          </w:p>
-        </w:tc>
-        <w:tc>
-          <w:tcPr>
-            <w:tcW w:w="3685" w:type="dxa"/>
-            <w:vAlign w:val="center"/>
-          </w:tcPr>
-          <w:p>
-            <w:pPr>
-              <w:spacing w:before="0" w:after="0" w:line="276" w:lineRule="auto"/>
-              <w:jc w:val="center"/>
-              <w:keepNext w:val="0"/>
-            </w:pPr>
-            <w:r>
-              <w:rPr>
-                <w:rFonts w:ascii="Times New Roman" w:hAnsi="Times New Roman" w:eastAsia="宋体" w:cs="Times New Roman"/>
-                <w:b w:val="0"/>
-                <w:color w:val="000000"/>
-                <w:sz w:val="19"/>
-              </w:rPr>
-              <w:t>问题 question</w:t>
             </w:r>
           </w:p>
         </w:tc>
@@ -1988,6 +1909,7 @@
           </w:tcPr>
           <w:p>
             <w:pPr>
+              <w:keepNext w:val="0"/>
               <w:spacing w:before="0" w:after="0" w:line="276" w:lineRule="auto"/>
               <w:jc w:val="left"/>
             </w:pPr>
@@ -1998,7 +1920,7 @@
                 <w:color w:val="000000"/>
                 <w:sz w:val="19"/>
               </w:rPr>
-              <w:t>第二段文本</w:t>
+              <w:t>第一段文本</w:t>
             </w:r>
           </w:p>
         </w:tc>
@@ -2009,17 +1931,18 @@
           </w:tcPr>
           <w:p>
             <w:pPr>
-              <w:spacing w:before="0" w:after="0" w:line="276" w:lineRule="auto"/>
-              <w:jc w:val="center"/>
-            </w:pPr>
-            <w:r>
-              <w:rPr>
-                <w:rFonts w:ascii="Times New Roman" w:hAnsi="Times New Roman" w:eastAsia="宋体" w:cs="Times New Roman"/>
-                <w:b w:val="0"/>
-                <w:color w:val="000000"/>
-                <w:sz w:val="19"/>
-              </w:rPr>
-              <w:t>完整回答 interview_answer</w:t>
+              <w:keepNext w:val="0"/>
+              <w:spacing w:before="0" w:after="0" w:line="276" w:lineRule="auto"/>
+              <w:jc w:val="center"/>
+            </w:pPr>
+            <w:r>
+              <w:rPr>
+                <w:rFonts w:ascii="Times New Roman" w:hAnsi="Times New Roman" w:eastAsia="宋体" w:cs="Times New Roman"/>
+                <w:b w:val="0"/>
+                <w:color w:val="000000"/>
+                <w:sz w:val="19"/>
+              </w:rPr>
+              <w:t>目标子问题 question</w:t>
             </w:r>
           </w:p>
         </w:tc>
@@ -2030,17 +1953,18 @@
           </w:tcPr>
           <w:p>
             <w:pPr>
-              <w:spacing w:before="0" w:after="0" w:line="276" w:lineRule="auto"/>
-              <w:jc w:val="center"/>
-            </w:pPr>
-            <w:r>
-              <w:rPr>
-                <w:rFonts w:ascii="Times New Roman" w:hAnsi="Times New Roman" w:eastAsia="宋体" w:cs="Times New Roman"/>
-                <w:b w:val="0"/>
-                <w:color w:val="000000"/>
-                <w:sz w:val="19"/>
-              </w:rPr>
-              <w:t>候选句子 sentence</w:t>
+              <w:keepNext w:val="0"/>
+              <w:spacing w:before="0" w:after="0" w:line="276" w:lineRule="auto"/>
+              <w:jc w:val="center"/>
+            </w:pPr>
+            <w:r>
+              <w:rPr>
+                <w:rFonts w:ascii="Times New Roman" w:hAnsi="Times New Roman" w:eastAsia="宋体" w:cs="Times New Roman"/>
+                <w:b w:val="0"/>
+                <w:color w:val="000000"/>
+                <w:sz w:val="19"/>
+              </w:rPr>
+              <w:t>问题 question</w:t>
             </w:r>
           </w:p>
         </w:tc>
@@ -2083,7 +2007,7 @@
                 <w:color w:val="000000"/>
                 <w:sz w:val="19"/>
               </w:rPr>
-              <w:t>输出</w:t>
+              <w:t>第二段文本</w:t>
             </w:r>
           </w:p>
         </w:tc>
@@ -2104,7 +2028,7 @@
                 <w:color w:val="000000"/>
                 <w:sz w:val="19"/>
               </w:rPr>
-              <w:t>明确回答／模糊回答／明确不回答</w:t>
+              <w:t>完整回答 interview_answer</w:t>
             </w:r>
           </w:p>
         </w:tc>
@@ -2125,7 +2049,7 @@
                 <w:color w:val="000000"/>
                 <w:sz w:val="19"/>
               </w:rPr>
-              <w:t>包含答案／不包含答案</w:t>
+              <w:t>候选句子 sentence</w:t>
             </w:r>
           </w:p>
         </w:tc>
@@ -2168,6 +2092,91 @@
                 <w:color w:val="000000"/>
                 <w:sz w:val="19"/>
               </w:rPr>
+              <w:t>输出</w:t>
+            </w:r>
+          </w:p>
+        </w:tc>
+        <w:tc>
+          <w:tcPr>
+            <w:tcW w:w="3685" w:type="dxa"/>
+            <w:vAlign w:val="center"/>
+          </w:tcPr>
+          <w:p>
+            <w:pPr>
+              <w:spacing w:before="0" w:after="0" w:line="276" w:lineRule="auto"/>
+              <w:jc w:val="center"/>
+            </w:pPr>
+            <w:r>
+              <w:rPr>
+                <w:rFonts w:ascii="Times New Roman" w:hAnsi="Times New Roman" w:eastAsia="宋体" w:cs="Times New Roman"/>
+                <w:b w:val="0"/>
+                <w:color w:val="000000"/>
+                <w:sz w:val="19"/>
+              </w:rPr>
+              <w:t>明确回答／模糊回答／明确不回答</w:t>
+            </w:r>
+          </w:p>
+        </w:tc>
+        <w:tc>
+          <w:tcPr>
+            <w:tcW w:w="3685" w:type="dxa"/>
+            <w:vAlign w:val="center"/>
+          </w:tcPr>
+          <w:p>
+            <w:pPr>
+              <w:spacing w:before="0" w:after="0" w:line="276" w:lineRule="auto"/>
+              <w:jc w:val="center"/>
+            </w:pPr>
+            <w:r>
+              <w:rPr>
+                <w:rFonts w:ascii="Times New Roman" w:hAnsi="Times New Roman" w:eastAsia="宋体" w:cs="Times New Roman"/>
+                <w:b w:val="0"/>
+                <w:color w:val="000000"/>
+                <w:sz w:val="19"/>
+              </w:rPr>
+              <w:t>包含答案／不包含答案</w:t>
+            </w:r>
+          </w:p>
+        </w:tc>
+      </w:tr>
+      <w:tr>
+        <w:tblPrEx>
+          <w:tblBorders>
+            <w:top w:val="single" w:color="000000" w:sz="4" w:space="0"/>
+            <w:left w:val="single" w:color="000000" w:sz="4" w:space="0"/>
+            <w:bottom w:val="single" w:color="000000" w:sz="4" w:space="0"/>
+            <w:right w:val="single" w:color="000000" w:sz="4" w:space="0"/>
+            <w:insideH w:val="single" w:color="000000" w:sz="4" w:space="0"/>
+            <w:insideV w:val="single" w:color="000000" w:sz="4" w:space="0"/>
+          </w:tblBorders>
+          <w:tblCellMar>
+            <w:top w:w="60" w:type="dxa"/>
+            <w:left w:w="75" w:type="dxa"/>
+            <w:bottom w:w="60" w:type="dxa"/>
+            <w:right w:w="75" w:type="dxa"/>
+          </w:tblCellMar>
+        </w:tblPrEx>
+        <w:trPr>
+          <w:cantSplit/>
+          <w:jc w:val="center"/>
+        </w:trPr>
+        <w:tc>
+          <w:tcPr>
+            <w:tcW w:w="1701" w:type="dxa"/>
+            <w:vAlign w:val="center"/>
+          </w:tcPr>
+          <w:p>
+            <w:pPr>
+              <w:spacing w:before="0" w:after="0" w:line="276" w:lineRule="auto"/>
+              <w:jc w:val="left"/>
+            </w:pPr>
+            <w:r>
+              <w:rPr>
+                <w:rFonts w:ascii="Times New Roman" w:hAnsi="Times New Roman" w:eastAsia="宋体" w:cs="Times New Roman"/>
+                <w:b w:val="0"/>
+                <w:color w:val="000000"/>
+                <w:sz w:val="19"/>
+              </w:rPr>
               <w:t>主要判断</w:t>
             </w:r>
           </w:p>
@@ -2235,7 +2244,7 @@
     </w:p>
     <w:p>
       <w:pPr>
-        <w:pStyle w:val="Heading2"/>
+        <w:pStyle w:val="13"/>
         <w:keepNext/>
         <w:widowControl/>
         <w:spacing w:before="120" w:after="100" w:line="312" w:lineRule="auto"/>
@@ -2316,12 +2325,12 @@
           <w:color w:val="000000"/>
           <w:sz w:val="21"/>
         </w:rPr>
-        <w:t>标签审计与模型收益回答不同问题。以明确拒答为例，细标签归入明确不回答，只能说明映射符合标注定义；若细分类器把拒答误判为部分回答，向上汇总仍会把它归入模糊类，映射本身正确也无法挽回预测错误。细粒度监督还会把原本同属粗类的样本分散到不同子类，使分类器需要学习更细的边界。当某些策略的表达相近、样本有限或概率缺少校准时，增加监督类别未必带来更可靠的粗分类。因此，审计应核对标签取值、映射覆盖与逐条一致性；收益检验则应固定表示和划分，比较最终预测及各类错误。前者通过是解释实验的基础条件，不是模型改进的证据。反过来，某种训练与汇总设置未获益，也只能约束该实现的结论，不能否定层级标签作为分析工具的价值。</w:t>
+        <w:t>标签审计与模型收益回答不同问题。以明确拒答为例，细标签归入明确不回答，只能说明映射符合标注定义；若细分类器把拒答误判为部分回答，向上汇总仍会把它归入模糊类，映射本身正确也无法挽回预测错误。细粒度监督还会把原本同属粗类的样本分散到不同子类，使分类器需要学习更细的边界。当某些策略的表达相近、样本有限或概率缺少校准时，增加监督类别未必带来更可靠的粗分类。因此，审计应核对标签取值、映射覆盖与逐条一致性；收益检验则应固定表示和划分，比较最终预测及各类错误。前者通过是解释实验的基础条件，不是模型改进的证据。反过来，某种训练与汇总设置未获益，也只能约束该实现的结论，不能否定层级标签作为分析工具的价值。若在查看测试结果后调整子类汇总规则，得到的差异还会混入决策规则选择的影响。因此，预先确定的主实验与结果可见后补充的敏感性分析应分别报告；后者用于定位失败机制，不能反过来充当独立的性能验证。</w:t>
       </w:r>
     </w:p>
     <w:p>
       <w:pPr>
-        <w:pStyle w:val="Heading2"/>
+        <w:pStyle w:val="13"/>
         <w:keepNext/>
         <w:widowControl/>
         <w:spacing w:before="120" w:after="100" w:line="312" w:lineRule="auto"/>
@@ -2373,7 +2382,7 @@
     </w:p>
     <w:p>
       <w:pPr>
-        <w:pStyle w:val="Heading2"/>
+        <w:pStyle w:val="13"/>
         <w:keepNext/>
         <w:widowControl/>
         <w:spacing w:before="120" w:after="100" w:line="312" w:lineRule="auto"/>
@@ -2425,9 +2434,9 @@
     </w:p>
     <w:p>
       <w:pPr>
-        <w:pStyle w:val="Heading1"/>
+        <w:pStyle w:val="12"/>
         <w:keepNext/>
-        <w:spacing w:after="100" w:line="312" w:lineRule="auto" w:before="200"/>
+        <w:spacing w:before="200" w:after="100" w:line="312" w:lineRule="auto"/>
         <w:ind w:firstLine="0"/>
         <w:rPr>
           <w:rFonts w:hint="default" w:ascii="Times New Roman" w:hAnsi="Times New Roman" w:eastAsia="楷体" w:cs="Times New Roman"/>
@@ -2450,7 +2459,7 @@
     </w:p>
     <w:p>
       <w:pPr>
-        <w:pStyle w:val="Heading2"/>
+        <w:pStyle w:val="13"/>
         <w:keepNext/>
         <w:widowControl/>
         <w:spacing w:before="120" w:after="100" w:line="312" w:lineRule="auto"/>
@@ -2502,7 +2511,7 @@
     </w:p>
     <w:p>
       <w:pPr>
-        <w:pStyle w:val="Heading2"/>
+        <w:pStyle w:val="13"/>
         <w:keepNext/>
         <w:widowControl/>
         <w:spacing w:before="120" w:after="100" w:line="312" w:lineRule="auto"/>
@@ -2554,7 +2563,7 @@
     </w:p>
     <w:p>
       <w:pPr>
-        <w:pStyle w:val="Heading2"/>
+        <w:pStyle w:val="13"/>
         <w:keepNext/>
         <w:widowControl/>
         <w:spacing w:before="120" w:after="100" w:line="312" w:lineRule="auto"/>
@@ -2606,7 +2615,7 @@
     </w:p>
     <w:p>
       <w:pPr>
-        <w:pStyle w:val="Heading2"/>
+        <w:pStyle w:val="13"/>
         <w:keepNext/>
         <w:widowControl/>
         <w:spacing w:before="120" w:after="100" w:line="312" w:lineRule="auto"/>
@@ -2641,7 +2650,7 @@
     </w:p>
     <w:p>
       <w:pPr>
-        <w:pStyle w:val="Caption"/>
+        <w:pStyle w:val="14"/>
         <w:keepNext/>
         <w:spacing w:after="80" w:line="300" w:lineRule="auto"/>
         <w:ind w:firstLine="0"/>
@@ -2659,17 +2668,24 @@
     </w:p>
     <w:tbl>
       <w:tblPr>
-        <w:tblW w:type="auto" w:w="0"/>
+        <w:tblStyle w:val="5"/>
+        <w:tblW w:w="0" w:type="auto"/>
+        <w:tblInd w:w="0" w:type="dxa"/>
+        <w:tblBorders>
+          <w:top w:val="single" w:color="9AA5B1" w:sz="4" w:space="0"/>
+          <w:left w:val="single" w:color="9AA5B1" w:sz="4" w:space="0"/>
+          <w:bottom w:val="single" w:color="9AA5B1" w:sz="4" w:space="0"/>
+          <w:right w:val="single" w:color="9AA5B1" w:sz="4" w:space="0"/>
+          <w:insideH w:val="single" w:color="9AA5B1" w:sz="4" w:space="0"/>
+          <w:insideV w:val="single" w:color="9AA5B1" w:sz="4" w:space="0"/>
+        </w:tblBorders>
         <w:tblLayout w:type="fixed"/>
-        <w:tblLook w:firstColumn="1" w:firstRow="1" w:lastColumn="0" w:lastRow="0" w:noHBand="0" w:noVBand="1" w:val="04A0"/>
-        <w:tblBorders>
-          <w:top w:val="single" w:sz="4" w:color="9AA5B1"/>
-          <w:left w:val="single" w:sz="4" w:color="9AA5B1"/>
-          <w:bottom w:val="single" w:sz="4" w:color="9AA5B1"/>
-          <w:right w:val="single" w:sz="4" w:color="9AA5B1"/>
-          <w:insideH w:val="single" w:sz="4" w:color="9AA5B1"/>
-          <w:insideV w:val="single" w:sz="4" w:color="9AA5B1"/>
-        </w:tblBorders>
+        <w:tblCellMar>
+          <w:top w:w="0" w:type="dxa"/>
+          <w:left w:w="108" w:type="dxa"/>
+          <w:bottom w:w="0" w:type="dxa"/>
+          <w:right w:w="108" w:type="dxa"/>
+        </w:tblCellMar>
       </w:tblPr>
       <w:tblGrid>
         <w:gridCol w:w="1728"/>
@@ -2678,21 +2694,37 @@
         <w:gridCol w:w="1440"/>
       </w:tblGrid>
       <w:tr>
+        <w:tblPrEx>
+          <w:tblBorders>
+            <w:top w:val="single" w:color="9AA5B1" w:sz="4" w:space="0"/>
+            <w:left w:val="single" w:color="9AA5B1" w:sz="4" w:space="0"/>
+            <w:bottom w:val="single" w:color="9AA5B1" w:sz="4" w:space="0"/>
+            <w:right w:val="single" w:color="9AA5B1" w:sz="4" w:space="0"/>
+            <w:insideH w:val="single" w:color="9AA5B1" w:sz="4" w:space="0"/>
+            <w:insideV w:val="single" w:color="9AA5B1" w:sz="4" w:space="0"/>
+          </w:tblBorders>
+          <w:tblCellMar>
+            <w:top w:w="0" w:type="dxa"/>
+            <w:left w:w="108" w:type="dxa"/>
+            <w:bottom w:w="0" w:type="dxa"/>
+            <w:right w:w="108" w:type="dxa"/>
+          </w:tblCellMar>
+        </w:tblPrEx>
         <w:trPr>
+          <w:cantSplit/>
           <w:tblHeader/>
-          <w:cantSplit/>
         </w:trPr>
         <w:tc>
           <w:tcPr>
-            <w:tcW w:type="dxa" w:w="1728"/>
-            <w:vAlign w:val="center"/>
-            <w:shd w:fill="F2F2F2"/>
-          </w:tcPr>
-          <w:p>
-            <w:pPr>
-              <w:spacing w:after="60" w:line="252" w:lineRule="auto" w:before="60"/>
-              <w:keepNext w:val="1"/>
-              <w:keepLines w:val="1"/>
+            <w:tcW w:w="1728" w:type="dxa"/>
+            <w:shd w:val="clear" w:color="auto" w:fill="F2F2F2"/>
+            <w:vAlign w:val="center"/>
+          </w:tcPr>
+          <w:p>
+            <w:pPr>
+              <w:keepNext/>
+              <w:keepLines/>
+              <w:spacing w:before="60" w:after="60" w:line="252" w:lineRule="auto"/>
             </w:pPr>
             <w:r>
               <w:rPr>
@@ -2707,15 +2739,15 @@
         </w:tc>
         <w:tc>
           <w:tcPr>
-            <w:tcW w:type="dxa" w:w="2592"/>
-            <w:vAlign w:val="center"/>
-            <w:shd w:fill="F2F2F2"/>
-          </w:tcPr>
-          <w:p>
-            <w:pPr>
-              <w:spacing w:after="60" w:line="252" w:lineRule="auto" w:before="60"/>
-              <w:keepNext w:val="1"/>
-              <w:keepLines w:val="1"/>
+            <w:tcW w:w="2592" w:type="dxa"/>
+            <w:shd w:val="clear" w:color="auto" w:fill="F2F2F2"/>
+            <w:vAlign w:val="center"/>
+          </w:tcPr>
+          <w:p>
+            <w:pPr>
+              <w:keepNext/>
+              <w:keepLines/>
+              <w:spacing w:before="60" w:after="60" w:line="252" w:lineRule="auto"/>
             </w:pPr>
             <w:r>
               <w:rPr>
@@ -2730,15 +2762,15 @@
         </w:tc>
         <w:tc>
           <w:tcPr>
-            <w:tcW w:type="dxa" w:w="2880"/>
-            <w:vAlign w:val="center"/>
-            <w:shd w:fill="F2F2F2"/>
-          </w:tcPr>
-          <w:p>
-            <w:pPr>
-              <w:spacing w:after="60" w:line="252" w:lineRule="auto" w:before="60"/>
-              <w:keepNext w:val="1"/>
-              <w:keepLines w:val="1"/>
+            <w:tcW w:w="2880" w:type="dxa"/>
+            <w:shd w:val="clear" w:color="auto" w:fill="F2F2F2"/>
+            <w:vAlign w:val="center"/>
+          </w:tcPr>
+          <w:p>
+            <w:pPr>
+              <w:keepNext/>
+              <w:keepLines/>
+              <w:spacing w:before="60" w:after="60" w:line="252" w:lineRule="auto"/>
             </w:pPr>
             <w:r>
               <w:rPr>
@@ -2753,15 +2785,15 @@
         </w:tc>
         <w:tc>
           <w:tcPr>
-            <w:tcW w:type="dxa" w:w="1440"/>
-            <w:vAlign w:val="center"/>
-            <w:shd w:fill="F2F2F2"/>
-          </w:tcPr>
-          <w:p>
-            <w:pPr>
-              <w:spacing w:after="60" w:line="252" w:lineRule="auto" w:before="60"/>
-              <w:keepNext w:val="1"/>
-              <w:keepLines w:val="1"/>
+            <w:tcW w:w="1440" w:type="dxa"/>
+            <w:shd w:val="clear" w:color="auto" w:fill="F2F2F2"/>
+            <w:vAlign w:val="center"/>
+          </w:tcPr>
+          <w:p>
+            <w:pPr>
+              <w:keepNext/>
+              <w:keepLines/>
+              <w:spacing w:before="60" w:after="60" w:line="252" w:lineRule="auto"/>
             </w:pPr>
             <w:r>
               <w:rPr>
@@ -2776,19 +2808,35 @@
         </w:tc>
       </w:tr>
       <w:tr>
+        <w:tblPrEx>
+          <w:tblBorders>
+            <w:top w:val="single" w:color="9AA5B1" w:sz="4" w:space="0"/>
+            <w:left w:val="single" w:color="9AA5B1" w:sz="4" w:space="0"/>
+            <w:bottom w:val="single" w:color="9AA5B1" w:sz="4" w:space="0"/>
+            <w:right w:val="single" w:color="9AA5B1" w:sz="4" w:space="0"/>
+            <w:insideH w:val="single" w:color="9AA5B1" w:sz="4" w:space="0"/>
+            <w:insideV w:val="single" w:color="9AA5B1" w:sz="4" w:space="0"/>
+          </w:tblBorders>
+          <w:tblCellMar>
+            <w:top w:w="0" w:type="dxa"/>
+            <w:left w:w="108" w:type="dxa"/>
+            <w:bottom w:w="0" w:type="dxa"/>
+            <w:right w:w="108" w:type="dxa"/>
+          </w:tblCellMar>
+        </w:tblPrEx>
         <w:trPr>
           <w:cantSplit/>
         </w:trPr>
         <w:tc>
           <w:tcPr>
-            <w:tcW w:type="dxa" w:w="1728"/>
-            <w:vAlign w:val="center"/>
-            <w:shd w:fill="FFFFFF"/>
-          </w:tcPr>
-          <w:p>
-            <w:pPr>
-              <w:spacing w:after="60" w:line="252" w:lineRule="auto" w:before="60"/>
+            <w:tcW w:w="1728" w:type="dxa"/>
+            <w:shd w:val="clear" w:color="auto" w:fill="FFFFFF"/>
+            <w:vAlign w:val="center"/>
+          </w:tcPr>
+          <w:p>
+            <w:pPr>
               <w:keepNext w:val="0"/>
+              <w:spacing w:before="60" w:after="60" w:line="252" w:lineRule="auto"/>
             </w:pPr>
             <w:r>
               <w:rPr>
@@ -2803,14 +2851,14 @@
         </w:tc>
         <w:tc>
           <w:tcPr>
-            <w:tcW w:type="dxa" w:w="2592"/>
-            <w:vAlign w:val="center"/>
-            <w:shd w:fill="FFFFFF"/>
-          </w:tcPr>
-          <w:p>
-            <w:pPr>
-              <w:spacing w:after="60" w:line="252" w:lineRule="auto" w:before="60"/>
+            <w:tcW w:w="2592" w:type="dxa"/>
+            <w:shd w:val="clear" w:color="auto" w:fill="FFFFFF"/>
+            <w:vAlign w:val="center"/>
+          </w:tcPr>
+          <w:p>
+            <w:pPr>
               <w:keepNext w:val="0"/>
+              <w:spacing w:before="60" w:after="60" w:line="252" w:lineRule="auto"/>
             </w:pPr>
             <w:r>
               <w:rPr>
@@ -2825,14 +2873,14 @@
         </w:tc>
         <w:tc>
           <w:tcPr>
-            <w:tcW w:type="dxa" w:w="2880"/>
-            <w:vAlign w:val="center"/>
-            <w:shd w:fill="FFFFFF"/>
-          </w:tcPr>
-          <w:p>
-            <w:pPr>
-              <w:spacing w:after="60" w:line="252" w:lineRule="auto" w:before="60"/>
+            <w:tcW w:w="2880" w:type="dxa"/>
+            <w:shd w:val="clear" w:color="auto" w:fill="FFFFFF"/>
+            <w:vAlign w:val="center"/>
+          </w:tcPr>
+          <w:p>
+            <w:pPr>
               <w:keepNext w:val="0"/>
+              <w:spacing w:before="60" w:after="60" w:line="252" w:lineRule="auto"/>
             </w:pPr>
             <w:r>
               <w:rPr>
@@ -2847,14 +2895,14 @@
         </w:tc>
         <w:tc>
           <w:tcPr>
-            <w:tcW w:type="dxa" w:w="1440"/>
-            <w:vAlign w:val="center"/>
-            <w:shd w:fill="FFFFFF"/>
-          </w:tcPr>
-          <w:p>
-            <w:pPr>
-              <w:spacing w:after="60" w:line="252" w:lineRule="auto" w:before="60"/>
+            <w:tcW w:w="1440" w:type="dxa"/>
+            <w:shd w:val="clear" w:color="auto" w:fill="FFFFFF"/>
+            <w:vAlign w:val="center"/>
+          </w:tcPr>
+          <w:p>
+            <w:pPr>
               <w:keepNext w:val="0"/>
+              <w:spacing w:before="60" w:after="60" w:line="252" w:lineRule="auto"/>
             </w:pPr>
             <w:r>
               <w:rPr>
@@ -2869,18 +2917,34 @@
         </w:tc>
       </w:tr>
       <w:tr>
+        <w:tblPrEx>
+          <w:tblBorders>
+            <w:top w:val="single" w:color="9AA5B1" w:sz="4" w:space="0"/>
+            <w:left w:val="single" w:color="9AA5B1" w:sz="4" w:space="0"/>
+            <w:bottom w:val="single" w:color="9AA5B1" w:sz="4" w:space="0"/>
+            <w:right w:val="single" w:color="9AA5B1" w:sz="4" w:space="0"/>
+            <w:insideH w:val="single" w:color="9AA5B1" w:sz="4" w:space="0"/>
+            <w:insideV w:val="single" w:color="9AA5B1" w:sz="4" w:space="0"/>
+          </w:tblBorders>
+          <w:tblCellMar>
+            <w:top w:w="0" w:type="dxa"/>
+            <w:left w:w="108" w:type="dxa"/>
+            <w:bottom w:w="0" w:type="dxa"/>
+            <w:right w:w="108" w:type="dxa"/>
+          </w:tblCellMar>
+        </w:tblPrEx>
         <w:trPr>
           <w:cantSplit/>
         </w:trPr>
         <w:tc>
           <w:tcPr>
-            <w:tcW w:type="dxa" w:w="1728"/>
-            <w:vAlign w:val="center"/>
-            <w:shd w:fill="FFFFFF"/>
-          </w:tcPr>
-          <w:p>
-            <w:pPr>
-              <w:spacing w:after="60" w:line="252" w:lineRule="auto" w:before="60"/>
+            <w:tcW w:w="1728" w:type="dxa"/>
+            <w:shd w:val="clear" w:color="auto" w:fill="FFFFFF"/>
+            <w:vAlign w:val="center"/>
+          </w:tcPr>
+          <w:p>
+            <w:pPr>
+              <w:spacing w:before="60" w:after="60" w:line="252" w:lineRule="auto"/>
             </w:pPr>
             <w:r>
               <w:rPr>
@@ -2895,13 +2959,13 @@
         </w:tc>
         <w:tc>
           <w:tcPr>
-            <w:tcW w:type="dxa" w:w="2592"/>
-            <w:vAlign w:val="center"/>
-            <w:shd w:fill="FFFFFF"/>
-          </w:tcPr>
-          <w:p>
-            <w:pPr>
-              <w:spacing w:after="60" w:line="252" w:lineRule="auto" w:before="60"/>
+            <w:tcW w:w="2592" w:type="dxa"/>
+            <w:shd w:val="clear" w:color="auto" w:fill="FFFFFF"/>
+            <w:vAlign w:val="center"/>
+          </w:tcPr>
+          <w:p>
+            <w:pPr>
+              <w:spacing w:before="60" w:after="60" w:line="252" w:lineRule="auto"/>
             </w:pPr>
             <w:r>
               <w:rPr>
@@ -2916,13 +2980,13 @@
         </w:tc>
         <w:tc>
           <w:tcPr>
-            <w:tcW w:type="dxa" w:w="2880"/>
-            <w:vAlign w:val="center"/>
-            <w:shd w:fill="FFFFFF"/>
-          </w:tcPr>
-          <w:p>
-            <w:pPr>
-              <w:spacing w:after="60" w:line="252" w:lineRule="auto" w:before="60"/>
+            <w:tcW w:w="2880" w:type="dxa"/>
+            <w:shd w:val="clear" w:color="auto" w:fill="FFFFFF"/>
+            <w:vAlign w:val="center"/>
+          </w:tcPr>
+          <w:p>
+            <w:pPr>
+              <w:spacing w:before="60" w:after="60" w:line="252" w:lineRule="auto"/>
             </w:pPr>
             <w:r>
               <w:rPr>
@@ -2937,13 +3001,13 @@
         </w:tc>
         <w:tc>
           <w:tcPr>
-            <w:tcW w:type="dxa" w:w="1440"/>
-            <w:vAlign w:val="center"/>
-            <w:shd w:fill="FFFFFF"/>
-          </w:tcPr>
-          <w:p>
-            <w:pPr>
-              <w:spacing w:after="60" w:line="252" w:lineRule="auto" w:before="60"/>
+            <w:tcW w:w="1440" w:type="dxa"/>
+            <w:shd w:val="clear" w:color="auto" w:fill="FFFFFF"/>
+            <w:vAlign w:val="center"/>
+          </w:tcPr>
+          <w:p>
+            <w:pPr>
+              <w:spacing w:before="60" w:after="60" w:line="252" w:lineRule="auto"/>
             </w:pPr>
             <w:r>
               <w:rPr>
@@ -2958,18 +3022,34 @@
         </w:tc>
       </w:tr>
       <w:tr>
+        <w:tblPrEx>
+          <w:tblBorders>
+            <w:top w:val="single" w:color="9AA5B1" w:sz="4" w:space="0"/>
+            <w:left w:val="single" w:color="9AA5B1" w:sz="4" w:space="0"/>
+            <w:bottom w:val="single" w:color="9AA5B1" w:sz="4" w:space="0"/>
+            <w:right w:val="single" w:color="9AA5B1" w:sz="4" w:space="0"/>
+            <w:insideH w:val="single" w:color="9AA5B1" w:sz="4" w:space="0"/>
+            <w:insideV w:val="single" w:color="9AA5B1" w:sz="4" w:space="0"/>
+          </w:tblBorders>
+          <w:tblCellMar>
+            <w:top w:w="0" w:type="dxa"/>
+            <w:left w:w="108" w:type="dxa"/>
+            <w:bottom w:w="0" w:type="dxa"/>
+            <w:right w:w="108" w:type="dxa"/>
+          </w:tblCellMar>
+        </w:tblPrEx>
         <w:trPr>
           <w:cantSplit/>
         </w:trPr>
         <w:tc>
           <w:tcPr>
-            <w:tcW w:type="dxa" w:w="1728"/>
-            <w:vAlign w:val="center"/>
-            <w:shd w:fill="FFFFFF"/>
-          </w:tcPr>
-          <w:p>
-            <w:pPr>
-              <w:spacing w:after="60" w:line="252" w:lineRule="auto" w:before="60"/>
+            <w:tcW w:w="1728" w:type="dxa"/>
+            <w:shd w:val="clear" w:color="auto" w:fill="FFFFFF"/>
+            <w:vAlign w:val="center"/>
+          </w:tcPr>
+          <w:p>
+            <w:pPr>
+              <w:spacing w:before="60" w:after="60" w:line="252" w:lineRule="auto"/>
             </w:pPr>
             <w:r>
               <w:rPr>
@@ -2984,13 +3064,13 @@
         </w:tc>
         <w:tc>
           <w:tcPr>
-            <w:tcW w:type="dxa" w:w="2592"/>
-            <w:vAlign w:val="center"/>
-            <w:shd w:fill="FFFFFF"/>
-          </w:tcPr>
-          <w:p>
-            <w:pPr>
-              <w:spacing w:after="60" w:line="252" w:lineRule="auto" w:before="60"/>
+            <w:tcW w:w="2592" w:type="dxa"/>
+            <w:shd w:val="clear" w:color="auto" w:fill="FFFFFF"/>
+            <w:vAlign w:val="center"/>
+          </w:tcPr>
+          <w:p>
+            <w:pPr>
+              <w:spacing w:before="60" w:after="60" w:line="252" w:lineRule="auto"/>
             </w:pPr>
             <w:r>
               <w:rPr>
@@ -3005,13 +3085,13 @@
         </w:tc>
         <w:tc>
           <w:tcPr>
-            <w:tcW w:type="dxa" w:w="2880"/>
-            <w:vAlign w:val="center"/>
-            <w:shd w:fill="FFFFFF"/>
-          </w:tcPr>
-          <w:p>
-            <w:pPr>
-              <w:spacing w:after="60" w:line="252" w:lineRule="auto" w:before="60"/>
+            <w:tcW w:w="2880" w:type="dxa"/>
+            <w:shd w:val="clear" w:color="auto" w:fill="FFFFFF"/>
+            <w:vAlign w:val="center"/>
+          </w:tcPr>
+          <w:p>
+            <w:pPr>
+              <w:spacing w:before="60" w:after="60" w:line="252" w:lineRule="auto"/>
             </w:pPr>
             <w:r>
               <w:rPr>
@@ -3026,13 +3106,13 @@
         </w:tc>
         <w:tc>
           <w:tcPr>
-            <w:tcW w:type="dxa" w:w="1440"/>
-            <w:vAlign w:val="center"/>
-            <w:shd w:fill="FFFFFF"/>
-          </w:tcPr>
-          <w:p>
-            <w:pPr>
-              <w:spacing w:after="60" w:line="252" w:lineRule="auto" w:before="60"/>
+            <w:tcW w:w="1440" w:type="dxa"/>
+            <w:shd w:val="clear" w:color="auto" w:fill="FFFFFF"/>
+            <w:vAlign w:val="center"/>
+          </w:tcPr>
+          <w:p>
+            <w:pPr>
+              <w:spacing w:before="60" w:after="60" w:line="252" w:lineRule="auto"/>
             </w:pPr>
             <w:r>
               <w:rPr>
@@ -3047,18 +3127,34 @@
         </w:tc>
       </w:tr>
       <w:tr>
+        <w:tblPrEx>
+          <w:tblBorders>
+            <w:top w:val="single" w:color="9AA5B1" w:sz="4" w:space="0"/>
+            <w:left w:val="single" w:color="9AA5B1" w:sz="4" w:space="0"/>
+            <w:bottom w:val="single" w:color="9AA5B1" w:sz="4" w:space="0"/>
+            <w:right w:val="single" w:color="9AA5B1" w:sz="4" w:space="0"/>
+            <w:insideH w:val="single" w:color="9AA5B1" w:sz="4" w:space="0"/>
+            <w:insideV w:val="single" w:color="9AA5B1" w:sz="4" w:space="0"/>
+          </w:tblBorders>
+          <w:tblCellMar>
+            <w:top w:w="0" w:type="dxa"/>
+            <w:left w:w="108" w:type="dxa"/>
+            <w:bottom w:w="0" w:type="dxa"/>
+            <w:right w:w="108" w:type="dxa"/>
+          </w:tblCellMar>
+        </w:tblPrEx>
         <w:trPr>
           <w:cantSplit/>
         </w:trPr>
         <w:tc>
           <w:tcPr>
-            <w:tcW w:type="dxa" w:w="1728"/>
-            <w:vAlign w:val="center"/>
-            <w:shd w:fill="FFFFFF"/>
-          </w:tcPr>
-          <w:p>
-            <w:pPr>
-              <w:spacing w:after="60" w:line="252" w:lineRule="auto" w:before="60"/>
+            <w:tcW w:w="1728" w:type="dxa"/>
+            <w:shd w:val="clear" w:color="auto" w:fill="FFFFFF"/>
+            <w:vAlign w:val="center"/>
+          </w:tcPr>
+          <w:p>
+            <w:pPr>
+              <w:spacing w:before="60" w:after="60" w:line="252" w:lineRule="auto"/>
             </w:pPr>
             <w:r>
               <w:rPr>
@@ -3073,13 +3169,13 @@
         </w:tc>
         <w:tc>
           <w:tcPr>
-            <w:tcW w:type="dxa" w:w="2592"/>
-            <w:vAlign w:val="center"/>
-            <w:shd w:fill="FFFFFF"/>
-          </w:tcPr>
-          <w:p>
-            <w:pPr>
-              <w:spacing w:after="60" w:line="252" w:lineRule="auto" w:before="60"/>
+            <w:tcW w:w="2592" w:type="dxa"/>
+            <w:shd w:val="clear" w:color="auto" w:fill="FFFFFF"/>
+            <w:vAlign w:val="center"/>
+          </w:tcPr>
+          <w:p>
+            <w:pPr>
+              <w:spacing w:before="60" w:after="60" w:line="252" w:lineRule="auto"/>
             </w:pPr>
             <w:r>
               <w:rPr>
@@ -3094,13 +3190,13 @@
         </w:tc>
         <w:tc>
           <w:tcPr>
-            <w:tcW w:type="dxa" w:w="2880"/>
-            <w:vAlign w:val="center"/>
-            <w:shd w:fill="FFFFFF"/>
-          </w:tcPr>
-          <w:p>
-            <w:pPr>
-              <w:spacing w:after="60" w:line="252" w:lineRule="auto" w:before="60"/>
+            <w:tcW w:w="2880" w:type="dxa"/>
+            <w:shd w:val="clear" w:color="auto" w:fill="FFFFFF"/>
+            <w:vAlign w:val="center"/>
+          </w:tcPr>
+          <w:p>
+            <w:pPr>
+              <w:spacing w:before="60" w:after="60" w:line="252" w:lineRule="auto"/>
             </w:pPr>
             <w:r>
               <w:rPr>
@@ -3115,13 +3211,13 @@
         </w:tc>
         <w:tc>
           <w:tcPr>
-            <w:tcW w:type="dxa" w:w="1440"/>
-            <w:vAlign w:val="center"/>
-            <w:shd w:fill="FFFFFF"/>
-          </w:tcPr>
-          <w:p>
-            <w:pPr>
-              <w:spacing w:after="60" w:line="252" w:lineRule="auto" w:before="60"/>
+            <w:tcW w:w="1440" w:type="dxa"/>
+            <w:shd w:val="clear" w:color="auto" w:fill="FFFFFF"/>
+            <w:vAlign w:val="center"/>
+          </w:tcPr>
+          <w:p>
+            <w:pPr>
+              <w:spacing w:before="60" w:after="60" w:line="252" w:lineRule="auto"/>
             </w:pPr>
             <w:r>
               <w:rPr>
@@ -3138,7 +3234,7 @@
     </w:tbl>
     <w:p>
       <w:pPr>
-        <w:pStyle w:val="Caption"/>
+        <w:pStyle w:val="14"/>
         <w:keepNext/>
         <w:spacing w:after="80" w:line="300" w:lineRule="auto"/>
         <w:ind w:firstLine="0"/>
@@ -3156,17 +3252,24 @@
     </w:p>
     <w:tbl>
       <w:tblPr>
-        <w:tblW w:type="auto" w:w="0"/>
+        <w:tblStyle w:val="5"/>
+        <w:tblW w:w="0" w:type="auto"/>
+        <w:tblInd w:w="0" w:type="dxa"/>
+        <w:tblBorders>
+          <w:top w:val="single" w:color="9AA5B1" w:sz="4" w:space="0"/>
+          <w:left w:val="single" w:color="9AA5B1" w:sz="4" w:space="0"/>
+          <w:bottom w:val="single" w:color="9AA5B1" w:sz="4" w:space="0"/>
+          <w:right w:val="single" w:color="9AA5B1" w:sz="4" w:space="0"/>
+          <w:insideH w:val="single" w:color="9AA5B1" w:sz="4" w:space="0"/>
+          <w:insideV w:val="single" w:color="9AA5B1" w:sz="4" w:space="0"/>
+        </w:tblBorders>
         <w:tblLayout w:type="fixed"/>
-        <w:tblLook w:firstColumn="1" w:firstRow="1" w:lastColumn="0" w:lastRow="0" w:noHBand="0" w:noVBand="1" w:val="04A0"/>
-        <w:tblBorders>
-          <w:top w:val="single" w:sz="4" w:color="9AA5B1"/>
-          <w:left w:val="single" w:sz="4" w:color="9AA5B1"/>
-          <w:bottom w:val="single" w:sz="4" w:color="9AA5B1"/>
-          <w:right w:val="single" w:sz="4" w:color="9AA5B1"/>
-          <w:insideH w:val="single" w:sz="4" w:color="9AA5B1"/>
-          <w:insideV w:val="single" w:sz="4" w:color="9AA5B1"/>
-        </w:tblBorders>
+        <w:tblCellMar>
+          <w:top w:w="0" w:type="dxa"/>
+          <w:left w:w="108" w:type="dxa"/>
+          <w:bottom w:w="0" w:type="dxa"/>
+          <w:right w:w="108" w:type="dxa"/>
+        </w:tblCellMar>
       </w:tblPr>
       <w:tblGrid>
         <w:gridCol w:w="2304"/>
@@ -3175,21 +3278,37 @@
         <w:gridCol w:w="1584"/>
       </w:tblGrid>
       <w:tr>
+        <w:tblPrEx>
+          <w:tblBorders>
+            <w:top w:val="single" w:color="9AA5B1" w:sz="4" w:space="0"/>
+            <w:left w:val="single" w:color="9AA5B1" w:sz="4" w:space="0"/>
+            <w:bottom w:val="single" w:color="9AA5B1" w:sz="4" w:space="0"/>
+            <w:right w:val="single" w:color="9AA5B1" w:sz="4" w:space="0"/>
+            <w:insideH w:val="single" w:color="9AA5B1" w:sz="4" w:space="0"/>
+            <w:insideV w:val="single" w:color="9AA5B1" w:sz="4" w:space="0"/>
+          </w:tblBorders>
+          <w:tblCellMar>
+            <w:top w:w="0" w:type="dxa"/>
+            <w:left w:w="108" w:type="dxa"/>
+            <w:bottom w:w="0" w:type="dxa"/>
+            <w:right w:w="108" w:type="dxa"/>
+          </w:tblCellMar>
+        </w:tblPrEx>
         <w:trPr>
+          <w:cantSplit/>
           <w:tblHeader/>
-          <w:cantSplit/>
         </w:trPr>
         <w:tc>
           <w:tcPr>
-            <w:tcW w:type="dxa" w:w="2304"/>
-            <w:vAlign w:val="center"/>
-            <w:shd w:fill="F2F2F2"/>
-          </w:tcPr>
-          <w:p>
-            <w:pPr>
-              <w:spacing w:after="60" w:line="252" w:lineRule="auto" w:before="60"/>
-              <w:keepNext w:val="1"/>
-              <w:keepLines w:val="1"/>
+            <w:tcW w:w="2304" w:type="dxa"/>
+            <w:shd w:val="clear" w:color="auto" w:fill="F2F2F2"/>
+            <w:vAlign w:val="center"/>
+          </w:tcPr>
+          <w:p>
+            <w:pPr>
+              <w:keepNext/>
+              <w:keepLines/>
+              <w:spacing w:before="60" w:after="60" w:line="252" w:lineRule="auto"/>
             </w:pPr>
             <w:r>
               <w:rPr>
@@ -3204,15 +3323,15 @@
         </w:tc>
         <w:tc>
           <w:tcPr>
-            <w:tcW w:type="dxa" w:w="2304"/>
-            <w:vAlign w:val="center"/>
-            <w:shd w:fill="F2F2F2"/>
-          </w:tcPr>
-          <w:p>
-            <w:pPr>
-              <w:spacing w:after="60" w:line="252" w:lineRule="auto" w:before="60"/>
-              <w:keepNext w:val="1"/>
-              <w:keepLines w:val="1"/>
+            <w:tcW w:w="2304" w:type="dxa"/>
+            <w:shd w:val="clear" w:color="auto" w:fill="F2F2F2"/>
+            <w:vAlign w:val="center"/>
+          </w:tcPr>
+          <w:p>
+            <w:pPr>
+              <w:keepNext/>
+              <w:keepLines/>
+              <w:spacing w:before="60" w:after="60" w:line="252" w:lineRule="auto"/>
             </w:pPr>
             <w:r>
               <w:rPr>
@@ -3227,15 +3346,15 @@
         </w:tc>
         <w:tc>
           <w:tcPr>
-            <w:tcW w:type="dxa" w:w="2448"/>
-            <w:vAlign w:val="center"/>
-            <w:shd w:fill="F2F2F2"/>
-          </w:tcPr>
-          <w:p>
-            <w:pPr>
-              <w:spacing w:after="60" w:line="252" w:lineRule="auto" w:before="60"/>
-              <w:keepNext w:val="1"/>
-              <w:keepLines w:val="1"/>
+            <w:tcW w:w="2448" w:type="dxa"/>
+            <w:shd w:val="clear" w:color="auto" w:fill="F2F2F2"/>
+            <w:vAlign w:val="center"/>
+          </w:tcPr>
+          <w:p>
+            <w:pPr>
+              <w:keepNext/>
+              <w:keepLines/>
+              <w:spacing w:before="60" w:after="60" w:line="252" w:lineRule="auto"/>
             </w:pPr>
             <w:r>
               <w:rPr>
@@ -3250,15 +3369,15 @@
         </w:tc>
         <w:tc>
           <w:tcPr>
-            <w:tcW w:type="dxa" w:w="1584"/>
-            <w:vAlign w:val="center"/>
-            <w:shd w:fill="F2F2F2"/>
-          </w:tcPr>
-          <w:p>
-            <w:pPr>
-              <w:spacing w:after="60" w:line="252" w:lineRule="auto" w:before="60"/>
-              <w:keepNext w:val="1"/>
-              <w:keepLines w:val="1"/>
+            <w:tcW w:w="1584" w:type="dxa"/>
+            <w:shd w:val="clear" w:color="auto" w:fill="F2F2F2"/>
+            <w:vAlign w:val="center"/>
+          </w:tcPr>
+          <w:p>
+            <w:pPr>
+              <w:keepNext/>
+              <w:keepLines/>
+              <w:spacing w:before="60" w:after="60" w:line="252" w:lineRule="auto"/>
             </w:pPr>
             <w:r>
               <w:rPr>
@@ -3273,19 +3392,35 @@
         </w:tc>
       </w:tr>
       <w:tr>
+        <w:tblPrEx>
+          <w:tblBorders>
+            <w:top w:val="single" w:color="9AA5B1" w:sz="4" w:space="0"/>
+            <w:left w:val="single" w:color="9AA5B1" w:sz="4" w:space="0"/>
+            <w:bottom w:val="single" w:color="9AA5B1" w:sz="4" w:space="0"/>
+            <w:right w:val="single" w:color="9AA5B1" w:sz="4" w:space="0"/>
+            <w:insideH w:val="single" w:color="9AA5B1" w:sz="4" w:space="0"/>
+            <w:insideV w:val="single" w:color="9AA5B1" w:sz="4" w:space="0"/>
+          </w:tblBorders>
+          <w:tblCellMar>
+            <w:top w:w="0" w:type="dxa"/>
+            <w:left w:w="108" w:type="dxa"/>
+            <w:bottom w:w="0" w:type="dxa"/>
+            <w:right w:w="108" w:type="dxa"/>
+          </w:tblCellMar>
+        </w:tblPrEx>
         <w:trPr>
           <w:cantSplit/>
         </w:trPr>
         <w:tc>
           <w:tcPr>
-            <w:tcW w:type="dxa" w:w="2304"/>
-            <w:vAlign w:val="center"/>
-            <w:shd w:fill="FFFFFF"/>
-          </w:tcPr>
-          <w:p>
-            <w:pPr>
-              <w:spacing w:after="60" w:line="252" w:lineRule="auto" w:before="60"/>
+            <w:tcW w:w="2304" w:type="dxa"/>
+            <w:shd w:val="clear" w:color="auto" w:fill="FFFFFF"/>
+            <w:vAlign w:val="center"/>
+          </w:tcPr>
+          <w:p>
+            <w:pPr>
               <w:keepNext w:val="0"/>
+              <w:spacing w:before="60" w:after="60" w:line="252" w:lineRule="auto"/>
             </w:pPr>
             <w:r>
               <w:rPr>
@@ -3300,14 +3435,14 @@
         </w:tc>
         <w:tc>
           <w:tcPr>
-            <w:tcW w:type="dxa" w:w="2304"/>
-            <w:vAlign w:val="center"/>
-            <w:shd w:fill="FFFFFF"/>
-          </w:tcPr>
-          <w:p>
-            <w:pPr>
-              <w:spacing w:after="60" w:line="252" w:lineRule="auto" w:before="60"/>
+            <w:tcW w:w="2304" w:type="dxa"/>
+            <w:shd w:val="clear" w:color="auto" w:fill="FFFFFF"/>
+            <w:vAlign w:val="center"/>
+          </w:tcPr>
+          <w:p>
+            <w:pPr>
               <w:keepNext w:val="0"/>
+              <w:spacing w:before="60" w:after="60" w:line="252" w:lineRule="auto"/>
             </w:pPr>
             <w:r>
               <w:rPr>
@@ -3322,14 +3457,14 @@
         </w:tc>
         <w:tc>
           <w:tcPr>
-            <w:tcW w:type="dxa" w:w="2448"/>
-            <w:vAlign w:val="center"/>
-            <w:shd w:fill="FFFFFF"/>
-          </w:tcPr>
-          <w:p>
-            <w:pPr>
-              <w:spacing w:after="60" w:line="252" w:lineRule="auto" w:before="60"/>
+            <w:tcW w:w="2448" w:type="dxa"/>
+            <w:shd w:val="clear" w:color="auto" w:fill="FFFFFF"/>
+            <w:vAlign w:val="center"/>
+          </w:tcPr>
+          <w:p>
+            <w:pPr>
               <w:keepNext w:val="0"/>
+              <w:spacing w:before="60" w:after="60" w:line="252" w:lineRule="auto"/>
             </w:pPr>
             <w:r>
               <w:rPr>
@@ -3344,14 +3479,14 @@
         </w:tc>
         <w:tc>
           <w:tcPr>
-            <w:tcW w:type="dxa" w:w="1584"/>
-            <w:vAlign w:val="center"/>
-            <w:shd w:fill="FFFFFF"/>
-          </w:tcPr>
-          <w:p>
-            <w:pPr>
-              <w:spacing w:after="60" w:line="252" w:lineRule="auto" w:before="60"/>
+            <w:tcW w:w="1584" w:type="dxa"/>
+            <w:shd w:val="clear" w:color="auto" w:fill="FFFFFF"/>
+            <w:vAlign w:val="center"/>
+          </w:tcPr>
+          <w:p>
+            <w:pPr>
               <w:keepNext w:val="0"/>
+              <w:spacing w:before="60" w:after="60" w:line="252" w:lineRule="auto"/>
             </w:pPr>
             <w:r>
               <w:rPr>
@@ -3366,18 +3501,34 @@
         </w:tc>
       </w:tr>
       <w:tr>
+        <w:tblPrEx>
+          <w:tblBorders>
+            <w:top w:val="single" w:color="9AA5B1" w:sz="4" w:space="0"/>
+            <w:left w:val="single" w:color="9AA5B1" w:sz="4" w:space="0"/>
+            <w:bottom w:val="single" w:color="9AA5B1" w:sz="4" w:space="0"/>
+            <w:right w:val="single" w:color="9AA5B1" w:sz="4" w:space="0"/>
+            <w:insideH w:val="single" w:color="9AA5B1" w:sz="4" w:space="0"/>
+            <w:insideV w:val="single" w:color="9AA5B1" w:sz="4" w:space="0"/>
+          </w:tblBorders>
+          <w:tblCellMar>
+            <w:top w:w="0" w:type="dxa"/>
+            <w:left w:w="108" w:type="dxa"/>
+            <w:bottom w:w="0" w:type="dxa"/>
+            <w:right w:w="108" w:type="dxa"/>
+          </w:tblCellMar>
+        </w:tblPrEx>
         <w:trPr>
           <w:cantSplit/>
         </w:trPr>
         <w:tc>
           <w:tcPr>
-            <w:tcW w:type="dxa" w:w="2304"/>
-            <w:vAlign w:val="center"/>
-            <w:shd w:fill="FFFFFF"/>
-          </w:tcPr>
-          <w:p>
-            <w:pPr>
-              <w:spacing w:after="60" w:line="252" w:lineRule="auto" w:before="60"/>
+            <w:tcW w:w="2304" w:type="dxa"/>
+            <w:shd w:val="clear" w:color="auto" w:fill="FFFFFF"/>
+            <w:vAlign w:val="center"/>
+          </w:tcPr>
+          <w:p>
+            <w:pPr>
+              <w:spacing w:before="60" w:after="60" w:line="252" w:lineRule="auto"/>
             </w:pPr>
             <w:r>
               <w:rPr>
@@ -3392,13 +3543,13 @@
         </w:tc>
         <w:tc>
           <w:tcPr>
-            <w:tcW w:type="dxa" w:w="2304"/>
-            <w:vAlign w:val="center"/>
-            <w:shd w:fill="FFFFFF"/>
-          </w:tcPr>
-          <w:p>
-            <w:pPr>
-              <w:spacing w:after="60" w:line="252" w:lineRule="auto" w:before="60"/>
+            <w:tcW w:w="2304" w:type="dxa"/>
+            <w:shd w:val="clear" w:color="auto" w:fill="FFFFFF"/>
+            <w:vAlign w:val="center"/>
+          </w:tcPr>
+          <w:p>
+            <w:pPr>
+              <w:spacing w:before="60" w:after="60" w:line="252" w:lineRule="auto"/>
             </w:pPr>
             <w:r>
               <w:rPr>
@@ -3413,13 +3564,13 @@
         </w:tc>
         <w:tc>
           <w:tcPr>
-            <w:tcW w:type="dxa" w:w="2448"/>
-            <w:vAlign w:val="center"/>
-            <w:shd w:fill="FFFFFF"/>
-          </w:tcPr>
-          <w:p>
-            <w:pPr>
-              <w:spacing w:after="60" w:line="252" w:lineRule="auto" w:before="60"/>
+            <w:tcW w:w="2448" w:type="dxa"/>
+            <w:shd w:val="clear" w:color="auto" w:fill="FFFFFF"/>
+            <w:vAlign w:val="center"/>
+          </w:tcPr>
+          <w:p>
+            <w:pPr>
+              <w:spacing w:before="60" w:after="60" w:line="252" w:lineRule="auto"/>
             </w:pPr>
             <w:r>
               <w:rPr>
@@ -3434,13 +3585,13 @@
         </w:tc>
         <w:tc>
           <w:tcPr>
-            <w:tcW w:type="dxa" w:w="1584"/>
-            <w:vAlign w:val="center"/>
-            <w:shd w:fill="FFFFFF"/>
-          </w:tcPr>
-          <w:p>
-            <w:pPr>
-              <w:spacing w:after="60" w:line="252" w:lineRule="auto" w:before="60"/>
+            <w:tcW w:w="1584" w:type="dxa"/>
+            <w:shd w:val="clear" w:color="auto" w:fill="FFFFFF"/>
+            <w:vAlign w:val="center"/>
+          </w:tcPr>
+          <w:p>
+            <w:pPr>
+              <w:spacing w:before="60" w:after="60" w:line="252" w:lineRule="auto"/>
             </w:pPr>
             <w:r>
               <w:rPr>
@@ -3455,18 +3606,34 @@
         </w:tc>
       </w:tr>
       <w:tr>
+        <w:tblPrEx>
+          <w:tblBorders>
+            <w:top w:val="single" w:color="9AA5B1" w:sz="4" w:space="0"/>
+            <w:left w:val="single" w:color="9AA5B1" w:sz="4" w:space="0"/>
+            <w:bottom w:val="single" w:color="9AA5B1" w:sz="4" w:space="0"/>
+            <w:right w:val="single" w:color="9AA5B1" w:sz="4" w:space="0"/>
+            <w:insideH w:val="single" w:color="9AA5B1" w:sz="4" w:space="0"/>
+            <w:insideV w:val="single" w:color="9AA5B1" w:sz="4" w:space="0"/>
+          </w:tblBorders>
+          <w:tblCellMar>
+            <w:top w:w="0" w:type="dxa"/>
+            <w:left w:w="108" w:type="dxa"/>
+            <w:bottom w:w="0" w:type="dxa"/>
+            <w:right w:w="108" w:type="dxa"/>
+          </w:tblCellMar>
+        </w:tblPrEx>
         <w:trPr>
           <w:cantSplit/>
         </w:trPr>
         <w:tc>
           <w:tcPr>
-            <w:tcW w:type="dxa" w:w="2304"/>
-            <w:vAlign w:val="center"/>
-            <w:shd w:fill="FFFFFF"/>
-          </w:tcPr>
-          <w:p>
-            <w:pPr>
-              <w:spacing w:after="60" w:line="252" w:lineRule="auto" w:before="60"/>
+            <w:tcW w:w="2304" w:type="dxa"/>
+            <w:shd w:val="clear" w:color="auto" w:fill="FFFFFF"/>
+            <w:vAlign w:val="center"/>
+          </w:tcPr>
+          <w:p>
+            <w:pPr>
+              <w:spacing w:before="60" w:after="60" w:line="252" w:lineRule="auto"/>
             </w:pPr>
             <w:r>
               <w:rPr>
@@ -3481,13 +3648,13 @@
         </w:tc>
         <w:tc>
           <w:tcPr>
-            <w:tcW w:type="dxa" w:w="2304"/>
-            <w:vAlign w:val="center"/>
-            <w:shd w:fill="FFFFFF"/>
-          </w:tcPr>
-          <w:p>
-            <w:pPr>
-              <w:spacing w:after="60" w:line="252" w:lineRule="auto" w:before="60"/>
+            <w:tcW w:w="2304" w:type="dxa"/>
+            <w:shd w:val="clear" w:color="auto" w:fill="FFFFFF"/>
+            <w:vAlign w:val="center"/>
+          </w:tcPr>
+          <w:p>
+            <w:pPr>
+              <w:spacing w:before="60" w:after="60" w:line="252" w:lineRule="auto"/>
             </w:pPr>
             <w:r>
               <w:rPr>
@@ -3502,13 +3669,13 @@
         </w:tc>
         <w:tc>
           <w:tcPr>
-            <w:tcW w:type="dxa" w:w="2448"/>
-            <w:vAlign w:val="center"/>
-            <w:shd w:fill="FFFFFF"/>
-          </w:tcPr>
-          <w:p>
-            <w:pPr>
-              <w:spacing w:after="60" w:line="252" w:lineRule="auto" w:before="60"/>
+            <w:tcW w:w="2448" w:type="dxa"/>
+            <w:shd w:val="clear" w:color="auto" w:fill="FFFFFF"/>
+            <w:vAlign w:val="center"/>
+          </w:tcPr>
+          <w:p>
+            <w:pPr>
+              <w:spacing w:before="60" w:after="60" w:line="252" w:lineRule="auto"/>
             </w:pPr>
             <w:r>
               <w:rPr>
@@ -3523,13 +3690,13 @@
         </w:tc>
         <w:tc>
           <w:tcPr>
-            <w:tcW w:type="dxa" w:w="1584"/>
-            <w:vAlign w:val="center"/>
-            <w:shd w:fill="FFFFFF"/>
-          </w:tcPr>
-          <w:p>
-            <w:pPr>
-              <w:spacing w:after="60" w:line="252" w:lineRule="auto" w:before="60"/>
+            <w:tcW w:w="1584" w:type="dxa"/>
+            <w:shd w:val="clear" w:color="auto" w:fill="FFFFFF"/>
+            <w:vAlign w:val="center"/>
+          </w:tcPr>
+          <w:p>
+            <w:pPr>
+              <w:spacing w:before="60" w:after="60" w:line="252" w:lineRule="auto"/>
             </w:pPr>
             <w:r>
               <w:rPr>
@@ -3560,9 +3727,9 @@
     </w:p>
     <w:p>
       <w:pPr>
-        <w:pStyle w:val="Heading1"/>
+        <w:pStyle w:val="12"/>
         <w:keepNext/>
-        <w:spacing w:after="100" w:line="312" w:lineRule="auto" w:before="200"/>
+        <w:spacing w:before="200" w:after="100" w:line="312" w:lineRule="auto"/>
         <w:ind w:firstLine="0"/>
         <w:rPr>
           <w:rFonts w:hint="default" w:ascii="Times New Roman" w:hAnsi="Times New Roman" w:eastAsia="楷体" w:cs="Times New Roman"/>
@@ -3585,7 +3752,7 @@
     </w:p>
     <w:p>
       <w:pPr>
-        <w:pStyle w:val="Heading2"/>
+        <w:pStyle w:val="13"/>
         <w:keepNext/>
         <w:widowControl/>
         <w:spacing w:before="120" w:after="100" w:line="312" w:lineRule="auto"/>
@@ -3620,7 +3787,7 @@
     </w:p>
     <w:p>
       <w:pPr>
-        <w:pStyle w:val="Caption"/>
+        <w:pStyle w:val="14"/>
         <w:keepNext/>
         <w:widowControl/>
         <w:spacing w:before="0" w:after="80" w:line="312" w:lineRule="auto"/>
@@ -3681,9 +3848,9 @@
           </w:tblCellMar>
         </w:tblPrEx>
         <w:trPr>
+          <w:cantSplit/>
+          <w:tblHeader/>
           <w:jc w:val="center"/>
-          <w:tblHeader/>
-          <w:cantSplit/>
         </w:trPr>
         <w:tc>
           <w:tcPr>
@@ -3692,10 +3859,10 @@
           </w:tcPr>
           <w:p>
             <w:pPr>
-              <w:spacing w:before="0" w:after="0" w:line="276" w:lineRule="auto"/>
-              <w:jc w:val="center"/>
-              <w:keepNext w:val="1"/>
-              <w:keepLines w:val="1"/>
+              <w:keepNext/>
+              <w:keepLines/>
+              <w:spacing w:before="0" w:after="0" w:line="276" w:lineRule="auto"/>
+              <w:jc w:val="center"/>
             </w:pPr>
             <w:r>
               <w:rPr>
@@ -3715,10 +3882,10 @@
           </w:tcPr>
           <w:p>
             <w:pPr>
-              <w:spacing w:before="0" w:after="0" w:line="276" w:lineRule="auto"/>
-              <w:jc w:val="center"/>
-              <w:keepNext w:val="1"/>
-              <w:keepLines w:val="1"/>
+              <w:keepNext/>
+              <w:keepLines/>
+              <w:spacing w:before="0" w:after="0" w:line="276" w:lineRule="auto"/>
+              <w:jc w:val="center"/>
             </w:pPr>
             <w:r>
               <w:rPr>
@@ -3738,10 +3905,10 @@
           </w:tcPr>
           <w:p>
             <w:pPr>
-              <w:spacing w:before="0" w:after="0" w:line="276" w:lineRule="auto"/>
-              <w:jc w:val="center"/>
-              <w:keepNext w:val="1"/>
-              <w:keepLines w:val="1"/>
+              <w:keepNext/>
+              <w:keepLines/>
+              <w:spacing w:before="0" w:after="0" w:line="276" w:lineRule="auto"/>
+              <w:jc w:val="center"/>
             </w:pPr>
             <w:r>
               <w:rPr>
@@ -3751,94 +3918,6 @@
                 <w:sz w:val="19"/>
               </w:rPr>
               <w:t>QNLI 映射</w:t>
-            </w:r>
-          </w:p>
-        </w:tc>
-      </w:tr>
-      <w:tr>
-        <w:tblPrEx>
-          <w:tblBorders>
-            <w:top w:val="single" w:color="000000" w:sz="4" w:space="0"/>
-            <w:left w:val="single" w:color="000000" w:sz="4" w:space="0"/>
-            <w:bottom w:val="single" w:color="000000" w:sz="4" w:space="0"/>
-            <w:right w:val="single" w:color="000000" w:sz="4" w:space="0"/>
-            <w:insideH w:val="single" w:color="000000" w:sz="4" w:space="0"/>
-            <w:insideV w:val="single" w:color="000000" w:sz="4" w:space="0"/>
-          </w:tblBorders>
-          <w:tblCellMar>
-            <w:top w:w="60" w:type="dxa"/>
-            <w:left w:w="75" w:type="dxa"/>
-            <w:bottom w:w="60" w:type="dxa"/>
-            <w:right w:w="75" w:type="dxa"/>
-          </w:tblCellMar>
-        </w:tblPrEx>
-        <w:trPr>
-          <w:jc w:val="center"/>
-          <w:cantSplit/>
-        </w:trPr>
-        <w:tc>
-          <w:tcPr>
-            <w:tcW w:w="1417" w:type="dxa"/>
-            <w:vAlign w:val="center"/>
-          </w:tcPr>
-          <w:p>
-            <w:pPr>
-              <w:spacing w:before="0" w:after="0" w:line="276" w:lineRule="auto"/>
-              <w:jc w:val="left"/>
-              <w:keepNext w:val="0"/>
-            </w:pPr>
-            <w:r>
-              <w:rPr>
-                <w:rFonts w:ascii="Times New Roman" w:hAnsi="Times New Roman" w:eastAsia="宋体" w:cs="Times New Roman"/>
-                <w:b w:val="0"/>
-                <w:color w:val="000000"/>
-                <w:sz w:val="19"/>
-              </w:rPr>
-              <w:t>text_a</w:t>
-            </w:r>
-          </w:p>
-        </w:tc>
-        <w:tc>
-          <w:tcPr>
-            <w:tcW w:w="3827" w:type="dxa"/>
-            <w:vAlign w:val="center"/>
-          </w:tcPr>
-          <w:p>
-            <w:pPr>
-              <w:spacing w:before="0" w:after="0" w:line="276" w:lineRule="auto"/>
-              <w:jc w:val="center"/>
-              <w:keepNext w:val="0"/>
-            </w:pPr>
-            <w:r>
-              <w:rPr>
-                <w:rFonts w:ascii="Times New Roman" w:hAnsi="Times New Roman" w:eastAsia="宋体" w:cs="Times New Roman"/>
-                <w:b w:val="0"/>
-                <w:color w:val="000000"/>
-                <w:sz w:val="19"/>
-              </w:rPr>
-              <w:t>question</w:t>
-            </w:r>
-          </w:p>
-        </w:tc>
-        <w:tc>
-          <w:tcPr>
-            <w:tcW w:w="3827" w:type="dxa"/>
-            <w:vAlign w:val="center"/>
-          </w:tcPr>
-          <w:p>
-            <w:pPr>
-              <w:spacing w:before="0" w:after="0" w:line="276" w:lineRule="auto"/>
-              <w:jc w:val="center"/>
-              <w:keepNext w:val="0"/>
-            </w:pPr>
-            <w:r>
-              <w:rPr>
-                <w:rFonts w:ascii="Times New Roman" w:hAnsi="Times New Roman" w:eastAsia="宋体" w:cs="Times New Roman"/>
-                <w:b w:val="0"/>
-                <w:color w:val="000000"/>
-                <w:sz w:val="19"/>
-              </w:rPr>
-              <w:t>question</w:t>
             </w:r>
           </w:p>
         </w:tc>
@@ -3871,6 +3950,7 @@
           </w:tcPr>
           <w:p>
             <w:pPr>
+              <w:keepNext w:val="0"/>
               <w:spacing w:before="0" w:after="0" w:line="276" w:lineRule="auto"/>
               <w:jc w:val="left"/>
             </w:pPr>
@@ -3881,7 +3961,7 @@
                 <w:color w:val="000000"/>
                 <w:sz w:val="19"/>
               </w:rPr>
-              <w:t>text_b</w:t>
+              <w:t>text_a</w:t>
             </w:r>
           </w:p>
         </w:tc>
@@ -3892,17 +3972,18 @@
           </w:tcPr>
           <w:p>
             <w:pPr>
-              <w:spacing w:before="0" w:after="0" w:line="276" w:lineRule="auto"/>
-              <w:jc w:val="center"/>
-            </w:pPr>
-            <w:r>
-              <w:rPr>
-                <w:rFonts w:ascii="Times New Roman" w:hAnsi="Times New Roman" w:eastAsia="宋体" w:cs="Times New Roman"/>
-                <w:b w:val="0"/>
-                <w:color w:val="000000"/>
-                <w:sz w:val="19"/>
-              </w:rPr>
-              <w:t>interview_answer</w:t>
+              <w:keepNext w:val="0"/>
+              <w:spacing w:before="0" w:after="0" w:line="276" w:lineRule="auto"/>
+              <w:jc w:val="center"/>
+            </w:pPr>
+            <w:r>
+              <w:rPr>
+                <w:rFonts w:ascii="Times New Roman" w:hAnsi="Times New Roman" w:eastAsia="宋体" w:cs="Times New Roman"/>
+                <w:b w:val="0"/>
+                <w:color w:val="000000"/>
+                <w:sz w:val="19"/>
+              </w:rPr>
+              <w:t>question</w:t>
             </w:r>
           </w:p>
         </w:tc>
@@ -3913,17 +3994,18 @@
           </w:tcPr>
           <w:p>
             <w:pPr>
-              <w:spacing w:before="0" w:after="0" w:line="276" w:lineRule="auto"/>
-              <w:jc w:val="center"/>
-            </w:pPr>
-            <w:r>
-              <w:rPr>
-                <w:rFonts w:ascii="Times New Roman" w:hAnsi="Times New Roman" w:eastAsia="宋体" w:cs="Times New Roman"/>
-                <w:b w:val="0"/>
-                <w:color w:val="000000"/>
-                <w:sz w:val="19"/>
-              </w:rPr>
-              <w:t>sentence</w:t>
+              <w:keepNext w:val="0"/>
+              <w:spacing w:before="0" w:after="0" w:line="276" w:lineRule="auto"/>
+              <w:jc w:val="center"/>
+            </w:pPr>
+            <w:r>
+              <w:rPr>
+                <w:rFonts w:ascii="Times New Roman" w:hAnsi="Times New Roman" w:eastAsia="宋体" w:cs="Times New Roman"/>
+                <w:b w:val="0"/>
+                <w:color w:val="000000"/>
+                <w:sz w:val="19"/>
+              </w:rPr>
+              <w:t>question</w:t>
             </w:r>
           </w:p>
         </w:tc>
@@ -3966,7 +4048,7 @@
                 <w:color w:val="000000"/>
                 <w:sz w:val="19"/>
               </w:rPr>
-              <w:t>label</w:t>
+              <w:t>text_b</w:t>
             </w:r>
           </w:p>
         </w:tc>
@@ -3987,7 +4069,7 @@
                 <w:color w:val="000000"/>
                 <w:sz w:val="19"/>
               </w:rPr>
-              <w:t>Clear Reply→0；Ambivalent→1；Clear Non-Reply→2</w:t>
+              <w:t>interview_answer</w:t>
             </w:r>
           </w:p>
         </w:tc>
@@ -4008,7 +4090,7 @@
                 <w:color w:val="000000"/>
                 <w:sz w:val="19"/>
               </w:rPr>
-              <w:t>entailment→0；not_entailment→1</w:t>
+              <w:t>sentence</w:t>
             </w:r>
           </w:p>
         </w:tc>
@@ -4051,6 +4133,91 @@
                 <w:color w:val="000000"/>
                 <w:sz w:val="19"/>
               </w:rPr>
+              <w:t>label</w:t>
+            </w:r>
+          </w:p>
+        </w:tc>
+        <w:tc>
+          <w:tcPr>
+            <w:tcW w:w="3827" w:type="dxa"/>
+            <w:vAlign w:val="center"/>
+          </w:tcPr>
+          <w:p>
+            <w:pPr>
+              <w:spacing w:before="0" w:after="0" w:line="276" w:lineRule="auto"/>
+              <w:jc w:val="center"/>
+            </w:pPr>
+            <w:r>
+              <w:rPr>
+                <w:rFonts w:ascii="Times New Roman" w:hAnsi="Times New Roman" w:eastAsia="宋体" w:cs="Times New Roman"/>
+                <w:b w:val="0"/>
+                <w:color w:val="000000"/>
+                <w:sz w:val="19"/>
+              </w:rPr>
+              <w:t>Clear Reply→0；Ambivalent→1；Clear Non-Reply→2</w:t>
+            </w:r>
+          </w:p>
+        </w:tc>
+        <w:tc>
+          <w:tcPr>
+            <w:tcW w:w="3827" w:type="dxa"/>
+            <w:vAlign w:val="center"/>
+          </w:tcPr>
+          <w:p>
+            <w:pPr>
+              <w:spacing w:before="0" w:after="0" w:line="276" w:lineRule="auto"/>
+              <w:jc w:val="center"/>
+            </w:pPr>
+            <w:r>
+              <w:rPr>
+                <w:rFonts w:ascii="Times New Roman" w:hAnsi="Times New Roman" w:eastAsia="宋体" w:cs="Times New Roman"/>
+                <w:b w:val="0"/>
+                <w:color w:val="000000"/>
+                <w:sz w:val="19"/>
+              </w:rPr>
+              <w:t>entailment→0；not_entailment→1</w:t>
+            </w:r>
+          </w:p>
+        </w:tc>
+      </w:tr>
+      <w:tr>
+        <w:tblPrEx>
+          <w:tblBorders>
+            <w:top w:val="single" w:color="000000" w:sz="4" w:space="0"/>
+            <w:left w:val="single" w:color="000000" w:sz="4" w:space="0"/>
+            <w:bottom w:val="single" w:color="000000" w:sz="4" w:space="0"/>
+            <w:right w:val="single" w:color="000000" w:sz="4" w:space="0"/>
+            <w:insideH w:val="single" w:color="000000" w:sz="4" w:space="0"/>
+            <w:insideV w:val="single" w:color="000000" w:sz="4" w:space="0"/>
+          </w:tblBorders>
+          <w:tblCellMar>
+            <w:top w:w="60" w:type="dxa"/>
+            <w:left w:w="75" w:type="dxa"/>
+            <w:bottom w:w="60" w:type="dxa"/>
+            <w:right w:w="75" w:type="dxa"/>
+          </w:tblCellMar>
+        </w:tblPrEx>
+        <w:trPr>
+          <w:cantSplit/>
+          <w:jc w:val="center"/>
+        </w:trPr>
+        <w:tc>
+          <w:tcPr>
+            <w:tcW w:w="1417" w:type="dxa"/>
+            <w:vAlign w:val="center"/>
+          </w:tcPr>
+          <w:p>
+            <w:pPr>
+              <w:spacing w:before="0" w:after="0" w:line="276" w:lineRule="auto"/>
+              <w:jc w:val="left"/>
+            </w:pPr>
+            <w:r>
+              <w:rPr>
+                <w:rFonts w:ascii="Times New Roman" w:hAnsi="Times New Roman" w:eastAsia="宋体" w:cs="Times New Roman"/>
+                <w:b w:val="0"/>
+                <w:color w:val="000000"/>
+                <w:sz w:val="19"/>
+              </w:rPr>
               <w:t>group / uid</w:t>
             </w:r>
           </w:p>
@@ -4114,7 +4281,7 @@
     </w:p>
     <w:p>
       <w:pPr>
-        <w:pStyle w:val="Heading2"/>
+        <w:pStyle w:val="13"/>
         <w:keepNext/>
         <w:widowControl/>
         <w:spacing w:before="120" w:after="100" w:line="312" w:lineRule="auto"/>
@@ -4166,7 +4333,7 @@
     </w:p>
     <w:p>
       <w:pPr>
-        <w:pStyle w:val="Caption"/>
+        <w:pStyle w:val="14"/>
         <w:keepNext/>
         <w:widowControl/>
         <w:spacing w:before="0" w:after="80" w:line="312" w:lineRule="auto"/>
@@ -4227,9 +4394,9 @@
           </w:tblCellMar>
         </w:tblPrEx>
         <w:trPr>
+          <w:cantSplit/>
+          <w:tblHeader/>
           <w:jc w:val="center"/>
-          <w:tblHeader/>
-          <w:cantSplit/>
         </w:trPr>
         <w:tc>
           <w:tcPr>
@@ -4238,10 +4405,10 @@
           </w:tcPr>
           <w:p>
             <w:pPr>
-              <w:spacing w:before="0" w:after="0" w:line="276" w:lineRule="auto"/>
-              <w:jc w:val="center"/>
-              <w:keepNext w:val="1"/>
-              <w:keepLines w:val="1"/>
+              <w:keepNext/>
+              <w:keepLines/>
+              <w:spacing w:before="0" w:after="0" w:line="276" w:lineRule="auto"/>
+              <w:jc w:val="center"/>
             </w:pPr>
             <w:r>
               <w:rPr>
@@ -4261,10 +4428,10 @@
           </w:tcPr>
           <w:p>
             <w:pPr>
-              <w:spacing w:before="0" w:after="0" w:line="276" w:lineRule="auto"/>
-              <w:jc w:val="center"/>
-              <w:keepNext w:val="1"/>
-              <w:keepLines w:val="1"/>
+              <w:keepNext/>
+              <w:keepLines/>
+              <w:spacing w:before="0" w:after="0" w:line="276" w:lineRule="auto"/>
+              <w:jc w:val="center"/>
             </w:pPr>
             <w:r>
               <w:rPr>
@@ -4284,10 +4451,10 @@
           </w:tcPr>
           <w:p>
             <w:pPr>
-              <w:spacing w:before="0" w:after="0" w:line="276" w:lineRule="auto"/>
-              <w:jc w:val="center"/>
-              <w:keepNext w:val="1"/>
-              <w:keepLines w:val="1"/>
+              <w:keepNext/>
+              <w:keepLines/>
+              <w:spacing w:before="0" w:after="0" w:line="276" w:lineRule="auto"/>
+              <w:jc w:val="center"/>
             </w:pPr>
             <w:r>
               <w:rPr>
@@ -4297,94 +4464,6 @@
                 <w:sz w:val="19"/>
               </w:rPr>
               <w:t>MiniLM 表示 + LR</w:t>
-            </w:r>
-          </w:p>
-        </w:tc>
-      </w:tr>
-      <w:tr>
-        <w:tblPrEx>
-          <w:tblBorders>
-            <w:top w:val="single" w:color="000000" w:sz="4" w:space="0"/>
-            <w:left w:val="single" w:color="000000" w:sz="4" w:space="0"/>
-            <w:bottom w:val="single" w:color="000000" w:sz="4" w:space="0"/>
-            <w:right w:val="single" w:color="000000" w:sz="4" w:space="0"/>
-            <w:insideH w:val="single" w:color="000000" w:sz="4" w:space="0"/>
-            <w:insideV w:val="single" w:color="000000" w:sz="4" w:space="0"/>
-          </w:tblBorders>
-          <w:tblCellMar>
-            <w:top w:w="60" w:type="dxa"/>
-            <w:left w:w="75" w:type="dxa"/>
-            <w:bottom w:w="60" w:type="dxa"/>
-            <w:right w:w="75" w:type="dxa"/>
-          </w:tblCellMar>
-        </w:tblPrEx>
-        <w:trPr>
-          <w:jc w:val="center"/>
-          <w:cantSplit/>
-        </w:trPr>
-        <w:tc>
-          <w:tcPr>
-            <w:tcW w:w="2211" w:type="dxa"/>
-            <w:vAlign w:val="center"/>
-          </w:tcPr>
-          <w:p>
-            <w:pPr>
-              <w:spacing w:before="0" w:after="0" w:line="276" w:lineRule="auto"/>
-              <w:jc w:val="left"/>
-              <w:keepNext w:val="0"/>
-            </w:pPr>
-            <w:r>
-              <w:rPr>
-                <w:rFonts w:ascii="Times New Roman" w:hAnsi="Times New Roman" w:eastAsia="宋体" w:cs="Times New Roman"/>
-                <w:b w:val="0"/>
-                <w:color w:val="000000"/>
-                <w:sz w:val="19"/>
-              </w:rPr>
-              <w:t>编码器训练</w:t>
-            </w:r>
-          </w:p>
-        </w:tc>
-        <w:tc>
-          <w:tcPr>
-            <w:tcW w:w="3430" w:type="dxa"/>
-            <w:vAlign w:val="center"/>
-          </w:tcPr>
-          <w:p>
-            <w:pPr>
-              <w:spacing w:before="0" w:after="0" w:line="276" w:lineRule="auto"/>
-              <w:jc w:val="center"/>
-              <w:keepNext w:val="0"/>
-            </w:pPr>
-            <w:r>
-              <w:rPr>
-                <w:rFonts w:ascii="Times New Roman" w:hAnsi="Times New Roman" w:eastAsia="宋体" w:cs="Times New Roman"/>
-                <w:b w:val="0"/>
-                <w:color w:val="000000"/>
-                <w:sz w:val="19"/>
-              </w:rPr>
-              <w:t>不适用</w:t>
-            </w:r>
-          </w:p>
-        </w:tc>
-        <w:tc>
-          <w:tcPr>
-            <w:tcW w:w="3430" w:type="dxa"/>
-            <w:vAlign w:val="center"/>
-          </w:tcPr>
-          <w:p>
-            <w:pPr>
-              <w:spacing w:before="0" w:after="0" w:line="276" w:lineRule="auto"/>
-              <w:jc w:val="center"/>
-              <w:keepNext w:val="0"/>
-            </w:pPr>
-            <w:r>
-              <w:rPr>
-                <w:rFonts w:ascii="Times New Roman" w:hAnsi="Times New Roman" w:eastAsia="宋体" w:cs="Times New Roman"/>
-                <w:b w:val="0"/>
-                <w:color w:val="000000"/>
-                <w:sz w:val="19"/>
-              </w:rPr>
-              <w:t>冻结，不更新参数</w:t>
             </w:r>
           </w:p>
         </w:tc>
@@ -4417,6 +4496,7 @@
           </w:tcPr>
           <w:p>
             <w:pPr>
+              <w:keepNext w:val="0"/>
               <w:spacing w:before="0" w:after="0" w:line="276" w:lineRule="auto"/>
               <w:jc w:val="left"/>
             </w:pPr>
@@ -4427,7 +4507,7 @@
                 <w:color w:val="000000"/>
                 <w:sz w:val="19"/>
               </w:rPr>
-              <w:t>特征维度</w:t>
+              <w:t>编码器训练</w:t>
             </w:r>
           </w:p>
         </w:tc>
@@ -4438,17 +4518,18 @@
           </w:tcPr>
           <w:p>
             <w:pPr>
-              <w:spacing w:before="0" w:after="0" w:line="276" w:lineRule="auto"/>
-              <w:jc w:val="center"/>
-            </w:pPr>
-            <w:r>
-              <w:rPr>
-                <w:rFonts w:ascii="Times New Roman" w:hAnsi="Times New Roman" w:eastAsia="宋体" w:cs="Times New Roman"/>
-                <w:b w:val="0"/>
-                <w:color w:val="000000"/>
-                <w:sz w:val="19"/>
-              </w:rPr>
-              <w:t>121,340（原任务最终词表）</w:t>
+              <w:keepNext w:val="0"/>
+              <w:spacing w:before="0" w:after="0" w:line="276" w:lineRule="auto"/>
+              <w:jc w:val="center"/>
+            </w:pPr>
+            <w:r>
+              <w:rPr>
+                <w:rFonts w:ascii="Times New Roman" w:hAnsi="Times New Roman" w:eastAsia="宋体" w:cs="Times New Roman"/>
+                <w:b w:val="0"/>
+                <w:color w:val="000000"/>
+                <w:sz w:val="19"/>
+              </w:rPr>
+              <w:t>不适用</w:t>
             </w:r>
           </w:p>
         </w:tc>
@@ -4459,17 +4540,18 @@
           </w:tcPr>
           <w:p>
             <w:pPr>
-              <w:spacing w:before="0" w:after="0" w:line="276" w:lineRule="auto"/>
-              <w:jc w:val="center"/>
-            </w:pPr>
-            <w:r>
-              <w:rPr>
-                <w:rFonts w:ascii="Times New Roman" w:hAnsi="Times New Roman" w:eastAsia="宋体" w:cs="Times New Roman"/>
-                <w:b w:val="0"/>
-                <w:color w:val="000000"/>
-                <w:sz w:val="19"/>
-              </w:rPr>
-              <w:t>384×4=1,536</w:t>
+              <w:keepNext w:val="0"/>
+              <w:spacing w:before="0" w:after="0" w:line="276" w:lineRule="auto"/>
+              <w:jc w:val="center"/>
+            </w:pPr>
+            <w:r>
+              <w:rPr>
+                <w:rFonts w:ascii="Times New Roman" w:hAnsi="Times New Roman" w:eastAsia="宋体" w:cs="Times New Roman"/>
+                <w:b w:val="0"/>
+                <w:color w:val="000000"/>
+                <w:sz w:val="19"/>
+              </w:rPr>
+              <w:t>冻结，不更新参数</w:t>
             </w:r>
           </w:p>
         </w:tc>
@@ -4512,7 +4594,7 @@
                 <w:color w:val="000000"/>
                 <w:sz w:val="19"/>
               </w:rPr>
-              <w:t>最大输入长度</w:t>
+              <w:t>特征维度</w:t>
             </w:r>
           </w:p>
         </w:tc>
@@ -4533,7 +4615,7 @@
                 <w:color w:val="000000"/>
                 <w:sz w:val="19"/>
               </w:rPr>
-              <w:t>脚本不截断</w:t>
+              <w:t>121,340（原任务最终词表）</w:t>
             </w:r>
           </w:p>
         </w:tc>
@@ -4554,7 +4636,7 @@
                 <w:color w:val="000000"/>
                 <w:sz w:val="19"/>
               </w:rPr>
-              <w:t>默认 256 word pieces／每段</w:t>
+              <w:t>384×4=1,536</w:t>
             </w:r>
           </w:p>
         </w:tc>
@@ -4597,7 +4679,7 @@
                 <w:color w:val="000000"/>
                 <w:sz w:val="19"/>
               </w:rPr>
-              <w:t>C / class_weight</w:t>
+              <w:t>最大输入长度</w:t>
             </w:r>
           </w:p>
         </w:tc>
@@ -4618,7 +4700,7 @@
                 <w:color w:val="000000"/>
                 <w:sz w:val="19"/>
               </w:rPr>
-              <w:t>1.0 / balanced</w:t>
+              <w:t>脚本不截断</w:t>
             </w:r>
           </w:p>
         </w:tc>
@@ -4639,7 +4721,7 @@
                 <w:color w:val="000000"/>
                 <w:sz w:val="19"/>
               </w:rPr>
-              <w:t>0.1 / balanced</w:t>
+              <w:t>默认 256 word pieces／每段</w:t>
             </w:r>
           </w:p>
         </w:tc>
@@ -4682,7 +4764,7 @@
                 <w:color w:val="000000"/>
                 <w:sz w:val="19"/>
               </w:rPr>
-              <w:t>求解迭代上限 / seed</w:t>
+              <w:t>C / class_weight</w:t>
             </w:r>
           </w:p>
         </w:tc>
@@ -4703,7 +4785,7 @@
                 <w:color w:val="000000"/>
                 <w:sz w:val="19"/>
               </w:rPr>
-              <w:t>2,000 / 42</w:t>
+              <w:t>1.0 / balanced</w:t>
             </w:r>
           </w:p>
         </w:tc>
@@ -4724,7 +4806,7 @@
                 <w:color w:val="000000"/>
                 <w:sz w:val="19"/>
               </w:rPr>
-              <w:t>2,000 / 42</w:t>
+              <w:t>0.1 / balanced</w:t>
             </w:r>
           </w:p>
         </w:tc>
@@ -4767,6 +4849,91 @@
                 <w:color w:val="000000"/>
                 <w:sz w:val="19"/>
               </w:rPr>
+              <w:t>求解迭代上限 / seed</w:t>
+            </w:r>
+          </w:p>
+        </w:tc>
+        <w:tc>
+          <w:tcPr>
+            <w:tcW w:w="3430" w:type="dxa"/>
+            <w:vAlign w:val="center"/>
+          </w:tcPr>
+          <w:p>
+            <w:pPr>
+              <w:spacing w:before="0" w:after="0" w:line="276" w:lineRule="auto"/>
+              <w:jc w:val="center"/>
+            </w:pPr>
+            <w:r>
+              <w:rPr>
+                <w:rFonts w:ascii="Times New Roman" w:hAnsi="Times New Roman" w:eastAsia="宋体" w:cs="Times New Roman"/>
+                <w:b w:val="0"/>
+                <w:color w:val="000000"/>
+                <w:sz w:val="19"/>
+              </w:rPr>
+              <w:t>2,000 / 42</w:t>
+            </w:r>
+          </w:p>
+        </w:tc>
+        <w:tc>
+          <w:tcPr>
+            <w:tcW w:w="3430" w:type="dxa"/>
+            <w:vAlign w:val="center"/>
+          </w:tcPr>
+          <w:p>
+            <w:pPr>
+              <w:spacing w:before="0" w:after="0" w:line="276" w:lineRule="auto"/>
+              <w:jc w:val="center"/>
+            </w:pPr>
+            <w:r>
+              <w:rPr>
+                <w:rFonts w:ascii="Times New Roman" w:hAnsi="Times New Roman" w:eastAsia="宋体" w:cs="Times New Roman"/>
+                <w:b w:val="0"/>
+                <w:color w:val="000000"/>
+                <w:sz w:val="19"/>
+              </w:rPr>
+              <w:t>2,000 / 42</w:t>
+            </w:r>
+          </w:p>
+        </w:tc>
+      </w:tr>
+      <w:tr>
+        <w:tblPrEx>
+          <w:tblBorders>
+            <w:top w:val="single" w:color="000000" w:sz="4" w:space="0"/>
+            <w:left w:val="single" w:color="000000" w:sz="4" w:space="0"/>
+            <w:bottom w:val="single" w:color="000000" w:sz="4" w:space="0"/>
+            <w:right w:val="single" w:color="000000" w:sz="4" w:space="0"/>
+            <w:insideH w:val="single" w:color="000000" w:sz="4" w:space="0"/>
+            <w:insideV w:val="single" w:color="000000" w:sz="4" w:space="0"/>
+          </w:tblBorders>
+          <w:tblCellMar>
+            <w:top w:w="60" w:type="dxa"/>
+            <w:left w:w="75" w:type="dxa"/>
+            <w:bottom w:w="60" w:type="dxa"/>
+            <w:right w:w="75" w:type="dxa"/>
+          </w:tblCellMar>
+        </w:tblPrEx>
+        <w:trPr>
+          <w:cantSplit/>
+          <w:jc w:val="center"/>
+        </w:trPr>
+        <w:tc>
+          <w:tcPr>
+            <w:tcW w:w="2211" w:type="dxa"/>
+            <w:vAlign w:val="center"/>
+          </w:tcPr>
+          <w:p>
+            <w:pPr>
+              <w:spacing w:before="0" w:after="0" w:line="276" w:lineRule="auto"/>
+              <w:jc w:val="left"/>
+            </w:pPr>
+            <w:r>
+              <w:rPr>
+                <w:rFonts w:ascii="Times New Roman" w:hAnsi="Times New Roman" w:eastAsia="宋体" w:cs="Times New Roman"/>
+                <w:b w:val="0"/>
+                <w:color w:val="000000"/>
+                <w:sz w:val="19"/>
+              </w:rPr>
               <w:t>学习率 / epoch / 早停</w:t>
             </w:r>
           </w:p>
@@ -4817,7 +4984,7 @@
     </w:tbl>
     <w:p>
       <w:pPr>
-        <w:pStyle w:val="Heading2"/>
+        <w:pStyle w:val="13"/>
         <w:keepNext/>
         <w:widowControl/>
         <w:spacing w:before="120" w:after="100" w:line="312" w:lineRule="auto"/>
@@ -4852,7 +5019,7 @@
     </w:p>
     <w:p>
       <w:pPr>
-        <w:pStyle w:val="Caption"/>
+        <w:pStyle w:val="14"/>
         <w:keepNext/>
         <w:widowControl/>
         <w:spacing w:before="0" w:after="80" w:line="312" w:lineRule="auto"/>
@@ -4912,9 +5079,9 @@
           </w:tblCellMar>
         </w:tblPrEx>
         <w:trPr>
+          <w:cantSplit/>
+          <w:tblHeader/>
           <w:jc w:val="center"/>
-          <w:tblHeader/>
-          <w:cantSplit/>
         </w:trPr>
         <w:tc>
           <w:tcPr>
@@ -4923,10 +5090,10 @@
           </w:tcPr>
           <w:p>
             <w:pPr>
-              <w:spacing w:before="0" w:after="0" w:line="276" w:lineRule="auto"/>
-              <w:jc w:val="center"/>
-              <w:keepNext w:val="1"/>
-              <w:keepLines w:val="1"/>
+              <w:keepNext/>
+              <w:keepLines/>
+              <w:spacing w:before="0" w:after="0" w:line="276" w:lineRule="auto"/>
+              <w:jc w:val="center"/>
             </w:pPr>
             <w:r>
               <w:rPr>
@@ -4946,10 +5113,10 @@
           </w:tcPr>
           <w:p>
             <w:pPr>
-              <w:spacing w:before="0" w:after="0" w:line="276" w:lineRule="auto"/>
-              <w:jc w:val="center"/>
-              <w:keepNext w:val="1"/>
-              <w:keepLines w:val="1"/>
+              <w:keepNext/>
+              <w:keepLines/>
+              <w:spacing w:before="0" w:after="0" w:line="276" w:lineRule="auto"/>
+              <w:jc w:val="center"/>
             </w:pPr>
             <w:r>
               <w:rPr>
@@ -4981,8 +5148,8 @@
           </w:tblCellMar>
         </w:tblPrEx>
         <w:trPr>
+          <w:cantSplit/>
           <w:jc w:val="center"/>
-          <w:cantSplit/>
         </w:trPr>
         <w:tc>
           <w:tcPr>
@@ -4991,31 +5158,31 @@
           </w:tcPr>
           <w:p>
             <w:pPr>
+              <w:keepNext w:val="0"/>
               <w:spacing w:before="0" w:after="0" w:line="276" w:lineRule="auto"/>
               <w:jc w:val="left"/>
+            </w:pPr>
+            <w:r>
+              <w:rPr>
+                <w:rFonts w:ascii="Times New Roman" w:hAnsi="Times New Roman" w:eastAsia="宋体" w:cs="Times New Roman"/>
+                <w:b w:val="0"/>
+                <w:color w:val="000000"/>
+                <w:sz w:val="19"/>
+              </w:rPr>
+              <w:t>Clear Reply</w:t>
+            </w:r>
+          </w:p>
+        </w:tc>
+        <w:tc>
+          <w:tcPr>
+            <w:tcW w:w="6236" w:type="dxa"/>
+            <w:vAlign w:val="center"/>
+          </w:tcPr>
+          <w:p>
+            <w:pPr>
               <w:keepNext w:val="0"/>
-            </w:pPr>
-            <w:r>
-              <w:rPr>
-                <w:rFonts w:ascii="Times New Roman" w:hAnsi="Times New Roman" w:eastAsia="宋体" w:cs="Times New Roman"/>
-                <w:b w:val="0"/>
-                <w:color w:val="000000"/>
-                <w:sz w:val="19"/>
-              </w:rPr>
-              <w:t>Clear Reply</w:t>
-            </w:r>
-          </w:p>
-        </w:tc>
-        <w:tc>
-          <w:tcPr>
-            <w:tcW w:w="6236" w:type="dxa"/>
-            <w:vAlign w:val="center"/>
-          </w:tcPr>
-          <w:p>
-            <w:pPr>
-              <w:spacing w:before="0" w:after="0" w:line="276" w:lineRule="auto"/>
-              <w:jc w:val="center"/>
-              <w:keepNext w:val="0"/>
+              <w:spacing w:before="0" w:after="0" w:line="276" w:lineRule="auto"/>
+              <w:jc w:val="center"/>
             </w:pPr>
             <w:r>
               <w:rPr>
@@ -5228,7 +5395,7 @@
     </w:p>
     <w:p>
       <w:pPr>
-        <w:pStyle w:val="Heading2"/>
+        <w:pStyle w:val="13"/>
         <w:keepNext/>
         <w:widowControl/>
         <w:spacing w:before="120" w:after="100" w:line="312" w:lineRule="auto"/>
@@ -5280,9 +5447,9 @@
     </w:p>
     <w:p>
       <w:pPr>
-        <w:pStyle w:val="Heading1"/>
+        <w:pStyle w:val="12"/>
         <w:keepNext/>
-        <w:spacing w:after="100" w:line="312" w:lineRule="auto" w:before="200"/>
+        <w:spacing w:before="200" w:after="100" w:line="312" w:lineRule="auto"/>
         <w:ind w:firstLine="0"/>
         <w:rPr>
           <w:rFonts w:hint="default" w:ascii="Times New Roman" w:hAnsi="Times New Roman" w:eastAsia="楷体" w:cs="Times New Roman"/>
@@ -5305,7 +5472,7 @@
     </w:p>
     <w:p>
       <w:pPr>
-        <w:pStyle w:val="Heading2"/>
+        <w:pStyle w:val="13"/>
         <w:keepNext/>
         <w:widowControl/>
         <w:spacing w:before="120" w:after="100" w:line="312" w:lineRule="auto"/>
@@ -5323,7 +5490,7 @@
     </w:p>
     <w:p>
       <w:pPr>
-        <w:pStyle w:val="Caption"/>
+        <w:pStyle w:val="14"/>
         <w:keepNext/>
         <w:widowControl/>
         <w:spacing w:before="0" w:after="80" w:line="312" w:lineRule="auto"/>
@@ -5386,9 +5553,9 @@
           </w:tblCellMar>
         </w:tblPrEx>
         <w:trPr>
+          <w:cantSplit/>
+          <w:tblHeader/>
           <w:jc w:val="center"/>
-          <w:tblHeader/>
-          <w:cantSplit/>
         </w:trPr>
         <w:tc>
           <w:tcPr>
@@ -5397,10 +5564,10 @@
           </w:tcPr>
           <w:p>
             <w:pPr>
-              <w:spacing w:before="0" w:after="0" w:line="276" w:lineRule="auto"/>
-              <w:jc w:val="center"/>
-              <w:keepNext w:val="1"/>
-              <w:keepLines w:val="1"/>
+              <w:keepNext/>
+              <w:keepLines/>
+              <w:spacing w:before="0" w:after="0" w:line="276" w:lineRule="auto"/>
+              <w:jc w:val="center"/>
             </w:pPr>
             <w:r>
               <w:rPr>
@@ -5420,10 +5587,10 @@
           </w:tcPr>
           <w:p>
             <w:pPr>
-              <w:spacing w:before="0" w:after="0" w:line="276" w:lineRule="auto"/>
-              <w:jc w:val="center"/>
-              <w:keepNext w:val="1"/>
-              <w:keepLines w:val="1"/>
+              <w:keepNext/>
+              <w:keepLines/>
+              <w:spacing w:before="0" w:after="0" w:line="276" w:lineRule="auto"/>
+              <w:jc w:val="center"/>
             </w:pPr>
             <w:r>
               <w:rPr>
@@ -5443,10 +5610,10 @@
           </w:tcPr>
           <w:p>
             <w:pPr>
-              <w:spacing w:before="0" w:after="0" w:line="276" w:lineRule="auto"/>
-              <w:jc w:val="center"/>
-              <w:keepNext w:val="1"/>
-              <w:keepLines w:val="1"/>
+              <w:keepNext/>
+              <w:keepLines/>
+              <w:spacing w:before="0" w:after="0" w:line="276" w:lineRule="auto"/>
+              <w:jc w:val="center"/>
             </w:pPr>
             <w:r>
               <w:rPr>
@@ -5466,10 +5633,10 @@
           </w:tcPr>
           <w:p>
             <w:pPr>
-              <w:spacing w:before="0" w:after="0" w:line="276" w:lineRule="auto"/>
-              <w:jc w:val="center"/>
-              <w:keepNext w:val="1"/>
-              <w:keepLines w:val="1"/>
+              <w:keepNext/>
+              <w:keepLines/>
+              <w:spacing w:before="0" w:after="0" w:line="276" w:lineRule="auto"/>
+              <w:jc w:val="center"/>
             </w:pPr>
             <w:r>
               <w:rPr>
@@ -5489,10 +5656,10 @@
           </w:tcPr>
           <w:p>
             <w:pPr>
-              <w:spacing w:before="0" w:after="0" w:line="276" w:lineRule="auto"/>
-              <w:jc w:val="center"/>
-              <w:keepNext w:val="1"/>
-              <w:keepLines w:val="1"/>
+              <w:keepNext/>
+              <w:keepLines/>
+              <w:spacing w:before="0" w:after="0" w:line="276" w:lineRule="auto"/>
+              <w:jc w:val="center"/>
             </w:pPr>
             <w:r>
               <w:rPr>
@@ -5524,8 +5691,8 @@
           </w:tblCellMar>
         </w:tblPrEx>
         <w:trPr>
+          <w:cantSplit/>
           <w:jc w:val="center"/>
-          <w:cantSplit/>
         </w:trPr>
         <w:tc>
           <w:tcPr>
@@ -5534,40 +5701,62 @@
           </w:tcPr>
           <w:p>
             <w:pPr>
+              <w:keepNext w:val="0"/>
               <w:spacing w:before="0" w:after="0" w:line="276" w:lineRule="auto"/>
               <w:jc w:val="left"/>
+            </w:pPr>
+            <w:r>
+              <w:rPr>
+                <w:rFonts w:ascii="Times New Roman" w:hAnsi="Times New Roman" w:eastAsia="宋体" w:cs="Times New Roman"/>
+                <w:b w:val="0"/>
+                <w:color w:val="000000"/>
+                <w:sz w:val="19"/>
+              </w:rPr>
+              <w:t>QEvasion train</w:t>
+            </w:r>
+          </w:p>
+        </w:tc>
+        <w:tc>
+          <w:tcPr>
+            <w:tcW w:w="964" w:type="dxa"/>
+            <w:vAlign w:val="center"/>
+          </w:tcPr>
+          <w:p>
+            <w:pPr>
               <w:keepNext w:val="0"/>
-            </w:pPr>
-            <w:r>
-              <w:rPr>
-                <w:rFonts w:ascii="Times New Roman" w:hAnsi="Times New Roman" w:eastAsia="宋体" w:cs="Times New Roman"/>
-                <w:b w:val="0"/>
-                <w:color w:val="000000"/>
-                <w:sz w:val="19"/>
-              </w:rPr>
-              <w:t>QEvasion train</w:t>
-            </w:r>
-          </w:p>
-        </w:tc>
-        <w:tc>
-          <w:tcPr>
-            <w:tcW w:w="964" w:type="dxa"/>
-            <w:vAlign w:val="center"/>
-          </w:tcPr>
-          <w:p>
-            <w:pPr>
-              <w:spacing w:before="0" w:after="0" w:line="276" w:lineRule="auto"/>
-              <w:jc w:val="center"/>
+              <w:spacing w:before="0" w:after="0" w:line="276" w:lineRule="auto"/>
+              <w:jc w:val="center"/>
+            </w:pPr>
+            <w:r>
+              <w:rPr>
+                <w:rFonts w:ascii="Times New Roman" w:hAnsi="Times New Roman" w:eastAsia="宋体" w:cs="Times New Roman"/>
+                <w:b w:val="0"/>
+                <w:color w:val="000000"/>
+                <w:sz w:val="19"/>
+              </w:rPr>
+              <w:t>3,448</w:t>
+            </w:r>
+          </w:p>
+        </w:tc>
+        <w:tc>
+          <w:tcPr>
+            <w:tcW w:w="1191" w:type="dxa"/>
+            <w:vAlign w:val="center"/>
+          </w:tcPr>
+          <w:p>
+            <w:pPr>
               <w:keepNext w:val="0"/>
-            </w:pPr>
-            <w:r>
-              <w:rPr>
-                <w:rFonts w:ascii="Times New Roman" w:hAnsi="Times New Roman" w:eastAsia="宋体" w:cs="Times New Roman"/>
-                <w:b w:val="0"/>
-                <w:color w:val="000000"/>
-                <w:sz w:val="19"/>
-              </w:rPr>
-              <w:t>3,448</w:t>
+              <w:spacing w:before="0" w:after="0" w:line="276" w:lineRule="auto"/>
+              <w:jc w:val="center"/>
+            </w:pPr>
+            <w:r>
+              <w:rPr>
+                <w:rFonts w:ascii="Times New Roman" w:hAnsi="Times New Roman" w:eastAsia="宋体" w:cs="Times New Roman"/>
+                <w:b w:val="0"/>
+                <w:color w:val="000000"/>
+                <w:sz w:val="19"/>
+              </w:rPr>
+              <w:t>14.5</w:t>
             </w:r>
           </w:p>
         </w:tc>
@@ -5578,53 +5767,31 @@
           </w:tcPr>
           <w:p>
             <w:pPr>
-              <w:spacing w:before="0" w:after="0" w:line="276" w:lineRule="auto"/>
-              <w:jc w:val="center"/>
               <w:keepNext w:val="0"/>
-            </w:pPr>
-            <w:r>
-              <w:rPr>
-                <w:rFonts w:ascii="Times New Roman" w:hAnsi="Times New Roman" w:eastAsia="宋体" w:cs="Times New Roman"/>
-                <w:b w:val="0"/>
-                <w:color w:val="000000"/>
-                <w:sz w:val="19"/>
-              </w:rPr>
-              <w:t>14.5</w:t>
-            </w:r>
-          </w:p>
-        </w:tc>
-        <w:tc>
-          <w:tcPr>
-            <w:tcW w:w="1191" w:type="dxa"/>
-            <w:vAlign w:val="center"/>
-          </w:tcPr>
-          <w:p>
-            <w:pPr>
-              <w:spacing w:before="0" w:after="0" w:line="276" w:lineRule="auto"/>
-              <w:jc w:val="center"/>
+              <w:spacing w:before="0" w:after="0" w:line="276" w:lineRule="auto"/>
+              <w:jc w:val="center"/>
+            </w:pPr>
+            <w:r>
+              <w:rPr>
+                <w:rFonts w:ascii="Times New Roman" w:hAnsi="Times New Roman" w:eastAsia="宋体" w:cs="Times New Roman"/>
+                <w:b w:val="0"/>
+                <w:color w:val="000000"/>
+                <w:sz w:val="19"/>
+              </w:rPr>
+              <w:t>293.6</w:t>
+            </w:r>
+          </w:p>
+        </w:tc>
+        <w:tc>
+          <w:tcPr>
+            <w:tcW w:w="3288" w:type="dxa"/>
+            <w:vAlign w:val="center"/>
+          </w:tcPr>
+          <w:p>
+            <w:pPr>
               <w:keepNext w:val="0"/>
-            </w:pPr>
-            <w:r>
-              <w:rPr>
-                <w:rFonts w:ascii="Times New Roman" w:hAnsi="Times New Roman" w:eastAsia="宋体" w:cs="Times New Roman"/>
-                <w:b w:val="0"/>
-                <w:color w:val="000000"/>
-                <w:sz w:val="19"/>
-              </w:rPr>
-              <w:t>293.6</w:t>
-            </w:r>
-          </w:p>
-        </w:tc>
-        <w:tc>
-          <w:tcPr>
-            <w:tcW w:w="3288" w:type="dxa"/>
-            <w:vAlign w:val="center"/>
-          </w:tcPr>
-          <w:p>
-            <w:pPr>
-              <w:spacing w:before="0" w:after="0" w:line="276" w:lineRule="auto"/>
-              <w:jc w:val="center"/>
-              <w:keepNext w:val="0"/>
+              <w:spacing w:before="0" w:after="0" w:line="276" w:lineRule="auto"/>
+              <w:jc w:val="center"/>
             </w:pPr>
             <w:r>
               <w:rPr>
@@ -6035,7 +6202,7 @@
         </w:rPr>
         <w:drawing>
           <wp:inline distT="0" distB="0" distL="114300" distR="114300">
-            <wp:extent cx="5687695" cy="2227681"/>
+            <wp:extent cx="5687695" cy="2227580"/>
             <wp:effectExtent l="0" t="0" r="0" b="0"/>
             <wp:docPr id="1" name="Picture 1"/>
             <wp:cNvGraphicFramePr>
@@ -6110,7 +6277,7 @@
     </w:p>
     <w:p>
       <w:pPr>
-        <w:pStyle w:val="Heading2"/>
+        <w:pStyle w:val="13"/>
         <w:keepNext/>
         <w:widowControl/>
         <w:spacing w:before="120" w:after="100" w:line="312" w:lineRule="auto"/>
@@ -6144,7 +6311,7 @@
         </w:rPr>
         <w:drawing>
           <wp:inline distT="0" distB="0" distL="114300" distR="114300">
-            <wp:extent cx="5687695" cy="2275078"/>
+            <wp:extent cx="5687695" cy="2274570"/>
             <wp:effectExtent l="0" t="0" r="0" b="0"/>
             <wp:docPr id="2" name="Picture 2"/>
             <wp:cNvGraphicFramePr>
@@ -6219,7 +6386,7 @@
     </w:p>
     <w:p>
       <w:pPr>
-        <w:pStyle w:val="Caption"/>
+        <w:pStyle w:val="14"/>
         <w:keepNext/>
         <w:widowControl/>
         <w:spacing w:before="0" w:after="80" w:line="312" w:lineRule="auto"/>
@@ -6282,9 +6449,9 @@
           </w:tblCellMar>
         </w:tblPrEx>
         <w:trPr>
+          <w:cantSplit/>
+          <w:tblHeader/>
           <w:jc w:val="center"/>
-          <w:tblHeader/>
-          <w:cantSplit/>
         </w:trPr>
         <w:tc>
           <w:tcPr>
@@ -6293,10 +6460,10 @@
           </w:tcPr>
           <w:p>
             <w:pPr>
-              <w:spacing w:before="0" w:after="0" w:line="276" w:lineRule="auto"/>
-              <w:jc w:val="center"/>
-              <w:keepNext w:val="1"/>
-              <w:keepLines w:val="1"/>
+              <w:keepNext/>
+              <w:keepLines/>
+              <w:spacing w:before="0" w:after="0" w:line="276" w:lineRule="auto"/>
+              <w:jc w:val="center"/>
             </w:pPr>
             <w:r>
               <w:rPr>
@@ -6316,10 +6483,10 @@
           </w:tcPr>
           <w:p>
             <w:pPr>
-              <w:spacing w:before="0" w:after="0" w:line="276" w:lineRule="auto"/>
-              <w:jc w:val="center"/>
-              <w:keepNext w:val="1"/>
-              <w:keepLines w:val="1"/>
+              <w:keepNext/>
+              <w:keepLines/>
+              <w:spacing w:before="0" w:after="0" w:line="276" w:lineRule="auto"/>
+              <w:jc w:val="center"/>
             </w:pPr>
             <w:r>
               <w:rPr>
@@ -6339,10 +6506,10 @@
           </w:tcPr>
           <w:p>
             <w:pPr>
-              <w:spacing w:before="0" w:after="0" w:line="276" w:lineRule="auto"/>
-              <w:jc w:val="center"/>
-              <w:keepNext w:val="1"/>
-              <w:keepLines w:val="1"/>
+              <w:keepNext/>
+              <w:keepLines/>
+              <w:spacing w:before="0" w:after="0" w:line="276" w:lineRule="auto"/>
+              <w:jc w:val="center"/>
             </w:pPr>
             <w:r>
               <w:rPr>
@@ -6362,10 +6529,10 @@
           </w:tcPr>
           <w:p>
             <w:pPr>
-              <w:spacing w:before="0" w:after="0" w:line="276" w:lineRule="auto"/>
-              <w:jc w:val="center"/>
-              <w:keepNext w:val="1"/>
-              <w:keepLines w:val="1"/>
+              <w:keepNext/>
+              <w:keepLines/>
+              <w:spacing w:before="0" w:after="0" w:line="276" w:lineRule="auto"/>
+              <w:jc w:val="center"/>
             </w:pPr>
             <w:r>
               <w:rPr>
@@ -6385,10 +6552,10 @@
           </w:tcPr>
           <w:p>
             <w:pPr>
-              <w:spacing w:before="0" w:after="0" w:line="276" w:lineRule="auto"/>
-              <w:jc w:val="center"/>
-              <w:keepNext w:val="1"/>
-              <w:keepLines w:val="1"/>
+              <w:keepNext/>
+              <w:keepLines/>
+              <w:spacing w:before="0" w:after="0" w:line="276" w:lineRule="auto"/>
+              <w:jc w:val="center"/>
             </w:pPr>
             <w:r>
               <w:rPr>
@@ -6398,138 +6565,6 @@
                 <w:sz w:val="19"/>
               </w:rPr>
               <w:t>Macro-F1</w:t>
-            </w:r>
-          </w:p>
-        </w:tc>
-      </w:tr>
-      <w:tr>
-        <w:tblPrEx>
-          <w:tblBorders>
-            <w:top w:val="single" w:color="000000" w:sz="4" w:space="0"/>
-            <w:left w:val="single" w:color="000000" w:sz="4" w:space="0"/>
-            <w:bottom w:val="single" w:color="000000" w:sz="4" w:space="0"/>
-            <w:right w:val="single" w:color="000000" w:sz="4" w:space="0"/>
-            <w:insideH w:val="single" w:color="000000" w:sz="4" w:space="0"/>
-            <w:insideV w:val="single" w:color="000000" w:sz="4" w:space="0"/>
-          </w:tblBorders>
-          <w:tblCellMar>
-            <w:top w:w="60" w:type="dxa"/>
-            <w:left w:w="75" w:type="dxa"/>
-            <w:bottom w:w="60" w:type="dxa"/>
-            <w:right w:w="75" w:type="dxa"/>
-          </w:tblCellMar>
-        </w:tblPrEx>
-        <w:trPr>
-          <w:jc w:val="center"/>
-          <w:cantSplit/>
-        </w:trPr>
-        <w:tc>
-          <w:tcPr>
-            <w:tcW w:w="3175" w:type="dxa"/>
-            <w:vAlign w:val="center"/>
-          </w:tcPr>
-          <w:p>
-            <w:pPr>
-              <w:spacing w:before="0" w:after="0" w:line="276" w:lineRule="auto"/>
-              <w:jc w:val="left"/>
-              <w:keepNext w:val="0"/>
-            </w:pPr>
-            <w:r>
-              <w:rPr>
-                <w:rFonts w:ascii="Times New Roman" w:hAnsi="Times New Roman" w:eastAsia="宋体" w:cs="Times New Roman"/>
-                <w:b w:val="0"/>
-                <w:color w:val="000000"/>
-                <w:sz w:val="19"/>
-              </w:rPr>
-              <w:t>多数类</w:t>
-            </w:r>
-          </w:p>
-        </w:tc>
-        <w:tc>
-          <w:tcPr>
-            <w:tcW w:w="1474" w:type="dxa"/>
-            <w:vAlign w:val="center"/>
-          </w:tcPr>
-          <w:p>
-            <w:pPr>
-              <w:spacing w:before="0" w:after="0" w:line="276" w:lineRule="auto"/>
-              <w:jc w:val="center"/>
-              <w:keepNext w:val="0"/>
-            </w:pPr>
-            <w:r>
-              <w:rPr>
-                <w:rFonts w:ascii="Times New Roman" w:hAnsi="Times New Roman" w:eastAsia="宋体" w:cs="Times New Roman"/>
-                <w:b w:val="0"/>
-                <w:color w:val="000000"/>
-                <w:sz w:val="19"/>
-              </w:rPr>
-              <w:t>0.6688</w:t>
-            </w:r>
-          </w:p>
-        </w:tc>
-        <w:tc>
-          <w:tcPr>
-            <w:tcW w:w="1474" w:type="dxa"/>
-            <w:vAlign w:val="center"/>
-          </w:tcPr>
-          <w:p>
-            <w:pPr>
-              <w:spacing w:before="0" w:after="0" w:line="276" w:lineRule="auto"/>
-              <w:jc w:val="center"/>
-              <w:keepNext w:val="0"/>
-            </w:pPr>
-            <w:r>
-              <w:rPr>
-                <w:rFonts w:ascii="Times New Roman" w:hAnsi="Times New Roman" w:eastAsia="宋体" w:cs="Times New Roman"/>
-                <w:b w:val="0"/>
-                <w:color w:val="000000"/>
-                <w:sz w:val="19"/>
-              </w:rPr>
-              <w:t>0.2229</w:t>
-            </w:r>
-          </w:p>
-        </w:tc>
-        <w:tc>
-          <w:tcPr>
-            <w:tcW w:w="1474" w:type="dxa"/>
-            <w:vAlign w:val="center"/>
-          </w:tcPr>
-          <w:p>
-            <w:pPr>
-              <w:spacing w:before="0" w:after="0" w:line="276" w:lineRule="auto"/>
-              <w:jc w:val="center"/>
-              <w:keepNext w:val="0"/>
-            </w:pPr>
-            <w:r>
-              <w:rPr>
-                <w:rFonts w:ascii="Times New Roman" w:hAnsi="Times New Roman" w:eastAsia="宋体" w:cs="Times New Roman"/>
-                <w:b w:val="0"/>
-                <w:color w:val="000000"/>
-                <w:sz w:val="19"/>
-              </w:rPr>
-              <w:t>0.3333</w:t>
-            </w:r>
-          </w:p>
-        </w:tc>
-        <w:tc>
-          <w:tcPr>
-            <w:tcW w:w="1474" w:type="dxa"/>
-            <w:vAlign w:val="center"/>
-          </w:tcPr>
-          <w:p>
-            <w:pPr>
-              <w:spacing w:before="0" w:after="0" w:line="276" w:lineRule="auto"/>
-              <w:jc w:val="center"/>
-              <w:keepNext w:val="0"/>
-            </w:pPr>
-            <w:r>
-              <w:rPr>
-                <w:rFonts w:ascii="Times New Roman" w:hAnsi="Times New Roman" w:eastAsia="宋体" w:cs="Times New Roman"/>
-                <w:b w:val="0"/>
-                <w:color w:val="000000"/>
-                <w:sz w:val="19"/>
-              </w:rPr>
-              <w:t>0.2672</w:t>
             </w:r>
           </w:p>
         </w:tc>
@@ -6562,6 +6597,7 @@
           </w:tcPr>
           <w:p>
             <w:pPr>
+              <w:keepNext w:val="0"/>
               <w:spacing w:before="0" w:after="0" w:line="276" w:lineRule="auto"/>
               <w:jc w:val="left"/>
             </w:pPr>
@@ -6572,7 +6608,7 @@
                 <w:color w:val="000000"/>
                 <w:sz w:val="19"/>
               </w:rPr>
-              <w:t>TF-IDF + LR</w:t>
+              <w:t>多数类</w:t>
             </w:r>
           </w:p>
         </w:tc>
@@ -6583,17 +6619,18 @@
           </w:tcPr>
           <w:p>
             <w:pPr>
-              <w:spacing w:before="0" w:after="0" w:line="276" w:lineRule="auto"/>
-              <w:jc w:val="center"/>
-            </w:pPr>
-            <w:r>
-              <w:rPr>
-                <w:rFonts w:ascii="Times New Roman" w:hAnsi="Times New Roman" w:eastAsia="宋体" w:cs="Times New Roman"/>
-                <w:b w:val="0"/>
-                <w:color w:val="000000"/>
-                <w:sz w:val="19"/>
-              </w:rPr>
-              <w:t>0.5390</w:t>
+              <w:keepNext w:val="0"/>
+              <w:spacing w:before="0" w:after="0" w:line="276" w:lineRule="auto"/>
+              <w:jc w:val="center"/>
+            </w:pPr>
+            <w:r>
+              <w:rPr>
+                <w:rFonts w:ascii="Times New Roman" w:hAnsi="Times New Roman" w:eastAsia="宋体" w:cs="Times New Roman"/>
+                <w:b w:val="0"/>
+                <w:color w:val="000000"/>
+                <w:sz w:val="19"/>
+              </w:rPr>
+              <w:t>0.6688</w:t>
             </w:r>
           </w:p>
         </w:tc>
@@ -6604,17 +6641,18 @@
           </w:tcPr>
           <w:p>
             <w:pPr>
-              <w:spacing w:before="0" w:after="0" w:line="276" w:lineRule="auto"/>
-              <w:jc w:val="center"/>
-            </w:pPr>
-            <w:r>
-              <w:rPr>
-                <w:rFonts w:ascii="Times New Roman" w:hAnsi="Times New Roman" w:eastAsia="宋体" w:cs="Times New Roman"/>
-                <w:b w:val="0"/>
-                <w:color w:val="000000"/>
-                <w:sz w:val="19"/>
-              </w:rPr>
-              <w:t>0.4327</w:t>
+              <w:keepNext w:val="0"/>
+              <w:spacing w:before="0" w:after="0" w:line="276" w:lineRule="auto"/>
+              <w:jc w:val="center"/>
+            </w:pPr>
+            <w:r>
+              <w:rPr>
+                <w:rFonts w:ascii="Times New Roman" w:hAnsi="Times New Roman" w:eastAsia="宋体" w:cs="Times New Roman"/>
+                <w:b w:val="0"/>
+                <w:color w:val="000000"/>
+                <w:sz w:val="19"/>
+              </w:rPr>
+              <w:t>0.2229</w:t>
             </w:r>
           </w:p>
         </w:tc>
@@ -6625,17 +6663,18 @@
           </w:tcPr>
           <w:p>
             <w:pPr>
-              <w:spacing w:before="0" w:after="0" w:line="276" w:lineRule="auto"/>
-              <w:jc w:val="center"/>
-            </w:pPr>
-            <w:r>
-              <w:rPr>
-                <w:rFonts w:ascii="Times New Roman" w:hAnsi="Times New Roman" w:eastAsia="宋体" w:cs="Times New Roman"/>
-                <w:b w:val="0"/>
-                <w:color w:val="000000"/>
-                <w:sz w:val="19"/>
-              </w:rPr>
-              <w:t>0.4391</w:t>
+              <w:keepNext w:val="0"/>
+              <w:spacing w:before="0" w:after="0" w:line="276" w:lineRule="auto"/>
+              <w:jc w:val="center"/>
+            </w:pPr>
+            <w:r>
+              <w:rPr>
+                <w:rFonts w:ascii="Times New Roman" w:hAnsi="Times New Roman" w:eastAsia="宋体" w:cs="Times New Roman"/>
+                <w:b w:val="0"/>
+                <w:color w:val="000000"/>
+                <w:sz w:val="19"/>
+              </w:rPr>
+              <w:t>0.3333</w:t>
             </w:r>
           </w:p>
         </w:tc>
@@ -6646,17 +6685,18 @@
           </w:tcPr>
           <w:p>
             <w:pPr>
-              <w:spacing w:before="0" w:after="0" w:line="276" w:lineRule="auto"/>
-              <w:jc w:val="center"/>
-            </w:pPr>
-            <w:r>
-              <w:rPr>
-                <w:rFonts w:ascii="Times New Roman" w:hAnsi="Times New Roman" w:eastAsia="宋体" w:cs="Times New Roman"/>
-                <w:b w:val="0"/>
-                <w:color w:val="000000"/>
-                <w:sz w:val="19"/>
-              </w:rPr>
-              <w:t>0.4351</w:t>
+              <w:keepNext w:val="0"/>
+              <w:spacing w:before="0" w:after="0" w:line="276" w:lineRule="auto"/>
+              <w:jc w:val="center"/>
+            </w:pPr>
+            <w:r>
+              <w:rPr>
+                <w:rFonts w:ascii="Times New Roman" w:hAnsi="Times New Roman" w:eastAsia="宋体" w:cs="Times New Roman"/>
+                <w:b w:val="0"/>
+                <w:color w:val="000000"/>
+                <w:sz w:val="19"/>
+              </w:rPr>
+              <w:t>0.2672</w:t>
             </w:r>
           </w:p>
         </w:tc>
@@ -6699,7 +6739,7 @@
                 <w:color w:val="000000"/>
                 <w:sz w:val="19"/>
               </w:rPr>
-              <w:t>MiniLM + LR</w:t>
+              <w:t>TF-IDF + LR</w:t>
             </w:r>
           </w:p>
         </w:tc>
@@ -6720,7 +6760,7 @@
                 <w:color w:val="000000"/>
                 <w:sz w:val="19"/>
               </w:rPr>
-              <w:t>0.5812</w:t>
+              <w:t>0.5390</w:t>
             </w:r>
           </w:p>
         </w:tc>
@@ -6741,7 +6781,7 @@
                 <w:color w:val="000000"/>
                 <w:sz w:val="19"/>
               </w:rPr>
-              <w:t>0.4755</w:t>
+              <w:t>0.4327</w:t>
             </w:r>
           </w:p>
         </w:tc>
@@ -6762,7 +6802,7 @@
                 <w:color w:val="000000"/>
                 <w:sz w:val="19"/>
               </w:rPr>
-              <w:t>0.5353</w:t>
+              <w:t>0.4391</w:t>
             </w:r>
           </w:p>
         </w:tc>
@@ -6783,15 +6823,161 @@
                 <w:color w:val="000000"/>
                 <w:sz w:val="19"/>
               </w:rPr>
-              <w:t>0.4855</w:t>
+              <w:t>0.4351</w:t>
             </w:r>
           </w:p>
         </w:tc>
       </w:tr>
       <w:tr>
-        <w:tc>
-          <w:tcPr>
-            <w:tcW w:type="dxa" w:w="3175"/>
+        <w:tblPrEx>
+          <w:tblBorders>
+            <w:top w:val="single" w:color="000000" w:sz="4" w:space="0"/>
+            <w:left w:val="single" w:color="000000" w:sz="4" w:space="0"/>
+            <w:bottom w:val="single" w:color="000000" w:sz="4" w:space="0"/>
+            <w:right w:val="single" w:color="000000" w:sz="4" w:space="0"/>
+            <w:insideH w:val="single" w:color="000000" w:sz="4" w:space="0"/>
+            <w:insideV w:val="single" w:color="000000" w:sz="4" w:space="0"/>
+          </w:tblBorders>
+          <w:tblCellMar>
+            <w:top w:w="60" w:type="dxa"/>
+            <w:left w:w="75" w:type="dxa"/>
+            <w:bottom w:w="60" w:type="dxa"/>
+            <w:right w:w="75" w:type="dxa"/>
+          </w:tblCellMar>
+        </w:tblPrEx>
+        <w:trPr>
+          <w:cantSplit/>
+          <w:jc w:val="center"/>
+        </w:trPr>
+        <w:tc>
+          <w:tcPr>
+            <w:tcW w:w="3175" w:type="dxa"/>
+            <w:vAlign w:val="center"/>
+          </w:tcPr>
+          <w:p>
+            <w:pPr>
+              <w:spacing w:before="0" w:after="0" w:line="276" w:lineRule="auto"/>
+              <w:jc w:val="left"/>
+            </w:pPr>
+            <w:r>
+              <w:rPr>
+                <w:rFonts w:ascii="Times New Roman" w:hAnsi="Times New Roman" w:eastAsia="宋体" w:cs="Times New Roman"/>
+                <w:b w:val="0"/>
+                <w:color w:val="000000"/>
+                <w:sz w:val="19"/>
+              </w:rPr>
+              <w:t>MiniLM + LR</w:t>
+            </w:r>
+          </w:p>
+        </w:tc>
+        <w:tc>
+          <w:tcPr>
+            <w:tcW w:w="1474" w:type="dxa"/>
+            <w:vAlign w:val="center"/>
+          </w:tcPr>
+          <w:p>
+            <w:pPr>
+              <w:spacing w:before="0" w:after="0" w:line="276" w:lineRule="auto"/>
+              <w:jc w:val="center"/>
+            </w:pPr>
+            <w:r>
+              <w:rPr>
+                <w:rFonts w:ascii="Times New Roman" w:hAnsi="Times New Roman" w:eastAsia="宋体" w:cs="Times New Roman"/>
+                <w:b w:val="0"/>
+                <w:color w:val="000000"/>
+                <w:sz w:val="19"/>
+              </w:rPr>
+              <w:t>0.5812</w:t>
+            </w:r>
+          </w:p>
+        </w:tc>
+        <w:tc>
+          <w:tcPr>
+            <w:tcW w:w="1474" w:type="dxa"/>
+            <w:vAlign w:val="center"/>
+          </w:tcPr>
+          <w:p>
+            <w:pPr>
+              <w:spacing w:before="0" w:after="0" w:line="276" w:lineRule="auto"/>
+              <w:jc w:val="center"/>
+            </w:pPr>
+            <w:r>
+              <w:rPr>
+                <w:rFonts w:ascii="Times New Roman" w:hAnsi="Times New Roman" w:eastAsia="宋体" w:cs="Times New Roman"/>
+                <w:b w:val="0"/>
+                <w:color w:val="000000"/>
+                <w:sz w:val="19"/>
+              </w:rPr>
+              <w:t>0.4755</w:t>
+            </w:r>
+          </w:p>
+        </w:tc>
+        <w:tc>
+          <w:tcPr>
+            <w:tcW w:w="1474" w:type="dxa"/>
+            <w:vAlign w:val="center"/>
+          </w:tcPr>
+          <w:p>
+            <w:pPr>
+              <w:spacing w:before="0" w:after="0" w:line="276" w:lineRule="auto"/>
+              <w:jc w:val="center"/>
+            </w:pPr>
+            <w:r>
+              <w:rPr>
+                <w:rFonts w:ascii="Times New Roman" w:hAnsi="Times New Roman" w:eastAsia="宋体" w:cs="Times New Roman"/>
+                <w:b w:val="0"/>
+                <w:color w:val="000000"/>
+                <w:sz w:val="19"/>
+              </w:rPr>
+              <w:t>0.5353</w:t>
+            </w:r>
+          </w:p>
+        </w:tc>
+        <w:tc>
+          <w:tcPr>
+            <w:tcW w:w="1474" w:type="dxa"/>
+            <w:vAlign w:val="center"/>
+          </w:tcPr>
+          <w:p>
+            <w:pPr>
+              <w:spacing w:before="0" w:after="0" w:line="276" w:lineRule="auto"/>
+              <w:jc w:val="center"/>
+            </w:pPr>
+            <w:r>
+              <w:rPr>
+                <w:rFonts w:ascii="Times New Roman" w:hAnsi="Times New Roman" w:eastAsia="宋体" w:cs="Times New Roman"/>
+                <w:b w:val="0"/>
+                <w:color w:val="000000"/>
+                <w:sz w:val="19"/>
+              </w:rPr>
+              <w:t>0.4855</w:t>
+            </w:r>
+          </w:p>
+        </w:tc>
+      </w:tr>
+      <w:tr>
+        <w:tblPrEx>
+          <w:tblBorders>
+            <w:top w:val="single" w:color="000000" w:sz="4" w:space="0"/>
+            <w:left w:val="single" w:color="000000" w:sz="4" w:space="0"/>
+            <w:bottom w:val="single" w:color="000000" w:sz="4" w:space="0"/>
+            <w:right w:val="single" w:color="000000" w:sz="4" w:space="0"/>
+            <w:insideH w:val="single" w:color="000000" w:sz="4" w:space="0"/>
+            <w:insideV w:val="single" w:color="000000" w:sz="4" w:space="0"/>
+          </w:tblBorders>
+          <w:tblCellMar>
+            <w:top w:w="60" w:type="dxa"/>
+            <w:left w:w="75" w:type="dxa"/>
+            <w:bottom w:w="60" w:type="dxa"/>
+            <w:right w:w="75" w:type="dxa"/>
+          </w:tblCellMar>
+        </w:tblPrEx>
+        <w:trPr>
+          <w:jc w:val="center"/>
+        </w:trPr>
+        <w:tc>
+          <w:tcPr>
+            <w:tcW w:w="3175" w:type="dxa"/>
           </w:tcPr>
           <w:p>
             <w:r>
@@ -6807,7 +6993,7 @@
         </w:tc>
         <w:tc>
           <w:tcPr>
-            <w:tcW w:type="dxa" w:w="1474"/>
+            <w:tcW w:w="1474" w:type="dxa"/>
           </w:tcPr>
           <w:p>
             <w:r>
@@ -6823,7 +7009,7 @@
         </w:tc>
         <w:tc>
           <w:tcPr>
-            <w:tcW w:type="dxa" w:w="1474"/>
+            <w:tcW w:w="1474" w:type="dxa"/>
           </w:tcPr>
           <w:p>
             <w:r>
@@ -6839,7 +7025,7 @@
         </w:tc>
         <w:tc>
           <w:tcPr>
-            <w:tcW w:type="dxa" w:w="1474"/>
+            <w:tcW w:w="1474" w:type="dxa"/>
           </w:tcPr>
           <w:p>
             <w:r>
@@ -6855,7 +7041,7 @@
         </w:tc>
         <w:tc>
           <w:tcPr>
-            <w:tcW w:type="dxa" w:w="1474"/>
+            <w:tcW w:w="1474" w:type="dxa"/>
           </w:tcPr>
           <w:p>
             <w:r>
@@ -6907,7 +7093,7 @@
     </w:p>
     <w:p>
       <w:pPr>
-        <w:pStyle w:val="Caption"/>
+        <w:pStyle w:val="14"/>
         <w:keepNext/>
         <w:spacing w:after="80" w:line="300" w:lineRule="auto"/>
         <w:ind w:firstLine="0"/>
@@ -6925,17 +7111,24 @@
     </w:p>
     <w:tbl>
       <w:tblPr>
-        <w:tblW w:type="auto" w:w="0"/>
+        <w:tblStyle w:val="5"/>
+        <w:tblW w:w="0" w:type="auto"/>
+        <w:tblInd w:w="0" w:type="dxa"/>
+        <w:tblBorders>
+          <w:top w:val="single" w:color="9AA5B1" w:sz="4" w:space="0"/>
+          <w:left w:val="single" w:color="9AA5B1" w:sz="4" w:space="0"/>
+          <w:bottom w:val="single" w:color="9AA5B1" w:sz="4" w:space="0"/>
+          <w:right w:val="single" w:color="9AA5B1" w:sz="4" w:space="0"/>
+          <w:insideH w:val="single" w:color="9AA5B1" w:sz="4" w:space="0"/>
+          <w:insideV w:val="single" w:color="9AA5B1" w:sz="4" w:space="0"/>
+        </w:tblBorders>
         <w:tblLayout w:type="fixed"/>
-        <w:tblLook w:firstColumn="1" w:firstRow="1" w:lastColumn="0" w:lastRow="0" w:noHBand="0" w:noVBand="1" w:val="04A0"/>
-        <w:tblBorders>
-          <w:top w:val="single" w:sz="4" w:color="9AA5B1"/>
-          <w:left w:val="single" w:sz="4" w:color="9AA5B1"/>
-          <w:bottom w:val="single" w:sz="4" w:color="9AA5B1"/>
-          <w:right w:val="single" w:sz="4" w:color="9AA5B1"/>
-          <w:insideH w:val="single" w:sz="4" w:color="9AA5B1"/>
-          <w:insideV w:val="single" w:sz="4" w:color="9AA5B1"/>
-        </w:tblBorders>
+        <w:tblCellMar>
+          <w:top w:w="0" w:type="dxa"/>
+          <w:left w:w="108" w:type="dxa"/>
+          <w:bottom w:w="0" w:type="dxa"/>
+          <w:right w:w="108" w:type="dxa"/>
+        </w:tblCellMar>
       </w:tblPr>
       <w:tblGrid>
         <w:gridCol w:w="2448"/>
@@ -6944,21 +7137,37 @@
         <w:gridCol w:w="2160"/>
       </w:tblGrid>
       <w:tr>
+        <w:tblPrEx>
+          <w:tblBorders>
+            <w:top w:val="single" w:color="9AA5B1" w:sz="4" w:space="0"/>
+            <w:left w:val="single" w:color="9AA5B1" w:sz="4" w:space="0"/>
+            <w:bottom w:val="single" w:color="9AA5B1" w:sz="4" w:space="0"/>
+            <w:right w:val="single" w:color="9AA5B1" w:sz="4" w:space="0"/>
+            <w:insideH w:val="single" w:color="9AA5B1" w:sz="4" w:space="0"/>
+            <w:insideV w:val="single" w:color="9AA5B1" w:sz="4" w:space="0"/>
+          </w:tblBorders>
+          <w:tblCellMar>
+            <w:top w:w="0" w:type="dxa"/>
+            <w:left w:w="108" w:type="dxa"/>
+            <w:bottom w:w="0" w:type="dxa"/>
+            <w:right w:w="108" w:type="dxa"/>
+          </w:tblCellMar>
+        </w:tblPrEx>
         <w:trPr>
+          <w:cantSplit/>
           <w:tblHeader/>
-          <w:cantSplit/>
         </w:trPr>
         <w:tc>
           <w:tcPr>
-            <w:tcW w:type="dxa" w:w="2448"/>
-            <w:vAlign w:val="center"/>
-            <w:shd w:fill="F2F2F2"/>
-          </w:tcPr>
-          <w:p>
-            <w:pPr>
-              <w:spacing w:after="60" w:line="252" w:lineRule="auto" w:before="60"/>
-              <w:keepNext w:val="1"/>
-              <w:keepLines w:val="1"/>
+            <w:tcW w:w="2448" w:type="dxa"/>
+            <w:shd w:val="clear" w:color="auto" w:fill="F2F2F2"/>
+            <w:vAlign w:val="center"/>
+          </w:tcPr>
+          <w:p>
+            <w:pPr>
+              <w:keepNext/>
+              <w:keepLines/>
+              <w:spacing w:before="60" w:after="60" w:line="252" w:lineRule="auto"/>
             </w:pPr>
             <w:r>
               <w:rPr>
@@ -6973,15 +7182,15 @@
         </w:tc>
         <w:tc>
           <w:tcPr>
-            <w:tcW w:type="dxa" w:w="864"/>
-            <w:vAlign w:val="center"/>
-            <w:shd w:fill="F2F2F2"/>
-          </w:tcPr>
-          <w:p>
-            <w:pPr>
-              <w:spacing w:after="60" w:line="252" w:lineRule="auto" w:before="60"/>
-              <w:keepNext w:val="1"/>
-              <w:keepLines w:val="1"/>
+            <w:tcW w:w="864" w:type="dxa"/>
+            <w:shd w:val="clear" w:color="auto" w:fill="F2F2F2"/>
+            <w:vAlign w:val="center"/>
+          </w:tcPr>
+          <w:p>
+            <w:pPr>
+              <w:keepNext/>
+              <w:keepLines/>
+              <w:spacing w:before="60" w:after="60" w:line="252" w:lineRule="auto"/>
             </w:pPr>
             <w:r>
               <w:rPr>
@@ -6996,15 +7205,15 @@
         </w:tc>
         <w:tc>
           <w:tcPr>
-            <w:tcW w:type="dxa" w:w="2160"/>
-            <w:vAlign w:val="center"/>
-            <w:shd w:fill="F2F2F2"/>
-          </w:tcPr>
-          <w:p>
-            <w:pPr>
-              <w:spacing w:after="60" w:line="252" w:lineRule="auto" w:before="60"/>
-              <w:keepNext w:val="1"/>
-              <w:keepLines w:val="1"/>
+            <w:tcW w:w="2160" w:type="dxa"/>
+            <w:shd w:val="clear" w:color="auto" w:fill="F2F2F2"/>
+            <w:vAlign w:val="center"/>
+          </w:tcPr>
+          <w:p>
+            <w:pPr>
+              <w:keepNext/>
+              <w:keepLines/>
+              <w:spacing w:before="60" w:after="60" w:line="252" w:lineRule="auto"/>
             </w:pPr>
             <w:r>
               <w:rPr>
@@ -7019,15 +7228,15 @@
         </w:tc>
         <w:tc>
           <w:tcPr>
-            <w:tcW w:type="dxa" w:w="2160"/>
-            <w:vAlign w:val="center"/>
-            <w:shd w:fill="F2F2F2"/>
-          </w:tcPr>
-          <w:p>
-            <w:pPr>
-              <w:spacing w:after="60" w:line="252" w:lineRule="auto" w:before="60"/>
-              <w:keepNext w:val="1"/>
-              <w:keepLines w:val="1"/>
+            <w:tcW w:w="2160" w:type="dxa"/>
+            <w:shd w:val="clear" w:color="auto" w:fill="F2F2F2"/>
+            <w:vAlign w:val="center"/>
+          </w:tcPr>
+          <w:p>
+            <w:pPr>
+              <w:keepNext/>
+              <w:keepLines/>
+              <w:spacing w:before="60" w:after="60" w:line="252" w:lineRule="auto"/>
             </w:pPr>
             <w:r>
               <w:rPr>
@@ -7042,19 +7251,35 @@
         </w:tc>
       </w:tr>
       <w:tr>
+        <w:tblPrEx>
+          <w:tblBorders>
+            <w:top w:val="single" w:color="9AA5B1" w:sz="4" w:space="0"/>
+            <w:left w:val="single" w:color="9AA5B1" w:sz="4" w:space="0"/>
+            <w:bottom w:val="single" w:color="9AA5B1" w:sz="4" w:space="0"/>
+            <w:right w:val="single" w:color="9AA5B1" w:sz="4" w:space="0"/>
+            <w:insideH w:val="single" w:color="9AA5B1" w:sz="4" w:space="0"/>
+            <w:insideV w:val="single" w:color="9AA5B1" w:sz="4" w:space="0"/>
+          </w:tblBorders>
+          <w:tblCellMar>
+            <w:top w:w="0" w:type="dxa"/>
+            <w:left w:w="108" w:type="dxa"/>
+            <w:bottom w:w="0" w:type="dxa"/>
+            <w:right w:w="108" w:type="dxa"/>
+          </w:tblCellMar>
+        </w:tblPrEx>
         <w:trPr>
           <w:cantSplit/>
         </w:trPr>
         <w:tc>
           <w:tcPr>
-            <w:tcW w:type="dxa" w:w="2448"/>
-            <w:vAlign w:val="center"/>
-            <w:shd w:fill="FFFFFF"/>
-          </w:tcPr>
-          <w:p>
-            <w:pPr>
-              <w:spacing w:after="60" w:line="252" w:lineRule="auto" w:before="60"/>
+            <w:tcW w:w="2448" w:type="dxa"/>
+            <w:shd w:val="clear" w:color="auto" w:fill="FFFFFF"/>
+            <w:vAlign w:val="center"/>
+          </w:tcPr>
+          <w:p>
+            <w:pPr>
               <w:keepNext w:val="0"/>
+              <w:spacing w:before="60" w:after="60" w:line="252" w:lineRule="auto"/>
             </w:pPr>
             <w:r>
               <w:rPr>
@@ -7069,14 +7294,14 @@
         </w:tc>
         <w:tc>
           <w:tcPr>
-            <w:tcW w:type="dxa" w:w="864"/>
-            <w:vAlign w:val="center"/>
-            <w:shd w:fill="FFFFFF"/>
-          </w:tcPr>
-          <w:p>
-            <w:pPr>
-              <w:spacing w:after="60" w:line="252" w:lineRule="auto" w:before="60"/>
+            <w:tcW w:w="864" w:type="dxa"/>
+            <w:shd w:val="clear" w:color="auto" w:fill="FFFFFF"/>
+            <w:vAlign w:val="center"/>
+          </w:tcPr>
+          <w:p>
+            <w:pPr>
               <w:keepNext w:val="0"/>
+              <w:spacing w:before="60" w:after="60" w:line="252" w:lineRule="auto"/>
             </w:pPr>
             <w:r>
               <w:rPr>
@@ -7091,14 +7316,14 @@
         </w:tc>
         <w:tc>
           <w:tcPr>
-            <w:tcW w:type="dxa" w:w="2160"/>
-            <w:vAlign w:val="center"/>
-            <w:shd w:fill="FFFFFF"/>
-          </w:tcPr>
-          <w:p>
-            <w:pPr>
-              <w:spacing w:after="60" w:line="252" w:lineRule="auto" w:before="60"/>
+            <w:tcW w:w="2160" w:type="dxa"/>
+            <w:shd w:val="clear" w:color="auto" w:fill="FFFFFF"/>
+            <w:vAlign w:val="center"/>
+          </w:tcPr>
+          <w:p>
+            <w:pPr>
               <w:keepNext w:val="0"/>
+              <w:spacing w:before="60" w:after="60" w:line="252" w:lineRule="auto"/>
             </w:pPr>
             <w:r>
               <w:rPr>
@@ -7113,14 +7338,14 @@
         </w:tc>
         <w:tc>
           <w:tcPr>
-            <w:tcW w:type="dxa" w:w="2160"/>
-            <w:vAlign w:val="center"/>
-            <w:shd w:fill="FFFFFF"/>
-          </w:tcPr>
-          <w:p>
-            <w:pPr>
-              <w:spacing w:after="60" w:line="252" w:lineRule="auto" w:before="60"/>
+            <w:tcW w:w="2160" w:type="dxa"/>
+            <w:shd w:val="clear" w:color="auto" w:fill="FFFFFF"/>
+            <w:vAlign w:val="center"/>
+          </w:tcPr>
+          <w:p>
+            <w:pPr>
               <w:keepNext w:val="0"/>
+              <w:spacing w:before="60" w:after="60" w:line="252" w:lineRule="auto"/>
             </w:pPr>
             <w:r>
               <w:rPr>
@@ -7135,18 +7360,34 @@
         </w:tc>
       </w:tr>
       <w:tr>
+        <w:tblPrEx>
+          <w:tblBorders>
+            <w:top w:val="single" w:color="9AA5B1" w:sz="4" w:space="0"/>
+            <w:left w:val="single" w:color="9AA5B1" w:sz="4" w:space="0"/>
+            <w:bottom w:val="single" w:color="9AA5B1" w:sz="4" w:space="0"/>
+            <w:right w:val="single" w:color="9AA5B1" w:sz="4" w:space="0"/>
+            <w:insideH w:val="single" w:color="9AA5B1" w:sz="4" w:space="0"/>
+            <w:insideV w:val="single" w:color="9AA5B1" w:sz="4" w:space="0"/>
+          </w:tblBorders>
+          <w:tblCellMar>
+            <w:top w:w="0" w:type="dxa"/>
+            <w:left w:w="108" w:type="dxa"/>
+            <w:bottom w:w="0" w:type="dxa"/>
+            <w:right w:w="108" w:type="dxa"/>
+          </w:tblCellMar>
+        </w:tblPrEx>
         <w:trPr>
           <w:cantSplit/>
         </w:trPr>
         <w:tc>
           <w:tcPr>
-            <w:tcW w:type="dxa" w:w="2448"/>
-            <w:vAlign w:val="center"/>
-            <w:shd w:fill="FFFFFF"/>
-          </w:tcPr>
-          <w:p>
-            <w:pPr>
-              <w:spacing w:after="60" w:line="252" w:lineRule="auto" w:before="60"/>
+            <w:tcW w:w="2448" w:type="dxa"/>
+            <w:shd w:val="clear" w:color="auto" w:fill="FFFFFF"/>
+            <w:vAlign w:val="center"/>
+          </w:tcPr>
+          <w:p>
+            <w:pPr>
+              <w:spacing w:before="60" w:after="60" w:line="252" w:lineRule="auto"/>
             </w:pPr>
             <w:r>
               <w:rPr>
@@ -7161,13 +7402,13 @@
         </w:tc>
         <w:tc>
           <w:tcPr>
-            <w:tcW w:type="dxa" w:w="864"/>
-            <w:vAlign w:val="center"/>
-            <w:shd w:fill="FFFFFF"/>
-          </w:tcPr>
-          <w:p>
-            <w:pPr>
-              <w:spacing w:after="60" w:line="252" w:lineRule="auto" w:before="60"/>
+            <w:tcW w:w="864" w:type="dxa"/>
+            <w:shd w:val="clear" w:color="auto" w:fill="FFFFFF"/>
+            <w:vAlign w:val="center"/>
+          </w:tcPr>
+          <w:p>
+            <w:pPr>
+              <w:spacing w:before="60" w:after="60" w:line="252" w:lineRule="auto"/>
             </w:pPr>
             <w:r>
               <w:rPr>
@@ -7182,13 +7423,13 @@
         </w:tc>
         <w:tc>
           <w:tcPr>
-            <w:tcW w:type="dxa" w:w="2160"/>
-            <w:vAlign w:val="center"/>
-            <w:shd w:fill="FFFFFF"/>
-          </w:tcPr>
-          <w:p>
-            <w:pPr>
-              <w:spacing w:after="60" w:line="252" w:lineRule="auto" w:before="60"/>
+            <w:tcW w:w="2160" w:type="dxa"/>
+            <w:shd w:val="clear" w:color="auto" w:fill="FFFFFF"/>
+            <w:vAlign w:val="center"/>
+          </w:tcPr>
+          <w:p>
+            <w:pPr>
+              <w:spacing w:before="60" w:after="60" w:line="252" w:lineRule="auto"/>
             </w:pPr>
             <w:r>
               <w:rPr>
@@ -7203,13 +7444,13 @@
         </w:tc>
         <w:tc>
           <w:tcPr>
-            <w:tcW w:type="dxa" w:w="2160"/>
-            <w:vAlign w:val="center"/>
-            <w:shd w:fill="FFFFFF"/>
-          </w:tcPr>
-          <w:p>
-            <w:pPr>
-              <w:spacing w:after="60" w:line="252" w:lineRule="auto" w:before="60"/>
+            <w:tcW w:w="2160" w:type="dxa"/>
+            <w:shd w:val="clear" w:color="auto" w:fill="FFFFFF"/>
+            <w:vAlign w:val="center"/>
+          </w:tcPr>
+          <w:p>
+            <w:pPr>
+              <w:spacing w:before="60" w:after="60" w:line="252" w:lineRule="auto"/>
             </w:pPr>
             <w:r>
               <w:rPr>
@@ -7246,30 +7487,25 @@
         <w:jc w:val="center"/>
       </w:pPr>
       <w:r>
-        <w:rPr>
-          <w:rFonts w:ascii="Times New Roman" w:hAnsi="Times New Roman" w:eastAsia="宋体"/>
-          <w:b w:val="0"/>
-          <w:color w:val="000000"/>
-          <w:sz w:val="21"/>
-        </w:rPr>
-      </w:r>
-      <w:r>
         <w:drawing>
-          <wp:inline xmlns:a="http://schemas.openxmlformats.org/drawingml/2006/main" xmlns:pic="http://schemas.openxmlformats.org/drawingml/2006/picture">
-            <wp:extent cx="5303520" cy="1958223"/>
+          <wp:inline distT="0" distB="0" distL="114300" distR="114300">
+            <wp:extent cx="5303520" cy="1957705"/>
+            <wp:effectExtent l="0" t="0" r="5080" b="10795"/>
             <wp:docPr id="3" name="Picture 3"/>
             <wp:cNvGraphicFramePr>
-              <a:graphicFrameLocks noChangeAspect="1"/>
+              <a:graphicFrameLocks xmlns:a="http://schemas.openxmlformats.org/drawingml/2006/main" noChangeAspect="1"/>
             </wp:cNvGraphicFramePr>
-            <a:graphic>
+            <a:graphic xmlns:a="http://schemas.openxmlformats.org/drawingml/2006/main">
               <a:graphicData uri="http://schemas.openxmlformats.org/drawingml/2006/picture">
-                <pic:pic>
+                <pic:pic xmlns:pic="http://schemas.openxmlformats.org/drawingml/2006/picture">
                   <pic:nvPicPr>
-                    <pic:cNvPr id="0" name="fig3_results.png"/>
-                    <pic:cNvPicPr/>
+                    <pic:cNvPr id="3" name="Picture 3"/>
+                    <pic:cNvPicPr>
+                      <a:picLocks noChangeAspect="1"/>
+                    </pic:cNvPicPr>
                   </pic:nvPicPr>
                   <pic:blipFill>
-                    <a:blip r:embed="rId10"/>
+                    <a:blip r:embed="rId7"/>
                     <a:stretch>
                       <a:fillRect/>
                     </a:stretch>
@@ -7279,7 +7515,9 @@
                       <a:off x="0" y="0"/>
                       <a:ext cx="5303520" cy="1958223"/>
                     </a:xfrm>
-                    <a:prstGeom prst="rect"/>
+                    <a:prstGeom prst="rect">
+                      <a:avLst/>
+                    </a:prstGeom>
                   </pic:spPr>
                 </pic:pic>
               </a:graphicData>
@@ -7290,7 +7528,7 @@
     </w:p>
     <w:p>
       <w:pPr>
-        <w:pStyle w:val="Caption"/>
+        <w:pStyle w:val="14"/>
         <w:keepNext/>
         <w:spacing w:after="80" w:line="300" w:lineRule="auto"/>
         <w:ind w:firstLine="0"/>
@@ -7323,7 +7561,7 @@
     </w:p>
     <w:p>
       <w:pPr>
-        <w:pStyle w:val="Heading2"/>
+        <w:pStyle w:val="13"/>
         <w:keepNext/>
         <w:widowControl/>
         <w:spacing w:before="120" w:after="100" w:line="312" w:lineRule="auto"/>
@@ -7341,7 +7579,7 @@
     </w:p>
     <w:p>
       <w:pPr>
-        <w:pStyle w:val="Caption"/>
+        <w:pStyle w:val="14"/>
         <w:keepNext/>
         <w:widowControl/>
         <w:spacing w:before="0" w:after="80" w:line="312" w:lineRule="auto"/>
@@ -7405,9 +7643,9 @@
           </w:tblCellMar>
         </w:tblPrEx>
         <w:trPr>
+          <w:cantSplit/>
+          <w:tblHeader/>
           <w:jc w:val="center"/>
-          <w:tblHeader/>
-          <w:cantSplit/>
         </w:trPr>
         <w:tc>
           <w:tcPr>
@@ -7416,10 +7654,10 @@
           </w:tcPr>
           <w:p>
             <w:pPr>
-              <w:spacing w:before="0" w:after="0" w:line="276" w:lineRule="auto"/>
-              <w:jc w:val="center"/>
-              <w:keepNext w:val="1"/>
-              <w:keepLines w:val="1"/>
+              <w:keepNext/>
+              <w:keepLines/>
+              <w:spacing w:before="0" w:after="0" w:line="276" w:lineRule="auto"/>
+              <w:jc w:val="center"/>
             </w:pPr>
             <w:r>
               <w:rPr>
@@ -7439,10 +7677,10 @@
           </w:tcPr>
           <w:p>
             <w:pPr>
-              <w:spacing w:before="0" w:after="0" w:line="276" w:lineRule="auto"/>
-              <w:jc w:val="center"/>
-              <w:keepNext w:val="1"/>
-              <w:keepLines w:val="1"/>
+              <w:keepNext/>
+              <w:keepLines/>
+              <w:spacing w:before="0" w:after="0" w:line="276" w:lineRule="auto"/>
+              <w:jc w:val="center"/>
             </w:pPr>
             <w:r>
               <w:rPr>
@@ -7462,10 +7700,10 @@
           </w:tcPr>
           <w:p>
             <w:pPr>
-              <w:spacing w:before="0" w:after="0" w:line="276" w:lineRule="auto"/>
-              <w:jc w:val="center"/>
-              <w:keepNext w:val="1"/>
-              <w:keepLines w:val="1"/>
+              <w:keepNext/>
+              <w:keepLines/>
+              <w:spacing w:before="0" w:after="0" w:line="276" w:lineRule="auto"/>
+              <w:jc w:val="center"/>
             </w:pPr>
             <w:r>
               <w:rPr>
@@ -7485,10 +7723,10 @@
           </w:tcPr>
           <w:p>
             <w:pPr>
-              <w:spacing w:before="0" w:after="0" w:line="276" w:lineRule="auto"/>
-              <w:jc w:val="center"/>
-              <w:keepNext w:val="1"/>
-              <w:keepLines w:val="1"/>
+              <w:keepNext/>
+              <w:keepLines/>
+              <w:spacing w:before="0" w:after="0" w:line="276" w:lineRule="auto"/>
+              <w:jc w:val="center"/>
             </w:pPr>
             <w:r>
               <w:rPr>
@@ -7508,10 +7746,10 @@
           </w:tcPr>
           <w:p>
             <w:pPr>
-              <w:spacing w:before="0" w:after="0" w:line="276" w:lineRule="auto"/>
-              <w:jc w:val="center"/>
-              <w:keepNext w:val="1"/>
-              <w:keepLines w:val="1"/>
+              <w:keepNext/>
+              <w:keepLines/>
+              <w:spacing w:before="0" w:after="0" w:line="276" w:lineRule="auto"/>
+              <w:jc w:val="center"/>
             </w:pPr>
             <w:r>
               <w:rPr>
@@ -7531,10 +7769,10 @@
           </w:tcPr>
           <w:p>
             <w:pPr>
-              <w:spacing w:before="0" w:after="0" w:line="276" w:lineRule="auto"/>
-              <w:jc w:val="center"/>
-              <w:keepNext w:val="1"/>
-              <w:keepLines w:val="1"/>
+              <w:keepNext/>
+              <w:keepLines/>
+              <w:spacing w:before="0" w:after="0" w:line="276" w:lineRule="auto"/>
+              <w:jc w:val="center"/>
             </w:pPr>
             <w:r>
               <w:rPr>
@@ -7544,160 +7782,6 @@
                 <w:sz w:val="19"/>
               </w:rPr>
               <w:t>F1</w:t>
-            </w:r>
-          </w:p>
-        </w:tc>
-      </w:tr>
-      <w:tr>
-        <w:tblPrEx>
-          <w:tblBorders>
-            <w:top w:val="single" w:color="000000" w:sz="4" w:space="0"/>
-            <w:left w:val="single" w:color="000000" w:sz="4" w:space="0"/>
-            <w:bottom w:val="single" w:color="000000" w:sz="4" w:space="0"/>
-            <w:right w:val="single" w:color="000000" w:sz="4" w:space="0"/>
-            <w:insideH w:val="single" w:color="000000" w:sz="4" w:space="0"/>
-            <w:insideV w:val="single" w:color="000000" w:sz="4" w:space="0"/>
-          </w:tblBorders>
-          <w:tblCellMar>
-            <w:top w:w="60" w:type="dxa"/>
-            <w:left w:w="75" w:type="dxa"/>
-            <w:bottom w:w="60" w:type="dxa"/>
-            <w:right w:w="75" w:type="dxa"/>
-          </w:tblCellMar>
-        </w:tblPrEx>
-        <w:trPr>
-          <w:jc w:val="center"/>
-          <w:cantSplit/>
-        </w:trPr>
-        <w:tc>
-          <w:tcPr>
-            <w:tcW w:w="1134" w:type="dxa"/>
-            <w:vAlign w:val="center"/>
-          </w:tcPr>
-          <w:p>
-            <w:pPr>
-              <w:spacing w:before="0" w:after="0" w:line="276" w:lineRule="auto"/>
-              <w:jc w:val="left"/>
-              <w:keepNext w:val="0"/>
-            </w:pPr>
-            <w:r>
-              <w:rPr>
-                <w:rFonts w:ascii="Times New Roman" w:hAnsi="Times New Roman" w:eastAsia="宋体" w:cs="Times New Roman"/>
-                <w:b w:val="0"/>
-                <w:color w:val="000000"/>
-                <w:sz w:val="19"/>
-              </w:rPr>
-              <w:t>多数类</w:t>
-            </w:r>
-          </w:p>
-        </w:tc>
-        <w:tc>
-          <w:tcPr>
-            <w:tcW w:w="2835" w:type="dxa"/>
-            <w:vAlign w:val="center"/>
-          </w:tcPr>
-          <w:p>
-            <w:pPr>
-              <w:spacing w:before="0" w:after="0" w:line="276" w:lineRule="auto"/>
-              <w:jc w:val="center"/>
-              <w:keepNext w:val="0"/>
-            </w:pPr>
-            <w:r>
-              <w:rPr>
-                <w:rFonts w:ascii="Times New Roman" w:hAnsi="Times New Roman" w:eastAsia="宋体" w:cs="Times New Roman"/>
-                <w:b w:val="0"/>
-                <w:color w:val="000000"/>
-                <w:sz w:val="19"/>
-              </w:rPr>
-              <w:t>Clear Reply</w:t>
-            </w:r>
-          </w:p>
-        </w:tc>
-        <w:tc>
-          <w:tcPr>
-            <w:tcW w:w="794" w:type="dxa"/>
-            <w:vAlign w:val="center"/>
-          </w:tcPr>
-          <w:p>
-            <w:pPr>
-              <w:spacing w:before="0" w:after="0" w:line="276" w:lineRule="auto"/>
-              <w:jc w:val="center"/>
-              <w:keepNext w:val="0"/>
-            </w:pPr>
-            <w:r>
-              <w:rPr>
-                <w:rFonts w:ascii="Times New Roman" w:hAnsi="Times New Roman" w:eastAsia="宋体" w:cs="Times New Roman"/>
-                <w:b w:val="0"/>
-                <w:color w:val="000000"/>
-                <w:sz w:val="19"/>
-              </w:rPr>
-              <w:t>79</w:t>
-            </w:r>
-          </w:p>
-        </w:tc>
-        <w:tc>
-          <w:tcPr>
-            <w:tcW w:w="1417" w:type="dxa"/>
-            <w:vAlign w:val="center"/>
-          </w:tcPr>
-          <w:p>
-            <w:pPr>
-              <w:spacing w:before="0" w:after="0" w:line="276" w:lineRule="auto"/>
-              <w:jc w:val="center"/>
-              <w:keepNext w:val="0"/>
-            </w:pPr>
-            <w:r>
-              <w:rPr>
-                <w:rFonts w:ascii="Times New Roman" w:hAnsi="Times New Roman" w:eastAsia="宋体" w:cs="Times New Roman"/>
-                <w:b w:val="0"/>
-                <w:color w:val="000000"/>
-                <w:sz w:val="19"/>
-              </w:rPr>
-              <w:t>0.0000</w:t>
-            </w:r>
-          </w:p>
-        </w:tc>
-        <w:tc>
-          <w:tcPr>
-            <w:tcW w:w="1417" w:type="dxa"/>
-            <w:vAlign w:val="center"/>
-          </w:tcPr>
-          <w:p>
-            <w:pPr>
-              <w:spacing w:before="0" w:after="0" w:line="276" w:lineRule="auto"/>
-              <w:jc w:val="center"/>
-              <w:keepNext w:val="0"/>
-            </w:pPr>
-            <w:r>
-              <w:rPr>
-                <w:rFonts w:ascii="Times New Roman" w:hAnsi="Times New Roman" w:eastAsia="宋体" w:cs="Times New Roman"/>
-                <w:b w:val="0"/>
-                <w:color w:val="000000"/>
-                <w:sz w:val="19"/>
-              </w:rPr>
-              <w:t>0.0000</w:t>
-            </w:r>
-          </w:p>
-        </w:tc>
-        <w:tc>
-          <w:tcPr>
-            <w:tcW w:w="1474" w:type="dxa"/>
-            <w:vAlign w:val="center"/>
-          </w:tcPr>
-          <w:p>
-            <w:pPr>
-              <w:spacing w:before="0" w:after="0" w:line="276" w:lineRule="auto"/>
-              <w:jc w:val="center"/>
-              <w:keepNext w:val="0"/>
-            </w:pPr>
-            <w:r>
-              <w:rPr>
-                <w:rFonts w:ascii="Times New Roman" w:hAnsi="Times New Roman" w:eastAsia="宋体" w:cs="Times New Roman"/>
-                <w:b w:val="0"/>
-                <w:color w:val="000000"/>
-                <w:sz w:val="19"/>
-              </w:rPr>
-              <w:t>0.0000</w:t>
             </w:r>
           </w:p>
         </w:tc>
@@ -7730,6 +7814,7 @@
           </w:tcPr>
           <w:p>
             <w:pPr>
+              <w:keepNext w:val="0"/>
               <w:spacing w:before="0" w:after="0" w:line="276" w:lineRule="auto"/>
               <w:jc w:val="left"/>
             </w:pPr>
@@ -7751,17 +7836,18 @@
           </w:tcPr>
           <w:p>
             <w:pPr>
-              <w:spacing w:before="0" w:after="0" w:line="276" w:lineRule="auto"/>
-              <w:jc w:val="center"/>
-            </w:pPr>
-            <w:r>
-              <w:rPr>
-                <w:rFonts w:ascii="Times New Roman" w:hAnsi="Times New Roman" w:eastAsia="宋体" w:cs="Times New Roman"/>
-                <w:b w:val="0"/>
-                <w:color w:val="000000"/>
-                <w:sz w:val="19"/>
-              </w:rPr>
-              <w:t>Ambivalent Reply</w:t>
+              <w:keepNext w:val="0"/>
+              <w:spacing w:before="0" w:after="0" w:line="276" w:lineRule="auto"/>
+              <w:jc w:val="center"/>
+            </w:pPr>
+            <w:r>
+              <w:rPr>
+                <w:rFonts w:ascii="Times New Roman" w:hAnsi="Times New Roman" w:eastAsia="宋体" w:cs="Times New Roman"/>
+                <w:b w:val="0"/>
+                <w:color w:val="000000"/>
+                <w:sz w:val="19"/>
+              </w:rPr>
+              <w:t>Clear Reply</w:t>
             </w:r>
           </w:p>
         </w:tc>
@@ -7772,17 +7858,18 @@
           </w:tcPr>
           <w:p>
             <w:pPr>
-              <w:spacing w:before="0" w:after="0" w:line="276" w:lineRule="auto"/>
-              <w:jc w:val="center"/>
-            </w:pPr>
-            <w:r>
-              <w:rPr>
-                <w:rFonts w:ascii="Times New Roman" w:hAnsi="Times New Roman" w:eastAsia="宋体" w:cs="Times New Roman"/>
-                <w:b w:val="0"/>
-                <w:color w:val="000000"/>
-                <w:sz w:val="19"/>
-              </w:rPr>
-              <w:t>206</w:t>
+              <w:keepNext w:val="0"/>
+              <w:spacing w:before="0" w:after="0" w:line="276" w:lineRule="auto"/>
+              <w:jc w:val="center"/>
+            </w:pPr>
+            <w:r>
+              <w:rPr>
+                <w:rFonts w:ascii="Times New Roman" w:hAnsi="Times New Roman" w:eastAsia="宋体" w:cs="Times New Roman"/>
+                <w:b w:val="0"/>
+                <w:color w:val="000000"/>
+                <w:sz w:val="19"/>
+              </w:rPr>
+              <w:t>79</w:t>
             </w:r>
           </w:p>
         </w:tc>
@@ -7793,17 +7880,18 @@
           </w:tcPr>
           <w:p>
             <w:pPr>
-              <w:spacing w:before="0" w:after="0" w:line="276" w:lineRule="auto"/>
-              <w:jc w:val="center"/>
-            </w:pPr>
-            <w:r>
-              <w:rPr>
-                <w:rFonts w:ascii="Times New Roman" w:hAnsi="Times New Roman" w:eastAsia="宋体" w:cs="Times New Roman"/>
-                <w:b w:val="0"/>
-                <w:color w:val="000000"/>
-                <w:sz w:val="19"/>
-              </w:rPr>
-              <w:t>0.6688</w:t>
+              <w:keepNext w:val="0"/>
+              <w:spacing w:before="0" w:after="0" w:line="276" w:lineRule="auto"/>
+              <w:jc w:val="center"/>
+            </w:pPr>
+            <w:r>
+              <w:rPr>
+                <w:rFonts w:ascii="Times New Roman" w:hAnsi="Times New Roman" w:eastAsia="宋体" w:cs="Times New Roman"/>
+                <w:b w:val="0"/>
+                <w:color w:val="000000"/>
+                <w:sz w:val="19"/>
+              </w:rPr>
+              <w:t>0.0000</w:t>
             </w:r>
           </w:p>
         </w:tc>
@@ -7814,17 +7902,18 @@
           </w:tcPr>
           <w:p>
             <w:pPr>
-              <w:spacing w:before="0" w:after="0" w:line="276" w:lineRule="auto"/>
-              <w:jc w:val="center"/>
-            </w:pPr>
-            <w:r>
-              <w:rPr>
-                <w:rFonts w:ascii="Times New Roman" w:hAnsi="Times New Roman" w:eastAsia="宋体" w:cs="Times New Roman"/>
-                <w:b w:val="0"/>
-                <w:color w:val="000000"/>
-                <w:sz w:val="19"/>
-              </w:rPr>
-              <w:t>1.0000</w:t>
+              <w:keepNext w:val="0"/>
+              <w:spacing w:before="0" w:after="0" w:line="276" w:lineRule="auto"/>
+              <w:jc w:val="center"/>
+            </w:pPr>
+            <w:r>
+              <w:rPr>
+                <w:rFonts w:ascii="Times New Roman" w:hAnsi="Times New Roman" w:eastAsia="宋体" w:cs="Times New Roman"/>
+                <w:b w:val="0"/>
+                <w:color w:val="000000"/>
+                <w:sz w:val="19"/>
+              </w:rPr>
+              <w:t>0.0000</w:t>
             </w:r>
           </w:p>
         </w:tc>
@@ -7835,17 +7924,18 @@
           </w:tcPr>
           <w:p>
             <w:pPr>
-              <w:spacing w:before="0" w:after="0" w:line="276" w:lineRule="auto"/>
-              <w:jc w:val="center"/>
-            </w:pPr>
-            <w:r>
-              <w:rPr>
-                <w:rFonts w:ascii="Times New Roman" w:hAnsi="Times New Roman" w:eastAsia="宋体" w:cs="Times New Roman"/>
-                <w:b w:val="0"/>
-                <w:color w:val="000000"/>
-                <w:sz w:val="19"/>
-              </w:rPr>
-              <w:t>0.8016</w:t>
+              <w:keepNext w:val="0"/>
+              <w:spacing w:before="0" w:after="0" w:line="276" w:lineRule="auto"/>
+              <w:jc w:val="center"/>
+            </w:pPr>
+            <w:r>
+              <w:rPr>
+                <w:rFonts w:ascii="Times New Roman" w:hAnsi="Times New Roman" w:eastAsia="宋体" w:cs="Times New Roman"/>
+                <w:b w:val="0"/>
+                <w:color w:val="000000"/>
+                <w:sz w:val="19"/>
+              </w:rPr>
+              <w:t>0.0000</w:t>
             </w:r>
           </w:p>
         </w:tc>
@@ -7909,7 +7999,7 @@
                 <w:color w:val="000000"/>
                 <w:sz w:val="19"/>
               </w:rPr>
-              <w:t>Clear Non-Reply</w:t>
+              <w:t>Ambivalent Reply</w:t>
             </w:r>
           </w:p>
         </w:tc>
@@ -7930,7 +8020,7 @@
                 <w:color w:val="000000"/>
                 <w:sz w:val="19"/>
               </w:rPr>
-              <w:t>23</w:t>
+              <w:t>206</w:t>
             </w:r>
           </w:p>
         </w:tc>
@@ -7951,7 +8041,7 @@
                 <w:color w:val="000000"/>
                 <w:sz w:val="19"/>
               </w:rPr>
-              <w:t>0.0000</w:t>
+              <w:t>0.6688</w:t>
             </w:r>
           </w:p>
         </w:tc>
@@ -7972,7 +8062,7 @@
                 <w:color w:val="000000"/>
                 <w:sz w:val="19"/>
               </w:rPr>
-              <w:t>0.0000</w:t>
+              <w:t>1.0000</w:t>
             </w:r>
           </w:p>
         </w:tc>
@@ -7993,7 +8083,7 @@
                 <w:color w:val="000000"/>
                 <w:sz w:val="19"/>
               </w:rPr>
-              <w:t>0.0000</w:t>
+              <w:t>0.8016</w:t>
             </w:r>
           </w:p>
         </w:tc>
@@ -8036,7 +8126,7 @@
                 <w:color w:val="000000"/>
                 <w:sz w:val="19"/>
               </w:rPr>
-              <w:t>TF-IDF</w:t>
+              <w:t>多数类</w:t>
             </w:r>
           </w:p>
         </w:tc>
@@ -8057,7 +8147,7 @@
                 <w:color w:val="000000"/>
                 <w:sz w:val="19"/>
               </w:rPr>
-              <w:t>Clear Reply</w:t>
+              <w:t>Clear Non-Reply</w:t>
             </w:r>
           </w:p>
         </w:tc>
@@ -8078,7 +8168,7 @@
                 <w:color w:val="000000"/>
                 <w:sz w:val="19"/>
               </w:rPr>
-              <w:t>79</w:t>
+              <w:t>23</w:t>
             </w:r>
           </w:p>
         </w:tc>
@@ -8099,7 +8189,7 @@
                 <w:color w:val="000000"/>
                 <w:sz w:val="19"/>
               </w:rPr>
-              <w:t>0.2333</w:t>
+              <w:t>0.0000</w:t>
             </w:r>
           </w:p>
         </w:tc>
@@ -8120,7 +8210,7 @@
                 <w:color w:val="000000"/>
                 <w:sz w:val="19"/>
               </w:rPr>
-              <w:t>0.2658</w:t>
+              <w:t>0.0000</w:t>
             </w:r>
           </w:p>
         </w:tc>
@@ -8141,7 +8231,7 @@
                 <w:color w:val="000000"/>
                 <w:sz w:val="19"/>
               </w:rPr>
-              <w:t>0.2485</w:t>
+              <w:t>0.0000</w:t>
             </w:r>
           </w:p>
         </w:tc>
@@ -8205,7 +8295,7 @@
                 <w:color w:val="000000"/>
                 <w:sz w:val="19"/>
               </w:rPr>
-              <w:t>Ambivalent Reply</w:t>
+              <w:t>Clear Reply</w:t>
             </w:r>
           </w:p>
         </w:tc>
@@ -8226,7 +8316,7 @@
                 <w:color w:val="000000"/>
                 <w:sz w:val="19"/>
               </w:rPr>
-              <w:t>206</w:t>
+              <w:t>79</w:t>
             </w:r>
           </w:p>
         </w:tc>
@@ -8247,7 +8337,7 @@
                 <w:color w:val="000000"/>
                 <w:sz w:val="19"/>
               </w:rPr>
-              <w:t>0.7047</w:t>
+              <w:t>0.2333</w:t>
             </w:r>
           </w:p>
         </w:tc>
@@ -8268,7 +8358,7 @@
                 <w:color w:val="000000"/>
                 <w:sz w:val="19"/>
               </w:rPr>
-              <w:t>0.6602</w:t>
+              <w:t>0.2658</w:t>
             </w:r>
           </w:p>
         </w:tc>
@@ -8289,7 +8379,7 @@
                 <w:color w:val="000000"/>
                 <w:sz w:val="19"/>
               </w:rPr>
-              <w:t>0.6817</w:t>
+              <w:t>0.2485</w:t>
             </w:r>
           </w:p>
         </w:tc>
@@ -8353,7 +8443,7 @@
                 <w:color w:val="000000"/>
                 <w:sz w:val="19"/>
               </w:rPr>
-              <w:t>Clear Non-Reply</w:t>
+              <w:t>Ambivalent Reply</w:t>
             </w:r>
           </w:p>
         </w:tc>
@@ -8374,7 +8464,7 @@
                 <w:color w:val="000000"/>
                 <w:sz w:val="19"/>
               </w:rPr>
-              <w:t>23</w:t>
+              <w:t>206</w:t>
             </w:r>
           </w:p>
         </w:tc>
@@ -8395,7 +8485,7 @@
                 <w:color w:val="000000"/>
                 <w:sz w:val="19"/>
               </w:rPr>
-              <w:t>0.3600</w:t>
+              <w:t>0.7047</w:t>
             </w:r>
           </w:p>
         </w:tc>
@@ -8416,7 +8506,7 @@
                 <w:color w:val="000000"/>
                 <w:sz w:val="19"/>
               </w:rPr>
-              <w:t>0.3913</w:t>
+              <w:t>0.6602</w:t>
             </w:r>
           </w:p>
         </w:tc>
@@ -8437,7 +8527,7 @@
                 <w:color w:val="000000"/>
                 <w:sz w:val="19"/>
               </w:rPr>
-              <w:t>0.3750</w:t>
+              <w:t>0.6817</w:t>
             </w:r>
           </w:p>
         </w:tc>
@@ -8480,7 +8570,7 @@
                 <w:color w:val="000000"/>
                 <w:sz w:val="19"/>
               </w:rPr>
-              <w:t>MiniLM</w:t>
+              <w:t>TF-IDF</w:t>
             </w:r>
           </w:p>
         </w:tc>
@@ -8501,7 +8591,7 @@
                 <w:color w:val="000000"/>
                 <w:sz w:val="19"/>
               </w:rPr>
-              <w:t>Clear Reply</w:t>
+              <w:t>Clear Non-Reply</w:t>
             </w:r>
           </w:p>
         </w:tc>
@@ -8522,7 +8612,7 @@
                 <w:color w:val="000000"/>
                 <w:sz w:val="19"/>
               </w:rPr>
-              <w:t>79</w:t>
+              <w:t>23</w:t>
             </w:r>
           </w:p>
         </w:tc>
@@ -8543,7 +8633,7 @@
                 <w:color w:val="000000"/>
                 <w:sz w:val="19"/>
               </w:rPr>
-              <w:t>0.4167</w:t>
+              <w:t>0.3600</w:t>
             </w:r>
           </w:p>
         </w:tc>
@@ -8564,7 +8654,7 @@
                 <w:color w:val="000000"/>
                 <w:sz w:val="19"/>
               </w:rPr>
-              <w:t>0.5063</w:t>
+              <w:t>0.3913</w:t>
             </w:r>
           </w:p>
         </w:tc>
@@ -8585,7 +8675,7 @@
                 <w:color w:val="000000"/>
                 <w:sz w:val="19"/>
               </w:rPr>
-              <w:t>0.4571</w:t>
+              <w:t>0.3750</w:t>
             </w:r>
           </w:p>
         </w:tc>
@@ -8649,7 +8739,7 @@
                 <w:color w:val="000000"/>
                 <w:sz w:val="19"/>
               </w:rPr>
-              <w:t>Ambivalent Reply</w:t>
+              <w:t>Clear Reply</w:t>
             </w:r>
           </w:p>
         </w:tc>
@@ -8670,7 +8760,7 @@
                 <w:color w:val="000000"/>
                 <w:sz w:val="19"/>
               </w:rPr>
-              <w:t>206</w:t>
+              <w:t>79</w:t>
             </w:r>
           </w:p>
         </w:tc>
@@ -8691,7 +8781,7 @@
                 <w:color w:val="000000"/>
                 <w:sz w:val="19"/>
               </w:rPr>
-              <w:t>0.7853</w:t>
+              <w:t>0.4167</w:t>
             </w:r>
           </w:p>
         </w:tc>
@@ -8712,7 +8802,7 @@
                 <w:color w:val="000000"/>
                 <w:sz w:val="19"/>
               </w:rPr>
-              <w:t>0.6214</w:t>
+              <w:t>0.5063</w:t>
             </w:r>
           </w:p>
         </w:tc>
@@ -8733,7 +8823,7 @@
                 <w:color w:val="000000"/>
                 <w:sz w:val="19"/>
               </w:rPr>
-              <w:t>0.6938</w:t>
+              <w:t>0.4571</w:t>
             </w:r>
           </w:p>
         </w:tc>
@@ -8797,6 +8887,154 @@
                 <w:color w:val="000000"/>
                 <w:sz w:val="19"/>
               </w:rPr>
+              <w:t>Ambivalent Reply</w:t>
+            </w:r>
+          </w:p>
+        </w:tc>
+        <w:tc>
+          <w:tcPr>
+            <w:tcW w:w="794" w:type="dxa"/>
+            <w:vAlign w:val="center"/>
+          </w:tcPr>
+          <w:p>
+            <w:pPr>
+              <w:spacing w:before="0" w:after="0" w:line="276" w:lineRule="auto"/>
+              <w:jc w:val="center"/>
+            </w:pPr>
+            <w:r>
+              <w:rPr>
+                <w:rFonts w:ascii="Times New Roman" w:hAnsi="Times New Roman" w:eastAsia="宋体" w:cs="Times New Roman"/>
+                <w:b w:val="0"/>
+                <w:color w:val="000000"/>
+                <w:sz w:val="19"/>
+              </w:rPr>
+              <w:t>206</w:t>
+            </w:r>
+          </w:p>
+        </w:tc>
+        <w:tc>
+          <w:tcPr>
+            <w:tcW w:w="1417" w:type="dxa"/>
+            <w:vAlign w:val="center"/>
+          </w:tcPr>
+          <w:p>
+            <w:pPr>
+              <w:spacing w:before="0" w:after="0" w:line="276" w:lineRule="auto"/>
+              <w:jc w:val="center"/>
+            </w:pPr>
+            <w:r>
+              <w:rPr>
+                <w:rFonts w:ascii="Times New Roman" w:hAnsi="Times New Roman" w:eastAsia="宋体" w:cs="Times New Roman"/>
+                <w:b w:val="0"/>
+                <w:color w:val="000000"/>
+                <w:sz w:val="19"/>
+              </w:rPr>
+              <w:t>0.7853</w:t>
+            </w:r>
+          </w:p>
+        </w:tc>
+        <w:tc>
+          <w:tcPr>
+            <w:tcW w:w="1417" w:type="dxa"/>
+            <w:vAlign w:val="center"/>
+          </w:tcPr>
+          <w:p>
+            <w:pPr>
+              <w:spacing w:before="0" w:after="0" w:line="276" w:lineRule="auto"/>
+              <w:jc w:val="center"/>
+            </w:pPr>
+            <w:r>
+              <w:rPr>
+                <w:rFonts w:ascii="Times New Roman" w:hAnsi="Times New Roman" w:eastAsia="宋体" w:cs="Times New Roman"/>
+                <w:b w:val="0"/>
+                <w:color w:val="000000"/>
+                <w:sz w:val="19"/>
+              </w:rPr>
+              <w:t>0.6214</w:t>
+            </w:r>
+          </w:p>
+        </w:tc>
+        <w:tc>
+          <w:tcPr>
+            <w:tcW w:w="1474" w:type="dxa"/>
+            <w:vAlign w:val="center"/>
+          </w:tcPr>
+          <w:p>
+            <w:pPr>
+              <w:spacing w:before="0" w:after="0" w:line="276" w:lineRule="auto"/>
+              <w:jc w:val="center"/>
+            </w:pPr>
+            <w:r>
+              <w:rPr>
+                <w:rFonts w:ascii="Times New Roman" w:hAnsi="Times New Roman" w:eastAsia="宋体" w:cs="Times New Roman"/>
+                <w:b w:val="0"/>
+                <w:color w:val="000000"/>
+                <w:sz w:val="19"/>
+              </w:rPr>
+              <w:t>0.6938</w:t>
+            </w:r>
+          </w:p>
+        </w:tc>
+      </w:tr>
+      <w:tr>
+        <w:tblPrEx>
+          <w:tblBorders>
+            <w:top w:val="single" w:color="000000" w:sz="4" w:space="0"/>
+            <w:left w:val="single" w:color="000000" w:sz="4" w:space="0"/>
+            <w:bottom w:val="single" w:color="000000" w:sz="4" w:space="0"/>
+            <w:right w:val="single" w:color="000000" w:sz="4" w:space="0"/>
+            <w:insideH w:val="single" w:color="000000" w:sz="4" w:space="0"/>
+            <w:insideV w:val="single" w:color="000000" w:sz="4" w:space="0"/>
+          </w:tblBorders>
+          <w:tblCellMar>
+            <w:top w:w="60" w:type="dxa"/>
+            <w:left w:w="75" w:type="dxa"/>
+            <w:bottom w:w="60" w:type="dxa"/>
+            <w:right w:w="75" w:type="dxa"/>
+          </w:tblCellMar>
+        </w:tblPrEx>
+        <w:trPr>
+          <w:cantSplit/>
+          <w:jc w:val="center"/>
+        </w:trPr>
+        <w:tc>
+          <w:tcPr>
+            <w:tcW w:w="1134" w:type="dxa"/>
+            <w:vAlign w:val="center"/>
+          </w:tcPr>
+          <w:p>
+            <w:pPr>
+              <w:spacing w:before="0" w:after="0" w:line="276" w:lineRule="auto"/>
+              <w:jc w:val="left"/>
+            </w:pPr>
+            <w:r>
+              <w:rPr>
+                <w:rFonts w:ascii="Times New Roman" w:hAnsi="Times New Roman" w:eastAsia="宋体" w:cs="Times New Roman"/>
+                <w:b w:val="0"/>
+                <w:color w:val="000000"/>
+                <w:sz w:val="19"/>
+              </w:rPr>
+              <w:t>MiniLM</w:t>
+            </w:r>
+          </w:p>
+        </w:tc>
+        <w:tc>
+          <w:tcPr>
+            <w:tcW w:w="2835" w:type="dxa"/>
+            <w:vAlign w:val="center"/>
+          </w:tcPr>
+          <w:p>
+            <w:pPr>
+              <w:spacing w:before="0" w:after="0" w:line="276" w:lineRule="auto"/>
+              <w:jc w:val="center"/>
+            </w:pPr>
+            <w:r>
+              <w:rPr>
+                <w:rFonts w:ascii="Times New Roman" w:hAnsi="Times New Roman" w:eastAsia="宋体" w:cs="Times New Roman"/>
+                <w:b w:val="0"/>
+                <w:color w:val="000000"/>
+                <w:sz w:val="19"/>
+              </w:rPr>
               <w:t>Clear Non-Reply</w:t>
             </w:r>
           </w:p>
@@ -8906,7 +9144,7 @@
     </w:p>
     <w:p>
       <w:pPr>
-        <w:pStyle w:val="Caption"/>
+        <w:pStyle w:val="14"/>
         <w:keepNext/>
         <w:widowControl/>
         <w:spacing w:before="0" w:after="80" w:line="312" w:lineRule="auto"/>
@@ -8968,9 +9206,9 @@
           </w:tblCellMar>
         </w:tblPrEx>
         <w:trPr>
+          <w:cantSplit/>
+          <w:tblHeader/>
           <w:jc w:val="center"/>
-          <w:tblHeader/>
-          <w:cantSplit/>
         </w:trPr>
         <w:tc>
           <w:tcPr>
@@ -8979,10 +9217,10 @@
           </w:tcPr>
           <w:p>
             <w:pPr>
-              <w:spacing w:before="0" w:after="0" w:line="276" w:lineRule="auto"/>
-              <w:jc w:val="center"/>
-              <w:keepNext w:val="1"/>
-              <w:keepLines w:val="1"/>
+              <w:keepNext/>
+              <w:keepLines/>
+              <w:spacing w:before="0" w:after="0" w:line="276" w:lineRule="auto"/>
+              <w:jc w:val="center"/>
             </w:pPr>
             <w:r>
               <w:rPr>
@@ -9002,10 +9240,10 @@
           </w:tcPr>
           <w:p>
             <w:pPr>
-              <w:spacing w:before="0" w:after="0" w:line="276" w:lineRule="auto"/>
-              <w:jc w:val="center"/>
-              <w:keepNext w:val="1"/>
-              <w:keepLines w:val="1"/>
+              <w:keepNext/>
+              <w:keepLines/>
+              <w:spacing w:before="0" w:after="0" w:line="276" w:lineRule="auto"/>
+              <w:jc w:val="center"/>
             </w:pPr>
             <w:r>
               <w:rPr>
@@ -9025,10 +9263,10 @@
           </w:tcPr>
           <w:p>
             <w:pPr>
-              <w:spacing w:before="0" w:after="0" w:line="276" w:lineRule="auto"/>
-              <w:jc w:val="center"/>
-              <w:keepNext w:val="1"/>
-              <w:keepLines w:val="1"/>
+              <w:keepNext/>
+              <w:keepLines/>
+              <w:spacing w:before="0" w:after="0" w:line="276" w:lineRule="auto"/>
+              <w:jc w:val="center"/>
             </w:pPr>
             <w:r>
               <w:rPr>
@@ -9048,10 +9286,10 @@
           </w:tcPr>
           <w:p>
             <w:pPr>
-              <w:spacing w:before="0" w:after="0" w:line="276" w:lineRule="auto"/>
-              <w:jc w:val="center"/>
-              <w:keepNext w:val="1"/>
-              <w:keepLines w:val="1"/>
+              <w:keepNext/>
+              <w:keepLines/>
+              <w:spacing w:before="0" w:after="0" w:line="276" w:lineRule="auto"/>
+              <w:jc w:val="center"/>
             </w:pPr>
             <w:r>
               <w:rPr>
@@ -9083,8 +9321,8 @@
           </w:tblCellMar>
         </w:tblPrEx>
         <w:trPr>
+          <w:cantSplit/>
           <w:jc w:val="center"/>
-          <w:cantSplit/>
         </w:trPr>
         <w:tc>
           <w:tcPr>
@@ -9093,18 +9331,40 @@
           </w:tcPr>
           <w:p>
             <w:pPr>
+              <w:keepNext w:val="0"/>
               <w:spacing w:before="0" w:after="0" w:line="276" w:lineRule="auto"/>
               <w:jc w:val="left"/>
+            </w:pPr>
+            <w:r>
+              <w:rPr>
+                <w:rFonts w:ascii="Times New Roman" w:hAnsi="Times New Roman" w:eastAsia="宋体" w:cs="Times New Roman"/>
+                <w:b w:val="0"/>
+                <w:color w:val="000000"/>
+                <w:sz w:val="19"/>
+              </w:rPr>
+              <w:t>Clear Reply</w:t>
+            </w:r>
+          </w:p>
+        </w:tc>
+        <w:tc>
+          <w:tcPr>
+            <w:tcW w:w="1984" w:type="dxa"/>
+            <w:vAlign w:val="center"/>
+          </w:tcPr>
+          <w:p>
+            <w:pPr>
               <w:keepNext w:val="0"/>
-            </w:pPr>
-            <w:r>
-              <w:rPr>
-                <w:rFonts w:ascii="Times New Roman" w:hAnsi="Times New Roman" w:eastAsia="宋体" w:cs="Times New Roman"/>
-                <w:b w:val="0"/>
-                <w:color w:val="000000"/>
-                <w:sz w:val="19"/>
-              </w:rPr>
-              <w:t>Clear Reply</w:t>
+              <w:spacing w:before="0" w:after="0" w:line="276" w:lineRule="auto"/>
+              <w:jc w:val="center"/>
+            </w:pPr>
+            <w:r>
+              <w:rPr>
+                <w:rFonts w:ascii="Times New Roman" w:hAnsi="Times New Roman" w:eastAsia="宋体" w:cs="Times New Roman"/>
+                <w:b w:val="0"/>
+                <w:color w:val="000000"/>
+                <w:sz w:val="19"/>
+              </w:rPr>
+              <w:t>40</w:t>
             </w:r>
           </w:p>
         </w:tc>
@@ -9115,18 +9375,18 @@
           </w:tcPr>
           <w:p>
             <w:pPr>
-              <w:spacing w:before="0" w:after="0" w:line="276" w:lineRule="auto"/>
-              <w:jc w:val="center"/>
               <w:keepNext w:val="0"/>
-            </w:pPr>
-            <w:r>
-              <w:rPr>
-                <w:rFonts w:ascii="Times New Roman" w:hAnsi="Times New Roman" w:eastAsia="宋体" w:cs="Times New Roman"/>
-                <w:b w:val="0"/>
-                <w:color w:val="000000"/>
-                <w:sz w:val="19"/>
-              </w:rPr>
-              <w:t>40</w:t>
+              <w:spacing w:before="0" w:after="0" w:line="276" w:lineRule="auto"/>
+              <w:jc w:val="center"/>
+            </w:pPr>
+            <w:r>
+              <w:rPr>
+                <w:rFonts w:ascii="Times New Roman" w:hAnsi="Times New Roman" w:eastAsia="宋体" w:cs="Times New Roman"/>
+                <w:b w:val="0"/>
+                <w:color w:val="000000"/>
+                <w:sz w:val="19"/>
+              </w:rPr>
+              <w:t>30</w:t>
             </w:r>
           </w:p>
         </w:tc>
@@ -9137,31 +9397,9 @@
           </w:tcPr>
           <w:p>
             <w:pPr>
-              <w:spacing w:before="0" w:after="0" w:line="276" w:lineRule="auto"/>
-              <w:jc w:val="center"/>
               <w:keepNext w:val="0"/>
-            </w:pPr>
-            <w:r>
-              <w:rPr>
-                <w:rFonts w:ascii="Times New Roman" w:hAnsi="Times New Roman" w:eastAsia="宋体" w:cs="Times New Roman"/>
-                <w:b w:val="0"/>
-                <w:color w:val="000000"/>
-                <w:sz w:val="19"/>
-              </w:rPr>
-              <w:t>30</w:t>
-            </w:r>
-          </w:p>
-        </w:tc>
-        <w:tc>
-          <w:tcPr>
-            <w:tcW w:w="1984" w:type="dxa"/>
-            <w:vAlign w:val="center"/>
-          </w:tcPr>
-          <w:p>
-            <w:pPr>
-              <w:spacing w:before="0" w:after="0" w:line="276" w:lineRule="auto"/>
-              <w:jc w:val="center"/>
-              <w:keepNext w:val="0"/>
+              <w:spacing w:before="0" w:after="0" w:line="276" w:lineRule="auto"/>
+              <w:jc w:val="center"/>
             </w:pPr>
             <w:r>
               <w:rPr>
@@ -9424,7 +9662,7 @@
     </w:p>
     <w:p>
       <w:pPr>
-        <w:pStyle w:val="Heading2"/>
+        <w:pStyle w:val="13"/>
         <w:keepNext/>
         <w:widowControl/>
         <w:spacing w:before="120" w:after="100" w:line="312" w:lineRule="auto"/>
@@ -9442,7 +9680,7 @@
     </w:p>
     <w:p>
       <w:pPr>
-        <w:pStyle w:val="Caption"/>
+        <w:pStyle w:val="14"/>
         <w:keepNext/>
         <w:widowControl/>
         <w:spacing w:before="0" w:after="80" w:line="312" w:lineRule="auto"/>
@@ -9504,9 +9742,9 @@
           </w:tblCellMar>
         </w:tblPrEx>
         <w:trPr>
+          <w:cantSplit/>
+          <w:tblHeader/>
           <w:jc w:val="center"/>
-          <w:tblHeader/>
-          <w:cantSplit/>
         </w:trPr>
         <w:tc>
           <w:tcPr>
@@ -9515,10 +9753,10 @@
           </w:tcPr>
           <w:p>
             <w:pPr>
-              <w:spacing w:before="0" w:after="0" w:line="276" w:lineRule="auto"/>
-              <w:jc w:val="center"/>
-              <w:keepNext w:val="1"/>
-              <w:keepLines w:val="1"/>
+              <w:keepNext/>
+              <w:keepLines/>
+              <w:spacing w:before="0" w:after="0" w:line="276" w:lineRule="auto"/>
+              <w:jc w:val="center"/>
             </w:pPr>
             <w:r>
               <w:rPr>
@@ -9538,10 +9776,10 @@
           </w:tcPr>
           <w:p>
             <w:pPr>
-              <w:spacing w:before="0" w:after="0" w:line="276" w:lineRule="auto"/>
-              <w:jc w:val="center"/>
-              <w:keepNext w:val="1"/>
-              <w:keepLines w:val="1"/>
+              <w:keepNext/>
+              <w:keepLines/>
+              <w:spacing w:before="0" w:after="0" w:line="276" w:lineRule="auto"/>
+              <w:jc w:val="center"/>
             </w:pPr>
             <w:r>
               <w:rPr>
@@ -9561,10 +9799,10 @@
           </w:tcPr>
           <w:p>
             <w:pPr>
-              <w:spacing w:before="0" w:after="0" w:line="276" w:lineRule="auto"/>
-              <w:jc w:val="center"/>
-              <w:keepNext w:val="1"/>
-              <w:keepLines w:val="1"/>
+              <w:keepNext/>
+              <w:keepLines/>
+              <w:spacing w:before="0" w:after="0" w:line="276" w:lineRule="auto"/>
+              <w:jc w:val="center"/>
             </w:pPr>
             <w:r>
               <w:rPr>
@@ -9584,10 +9822,10 @@
           </w:tcPr>
           <w:p>
             <w:pPr>
-              <w:spacing w:before="0" w:after="0" w:line="276" w:lineRule="auto"/>
-              <w:jc w:val="center"/>
-              <w:keepNext w:val="1"/>
-              <w:keepLines w:val="1"/>
+              <w:keepNext/>
+              <w:keepLines/>
+              <w:spacing w:before="0" w:after="0" w:line="276" w:lineRule="auto"/>
+              <w:jc w:val="center"/>
             </w:pPr>
             <w:r>
               <w:rPr>
@@ -9619,8 +9857,8 @@
           </w:tblCellMar>
         </w:tblPrEx>
         <w:trPr>
+          <w:cantSplit/>
           <w:jc w:val="center"/>
-          <w:cantSplit/>
         </w:trPr>
         <w:tc>
           <w:tcPr>
@@ -9629,18 +9867,40 @@
           </w:tcPr>
           <w:p>
             <w:pPr>
+              <w:keepNext w:val="0"/>
               <w:spacing w:before="0" w:after="0" w:line="276" w:lineRule="auto"/>
               <w:jc w:val="left"/>
+            </w:pPr>
+            <w:r>
+              <w:rPr>
+                <w:rFonts w:ascii="Times New Roman" w:hAnsi="Times New Roman" w:eastAsia="宋体" w:cs="Times New Roman"/>
+                <w:b w:val="0"/>
+                <w:color w:val="000000"/>
+                <w:sz w:val="19"/>
+              </w:rPr>
+              <w:t>常数标签基线</w:t>
+            </w:r>
+          </w:p>
+        </w:tc>
+        <w:tc>
+          <w:tcPr>
+            <w:tcW w:w="1134" w:type="dxa"/>
+            <w:vAlign w:val="center"/>
+          </w:tcPr>
+          <w:p>
+            <w:pPr>
               <w:keepNext w:val="0"/>
-            </w:pPr>
-            <w:r>
-              <w:rPr>
-                <w:rFonts w:ascii="Times New Roman" w:hAnsi="Times New Roman" w:eastAsia="宋体" w:cs="Times New Roman"/>
-                <w:b w:val="0"/>
-                <w:color w:val="000000"/>
-                <w:sz w:val="19"/>
-              </w:rPr>
-              <w:t>常数标签基线</w:t>
+              <w:spacing w:before="0" w:after="0" w:line="276" w:lineRule="auto"/>
+              <w:jc w:val="center"/>
+            </w:pPr>
+            <w:r>
+              <w:rPr>
+                <w:rFonts w:ascii="Times New Roman" w:hAnsi="Times New Roman" w:eastAsia="宋体" w:cs="Times New Roman"/>
+                <w:b w:val="0"/>
+                <w:color w:val="000000"/>
+                <w:sz w:val="19"/>
+              </w:rPr>
+              <w:t>0.4946</w:t>
             </w:r>
           </w:p>
         </w:tc>
@@ -9651,53 +9911,31 @@
           </w:tcPr>
           <w:p>
             <w:pPr>
-              <w:spacing w:before="0" w:after="0" w:line="276" w:lineRule="auto"/>
-              <w:jc w:val="center"/>
               <w:keepNext w:val="0"/>
-            </w:pPr>
-            <w:r>
-              <w:rPr>
-                <w:rFonts w:ascii="Times New Roman" w:hAnsi="Times New Roman" w:eastAsia="宋体" w:cs="Times New Roman"/>
-                <w:b w:val="0"/>
-                <w:color w:val="000000"/>
-                <w:sz w:val="19"/>
-              </w:rPr>
-              <w:t>0.4946</w:t>
-            </w:r>
-          </w:p>
-        </w:tc>
-        <w:tc>
-          <w:tcPr>
-            <w:tcW w:w="1134" w:type="dxa"/>
-            <w:vAlign w:val="center"/>
-          </w:tcPr>
-          <w:p>
-            <w:pPr>
-              <w:spacing w:before="0" w:after="0" w:line="276" w:lineRule="auto"/>
-              <w:jc w:val="center"/>
+              <w:spacing w:before="0" w:after="0" w:line="276" w:lineRule="auto"/>
+              <w:jc w:val="center"/>
+            </w:pPr>
+            <w:r>
+              <w:rPr>
+                <w:rFonts w:ascii="Times New Roman" w:hAnsi="Times New Roman" w:eastAsia="宋体" w:cs="Times New Roman"/>
+                <w:b w:val="0"/>
+                <w:color w:val="000000"/>
+                <w:sz w:val="19"/>
+              </w:rPr>
+              <w:t>0.3309</w:t>
+            </w:r>
+          </w:p>
+        </w:tc>
+        <w:tc>
+          <w:tcPr>
+            <w:tcW w:w="3402" w:type="dxa"/>
+            <w:vAlign w:val="center"/>
+          </w:tcPr>
+          <w:p>
+            <w:pPr>
               <w:keepNext w:val="0"/>
-            </w:pPr>
-            <w:r>
-              <w:rPr>
-                <w:rFonts w:ascii="Times New Roman" w:hAnsi="Times New Roman" w:eastAsia="宋体" w:cs="Times New Roman"/>
-                <w:b w:val="0"/>
-                <w:color w:val="000000"/>
-                <w:sz w:val="19"/>
-              </w:rPr>
-              <w:t>0.3309</w:t>
-            </w:r>
-          </w:p>
-        </w:tc>
-        <w:tc>
-          <w:tcPr>
-            <w:tcW w:w="3402" w:type="dxa"/>
-            <w:vAlign w:val="center"/>
-          </w:tcPr>
-          <w:p>
-            <w:pPr>
-              <w:spacing w:before="0" w:after="0" w:line="276" w:lineRule="auto"/>
-              <w:jc w:val="center"/>
-              <w:keepNext w:val="0"/>
+              <w:spacing w:before="0" w:after="0" w:line="276" w:lineRule="auto"/>
+              <w:jc w:val="center"/>
             </w:pPr>
             <w:r>
               <w:rPr>
@@ -9960,7 +10198,7 @@
     </w:p>
     <w:p>
       <w:pPr>
-        <w:pStyle w:val="Caption"/>
+        <w:pStyle w:val="14"/>
         <w:keepNext/>
         <w:widowControl/>
         <w:spacing w:before="0" w:after="80" w:line="312" w:lineRule="auto"/>
@@ -10023,9 +10261,9 @@
           </w:tblCellMar>
         </w:tblPrEx>
         <w:trPr>
+          <w:cantSplit/>
+          <w:tblHeader/>
           <w:jc w:val="center"/>
-          <w:tblHeader/>
-          <w:cantSplit/>
         </w:trPr>
         <w:tc>
           <w:tcPr>
@@ -10034,10 +10272,10 @@
           </w:tcPr>
           <w:p>
             <w:pPr>
-              <w:spacing w:before="0" w:after="0" w:line="276" w:lineRule="auto"/>
-              <w:jc w:val="center"/>
-              <w:keepNext w:val="1"/>
-              <w:keepLines w:val="1"/>
+              <w:keepNext/>
+              <w:keepLines/>
+              <w:spacing w:before="0" w:after="0" w:line="276" w:lineRule="auto"/>
+              <w:jc w:val="center"/>
             </w:pPr>
             <w:r>
               <w:rPr>
@@ -10057,10 +10295,10 @@
           </w:tcPr>
           <w:p>
             <w:pPr>
-              <w:spacing w:before="0" w:after="0" w:line="276" w:lineRule="auto"/>
-              <w:jc w:val="center"/>
-              <w:keepNext w:val="1"/>
-              <w:keepLines w:val="1"/>
+              <w:keepNext/>
+              <w:keepLines/>
+              <w:spacing w:before="0" w:after="0" w:line="276" w:lineRule="auto"/>
+              <w:jc w:val="center"/>
             </w:pPr>
             <w:r>
               <w:rPr>
@@ -10080,10 +10318,10 @@
           </w:tcPr>
           <w:p>
             <w:pPr>
-              <w:spacing w:before="0" w:after="0" w:line="276" w:lineRule="auto"/>
-              <w:jc w:val="center"/>
-              <w:keepNext w:val="1"/>
-              <w:keepLines w:val="1"/>
+              <w:keepNext/>
+              <w:keepLines/>
+              <w:spacing w:before="0" w:after="0" w:line="276" w:lineRule="auto"/>
+              <w:jc w:val="center"/>
             </w:pPr>
             <w:r>
               <w:rPr>
@@ -10103,10 +10341,10 @@
           </w:tcPr>
           <w:p>
             <w:pPr>
-              <w:spacing w:before="0" w:after="0" w:line="276" w:lineRule="auto"/>
-              <w:jc w:val="center"/>
-              <w:keepNext w:val="1"/>
-              <w:keepLines w:val="1"/>
+              <w:keepNext/>
+              <w:keepLines/>
+              <w:spacing w:before="0" w:after="0" w:line="276" w:lineRule="auto"/>
+              <w:jc w:val="center"/>
             </w:pPr>
             <w:r>
               <w:rPr>
@@ -10126,10 +10364,10 @@
           </w:tcPr>
           <w:p>
             <w:pPr>
-              <w:spacing w:before="0" w:after="0" w:line="276" w:lineRule="auto"/>
-              <w:jc w:val="center"/>
-              <w:keepNext w:val="1"/>
-              <w:keepLines w:val="1"/>
+              <w:keepNext/>
+              <w:keepLines/>
+              <w:spacing w:before="0" w:after="0" w:line="276" w:lineRule="auto"/>
+              <w:jc w:val="center"/>
             </w:pPr>
             <w:r>
               <w:rPr>
@@ -10139,138 +10377,6 @@
                 <w:sz w:val="19"/>
               </w:rPr>
               <w:t>F1</w:t>
-            </w:r>
-          </w:p>
-        </w:tc>
-      </w:tr>
-      <w:tr>
-        <w:tblPrEx>
-          <w:tblBorders>
-            <w:top w:val="single" w:color="000000" w:sz="4" w:space="0"/>
-            <w:left w:val="single" w:color="000000" w:sz="4" w:space="0"/>
-            <w:bottom w:val="single" w:color="000000" w:sz="4" w:space="0"/>
-            <w:right w:val="single" w:color="000000" w:sz="4" w:space="0"/>
-            <w:insideH w:val="single" w:color="000000" w:sz="4" w:space="0"/>
-            <w:insideV w:val="single" w:color="000000" w:sz="4" w:space="0"/>
-          </w:tblBorders>
-          <w:tblCellMar>
-            <w:top w:w="60" w:type="dxa"/>
-            <w:left w:w="75" w:type="dxa"/>
-            <w:bottom w:w="60" w:type="dxa"/>
-            <w:right w:w="75" w:type="dxa"/>
-          </w:tblCellMar>
-        </w:tblPrEx>
-        <w:trPr>
-          <w:jc w:val="center"/>
-          <w:cantSplit/>
-        </w:trPr>
-        <w:tc>
-          <w:tcPr>
-            <w:tcW w:w="3402" w:type="dxa"/>
-            <w:vAlign w:val="center"/>
-          </w:tcPr>
-          <w:p>
-            <w:pPr>
-              <w:spacing w:before="0" w:after="0" w:line="276" w:lineRule="auto"/>
-              <w:jc w:val="left"/>
-              <w:keepNext w:val="0"/>
-            </w:pPr>
-            <w:r>
-              <w:rPr>
-                <w:rFonts w:ascii="Times New Roman" w:hAnsi="Times New Roman" w:eastAsia="宋体" w:cs="Times New Roman"/>
-                <w:b w:val="0"/>
-                <w:color w:val="000000"/>
-                <w:sz w:val="19"/>
-              </w:rPr>
-              <w:t>Entailment (contains answer)</w:t>
-            </w:r>
-          </w:p>
-        </w:tc>
-        <w:tc>
-          <w:tcPr>
-            <w:tcW w:w="964" w:type="dxa"/>
-            <w:vAlign w:val="center"/>
-          </w:tcPr>
-          <w:p>
-            <w:pPr>
-              <w:spacing w:before="0" w:after="0" w:line="276" w:lineRule="auto"/>
-              <w:jc w:val="center"/>
-              <w:keepNext w:val="0"/>
-            </w:pPr>
-            <w:r>
-              <w:rPr>
-                <w:rFonts w:ascii="Times New Roman" w:hAnsi="Times New Roman" w:eastAsia="宋体" w:cs="Times New Roman"/>
-                <w:b w:val="0"/>
-                <w:color w:val="000000"/>
-                <w:sz w:val="19"/>
-              </w:rPr>
-              <w:t>2702</w:t>
-            </w:r>
-          </w:p>
-        </w:tc>
-        <w:tc>
-          <w:tcPr>
-            <w:tcW w:w="1587" w:type="dxa"/>
-            <w:vAlign w:val="center"/>
-          </w:tcPr>
-          <w:p>
-            <w:pPr>
-              <w:spacing w:before="0" w:after="0" w:line="276" w:lineRule="auto"/>
-              <w:jc w:val="center"/>
-              <w:keepNext w:val="0"/>
-            </w:pPr>
-            <w:r>
-              <w:rPr>
-                <w:rFonts w:ascii="Times New Roman" w:hAnsi="Times New Roman" w:eastAsia="宋体" w:cs="Times New Roman"/>
-                <w:b w:val="0"/>
-                <w:color w:val="000000"/>
-                <w:sz w:val="19"/>
-              </w:rPr>
-              <w:t>0.5824</w:t>
-            </w:r>
-          </w:p>
-        </w:tc>
-        <w:tc>
-          <w:tcPr>
-            <w:tcW w:w="1587" w:type="dxa"/>
-            <w:vAlign w:val="center"/>
-          </w:tcPr>
-          <w:p>
-            <w:pPr>
-              <w:spacing w:before="0" w:after="0" w:line="276" w:lineRule="auto"/>
-              <w:jc w:val="center"/>
-              <w:keepNext w:val="0"/>
-            </w:pPr>
-            <w:r>
-              <w:rPr>
-                <w:rFonts w:ascii="Times New Roman" w:hAnsi="Times New Roman" w:eastAsia="宋体" w:cs="Times New Roman"/>
-                <w:b w:val="0"/>
-                <w:color w:val="000000"/>
-                <w:sz w:val="19"/>
-              </w:rPr>
-              <w:t>0.5074</w:t>
-            </w:r>
-          </w:p>
-        </w:tc>
-        <w:tc>
-          <w:tcPr>
-            <w:tcW w:w="1531" w:type="dxa"/>
-            <w:vAlign w:val="center"/>
-          </w:tcPr>
-          <w:p>
-            <w:pPr>
-              <w:spacing w:before="0" w:after="0" w:line="276" w:lineRule="auto"/>
-              <w:jc w:val="center"/>
-              <w:keepNext w:val="0"/>
-            </w:pPr>
-            <w:r>
-              <w:rPr>
-                <w:rFonts w:ascii="Times New Roman" w:hAnsi="Times New Roman" w:eastAsia="宋体" w:cs="Times New Roman"/>
-                <w:b w:val="0"/>
-                <w:color w:val="000000"/>
-                <w:sz w:val="19"/>
-              </w:rPr>
-              <w:t>0.5423</w:t>
             </w:r>
           </w:p>
         </w:tc>
@@ -10303,6 +10409,138 @@
           </w:tcPr>
           <w:p>
             <w:pPr>
+              <w:keepNext w:val="0"/>
+              <w:spacing w:before="0" w:after="0" w:line="276" w:lineRule="auto"/>
+              <w:jc w:val="left"/>
+            </w:pPr>
+            <w:r>
+              <w:rPr>
+                <w:rFonts w:ascii="Times New Roman" w:hAnsi="Times New Roman" w:eastAsia="宋体" w:cs="Times New Roman"/>
+                <w:b w:val="0"/>
+                <w:color w:val="000000"/>
+                <w:sz w:val="19"/>
+              </w:rPr>
+              <w:t>Entailment (contains answer)</w:t>
+            </w:r>
+          </w:p>
+        </w:tc>
+        <w:tc>
+          <w:tcPr>
+            <w:tcW w:w="964" w:type="dxa"/>
+            <w:vAlign w:val="center"/>
+          </w:tcPr>
+          <w:p>
+            <w:pPr>
+              <w:keepNext w:val="0"/>
+              <w:spacing w:before="0" w:after="0" w:line="276" w:lineRule="auto"/>
+              <w:jc w:val="center"/>
+            </w:pPr>
+            <w:r>
+              <w:rPr>
+                <w:rFonts w:ascii="Times New Roman" w:hAnsi="Times New Roman" w:eastAsia="宋体" w:cs="Times New Roman"/>
+                <w:b w:val="0"/>
+                <w:color w:val="000000"/>
+                <w:sz w:val="19"/>
+              </w:rPr>
+              <w:t>2702</w:t>
+            </w:r>
+          </w:p>
+        </w:tc>
+        <w:tc>
+          <w:tcPr>
+            <w:tcW w:w="1587" w:type="dxa"/>
+            <w:vAlign w:val="center"/>
+          </w:tcPr>
+          <w:p>
+            <w:pPr>
+              <w:keepNext w:val="0"/>
+              <w:spacing w:before="0" w:after="0" w:line="276" w:lineRule="auto"/>
+              <w:jc w:val="center"/>
+            </w:pPr>
+            <w:r>
+              <w:rPr>
+                <w:rFonts w:ascii="Times New Roman" w:hAnsi="Times New Roman" w:eastAsia="宋体" w:cs="Times New Roman"/>
+                <w:b w:val="0"/>
+                <w:color w:val="000000"/>
+                <w:sz w:val="19"/>
+              </w:rPr>
+              <w:t>0.5824</w:t>
+            </w:r>
+          </w:p>
+        </w:tc>
+        <w:tc>
+          <w:tcPr>
+            <w:tcW w:w="1587" w:type="dxa"/>
+            <w:vAlign w:val="center"/>
+          </w:tcPr>
+          <w:p>
+            <w:pPr>
+              <w:keepNext w:val="0"/>
+              <w:spacing w:before="0" w:after="0" w:line="276" w:lineRule="auto"/>
+              <w:jc w:val="center"/>
+            </w:pPr>
+            <w:r>
+              <w:rPr>
+                <w:rFonts w:ascii="Times New Roman" w:hAnsi="Times New Roman" w:eastAsia="宋体" w:cs="Times New Roman"/>
+                <w:b w:val="0"/>
+                <w:color w:val="000000"/>
+                <w:sz w:val="19"/>
+              </w:rPr>
+              <w:t>0.5074</w:t>
+            </w:r>
+          </w:p>
+        </w:tc>
+        <w:tc>
+          <w:tcPr>
+            <w:tcW w:w="1531" w:type="dxa"/>
+            <w:vAlign w:val="center"/>
+          </w:tcPr>
+          <w:p>
+            <w:pPr>
+              <w:keepNext w:val="0"/>
+              <w:spacing w:before="0" w:after="0" w:line="276" w:lineRule="auto"/>
+              <w:jc w:val="center"/>
+            </w:pPr>
+            <w:r>
+              <w:rPr>
+                <w:rFonts w:ascii="Times New Roman" w:hAnsi="Times New Roman" w:eastAsia="宋体" w:cs="Times New Roman"/>
+                <w:b w:val="0"/>
+                <w:color w:val="000000"/>
+                <w:sz w:val="19"/>
+              </w:rPr>
+              <w:t>0.5423</w:t>
+            </w:r>
+          </w:p>
+        </w:tc>
+      </w:tr>
+      <w:tr>
+        <w:tblPrEx>
+          <w:tblBorders>
+            <w:top w:val="single" w:color="000000" w:sz="4" w:space="0"/>
+            <w:left w:val="single" w:color="000000" w:sz="4" w:space="0"/>
+            <w:bottom w:val="single" w:color="000000" w:sz="4" w:space="0"/>
+            <w:right w:val="single" w:color="000000" w:sz="4" w:space="0"/>
+            <w:insideH w:val="single" w:color="000000" w:sz="4" w:space="0"/>
+            <w:insideV w:val="single" w:color="000000" w:sz="4" w:space="0"/>
+          </w:tblBorders>
+          <w:tblCellMar>
+            <w:top w:w="60" w:type="dxa"/>
+            <w:left w:w="75" w:type="dxa"/>
+            <w:bottom w:w="60" w:type="dxa"/>
+            <w:right w:w="75" w:type="dxa"/>
+          </w:tblCellMar>
+        </w:tblPrEx>
+        <w:trPr>
+          <w:cantSplit/>
+          <w:jc w:val="center"/>
+        </w:trPr>
+        <w:tc>
+          <w:tcPr>
+            <w:tcW w:w="3402" w:type="dxa"/>
+            <w:vAlign w:val="center"/>
+          </w:tcPr>
+          <w:p>
+            <w:pPr>
               <w:spacing w:before="0" w:after="0" w:line="276" w:lineRule="auto"/>
               <w:jc w:val="left"/>
             </w:pPr>
@@ -10422,7 +10660,7 @@
     </w:p>
     <w:p>
       <w:pPr>
-        <w:pStyle w:val="Heading2"/>
+        <w:pStyle w:val="13"/>
         <w:keepNext/>
         <w:widowControl/>
         <w:spacing w:before="120" w:after="100" w:line="312" w:lineRule="auto"/>
@@ -10474,7 +10712,7 @@
     </w:p>
     <w:p>
       <w:pPr>
-        <w:pStyle w:val="Heading2"/>
+        <w:pStyle w:val="13"/>
         <w:keepNext/>
         <w:widowControl/>
         <w:spacing w:before="120" w:after="100" w:line="312" w:lineRule="auto"/>
@@ -10492,7 +10730,7 @@
     </w:p>
     <w:p>
       <w:pPr>
-        <w:pStyle w:val="Caption"/>
+        <w:pStyle w:val="14"/>
         <w:keepNext/>
         <w:widowControl/>
         <w:spacing w:before="0" w:after="80" w:line="312" w:lineRule="auto"/>
@@ -10552,9 +10790,9 @@
           </w:tblCellMar>
         </w:tblPrEx>
         <w:trPr>
+          <w:cantSplit/>
+          <w:tblHeader/>
           <w:jc w:val="center"/>
-          <w:tblHeader/>
-          <w:cantSplit/>
         </w:trPr>
         <w:tc>
           <w:tcPr>
@@ -10563,10 +10801,10 @@
           </w:tcPr>
           <w:p>
             <w:pPr>
-              <w:spacing w:before="0" w:after="0" w:line="276" w:lineRule="auto"/>
-              <w:jc w:val="center"/>
-              <w:keepNext w:val="1"/>
-              <w:keepLines w:val="1"/>
+              <w:keepNext/>
+              <w:keepLines/>
+              <w:spacing w:before="0" w:after="0" w:line="276" w:lineRule="auto"/>
+              <w:jc w:val="center"/>
             </w:pPr>
             <w:r>
               <w:rPr>
@@ -10586,10 +10824,10 @@
           </w:tcPr>
           <w:p>
             <w:pPr>
-              <w:spacing w:before="0" w:after="0" w:line="276" w:lineRule="auto"/>
-              <w:jc w:val="center"/>
-              <w:keepNext w:val="1"/>
-              <w:keepLines w:val="1"/>
+              <w:keepNext/>
+              <w:keepLines/>
+              <w:spacing w:before="0" w:after="0" w:line="276" w:lineRule="auto"/>
+              <w:jc w:val="center"/>
             </w:pPr>
             <w:r>
               <w:rPr>
@@ -10599,72 +10837,6 @@
                 <w:sz w:val="19"/>
               </w:rPr>
               <w:t>数量或结果</w:t>
-            </w:r>
-          </w:p>
-        </w:tc>
-      </w:tr>
-      <w:tr>
-        <w:tblPrEx>
-          <w:tblBorders>
-            <w:top w:val="single" w:color="000000" w:sz="4" w:space="0"/>
-            <w:left w:val="single" w:color="000000" w:sz="4" w:space="0"/>
-            <w:bottom w:val="single" w:color="000000" w:sz="4" w:space="0"/>
-            <w:right w:val="single" w:color="000000" w:sz="4" w:space="0"/>
-            <w:insideH w:val="single" w:color="000000" w:sz="4" w:space="0"/>
-            <w:insideV w:val="single" w:color="000000" w:sz="4" w:space="0"/>
-          </w:tblBorders>
-          <w:tblCellMar>
-            <w:top w:w="60" w:type="dxa"/>
-            <w:left w:w="75" w:type="dxa"/>
-            <w:bottom w:w="60" w:type="dxa"/>
-            <w:right w:w="75" w:type="dxa"/>
-          </w:tblCellMar>
-        </w:tblPrEx>
-        <w:trPr>
-          <w:jc w:val="center"/>
-          <w:cantSplit/>
-        </w:trPr>
-        <w:tc>
-          <w:tcPr>
-            <w:tcW w:w="5839" w:type="dxa"/>
-            <w:vAlign w:val="center"/>
-          </w:tcPr>
-          <w:p>
-            <w:pPr>
-              <w:spacing w:before="0" w:after="0" w:line="276" w:lineRule="auto"/>
-              <w:jc w:val="left"/>
-              <w:keepNext w:val="0"/>
-            </w:pPr>
-            <w:r>
-              <w:rPr>
-                <w:rFonts w:ascii="Times New Roman" w:hAnsi="Times New Roman" w:eastAsia="宋体" w:cs="Times New Roman"/>
-                <w:b w:val="0"/>
-                <w:color w:val="000000"/>
-                <w:sz w:val="19"/>
-              </w:rPr>
-              <w:t>非空且合法的细粒度标签</w:t>
-            </w:r>
-          </w:p>
-        </w:tc>
-        <w:tc>
-          <w:tcPr>
-            <w:tcW w:w="3231" w:type="dxa"/>
-            <w:vAlign w:val="center"/>
-          </w:tcPr>
-          <w:p>
-            <w:pPr>
-              <w:spacing w:before="0" w:after="0" w:line="276" w:lineRule="auto"/>
-              <w:jc w:val="center"/>
-              <w:keepNext w:val="0"/>
-            </w:pPr>
-            <w:r>
-              <w:rPr>
-                <w:rFonts w:ascii="Times New Roman" w:hAnsi="Times New Roman" w:eastAsia="宋体" w:cs="Times New Roman"/>
-                <w:b w:val="0"/>
-                <w:color w:val="000000"/>
-                <w:sz w:val="19"/>
-              </w:rPr>
-              <w:t>3,448 / 3,448</w:t>
             </w:r>
           </w:p>
         </w:tc>
@@ -10697,6 +10869,7 @@
           </w:tcPr>
           <w:p>
             <w:pPr>
+              <w:keepNext w:val="0"/>
               <w:spacing w:before="0" w:after="0" w:line="276" w:lineRule="auto"/>
               <w:jc w:val="left"/>
             </w:pPr>
@@ -10707,7 +10880,7 @@
                 <w:color w:val="000000"/>
                 <w:sz w:val="19"/>
               </w:rPr>
-              <w:t>正确映射后的粗细一致率</w:t>
+              <w:t>非空且合法的细粒度标签</w:t>
             </w:r>
           </w:p>
         </w:tc>
@@ -10718,17 +10891,18 @@
           </w:tcPr>
           <w:p>
             <w:pPr>
-              <w:spacing w:before="0" w:after="0" w:line="276" w:lineRule="auto"/>
-              <w:jc w:val="center"/>
-            </w:pPr>
-            <w:r>
-              <w:rPr>
-                <w:rFonts w:ascii="Times New Roman" w:hAnsi="Times New Roman" w:eastAsia="宋体" w:cs="Times New Roman"/>
-                <w:b w:val="0"/>
-                <w:color w:val="000000"/>
-                <w:sz w:val="19"/>
-              </w:rPr>
-              <w:t>100.00%</w:t>
+              <w:keepNext w:val="0"/>
+              <w:spacing w:before="0" w:after="0" w:line="276" w:lineRule="auto"/>
+              <w:jc w:val="center"/>
+            </w:pPr>
+            <w:r>
+              <w:rPr>
+                <w:rFonts w:ascii="Times New Roman" w:hAnsi="Times New Roman" w:eastAsia="宋体" w:cs="Times New Roman"/>
+                <w:b w:val="0"/>
+                <w:color w:val="000000"/>
+                <w:sz w:val="19"/>
+              </w:rPr>
+              <w:t>3,448 / 3,448</w:t>
             </w:r>
           </w:p>
         </w:tc>
@@ -10771,7 +10945,7 @@
                 <w:color w:val="000000"/>
                 <w:sz w:val="19"/>
               </w:rPr>
-              <w:t>误把 Implicit 映射到 Clear Reply 时的一致率</w:t>
+              <w:t>正确映射后的粗细一致率</w:t>
             </w:r>
           </w:p>
         </w:tc>
@@ -10792,7 +10966,7 @@
                 <w:color w:val="000000"/>
                 <w:sz w:val="19"/>
               </w:rPr>
-              <w:t>85.85%</w:t>
+              <w:t>100.00%</w:t>
             </w:r>
           </w:p>
         </w:tc>
@@ -10835,7 +11009,7 @@
                 <w:color w:val="000000"/>
                 <w:sz w:val="19"/>
               </w:rPr>
-              <w:t>该错误映射涉及的 Implicit 样本</w:t>
+              <w:t>误把 Implicit 映射到 Clear Reply 时的一致率</w:t>
             </w:r>
           </w:p>
         </w:tc>
@@ -10856,7 +11030,7 @@
                 <w:color w:val="000000"/>
                 <w:sz w:val="19"/>
               </w:rPr>
-              <w:t>488 条</w:t>
+              <w:t>85.85%</w:t>
             </w:r>
           </w:p>
         </w:tc>
@@ -10899,6 +11073,70 @@
                 <w:color w:val="000000"/>
                 <w:sz w:val="19"/>
               </w:rPr>
+              <w:t>该错误映射涉及的 Implicit 样本</w:t>
+            </w:r>
+          </w:p>
+        </w:tc>
+        <w:tc>
+          <w:tcPr>
+            <w:tcW w:w="3231" w:type="dxa"/>
+            <w:vAlign w:val="center"/>
+          </w:tcPr>
+          <w:p>
+            <w:pPr>
+              <w:spacing w:before="0" w:after="0" w:line="276" w:lineRule="auto"/>
+              <w:jc w:val="center"/>
+            </w:pPr>
+            <w:r>
+              <w:rPr>
+                <w:rFonts w:ascii="Times New Roman" w:hAnsi="Times New Roman" w:eastAsia="宋体" w:cs="Times New Roman"/>
+                <w:b w:val="0"/>
+                <w:color w:val="000000"/>
+                <w:sz w:val="19"/>
+              </w:rPr>
+              <w:t>488 条</w:t>
+            </w:r>
+          </w:p>
+        </w:tc>
+      </w:tr>
+      <w:tr>
+        <w:tblPrEx>
+          <w:tblBorders>
+            <w:top w:val="single" w:color="000000" w:sz="4" w:space="0"/>
+            <w:left w:val="single" w:color="000000" w:sz="4" w:space="0"/>
+            <w:bottom w:val="single" w:color="000000" w:sz="4" w:space="0"/>
+            <w:right w:val="single" w:color="000000" w:sz="4" w:space="0"/>
+            <w:insideH w:val="single" w:color="000000" w:sz="4" w:space="0"/>
+            <w:insideV w:val="single" w:color="000000" w:sz="4" w:space="0"/>
+          </w:tblBorders>
+          <w:tblCellMar>
+            <w:top w:w="60" w:type="dxa"/>
+            <w:left w:w="75" w:type="dxa"/>
+            <w:bottom w:w="60" w:type="dxa"/>
+            <w:right w:w="75" w:type="dxa"/>
+          </w:tblCellMar>
+        </w:tblPrEx>
+        <w:trPr>
+          <w:cantSplit/>
+          <w:jc w:val="center"/>
+        </w:trPr>
+        <w:tc>
+          <w:tcPr>
+            <w:tcW w:w="5839" w:type="dxa"/>
+            <w:vAlign w:val="center"/>
+          </w:tcPr>
+          <w:p>
+            <w:pPr>
+              <w:spacing w:before="0" w:after="0" w:line="276" w:lineRule="auto"/>
+              <w:jc w:val="left"/>
+            </w:pPr>
+            <w:r>
+              <w:rPr>
+                <w:rFonts w:ascii="Times New Roman" w:hAnsi="Times New Roman" w:eastAsia="宋体" w:cs="Times New Roman"/>
+                <w:b w:val="0"/>
+                <w:color w:val="000000"/>
+                <w:sz w:val="19"/>
+              </w:rPr>
               <w:t>官方测试集可用细标签数量</w:t>
             </w:r>
           </w:p>
@@ -10945,7 +11183,7 @@
     </w:p>
     <w:p>
       <w:pPr>
-        <w:pStyle w:val="Caption"/>
+        <w:pStyle w:val="14"/>
         <w:keepNext/>
         <w:widowControl/>
         <w:spacing w:before="0" w:after="80" w:line="312" w:lineRule="auto"/>
@@ -11007,9 +11245,9 @@
           </w:tblCellMar>
         </w:tblPrEx>
         <w:trPr>
+          <w:cantSplit/>
+          <w:tblHeader/>
           <w:jc w:val="center"/>
-          <w:tblHeader/>
-          <w:cantSplit/>
         </w:trPr>
         <w:tc>
           <w:tcPr>
@@ -11018,10 +11256,10 @@
           </w:tcPr>
           <w:p>
             <w:pPr>
-              <w:spacing w:before="0" w:after="0" w:line="276" w:lineRule="auto"/>
-              <w:jc w:val="center"/>
-              <w:keepNext w:val="1"/>
-              <w:keepLines w:val="1"/>
+              <w:keepNext/>
+              <w:keepLines/>
+              <w:spacing w:before="0" w:after="0" w:line="276" w:lineRule="auto"/>
+              <w:jc w:val="center"/>
             </w:pPr>
             <w:r>
               <w:rPr>
@@ -11041,10 +11279,10 @@
           </w:tcPr>
           <w:p>
             <w:pPr>
-              <w:spacing w:before="0" w:after="0" w:line="276" w:lineRule="auto"/>
-              <w:jc w:val="center"/>
-              <w:keepNext w:val="1"/>
-              <w:keepLines w:val="1"/>
+              <w:keepNext/>
+              <w:keepLines/>
+              <w:spacing w:before="0" w:after="0" w:line="276" w:lineRule="auto"/>
+              <w:jc w:val="center"/>
             </w:pPr>
             <w:r>
               <w:rPr>
@@ -11064,10 +11302,10 @@
           </w:tcPr>
           <w:p>
             <w:pPr>
-              <w:spacing w:before="0" w:after="0" w:line="276" w:lineRule="auto"/>
-              <w:jc w:val="center"/>
-              <w:keepNext w:val="1"/>
-              <w:keepLines w:val="1"/>
+              <w:keepNext/>
+              <w:keepLines/>
+              <w:spacing w:before="0" w:after="0" w:line="276" w:lineRule="auto"/>
+              <w:jc w:val="center"/>
             </w:pPr>
             <w:r>
               <w:rPr>
@@ -11087,10 +11325,10 @@
           </w:tcPr>
           <w:p>
             <w:pPr>
-              <w:spacing w:before="0" w:after="0" w:line="276" w:lineRule="auto"/>
-              <w:jc w:val="center"/>
-              <w:keepNext w:val="1"/>
-              <w:keepLines w:val="1"/>
+              <w:keepNext/>
+              <w:keepLines/>
+              <w:spacing w:before="0" w:after="0" w:line="276" w:lineRule="auto"/>
+              <w:jc w:val="center"/>
             </w:pPr>
             <w:r>
               <w:rPr>
@@ -11122,8 +11360,8 @@
           </w:tblCellMar>
         </w:tblPrEx>
         <w:trPr>
+          <w:cantSplit/>
           <w:jc w:val="center"/>
-          <w:cantSplit/>
         </w:trPr>
         <w:tc>
           <w:tcPr>
@@ -11132,40 +11370,62 @@
           </w:tcPr>
           <w:p>
             <w:pPr>
+              <w:keepNext w:val="0"/>
               <w:spacing w:before="0" w:after="0" w:line="276" w:lineRule="auto"/>
               <w:jc w:val="left"/>
+            </w:pPr>
+            <w:r>
+              <w:rPr>
+                <w:rFonts w:ascii="Times New Roman" w:hAnsi="Times New Roman" w:eastAsia="宋体" w:cs="Times New Roman"/>
+                <w:b w:val="0"/>
+                <w:color w:val="000000"/>
+                <w:sz w:val="19"/>
+              </w:rPr>
+              <w:t>分组留出 266 条</w:t>
+            </w:r>
+          </w:p>
+        </w:tc>
+        <w:tc>
+          <w:tcPr>
+            <w:tcW w:w="3912" w:type="dxa"/>
+            <w:vAlign w:val="center"/>
+          </w:tcPr>
+          <w:p>
+            <w:pPr>
               <w:keepNext w:val="0"/>
-            </w:pPr>
-            <w:r>
-              <w:rPr>
-                <w:rFonts w:ascii="Times New Roman" w:hAnsi="Times New Roman" w:eastAsia="宋体" w:cs="Times New Roman"/>
-                <w:b w:val="0"/>
-                <w:color w:val="000000"/>
-                <w:sz w:val="19"/>
-              </w:rPr>
-              <w:t>分组留出 266 条</w:t>
-            </w:r>
-          </w:p>
-        </w:tc>
-        <w:tc>
-          <w:tcPr>
-            <w:tcW w:w="3912" w:type="dxa"/>
-            <w:vAlign w:val="center"/>
-          </w:tcPr>
-          <w:p>
-            <w:pPr>
-              <w:spacing w:before="0" w:after="0" w:line="276" w:lineRule="auto"/>
-              <w:jc w:val="center"/>
+              <w:spacing w:before="0" w:after="0" w:line="276" w:lineRule="auto"/>
+              <w:jc w:val="center"/>
+            </w:pPr>
+            <w:r>
+              <w:rPr>
+                <w:rFonts w:ascii="Times New Roman" w:hAnsi="Times New Roman" w:eastAsia="宋体" w:cs="Times New Roman"/>
+                <w:b w:val="0"/>
+                <w:color w:val="000000"/>
+                <w:sz w:val="19"/>
+              </w:rPr>
+              <w:t>直接三分类</w:t>
+            </w:r>
+          </w:p>
+        </w:tc>
+        <w:tc>
+          <w:tcPr>
+            <w:tcW w:w="1304" w:type="dxa"/>
+            <w:vAlign w:val="center"/>
+          </w:tcPr>
+          <w:p>
+            <w:pPr>
               <w:keepNext w:val="0"/>
-            </w:pPr>
-            <w:r>
-              <w:rPr>
-                <w:rFonts w:ascii="Times New Roman" w:hAnsi="Times New Roman" w:eastAsia="宋体" w:cs="Times New Roman"/>
-                <w:b w:val="0"/>
-                <w:color w:val="000000"/>
-                <w:sz w:val="19"/>
-              </w:rPr>
-              <w:t>直接三分类</w:t>
+              <w:spacing w:before="0" w:after="0" w:line="276" w:lineRule="auto"/>
+              <w:jc w:val="center"/>
+            </w:pPr>
+            <w:r>
+              <w:rPr>
+                <w:rFonts w:ascii="Times New Roman" w:hAnsi="Times New Roman" w:eastAsia="宋体" w:cs="Times New Roman"/>
+                <w:b w:val="0"/>
+                <w:color w:val="000000"/>
+                <w:sz w:val="19"/>
+              </w:rPr>
+              <w:t>0.5602</w:t>
             </w:r>
           </w:p>
         </w:tc>
@@ -11176,31 +11436,9 @@
           </w:tcPr>
           <w:p>
             <w:pPr>
-              <w:spacing w:before="0" w:after="0" w:line="276" w:lineRule="auto"/>
-              <w:jc w:val="center"/>
               <w:keepNext w:val="0"/>
-            </w:pPr>
-            <w:r>
-              <w:rPr>
-                <w:rFonts w:ascii="Times New Roman" w:hAnsi="Times New Roman" w:eastAsia="宋体" w:cs="Times New Roman"/>
-                <w:b w:val="0"/>
-                <w:color w:val="000000"/>
-                <w:sz w:val="19"/>
-              </w:rPr>
-              <w:t>0.5602</w:t>
-            </w:r>
-          </w:p>
-        </w:tc>
-        <w:tc>
-          <w:tcPr>
-            <w:tcW w:w="1304" w:type="dxa"/>
-            <w:vAlign w:val="center"/>
-          </w:tcPr>
-          <w:p>
-            <w:pPr>
-              <w:spacing w:before="0" w:after="0" w:line="276" w:lineRule="auto"/>
-              <w:jc w:val="center"/>
-              <w:keepNext w:val="0"/>
+              <w:spacing w:before="0" w:after="0" w:line="276" w:lineRule="auto"/>
+              <w:jc w:val="center"/>
             </w:pPr>
             <w:r>
               <w:rPr>
@@ -11569,8 +11807,8 @@
     </w:p>
     <w:p>
       <w:pPr>
-        <w:pStyle w:val="Caption"/>
-        <w:keepNext w:val="1"/>
+        <w:pStyle w:val="14"/>
+        <w:keepNext/>
         <w:spacing w:after="80" w:line="300" w:lineRule="auto"/>
         <w:ind w:firstLine="0"/>
         <w:jc w:val="center"/>
@@ -11587,17 +11825,24 @@
     </w:p>
     <w:tbl>
       <w:tblPr>
-        <w:tblW w:type="auto" w:w="0"/>
+        <w:tblStyle w:val="5"/>
+        <w:tblW w:w="0" w:type="auto"/>
+        <w:tblInd w:w="0" w:type="dxa"/>
+        <w:tblBorders>
+          <w:top w:val="single" w:color="9AA5B1" w:sz="4" w:space="0"/>
+          <w:left w:val="single" w:color="9AA5B1" w:sz="4" w:space="0"/>
+          <w:bottom w:val="single" w:color="9AA5B1" w:sz="4" w:space="0"/>
+          <w:right w:val="single" w:color="9AA5B1" w:sz="4" w:space="0"/>
+          <w:insideH w:val="single" w:color="9AA5B1" w:sz="4" w:space="0"/>
+          <w:insideV w:val="single" w:color="9AA5B1" w:sz="4" w:space="0"/>
+        </w:tblBorders>
         <w:tblLayout w:type="fixed"/>
-        <w:tblLook w:firstColumn="1" w:firstRow="1" w:lastColumn="0" w:lastRow="0" w:noHBand="0" w:noVBand="1" w:val="04A0"/>
-        <w:tblBorders>
-          <w:top w:val="single" w:sz="4" w:color="9AA5B1"/>
-          <w:left w:val="single" w:sz="4" w:color="9AA5B1"/>
-          <w:bottom w:val="single" w:sz="4" w:color="9AA5B1"/>
-          <w:right w:val="single" w:sz="4" w:color="9AA5B1"/>
-          <w:insideH w:val="single" w:sz="4" w:color="9AA5B1"/>
-          <w:insideV w:val="single" w:sz="4" w:color="9AA5B1"/>
-        </w:tblBorders>
+        <w:tblCellMar>
+          <w:top w:w="0" w:type="dxa"/>
+          <w:left w:w="108" w:type="dxa"/>
+          <w:bottom w:w="0" w:type="dxa"/>
+          <w:right w:w="108" w:type="dxa"/>
+        </w:tblCellMar>
       </w:tblPr>
       <w:tblGrid>
         <w:gridCol w:w="4176"/>
@@ -11605,21 +11850,37 @@
         <w:gridCol w:w="1728"/>
       </w:tblGrid>
       <w:tr>
+        <w:tblPrEx>
+          <w:tblBorders>
+            <w:top w:val="single" w:color="9AA5B1" w:sz="4" w:space="0"/>
+            <w:left w:val="single" w:color="9AA5B1" w:sz="4" w:space="0"/>
+            <w:bottom w:val="single" w:color="9AA5B1" w:sz="4" w:space="0"/>
+            <w:right w:val="single" w:color="9AA5B1" w:sz="4" w:space="0"/>
+            <w:insideH w:val="single" w:color="9AA5B1" w:sz="4" w:space="0"/>
+            <w:insideV w:val="single" w:color="9AA5B1" w:sz="4" w:space="0"/>
+          </w:tblBorders>
+          <w:tblCellMar>
+            <w:top w:w="0" w:type="dxa"/>
+            <w:left w:w="108" w:type="dxa"/>
+            <w:bottom w:w="0" w:type="dxa"/>
+            <w:right w:w="108" w:type="dxa"/>
+          </w:tblCellMar>
+        </w:tblPrEx>
         <w:trPr>
+          <w:cantSplit/>
           <w:tblHeader/>
-          <w:cantSplit/>
         </w:trPr>
         <w:tc>
           <w:tcPr>
-            <w:tcW w:type="dxa" w:w="4176"/>
-            <w:vAlign w:val="center"/>
-            <w:shd w:fill="F2F2F2"/>
-          </w:tcPr>
-          <w:p>
-            <w:pPr>
-              <w:spacing w:after="60" w:line="252" w:lineRule="auto" w:before="60"/>
-              <w:keepNext w:val="1"/>
-              <w:keepLines w:val="1"/>
+            <w:tcW w:w="4176" w:type="dxa"/>
+            <w:shd w:val="clear" w:color="auto" w:fill="F2F2F2"/>
+            <w:vAlign w:val="center"/>
+          </w:tcPr>
+          <w:p>
+            <w:pPr>
+              <w:keepNext/>
+              <w:keepLines/>
+              <w:spacing w:before="60" w:after="60" w:line="252" w:lineRule="auto"/>
             </w:pPr>
             <w:r>
               <w:rPr>
@@ -11634,15 +11895,15 @@
         </w:tc>
         <w:tc>
           <w:tcPr>
-            <w:tcW w:type="dxa" w:w="1728"/>
-            <w:vAlign w:val="center"/>
-            <w:shd w:fill="F2F2F2"/>
-          </w:tcPr>
-          <w:p>
-            <w:pPr>
-              <w:spacing w:after="60" w:line="252" w:lineRule="auto" w:before="60"/>
-              <w:keepNext w:val="1"/>
-              <w:keepLines w:val="1"/>
+            <w:tcW w:w="1728" w:type="dxa"/>
+            <w:shd w:val="clear" w:color="auto" w:fill="F2F2F2"/>
+            <w:vAlign w:val="center"/>
+          </w:tcPr>
+          <w:p>
+            <w:pPr>
+              <w:keepNext/>
+              <w:keepLines/>
+              <w:spacing w:before="60" w:after="60" w:line="252" w:lineRule="auto"/>
             </w:pPr>
             <w:r>
               <w:rPr>
@@ -11657,15 +11918,15 @@
         </w:tc>
         <w:tc>
           <w:tcPr>
-            <w:tcW w:type="dxa" w:w="1728"/>
-            <w:vAlign w:val="center"/>
-            <w:shd w:fill="F2F2F2"/>
-          </w:tcPr>
-          <w:p>
-            <w:pPr>
-              <w:spacing w:after="60" w:line="252" w:lineRule="auto" w:before="60"/>
-              <w:keepNext w:val="1"/>
-              <w:keepLines w:val="1"/>
+            <w:tcW w:w="1728" w:type="dxa"/>
+            <w:shd w:val="clear" w:color="auto" w:fill="F2F2F2"/>
+            <w:vAlign w:val="center"/>
+          </w:tcPr>
+          <w:p>
+            <w:pPr>
+              <w:keepNext/>
+              <w:keepLines/>
+              <w:spacing w:before="60" w:after="60" w:line="252" w:lineRule="auto"/>
             </w:pPr>
             <w:r>
               <w:rPr>
@@ -11680,20 +11941,36 @@
         </w:tc>
       </w:tr>
       <w:tr>
+        <w:tblPrEx>
+          <w:tblBorders>
+            <w:top w:val="single" w:color="9AA5B1" w:sz="4" w:space="0"/>
+            <w:left w:val="single" w:color="9AA5B1" w:sz="4" w:space="0"/>
+            <w:bottom w:val="single" w:color="9AA5B1" w:sz="4" w:space="0"/>
+            <w:right w:val="single" w:color="9AA5B1" w:sz="4" w:space="0"/>
+            <w:insideH w:val="single" w:color="9AA5B1" w:sz="4" w:space="0"/>
+            <w:insideV w:val="single" w:color="9AA5B1" w:sz="4" w:space="0"/>
+          </w:tblBorders>
+          <w:tblCellMar>
+            <w:top w:w="0" w:type="dxa"/>
+            <w:left w:w="108" w:type="dxa"/>
+            <w:bottom w:w="0" w:type="dxa"/>
+            <w:right w:w="108" w:type="dxa"/>
+          </w:tblCellMar>
+        </w:tblPrEx>
         <w:trPr>
           <w:cantSplit/>
         </w:trPr>
         <w:tc>
           <w:tcPr>
-            <w:tcW w:type="dxa" w:w="4176"/>
-            <w:vAlign w:val="center"/>
-            <w:shd w:fill="FFFFFF"/>
-          </w:tcPr>
-          <w:p>
-            <w:pPr>
-              <w:spacing w:after="60" w:line="252" w:lineRule="auto" w:before="60"/>
-              <w:keepNext w:val="1"/>
-              <w:keepLines w:val="1"/>
+            <w:tcW w:w="4176" w:type="dxa"/>
+            <w:shd w:val="clear" w:color="auto" w:fill="FFFFFF"/>
+            <w:vAlign w:val="center"/>
+          </w:tcPr>
+          <w:p>
+            <w:pPr>
+              <w:keepNext/>
+              <w:keepLines/>
+              <w:spacing w:before="60" w:after="60" w:line="252" w:lineRule="auto"/>
             </w:pPr>
             <w:r>
               <w:rPr>
@@ -11708,15 +11985,15 @@
         </w:tc>
         <w:tc>
           <w:tcPr>
-            <w:tcW w:type="dxa" w:w="1728"/>
-            <w:vAlign w:val="center"/>
-            <w:shd w:fill="FFFFFF"/>
-          </w:tcPr>
-          <w:p>
-            <w:pPr>
-              <w:spacing w:after="60" w:line="252" w:lineRule="auto" w:before="60"/>
-              <w:keepNext w:val="1"/>
-              <w:keepLines w:val="1"/>
+            <w:tcW w:w="1728" w:type="dxa"/>
+            <w:shd w:val="clear" w:color="auto" w:fill="FFFFFF"/>
+            <w:vAlign w:val="center"/>
+          </w:tcPr>
+          <w:p>
+            <w:pPr>
+              <w:keepNext/>
+              <w:keepLines/>
+              <w:spacing w:before="60" w:after="60" w:line="252" w:lineRule="auto"/>
             </w:pPr>
             <w:r>
               <w:rPr>
@@ -11731,15 +12008,15 @@
         </w:tc>
         <w:tc>
           <w:tcPr>
-            <w:tcW w:type="dxa" w:w="1728"/>
-            <w:vAlign w:val="center"/>
-            <w:shd w:fill="FFFFFF"/>
-          </w:tcPr>
-          <w:p>
-            <w:pPr>
-              <w:spacing w:after="60" w:line="252" w:lineRule="auto" w:before="60"/>
-              <w:keepNext w:val="1"/>
-              <w:keepLines w:val="1"/>
+            <w:tcW w:w="1728" w:type="dxa"/>
+            <w:shd w:val="clear" w:color="auto" w:fill="FFFFFF"/>
+            <w:vAlign w:val="center"/>
+          </w:tcPr>
+          <w:p>
+            <w:pPr>
+              <w:keepNext/>
+              <w:keepLines/>
+              <w:spacing w:before="60" w:after="60" w:line="252" w:lineRule="auto"/>
             </w:pPr>
             <w:r>
               <w:rPr>
@@ -11754,20 +12031,36 @@
         </w:tc>
       </w:tr>
       <w:tr>
+        <w:tblPrEx>
+          <w:tblBorders>
+            <w:top w:val="single" w:color="9AA5B1" w:sz="4" w:space="0"/>
+            <w:left w:val="single" w:color="9AA5B1" w:sz="4" w:space="0"/>
+            <w:bottom w:val="single" w:color="9AA5B1" w:sz="4" w:space="0"/>
+            <w:right w:val="single" w:color="9AA5B1" w:sz="4" w:space="0"/>
+            <w:insideH w:val="single" w:color="9AA5B1" w:sz="4" w:space="0"/>
+            <w:insideV w:val="single" w:color="9AA5B1" w:sz="4" w:space="0"/>
+          </w:tblBorders>
+          <w:tblCellMar>
+            <w:top w:w="0" w:type="dxa"/>
+            <w:left w:w="108" w:type="dxa"/>
+            <w:bottom w:w="0" w:type="dxa"/>
+            <w:right w:w="108" w:type="dxa"/>
+          </w:tblCellMar>
+        </w:tblPrEx>
         <w:trPr>
           <w:cantSplit/>
         </w:trPr>
         <w:tc>
           <w:tcPr>
-            <w:tcW w:type="dxa" w:w="4176"/>
-            <w:vAlign w:val="center"/>
-            <w:shd w:fill="FFFFFF"/>
-          </w:tcPr>
-          <w:p>
-            <w:pPr>
-              <w:spacing w:after="60" w:line="252" w:lineRule="auto" w:before="60"/>
-              <w:keepNext w:val="1"/>
-              <w:keepLines w:val="1"/>
+            <w:tcW w:w="4176" w:type="dxa"/>
+            <w:shd w:val="clear" w:color="auto" w:fill="FFFFFF"/>
+            <w:vAlign w:val="center"/>
+          </w:tcPr>
+          <w:p>
+            <w:pPr>
+              <w:keepNext/>
+              <w:keepLines/>
+              <w:spacing w:before="60" w:after="60" w:line="252" w:lineRule="auto"/>
             </w:pPr>
             <w:r>
               <w:rPr>
@@ -11782,15 +12075,15 @@
         </w:tc>
         <w:tc>
           <w:tcPr>
-            <w:tcW w:type="dxa" w:w="1728"/>
-            <w:vAlign w:val="center"/>
-            <w:shd w:fill="FFFFFF"/>
-          </w:tcPr>
-          <w:p>
-            <w:pPr>
-              <w:spacing w:after="60" w:line="252" w:lineRule="auto" w:before="60"/>
-              <w:keepNext w:val="1"/>
-              <w:keepLines w:val="1"/>
+            <w:tcW w:w="1728" w:type="dxa"/>
+            <w:shd w:val="clear" w:color="auto" w:fill="FFFFFF"/>
+            <w:vAlign w:val="center"/>
+          </w:tcPr>
+          <w:p>
+            <w:pPr>
+              <w:keepNext/>
+              <w:keepLines/>
+              <w:spacing w:before="60" w:after="60" w:line="252" w:lineRule="auto"/>
             </w:pPr>
             <w:r>
               <w:rPr>
@@ -11805,15 +12098,15 @@
         </w:tc>
         <w:tc>
           <w:tcPr>
-            <w:tcW w:type="dxa" w:w="1728"/>
-            <w:vAlign w:val="center"/>
-            <w:shd w:fill="FFFFFF"/>
-          </w:tcPr>
-          <w:p>
-            <w:pPr>
-              <w:spacing w:after="60" w:line="252" w:lineRule="auto" w:before="60"/>
-              <w:keepNext w:val="1"/>
-              <w:keepLines w:val="1"/>
+            <w:tcW w:w="1728" w:type="dxa"/>
+            <w:shd w:val="clear" w:color="auto" w:fill="FFFFFF"/>
+            <w:vAlign w:val="center"/>
+          </w:tcPr>
+          <w:p>
+            <w:pPr>
+              <w:keepNext/>
+              <w:keepLines/>
+              <w:spacing w:before="60" w:after="60" w:line="252" w:lineRule="auto"/>
             </w:pPr>
             <w:r>
               <w:rPr>
@@ -11828,20 +12121,36 @@
         </w:tc>
       </w:tr>
       <w:tr>
+        <w:tblPrEx>
+          <w:tblBorders>
+            <w:top w:val="single" w:color="9AA5B1" w:sz="4" w:space="0"/>
+            <w:left w:val="single" w:color="9AA5B1" w:sz="4" w:space="0"/>
+            <w:bottom w:val="single" w:color="9AA5B1" w:sz="4" w:space="0"/>
+            <w:right w:val="single" w:color="9AA5B1" w:sz="4" w:space="0"/>
+            <w:insideH w:val="single" w:color="9AA5B1" w:sz="4" w:space="0"/>
+            <w:insideV w:val="single" w:color="9AA5B1" w:sz="4" w:space="0"/>
+          </w:tblBorders>
+          <w:tblCellMar>
+            <w:top w:w="0" w:type="dxa"/>
+            <w:left w:w="108" w:type="dxa"/>
+            <w:bottom w:w="0" w:type="dxa"/>
+            <w:right w:w="108" w:type="dxa"/>
+          </w:tblCellMar>
+        </w:tblPrEx>
         <w:trPr>
           <w:cantSplit/>
         </w:trPr>
         <w:tc>
           <w:tcPr>
-            <w:tcW w:type="dxa" w:w="4176"/>
-            <w:vAlign w:val="center"/>
-            <w:shd w:fill="FFFFFF"/>
-          </w:tcPr>
-          <w:p>
-            <w:pPr>
-              <w:spacing w:after="60" w:line="252" w:lineRule="auto" w:before="60"/>
-              <w:keepNext w:val="1"/>
-              <w:keepLines w:val="1"/>
+            <w:tcW w:w="4176" w:type="dxa"/>
+            <w:shd w:val="clear" w:color="auto" w:fill="FFFFFF"/>
+            <w:vAlign w:val="center"/>
+          </w:tcPr>
+          <w:p>
+            <w:pPr>
+              <w:keepNext/>
+              <w:keepLines/>
+              <w:spacing w:before="60" w:after="60" w:line="252" w:lineRule="auto"/>
             </w:pPr>
             <w:r>
               <w:rPr>
@@ -11856,15 +12165,15 @@
         </w:tc>
         <w:tc>
           <w:tcPr>
-            <w:tcW w:type="dxa" w:w="1728"/>
-            <w:vAlign w:val="center"/>
-            <w:shd w:fill="FFFFFF"/>
-          </w:tcPr>
-          <w:p>
-            <w:pPr>
-              <w:spacing w:after="60" w:line="252" w:lineRule="auto" w:before="60"/>
-              <w:keepNext w:val="1"/>
-              <w:keepLines w:val="1"/>
+            <w:tcW w:w="1728" w:type="dxa"/>
+            <w:shd w:val="clear" w:color="auto" w:fill="FFFFFF"/>
+            <w:vAlign w:val="center"/>
+          </w:tcPr>
+          <w:p>
+            <w:pPr>
+              <w:keepNext/>
+              <w:keepLines/>
+              <w:spacing w:before="60" w:after="60" w:line="252" w:lineRule="auto"/>
             </w:pPr>
             <w:r>
               <w:rPr>
@@ -11879,15 +12188,15 @@
         </w:tc>
         <w:tc>
           <w:tcPr>
-            <w:tcW w:type="dxa" w:w="1728"/>
-            <w:vAlign w:val="center"/>
-            <w:shd w:fill="FFFFFF"/>
-          </w:tcPr>
-          <w:p>
-            <w:pPr>
-              <w:spacing w:after="60" w:line="252" w:lineRule="auto" w:before="60"/>
-              <w:keepNext w:val="1"/>
-              <w:keepLines w:val="1"/>
+            <w:tcW w:w="1728" w:type="dxa"/>
+            <w:shd w:val="clear" w:color="auto" w:fill="FFFFFF"/>
+            <w:vAlign w:val="center"/>
+          </w:tcPr>
+          <w:p>
+            <w:pPr>
+              <w:keepNext/>
+              <w:keepLines/>
+              <w:spacing w:before="60" w:after="60" w:line="252" w:lineRule="auto"/>
             </w:pPr>
             <w:r>
               <w:rPr>
@@ -11902,20 +12211,36 @@
         </w:tc>
       </w:tr>
       <w:tr>
+        <w:tblPrEx>
+          <w:tblBorders>
+            <w:top w:val="single" w:color="9AA5B1" w:sz="4" w:space="0"/>
+            <w:left w:val="single" w:color="9AA5B1" w:sz="4" w:space="0"/>
+            <w:bottom w:val="single" w:color="9AA5B1" w:sz="4" w:space="0"/>
+            <w:right w:val="single" w:color="9AA5B1" w:sz="4" w:space="0"/>
+            <w:insideH w:val="single" w:color="9AA5B1" w:sz="4" w:space="0"/>
+            <w:insideV w:val="single" w:color="9AA5B1" w:sz="4" w:space="0"/>
+          </w:tblBorders>
+          <w:tblCellMar>
+            <w:top w:w="0" w:type="dxa"/>
+            <w:left w:w="108" w:type="dxa"/>
+            <w:bottom w:w="0" w:type="dxa"/>
+            <w:right w:w="108" w:type="dxa"/>
+          </w:tblCellMar>
+        </w:tblPrEx>
         <w:trPr>
           <w:cantSplit/>
         </w:trPr>
         <w:tc>
           <w:tcPr>
-            <w:tcW w:type="dxa" w:w="4176"/>
-            <w:vAlign w:val="center"/>
-            <w:shd w:fill="FFFFFF"/>
-          </w:tcPr>
-          <w:p>
-            <w:pPr>
-              <w:spacing w:after="60" w:line="252" w:lineRule="auto" w:before="60"/>
+            <w:tcW w:w="4176" w:type="dxa"/>
+            <w:shd w:val="clear" w:color="auto" w:fill="FFFFFF"/>
+            <w:vAlign w:val="center"/>
+          </w:tcPr>
+          <w:p>
+            <w:pPr>
               <w:keepNext w:val="0"/>
-              <w:keepLines w:val="1"/>
+              <w:keepLines/>
+              <w:spacing w:before="60" w:after="60" w:line="252" w:lineRule="auto"/>
             </w:pPr>
             <w:r>
               <w:rPr>
@@ -11930,15 +12255,15 @@
         </w:tc>
         <w:tc>
           <w:tcPr>
-            <w:tcW w:type="dxa" w:w="1728"/>
-            <w:vAlign w:val="center"/>
-            <w:shd w:fill="FFFFFF"/>
-          </w:tcPr>
-          <w:p>
-            <w:pPr>
-              <w:spacing w:after="60" w:line="252" w:lineRule="auto" w:before="60"/>
+            <w:tcW w:w="1728" w:type="dxa"/>
+            <w:shd w:val="clear" w:color="auto" w:fill="FFFFFF"/>
+            <w:vAlign w:val="center"/>
+          </w:tcPr>
+          <w:p>
+            <w:pPr>
               <w:keepNext w:val="0"/>
-              <w:keepLines w:val="1"/>
+              <w:keepLines/>
+              <w:spacing w:before="60" w:after="60" w:line="252" w:lineRule="auto"/>
             </w:pPr>
             <w:r>
               <w:rPr>
@@ -11953,15 +12278,15 @@
         </w:tc>
         <w:tc>
           <w:tcPr>
-            <w:tcW w:type="dxa" w:w="1728"/>
-            <w:vAlign w:val="center"/>
-            <w:shd w:fill="FFFFFF"/>
-          </w:tcPr>
-          <w:p>
-            <w:pPr>
-              <w:spacing w:after="60" w:line="252" w:lineRule="auto" w:before="60"/>
+            <w:tcW w:w="1728" w:type="dxa"/>
+            <w:shd w:val="clear" w:color="auto" w:fill="FFFFFF"/>
+            <w:vAlign w:val="center"/>
+          </w:tcPr>
+          <w:p>
+            <w:pPr>
               <w:keepNext w:val="0"/>
-              <w:keepLines w:val="1"/>
+              <w:keepLines/>
+              <w:spacing w:before="60" w:after="60" w:line="252" w:lineRule="auto"/>
             </w:pPr>
             <w:r>
               <w:rPr>
@@ -12009,7 +12334,7 @@
     </w:p>
     <w:p>
       <w:pPr>
-        <w:pStyle w:val="Heading2"/>
+        <w:pStyle w:val="13"/>
         <w:keepNext/>
         <w:widowControl/>
         <w:spacing w:before="120" w:after="100" w:line="312" w:lineRule="auto"/>
@@ -12219,7 +12544,7 @@
     </w:p>
     <w:p>
       <w:pPr>
-        <w:pStyle w:val="Heading2"/>
+        <w:pStyle w:val="13"/>
         <w:keepNext/>
         <w:widowControl/>
         <w:spacing w:before="120" w:after="100" w:line="312" w:lineRule="auto"/>
@@ -12254,9 +12579,9 @@
     </w:p>
     <w:p>
       <w:pPr>
-        <w:pStyle w:val="Heading1"/>
+        <w:pStyle w:val="12"/>
         <w:keepNext/>
-        <w:spacing w:after="100" w:line="312" w:lineRule="auto" w:before="200"/>
+        <w:spacing w:before="200" w:after="100" w:line="312" w:lineRule="auto"/>
         <w:ind w:firstLine="0"/>
         <w:rPr>
           <w:rFonts w:hint="default" w:ascii="Times New Roman" w:hAnsi="Times New Roman" w:eastAsia="楷体" w:cs="Times New Roman"/>
@@ -12299,14 +12624,27 @@
         </w:rPr>
         <w:t>GitHub 仓库：</w:t>
       </w:r>
-      <w:hyperlink r:id="rId9">
-        <w:r>
-          <w:rPr>
-            <w:color w:val="0563C1"/>
-          </w:rPr>
-          <w:t>https://github.com/huangyuke914235/NLP-</w:t>
-        </w:r>
-      </w:hyperlink>
+      <w:r>
+        <w:fldChar w:fldCharType="begin"/>
+      </w:r>
+      <w:r>
+        <w:instrText xml:space="preserve"> HYPERLINK "https://github.com/huangyuke914235/NLP-" \h </w:instrText>
+      </w:r>
+      <w:r>
+        <w:fldChar w:fldCharType="separate"/>
+      </w:r>
+      <w:r>
+        <w:rPr>
+          <w:color w:val="0563C1"/>
+        </w:rPr>
+        <w:t>https://github.com/huangyuke914235/NLP-</w:t>
+      </w:r>
+      <w:r>
+        <w:rPr>
+          <w:color w:val="0563C1"/>
+        </w:rPr>
+        <w:fldChar w:fldCharType="end"/>
+      </w:r>
     </w:p>
     <w:p>
       <w:pPr>
@@ -12322,12 +12660,12 @@
           <w:color w:val="000000"/>
           <w:sz w:val="21"/>
         </w:rPr>
-        <w:t>仓库包含原始数据、本地第三方依赖与安装清单、01—09 实验/复核入口、配置、图表、指标及预测。表17定位各项结果，正文保留四位小数，原输出保留完整精度。新增审计不覆盖历史模型指标，复现日志明确区分主要结果一致与概率/未选参数的小数差异。</w:t>
+        <w:t>仓库包含原始数据、本地第三方依赖与安装清单、01—10 实验、复核与环境检查入口、配置、图表、指标及预测。表17定位各项结果，正文保留四位小数，原输出保留完整精度。新增审计不覆盖历史模型指标，复现日志明确区分主要结果一致与概率/未选参数的小数差异。</w:t>
       </w:r>
     </w:p>
     <w:p>
       <w:pPr>
-        <w:pStyle w:val="Caption"/>
+        <w:pStyle w:val="14"/>
         <w:keepNext/>
         <w:widowControl/>
         <w:spacing w:before="0" w:after="80" w:line="312" w:lineRule="auto"/>
@@ -12387,9 +12725,9 @@
           </w:tblCellMar>
         </w:tblPrEx>
         <w:trPr>
+          <w:cantSplit/>
+          <w:tblHeader/>
           <w:jc w:val="center"/>
-          <w:tblHeader/>
-          <w:cantSplit/>
         </w:trPr>
         <w:tc>
           <w:tcPr>
@@ -12398,10 +12736,10 @@
           </w:tcPr>
           <w:p>
             <w:pPr>
-              <w:spacing w:before="0" w:after="0" w:line="276" w:lineRule="auto"/>
-              <w:jc w:val="center"/>
-              <w:keepNext w:val="1"/>
-              <w:keepLines w:val="1"/>
+              <w:keepNext/>
+              <w:keepLines/>
+              <w:spacing w:before="0" w:after="0" w:line="276" w:lineRule="auto"/>
+              <w:jc w:val="center"/>
             </w:pPr>
             <w:r>
               <w:rPr>
@@ -12421,10 +12759,10 @@
           </w:tcPr>
           <w:p>
             <w:pPr>
-              <w:spacing w:before="0" w:after="0" w:line="276" w:lineRule="auto"/>
-              <w:jc w:val="center"/>
-              <w:keepNext w:val="1"/>
-              <w:keepLines w:val="1"/>
+              <w:keepNext/>
+              <w:keepLines/>
+              <w:spacing w:before="0" w:after="0" w:line="276" w:lineRule="auto"/>
+              <w:jc w:val="center"/>
             </w:pPr>
             <w:r>
               <w:rPr>
@@ -12434,72 +12772,6 @@
                 <w:sz w:val="19"/>
               </w:rPr>
               <w:t>主要结果文件或作用</w:t>
-            </w:r>
-          </w:p>
-        </w:tc>
-      </w:tr>
-      <w:tr>
-        <w:tblPrEx>
-          <w:tblBorders>
-            <w:top w:val="single" w:color="000000" w:sz="4" w:space="0"/>
-            <w:left w:val="single" w:color="000000" w:sz="4" w:space="0"/>
-            <w:bottom w:val="single" w:color="000000" w:sz="4" w:space="0"/>
-            <w:right w:val="single" w:color="000000" w:sz="4" w:space="0"/>
-            <w:insideH w:val="single" w:color="000000" w:sz="4" w:space="0"/>
-            <w:insideV w:val="single" w:color="000000" w:sz="4" w:space="0"/>
-          </w:tblBorders>
-          <w:tblCellMar>
-            <w:top w:w="60" w:type="dxa"/>
-            <w:left w:w="75" w:type="dxa"/>
-            <w:bottom w:w="60" w:type="dxa"/>
-            <w:right w:w="75" w:type="dxa"/>
-          </w:tblCellMar>
-        </w:tblPrEx>
-        <w:trPr>
-          <w:jc w:val="center"/>
-          <w:cantSplit/>
-        </w:trPr>
-        <w:tc>
-          <w:tcPr>
-            <w:tcW w:w="3061" w:type="dxa"/>
-            <w:vAlign w:val="center"/>
-          </w:tcPr>
-          <w:p>
-            <w:pPr>
-              <w:spacing w:before="0" w:after="0" w:line="276" w:lineRule="auto"/>
-              <w:jc w:val="left"/>
-              <w:keepNext w:val="0"/>
-            </w:pPr>
-            <w:r>
-              <w:rPr>
-                <w:rFonts w:ascii="Times New Roman" w:hAnsi="Times New Roman" w:eastAsia="宋体" w:cs="Times New Roman"/>
-                <w:b w:val="0"/>
-                <w:color w:val="000000"/>
-                <w:sz w:val="19"/>
-              </w:rPr>
-              <w:t>01_eda.py</w:t>
-            </w:r>
-          </w:p>
-        </w:tc>
-        <w:tc>
-          <w:tcPr>
-            <w:tcW w:w="6009" w:type="dxa"/>
-            <w:vAlign w:val="center"/>
-          </w:tcPr>
-          <w:p>
-            <w:pPr>
-              <w:spacing w:before="0" w:after="0" w:line="276" w:lineRule="auto"/>
-              <w:jc w:val="center"/>
-              <w:keepNext w:val="0"/>
-            </w:pPr>
-            <w:r>
-              <w:rPr>
-                <w:rFonts w:ascii="Times New Roman" w:hAnsi="Times New Roman" w:eastAsia="宋体" w:cs="Times New Roman"/>
-                <w:b w:val="0"/>
-                <w:color w:val="000000"/>
-                <w:sz w:val="19"/>
-              </w:rPr>
-              <w:t>outputs/eda_stats.json；标签与长度图</w:t>
             </w:r>
           </w:p>
         </w:tc>
@@ -12532,6 +12804,7 @@
           </w:tcPr>
           <w:p>
             <w:pPr>
+              <w:keepNext w:val="0"/>
               <w:spacing w:before="0" w:after="0" w:line="276" w:lineRule="auto"/>
               <w:jc w:val="left"/>
             </w:pPr>
@@ -12542,7 +12815,7 @@
                 <w:color w:val="000000"/>
                 <w:sz w:val="19"/>
               </w:rPr>
-              <w:t>02_baselines.py</w:t>
+              <w:t>01_eda.py</w:t>
             </w:r>
           </w:p>
         </w:tc>
@@ -12553,17 +12826,18 @@
           </w:tcPr>
           <w:p>
             <w:pPr>
-              <w:spacing w:before="0" w:after="0" w:line="276" w:lineRule="auto"/>
-              <w:jc w:val="center"/>
-            </w:pPr>
-            <w:r>
-              <w:rPr>
-                <w:rFonts w:ascii="Times New Roman" w:hAnsi="Times New Roman" w:eastAsia="宋体" w:cs="Times New Roman"/>
-                <w:b w:val="0"/>
-                <w:color w:val="000000"/>
-                <w:sz w:val="19"/>
-              </w:rPr>
-              <w:t>outputs/metrics_baselines.json；TF-IDF 预测</w:t>
+              <w:keepNext w:val="0"/>
+              <w:spacing w:before="0" w:after="0" w:line="276" w:lineRule="auto"/>
+              <w:jc w:val="center"/>
+            </w:pPr>
+            <w:r>
+              <w:rPr>
+                <w:rFonts w:ascii="Times New Roman" w:hAnsi="Times New Roman" w:eastAsia="宋体" w:cs="Times New Roman"/>
+                <w:b w:val="0"/>
+                <w:color w:val="000000"/>
+                <w:sz w:val="19"/>
+              </w:rPr>
+              <w:t>outputs/eda_stats.json；标签与长度图</w:t>
             </w:r>
           </w:p>
         </w:tc>
@@ -12606,7 +12880,7 @@
                 <w:color w:val="000000"/>
                 <w:sz w:val="19"/>
               </w:rPr>
-              <w:t>03_plm_lr.py</w:t>
+              <w:t>02_baselines.py</w:t>
             </w:r>
           </w:p>
         </w:tc>
@@ -12627,7 +12901,7 @@
                 <w:color w:val="000000"/>
                 <w:sz w:val="19"/>
               </w:rPr>
-              <w:t>outputs/metrics_st_lr.json；st_embeddings.npz</w:t>
+              <w:t>outputs/metrics_baselines.json；TF-IDF 预测</w:t>
             </w:r>
           </w:p>
         </w:tc>
@@ -12670,7 +12944,7 @@
                 <w:color w:val="000000"/>
                 <w:sz w:val="19"/>
               </w:rPr>
-              <w:t>04_transfer_qnli.py</w:t>
+              <w:t>03_plm_lr.py</w:t>
             </w:r>
           </w:p>
         </w:tc>
@@ -12691,7 +12965,7 @@
                 <w:color w:val="000000"/>
                 <w:sz w:val="19"/>
               </w:rPr>
-              <w:t>outputs/metrics_qnli_tfidf_lr.json；QNLI 预测</w:t>
+              <w:t>outputs/metrics_st_lr.json；st_embeddings.npz</w:t>
             </w:r>
           </w:p>
         </w:tc>
@@ -12734,7 +13008,7 @@
                 <w:color w:val="000000"/>
                 <w:sz w:val="19"/>
               </w:rPr>
-              <w:t>05_hierarchy.py</w:t>
+              <w:t>04_transfer_qnli.py</w:t>
             </w:r>
           </w:p>
         </w:tc>
@@ -12755,7 +13029,7 @@
                 <w:color w:val="000000"/>
                 <w:sz w:val="19"/>
               </w:rPr>
-              <w:t>outputs/hierarchy/metrics_hierarchy.json；留出与测试预测</w:t>
+              <w:t>outputs/metrics_qnli_tfidf_lr.json；QNLI 预测</w:t>
             </w:r>
           </w:p>
         </w:tc>
@@ -12798,7 +13072,7 @@
                 <w:color w:val="000000"/>
                 <w:sz w:val="19"/>
               </w:rPr>
-              <w:t>06_direct_transfer.py</w:t>
+              <w:t>05_hierarchy.py</w:t>
             </w:r>
           </w:p>
         </w:tc>
@@ -12819,49 +13093,98 @@
                 <w:color w:val="000000"/>
                 <w:sz w:val="19"/>
               </w:rPr>
-              <w:t>outputs/hierarchy/metrics_direct_transfer.json；源域直接迁移预测</w:t>
+              <w:t>outputs/hierarchy/metrics_hierarchy.json；留出与测试预测</w:t>
             </w:r>
           </w:p>
         </w:tc>
       </w:tr>
       <w:tr>
-        <w:tc>
-          <w:tcPr>
-            <w:tcW w:type="dxa" w:w="3061"/>
-          </w:tcPr>
-          <w:p>
-            <w:r>
-              <w:rPr>
-                <w:rFonts w:ascii="Times New Roman" w:hAnsi="Times New Roman" w:eastAsia="宋体"/>
-                <w:b w:val="0"/>
-                <w:color w:val="000000"/>
-                <w:sz w:val="19"/>
-              </w:rPr>
-              <w:t>07_hierarchy_sensitivity.py</w:t>
-            </w:r>
-          </w:p>
-        </w:tc>
-        <w:tc>
-          <w:tcPr>
-            <w:tcW w:type="dxa" w:w="6009"/>
-          </w:tcPr>
-          <w:p>
-            <w:r>
-              <w:rPr>
-                <w:rFonts w:ascii="Times New Roman" w:hAnsi="Times New Roman" w:eastAsia="宋体"/>
-                <w:b w:val="0"/>
-                <w:color w:val="000000"/>
-                <w:sz w:val="19"/>
-              </w:rPr>
-              <w:t>outputs/hierarchy/metrics_sensitivity.json；title留出决策敏感性</w:t>
+        <w:tblPrEx>
+          <w:tblBorders>
+            <w:top w:val="single" w:color="000000" w:sz="4" w:space="0"/>
+            <w:left w:val="single" w:color="000000" w:sz="4" w:space="0"/>
+            <w:bottom w:val="single" w:color="000000" w:sz="4" w:space="0"/>
+            <w:right w:val="single" w:color="000000" w:sz="4" w:space="0"/>
+            <w:insideH w:val="single" w:color="000000" w:sz="4" w:space="0"/>
+            <w:insideV w:val="single" w:color="000000" w:sz="4" w:space="0"/>
+          </w:tblBorders>
+          <w:tblCellMar>
+            <w:top w:w="60" w:type="dxa"/>
+            <w:left w:w="75" w:type="dxa"/>
+            <w:bottom w:w="60" w:type="dxa"/>
+            <w:right w:w="75" w:type="dxa"/>
+          </w:tblCellMar>
+        </w:tblPrEx>
+        <w:trPr>
+          <w:cantSplit/>
+          <w:jc w:val="center"/>
+        </w:trPr>
+        <w:tc>
+          <w:tcPr>
+            <w:tcW w:w="3061" w:type="dxa"/>
+            <w:vAlign w:val="center"/>
+          </w:tcPr>
+          <w:p>
+            <w:pPr>
+              <w:spacing w:before="0" w:after="0" w:line="276" w:lineRule="auto"/>
+              <w:jc w:val="left"/>
+            </w:pPr>
+            <w:r>
+              <w:rPr>
+                <w:rFonts w:ascii="Times New Roman" w:hAnsi="Times New Roman" w:eastAsia="宋体" w:cs="Times New Roman"/>
+                <w:b w:val="0"/>
+                <w:color w:val="000000"/>
+                <w:sz w:val="19"/>
+              </w:rPr>
+              <w:t>06_direct_transfer.py</w:t>
+            </w:r>
+          </w:p>
+        </w:tc>
+        <w:tc>
+          <w:tcPr>
+            <w:tcW w:w="6009" w:type="dxa"/>
+            <w:vAlign w:val="center"/>
+          </w:tcPr>
+          <w:p>
+            <w:pPr>
+              <w:spacing w:before="0" w:after="0" w:line="276" w:lineRule="auto"/>
+              <w:jc w:val="center"/>
+            </w:pPr>
+            <w:r>
+              <w:rPr>
+                <w:rFonts w:ascii="Times New Roman" w:hAnsi="Times New Roman" w:eastAsia="宋体" w:cs="Times New Roman"/>
+                <w:b w:val="0"/>
+                <w:color w:val="000000"/>
+                <w:sz w:val="19"/>
+              </w:rPr>
+              <w:t>outputs/hierarchy/metrics_direct_transfer.json；源域直接迁移预测</w:t>
             </w:r>
           </w:p>
         </w:tc>
       </w:tr>
       <w:tr>
-        <w:tc>
-          <w:tcPr>
-            <w:tcW w:type="dxa" w:w="3061"/>
+        <w:tblPrEx>
+          <w:tblBorders>
+            <w:top w:val="single" w:color="000000" w:sz="4" w:space="0"/>
+            <w:left w:val="single" w:color="000000" w:sz="4" w:space="0"/>
+            <w:bottom w:val="single" w:color="000000" w:sz="4" w:space="0"/>
+            <w:right w:val="single" w:color="000000" w:sz="4" w:space="0"/>
+            <w:insideH w:val="single" w:color="000000" w:sz="4" w:space="0"/>
+            <w:insideV w:val="single" w:color="000000" w:sz="4" w:space="0"/>
+          </w:tblBorders>
+          <w:tblCellMar>
+            <w:top w:w="60" w:type="dxa"/>
+            <w:left w:w="75" w:type="dxa"/>
+            <w:bottom w:w="60" w:type="dxa"/>
+            <w:right w:w="75" w:type="dxa"/>
+          </w:tblCellMar>
+        </w:tblPrEx>
+        <w:trPr>
+          <w:jc w:val="center"/>
+        </w:trPr>
+        <w:tc>
+          <w:tcPr>
+            <w:tcW w:w="3061" w:type="dxa"/>
           </w:tcPr>
           <w:p>
             <w:r>
@@ -12871,13 +13194,13 @@
                 <w:color w:val="000000"/>
                 <w:sz w:val="19"/>
               </w:rPr>
-              <w:t>08_bootstrap_uncertainty.py</w:t>
-            </w:r>
-          </w:p>
-        </w:tc>
-        <w:tc>
-          <w:tcPr>
-            <w:tcW w:type="dxa" w:w="6009"/>
+              <w:t>07_hierarchy_sensitivity.py</w:t>
+            </w:r>
+          </w:p>
+        </w:tc>
+        <w:tc>
+          <w:tcPr>
+            <w:tcW w:w="6009" w:type="dxa"/>
           </w:tcPr>
           <w:p>
             <w:r>
@@ -12887,15 +13210,34 @@
                 <w:color w:val="000000"/>
                 <w:sz w:val="19"/>
               </w:rPr>
-              <w:t>outputs/metrics_uncertainty.json；样本/回答簇配对区间</w:t>
+              <w:t>outputs/hierarchy/metrics_sensitivity.json；title留出决策敏感性</w:t>
             </w:r>
           </w:p>
         </w:tc>
       </w:tr>
       <w:tr>
-        <w:tc>
-          <w:tcPr>
-            <w:tcW w:type="dxa" w:w="3061"/>
+        <w:tblPrEx>
+          <w:tblBorders>
+            <w:top w:val="single" w:color="000000" w:sz="4" w:space="0"/>
+            <w:left w:val="single" w:color="000000" w:sz="4" w:space="0"/>
+            <w:bottom w:val="single" w:color="000000" w:sz="4" w:space="0"/>
+            <w:right w:val="single" w:color="000000" w:sz="4" w:space="0"/>
+            <w:insideH w:val="single" w:color="000000" w:sz="4" w:space="0"/>
+            <w:insideV w:val="single" w:color="000000" w:sz="4" w:space="0"/>
+          </w:tblBorders>
+          <w:tblCellMar>
+            <w:top w:w="60" w:type="dxa"/>
+            <w:left w:w="75" w:type="dxa"/>
+            <w:bottom w:w="60" w:type="dxa"/>
+            <w:right w:w="75" w:type="dxa"/>
+          </w:tblCellMar>
+        </w:tblPrEx>
+        <w:trPr>
+          <w:jc w:val="center"/>
+        </w:trPr>
+        <w:tc>
+          <w:tcPr>
+            <w:tcW w:w="3061" w:type="dxa"/>
           </w:tcPr>
           <w:p>
             <w:r>
@@ -12905,13 +13247,13 @@
                 <w:color w:val="000000"/>
                 <w:sz w:val="19"/>
               </w:rPr>
-              <w:t>09_review_validation.py</w:t>
-            </w:r>
-          </w:p>
-        </w:tc>
-        <w:tc>
-          <w:tcPr>
-            <w:tcW w:type="dxa" w:w="6009"/>
+              <w:t>08_bootstrap_uncertainty.py</w:t>
+            </w:r>
+          </w:p>
+        </w:tc>
+        <w:tc>
+          <w:tcPr>
+            <w:tcW w:w="6009" w:type="dxa"/>
           </w:tcPr>
           <w:p>
             <w:r>
@@ -12921,15 +13263,34 @@
                 <w:color w:val="000000"/>
                 <w:sz w:val="19"/>
               </w:rPr>
-              <w:t>outputs/review/review_validation.json；来源审计、URL留出与URL簇区间</w:t>
+              <w:t>outputs/metrics_uncertainty.json；样本/回答簇配对区间</w:t>
             </w:r>
           </w:p>
         </w:tc>
       </w:tr>
       <w:tr>
-        <w:tc>
-          <w:tcPr>
-            <w:tcW w:type="dxa" w:w="3061"/>
+        <w:tblPrEx>
+          <w:tblBorders>
+            <w:top w:val="single" w:color="000000" w:sz="4" w:space="0"/>
+            <w:left w:val="single" w:color="000000" w:sz="4" w:space="0"/>
+            <w:bottom w:val="single" w:color="000000" w:sz="4" w:space="0"/>
+            <w:right w:val="single" w:color="000000" w:sz="4" w:space="0"/>
+            <w:insideH w:val="single" w:color="000000" w:sz="4" w:space="0"/>
+            <w:insideV w:val="single" w:color="000000" w:sz="4" w:space="0"/>
+          </w:tblBorders>
+          <w:tblCellMar>
+            <w:top w:w="60" w:type="dxa"/>
+            <w:left w:w="75" w:type="dxa"/>
+            <w:bottom w:w="60" w:type="dxa"/>
+            <w:right w:w="75" w:type="dxa"/>
+          </w:tblCellMar>
+        </w:tblPrEx>
+        <w:trPr>
+          <w:jc w:val="center"/>
+        </w:trPr>
+        <w:tc>
+          <w:tcPr>
+            <w:tcW w:w="3061" w:type="dxa"/>
           </w:tcPr>
           <w:p>
             <w:r>
@@ -12939,13 +13300,66 @@
                 <w:color w:val="000000"/>
                 <w:sz w:val="19"/>
               </w:rPr>
+              <w:t>09_review_validation.py</w:t>
+            </w:r>
+          </w:p>
+        </w:tc>
+        <w:tc>
+          <w:tcPr>
+            <w:tcW w:w="6009" w:type="dxa"/>
+          </w:tcPr>
+          <w:p>
+            <w:r>
+              <w:rPr>
+                <w:rFonts w:ascii="Times New Roman" w:hAnsi="Times New Roman" w:eastAsia="宋体"/>
+                <w:b w:val="0"/>
+                <w:color w:val="000000"/>
+                <w:sz w:val="19"/>
+              </w:rPr>
+              <w:t>outputs/review/review_validation.json；来源审计、URL留出与URL簇区间</w:t>
+            </w:r>
+          </w:p>
+        </w:tc>
+      </w:tr>
+      <w:tr>
+        <w:tblPrEx>
+          <w:tblBorders>
+            <w:top w:val="single" w:color="000000" w:sz="4" w:space="0"/>
+            <w:left w:val="single" w:color="000000" w:sz="4" w:space="0"/>
+            <w:bottom w:val="single" w:color="000000" w:sz="4" w:space="0"/>
+            <w:right w:val="single" w:color="000000" w:sz="4" w:space="0"/>
+            <w:insideH w:val="single" w:color="000000" w:sz="4" w:space="0"/>
+            <w:insideV w:val="single" w:color="000000" w:sz="4" w:space="0"/>
+          </w:tblBorders>
+          <w:tblCellMar>
+            <w:top w:w="60" w:type="dxa"/>
+            <w:left w:w="75" w:type="dxa"/>
+            <w:bottom w:w="60" w:type="dxa"/>
+            <w:right w:w="75" w:type="dxa"/>
+          </w:tblCellMar>
+        </w:tblPrEx>
+        <w:trPr>
+          <w:jc w:val="center"/>
+        </w:trPr>
+        <w:tc>
+          <w:tcPr>
+            <w:tcW w:w="3061" w:type="dxa"/>
+          </w:tcPr>
+          <w:p>
+            <w:r>
+              <w:rPr>
+                <w:rFonts w:ascii="Times New Roman" w:hAnsi="Times New Roman" w:eastAsia="宋体"/>
+                <w:b w:val="0"/>
+                <w:color w:val="000000"/>
+                <w:sz w:val="19"/>
+              </w:rPr>
               <w:t>10_check_environment.py</w:t>
             </w:r>
           </w:p>
         </w:tc>
         <w:tc>
           <w:tcPr>
-            <w:tcW w:type="dxa" w:w="6009"/>
+            <w:tcW w:w="6009" w:type="dxa"/>
           </w:tcPr>
           <w:p>
             <w:r>
@@ -12981,10 +13395,10 @@
     </w:p>
     <w:p>
       <w:pPr>
-        <w:pStyle w:val="Heading1"/>
+        <w:pStyle w:val="12"/>
         <w:keepNext/>
         <w:pageBreakBefore w:val="0"/>
-        <w:spacing w:after="100" w:line="312" w:lineRule="auto" w:before="200"/>
+        <w:spacing w:before="200" w:after="100" w:line="312" w:lineRule="auto"/>
         <w:ind w:firstLine="0"/>
         <w:rPr>
           <w:rFonts w:hint="default" w:ascii="Times New Roman" w:hAnsi="Times New Roman" w:eastAsia="楷体" w:cs="Times New Roman"/>
@@ -13018,7 +13432,7 @@
           <w:color w:val="000000"/>
           <w:sz w:val="19"/>
         </w:rPr>
-        <w:t>[1] THOMAS K, FILANDRIANOS G, LYMPERAIOU M, et al. “I Never Said That”: A dataset, taxonomy and baselines on response clarity classification[C]//Findings of ACL: EMNLP 2024. 2024: 5204–5233. https://aclanthology.org/2024.findings-emnlp.300/.</w:t>
+        <w:t>[1] THOMAS K, FILANDRIANOS G, LYMPERAIOU M, et al. “I Never Said That”: A dataset, taxonomy and baselines on response clarity classification[C]//Findings of the Association for Computational Linguistics: EMNLP 2024. 2024: 5204–5233. https://aclanthology.org/2024.findings-emnlp.300/.</w:t>
       </w:r>
     </w:p>
     <w:p>
@@ -13119,7 +13533,7 @@
     </w:p>
     <w:p>
       <w:pPr>
-        <w:spacing w:line="312" w:lineRule="auto" w:after="100"/>
+        <w:spacing w:after="100" w:line="312" w:lineRule="auto"/>
       </w:pPr>
     </w:p>
     <w:sectPr>
@@ -13253,32 +13667,6 @@
     </w:r>
   </w:p>
 </w:ftr>
-</file>
-
-<file path=word/numbering.xml><?xml version="1.0" encoding="utf-8"?>
-<w:numbering xmlns:wpc="http://schemas.microsoft.com/office/word/2010/wordprocessingCanvas" xmlns:mc="http://schemas.openxmlformats.org/markup-compatibility/2006" xmlns:o="urn:schemas-microsoft-com:office:office" xmlns:r="http://schemas.openxmlformats.org/officeDocument/2006/relationships" xmlns:m="http://schemas.openxmlformats.org/officeDocument/2006/math" xmlns:v="urn:schemas-microsoft-com:vml" xmlns:wp14="http://schemas.microsoft.com/office/word/2010/wordprocessingDrawing" xmlns:wp="http://schemas.openxmlformats.org/drawingml/2006/wordprocessingDrawing" xmlns:w10="urn:schemas-microsoft-com:office:word" xmlns:w="http://schemas.openxmlformats.org/wordprocessingml/2006/main" xmlns:w14="http://schemas.microsoft.com/office/word/2010/wordml" xmlns:wpg="http://schemas.microsoft.com/office/word/2010/wordprocessingGroup" xmlns:wpi="http://schemas.microsoft.com/office/word/2010/wordprocessingInk" xmlns:wne="http://schemas.microsoft.com/office/word/2006/wordml" xmlns:wps="http://schemas.microsoft.com/office/word/2010/wordprocessingShape" xmlns:wpsCustomData="http://www.wps.cn/officeDocument/2013/wpsCustomData" mc:Ignorable="w14 wp14">
-  <w:abstractNum w:abstractNumId="0">
-    <w:nsid w:val="97CB0B52"/>
-    <w:multiLevelType w:val="singleLevel"/>
-    <w:tmpl w:val="97CB0B52"/>
-    <w:lvl w:ilvl="0" w:tentative="0">
-      <w:start w:val="1"/>
-      <w:numFmt w:val="chineseCounting"/>
-      <w:suff w:val="nothing"/>
-      <w:lvlText w:val="%1、"/>
-      <w:lvlJc w:val="left"/>
-      <w:pPr>
-        <w:ind w:left="0" w:firstLine="420"/>
-      </w:pPr>
-      <w:rPr>
-        <w:rFonts w:hint="eastAsia"/>
-      </w:rPr>
-    </w:lvl>
-  </w:abstractNum>
-  <w:num w:numId="1">
-    <w:abstractNumId w:val="0"/>
-  </w:num>
-</w:numbering>
 </file>
 
 <file path=word/styles.xml><?xml version="1.0" encoding="utf-8"?>
@@ -13698,23 +14086,26 @@
       <w:lang w:val="en-US" w:eastAsia="zh-CN" w:bidi="ar-SA"/>
     </w:rPr>
   </w:style>
-  <w:style w:type="paragraph" w:customStyle="1" w:styleId="Heading1">
+  <w:style w:type="paragraph" w:customStyle="1" w:styleId="12">
     <w:name w:val="heading 1"/>
     <w:basedOn w:val="1"/>
+    <w:uiPriority w:val="0"/>
     <w:pPr>
       <w:outlineLvl w:val="0"/>
     </w:pPr>
   </w:style>
-  <w:style w:type="paragraph" w:customStyle="1" w:styleId="Heading2">
+  <w:style w:type="paragraph" w:customStyle="1" w:styleId="13">
     <w:name w:val="heading 2"/>
     <w:basedOn w:val="1"/>
+    <w:uiPriority w:val="0"/>
     <w:pPr>
       <w:outlineLvl w:val="1"/>
     </w:pPr>
   </w:style>
-  <w:style w:type="paragraph" w:customStyle="1" w:styleId="Caption">
+  <w:style w:type="paragraph" w:customStyle="1" w:styleId="14">
     <w:name w:val="caption"/>
     <w:basedOn w:val="1"/>
+    <w:uiPriority w:val="0"/>
   </w:style>
 </w:styles>
 </file>

--- a/自然语言处理期末大作业.docx
+++ b/自然语言处理期末大作业.docx
@@ -2239,7 +2239,7 @@
           <w:color w:val="000000"/>
           <w:sz w:val="21"/>
         </w:rPr>
-        <w:t>QNLI 属于 GLUE 基准，采用问题与候选句的文本对形式。[5][7] 本实验沿用已完成的迁移设置：训练集中每类抽取 6,000 条，共 12,000 条；使用带标签的官方 dev 集 5,463 条作实验评估集。正文中的 QNLI 评估均指这个 dev 集，并非提交到官方隐藏测试集的排行榜成绩。</w:t>
+        <w:t xml:space="preserve">表1对比两个任务的输入结构与标签。QNLI 属于 GLUE 基准，采用问题与候选句的文本对形式。[5][7] 本实验沿用已完成的迁移设置：训练集中每类抽取 6,000 条，共 12,000 条；使用带标签的官方 dev 集 5,463 条作实验评估集。正文中的 QNLI 评估均指这个 dev 集，并非提交到官方隐藏测试集的排行榜成绩。</w:t>
       </w:r>
     </w:p>
     <w:p>
@@ -2325,7 +2325,24 @@
           <w:color w:val="000000"/>
           <w:sz w:val="21"/>
         </w:rPr>
-        <w:t>标签审计与模型收益回答不同问题。以明确拒答为例，细标签归入明确不回答，只能说明映射符合标注定义；若细分类器把拒答误判为部分回答，向上汇总仍会把它归入模糊类，映射本身正确也无法挽回预测错误。细粒度监督还会把原本同属粗类的样本分散到不同子类，使分类器需要学习更细的边界。当某些策略的表达相近、样本有限或概率缺少校准时，增加监督类别未必带来更可靠的粗分类。因此，审计应核对标签取值、映射覆盖与逐条一致性；收益检验则应固定表示和划分，比较最终预测及各类错误。前者通过是解释实验的基础条件，不是模型改进的证据。反过来，某种训练与汇总设置未获益，也只能约束该实现的结论，不能否定层级标签作为分析工具的价值。若在查看测试结果后调整子类汇总规则，得到的差异还会混入决策规则选择的影响。因此，预先确定的主实验与结果可见后补充的敏感性分析应分别报告；后者用于定位失败机制，不能反过来充当独立的性能验证。</w:t>
+        <w:t xml:space="preserve">标签审计与模型收益回答不同问题。以明确拒答为例，细标签归入明确不回答，只能说明映射符合标注定义；若细分类器把拒答误判为部分回答，向上汇总仍会把它归入模糊类，映射本身正确也无法挽回预测错误。细粒度监督还会把原本同属粗类的样本分散到不同子类，使分类器需要学习更细的边界。当某些策略的表达相近、样本有限或概率缺少校准时，增加监督类别未必带来更可靠的粗分类。因此，审计应核对标签取值、映射覆盖与逐条一致性；收益检验则应固定表示和划分，比较最终预测及各类错误。前者通过是解释实验的基础条件，不是模型改进的证据。反过来，某种训练与汇总设置未获益，也只能约束该实现的结论，不能否定层级标签作为分析工具的价值。</w:t>
+      </w:r>
+    </w:p>
+    <w:p>
+      <w:pPr>
+        <w:pStyle w:val="10"/>
+        <w:widowControl/>
+        <w:spacing w:before="0" w:after="80" w:line="312" w:lineRule="auto"/>
+        <w:ind w:firstLine="480"/>
+      </w:pPr>
+      <w:r>
+        <w:rPr>
+          <w:rFonts w:ascii="Times New Roman" w:hAnsi="Times New Roman" w:eastAsia="宋体"/>
+          <w:b w:val="0"/>
+          <w:color w:val="000000"/>
+          <w:sz w:val="21"/>
+        </w:rPr>
+        <w:t xml:space="preserve">若在查看测试结果后调整子类汇总规则，得到的差异还会混入决策规则选择的影响。因此，预先确定的主实验与结果可见后补充的敏感性分析应分别报告；后者用于定位失败机制，不能反过来充当独立的性能验证。</w:t>
       </w:r>
     </w:p>
     <w:p>
@@ -2645,7 +2662,7 @@
           <w:color w:val="000000"/>
           <w:sz w:val="21"/>
         </w:rPr>
-        <w:t>本次选择标签层级扩展，针对粗分类掩盖不同回避策略、以及标签映射容易被自然语言直觉误读的问题。具体方案不增加编码器容量，仅改变监督类别并汇总输出概率。该对照把表示能力基本固定下来，用于观察层级目标及其决策方式的影响。若没有提升，仍可据类别分布与混淆方向解释失败条件，为后续概率校准或多任务学习提供检验依据。</w:t>
+        <w:t xml:space="preserve">本次选择标签层级扩展，针对粗分类掩盖不同回避策略、以及标签映射容易被自然语言直觉误读的问题。具体方案不增加编码器容量，仅改变监督类别并汇总输出概率。该对照把表示能力基本固定下来，用于观察层级目标及其决策方式的影响。若没有提升，仍可据类别分布与混淆方向解释失败条件，为后续概率校准或多任务学习提供检验依据。相关方法比较见表2。</w:t>
       </w:r>
     </w:p>
     <w:p>
@@ -3722,7 +3739,7 @@
           <w:color w:val="000000"/>
           <w:sz w:val="21"/>
         </w:rPr>
-        <w:t>原论文[1] Table 3 中层级路径的变化方向并不统一。其评估报告为 317 条，编码器微调还筛选了较短训练样本；本地发布快照为 308 条测试、3,448 条训练，且编码器冻结，协议不可视为相同。因此这些数值仅作研究背景，不与本地模型排同一榜，也不宣称本方法超过某个论文编码器。</w:t>
+        <w:t xml:space="preserve">表3汇总的原论文[1]结果显示，层级路径的变化方向并不统一。其评估报告为 317 条，编码器微调还筛选了较短训练样本；本地发布快照为 308 条测试、3,448 条训练，且编码器冻结，协议不可视为相同。因此这些数值仅作研究背景，不与本地模型排同一榜，也不宣称本方法超过某个论文编码器。</w:t>
       </w:r>
     </w:p>
     <w:p>
@@ -3782,7 +3799,7 @@
           <w:color w:val="000000"/>
           <w:sz w:val="21"/>
         </w:rPr>
-        <w:t>统一样本结构为 text_a、text_b、label、group、uid。前两者是同一样本中的两段文本；group 用于划分或诊断，不作为特征。QEvasion 读取配置映射，QNLI 由 04 的专用 TSV 解析器映射到同一接口；复用的是字段、管线和评估逻辑，并非任意任务只换一个配置就能运行。来源审计另保留原始 url。</w:t>
+        <w:t xml:space="preserve">统一样本结构为 text_a、text_b、label、group、uid。前两者是同一样本中的两段文本；group 用于划分或诊断，不作为特征。QEvasion 读取配置映射，QNLI 由 04 的专用 TSV 解析器映射到同一接口；复用的是字段、管线和评估逻辑，并非任意任务只换一个配置就能运行。来源审计另保留原始 url。字段映射见表4。</w:t>
       </w:r>
     </w:p>
     <w:p>
@@ -4328,7 +4345,7 @@
           <w:color w:val="000000"/>
           <w:sz w:val="21"/>
         </w:rPr>
-        <w:t>预训练基线分别编码问题和回答，得到归一化的 384 维向量 e_q 和 e_a，并组成 [e_q; e_a; |e_q−e_a|; e_q⊙e_a] 共 1,536 维特征。编码批大小为 64，原脚本使用 CPU。编码器冻结，逻辑回归采用 balanced 权重，在 C∈{0.1,1,10} 中选择 C=0.1。模型卡说明默认超过 256 个 word pieces 会截断；这与按空格统计的英文词数不是同一计量单位。[6]</w:t>
+        <w:t xml:space="preserve">预训练基线分别编码问题和回答，得到归一化的 384 维向量 e_q 和 e_a，并组成 [e_q; e_a; |e_q−e_a|; e_q⊙e_a] 共 1,536 维特征。编码批大小为 64，原脚本使用 CPU。编码器冻结，逻辑回归采用 balanced 权重，在 C∈{0.1,1,10} 中选择 C=0.1。模型卡说明默认超过 256 个 word pieces 会截断；这与按空格统计的英文词数不是同一计量单位。[6]完整配置见表5。</w:t>
       </w:r>
     </w:p>
     <w:p>
@@ -5014,7 +5031,7 @@
           <w:color w:val="000000"/>
           <w:sz w:val="21"/>
         </w:rPr>
-        <w:t>扩展包含审计问题 A 与对照问题 B。A 检查训练集九个细标签能否无冲突地映射到三个粗标签，它描述标注体系的自洽性，不是独立的模型假设检验。B 比较相同冻结表示下九分类监督及其粗类决策是否优于直接三分类。固定映射依据原论文与训练标注，官方测试不用于修改映射。</w:t>
+        <w:t xml:space="preserve">扩展包含审计问题 A 与对照问题 B。A 检查训练集九个细标签能否无冲突地映射到三个粗标签，它描述标注体系的自洽性，不是独立的模型假设检验。B 比较相同冻结表示下九分类监督及其粗类决策是否优于直接三分类。固定映射依据原论文与训练标注，官方测试不用于修改映射。固定映射见表6。</w:t>
       </w:r>
     </w:p>
     <w:p>
@@ -6181,7 +6198,7 @@
           <w:color w:val="000000"/>
           <w:sz w:val="21"/>
         </w:rPr>
-        <w:t>长度按 Python str.split() 的空白分词口径统计。QEvasion 训练问题/回答均长为 14.5/293.6 词，测试为 15.3/326.3 词，最长回答分别为 2,117 与 1,309 词。QNLI 数值严格按 04 脚本先映射整数标签、每类抽 6,000 条再打乱后的子集计算：9.8400/26.4642，四舍五入为 9.8/26.5；dev 为 10.0/27.6。不能以全量训练集或按字符串类别顺序抽样所得统计替换。</w:t>
+        <w:t xml:space="preserve">表7的长度按 Python str.split() 的空白分词口径统计。QEvasion 训练问题/回答均长为 14.5/293.6 词，测试为 15.3/326.3 词，最长回答分别为 2,117 与 1,309 词。QNLI 数值严格按 04 脚本先映射整数标签、每类抽 6,000 条再打乱后的子集计算：9.8400/26.4642，四舍五入为 9.8/26.5；dev 为 10.0/27.6。上述统计对应模型实际使用的抽样子集，而非全量训练集；改变标签编码与抽样顺序会得到不同子集。</w:t>
       </w:r>
     </w:p>
     <w:p>
@@ -6277,24 +6294,6 @@
     </w:p>
     <w:p>
       <w:pPr>
-        <w:pStyle w:val="13"/>
-        <w:keepNext/>
-        <w:widowControl/>
-        <w:spacing w:before="120" w:after="100" w:line="312" w:lineRule="auto"/>
-        <w:ind w:firstLine="0"/>
-      </w:pPr>
-      <w:r>
-        <w:rPr>
-          <w:rFonts w:ascii="黑体" w:hAnsi="黑体" w:eastAsia="黑体" w:cs="Times New Roman"/>
-          <w:b/>
-          <w:color w:val="000000"/>
-          <w:sz w:val="24"/>
-        </w:rPr>
-        <w:t>4.2 基础模型总体表现</w:t>
-      </w:r>
-    </w:p>
-    <w:p>
-      <w:pPr>
         <w:pStyle w:val="10"/>
         <w:keepNext/>
         <w:widowControl/>
@@ -6381,7 +6380,25 @@
           <w:color w:val="000000"/>
           <w:sz w:val="21"/>
         </w:rPr>
-        <w:t>图2完整展示训练集 3,448 条样本，回答横轴用对数刻度，所有类别采用共同分箱，问题使用全范围线性坐标；没有把长回答截断堆在 600 处。≥600 词回答共 498 条（14.44%），三类为 127/358/13，模糊回答占 71.89%，高于全体的 59.16%。这描述长度与标签的关联，不证明长回答造成错误；空白词数也不等同于模型 word pieces。</w:t>
+        <w:t xml:space="preserve">图2完整展示训练集 3,448 条样本，回答横轴用对数刻度，所有类别采用共同分箱，问题使用全范围线性坐标；600 词以上的回答仍按实际长度呈现。≥600 词回答共 498 条（14.44%），三类为 127/358/13，模糊回答占 71.89%，高于全体的 59.16%。这描述长度与标签的关联，不证明长回答造成错误；空白词数也不等同于模型 word pieces。</w:t>
+      </w:r>
+    </w:p>
+    <w:p>
+      <w:pPr>
+        <w:pStyle w:val="13"/>
+        <w:keepNext/>
+        <w:widowControl/>
+        <w:spacing w:before="120" w:after="100" w:line="312" w:lineRule="auto"/>
+        <w:ind w:firstLine="0"/>
+      </w:pPr>
+      <w:r>
+        <w:rPr>
+          <w:rFonts w:ascii="黑体" w:hAnsi="黑体" w:eastAsia="黑体" w:cs="Times New Roman"/>
+          <w:b/>
+          <w:color w:val="000000"/>
+          <w:sz w:val="24"/>
+        </w:rPr>
+        <w:t>4.2 基础模型总体表现</w:t>
       </w:r>
     </w:p>
     <w:p>
@@ -7071,7 +7088,7 @@
           <w:color w:val="000000"/>
           <w:sz w:val="21"/>
         </w:rPr>
-        <w:t>本次官方测试中 MiniLM 的 Macro-F1 为 0.4855，比 TF-IDF 高 0.0504，Accuracy 从 0.5390 升至 0.5812。配对区间跨越零，尚不能确认稳定优势。多数类策略准确率最高而 Macro-F1 最低；九细类汇总准确率较高却丢失 Clear Reply，说明判断模型不能仅看命中多数类的能力。</w:t>
+        <w:t xml:space="preserve">表8所示的官方测试中 MiniLM 的 Macro-F1 为 0.4855，比 TF-IDF 高 0.0504，Accuracy 从 0.5390 升至 0.5812。配对区间跨越零，尚不能确认稳定优势。多数类策略准确率最高而 Macro-F1 最低；九细类汇总准确率较高却丢失 Clear Reply，说明判断模型不能仅看命中多数类的能力。</w:t>
       </w:r>
     </w:p>
     <w:p>
@@ -7476,7 +7493,7 @@
           <w:color w:val="000000"/>
           <w:sz w:val="21"/>
         </w:rPr>
-        <w:t>固定现有模型，在相同测试记录上做 10,000 次配对百分位 bootstrap（seed=42）。样本重采样沿用 08 的 Python RNG；来源簇使用 09 的 NumPy PCG64，按 56 个 URL 有放回抽簇并保留簇内全部记录。两种分析下 MiniLM 增量的区间均覆盖 0，尚不能确认稳定优势；原层级设置退化的区间均未覆盖 0。区间只描述当前测试样本的不确定性，不包括训练种子波动，也不能证明因果或跨数据集普遍优势。</w:t>
+        <w:t xml:space="preserve">表9基于现有固定模型，在相同测试记录上做 10,000 次配对百分位 bootstrap（seed=42）。样本重采样沿用 08 的 Python RNG；来源簇使用 09 的 NumPy PCG64，按 56 个 URL 有放回抽簇并保留簇内全部记录。两种分析下 MiniLM 增量的区间均覆盖 0，尚不能确认稳定优势；原层级设置退化的区间均未覆盖 0。区间只描述当前测试样本的不确定性，不包括训练种子波动，也不能证明因果或跨数据集普遍优势。</w:t>
       </w:r>
     </w:p>
     <w:p>
@@ -7556,7 +7573,7 @@
           <w:color w:val="000000"/>
           <w:sz w:val="21"/>
         </w:rPr>
-        <w:t>图中四种设置均在 QEvasion 官方 308 条记录上评价，不混入 QNLI 二分类成绩。多数类与九细类求和方案虽有较高准确率，主指标却更低；右侧按真实与预测标签展示主模型错误方向。Clear Non-Reply 仅23条，其精确率与召回率需结合支持数理解。</w:t>
+        <w:t xml:space="preserve">图3中四种设置均在 QEvasion 官方 308 条记录上评价，不混入 QNLI 二分类成绩。多数类与九细类求和方案虽有较高准确率，主指标却更低；右侧按真实与预测标签展示主模型错误方向。Clear Non-Reply 仅23条，其精确率与召回率需结合支持数理解。</w:t>
       </w:r>
     </w:p>
     <w:p>
@@ -9139,7 +9156,7 @@
           <w:color w:val="000000"/>
           <w:sz w:val="21"/>
         </w:rPr>
-        <w:t>本次 Clear Reply 的 F1 从 0.2485 到 0.4571，增加 0.2086；Ambivalent Reply 从 0.6817 到 0.6938；Clear Non-Reply 则从 0.3750 降至 0.3056。总体的观察增量主要伴随 Clear Reply 识别改善，不能表述为三个类别均受益，也不能从一次对照证明表示方式的因果作用。</w:t>
+        <w:t xml:space="preserve">表10中，Clear Reply 的 F1 从 0.2485 到 0.4571，增加 0.2086；Ambivalent Reply 从 0.6817 到 0.6938；Clear Non-Reply 则从 0.3750 降至 0.3056。总体的观察增量主要伴随 Clear Reply 识别改善，不能表述为三个类别均受益，也不能从一次对照证明表示方式的因果作用。</w:t>
       </w:r>
     </w:p>
     <w:p>
@@ -9640,7 +9657,7 @@
           <w:color w:val="000000"/>
           <w:sz w:val="21"/>
         </w:rPr>
-        <w:t>MiniLM 将 23 个真实 Non-Reply 中的 11 个识别正确，召回率为 0.4783，但共预测出 49 个 Non-Reply，精确率只有 0.2245。其余来自 9 个明确回答和 29 个模糊回答。balanced 权重有助于关注少数类，却不保证概率经过校准；部分回答、澄清和明确拒答的语义边界仍需细致判断。</w:t>
+        <w:t xml:space="preserve">表11中，MiniLM 将 23 个真实 Non-Reply 中的 11 个识别正确，召回率为 0.4783，但共预测出 49 个 Non-Reply，精确率只有 0.2245。其余来自 9 个明确回答和 29 个模糊回答。balanced 权重有助于关注少数类，却不保证概率经过校准；部分回答、澄清和明确拒答的语义边界仍需细致判断。</w:t>
       </w:r>
     </w:p>
     <w:p>
@@ -10181,23 +10198,6 @@
     </w:p>
     <w:p>
       <w:pPr>
-        <w:pStyle w:val="10"/>
-        <w:widowControl/>
-        <w:spacing w:before="0" w:after="100" w:line="312" w:lineRule="auto"/>
-        <w:ind w:firstLine="480"/>
-      </w:pPr>
-      <w:r>
-        <w:rPr>
-          <w:rFonts w:ascii="Times New Roman" w:hAnsi="Times New Roman" w:eastAsia="宋体" w:cs="Times New Roman"/>
-          <w:b w:val="0"/>
-          <w:color w:val="000000"/>
-          <w:sz w:val="21"/>
-        </w:rPr>
-        <w:t>适配模型在 QNLI 数据上重新拟合 TF-IDF 词表和逻辑回归，验证集选择 unigram+bigram、无类别权重。目标训练样本恰好每类 6,000 条，balanced 权重相同，因此其与无权重配置得到相同验证结果并不意外。最终 Macro-F1 为 0.5741，比固定标签投影提高 0.2377，表明目标场景监督与词表重建对本设置有明显作用。</w:t>
-      </w:r>
-    </w:p>
-    <w:p>
-      <w:pPr>
         <w:pStyle w:val="14"/>
         <w:keepNext/>
         <w:widowControl/>
@@ -10272,7 +10272,7 @@
           </w:tcPr>
           <w:p>
             <w:pPr>
-              <w:keepNext/>
+              <w:keepNext w:val="1"/>
               <w:keepLines/>
               <w:spacing w:before="0" w:after="0" w:line="276" w:lineRule="auto"/>
               <w:jc w:val="center"/>
@@ -10295,7 +10295,7 @@
           </w:tcPr>
           <w:p>
             <w:pPr>
-              <w:keepNext/>
+              <w:keepNext w:val="1"/>
               <w:keepLines/>
               <w:spacing w:before="0" w:after="0" w:line="276" w:lineRule="auto"/>
               <w:jc w:val="center"/>
@@ -10318,7 +10318,7 @@
           </w:tcPr>
           <w:p>
             <w:pPr>
-              <w:keepNext/>
+              <w:keepNext w:val="1"/>
               <w:keepLines/>
               <w:spacing w:before="0" w:after="0" w:line="276" w:lineRule="auto"/>
               <w:jc w:val="center"/>
@@ -10341,7 +10341,7 @@
           </w:tcPr>
           <w:p>
             <w:pPr>
-              <w:keepNext/>
+              <w:keepNext w:val="1"/>
               <w:keepLines/>
               <w:spacing w:before="0" w:after="0" w:line="276" w:lineRule="auto"/>
               <w:jc w:val="center"/>
@@ -10364,7 +10364,7 @@
           </w:tcPr>
           <w:p>
             <w:pPr>
-              <w:keepNext/>
+              <w:keepNext w:val="1"/>
               <w:keepLines/>
               <w:spacing w:before="0" w:after="0" w:line="276" w:lineRule="auto"/>
               <w:jc w:val="center"/>
@@ -10409,7 +10409,7 @@
           </w:tcPr>
           <w:p>
             <w:pPr>
-              <w:keepNext w:val="0"/>
+              <w:keepNext w:val="1"/>
               <w:spacing w:before="0" w:after="0" w:line="276" w:lineRule="auto"/>
               <w:jc w:val="left"/>
             </w:pPr>
@@ -10431,7 +10431,7 @@
           </w:tcPr>
           <w:p>
             <w:pPr>
-              <w:keepNext w:val="0"/>
+              <w:keepNext w:val="1"/>
               <w:spacing w:before="0" w:after="0" w:line="276" w:lineRule="auto"/>
               <w:jc w:val="center"/>
             </w:pPr>
@@ -10453,7 +10453,7 @@
           </w:tcPr>
           <w:p>
             <w:pPr>
-              <w:keepNext w:val="0"/>
+              <w:keepNext w:val="1"/>
               <w:spacing w:before="0" w:after="0" w:line="276" w:lineRule="auto"/>
               <w:jc w:val="center"/>
             </w:pPr>
@@ -10475,7 +10475,7 @@
           </w:tcPr>
           <w:p>
             <w:pPr>
-              <w:keepNext w:val="0"/>
+              <w:keepNext w:val="1"/>
               <w:spacing w:before="0" w:after="0" w:line="276" w:lineRule="auto"/>
               <w:jc w:val="center"/>
             </w:pPr>
@@ -10497,7 +10497,7 @@
           </w:tcPr>
           <w:p>
             <w:pPr>
-              <w:keepNext w:val="0"/>
+              <w:keepNext w:val="1"/>
               <w:spacing w:before="0" w:after="0" w:line="276" w:lineRule="auto"/>
               <w:jc w:val="center"/>
             </w:pPr>
@@ -10655,7 +10655,24 @@
           <w:color w:val="000000"/>
           <w:sz w:val="21"/>
         </w:rPr>
-        <w:t>适配模型仍有较多错误：2,702 个包含答案样本中，1,331 个被判为不包含；2,761 个不包含答案样本中，983 个被判为包含。TF-IDF 拼接没有显式构造问题词与候选句之间的对齐关系，仍可能依赖主题词或局部短语，不能视为充分解决了答案包含判断。</w:t>
+        <w:t>适配模型在 QNLI 数据上重新拟合 TF-IDF 词表和逻辑回归，验证集选择 unigram+bigram、无类别权重。目标训练样本恰好每类 6,000 条，balanced 权重相同，因此其与无权重配置得到相同验证结果并不意外。最终 Macro-F1 为 0.5741，比固定标签投影提高 0.2377，表明目标场景监督与词表重建对本设置有明显作用。</w:t>
+      </w:r>
+    </w:p>
+    <w:p>
+      <w:pPr>
+        <w:pStyle w:val="10"/>
+        <w:widowControl/>
+        <w:spacing w:before="0" w:after="100" w:line="312" w:lineRule="auto"/>
+        <w:ind w:firstLine="480"/>
+      </w:pPr>
+      <w:r>
+        <w:rPr>
+          <w:rFonts w:ascii="Times New Roman" w:hAnsi="Times New Roman" w:eastAsia="宋体" w:cs="Times New Roman"/>
+          <w:b w:val="0"/>
+          <w:color w:val="000000"/>
+          <w:sz w:val="21"/>
+        </w:rPr>
+        <w:t xml:space="preserve">表13所示的适配模型仍有较多错误：2,702 个包含答案样本中，1,331 个被判为不包含；2,761 个不包含答案样本中，983 个被判为包含。TF-IDF 拼接没有显式构造问题词与候选句之间的对齐关系，仍可能依赖主题词或局部短语，不能视为充分解决了答案包含判断。</w:t>
       </w:r>
     </w:p>
     <w:p>
@@ -10690,7 +10707,7 @@
           <w:color w:val="000000"/>
           <w:sz w:val="21"/>
         </w:rPr>
-        <w:t>研究问题二可以分成三个层次回答。字段适配、文本拼接、训练管线和预测输出实现了复用；分类器参数经过固定标签投影虽可运行，但本次表现接近常数策略；使用目标任务标注重新训练后，结果才明显改善。统一接口降低了迁移的实现成本，却没有消除领域分布与监督语义之间的差异。</w:t>
+        <w:t xml:space="preserve">研究问题二可以分成三个层次回答。字段适配、文本拼接、训练管线和预测输出实现了复用；分类器输出经过固定概率投影虽可运行，但本次表现接近常数策略；使用目标任务标注重新训练后，结果才明显改善。统一接口降低了迁移的实现成本，却没有消除领域分布与监督语义之间的差异。</w:t>
       </w:r>
     </w:p>
     <w:p>
@@ -11178,7 +11195,7 @@
           <w:color w:val="000000"/>
           <w:sz w:val="21"/>
         </w:rPr>
-        <w:t>数据审计结果：3,448 条训练样本均有合法细标签，固定映射与粗标签一致率为 100.00%，只描述已有标注关系的自洽性。Implicit 的 488 条均属 Ambivalent；若误归 Clear Reply，一致率降至 85.85%（2,960/3,448）。该检查能发现实现中的映射错误，但不能证明人工标注没有歧义，也不是模型预测准确率。</w:t>
+        <w:t xml:space="preserve">表14的数据审计结果：3,448 条训练样本均有合法细标签，固定映射与粗标签一致率为 100.00%，只描述已有标注关系的自洽性。Implicit 的 488 条均属 Ambivalent；若误归 Clear Reply，一致率降至 85.85%（2,960/3,448）。该检查能发现实现中的映射错误，但不能证明人工标注没有歧义，也不是模型预测准确率。</w:t>
       </w:r>
     </w:p>
     <w:p>
@@ -11785,7 +11802,7 @@
           <w:color w:val="000000"/>
           <w:sz w:val="21"/>
         </w:rPr>
-        <w:t>原 balanced 九分类求和设置没有优于直接三分类：官方测试 Accuracy 增加 0.0714，Macro-F1 下降 0.1351。308 条中有 284 条被判为 Ambivalent、24 条为 Non-Reply，Clear Reply 预测数为 0；三类 F1 为 0/0.7959/0.2553。因此更高准确率来自偏重多数类，不能视作检测能力全面改善。</w:t>
+        <w:t xml:space="preserve">表15中，原 balanced 九分类求和设置没有优于直接三分类：官方测试 Accuracy 增加 0.0714，Macro-F1 下降 0.1351。308 条中有 284 条被判为 Ambivalent、24 条为 Non-Reply，Clear Reply 预测数为 0；三类 F1 为 0/0.7959/0.2553。因此更高准确率来自偏重多数类，不能视作检测能力全面改善。</w:t>
       </w:r>
     </w:p>
     <w:p>
@@ -11802,7 +11819,7 @@
           <w:color w:val="000000"/>
           <w:sz w:val="21"/>
         </w:rPr>
-        <w:t>原九分类在 title 留出上的 Accuracy/Macro-F1 为 0.2180/0.2053，Claims ignorance 与 Clarification 分别只有 3/4 条支持数，细类估计较不稳定。新增权重与汇总对照见下表，用于分离具体训练/决策设置的影响；其结果不能直接证明某个单一因素的因果。</w:t>
+        <w:t xml:space="preserve">原九分类在 title 留出上的 Accuracy/Macro-F1 为 0.2180/0.2053，Claims ignorance 与 Clarification 分别只有 3/4 条支持数，细类估计较不稳定。权重与汇总敏感性对照见表16，用于分离具体训练/决策设置的影响；其结果不能直接证明某个单一因素的因果。</w:t>
       </w:r>
     </w:p>
     <w:p>
@@ -12660,7 +12677,7 @@
           <w:color w:val="000000"/>
           <w:sz w:val="21"/>
         </w:rPr>
-        <w:t>仓库包含原始数据、本地第三方依赖与安装清单、01—10 实验、复核与环境检查入口、配置、图表、指标及预测。表17定位各项结果，正文保留四位小数，原输出保留完整精度。新增审计不覆盖历史模型指标，复现日志明确区分主要结果一致与概率/未选参数的小数差异。</w:t>
+        <w:t xml:space="preserve">仓库包含原始数据、本地第三方依赖与安装清单、01—10 实验、复核与环境检查入口、配置、图表、指标及预测。表17定位各项结果，正文保留四位小数，原输出保留完整精度。模型指标与补充审计分别保存，复现日志区分最终结果一致与概率或未选参数的小数差异。</w:t>
       </w:r>
     </w:p>
     <w:p>
